--- a/docs/архитектура с первого шага.docx
+++ b/docs/архитектура с первого шага.docx
@@ -1623,7 +1623,21 @@
         <w:rPr>
           <w:lang w:val="en-US"/>
         </w:rPr>
-        <w:t xml:space="preserve"> — Lifetime.Singleton. GameBootstrap </w:t>
+        <w:t xml:space="preserve"> — Lifetime.Singleton. </w:t>
+      </w:r>
+      <w:proofErr w:type="spellStart"/>
+      <w:r>
+        <w:rPr>
+          <w:lang w:val="en-US"/>
+        </w:rPr>
+        <w:t>GameBootstrap</w:t>
+      </w:r>
+      <w:proofErr w:type="spellEnd"/>
+      <w:r>
+        <w:rPr>
+          <w:lang w:val="en-US"/>
+        </w:rPr>
+        <w:t xml:space="preserve"> </w:t>
       </w:r>
       <w:proofErr w:type="spellStart"/>
       <w:r>
@@ -1661,7 +1675,21 @@
         <w:rPr>
           <w:lang w:val="en-US"/>
         </w:rPr>
-        <w:t xml:space="preserve"> RegisterComponentInHierarchy (</w:t>
+        <w:t xml:space="preserve"> </w:t>
+      </w:r>
+      <w:proofErr w:type="spellStart"/>
+      <w:r>
+        <w:rPr>
+          <w:lang w:val="en-US"/>
+        </w:rPr>
+        <w:t>RegisterComponentInHierarchy</w:t>
+      </w:r>
+      <w:proofErr w:type="spellEnd"/>
+      <w:r>
+        <w:rPr>
+          <w:lang w:val="en-US"/>
+        </w:rPr>
+        <w:t xml:space="preserve"> (</w:t>
       </w:r>
       <w:r>
         <w:t>НЕ</w:t>
@@ -2480,6 +2508,4939 @@
       <w:proofErr w:type="spellEnd"/>
       <w:r>
         <w:t>.</w:t>
+      </w:r>
+    </w:p>
+    <w:p/>
+    <w:p>
+      <w:pPr>
+        <w:pStyle w:val="3"/>
+      </w:pPr>
+      <w:r>
+        <w:t>План шага 2 «Машина одна, без врагов»</w:t>
+      </w:r>
+    </w:p>
+    <w:p/>
+    <w:p>
+      <w:r>
+        <w:t xml:space="preserve">  Что НЕ делаю (вне </w:t>
+      </w:r>
+      <w:proofErr w:type="spellStart"/>
+      <w:r>
+        <w:t>scope</w:t>
+      </w:r>
+      <w:proofErr w:type="spellEnd"/>
+      <w:r>
+        <w:t xml:space="preserve"> шага)</w:t>
+      </w:r>
+    </w:p>
+    <w:p/>
+    <w:p>
+      <w:r>
+        <w:t xml:space="preserve">  - Никаких повреждений / </w:t>
+      </w:r>
+      <w:proofErr w:type="spellStart"/>
+      <w:r>
+        <w:t>DamageService</w:t>
+      </w:r>
+      <w:proofErr w:type="spellEnd"/>
+      <w:r>
+        <w:t xml:space="preserve"> (шаг 3).</w:t>
+      </w:r>
+    </w:p>
+    <w:p>
+      <w:r>
+        <w:t xml:space="preserve">  - Никакого AI / врагов (шаг 4).</w:t>
+      </w:r>
+    </w:p>
+    <w:p>
+      <w:r>
+        <w:t xml:space="preserve">  - Никакого </w:t>
+      </w:r>
+      <w:proofErr w:type="spellStart"/>
+      <w:r>
+        <w:t>NitroService</w:t>
+      </w:r>
+      <w:proofErr w:type="spellEnd"/>
+      <w:r>
+        <w:t xml:space="preserve"> / </w:t>
+      </w:r>
+      <w:proofErr w:type="spellStart"/>
+      <w:r>
+        <w:t>pickup'ов</w:t>
+      </w:r>
+      <w:proofErr w:type="spellEnd"/>
+      <w:r>
+        <w:t xml:space="preserve"> (шаг 5).</w:t>
+      </w:r>
+    </w:p>
+    <w:p>
+      <w:r>
+        <w:t xml:space="preserve">  - Никакого </w:t>
+      </w:r>
+      <w:proofErr w:type="spellStart"/>
+      <w:r>
+        <w:t>ICameraBehaviour</w:t>
+      </w:r>
+      <w:proofErr w:type="spellEnd"/>
+      <w:r>
+        <w:t xml:space="preserve"> </w:t>
+      </w:r>
+      <w:proofErr w:type="spellStart"/>
+      <w:r>
+        <w:t>interface</w:t>
+      </w:r>
+      <w:proofErr w:type="spellEnd"/>
+      <w:r>
+        <w:t xml:space="preserve"> + </w:t>
+      </w:r>
+      <w:proofErr w:type="spellStart"/>
+      <w:r>
+        <w:t>CameraRig</w:t>
+      </w:r>
+      <w:proofErr w:type="spellEnd"/>
+      <w:r>
+        <w:t xml:space="preserve"> + </w:t>
+      </w:r>
+      <w:proofErr w:type="spellStart"/>
+      <w:r>
+        <w:t>CameraService</w:t>
+      </w:r>
+      <w:proofErr w:type="spellEnd"/>
+      <w:r>
+        <w:t xml:space="preserve"> — на шаге 2 камера живёт как одиночный </w:t>
+      </w:r>
+      <w:proofErr w:type="spellStart"/>
+      <w:r>
+        <w:t>MonoBehaviour</w:t>
+      </w:r>
+      <w:proofErr w:type="spellEnd"/>
+      <w:r>
+        <w:t>. Абстракция появится на шаге 6, когда добавится</w:t>
+      </w:r>
+    </w:p>
+    <w:p>
+      <w:r>
+        <w:t xml:space="preserve">  </w:t>
+      </w:r>
+      <w:proofErr w:type="spellStart"/>
+      <w:r>
+        <w:t>OrbitDriverCameraBehaviour</w:t>
+      </w:r>
+      <w:proofErr w:type="spellEnd"/>
+      <w:r>
+        <w:t>.</w:t>
+      </w:r>
+    </w:p>
+    <w:p>
+      <w:r>
+        <w:t xml:space="preserve">  - Никакого HUD / UI.</w:t>
+      </w:r>
+    </w:p>
+    <w:p>
+      <w:r>
+        <w:t xml:space="preserve">  - Поле </w:t>
+      </w:r>
+      <w:proofErr w:type="spellStart"/>
+      <w:r>
+        <w:t>MaxArmor</w:t>
+      </w:r>
+      <w:proofErr w:type="spellEnd"/>
+      <w:r>
+        <w:t xml:space="preserve"> в </w:t>
+      </w:r>
+      <w:proofErr w:type="spellStart"/>
+      <w:r>
+        <w:t>CarStatsConfig</w:t>
+      </w:r>
+      <w:proofErr w:type="spellEnd"/>
+      <w:r>
+        <w:t xml:space="preserve"> создам как поле (нужно по §4 </w:t>
+      </w:r>
+      <w:proofErr w:type="spellStart"/>
+      <w:r>
+        <w:t>game-design</w:t>
+      </w:r>
+      <w:proofErr w:type="spellEnd"/>
+      <w:r>
+        <w:t>), но не использую в коде шага 2 — пригодится на шаге 3 без правки SO.</w:t>
+      </w:r>
+    </w:p>
+    <w:p/>
+    <w:p>
+      <w:r>
+        <w:t xml:space="preserve">  Порядок файлов (по слоям)</w:t>
+      </w:r>
+    </w:p>
+    <w:p/>
+    <w:p>
+      <w:r>
+        <w:t xml:space="preserve">  1. Data/</w:t>
+      </w:r>
+      <w:proofErr w:type="spellStart"/>
+      <w:r>
+        <w:t>Configs</w:t>
+      </w:r>
+      <w:proofErr w:type="spellEnd"/>
+      <w:r>
+        <w:t xml:space="preserve"> (SO-определения)</w:t>
+      </w:r>
+    </w:p>
+    <w:p/>
+    <w:p>
+      <w:pPr>
+        <w:rPr>
+          <w:lang w:val="en-US"/>
+        </w:rPr>
+      </w:pPr>
+      <w:r>
+        <w:t xml:space="preserve">  </w:t>
+      </w:r>
+      <w:r>
+        <w:rPr>
+          <w:lang w:val="en-US"/>
+        </w:rPr>
+        <w:t>Assets/Development/Scripts/Data/Configs/Car/</w:t>
+      </w:r>
+      <w:proofErr w:type="spellStart"/>
+      <w:r>
+        <w:rPr>
+          <w:lang w:val="en-US"/>
+        </w:rPr>
+        <w:t>CarStatsConfig.cs</w:t>
+      </w:r>
+      <w:proofErr w:type="spellEnd"/>
+    </w:p>
+    <w:p>
+      <w:pPr>
+        <w:rPr>
+          <w:lang w:val="en-US"/>
+        </w:rPr>
+      </w:pPr>
+      <w:r>
+        <w:rPr>
+          <w:lang w:val="en-US"/>
+        </w:rPr>
+        <w:t xml:space="preserve">  namespace </w:t>
+      </w:r>
+      <w:proofErr w:type="spellStart"/>
+      <w:proofErr w:type="gramStart"/>
+      <w:r>
+        <w:rPr>
+          <w:lang w:val="en-US"/>
+        </w:rPr>
+        <w:t>FlatOutLike.Data.Configs.Car</w:t>
+      </w:r>
+      <w:proofErr w:type="spellEnd"/>
+      <w:proofErr w:type="gramEnd"/>
+      <w:r>
+        <w:rPr>
+          <w:lang w:val="en-US"/>
+        </w:rPr>
+        <w:t>. [</w:t>
+      </w:r>
+      <w:proofErr w:type="spellStart"/>
+      <w:proofErr w:type="gramStart"/>
+      <w:r>
+        <w:rPr>
+          <w:lang w:val="en-US"/>
+        </w:rPr>
+        <w:t>CreateAssetMenu</w:t>
+      </w:r>
+      <w:proofErr w:type="spellEnd"/>
+      <w:r>
+        <w:rPr>
+          <w:lang w:val="en-US"/>
+        </w:rPr>
+        <w:t>(</w:t>
+      </w:r>
+      <w:proofErr w:type="spellStart"/>
+      <w:proofErr w:type="gramEnd"/>
+      <w:r>
+        <w:rPr>
+          <w:lang w:val="en-US"/>
+        </w:rPr>
+        <w:t>menuName</w:t>
+      </w:r>
+      <w:proofErr w:type="spellEnd"/>
+      <w:r>
+        <w:rPr>
+          <w:lang w:val="en-US"/>
+        </w:rPr>
+        <w:t xml:space="preserve"> = "</w:t>
+      </w:r>
+      <w:proofErr w:type="spellStart"/>
+      <w:r>
+        <w:rPr>
+          <w:lang w:val="en-US"/>
+        </w:rPr>
+        <w:t>FlatOutLike</w:t>
+      </w:r>
+      <w:proofErr w:type="spellEnd"/>
+      <w:r>
+        <w:rPr>
+          <w:lang w:val="en-US"/>
+        </w:rPr>
+        <w:t>/Car/</w:t>
+      </w:r>
+      <w:proofErr w:type="spellStart"/>
+      <w:r>
+        <w:rPr>
+          <w:lang w:val="en-US"/>
+        </w:rPr>
+        <w:t>CarStatsConfig</w:t>
+      </w:r>
+      <w:proofErr w:type="spellEnd"/>
+      <w:r>
+        <w:rPr>
+          <w:lang w:val="en-US"/>
+        </w:rPr>
+        <w:t>")].</w:t>
+      </w:r>
+    </w:p>
+    <w:p>
+      <w:r>
+        <w:rPr>
+          <w:lang w:val="en-US"/>
+        </w:rPr>
+        <w:t xml:space="preserve">  </w:t>
+      </w:r>
+      <w:r>
+        <w:t xml:space="preserve">Поля (полный набор по §4 </w:t>
+      </w:r>
+      <w:proofErr w:type="spellStart"/>
+      <w:r>
+        <w:t>game-design</w:t>
+      </w:r>
+      <w:proofErr w:type="spellEnd"/>
+      <w:r>
+        <w:t xml:space="preserve"> — лишние не используются на шаге 2):</w:t>
+      </w:r>
+    </w:p>
+    <w:p>
+      <w:pPr>
+        <w:rPr>
+          <w:lang w:val="en-US"/>
+        </w:rPr>
+      </w:pPr>
+      <w:r>
+        <w:t xml:space="preserve">  </w:t>
+      </w:r>
+      <w:r>
+        <w:rPr>
+          <w:lang w:val="en-US"/>
+        </w:rPr>
+        <w:t xml:space="preserve">- Acceleration (motor torque </w:t>
+      </w:r>
+      <w:r>
+        <w:t>на</w:t>
+      </w:r>
+      <w:r>
+        <w:rPr>
+          <w:lang w:val="en-US"/>
+        </w:rPr>
+        <w:t xml:space="preserve"> drive-wheels)</w:t>
+      </w:r>
+    </w:p>
+    <w:p>
+      <w:pPr>
+        <w:rPr>
+          <w:lang w:val="en-US"/>
+        </w:rPr>
+      </w:pPr>
+      <w:r>
+        <w:rPr>
+          <w:lang w:val="en-US"/>
+        </w:rPr>
+        <w:t xml:space="preserve">  - </w:t>
+      </w:r>
+      <w:proofErr w:type="spellStart"/>
+      <w:r>
+        <w:rPr>
+          <w:lang w:val="en-US"/>
+        </w:rPr>
+        <w:t>TopSpeed</w:t>
+      </w:r>
+      <w:proofErr w:type="spellEnd"/>
+      <w:r>
+        <w:rPr>
+          <w:lang w:val="en-US"/>
+        </w:rPr>
+        <w:t xml:space="preserve"> (</w:t>
+      </w:r>
+      <w:r>
+        <w:t>м</w:t>
+      </w:r>
+      <w:r>
+        <w:rPr>
+          <w:lang w:val="en-US"/>
+        </w:rPr>
+        <w:t>/</w:t>
+      </w:r>
+      <w:r>
+        <w:t>с</w:t>
+      </w:r>
+      <w:r>
+        <w:rPr>
+          <w:lang w:val="en-US"/>
+        </w:rPr>
+        <w:t xml:space="preserve"> — cap)</w:t>
+      </w:r>
+    </w:p>
+    <w:p>
+      <w:pPr>
+        <w:rPr>
+          <w:lang w:val="en-US"/>
+        </w:rPr>
+      </w:pPr>
+      <w:r>
+        <w:rPr>
+          <w:lang w:val="en-US"/>
+        </w:rPr>
+        <w:t xml:space="preserve">  - Mass (kg → </w:t>
+      </w:r>
+      <w:r>
+        <w:t>применится</w:t>
+      </w:r>
+      <w:r>
+        <w:rPr>
+          <w:lang w:val="en-US"/>
+        </w:rPr>
+        <w:t xml:space="preserve"> </w:t>
+      </w:r>
+      <w:r>
+        <w:t>к</w:t>
+      </w:r>
+      <w:r>
+        <w:rPr>
+          <w:lang w:val="en-US"/>
+        </w:rPr>
+        <w:t xml:space="preserve"> </w:t>
+      </w:r>
+      <w:proofErr w:type="spellStart"/>
+      <w:r>
+        <w:rPr>
+          <w:lang w:val="en-US"/>
+        </w:rPr>
+        <w:t>Rigidbody.mass</w:t>
+      </w:r>
+      <w:proofErr w:type="spellEnd"/>
+      <w:r>
+        <w:rPr>
+          <w:lang w:val="en-US"/>
+        </w:rPr>
+        <w:t>)</w:t>
+      </w:r>
+    </w:p>
+    <w:p>
+      <w:r>
+        <w:rPr>
+          <w:lang w:val="en-US"/>
+        </w:rPr>
+        <w:t xml:space="preserve">  </w:t>
+      </w:r>
+      <w:r>
+        <w:t xml:space="preserve">- </w:t>
+      </w:r>
+      <w:proofErr w:type="spellStart"/>
+      <w:r>
+        <w:t>SteerAngle</w:t>
+      </w:r>
+      <w:proofErr w:type="spellEnd"/>
+      <w:r>
+        <w:t xml:space="preserve"> (° — макс угол поворота передних колёс)</w:t>
+      </w:r>
+    </w:p>
+    <w:p>
+      <w:pPr>
+        <w:rPr>
+          <w:lang w:val="en-US"/>
+        </w:rPr>
+      </w:pPr>
+      <w:r>
+        <w:t xml:space="preserve">  </w:t>
+      </w:r>
+      <w:r>
+        <w:rPr>
+          <w:lang w:val="en-US"/>
+        </w:rPr>
+        <w:t xml:space="preserve">- </w:t>
+      </w:r>
+      <w:proofErr w:type="spellStart"/>
+      <w:r>
+        <w:rPr>
+          <w:lang w:val="en-US"/>
+        </w:rPr>
+        <w:t>BrakeForce</w:t>
+      </w:r>
+      <w:proofErr w:type="spellEnd"/>
+      <w:r>
+        <w:rPr>
+          <w:lang w:val="en-US"/>
+        </w:rPr>
+        <w:t xml:space="preserve"> (handbrake torque)</w:t>
+      </w:r>
+    </w:p>
+    <w:p>
+      <w:pPr>
+        <w:rPr>
+          <w:lang w:val="en-US"/>
+        </w:rPr>
+      </w:pPr>
+      <w:r>
+        <w:rPr>
+          <w:lang w:val="en-US"/>
+        </w:rPr>
+        <w:t xml:space="preserve">  - </w:t>
+      </w:r>
+      <w:proofErr w:type="spellStart"/>
+      <w:r>
+        <w:rPr>
+          <w:lang w:val="en-US"/>
+        </w:rPr>
+        <w:t>MaxArmor</w:t>
+      </w:r>
+      <w:proofErr w:type="spellEnd"/>
+      <w:r>
+        <w:rPr>
+          <w:lang w:val="en-US"/>
+        </w:rPr>
+        <w:t xml:space="preserve"> (</w:t>
+      </w:r>
+      <w:r>
+        <w:t>для</w:t>
+      </w:r>
+      <w:r>
+        <w:rPr>
+          <w:lang w:val="en-US"/>
+        </w:rPr>
+        <w:t xml:space="preserve"> </w:t>
+      </w:r>
+      <w:r>
+        <w:t>шага</w:t>
+      </w:r>
+      <w:r>
+        <w:rPr>
+          <w:lang w:val="en-US"/>
+        </w:rPr>
+        <w:t xml:space="preserve"> 3 — </w:t>
+      </w:r>
+      <w:r>
+        <w:t>задел</w:t>
+      </w:r>
+      <w:r>
+        <w:rPr>
+          <w:lang w:val="en-US"/>
+        </w:rPr>
+        <w:t>)</w:t>
+      </w:r>
+    </w:p>
+    <w:p>
+      <w:pPr>
+        <w:rPr>
+          <w:lang w:val="en-US"/>
+        </w:rPr>
+      </w:pPr>
+      <w:r>
+        <w:rPr>
+          <w:lang w:val="en-US"/>
+        </w:rPr>
+        <w:t xml:space="preserve">  - </w:t>
+      </w:r>
+      <w:proofErr w:type="spellStart"/>
+      <w:r>
+        <w:rPr>
+          <w:lang w:val="en-US"/>
+        </w:rPr>
+        <w:t>NitroCapacity</w:t>
+      </w:r>
+      <w:proofErr w:type="spellEnd"/>
+      <w:r>
+        <w:rPr>
+          <w:lang w:val="en-US"/>
+        </w:rPr>
+        <w:t xml:space="preserve">, </w:t>
+      </w:r>
+      <w:proofErr w:type="spellStart"/>
+      <w:r>
+        <w:rPr>
+          <w:lang w:val="en-US"/>
+        </w:rPr>
+        <w:t>NitroForce</w:t>
+      </w:r>
+      <w:proofErr w:type="spellEnd"/>
+      <w:r>
+        <w:rPr>
+          <w:lang w:val="en-US"/>
+        </w:rPr>
+        <w:t xml:space="preserve"> (</w:t>
+      </w:r>
+      <w:r>
+        <w:t>для</w:t>
+      </w:r>
+      <w:r>
+        <w:rPr>
+          <w:lang w:val="en-US"/>
+        </w:rPr>
+        <w:t xml:space="preserve"> </w:t>
+      </w:r>
+      <w:r>
+        <w:t>шага</w:t>
+      </w:r>
+      <w:r>
+        <w:rPr>
+          <w:lang w:val="en-US"/>
+        </w:rPr>
+        <w:t xml:space="preserve"> 5 — </w:t>
+      </w:r>
+      <w:r>
+        <w:t>задел</w:t>
+      </w:r>
+      <w:r>
+        <w:rPr>
+          <w:lang w:val="en-US"/>
+        </w:rPr>
+        <w:t>)</w:t>
+      </w:r>
+    </w:p>
+    <w:p>
+      <w:pPr>
+        <w:rPr>
+          <w:lang w:val="en-US"/>
+        </w:rPr>
+      </w:pPr>
+      <w:r>
+        <w:rPr>
+          <w:lang w:val="en-US"/>
+        </w:rPr>
+        <w:t xml:space="preserve">  - </w:t>
+      </w:r>
+      <w:proofErr w:type="spellStart"/>
+      <w:r>
+        <w:rPr>
+          <w:lang w:val="en-US"/>
+        </w:rPr>
+        <w:t>WheelFriction</w:t>
+      </w:r>
+      <w:proofErr w:type="spellEnd"/>
+      <w:r>
+        <w:rPr>
+          <w:lang w:val="en-US"/>
+        </w:rPr>
+        <w:t xml:space="preserve"> (</w:t>
+      </w:r>
+      <w:r>
+        <w:t>множитель</w:t>
+      </w:r>
+      <w:r>
+        <w:rPr>
+          <w:lang w:val="en-US"/>
+        </w:rPr>
+        <w:t xml:space="preserve"> </w:t>
+      </w:r>
+      <w:r>
+        <w:t>для</w:t>
+      </w:r>
+      <w:r>
+        <w:rPr>
+          <w:lang w:val="en-US"/>
+        </w:rPr>
+        <w:t xml:space="preserve"> </w:t>
+      </w:r>
+      <w:proofErr w:type="spellStart"/>
+      <w:proofErr w:type="gramStart"/>
+      <w:r>
+        <w:rPr>
+          <w:lang w:val="en-US"/>
+        </w:rPr>
+        <w:t>WheelCollider.forwardFriction.stiffness</w:t>
+      </w:r>
+      <w:proofErr w:type="spellEnd"/>
+      <w:proofErr w:type="gramEnd"/>
+      <w:r>
+        <w:rPr>
+          <w:lang w:val="en-US"/>
+        </w:rPr>
+        <w:t>)</w:t>
+      </w:r>
+    </w:p>
+    <w:p>
+      <w:r>
+        <w:rPr>
+          <w:lang w:val="en-US"/>
+        </w:rPr>
+        <w:t xml:space="preserve">  </w:t>
+      </w:r>
+      <w:r>
+        <w:t xml:space="preserve">- </w:t>
+      </w:r>
+      <w:proofErr w:type="spellStart"/>
+      <w:r>
+        <w:t>CenterOfMassOffset</w:t>
+      </w:r>
+      <w:proofErr w:type="spellEnd"/>
+      <w:r>
+        <w:t xml:space="preserve"> (Vector3, для стабильности — обычно небольшой </w:t>
+      </w:r>
+      <w:proofErr w:type="spellStart"/>
+      <w:r>
+        <w:t>negative</w:t>
+      </w:r>
+      <w:proofErr w:type="spellEnd"/>
+      <w:r>
+        <w:t xml:space="preserve"> y)</w:t>
+      </w:r>
+    </w:p>
+    <w:p>
+      <w:r>
+        <w:t xml:space="preserve">  - </w:t>
+      </w:r>
+      <w:proofErr w:type="spellStart"/>
+      <w:r>
+        <w:t>SteerSpeedFalloff</w:t>
+      </w:r>
+      <w:proofErr w:type="spellEnd"/>
+      <w:r>
+        <w:t xml:space="preserve"> (</w:t>
+      </w:r>
+      <w:proofErr w:type="gramStart"/>
+      <w:r>
+        <w:t>0..</w:t>
+      </w:r>
+      <w:proofErr w:type="gramEnd"/>
+      <w:r>
+        <w:t xml:space="preserve">1, насколько уменьшать </w:t>
+      </w:r>
+      <w:proofErr w:type="spellStart"/>
+      <w:r>
+        <w:t>SteerAngle</w:t>
+      </w:r>
+      <w:proofErr w:type="spellEnd"/>
+      <w:r>
+        <w:t xml:space="preserve"> на высокой скорости; 0 = не уменьшать)</w:t>
+      </w:r>
+    </w:p>
+    <w:p/>
+    <w:p>
+      <w:pPr>
+        <w:rPr>
+          <w:lang w:val="en-US"/>
+        </w:rPr>
+      </w:pPr>
+      <w:r>
+        <w:t xml:space="preserve">  </w:t>
+      </w:r>
+      <w:r>
+        <w:rPr>
+          <w:lang w:val="en-US"/>
+        </w:rPr>
+        <w:t>Assets/Development/Scripts/Data/Configs/Camera/ChaseCameraConfig.cs</w:t>
+      </w:r>
+    </w:p>
+    <w:p>
+      <w:pPr>
+        <w:rPr>
+          <w:lang w:val="en-US"/>
+        </w:rPr>
+      </w:pPr>
+      <w:r>
+        <w:rPr>
+          <w:lang w:val="en-US"/>
+        </w:rPr>
+        <w:t xml:space="preserve">  namespace </w:t>
+      </w:r>
+      <w:proofErr w:type="spellStart"/>
+      <w:proofErr w:type="gramStart"/>
+      <w:r>
+        <w:rPr>
+          <w:lang w:val="en-US"/>
+        </w:rPr>
+        <w:t>FlatOutLike.Data.Configs.Camera</w:t>
+      </w:r>
+      <w:proofErr w:type="spellEnd"/>
+      <w:proofErr w:type="gramEnd"/>
+      <w:r>
+        <w:rPr>
+          <w:lang w:val="en-US"/>
+        </w:rPr>
+        <w:t>. [</w:t>
+      </w:r>
+      <w:proofErr w:type="spellStart"/>
+      <w:r>
+        <w:rPr>
+          <w:lang w:val="en-US"/>
+        </w:rPr>
+        <w:t>CreateAssetMenu</w:t>
+      </w:r>
+      <w:proofErr w:type="spellEnd"/>
+      <w:r>
+        <w:rPr>
+          <w:lang w:val="en-US"/>
+        </w:rPr>
+        <w:t>].</w:t>
+      </w:r>
+    </w:p>
+    <w:p>
+      <w:pPr>
+        <w:rPr>
+          <w:lang w:val="en-US"/>
+        </w:rPr>
+      </w:pPr>
+      <w:r>
+        <w:rPr>
+          <w:lang w:val="en-US"/>
+        </w:rPr>
+        <w:t xml:space="preserve">  </w:t>
+      </w:r>
+      <w:r>
+        <w:t>Поля</w:t>
+      </w:r>
+      <w:r>
+        <w:rPr>
+          <w:lang w:val="en-US"/>
+        </w:rPr>
+        <w:t xml:space="preserve">: </w:t>
+      </w:r>
+      <w:proofErr w:type="spellStart"/>
+      <w:r>
+        <w:rPr>
+          <w:lang w:val="en-US"/>
+        </w:rPr>
+        <w:t>FollowDistance</w:t>
+      </w:r>
+      <w:proofErr w:type="spellEnd"/>
+      <w:r>
+        <w:rPr>
+          <w:lang w:val="en-US"/>
+        </w:rPr>
+        <w:t xml:space="preserve">, Height, </w:t>
+      </w:r>
+      <w:proofErr w:type="spellStart"/>
+      <w:r>
+        <w:rPr>
+          <w:lang w:val="en-US"/>
+        </w:rPr>
+        <w:t>PositionSmoothing</w:t>
+      </w:r>
+      <w:proofErr w:type="spellEnd"/>
+      <w:r>
+        <w:rPr>
+          <w:lang w:val="en-US"/>
+        </w:rPr>
+        <w:t xml:space="preserve"> (</w:t>
+      </w:r>
+      <w:proofErr w:type="spellStart"/>
+      <w:r>
+        <w:rPr>
+          <w:lang w:val="en-US"/>
+        </w:rPr>
+        <w:t>SmoothDamp</w:t>
+      </w:r>
+      <w:proofErr w:type="spellEnd"/>
+      <w:r>
+        <w:rPr>
+          <w:lang w:val="en-US"/>
+        </w:rPr>
+        <w:t xml:space="preserve"> time), </w:t>
+      </w:r>
+      <w:proofErr w:type="spellStart"/>
+      <w:r>
+        <w:rPr>
+          <w:lang w:val="en-US"/>
+        </w:rPr>
+        <w:t>RotationSmoothing</w:t>
+      </w:r>
+      <w:proofErr w:type="spellEnd"/>
+      <w:r>
+        <w:rPr>
+          <w:lang w:val="en-US"/>
+        </w:rPr>
+        <w:t xml:space="preserve"> (</w:t>
+      </w:r>
+      <w:proofErr w:type="spellStart"/>
+      <w:r>
+        <w:rPr>
+          <w:lang w:val="en-US"/>
+        </w:rPr>
+        <w:t>Slerp</w:t>
+      </w:r>
+      <w:proofErr w:type="spellEnd"/>
+      <w:r>
+        <w:rPr>
+          <w:lang w:val="en-US"/>
+        </w:rPr>
+        <w:t xml:space="preserve"> factor per second), </w:t>
+      </w:r>
+      <w:proofErr w:type="spellStart"/>
+      <w:r>
+        <w:rPr>
+          <w:lang w:val="en-US"/>
+        </w:rPr>
+        <w:t>LookAheadFactor</w:t>
+      </w:r>
+      <w:proofErr w:type="spellEnd"/>
+      <w:r>
+        <w:rPr>
+          <w:lang w:val="en-US"/>
+        </w:rPr>
+        <w:t xml:space="preserve"> (</w:t>
+      </w:r>
+      <w:r>
+        <w:t>множитель</w:t>
+      </w:r>
+      <w:r>
+        <w:rPr>
+          <w:lang w:val="en-US"/>
+        </w:rPr>
+        <w:t xml:space="preserve"> </w:t>
+      </w:r>
+      <w:r>
+        <w:t>скорости</w:t>
+      </w:r>
+      <w:r>
+        <w:rPr>
+          <w:lang w:val="en-US"/>
+        </w:rPr>
+        <w:t xml:space="preserve"> target'</w:t>
+      </w:r>
+      <w:r>
+        <w:t>а</w:t>
+      </w:r>
+      <w:r>
+        <w:rPr>
+          <w:lang w:val="en-US"/>
+        </w:rPr>
+        <w:t xml:space="preserve"> </w:t>
+      </w:r>
+      <w:r>
+        <w:t>для</w:t>
+      </w:r>
+    </w:p>
+    <w:p>
+      <w:r>
+        <w:rPr>
+          <w:lang w:val="en-US"/>
+        </w:rPr>
+        <w:lastRenderedPageBreak/>
+        <w:t xml:space="preserve">  </w:t>
+      </w:r>
+      <w:r>
+        <w:t>упреждающего смещения).</w:t>
+      </w:r>
+    </w:p>
+    <w:p/>
+    <w:p>
+      <w:r>
+        <w:t xml:space="preserve">  2. Services/Car (</w:t>
+      </w:r>
+      <w:proofErr w:type="spellStart"/>
+      <w:r>
+        <w:t>pure</w:t>
+      </w:r>
+      <w:proofErr w:type="spellEnd"/>
+      <w:r>
+        <w:t xml:space="preserve"> C#)</w:t>
+      </w:r>
+    </w:p>
+    <w:p/>
+    <w:p>
+      <w:pPr>
+        <w:rPr>
+          <w:lang w:val="en-US"/>
+        </w:rPr>
+      </w:pPr>
+      <w:r>
+        <w:t xml:space="preserve">  </w:t>
+      </w:r>
+      <w:r>
+        <w:rPr>
+          <w:lang w:val="en-US"/>
+        </w:rPr>
+        <w:t>Services/Car/</w:t>
+      </w:r>
+      <w:proofErr w:type="spellStart"/>
+      <w:r>
+        <w:rPr>
+          <w:lang w:val="en-US"/>
+        </w:rPr>
+        <w:t>ICarMovementService.cs</w:t>
+      </w:r>
+      <w:proofErr w:type="spellEnd"/>
+      <w:r>
+        <w:rPr>
+          <w:lang w:val="en-US"/>
+        </w:rPr>
+        <w:t xml:space="preserve"> — namespace </w:t>
+      </w:r>
+      <w:proofErr w:type="spellStart"/>
+      <w:proofErr w:type="gramStart"/>
+      <w:r>
+        <w:rPr>
+          <w:lang w:val="en-US"/>
+        </w:rPr>
+        <w:t>FlatOutLike.Services.Car</w:t>
+      </w:r>
+      <w:proofErr w:type="spellEnd"/>
+      <w:proofErr w:type="gramEnd"/>
+      <w:r>
+        <w:rPr>
+          <w:lang w:val="en-US"/>
+        </w:rPr>
+        <w:t>:</w:t>
+      </w:r>
+    </w:p>
+    <w:p>
+      <w:pPr>
+        <w:rPr>
+          <w:lang w:val="en-US"/>
+        </w:rPr>
+      </w:pPr>
+      <w:r>
+        <w:rPr>
+          <w:lang w:val="en-US"/>
+        </w:rPr>
+        <w:t xml:space="preserve">  float </w:t>
+      </w:r>
+      <w:proofErr w:type="spellStart"/>
+      <w:proofErr w:type="gramStart"/>
+      <w:r>
+        <w:rPr>
+          <w:lang w:val="en-US"/>
+        </w:rPr>
+        <w:t>CalculateMotorTorque</w:t>
+      </w:r>
+      <w:proofErr w:type="spellEnd"/>
+      <w:r>
+        <w:rPr>
+          <w:lang w:val="en-US"/>
+        </w:rPr>
+        <w:t>(</w:t>
+      </w:r>
+      <w:proofErr w:type="gramEnd"/>
+      <w:r>
+        <w:rPr>
+          <w:lang w:val="en-US"/>
+        </w:rPr>
+        <w:t xml:space="preserve">float throttle, float </w:t>
+      </w:r>
+      <w:proofErr w:type="spellStart"/>
+      <w:r>
+        <w:rPr>
+          <w:lang w:val="en-US"/>
+        </w:rPr>
+        <w:t>currentForwardSpeed</w:t>
+      </w:r>
+      <w:proofErr w:type="spellEnd"/>
+      <w:r>
+        <w:rPr>
+          <w:lang w:val="en-US"/>
+        </w:rPr>
+        <w:t xml:space="preserve">, </w:t>
+      </w:r>
+      <w:proofErr w:type="spellStart"/>
+      <w:r>
+        <w:rPr>
+          <w:lang w:val="en-US"/>
+        </w:rPr>
+        <w:t>CarStatsConfig</w:t>
+      </w:r>
+      <w:proofErr w:type="spellEnd"/>
+      <w:r>
+        <w:rPr>
+          <w:lang w:val="en-US"/>
+        </w:rPr>
+        <w:t xml:space="preserve"> stats);</w:t>
+      </w:r>
+    </w:p>
+    <w:p>
+      <w:pPr>
+        <w:rPr>
+          <w:lang w:val="en-US"/>
+        </w:rPr>
+      </w:pPr>
+      <w:r>
+        <w:rPr>
+          <w:lang w:val="en-US"/>
+        </w:rPr>
+        <w:t xml:space="preserve">  float </w:t>
+      </w:r>
+      <w:proofErr w:type="spellStart"/>
+      <w:proofErr w:type="gramStart"/>
+      <w:r>
+        <w:rPr>
+          <w:lang w:val="en-US"/>
+        </w:rPr>
+        <w:t>CalculateSteerAngle</w:t>
+      </w:r>
+      <w:proofErr w:type="spellEnd"/>
+      <w:r>
+        <w:rPr>
+          <w:lang w:val="en-US"/>
+        </w:rPr>
+        <w:t>(</w:t>
+      </w:r>
+      <w:proofErr w:type="gramEnd"/>
+      <w:r>
+        <w:rPr>
+          <w:lang w:val="en-US"/>
+        </w:rPr>
+        <w:t xml:space="preserve">float </w:t>
+      </w:r>
+      <w:proofErr w:type="spellStart"/>
+      <w:r>
+        <w:rPr>
+          <w:lang w:val="en-US"/>
+        </w:rPr>
+        <w:t>steerInput</w:t>
+      </w:r>
+      <w:proofErr w:type="spellEnd"/>
+      <w:r>
+        <w:rPr>
+          <w:lang w:val="en-US"/>
+        </w:rPr>
+        <w:t xml:space="preserve">, float </w:t>
+      </w:r>
+      <w:proofErr w:type="spellStart"/>
+      <w:r>
+        <w:rPr>
+          <w:lang w:val="en-US"/>
+        </w:rPr>
+        <w:t>currentForwardSpeed</w:t>
+      </w:r>
+      <w:proofErr w:type="spellEnd"/>
+      <w:r>
+        <w:rPr>
+          <w:lang w:val="en-US"/>
+        </w:rPr>
+        <w:t xml:space="preserve">, </w:t>
+      </w:r>
+      <w:proofErr w:type="spellStart"/>
+      <w:r>
+        <w:rPr>
+          <w:lang w:val="en-US"/>
+        </w:rPr>
+        <w:t>CarStatsConfig</w:t>
+      </w:r>
+      <w:proofErr w:type="spellEnd"/>
+      <w:r>
+        <w:rPr>
+          <w:lang w:val="en-US"/>
+        </w:rPr>
+        <w:t xml:space="preserve"> stats);</w:t>
+      </w:r>
+    </w:p>
+    <w:p>
+      <w:pPr>
+        <w:rPr>
+          <w:lang w:val="en-US"/>
+        </w:rPr>
+      </w:pPr>
+      <w:r>
+        <w:rPr>
+          <w:lang w:val="en-US"/>
+        </w:rPr>
+        <w:t xml:space="preserve">  float </w:t>
+      </w:r>
+      <w:proofErr w:type="spellStart"/>
+      <w:proofErr w:type="gramStart"/>
+      <w:r>
+        <w:rPr>
+          <w:lang w:val="en-US"/>
+        </w:rPr>
+        <w:t>CalculateBrakeTorque</w:t>
+      </w:r>
+      <w:proofErr w:type="spellEnd"/>
+      <w:r>
+        <w:rPr>
+          <w:lang w:val="en-US"/>
+        </w:rPr>
+        <w:t>(</w:t>
+      </w:r>
+      <w:proofErr w:type="gramEnd"/>
+      <w:r>
+        <w:rPr>
+          <w:lang w:val="en-US"/>
+        </w:rPr>
+        <w:t xml:space="preserve">bool handbrake, </w:t>
+      </w:r>
+      <w:proofErr w:type="spellStart"/>
+      <w:r>
+        <w:rPr>
+          <w:lang w:val="en-US"/>
+        </w:rPr>
+        <w:t>CarStatsConfig</w:t>
+      </w:r>
+      <w:proofErr w:type="spellEnd"/>
+      <w:r>
+        <w:rPr>
+          <w:lang w:val="en-US"/>
+        </w:rPr>
+        <w:t xml:space="preserve"> stats);</w:t>
+      </w:r>
+    </w:p>
+    <w:p>
+      <w:pPr>
+        <w:rPr>
+          <w:lang w:val="en-US"/>
+        </w:rPr>
+      </w:pPr>
+    </w:p>
+    <w:p>
+      <w:pPr>
+        <w:rPr>
+          <w:lang w:val="en-US"/>
+        </w:rPr>
+      </w:pPr>
+      <w:r>
+        <w:rPr>
+          <w:lang w:val="en-US"/>
+        </w:rPr>
+        <w:t xml:space="preserve">  Services/Car/</w:t>
+      </w:r>
+      <w:proofErr w:type="spellStart"/>
+      <w:r>
+        <w:rPr>
+          <w:lang w:val="en-US"/>
+        </w:rPr>
+        <w:t>CarMovementService.cs</w:t>
+      </w:r>
+      <w:proofErr w:type="spellEnd"/>
+      <w:r>
+        <w:rPr>
+          <w:lang w:val="en-US"/>
+        </w:rPr>
+        <w:t xml:space="preserve"> — </w:t>
+      </w:r>
+      <w:r>
+        <w:t>реализация</w:t>
+      </w:r>
+      <w:r>
+        <w:rPr>
+          <w:lang w:val="en-US"/>
+        </w:rPr>
+        <w:t>:</w:t>
+      </w:r>
+    </w:p>
+    <w:p>
+      <w:pPr>
+        <w:rPr>
+          <w:lang w:val="en-US"/>
+        </w:rPr>
+      </w:pPr>
+      <w:r>
+        <w:rPr>
+          <w:lang w:val="en-US"/>
+        </w:rPr>
+        <w:t xml:space="preserve">  - </w:t>
+      </w:r>
+      <w:proofErr w:type="spellStart"/>
+      <w:r>
+        <w:rPr>
+          <w:lang w:val="en-US"/>
+        </w:rPr>
+        <w:t>CalculateMotorTorque</w:t>
+      </w:r>
+      <w:proofErr w:type="spellEnd"/>
+      <w:r>
+        <w:rPr>
+          <w:lang w:val="en-US"/>
+        </w:rPr>
+        <w:t xml:space="preserve">: </w:t>
+      </w:r>
+      <w:r>
+        <w:t>при</w:t>
+      </w:r>
+      <w:r>
+        <w:rPr>
+          <w:lang w:val="en-US"/>
+        </w:rPr>
+        <w:t xml:space="preserve"> |</w:t>
+      </w:r>
+      <w:proofErr w:type="spellStart"/>
+      <w:r>
+        <w:rPr>
+          <w:lang w:val="en-US"/>
+        </w:rPr>
+        <w:t>currentSpeed</w:t>
+      </w:r>
+      <w:proofErr w:type="spellEnd"/>
+      <w:r>
+        <w:rPr>
+          <w:lang w:val="en-US"/>
+        </w:rPr>
+        <w:t xml:space="preserve">| &lt; </w:t>
+      </w:r>
+      <w:proofErr w:type="spellStart"/>
+      <w:r>
+        <w:rPr>
+          <w:lang w:val="en-US"/>
+        </w:rPr>
+        <w:t>TopSpeed</w:t>
+      </w:r>
+      <w:proofErr w:type="spellEnd"/>
+      <w:r>
+        <w:rPr>
+          <w:lang w:val="en-US"/>
+        </w:rPr>
+        <w:t xml:space="preserve"> → throttle * Acceleration; </w:t>
+      </w:r>
+      <w:r>
+        <w:t>иначе</w:t>
+      </w:r>
+      <w:r>
+        <w:rPr>
+          <w:lang w:val="en-US"/>
+        </w:rPr>
+        <w:t xml:space="preserve"> 0 (cap). </w:t>
+      </w:r>
+      <w:r>
+        <w:t>Чисто</w:t>
+      </w:r>
+      <w:r>
+        <w:rPr>
+          <w:lang w:val="en-US"/>
+        </w:rPr>
+        <w:t xml:space="preserve"> </w:t>
+      </w:r>
+      <w:r>
+        <w:t>формула</w:t>
+      </w:r>
+      <w:r>
+        <w:rPr>
+          <w:lang w:val="en-US"/>
+        </w:rPr>
+        <w:t xml:space="preserve"> </w:t>
+      </w:r>
+      <w:r>
+        <w:t>без</w:t>
+      </w:r>
+      <w:r>
+        <w:rPr>
+          <w:lang w:val="en-US"/>
+        </w:rPr>
+        <w:t xml:space="preserve"> Unity API </w:t>
+      </w:r>
+      <w:r>
+        <w:t>кроме</w:t>
+      </w:r>
+      <w:r>
+        <w:rPr>
+          <w:lang w:val="en-US"/>
+        </w:rPr>
+        <w:t xml:space="preserve"> </w:t>
+      </w:r>
+      <w:proofErr w:type="spellStart"/>
+      <w:r>
+        <w:rPr>
+          <w:lang w:val="en-US"/>
+        </w:rPr>
+        <w:t>Mathf.Abs</w:t>
+      </w:r>
+      <w:proofErr w:type="spellEnd"/>
+      <w:r>
+        <w:rPr>
+          <w:lang w:val="en-US"/>
+        </w:rPr>
+        <w:t>.</w:t>
+      </w:r>
+    </w:p>
+    <w:p>
+      <w:pPr>
+        <w:rPr>
+          <w:lang w:val="en-US"/>
+        </w:rPr>
+      </w:pPr>
+      <w:r>
+        <w:rPr>
+          <w:lang w:val="en-US"/>
+        </w:rPr>
+        <w:t xml:space="preserve">  - </w:t>
+      </w:r>
+      <w:proofErr w:type="spellStart"/>
+      <w:r>
+        <w:rPr>
+          <w:lang w:val="en-US"/>
+        </w:rPr>
+        <w:t>CalculateSteerAngle</w:t>
+      </w:r>
+      <w:proofErr w:type="spellEnd"/>
+      <w:r>
+        <w:rPr>
+          <w:lang w:val="en-US"/>
+        </w:rPr>
+        <w:t xml:space="preserve">: </w:t>
+      </w:r>
+      <w:r>
+        <w:t>линейная</w:t>
+      </w:r>
+      <w:r>
+        <w:rPr>
+          <w:lang w:val="en-US"/>
+        </w:rPr>
+        <w:t xml:space="preserve"> </w:t>
+      </w:r>
+      <w:r>
+        <w:t>редукция</w:t>
+      </w:r>
+      <w:r>
+        <w:rPr>
+          <w:lang w:val="en-US"/>
+        </w:rPr>
+        <w:t xml:space="preserve"> </w:t>
+      </w:r>
+      <w:r>
+        <w:t>от</w:t>
+      </w:r>
+      <w:r>
+        <w:rPr>
+          <w:lang w:val="en-US"/>
+        </w:rPr>
+        <w:t xml:space="preserve"> </w:t>
+      </w:r>
+      <w:proofErr w:type="spellStart"/>
+      <w:r>
+        <w:rPr>
+          <w:lang w:val="en-US"/>
+        </w:rPr>
+        <w:t>SteerAngle</w:t>
+      </w:r>
+      <w:proofErr w:type="spellEnd"/>
+      <w:r>
+        <w:rPr>
+          <w:lang w:val="en-US"/>
+        </w:rPr>
+        <w:t xml:space="preserve"> </w:t>
+      </w:r>
+      <w:r>
+        <w:t>к</w:t>
+      </w:r>
+      <w:r>
+        <w:rPr>
+          <w:lang w:val="en-US"/>
+        </w:rPr>
+        <w:t xml:space="preserve"> </w:t>
+      </w:r>
+      <w:proofErr w:type="spellStart"/>
+      <w:r>
+        <w:rPr>
+          <w:lang w:val="en-US"/>
+        </w:rPr>
+        <w:t>SteerAngle</w:t>
+      </w:r>
+      <w:proofErr w:type="spellEnd"/>
+      <w:r>
+        <w:rPr>
+          <w:lang w:val="en-US"/>
+        </w:rPr>
+        <w:t xml:space="preserve"> * (1 - </w:t>
+      </w:r>
+      <w:proofErr w:type="spellStart"/>
+      <w:r>
+        <w:rPr>
+          <w:lang w:val="en-US"/>
+        </w:rPr>
+        <w:t>SteerSpeedFalloff</w:t>
+      </w:r>
+      <w:proofErr w:type="spellEnd"/>
+      <w:r>
+        <w:rPr>
+          <w:lang w:val="en-US"/>
+        </w:rPr>
+        <w:t xml:space="preserve">) </w:t>
+      </w:r>
+      <w:r>
+        <w:t>при</w:t>
+      </w:r>
+      <w:r>
+        <w:rPr>
+          <w:lang w:val="en-US"/>
+        </w:rPr>
+        <w:t xml:space="preserve"> </w:t>
+      </w:r>
+      <w:r>
+        <w:t>достижении</w:t>
+      </w:r>
+      <w:r>
+        <w:rPr>
+          <w:lang w:val="en-US"/>
+        </w:rPr>
+        <w:t xml:space="preserve"> </w:t>
+      </w:r>
+      <w:proofErr w:type="spellStart"/>
+      <w:r>
+        <w:rPr>
+          <w:lang w:val="en-US"/>
+        </w:rPr>
+        <w:t>TopSpeed</w:t>
+      </w:r>
+      <w:proofErr w:type="spellEnd"/>
+      <w:r>
+        <w:rPr>
+          <w:lang w:val="en-US"/>
+        </w:rPr>
+        <w:t>.</w:t>
+      </w:r>
+    </w:p>
+    <w:p>
+      <w:pPr>
+        <w:rPr>
+          <w:lang w:val="en-US"/>
+        </w:rPr>
+      </w:pPr>
+      <w:r>
+        <w:rPr>
+          <w:lang w:val="en-US"/>
+        </w:rPr>
+        <w:t xml:space="preserve">  - </w:t>
+      </w:r>
+      <w:proofErr w:type="spellStart"/>
+      <w:r>
+        <w:rPr>
+          <w:lang w:val="en-US"/>
+        </w:rPr>
+        <w:t>CalculateBrakeTorque</w:t>
+      </w:r>
+      <w:proofErr w:type="spellEnd"/>
+      <w:r>
+        <w:rPr>
+          <w:lang w:val="en-US"/>
+        </w:rPr>
+        <w:t xml:space="preserve">: </w:t>
+      </w:r>
+      <w:proofErr w:type="gramStart"/>
+      <w:r>
+        <w:rPr>
+          <w:lang w:val="en-US"/>
+        </w:rPr>
+        <w:t>handbrake ?</w:t>
+      </w:r>
+      <w:proofErr w:type="gramEnd"/>
+      <w:r>
+        <w:rPr>
+          <w:lang w:val="en-US"/>
+        </w:rPr>
+        <w:t xml:space="preserve"> </w:t>
+      </w:r>
+      <w:proofErr w:type="spellStart"/>
+      <w:proofErr w:type="gramStart"/>
+      <w:r>
+        <w:rPr>
+          <w:lang w:val="en-US"/>
+        </w:rPr>
+        <w:t>BrakeForce</w:t>
+      </w:r>
+      <w:proofErr w:type="spellEnd"/>
+      <w:r>
+        <w:rPr>
+          <w:lang w:val="en-US"/>
+        </w:rPr>
+        <w:t xml:space="preserve"> :</w:t>
+      </w:r>
+      <w:proofErr w:type="gramEnd"/>
+      <w:r>
+        <w:rPr>
+          <w:lang w:val="en-US"/>
+        </w:rPr>
+        <w:t xml:space="preserve"> 0.</w:t>
+      </w:r>
+    </w:p>
+    <w:p>
+      <w:pPr>
+        <w:rPr>
+          <w:lang w:val="en-US"/>
+        </w:rPr>
+      </w:pPr>
+      <w:r>
+        <w:rPr>
+          <w:lang w:val="en-US"/>
+        </w:rPr>
+        <w:t xml:space="preserve">  - Stateless → Singleton.</w:t>
+      </w:r>
+    </w:p>
+    <w:p>
+      <w:pPr>
+        <w:rPr>
+          <w:lang w:val="en-US"/>
+        </w:rPr>
+      </w:pPr>
+    </w:p>
+    <w:p>
+      <w:pPr>
+        <w:rPr>
+          <w:lang w:val="en-US"/>
+        </w:rPr>
+      </w:pPr>
+      <w:r>
+        <w:rPr>
+          <w:lang w:val="en-US"/>
+        </w:rPr>
+        <w:t xml:space="preserve">  3. Controllers/Car (</w:t>
+      </w:r>
+      <w:proofErr w:type="spellStart"/>
+      <w:r>
+        <w:rPr>
+          <w:lang w:val="en-US"/>
+        </w:rPr>
+        <w:t>MonoBehaviour</w:t>
+      </w:r>
+      <w:proofErr w:type="spellEnd"/>
+      <w:r>
+        <w:rPr>
+          <w:lang w:val="en-US"/>
+        </w:rPr>
+        <w:t>)</w:t>
+      </w:r>
+    </w:p>
+    <w:p>
+      <w:pPr>
+        <w:rPr>
+          <w:lang w:val="en-US"/>
+        </w:rPr>
+      </w:pPr>
+    </w:p>
+    <w:p>
+      <w:pPr>
+        <w:rPr>
+          <w:lang w:val="en-US"/>
+        </w:rPr>
+      </w:pPr>
+      <w:r>
+        <w:rPr>
+          <w:lang w:val="en-US"/>
+        </w:rPr>
+        <w:t xml:space="preserve">  Controllers/Car/</w:t>
+      </w:r>
+      <w:proofErr w:type="spellStart"/>
+      <w:r>
+        <w:rPr>
+          <w:lang w:val="en-US"/>
+        </w:rPr>
+        <w:t>CarController.cs</w:t>
+      </w:r>
+      <w:proofErr w:type="spellEnd"/>
+      <w:r>
+        <w:rPr>
+          <w:lang w:val="en-US"/>
+        </w:rPr>
+        <w:t xml:space="preserve"> — namespace </w:t>
+      </w:r>
+      <w:proofErr w:type="spellStart"/>
+      <w:proofErr w:type="gramStart"/>
+      <w:r>
+        <w:rPr>
+          <w:lang w:val="en-US"/>
+        </w:rPr>
+        <w:t>FlatOutLike.Controllers.Car</w:t>
+      </w:r>
+      <w:proofErr w:type="spellEnd"/>
+      <w:proofErr w:type="gramEnd"/>
+      <w:r>
+        <w:rPr>
+          <w:lang w:val="en-US"/>
+        </w:rPr>
+        <w:t>:</w:t>
+      </w:r>
+    </w:p>
+    <w:p>
+      <w:pPr>
+        <w:rPr>
+          <w:lang w:val="en-US"/>
+        </w:rPr>
+      </w:pPr>
+      <w:r>
+        <w:rPr>
+          <w:lang w:val="en-US"/>
+        </w:rPr>
+        <w:t xml:space="preserve">  - [</w:t>
+      </w:r>
+      <w:proofErr w:type="spellStart"/>
+      <w:r>
+        <w:rPr>
+          <w:lang w:val="en-US"/>
+        </w:rPr>
+        <w:t>SerializeField</w:t>
+      </w:r>
+      <w:proofErr w:type="spellEnd"/>
+      <w:r>
+        <w:rPr>
+          <w:lang w:val="en-US"/>
+        </w:rPr>
+        <w:t xml:space="preserve">] </w:t>
+      </w:r>
+      <w:r>
+        <w:t>поля</w:t>
+      </w:r>
+      <w:r>
+        <w:rPr>
+          <w:lang w:val="en-US"/>
+        </w:rPr>
+        <w:t xml:space="preserve">: </w:t>
+      </w:r>
+      <w:proofErr w:type="spellStart"/>
+      <w:r>
+        <w:rPr>
+          <w:lang w:val="en-US"/>
+        </w:rPr>
+        <w:t>Rigidbody</w:t>
+      </w:r>
+      <w:proofErr w:type="spellEnd"/>
+      <w:r>
+        <w:rPr>
+          <w:lang w:val="en-US"/>
+        </w:rPr>
+        <w:t xml:space="preserve"> _</w:t>
+      </w:r>
+      <w:proofErr w:type="spellStart"/>
+      <w:r>
+        <w:rPr>
+          <w:lang w:val="en-US"/>
+        </w:rPr>
+        <w:t>rigidbody</w:t>
+      </w:r>
+      <w:proofErr w:type="spellEnd"/>
+      <w:r>
+        <w:rPr>
+          <w:lang w:val="en-US"/>
+        </w:rPr>
+        <w:t xml:space="preserve">, </w:t>
+      </w:r>
+      <w:proofErr w:type="spellStart"/>
+      <w:proofErr w:type="gramStart"/>
+      <w:r>
+        <w:rPr>
+          <w:lang w:val="en-US"/>
+        </w:rPr>
+        <w:t>WheelCollider</w:t>
+      </w:r>
+      <w:proofErr w:type="spellEnd"/>
+      <w:r>
+        <w:rPr>
+          <w:lang w:val="en-US"/>
+        </w:rPr>
+        <w:t>[</w:t>
+      </w:r>
+      <w:proofErr w:type="gramEnd"/>
+      <w:r>
+        <w:rPr>
+          <w:lang w:val="en-US"/>
+        </w:rPr>
+        <w:t>] _</w:t>
+      </w:r>
+      <w:proofErr w:type="spellStart"/>
+      <w:r>
+        <w:rPr>
+          <w:lang w:val="en-US"/>
+        </w:rPr>
+        <w:t>driveWheels</w:t>
+      </w:r>
+      <w:proofErr w:type="spellEnd"/>
+      <w:r>
+        <w:rPr>
+          <w:lang w:val="en-US"/>
+        </w:rPr>
+        <w:t xml:space="preserve">, </w:t>
+      </w:r>
+      <w:proofErr w:type="spellStart"/>
+      <w:proofErr w:type="gramStart"/>
+      <w:r>
+        <w:rPr>
+          <w:lang w:val="en-US"/>
+        </w:rPr>
+        <w:t>WheelCollider</w:t>
+      </w:r>
+      <w:proofErr w:type="spellEnd"/>
+      <w:r>
+        <w:rPr>
+          <w:lang w:val="en-US"/>
+        </w:rPr>
+        <w:t>[</w:t>
+      </w:r>
+      <w:proofErr w:type="gramEnd"/>
+      <w:r>
+        <w:rPr>
+          <w:lang w:val="en-US"/>
+        </w:rPr>
+        <w:t>] _</w:t>
+      </w:r>
+      <w:proofErr w:type="spellStart"/>
+      <w:r>
+        <w:rPr>
+          <w:lang w:val="en-US"/>
+        </w:rPr>
+        <w:t>steerWheels</w:t>
+      </w:r>
+      <w:proofErr w:type="spellEnd"/>
+      <w:r>
+        <w:rPr>
+          <w:lang w:val="en-US"/>
+        </w:rPr>
+        <w:t xml:space="preserve">, </w:t>
+      </w:r>
+      <w:proofErr w:type="gramStart"/>
+      <w:r>
+        <w:rPr>
+          <w:lang w:val="en-US"/>
+        </w:rPr>
+        <w:t>Transform[</w:t>
+      </w:r>
+      <w:proofErr w:type="gramEnd"/>
+      <w:r>
+        <w:rPr>
+          <w:lang w:val="en-US"/>
+        </w:rPr>
+        <w:t>] _</w:t>
+      </w:r>
+      <w:proofErr w:type="spellStart"/>
+      <w:r>
+        <w:rPr>
+          <w:lang w:val="en-US"/>
+        </w:rPr>
+        <w:t>wheelVisuals</w:t>
+      </w:r>
+      <w:proofErr w:type="spellEnd"/>
+      <w:r>
+        <w:rPr>
+          <w:lang w:val="en-US"/>
+        </w:rPr>
+        <w:t xml:space="preserve"> (</w:t>
+      </w:r>
+      <w:r>
+        <w:t>опционально</w:t>
+      </w:r>
+      <w:r>
+        <w:rPr>
+          <w:lang w:val="en-US"/>
+        </w:rPr>
+        <w:t xml:space="preserve">, </w:t>
+      </w:r>
+      <w:r>
+        <w:t>для</w:t>
+      </w:r>
+      <w:r>
+        <w:rPr>
+          <w:lang w:val="en-US"/>
+        </w:rPr>
+        <w:t xml:space="preserve"> </w:t>
+      </w:r>
+      <w:proofErr w:type="spellStart"/>
+      <w:r>
+        <w:t>синка</w:t>
+      </w:r>
+      <w:proofErr w:type="spellEnd"/>
+      <w:r>
+        <w:rPr>
+          <w:lang w:val="en-US"/>
+        </w:rPr>
+        <w:t xml:space="preserve"> </w:t>
+      </w:r>
+      <w:r>
+        <w:t>вращения</w:t>
+      </w:r>
+    </w:p>
+    <w:p>
+      <w:pPr>
+        <w:rPr>
+          <w:lang w:val="en-US"/>
+        </w:rPr>
+      </w:pPr>
+      <w:r>
+        <w:rPr>
+          <w:lang w:val="en-US"/>
+        </w:rPr>
+        <w:t xml:space="preserve">  </w:t>
+      </w:r>
+      <w:r>
+        <w:t>колёс</w:t>
+      </w:r>
+      <w:r>
+        <w:rPr>
+          <w:lang w:val="en-US"/>
+        </w:rPr>
+        <w:t xml:space="preserve">), </w:t>
+      </w:r>
+      <w:proofErr w:type="spellStart"/>
+      <w:r>
+        <w:rPr>
+          <w:lang w:val="en-US"/>
+        </w:rPr>
+        <w:t>CarStatsConfig</w:t>
+      </w:r>
+      <w:proofErr w:type="spellEnd"/>
+      <w:r>
+        <w:rPr>
+          <w:lang w:val="en-US"/>
+        </w:rPr>
+        <w:t xml:space="preserve"> _config.</w:t>
+      </w:r>
+    </w:p>
+    <w:p>
+      <w:pPr>
+        <w:rPr>
+          <w:lang w:val="en-US"/>
+        </w:rPr>
+      </w:pPr>
+      <w:r>
+        <w:rPr>
+          <w:lang w:val="en-US"/>
+        </w:rPr>
+        <w:t xml:space="preserve">  - </w:t>
+      </w:r>
+      <w:r>
+        <w:t>Приватные</w:t>
+      </w:r>
+      <w:r>
+        <w:rPr>
+          <w:lang w:val="en-US"/>
+        </w:rPr>
+        <w:t xml:space="preserve">: </w:t>
+      </w:r>
+      <w:proofErr w:type="spellStart"/>
+      <w:r>
+        <w:rPr>
+          <w:lang w:val="en-US"/>
+        </w:rPr>
+        <w:t>IInputProvider</w:t>
+      </w:r>
+      <w:proofErr w:type="spellEnd"/>
+      <w:r>
+        <w:rPr>
+          <w:lang w:val="en-US"/>
+        </w:rPr>
+        <w:t xml:space="preserve"> _input, </w:t>
+      </w:r>
+      <w:proofErr w:type="spellStart"/>
+      <w:r>
+        <w:rPr>
+          <w:lang w:val="en-US"/>
+        </w:rPr>
+        <w:t>ICarMovementService</w:t>
+      </w:r>
+      <w:proofErr w:type="spellEnd"/>
+      <w:r>
+        <w:rPr>
+          <w:lang w:val="en-US"/>
+        </w:rPr>
+        <w:t xml:space="preserve"> _movement, bool _initialized.</w:t>
+      </w:r>
+    </w:p>
+    <w:p>
+      <w:pPr>
+        <w:rPr>
+          <w:lang w:val="en-US"/>
+        </w:rPr>
+      </w:pPr>
+      <w:r>
+        <w:rPr>
+          <w:lang w:val="en-US"/>
+        </w:rPr>
+        <w:t xml:space="preserve">  - [Inject] public void </w:t>
+      </w:r>
+      <w:proofErr w:type="gramStart"/>
+      <w:r>
+        <w:rPr>
+          <w:lang w:val="en-US"/>
+        </w:rPr>
+        <w:t>Construct(</w:t>
+      </w:r>
+      <w:proofErr w:type="spellStart"/>
+      <w:proofErr w:type="gramEnd"/>
+      <w:r>
+        <w:rPr>
+          <w:lang w:val="en-US"/>
+        </w:rPr>
+        <w:t>IInputProvider</w:t>
+      </w:r>
+      <w:proofErr w:type="spellEnd"/>
+      <w:r>
+        <w:rPr>
+          <w:lang w:val="en-US"/>
+        </w:rPr>
+        <w:t xml:space="preserve"> input, </w:t>
+      </w:r>
+      <w:proofErr w:type="spellStart"/>
+      <w:r>
+        <w:rPr>
+          <w:lang w:val="en-US"/>
+        </w:rPr>
+        <w:t>ICarMovementService</w:t>
+      </w:r>
+      <w:proofErr w:type="spellEnd"/>
+      <w:r>
+        <w:rPr>
+          <w:lang w:val="en-US"/>
+        </w:rPr>
+        <w:t xml:space="preserve"> movement):</w:t>
+      </w:r>
+    </w:p>
+    <w:p>
+      <w:pPr>
+        <w:rPr>
+          <w:lang w:val="en-US"/>
+        </w:rPr>
+      </w:pPr>
+      <w:r>
+        <w:rPr>
+          <w:lang w:val="en-US"/>
+        </w:rPr>
+        <w:t xml:space="preserve">    - </w:t>
+      </w:r>
+      <w:r>
+        <w:t>сохраняет</w:t>
+      </w:r>
+      <w:r>
+        <w:rPr>
+          <w:lang w:val="en-US"/>
+        </w:rPr>
+        <w:t xml:space="preserve"> </w:t>
+      </w:r>
+      <w:r>
+        <w:t>поля</w:t>
+      </w:r>
+    </w:p>
+    <w:p>
+      <w:pPr>
+        <w:rPr>
+          <w:lang w:val="en-US"/>
+        </w:rPr>
+      </w:pPr>
+      <w:r>
+        <w:rPr>
+          <w:lang w:val="en-US"/>
+        </w:rPr>
+        <w:t xml:space="preserve">    - _</w:t>
+      </w:r>
+      <w:proofErr w:type="spellStart"/>
+      <w:proofErr w:type="gramStart"/>
+      <w:r>
+        <w:rPr>
+          <w:lang w:val="en-US"/>
+        </w:rPr>
+        <w:t>rigidbody.mass</w:t>
+      </w:r>
+      <w:proofErr w:type="spellEnd"/>
+      <w:proofErr w:type="gramEnd"/>
+      <w:r>
+        <w:rPr>
+          <w:lang w:val="en-US"/>
+        </w:rPr>
+        <w:t xml:space="preserve"> = _</w:t>
+      </w:r>
+      <w:proofErr w:type="spellStart"/>
+      <w:proofErr w:type="gramStart"/>
+      <w:r>
+        <w:rPr>
+          <w:lang w:val="en-US"/>
+        </w:rPr>
+        <w:t>config.Mass</w:t>
+      </w:r>
+      <w:proofErr w:type="spellEnd"/>
+      <w:proofErr w:type="gramEnd"/>
+    </w:p>
+    <w:p>
+      <w:pPr>
+        <w:rPr>
+          <w:lang w:val="en-US"/>
+        </w:rPr>
+      </w:pPr>
+      <w:r>
+        <w:rPr>
+          <w:lang w:val="en-US"/>
+        </w:rPr>
+        <w:t xml:space="preserve">    - _</w:t>
+      </w:r>
+      <w:proofErr w:type="spellStart"/>
+      <w:proofErr w:type="gramStart"/>
+      <w:r>
+        <w:rPr>
+          <w:lang w:val="en-US"/>
+        </w:rPr>
+        <w:t>rigidbody.centerOfMass</w:t>
+      </w:r>
+      <w:proofErr w:type="spellEnd"/>
+      <w:proofErr w:type="gramEnd"/>
+      <w:r>
+        <w:rPr>
+          <w:lang w:val="en-US"/>
+        </w:rPr>
+        <w:t xml:space="preserve"> = _</w:t>
+      </w:r>
+      <w:proofErr w:type="spellStart"/>
+      <w:proofErr w:type="gramStart"/>
+      <w:r>
+        <w:rPr>
+          <w:lang w:val="en-US"/>
+        </w:rPr>
+        <w:t>config.CenterOfMassOffset</w:t>
+      </w:r>
+      <w:proofErr w:type="spellEnd"/>
+      <w:proofErr w:type="gramEnd"/>
+    </w:p>
+    <w:p>
+      <w:pPr>
+        <w:rPr>
+          <w:lang w:val="en-US"/>
+        </w:rPr>
+      </w:pPr>
+      <w:r>
+        <w:rPr>
+          <w:lang w:val="en-US"/>
+        </w:rPr>
+        <w:t xml:space="preserve">    - </w:t>
+      </w:r>
+      <w:r>
+        <w:t>применяет</w:t>
+      </w:r>
+      <w:r>
+        <w:rPr>
+          <w:lang w:val="en-US"/>
+        </w:rPr>
+        <w:t xml:space="preserve"> </w:t>
+      </w:r>
+      <w:proofErr w:type="spellStart"/>
+      <w:r>
+        <w:rPr>
+          <w:lang w:val="en-US"/>
+        </w:rPr>
+        <w:t>WheelFriction</w:t>
+      </w:r>
+      <w:proofErr w:type="spellEnd"/>
+      <w:r>
+        <w:rPr>
+          <w:lang w:val="en-US"/>
+        </w:rPr>
+        <w:t xml:space="preserve"> </w:t>
+      </w:r>
+      <w:r>
+        <w:t>ко</w:t>
+      </w:r>
+      <w:r>
+        <w:rPr>
+          <w:lang w:val="en-US"/>
+        </w:rPr>
+        <w:t xml:space="preserve"> </w:t>
+      </w:r>
+      <w:r>
+        <w:t>всем</w:t>
+      </w:r>
+      <w:r>
+        <w:rPr>
+          <w:lang w:val="en-US"/>
+        </w:rPr>
+        <w:t xml:space="preserve"> </w:t>
+      </w:r>
+      <w:proofErr w:type="spellStart"/>
+      <w:r>
+        <w:rPr>
+          <w:lang w:val="en-US"/>
+        </w:rPr>
+        <w:t>wheelcolliders</w:t>
+      </w:r>
+      <w:proofErr w:type="spellEnd"/>
+      <w:r>
+        <w:rPr>
+          <w:lang w:val="en-US"/>
+        </w:rPr>
+        <w:t xml:space="preserve"> (</w:t>
+      </w:r>
+      <w:proofErr w:type="spellStart"/>
+      <w:r>
+        <w:rPr>
+          <w:lang w:val="en-US"/>
+        </w:rPr>
+        <w:t>forwardFriction.stiffness</w:t>
+      </w:r>
+      <w:proofErr w:type="spellEnd"/>
+      <w:r>
+        <w:rPr>
+          <w:lang w:val="en-US"/>
+        </w:rPr>
+        <w:t>)</w:t>
+      </w:r>
+    </w:p>
+    <w:p>
+      <w:pPr>
+        <w:rPr>
+          <w:lang w:val="en-US"/>
+        </w:rPr>
+      </w:pPr>
+      <w:r>
+        <w:rPr>
+          <w:lang w:val="en-US"/>
+        </w:rPr>
+        <w:t xml:space="preserve">    - _initialized = true</w:t>
+      </w:r>
+    </w:p>
+    <w:p>
+      <w:pPr>
+        <w:rPr>
+          <w:lang w:val="en-US"/>
+        </w:rPr>
+      </w:pPr>
+      <w:r>
+        <w:rPr>
+          <w:lang w:val="en-US"/>
+        </w:rPr>
+        <w:t xml:space="preserve">  - </w:t>
+      </w:r>
+      <w:proofErr w:type="spellStart"/>
+      <w:proofErr w:type="gramStart"/>
+      <w:r>
+        <w:rPr>
+          <w:lang w:val="en-US"/>
+        </w:rPr>
+        <w:t>FixedUpdate</w:t>
+      </w:r>
+      <w:proofErr w:type="spellEnd"/>
+      <w:r>
+        <w:rPr>
+          <w:lang w:val="en-US"/>
+        </w:rPr>
+        <w:t>(</w:t>
+      </w:r>
+      <w:proofErr w:type="gramEnd"/>
+      <w:r>
+        <w:rPr>
+          <w:lang w:val="en-US"/>
+        </w:rPr>
+        <w:t xml:space="preserve">): </w:t>
+      </w:r>
+      <w:proofErr w:type="gramStart"/>
+      <w:r>
+        <w:rPr>
+          <w:lang w:val="en-US"/>
+        </w:rPr>
+        <w:t>if !</w:t>
+      </w:r>
+      <w:proofErr w:type="gramEnd"/>
+      <w:r>
+        <w:rPr>
+          <w:lang w:val="en-US"/>
+        </w:rPr>
+        <w:t xml:space="preserve">_initialized return; </w:t>
+      </w:r>
+      <w:r>
+        <w:t>читает</w:t>
+      </w:r>
+      <w:r>
+        <w:rPr>
+          <w:lang w:val="en-US"/>
+        </w:rPr>
+        <w:t xml:space="preserve"> _</w:t>
+      </w:r>
+      <w:proofErr w:type="spellStart"/>
+      <w:proofErr w:type="gramStart"/>
+      <w:r>
+        <w:rPr>
+          <w:lang w:val="en-US"/>
+        </w:rPr>
+        <w:t>input.Move</w:t>
+      </w:r>
+      <w:proofErr w:type="spellEnd"/>
+      <w:proofErr w:type="gramEnd"/>
+      <w:r>
+        <w:rPr>
+          <w:lang w:val="en-US"/>
+        </w:rPr>
+        <w:t xml:space="preserve">, </w:t>
+      </w:r>
+      <w:r>
+        <w:t>считает</w:t>
+      </w:r>
+      <w:r>
+        <w:rPr>
+          <w:lang w:val="en-US"/>
+        </w:rPr>
+        <w:t xml:space="preserve"> </w:t>
+      </w:r>
+      <w:r>
+        <w:t>торки</w:t>
+      </w:r>
+      <w:r>
+        <w:rPr>
+          <w:lang w:val="en-US"/>
+        </w:rPr>
+        <w:t xml:space="preserve"> </w:t>
+      </w:r>
+      <w:r>
+        <w:t>через</w:t>
+      </w:r>
+      <w:r>
+        <w:rPr>
+          <w:lang w:val="en-US"/>
+        </w:rPr>
+        <w:t xml:space="preserve"> </w:t>
+      </w:r>
+      <w:r>
+        <w:t>сервис</w:t>
+      </w:r>
+      <w:r>
+        <w:rPr>
+          <w:lang w:val="en-US"/>
+        </w:rPr>
+        <w:t xml:space="preserve">, </w:t>
+      </w:r>
+      <w:r>
+        <w:t>применяет</w:t>
+      </w:r>
+      <w:r>
+        <w:rPr>
+          <w:lang w:val="en-US"/>
+        </w:rPr>
+        <w:t xml:space="preserve"> </w:t>
+      </w:r>
+      <w:r>
+        <w:t>к</w:t>
+      </w:r>
+      <w:r>
+        <w:rPr>
+          <w:lang w:val="en-US"/>
+        </w:rPr>
+        <w:t xml:space="preserve"> </w:t>
+      </w:r>
+      <w:proofErr w:type="spellStart"/>
+      <w:r>
+        <w:rPr>
+          <w:lang w:val="en-US"/>
+        </w:rPr>
+        <w:t>WheelCollider</w:t>
+      </w:r>
+      <w:proofErr w:type="spellEnd"/>
+      <w:r>
+        <w:rPr>
+          <w:lang w:val="en-US"/>
+        </w:rPr>
+        <w:t>'</w:t>
+      </w:r>
+      <w:proofErr w:type="spellStart"/>
+      <w:r>
+        <w:t>ам</w:t>
+      </w:r>
+      <w:proofErr w:type="spellEnd"/>
+      <w:r>
+        <w:rPr>
+          <w:lang w:val="en-US"/>
+        </w:rPr>
+        <w:t>. _</w:t>
+      </w:r>
+      <w:proofErr w:type="spellStart"/>
+      <w:proofErr w:type="gramStart"/>
+      <w:r>
+        <w:rPr>
+          <w:lang w:val="en-US"/>
+        </w:rPr>
+        <w:t>input.Move.y</w:t>
+      </w:r>
+      <w:proofErr w:type="spellEnd"/>
+      <w:proofErr w:type="gramEnd"/>
+      <w:r>
+        <w:rPr>
+          <w:lang w:val="en-US"/>
+        </w:rPr>
+        <w:t xml:space="preserve"> = throttle, _</w:t>
+      </w:r>
+      <w:proofErr w:type="spellStart"/>
+      <w:proofErr w:type="gramStart"/>
+      <w:r>
+        <w:rPr>
+          <w:lang w:val="en-US"/>
+        </w:rPr>
+        <w:t>input.Move.x</w:t>
+      </w:r>
+      <w:proofErr w:type="spellEnd"/>
+      <w:proofErr w:type="gramEnd"/>
+      <w:r>
+        <w:rPr>
+          <w:lang w:val="en-US"/>
+        </w:rPr>
+        <w:t xml:space="preserve"> = steer.</w:t>
+      </w:r>
+    </w:p>
+    <w:p>
+      <w:pPr>
+        <w:rPr>
+          <w:lang w:val="en-US"/>
+        </w:rPr>
+      </w:pPr>
+      <w:r>
+        <w:rPr>
+          <w:lang w:val="en-US"/>
+        </w:rPr>
+        <w:t xml:space="preserve">  - </w:t>
+      </w:r>
+      <w:proofErr w:type="gramStart"/>
+      <w:r>
+        <w:rPr>
+          <w:lang w:val="en-US"/>
+        </w:rPr>
+        <w:t>Update(</w:t>
+      </w:r>
+      <w:proofErr w:type="gramEnd"/>
+      <w:r>
+        <w:rPr>
+          <w:lang w:val="en-US"/>
+        </w:rPr>
+        <w:t>) (</w:t>
+      </w:r>
+      <w:r>
+        <w:t>опционально</w:t>
+      </w:r>
+      <w:r>
+        <w:rPr>
+          <w:lang w:val="en-US"/>
+        </w:rPr>
+        <w:t xml:space="preserve">, </w:t>
+      </w:r>
+      <w:r>
+        <w:t>для</w:t>
+      </w:r>
+      <w:r>
+        <w:rPr>
+          <w:lang w:val="en-US"/>
+        </w:rPr>
+        <w:t xml:space="preserve"> visuals): </w:t>
+      </w:r>
+      <w:r>
+        <w:t>синхронизирует</w:t>
+      </w:r>
+      <w:r>
+        <w:rPr>
+          <w:lang w:val="en-US"/>
+        </w:rPr>
+        <w:t xml:space="preserve"> _</w:t>
+      </w:r>
+      <w:proofErr w:type="spellStart"/>
+      <w:r>
+        <w:rPr>
+          <w:lang w:val="en-US"/>
+        </w:rPr>
+        <w:t>wheelVisuals</w:t>
+      </w:r>
+      <w:proofErr w:type="spellEnd"/>
+      <w:r>
+        <w:rPr>
+          <w:lang w:val="en-US"/>
+        </w:rPr>
+        <w:t xml:space="preserve"> </w:t>
+      </w:r>
+      <w:r>
+        <w:t>через</w:t>
+      </w:r>
+      <w:r>
+        <w:rPr>
+          <w:lang w:val="en-US"/>
+        </w:rPr>
+        <w:t xml:space="preserve"> </w:t>
+      </w:r>
+      <w:proofErr w:type="spellStart"/>
+      <w:proofErr w:type="gramStart"/>
+      <w:r>
+        <w:rPr>
+          <w:lang w:val="en-US"/>
+        </w:rPr>
+        <w:t>wc.GetWorldPose</w:t>
+      </w:r>
+      <w:proofErr w:type="spellEnd"/>
+      <w:proofErr w:type="gramEnd"/>
+      <w:r>
+        <w:rPr>
+          <w:lang w:val="en-US"/>
+        </w:rPr>
+        <w:t>().</w:t>
+      </w:r>
+    </w:p>
+    <w:p>
+      <w:pPr>
+        <w:rPr>
+          <w:lang w:val="en-US"/>
+        </w:rPr>
+      </w:pPr>
+    </w:p>
+    <w:p>
+      <w:pPr>
+        <w:rPr>
+          <w:lang w:val="en-US"/>
+        </w:rPr>
+      </w:pPr>
+      <w:r>
+        <w:rPr>
+          <w:lang w:val="en-US"/>
+        </w:rPr>
+        <w:lastRenderedPageBreak/>
+        <w:t xml:space="preserve">  4. Controllers/Camera (</w:t>
+      </w:r>
+      <w:proofErr w:type="spellStart"/>
+      <w:r>
+        <w:rPr>
+          <w:lang w:val="en-US"/>
+        </w:rPr>
+        <w:t>MonoBehaviour</w:t>
+      </w:r>
+      <w:proofErr w:type="spellEnd"/>
+      <w:r>
+        <w:rPr>
+          <w:lang w:val="en-US"/>
+        </w:rPr>
+        <w:t xml:space="preserve">, </w:t>
+      </w:r>
+      <w:r>
+        <w:t>без</w:t>
+      </w:r>
+      <w:r>
+        <w:rPr>
+          <w:lang w:val="en-US"/>
+        </w:rPr>
+        <w:t xml:space="preserve"> DI)</w:t>
+      </w:r>
+    </w:p>
+    <w:p>
+      <w:pPr>
+        <w:rPr>
+          <w:lang w:val="en-US"/>
+        </w:rPr>
+      </w:pPr>
+    </w:p>
+    <w:p>
+      <w:pPr>
+        <w:rPr>
+          <w:lang w:val="en-US"/>
+        </w:rPr>
+      </w:pPr>
+      <w:r>
+        <w:rPr>
+          <w:lang w:val="en-US"/>
+        </w:rPr>
+        <w:t xml:space="preserve">  Controllers/Camera/</w:t>
+      </w:r>
+      <w:proofErr w:type="spellStart"/>
+      <w:r>
+        <w:rPr>
+          <w:lang w:val="en-US"/>
+        </w:rPr>
+        <w:t>ChaseCarCameraBehaviour.cs</w:t>
+      </w:r>
+      <w:proofErr w:type="spellEnd"/>
+      <w:r>
+        <w:rPr>
+          <w:lang w:val="en-US"/>
+        </w:rPr>
+        <w:t xml:space="preserve"> — namespace </w:t>
+      </w:r>
+      <w:proofErr w:type="spellStart"/>
+      <w:proofErr w:type="gramStart"/>
+      <w:r>
+        <w:rPr>
+          <w:lang w:val="en-US"/>
+        </w:rPr>
+        <w:t>FlatoutLike.Controllers.Camera</w:t>
+      </w:r>
+      <w:proofErr w:type="spellEnd"/>
+      <w:proofErr w:type="gramEnd"/>
+      <w:r>
+        <w:rPr>
+          <w:lang w:val="en-US"/>
+        </w:rPr>
+        <w:t>:</w:t>
+      </w:r>
+    </w:p>
+    <w:p>
+      <w:pPr>
+        <w:rPr>
+          <w:lang w:val="en-US"/>
+        </w:rPr>
+      </w:pPr>
+      <w:r>
+        <w:rPr>
+          <w:lang w:val="en-US"/>
+        </w:rPr>
+        <w:t xml:space="preserve">  - [</w:t>
+      </w:r>
+      <w:proofErr w:type="spellStart"/>
+      <w:r>
+        <w:rPr>
+          <w:lang w:val="en-US"/>
+        </w:rPr>
+        <w:t>SerializeField</w:t>
+      </w:r>
+      <w:proofErr w:type="spellEnd"/>
+      <w:r>
+        <w:rPr>
+          <w:lang w:val="en-US"/>
+        </w:rPr>
+        <w:t xml:space="preserve">] </w:t>
+      </w:r>
+      <w:r>
+        <w:t>поля</w:t>
+      </w:r>
+      <w:r>
+        <w:rPr>
+          <w:lang w:val="en-US"/>
+        </w:rPr>
+        <w:t xml:space="preserve">: Transform _target, </w:t>
+      </w:r>
+      <w:proofErr w:type="spellStart"/>
+      <w:r>
+        <w:rPr>
+          <w:lang w:val="en-US"/>
+        </w:rPr>
+        <w:t>ChaseCameraConfig</w:t>
+      </w:r>
+      <w:proofErr w:type="spellEnd"/>
+      <w:r>
+        <w:rPr>
+          <w:lang w:val="en-US"/>
+        </w:rPr>
+        <w:t xml:space="preserve"> _config.</w:t>
+      </w:r>
+    </w:p>
+    <w:p>
+      <w:pPr>
+        <w:rPr>
+          <w:lang w:val="en-US"/>
+        </w:rPr>
+      </w:pPr>
+      <w:r>
+        <w:rPr>
+          <w:lang w:val="en-US"/>
+        </w:rPr>
+        <w:t xml:space="preserve">  - </w:t>
+      </w:r>
+      <w:r>
+        <w:t>Приватные</w:t>
+      </w:r>
+      <w:r>
+        <w:rPr>
+          <w:lang w:val="en-US"/>
+        </w:rPr>
+        <w:t>: Vector3 _velocity (</w:t>
+      </w:r>
+      <w:r>
+        <w:t>для</w:t>
+      </w:r>
+      <w:r>
+        <w:rPr>
+          <w:lang w:val="en-US"/>
+        </w:rPr>
+        <w:t xml:space="preserve"> </w:t>
+      </w:r>
+      <w:proofErr w:type="spellStart"/>
+      <w:r>
+        <w:rPr>
+          <w:lang w:val="en-US"/>
+        </w:rPr>
+        <w:t>SmoothDamp</w:t>
+      </w:r>
+      <w:proofErr w:type="spellEnd"/>
+      <w:r>
+        <w:rPr>
+          <w:lang w:val="en-US"/>
+        </w:rPr>
+        <w:t xml:space="preserve">), </w:t>
+      </w:r>
+      <w:proofErr w:type="spellStart"/>
+      <w:r>
+        <w:rPr>
+          <w:lang w:val="en-US"/>
+        </w:rPr>
+        <w:t>Rigidbody</w:t>
+      </w:r>
+      <w:proofErr w:type="spellEnd"/>
+      <w:r>
+        <w:rPr>
+          <w:lang w:val="en-US"/>
+        </w:rPr>
+        <w:t xml:space="preserve"> _</w:t>
+      </w:r>
+      <w:proofErr w:type="spellStart"/>
+      <w:r>
+        <w:rPr>
+          <w:lang w:val="en-US"/>
+        </w:rPr>
+        <w:t>targetRb</w:t>
+      </w:r>
+      <w:proofErr w:type="spellEnd"/>
+      <w:r>
+        <w:rPr>
+          <w:lang w:val="en-US"/>
+        </w:rPr>
+        <w:t xml:space="preserve"> (cached </w:t>
+      </w:r>
+      <w:r>
+        <w:t>для</w:t>
+      </w:r>
+      <w:r>
+        <w:rPr>
+          <w:lang w:val="en-US"/>
+        </w:rPr>
+        <w:t xml:space="preserve"> </w:t>
+      </w:r>
+      <w:proofErr w:type="spellStart"/>
+      <w:r>
+        <w:rPr>
+          <w:lang w:val="en-US"/>
+        </w:rPr>
+        <w:t>LookAhead</w:t>
+      </w:r>
+      <w:proofErr w:type="spellEnd"/>
+      <w:r>
+        <w:rPr>
+          <w:lang w:val="en-US"/>
+        </w:rPr>
+        <w:t>).</w:t>
+      </w:r>
+    </w:p>
+    <w:p>
+      <w:pPr>
+        <w:rPr>
+          <w:lang w:val="en-US"/>
+        </w:rPr>
+      </w:pPr>
+      <w:r>
+        <w:rPr>
+          <w:lang w:val="en-US"/>
+        </w:rPr>
+        <w:t xml:space="preserve">  - </w:t>
+      </w:r>
+      <w:proofErr w:type="spellStart"/>
+      <w:proofErr w:type="gramStart"/>
+      <w:r>
+        <w:rPr>
+          <w:lang w:val="en-US"/>
+        </w:rPr>
+        <w:t>LateUpdate</w:t>
+      </w:r>
+      <w:proofErr w:type="spellEnd"/>
+      <w:r>
+        <w:rPr>
+          <w:lang w:val="en-US"/>
+        </w:rPr>
+        <w:t>(</w:t>
+      </w:r>
+      <w:proofErr w:type="gramEnd"/>
+      <w:r>
+        <w:rPr>
+          <w:lang w:val="en-US"/>
+        </w:rPr>
+        <w:t>):</w:t>
+      </w:r>
+    </w:p>
+    <w:p>
+      <w:pPr>
+        <w:rPr>
+          <w:lang w:val="en-US"/>
+        </w:rPr>
+      </w:pPr>
+      <w:r>
+        <w:rPr>
+          <w:lang w:val="en-US"/>
+        </w:rPr>
+        <w:t xml:space="preserve">    - desired position = _</w:t>
+      </w:r>
+      <w:proofErr w:type="spellStart"/>
+      <w:proofErr w:type="gramStart"/>
+      <w:r>
+        <w:rPr>
+          <w:lang w:val="en-US"/>
+        </w:rPr>
+        <w:t>target.position</w:t>
+      </w:r>
+      <w:proofErr w:type="spellEnd"/>
+      <w:proofErr w:type="gramEnd"/>
+      <w:r>
+        <w:rPr>
+          <w:lang w:val="en-US"/>
+        </w:rPr>
+        <w:t xml:space="preserve"> - _</w:t>
+      </w:r>
+      <w:proofErr w:type="spellStart"/>
+      <w:r>
+        <w:rPr>
+          <w:lang w:val="en-US"/>
+        </w:rPr>
+        <w:t>target.forward</w:t>
+      </w:r>
+      <w:proofErr w:type="spellEnd"/>
+      <w:r>
+        <w:rPr>
+          <w:lang w:val="en-US"/>
+        </w:rPr>
+        <w:t xml:space="preserve"> * _</w:t>
+      </w:r>
+      <w:proofErr w:type="spellStart"/>
+      <w:proofErr w:type="gramStart"/>
+      <w:r>
+        <w:rPr>
+          <w:lang w:val="en-US"/>
+        </w:rPr>
+        <w:t>config.FollowDistance</w:t>
+      </w:r>
+      <w:proofErr w:type="spellEnd"/>
+      <w:proofErr w:type="gramEnd"/>
+      <w:r>
+        <w:rPr>
+          <w:lang w:val="en-US"/>
+        </w:rPr>
+        <w:t xml:space="preserve"> + Vector3.up * _</w:t>
+      </w:r>
+      <w:proofErr w:type="spellStart"/>
+      <w:proofErr w:type="gramStart"/>
+      <w:r>
+        <w:rPr>
+          <w:lang w:val="en-US"/>
+        </w:rPr>
+        <w:t>config.Height</w:t>
+      </w:r>
+      <w:proofErr w:type="spellEnd"/>
+      <w:proofErr w:type="gramEnd"/>
+      <w:r>
+        <w:rPr>
+          <w:lang w:val="en-US"/>
+        </w:rPr>
+        <w:t xml:space="preserve"> + </w:t>
+      </w:r>
+      <w:proofErr w:type="spellStart"/>
+      <w:r>
+        <w:rPr>
+          <w:lang w:val="en-US"/>
+        </w:rPr>
+        <w:t>targetVelocity</w:t>
+      </w:r>
+      <w:proofErr w:type="spellEnd"/>
+      <w:r>
+        <w:rPr>
+          <w:lang w:val="en-US"/>
+        </w:rPr>
+        <w:t xml:space="preserve"> * _</w:t>
+      </w:r>
+      <w:proofErr w:type="spellStart"/>
+      <w:proofErr w:type="gramStart"/>
+      <w:r>
+        <w:rPr>
+          <w:lang w:val="en-US"/>
+        </w:rPr>
+        <w:t>config.LookAheadFactor</w:t>
+      </w:r>
+      <w:proofErr w:type="spellEnd"/>
+      <w:proofErr w:type="gramEnd"/>
+      <w:r>
+        <w:rPr>
+          <w:lang w:val="en-US"/>
+        </w:rPr>
+        <w:t>.</w:t>
+      </w:r>
+    </w:p>
+    <w:p>
+      <w:pPr>
+        <w:rPr>
+          <w:lang w:val="en-US"/>
+        </w:rPr>
+      </w:pPr>
+      <w:r>
+        <w:rPr>
+          <w:lang w:val="en-US"/>
+        </w:rPr>
+        <w:t xml:space="preserve">    - </w:t>
+      </w:r>
+      <w:proofErr w:type="spellStart"/>
+      <w:proofErr w:type="gramStart"/>
+      <w:r>
+        <w:rPr>
+          <w:lang w:val="en-US"/>
+        </w:rPr>
+        <w:t>transform.position</w:t>
+      </w:r>
+      <w:proofErr w:type="spellEnd"/>
+      <w:proofErr w:type="gramEnd"/>
+      <w:r>
+        <w:rPr>
+          <w:lang w:val="en-US"/>
+        </w:rPr>
+        <w:t xml:space="preserve"> = Vector3.SmoothDamp(</w:t>
+      </w:r>
+      <w:proofErr w:type="spellStart"/>
+      <w:proofErr w:type="gramStart"/>
+      <w:r>
+        <w:rPr>
+          <w:lang w:val="en-US"/>
+        </w:rPr>
+        <w:t>transform.position</w:t>
+      </w:r>
+      <w:proofErr w:type="spellEnd"/>
+      <w:proofErr w:type="gramEnd"/>
+      <w:r>
+        <w:rPr>
+          <w:lang w:val="en-US"/>
+        </w:rPr>
+        <w:t>, desired, ref _velocity, _</w:t>
+      </w:r>
+      <w:proofErr w:type="spellStart"/>
+      <w:proofErr w:type="gramStart"/>
+      <w:r>
+        <w:rPr>
+          <w:lang w:val="en-US"/>
+        </w:rPr>
+        <w:t>config.PositionSmoothing</w:t>
+      </w:r>
+      <w:proofErr w:type="spellEnd"/>
+      <w:proofErr w:type="gramEnd"/>
+      <w:r>
+        <w:rPr>
+          <w:lang w:val="en-US"/>
+        </w:rPr>
+        <w:t>).</w:t>
+      </w:r>
+    </w:p>
+    <w:p>
+      <w:pPr>
+        <w:rPr>
+          <w:lang w:val="en-US"/>
+        </w:rPr>
+      </w:pPr>
+      <w:r>
+        <w:rPr>
+          <w:lang w:val="en-US"/>
+        </w:rPr>
+        <w:t xml:space="preserve">    - </w:t>
+      </w:r>
+      <w:proofErr w:type="spellStart"/>
+      <w:proofErr w:type="gramStart"/>
+      <w:r>
+        <w:rPr>
+          <w:lang w:val="en-US"/>
+        </w:rPr>
+        <w:t>transform.rotation</w:t>
+      </w:r>
+      <w:proofErr w:type="spellEnd"/>
+      <w:proofErr w:type="gramEnd"/>
+      <w:r>
+        <w:rPr>
+          <w:lang w:val="en-US"/>
+        </w:rPr>
+        <w:t xml:space="preserve"> = </w:t>
+      </w:r>
+      <w:proofErr w:type="spellStart"/>
+      <w:r>
+        <w:rPr>
+          <w:lang w:val="en-US"/>
+        </w:rPr>
+        <w:t>Quaternion.Slerp</w:t>
+      </w:r>
+      <w:proofErr w:type="spellEnd"/>
+      <w:r>
+        <w:rPr>
+          <w:lang w:val="en-US"/>
+        </w:rPr>
+        <w:t>(</w:t>
+      </w:r>
+      <w:proofErr w:type="spellStart"/>
+      <w:proofErr w:type="gramStart"/>
+      <w:r>
+        <w:rPr>
+          <w:lang w:val="en-US"/>
+        </w:rPr>
+        <w:t>transform.rotation</w:t>
+      </w:r>
+      <w:proofErr w:type="spellEnd"/>
+      <w:proofErr w:type="gramEnd"/>
+      <w:r>
+        <w:rPr>
+          <w:lang w:val="en-US"/>
+        </w:rPr>
+        <w:t xml:space="preserve">, </w:t>
+      </w:r>
+      <w:proofErr w:type="spellStart"/>
+      <w:r>
+        <w:rPr>
+          <w:lang w:val="en-US"/>
+        </w:rPr>
+        <w:t>Quaternion.LookRotation</w:t>
+      </w:r>
+      <w:proofErr w:type="spellEnd"/>
+      <w:r>
+        <w:rPr>
+          <w:lang w:val="en-US"/>
+        </w:rPr>
+        <w:t>(_</w:t>
+      </w:r>
+      <w:proofErr w:type="spellStart"/>
+      <w:proofErr w:type="gramStart"/>
+      <w:r>
+        <w:rPr>
+          <w:lang w:val="en-US"/>
+        </w:rPr>
+        <w:t>target.position</w:t>
+      </w:r>
+      <w:proofErr w:type="spellEnd"/>
+      <w:proofErr w:type="gramEnd"/>
+      <w:r>
+        <w:rPr>
+          <w:lang w:val="en-US"/>
+        </w:rPr>
+        <w:t xml:space="preserve"> - </w:t>
+      </w:r>
+      <w:proofErr w:type="spellStart"/>
+      <w:proofErr w:type="gramStart"/>
+      <w:r>
+        <w:rPr>
+          <w:lang w:val="en-US"/>
+        </w:rPr>
+        <w:t>transform.position</w:t>
+      </w:r>
+      <w:proofErr w:type="spellEnd"/>
+      <w:proofErr w:type="gramEnd"/>
+      <w:r>
+        <w:rPr>
+          <w:lang w:val="en-US"/>
+        </w:rPr>
+        <w:t>), _</w:t>
+      </w:r>
+      <w:proofErr w:type="spellStart"/>
+      <w:proofErr w:type="gramStart"/>
+      <w:r>
+        <w:rPr>
+          <w:lang w:val="en-US"/>
+        </w:rPr>
+        <w:t>config.RotationSmoothing</w:t>
+      </w:r>
+      <w:proofErr w:type="spellEnd"/>
+      <w:proofErr w:type="gramEnd"/>
+      <w:r>
+        <w:rPr>
+          <w:lang w:val="en-US"/>
+        </w:rPr>
+        <w:t xml:space="preserve"> *</w:t>
+      </w:r>
+    </w:p>
+    <w:p>
+      <w:pPr>
+        <w:rPr>
+          <w:lang w:val="en-US"/>
+        </w:rPr>
+      </w:pPr>
+      <w:r>
+        <w:rPr>
+          <w:lang w:val="en-US"/>
+        </w:rPr>
+        <w:t xml:space="preserve">  </w:t>
+      </w:r>
+      <w:proofErr w:type="spellStart"/>
+      <w:r>
+        <w:rPr>
+          <w:lang w:val="en-US"/>
+        </w:rPr>
+        <w:t>Time.deltaTime</w:t>
+      </w:r>
+      <w:proofErr w:type="spellEnd"/>
+      <w:r>
+        <w:rPr>
+          <w:lang w:val="en-US"/>
+        </w:rPr>
+        <w:t>).</w:t>
+      </w:r>
+    </w:p>
+    <w:p>
+      <w:pPr>
+        <w:rPr>
+          <w:lang w:val="en-US"/>
+        </w:rPr>
+      </w:pPr>
+    </w:p>
+    <w:p>
+      <w:pPr>
+        <w:rPr>
+          <w:lang w:val="en-US"/>
+        </w:rPr>
+      </w:pPr>
+      <w:r>
+        <w:rPr>
+          <w:lang w:val="en-US"/>
+        </w:rPr>
+        <w:t xml:space="preserve">  5. Installers (</w:t>
+      </w:r>
+      <w:r>
+        <w:t>правка</w:t>
+      </w:r>
+      <w:r>
+        <w:rPr>
+          <w:lang w:val="en-US"/>
+        </w:rPr>
+        <w:t xml:space="preserve"> </w:t>
+      </w:r>
+      <w:r>
+        <w:t>существующего</w:t>
+      </w:r>
+      <w:r>
+        <w:rPr>
+          <w:lang w:val="en-US"/>
+        </w:rPr>
+        <w:t>)</w:t>
+      </w:r>
+    </w:p>
+    <w:p>
+      <w:pPr>
+        <w:rPr>
+          <w:lang w:val="en-US"/>
+        </w:rPr>
+      </w:pPr>
+    </w:p>
+    <w:p>
+      <w:pPr>
+        <w:rPr>
+          <w:lang w:val="en-US"/>
+        </w:rPr>
+      </w:pPr>
+      <w:r>
+        <w:rPr>
+          <w:lang w:val="en-US"/>
+        </w:rPr>
+        <w:t xml:space="preserve">  </w:t>
+      </w:r>
+      <w:r>
+        <w:t>В</w:t>
+      </w:r>
+      <w:r>
+        <w:rPr>
+          <w:lang w:val="en-US"/>
+        </w:rPr>
+        <w:t xml:space="preserve"> Installers/</w:t>
+      </w:r>
+      <w:proofErr w:type="spellStart"/>
+      <w:r>
+        <w:rPr>
+          <w:lang w:val="en-US"/>
+        </w:rPr>
+        <w:t>GameLifetimeScope.cs</w:t>
+      </w:r>
+      <w:proofErr w:type="spellEnd"/>
+      <w:r>
+        <w:rPr>
+          <w:lang w:val="en-US"/>
+        </w:rPr>
+        <w:t xml:space="preserve"> </w:t>
+      </w:r>
+      <w:r>
+        <w:t>добавить</w:t>
+      </w:r>
+      <w:r>
+        <w:rPr>
+          <w:lang w:val="en-US"/>
+        </w:rPr>
+        <w:t>:</w:t>
+      </w:r>
+    </w:p>
+    <w:p>
+      <w:pPr>
+        <w:rPr>
+          <w:lang w:val="en-US"/>
+        </w:rPr>
+      </w:pPr>
+      <w:r>
+        <w:rPr>
+          <w:lang w:val="en-US"/>
+        </w:rPr>
+        <w:t xml:space="preserve">  - </w:t>
+      </w:r>
+      <w:proofErr w:type="gramStart"/>
+      <w:r>
+        <w:rPr>
+          <w:lang w:val="en-US"/>
+        </w:rPr>
+        <w:t>builder.Register</w:t>
+      </w:r>
+      <w:proofErr w:type="gramEnd"/>
+      <w:r>
+        <w:rPr>
+          <w:lang w:val="en-US"/>
+        </w:rPr>
+        <w:t>&lt;CarMovementService&gt;(Lifetime.Singleton</w:t>
+      </w:r>
+      <w:proofErr w:type="gramStart"/>
+      <w:r>
+        <w:rPr>
+          <w:lang w:val="en-US"/>
+        </w:rPr>
+        <w:t>).As</w:t>
+      </w:r>
+      <w:proofErr w:type="gramEnd"/>
+      <w:r>
+        <w:rPr>
+          <w:lang w:val="en-US"/>
+        </w:rPr>
+        <w:t>&lt;ICarMovementService</w:t>
+      </w:r>
+      <w:proofErr w:type="gramStart"/>
+      <w:r>
+        <w:rPr>
+          <w:lang w:val="en-US"/>
+        </w:rPr>
+        <w:t>&gt;(</w:t>
+      </w:r>
+      <w:proofErr w:type="gramEnd"/>
+      <w:r>
+        <w:rPr>
+          <w:lang w:val="en-US"/>
+        </w:rPr>
+        <w:t>);</w:t>
+      </w:r>
+    </w:p>
+    <w:p>
+      <w:pPr>
+        <w:rPr>
+          <w:lang w:val="en-US"/>
+        </w:rPr>
+      </w:pPr>
+      <w:r>
+        <w:rPr>
+          <w:lang w:val="en-US"/>
+        </w:rPr>
+        <w:t xml:space="preserve">  - </w:t>
+      </w:r>
+      <w:proofErr w:type="spellStart"/>
+      <w:proofErr w:type="gramStart"/>
+      <w:r>
+        <w:rPr>
+          <w:lang w:val="en-US"/>
+        </w:rPr>
+        <w:t>builder.RegisterComponentInHierarchy</w:t>
+      </w:r>
+      <w:proofErr w:type="spellEnd"/>
+      <w:proofErr w:type="gramEnd"/>
+      <w:r>
+        <w:rPr>
+          <w:lang w:val="en-US"/>
+        </w:rPr>
+        <w:t>&lt;</w:t>
+      </w:r>
+      <w:proofErr w:type="spellStart"/>
+      <w:r>
+        <w:rPr>
+          <w:lang w:val="en-US"/>
+        </w:rPr>
+        <w:t>CarController</w:t>
+      </w:r>
+      <w:proofErr w:type="spellEnd"/>
+      <w:proofErr w:type="gramStart"/>
+      <w:r>
+        <w:rPr>
+          <w:lang w:val="en-US"/>
+        </w:rPr>
+        <w:t>&gt;(</w:t>
+      </w:r>
+      <w:proofErr w:type="gramEnd"/>
+      <w:r>
+        <w:rPr>
+          <w:lang w:val="en-US"/>
+        </w:rPr>
+        <w:t xml:space="preserve">); — </w:t>
+      </w:r>
+      <w:r>
+        <w:t>чтобы</w:t>
+      </w:r>
+      <w:r>
+        <w:rPr>
+          <w:lang w:val="en-US"/>
+        </w:rPr>
+        <w:t xml:space="preserve"> [Inject] Construct </w:t>
+      </w:r>
+      <w:r>
+        <w:t>сработал</w:t>
+      </w:r>
+      <w:r>
+        <w:rPr>
+          <w:lang w:val="en-US"/>
+        </w:rPr>
+        <w:t xml:space="preserve"> </w:t>
+      </w:r>
+      <w:r>
+        <w:t>на</w:t>
+      </w:r>
+      <w:r>
+        <w:rPr>
+          <w:lang w:val="en-US"/>
+        </w:rPr>
+        <w:t xml:space="preserve"> </w:t>
+      </w:r>
+      <w:r>
+        <w:t>машине</w:t>
+      </w:r>
+      <w:r>
+        <w:rPr>
+          <w:lang w:val="en-US"/>
+        </w:rPr>
+        <w:t xml:space="preserve"> </w:t>
+      </w:r>
+      <w:r>
+        <w:t>в</w:t>
+      </w:r>
+      <w:r>
+        <w:rPr>
+          <w:lang w:val="en-US"/>
+        </w:rPr>
+        <w:t xml:space="preserve"> </w:t>
+      </w:r>
+      <w:r>
+        <w:t>сцене</w:t>
+      </w:r>
+      <w:r>
+        <w:rPr>
+          <w:lang w:val="en-US"/>
+        </w:rPr>
+        <w:t>.</w:t>
+      </w:r>
+    </w:p>
+    <w:p>
+      <w:pPr>
+        <w:rPr>
+          <w:lang w:val="en-US"/>
+        </w:rPr>
+      </w:pPr>
+    </w:p>
+    <w:p>
+      <w:pPr>
+        <w:rPr>
+          <w:lang w:val="en-US"/>
+        </w:rPr>
+      </w:pPr>
+      <w:r>
+        <w:rPr>
+          <w:lang w:val="en-US"/>
+        </w:rPr>
+        <w:t xml:space="preserve">  Editor-</w:t>
+      </w:r>
+      <w:r>
+        <w:t>скрипты</w:t>
+      </w:r>
+      <w:r>
+        <w:rPr>
+          <w:lang w:val="en-US"/>
+        </w:rPr>
+        <w:t xml:space="preserve"> (4 </w:t>
+      </w:r>
+      <w:proofErr w:type="spellStart"/>
+      <w:r>
+        <w:t>шт</w:t>
+      </w:r>
+      <w:proofErr w:type="spellEnd"/>
+      <w:r>
+        <w:rPr>
+          <w:lang w:val="en-US"/>
+        </w:rPr>
+        <w:t>.)</w:t>
+      </w:r>
+    </w:p>
+    <w:p>
+      <w:pPr>
+        <w:rPr>
+          <w:lang w:val="en-US"/>
+        </w:rPr>
+      </w:pPr>
+    </w:p>
+    <w:p>
+      <w:pPr>
+        <w:rPr>
+          <w:lang w:val="en-US"/>
+        </w:rPr>
+      </w:pPr>
+      <w:r>
+        <w:rPr>
+          <w:lang w:val="en-US"/>
+        </w:rPr>
+        <w:t xml:space="preserve">  EDITOR_SCRIPT_NEEDED: </w:t>
+      </w:r>
+      <w:proofErr w:type="spellStart"/>
+      <w:r>
+        <w:rPr>
+          <w:lang w:val="en-US"/>
+        </w:rPr>
+        <w:t>FlatOutLike</w:t>
+      </w:r>
+      <w:proofErr w:type="spellEnd"/>
+      <w:r>
+        <w:rPr>
+          <w:lang w:val="en-US"/>
+        </w:rPr>
+        <w:t xml:space="preserve">/Configs/Create Default </w:t>
+      </w:r>
+      <w:proofErr w:type="spellStart"/>
+      <w:r>
+        <w:rPr>
+          <w:lang w:val="en-US"/>
+        </w:rPr>
+        <w:t>CarStatsConfig</w:t>
+      </w:r>
+      <w:proofErr w:type="spellEnd"/>
+      <w:r>
+        <w:rPr>
+          <w:lang w:val="en-US"/>
+        </w:rPr>
+        <w:t xml:space="preserve"> — </w:t>
+      </w:r>
+      <w:r>
+        <w:t>создаёт</w:t>
+      </w:r>
+      <w:r>
+        <w:rPr>
+          <w:lang w:val="en-US"/>
+        </w:rPr>
+        <w:t xml:space="preserve"> Assets/Development/Data/Configs/Car/</w:t>
+      </w:r>
+      <w:proofErr w:type="spellStart"/>
+      <w:r>
+        <w:rPr>
+          <w:lang w:val="en-US"/>
+        </w:rPr>
+        <w:t>CarStatsConfig_Default.asset</w:t>
+      </w:r>
+      <w:proofErr w:type="spellEnd"/>
+      <w:r>
+        <w:rPr>
+          <w:lang w:val="en-US"/>
+        </w:rPr>
+        <w:t xml:space="preserve"> </w:t>
+      </w:r>
+      <w:r>
+        <w:t>со</w:t>
+      </w:r>
+      <w:r>
+        <w:rPr>
+          <w:lang w:val="en-US"/>
+        </w:rPr>
+        <w:t xml:space="preserve"> </w:t>
+      </w:r>
+      <w:r>
+        <w:t>стартовыми</w:t>
+      </w:r>
+    </w:p>
+    <w:p>
+      <w:pPr>
+        <w:rPr>
+          <w:lang w:val="en-US"/>
+        </w:rPr>
+      </w:pPr>
+      <w:r>
+        <w:rPr>
+          <w:lang w:val="en-US"/>
+        </w:rPr>
+        <w:t xml:space="preserve">  </w:t>
+      </w:r>
+      <w:r>
+        <w:t>значениями</w:t>
+      </w:r>
+      <w:r>
+        <w:rPr>
+          <w:lang w:val="en-US"/>
+        </w:rPr>
+        <w:t xml:space="preserve"> (Mass=1200, </w:t>
+      </w:r>
+      <w:proofErr w:type="spellStart"/>
+      <w:r>
+        <w:rPr>
+          <w:lang w:val="en-US"/>
+        </w:rPr>
+        <w:t>TopSpeed</w:t>
+      </w:r>
+      <w:proofErr w:type="spellEnd"/>
+      <w:r>
+        <w:rPr>
+          <w:lang w:val="en-US"/>
+        </w:rPr>
+        <w:t xml:space="preserve">=25 </w:t>
+      </w:r>
+      <w:r>
+        <w:t>м</w:t>
+      </w:r>
+      <w:r>
+        <w:rPr>
+          <w:lang w:val="en-US"/>
+        </w:rPr>
+        <w:t>/</w:t>
+      </w:r>
+      <w:r>
+        <w:t>с</w:t>
+      </w:r>
+      <w:r>
+        <w:rPr>
+          <w:lang w:val="en-US"/>
+        </w:rPr>
+        <w:t xml:space="preserve">, Acceleration=2000, </w:t>
+      </w:r>
+      <w:proofErr w:type="spellStart"/>
+      <w:r>
+        <w:rPr>
+          <w:lang w:val="en-US"/>
+        </w:rPr>
+        <w:t>SteerAngle</w:t>
+      </w:r>
+      <w:proofErr w:type="spellEnd"/>
+      <w:r>
+        <w:rPr>
+          <w:lang w:val="en-US"/>
+        </w:rPr>
+        <w:t xml:space="preserve">=30°, </w:t>
+      </w:r>
+      <w:proofErr w:type="spellStart"/>
+      <w:r>
+        <w:rPr>
+          <w:lang w:val="en-US"/>
+        </w:rPr>
+        <w:t>BrakeForce</w:t>
+      </w:r>
+      <w:proofErr w:type="spellEnd"/>
+      <w:r>
+        <w:rPr>
+          <w:lang w:val="en-US"/>
+        </w:rPr>
+        <w:t xml:space="preserve">=3000, </w:t>
+      </w:r>
+      <w:proofErr w:type="spellStart"/>
+      <w:r>
+        <w:rPr>
+          <w:lang w:val="en-US"/>
+        </w:rPr>
+        <w:t>WheelFriction</w:t>
+      </w:r>
+      <w:proofErr w:type="spellEnd"/>
+      <w:r>
+        <w:rPr>
+          <w:lang w:val="en-US"/>
+        </w:rPr>
+        <w:t xml:space="preserve">=1.0, </w:t>
+      </w:r>
+      <w:proofErr w:type="spellStart"/>
+      <w:r>
+        <w:rPr>
+          <w:lang w:val="en-US"/>
+        </w:rPr>
+        <w:t>CenterOfMassOffset</w:t>
+      </w:r>
+      <w:proofErr w:type="spellEnd"/>
+      <w:proofErr w:type="gramStart"/>
+      <w:r>
+        <w:rPr>
+          <w:lang w:val="en-US"/>
+        </w:rPr>
+        <w:t>=(</w:t>
+      </w:r>
+      <w:proofErr w:type="gramEnd"/>
+      <w:r>
+        <w:rPr>
+          <w:lang w:val="en-US"/>
+        </w:rPr>
+        <w:t xml:space="preserve">0,-0.4,0), </w:t>
+      </w:r>
+      <w:proofErr w:type="spellStart"/>
+      <w:r>
+        <w:rPr>
+          <w:lang w:val="en-US"/>
+        </w:rPr>
+        <w:t>SteerSpeedFalloff</w:t>
+      </w:r>
+      <w:proofErr w:type="spellEnd"/>
+      <w:r>
+        <w:rPr>
+          <w:lang w:val="en-US"/>
+        </w:rPr>
+        <w:t>=0.5).</w:t>
+      </w:r>
+    </w:p>
+    <w:p>
+      <w:pPr>
+        <w:rPr>
+          <w:lang w:val="en-US"/>
+        </w:rPr>
+      </w:pPr>
+      <w:r>
+        <w:rPr>
+          <w:lang w:val="en-US"/>
+        </w:rPr>
+        <w:t xml:space="preserve">  </w:t>
+      </w:r>
+      <w:r>
+        <w:t>Идемпотентно</w:t>
+      </w:r>
+      <w:r>
+        <w:rPr>
+          <w:lang w:val="en-US"/>
+        </w:rPr>
+        <w:t>.</w:t>
+      </w:r>
+    </w:p>
+    <w:p>
+      <w:pPr>
+        <w:rPr>
+          <w:lang w:val="en-US"/>
+        </w:rPr>
+      </w:pPr>
+    </w:p>
+    <w:p>
+      <w:pPr>
+        <w:rPr>
+          <w:lang w:val="en-US"/>
+        </w:rPr>
+      </w:pPr>
+      <w:r>
+        <w:rPr>
+          <w:lang w:val="en-US"/>
+        </w:rPr>
+        <w:t xml:space="preserve">  EDITOR_SCRIPT_NEEDED: </w:t>
+      </w:r>
+      <w:proofErr w:type="spellStart"/>
+      <w:r>
+        <w:rPr>
+          <w:lang w:val="en-US"/>
+        </w:rPr>
+        <w:t>FlatOutLike</w:t>
+      </w:r>
+      <w:proofErr w:type="spellEnd"/>
+      <w:r>
+        <w:rPr>
+          <w:lang w:val="en-US"/>
+        </w:rPr>
+        <w:t xml:space="preserve">/Configs/Create Default </w:t>
+      </w:r>
+      <w:proofErr w:type="spellStart"/>
+      <w:r>
+        <w:rPr>
+          <w:lang w:val="en-US"/>
+        </w:rPr>
+        <w:t>ChaseCameraConfig</w:t>
+      </w:r>
+      <w:proofErr w:type="spellEnd"/>
+      <w:r>
+        <w:rPr>
+          <w:lang w:val="en-US"/>
+        </w:rPr>
+        <w:t xml:space="preserve"> — </w:t>
+      </w:r>
+      <w:r>
+        <w:t>создаёт</w:t>
+      </w:r>
+      <w:r>
+        <w:rPr>
+          <w:lang w:val="en-US"/>
+        </w:rPr>
+        <w:t xml:space="preserve"> Assets/Development/Data/Configs/Camera/ChaseCameraConfig_Default.asset</w:t>
+      </w:r>
+    </w:p>
+    <w:p>
+      <w:pPr>
+        <w:rPr>
+          <w:lang w:val="en-US"/>
+        </w:rPr>
+      </w:pPr>
+      <w:r>
+        <w:rPr>
+          <w:lang w:val="en-US"/>
+        </w:rPr>
+        <w:t xml:space="preserve">  (</w:t>
+      </w:r>
+      <w:proofErr w:type="spellStart"/>
+      <w:r>
+        <w:rPr>
+          <w:lang w:val="en-US"/>
+        </w:rPr>
+        <w:t>FollowDistance</w:t>
+      </w:r>
+      <w:proofErr w:type="spellEnd"/>
+      <w:r>
+        <w:rPr>
+          <w:lang w:val="en-US"/>
+        </w:rPr>
+        <w:t xml:space="preserve">=6, Height=2.5, </w:t>
+      </w:r>
+      <w:proofErr w:type="spellStart"/>
+      <w:r>
+        <w:rPr>
+          <w:lang w:val="en-US"/>
+        </w:rPr>
+        <w:t>PositionSmoothing</w:t>
+      </w:r>
+      <w:proofErr w:type="spellEnd"/>
+      <w:r>
+        <w:rPr>
+          <w:lang w:val="en-US"/>
+        </w:rPr>
+        <w:t xml:space="preserve">=0.2, </w:t>
+      </w:r>
+      <w:proofErr w:type="spellStart"/>
+      <w:r>
+        <w:rPr>
+          <w:lang w:val="en-US"/>
+        </w:rPr>
+        <w:t>RotationSmoothing</w:t>
+      </w:r>
+      <w:proofErr w:type="spellEnd"/>
+      <w:r>
+        <w:rPr>
+          <w:lang w:val="en-US"/>
+        </w:rPr>
+        <w:t xml:space="preserve">=5, </w:t>
+      </w:r>
+      <w:proofErr w:type="spellStart"/>
+      <w:r>
+        <w:rPr>
+          <w:lang w:val="en-US"/>
+        </w:rPr>
+        <w:t>LookAheadFactor</w:t>
+      </w:r>
+      <w:proofErr w:type="spellEnd"/>
+      <w:r>
+        <w:rPr>
+          <w:lang w:val="en-US"/>
+        </w:rPr>
+        <w:t>=0.3).</w:t>
+      </w:r>
+    </w:p>
+    <w:p>
+      <w:pPr>
+        <w:rPr>
+          <w:lang w:val="en-US"/>
+        </w:rPr>
+      </w:pPr>
+    </w:p>
+    <w:p>
+      <w:pPr>
+        <w:rPr>
+          <w:lang w:val="en-US"/>
+        </w:rPr>
+      </w:pPr>
+      <w:r>
+        <w:rPr>
+          <w:lang w:val="en-US"/>
+        </w:rPr>
+        <w:t xml:space="preserve">  EDITOR_SCRIPT_NEEDED: </w:t>
+      </w:r>
+      <w:proofErr w:type="spellStart"/>
+      <w:r>
+        <w:rPr>
+          <w:lang w:val="en-US"/>
+        </w:rPr>
+        <w:t>FlatOutLike</w:t>
+      </w:r>
+      <w:proofErr w:type="spellEnd"/>
+      <w:r>
+        <w:rPr>
+          <w:lang w:val="en-US"/>
+        </w:rPr>
+        <w:t xml:space="preserve">/Setup/Build Car Prefab </w:t>
+      </w:r>
+      <w:proofErr w:type="gramStart"/>
+      <w:r>
+        <w:rPr>
+          <w:lang w:val="en-US"/>
+        </w:rPr>
+        <w:t>From</w:t>
+      </w:r>
+      <w:proofErr w:type="gramEnd"/>
+      <w:r>
+        <w:rPr>
+          <w:lang w:val="en-US"/>
+        </w:rPr>
+        <w:t xml:space="preserve"> Selected FBX — </w:t>
+      </w:r>
+      <w:r>
+        <w:t>выделил</w:t>
+      </w:r>
+      <w:r>
+        <w:rPr>
+          <w:lang w:val="en-US"/>
+        </w:rPr>
+        <w:t xml:space="preserve"> FBX </w:t>
+      </w:r>
+      <w:r>
+        <w:t>в</w:t>
+      </w:r>
+      <w:r>
+        <w:rPr>
+          <w:lang w:val="en-US"/>
+        </w:rPr>
+        <w:t xml:space="preserve"> Assets/</w:t>
+      </w:r>
+      <w:proofErr w:type="spellStart"/>
+      <w:r>
+        <w:rPr>
+          <w:lang w:val="en-US"/>
+        </w:rPr>
+        <w:t>ThirdParty</w:t>
+      </w:r>
+      <w:proofErr w:type="spellEnd"/>
+      <w:r>
+        <w:rPr>
+          <w:lang w:val="en-US"/>
+        </w:rPr>
+        <w:t xml:space="preserve">/Low Poly Destructible Cars/ → </w:t>
+      </w:r>
+      <w:r>
+        <w:t>создаёт</w:t>
+      </w:r>
+      <w:r>
+        <w:rPr>
+          <w:lang w:val="en-US"/>
+        </w:rPr>
+        <w:t xml:space="preserve"> prefab </w:t>
+      </w:r>
+      <w:r>
+        <w:t>в</w:t>
+      </w:r>
+    </w:p>
+    <w:p>
+      <w:pPr>
+        <w:rPr>
+          <w:lang w:val="en-US"/>
+        </w:rPr>
+      </w:pPr>
+      <w:r>
+        <w:rPr>
+          <w:lang w:val="en-US"/>
+        </w:rPr>
+        <w:lastRenderedPageBreak/>
+        <w:t xml:space="preserve">  Assets/Development/Prefabs/Vehicles/Car_&lt;</w:t>
+      </w:r>
+      <w:proofErr w:type="spellStart"/>
+      <w:r>
+        <w:rPr>
+          <w:lang w:val="en-US"/>
+        </w:rPr>
+        <w:t>MeshName</w:t>
+      </w:r>
+      <w:proofErr w:type="spellEnd"/>
+      <w:r>
+        <w:rPr>
+          <w:lang w:val="en-US"/>
+        </w:rPr>
+        <w:t>&gt;.prefab:</w:t>
+      </w:r>
+    </w:p>
+    <w:p>
+      <w:pPr>
+        <w:rPr>
+          <w:lang w:val="en-US"/>
+        </w:rPr>
+      </w:pPr>
+      <w:r>
+        <w:rPr>
+          <w:lang w:val="en-US"/>
+        </w:rPr>
+        <w:t xml:space="preserve">  - Root GO </w:t>
+      </w:r>
+      <w:r>
+        <w:t>с</w:t>
+      </w:r>
+      <w:r>
+        <w:rPr>
+          <w:lang w:val="en-US"/>
+        </w:rPr>
+        <w:t xml:space="preserve"> </w:t>
+      </w:r>
+      <w:r>
+        <w:t>инстансом</w:t>
+      </w:r>
+      <w:r>
+        <w:rPr>
+          <w:lang w:val="en-US"/>
+        </w:rPr>
+        <w:t xml:space="preserve"> </w:t>
+      </w:r>
+      <w:r>
+        <w:t>меша</w:t>
+      </w:r>
+      <w:r>
+        <w:rPr>
+          <w:lang w:val="en-US"/>
+        </w:rPr>
+        <w:t xml:space="preserve"> </w:t>
+      </w:r>
+      <w:r>
+        <w:t>из</w:t>
+      </w:r>
+      <w:r>
+        <w:rPr>
+          <w:lang w:val="en-US"/>
+        </w:rPr>
+        <w:t xml:space="preserve"> FBX (</w:t>
+      </w:r>
+      <w:r>
+        <w:t>через</w:t>
+      </w:r>
+      <w:r>
+        <w:rPr>
+          <w:lang w:val="en-US"/>
+        </w:rPr>
+        <w:t xml:space="preserve"> </w:t>
+      </w:r>
+      <w:proofErr w:type="spellStart"/>
+      <w:r>
+        <w:rPr>
+          <w:lang w:val="en-US"/>
+        </w:rPr>
+        <w:t>PrefabUtility.InstantiatePrefab</w:t>
+      </w:r>
+      <w:proofErr w:type="spellEnd"/>
+      <w:r>
+        <w:rPr>
+          <w:lang w:val="en-US"/>
+        </w:rPr>
+        <w:t xml:space="preserve"> — </w:t>
+      </w:r>
+      <w:r>
+        <w:t>НЕ</w:t>
+      </w:r>
+      <w:r>
+        <w:rPr>
+          <w:lang w:val="en-US"/>
+        </w:rPr>
+        <w:t xml:space="preserve"> </w:t>
+      </w:r>
+      <w:r>
+        <w:t>копирует</w:t>
+      </w:r>
+      <w:r>
+        <w:rPr>
+          <w:lang w:val="en-US"/>
+        </w:rPr>
+        <w:t xml:space="preserve"> FBX, </w:t>
+      </w:r>
+      <w:r>
+        <w:t>держит</w:t>
+      </w:r>
+      <w:r>
+        <w:rPr>
+          <w:lang w:val="en-US"/>
+        </w:rPr>
+        <w:t xml:space="preserve"> </w:t>
+      </w:r>
+      <w:r>
+        <w:t>ссылку</w:t>
+      </w:r>
+      <w:r>
+        <w:rPr>
+          <w:lang w:val="en-US"/>
+        </w:rPr>
+        <w:t>).</w:t>
+      </w:r>
+    </w:p>
+    <w:p>
+      <w:pPr>
+        <w:rPr>
+          <w:lang w:val="en-US"/>
+        </w:rPr>
+      </w:pPr>
+      <w:r>
+        <w:rPr>
+          <w:lang w:val="en-US"/>
+        </w:rPr>
+        <w:t xml:space="preserve">  - </w:t>
+      </w:r>
+      <w:proofErr w:type="spellStart"/>
+      <w:r>
+        <w:rPr>
+          <w:lang w:val="en-US"/>
+        </w:rPr>
+        <w:t>Rigidbody</w:t>
+      </w:r>
+      <w:proofErr w:type="spellEnd"/>
+      <w:r>
+        <w:rPr>
+          <w:lang w:val="en-US"/>
+        </w:rPr>
+        <w:t>.</w:t>
+      </w:r>
+    </w:p>
+    <w:p>
+      <w:pPr>
+        <w:rPr>
+          <w:lang w:val="en-US"/>
+        </w:rPr>
+      </w:pPr>
+      <w:r>
+        <w:rPr>
+          <w:lang w:val="en-US"/>
+        </w:rPr>
+        <w:t xml:space="preserve">  - </w:t>
+      </w:r>
+      <w:r>
+        <w:t>Дочерние</w:t>
+      </w:r>
+      <w:r>
+        <w:rPr>
+          <w:lang w:val="en-US"/>
+        </w:rPr>
+        <w:t xml:space="preserve"> </w:t>
+      </w:r>
+      <w:r>
+        <w:t>объекты</w:t>
+      </w:r>
+      <w:r>
+        <w:rPr>
+          <w:lang w:val="en-US"/>
+        </w:rPr>
+        <w:t xml:space="preserve"> </w:t>
+      </w:r>
+      <w:proofErr w:type="spellStart"/>
+      <w:r>
+        <w:rPr>
+          <w:lang w:val="en-US"/>
+        </w:rPr>
+        <w:t>WheelFL</w:t>
+      </w:r>
+      <w:proofErr w:type="spellEnd"/>
+      <w:r>
+        <w:rPr>
+          <w:lang w:val="en-US"/>
+        </w:rPr>
+        <w:t>/</w:t>
+      </w:r>
+      <w:proofErr w:type="spellStart"/>
+      <w:r>
+        <w:rPr>
+          <w:lang w:val="en-US"/>
+        </w:rPr>
+        <w:t>WheelFR</w:t>
+      </w:r>
+      <w:proofErr w:type="spellEnd"/>
+      <w:r>
+        <w:rPr>
+          <w:lang w:val="en-US"/>
+        </w:rPr>
+        <w:t>/</w:t>
+      </w:r>
+      <w:proofErr w:type="spellStart"/>
+      <w:r>
+        <w:rPr>
+          <w:lang w:val="en-US"/>
+        </w:rPr>
+        <w:t>WheelRL</w:t>
+      </w:r>
+      <w:proofErr w:type="spellEnd"/>
+      <w:r>
+        <w:rPr>
+          <w:lang w:val="en-US"/>
+        </w:rPr>
+        <w:t>/</w:t>
+      </w:r>
+      <w:proofErr w:type="spellStart"/>
+      <w:r>
+        <w:rPr>
+          <w:lang w:val="en-US"/>
+        </w:rPr>
+        <w:t>WheelRR</w:t>
+      </w:r>
+      <w:proofErr w:type="spellEnd"/>
+      <w:r>
+        <w:rPr>
+          <w:lang w:val="en-US"/>
+        </w:rPr>
+        <w:t xml:space="preserve"> </w:t>
+      </w:r>
+      <w:r>
+        <w:t>с</w:t>
+      </w:r>
+      <w:r>
+        <w:rPr>
+          <w:lang w:val="en-US"/>
+        </w:rPr>
+        <w:t xml:space="preserve"> </w:t>
+      </w:r>
+      <w:r>
+        <w:t>компонентом</w:t>
+      </w:r>
+      <w:r>
+        <w:rPr>
+          <w:lang w:val="en-US"/>
+        </w:rPr>
+        <w:t xml:space="preserve"> </w:t>
+      </w:r>
+      <w:proofErr w:type="spellStart"/>
+      <w:r>
+        <w:rPr>
+          <w:lang w:val="en-US"/>
+        </w:rPr>
+        <w:t>WheelCollider</w:t>
+      </w:r>
+      <w:proofErr w:type="spellEnd"/>
+      <w:r>
+        <w:rPr>
+          <w:lang w:val="en-US"/>
+        </w:rPr>
+        <w:t xml:space="preserve">, </w:t>
+      </w:r>
+      <w:r>
+        <w:t>расставленные</w:t>
+      </w:r>
+      <w:r>
+        <w:rPr>
+          <w:lang w:val="en-US"/>
+        </w:rPr>
+        <w:t xml:space="preserve"> </w:t>
+      </w:r>
+      <w:r>
+        <w:t>по</w:t>
+      </w:r>
+      <w:r>
+        <w:rPr>
+          <w:lang w:val="en-US"/>
+        </w:rPr>
+        <w:t xml:space="preserve"> 4 </w:t>
+      </w:r>
+      <w:r>
+        <w:t>нижним</w:t>
+      </w:r>
+      <w:r>
+        <w:rPr>
+          <w:lang w:val="en-US"/>
+        </w:rPr>
+        <w:t xml:space="preserve"> </w:t>
+      </w:r>
+      <w:r>
+        <w:t>углам</w:t>
+      </w:r>
+      <w:r>
+        <w:rPr>
+          <w:lang w:val="en-US"/>
+        </w:rPr>
+        <w:t xml:space="preserve"> bounding box (radius = 0.35, </w:t>
+      </w:r>
+      <w:proofErr w:type="spellStart"/>
+      <w:r>
+        <w:rPr>
+          <w:lang w:val="en-US"/>
+        </w:rPr>
+        <w:t>suspensionDistance</w:t>
+      </w:r>
+      <w:proofErr w:type="spellEnd"/>
+      <w:r>
+        <w:rPr>
+          <w:lang w:val="en-US"/>
+        </w:rPr>
+        <w:t xml:space="preserve"> = 0.3).</w:t>
+      </w:r>
+    </w:p>
+    <w:p>
+      <w:pPr>
+        <w:rPr>
+          <w:lang w:val="en-US"/>
+        </w:rPr>
+      </w:pPr>
+      <w:r>
+        <w:rPr>
+          <w:lang w:val="en-US"/>
+        </w:rPr>
+        <w:t xml:space="preserve">  - </w:t>
+      </w:r>
+      <w:proofErr w:type="spellStart"/>
+      <w:r>
+        <w:rPr>
+          <w:lang w:val="en-US"/>
+        </w:rPr>
+        <w:t>CarController</w:t>
+      </w:r>
+      <w:proofErr w:type="spellEnd"/>
+      <w:r>
+        <w:rPr>
+          <w:lang w:val="en-US"/>
+        </w:rPr>
+        <w:t xml:space="preserve"> </w:t>
+      </w:r>
+      <w:r>
+        <w:t>на</w:t>
+      </w:r>
+      <w:r>
+        <w:rPr>
+          <w:lang w:val="en-US"/>
+        </w:rPr>
+        <w:t xml:space="preserve"> root: _</w:t>
+      </w:r>
+      <w:proofErr w:type="spellStart"/>
+      <w:r>
+        <w:rPr>
+          <w:lang w:val="en-US"/>
+        </w:rPr>
+        <w:t>driveWheels</w:t>
+      </w:r>
+      <w:proofErr w:type="spellEnd"/>
+      <w:r>
+        <w:rPr>
+          <w:lang w:val="en-US"/>
+        </w:rPr>
+        <w:t xml:space="preserve"> = [RL, RR], _</w:t>
+      </w:r>
+      <w:proofErr w:type="spellStart"/>
+      <w:r>
+        <w:rPr>
+          <w:lang w:val="en-US"/>
+        </w:rPr>
+        <w:t>steerWheels</w:t>
+      </w:r>
+      <w:proofErr w:type="spellEnd"/>
+      <w:r>
+        <w:rPr>
+          <w:lang w:val="en-US"/>
+        </w:rPr>
+        <w:t xml:space="preserve"> = [FL, FR], _</w:t>
+      </w:r>
+      <w:proofErr w:type="spellStart"/>
+      <w:r>
+        <w:rPr>
+          <w:lang w:val="en-US"/>
+        </w:rPr>
+        <w:t>rigidbody</w:t>
+      </w:r>
+      <w:proofErr w:type="spellEnd"/>
+      <w:r>
+        <w:rPr>
+          <w:lang w:val="en-US"/>
+        </w:rPr>
+        <w:t xml:space="preserve"> = self, _config =</w:t>
+      </w:r>
+    </w:p>
+    <w:p>
+      <w:pPr>
+        <w:rPr>
+          <w:lang w:val="en-US"/>
+        </w:rPr>
+      </w:pPr>
+      <w:r>
+        <w:rPr>
+          <w:lang w:val="en-US"/>
+        </w:rPr>
+        <w:t xml:space="preserve">  AssetDatabase.LoadAssetAtPath&lt;CarStatsConfig&gt;("Assets/Development/Data/Configs/Car/CarStatsConfig_Default.asset").</w:t>
+      </w:r>
+    </w:p>
+    <w:p>
+      <w:r>
+        <w:rPr>
+          <w:lang w:val="en-US"/>
+        </w:rPr>
+        <w:t xml:space="preserve">  </w:t>
+      </w:r>
+      <w:r>
+        <w:t xml:space="preserve">- Идемпотентно (если </w:t>
+      </w:r>
+      <w:proofErr w:type="spellStart"/>
+      <w:r>
+        <w:t>prefab</w:t>
+      </w:r>
+      <w:proofErr w:type="spellEnd"/>
+      <w:r>
+        <w:t xml:space="preserve"> уже есть — выводит </w:t>
+      </w:r>
+      <w:proofErr w:type="spellStart"/>
+      <w:r>
+        <w:t>EditorUtility.DisplayDialog</w:t>
+      </w:r>
+      <w:proofErr w:type="spellEnd"/>
+      <w:r>
+        <w:t xml:space="preserve"> с подтверждением перезаписи).</w:t>
+      </w:r>
+    </w:p>
+    <w:p>
+      <w:pPr>
+        <w:rPr>
+          <w:lang w:val="en-US"/>
+        </w:rPr>
+      </w:pPr>
+      <w:r>
+        <w:t xml:space="preserve">  </w:t>
+      </w:r>
+      <w:r>
+        <w:rPr>
+          <w:lang w:val="en-US"/>
+        </w:rPr>
+        <w:t xml:space="preserve">- Undo + </w:t>
+      </w:r>
+      <w:r>
+        <w:t>логирование</w:t>
+      </w:r>
+      <w:r>
+        <w:rPr>
+          <w:lang w:val="en-US"/>
+        </w:rPr>
+        <w:t>.</w:t>
+      </w:r>
+    </w:p>
+    <w:p>
+      <w:pPr>
+        <w:rPr>
+          <w:lang w:val="en-US"/>
+        </w:rPr>
+      </w:pPr>
+    </w:p>
+    <w:p>
+      <w:pPr>
+        <w:rPr>
+          <w:lang w:val="en-US"/>
+        </w:rPr>
+      </w:pPr>
+      <w:r>
+        <w:rPr>
+          <w:lang w:val="en-US"/>
+        </w:rPr>
+        <w:t xml:space="preserve">  EDITOR_SCRIPT_NEEDED: </w:t>
+      </w:r>
+      <w:proofErr w:type="spellStart"/>
+      <w:r>
+        <w:rPr>
+          <w:lang w:val="en-US"/>
+        </w:rPr>
+        <w:t>FlatOutLike</w:t>
+      </w:r>
+      <w:proofErr w:type="spellEnd"/>
+      <w:r>
+        <w:rPr>
+          <w:lang w:val="en-US"/>
+        </w:rPr>
+        <w:t xml:space="preserve">/Setup/Build Driving Test Scene — </w:t>
+      </w:r>
+      <w:r>
+        <w:t>создаёт</w:t>
+      </w:r>
+      <w:r>
+        <w:rPr>
+          <w:lang w:val="en-US"/>
+        </w:rPr>
+        <w:t xml:space="preserve"> Assets/Development/Scenes/_</w:t>
+      </w:r>
+      <w:proofErr w:type="spellStart"/>
+      <w:r>
+        <w:rPr>
+          <w:lang w:val="en-US"/>
+        </w:rPr>
+        <w:t>TestDriving.unity</w:t>
+      </w:r>
+      <w:proofErr w:type="spellEnd"/>
+      <w:r>
+        <w:rPr>
+          <w:lang w:val="en-US"/>
+        </w:rPr>
+        <w:t>:</w:t>
+      </w:r>
+    </w:p>
+    <w:p>
+      <w:pPr>
+        <w:rPr>
+          <w:lang w:val="en-US"/>
+        </w:rPr>
+      </w:pPr>
+      <w:r>
+        <w:rPr>
+          <w:lang w:val="en-US"/>
+        </w:rPr>
+        <w:t xml:space="preserve">  - Plane 20x20 (scale=20).</w:t>
+      </w:r>
+    </w:p>
+    <w:p>
+      <w:pPr>
+        <w:rPr>
+          <w:lang w:val="en-US"/>
+        </w:rPr>
+      </w:pPr>
+      <w:r>
+        <w:rPr>
+          <w:lang w:val="en-US"/>
+        </w:rPr>
+        <w:t xml:space="preserve">  - Directional Light.</w:t>
+      </w:r>
+    </w:p>
+    <w:p>
+      <w:pPr>
+        <w:rPr>
+          <w:lang w:val="en-US"/>
+        </w:rPr>
+      </w:pPr>
+      <w:r>
+        <w:rPr>
+          <w:lang w:val="en-US"/>
+        </w:rPr>
+        <w:t xml:space="preserve">  - Main Camera + </w:t>
+      </w:r>
+      <w:proofErr w:type="spellStart"/>
+      <w:r>
+        <w:rPr>
+          <w:lang w:val="en-US"/>
+        </w:rPr>
+        <w:t>ChaseCarCameraBehaviour</w:t>
+      </w:r>
+      <w:proofErr w:type="spellEnd"/>
+      <w:r>
+        <w:rPr>
+          <w:lang w:val="en-US"/>
+        </w:rPr>
+        <w:t xml:space="preserve"> + </w:t>
+      </w:r>
+      <w:r>
+        <w:t>ссылка</w:t>
+      </w:r>
+      <w:r>
+        <w:rPr>
+          <w:lang w:val="en-US"/>
+        </w:rPr>
+        <w:t xml:space="preserve"> </w:t>
+      </w:r>
+      <w:r>
+        <w:t>на</w:t>
+      </w:r>
+      <w:r>
+        <w:rPr>
+          <w:lang w:val="en-US"/>
+        </w:rPr>
+        <w:t xml:space="preserve"> </w:t>
+      </w:r>
+      <w:proofErr w:type="spellStart"/>
+      <w:r>
+        <w:rPr>
+          <w:lang w:val="en-US"/>
+        </w:rPr>
+        <w:t>ChaseCameraConfig_Default.asset</w:t>
+      </w:r>
+      <w:proofErr w:type="spellEnd"/>
+      <w:r>
+        <w:rPr>
+          <w:lang w:val="en-US"/>
+        </w:rPr>
+        <w:t>.</w:t>
+      </w:r>
+    </w:p>
+    <w:p>
+      <w:pPr>
+        <w:rPr>
+          <w:lang w:val="en-US"/>
+        </w:rPr>
+      </w:pPr>
+      <w:r>
+        <w:rPr>
+          <w:lang w:val="en-US"/>
+        </w:rPr>
+        <w:t xml:space="preserve">  - </w:t>
+      </w:r>
+      <w:proofErr w:type="spellStart"/>
+      <w:r>
+        <w:rPr>
+          <w:lang w:val="en-US"/>
+        </w:rPr>
+        <w:t>GameObject</w:t>
+      </w:r>
+      <w:proofErr w:type="spellEnd"/>
+      <w:r>
+        <w:rPr>
+          <w:lang w:val="en-US"/>
+        </w:rPr>
+        <w:t xml:space="preserve"> </w:t>
+      </w:r>
+      <w:proofErr w:type="spellStart"/>
+      <w:r>
+        <w:rPr>
+          <w:lang w:val="en-US"/>
+        </w:rPr>
+        <w:t>GameLifetimeScope</w:t>
+      </w:r>
+      <w:proofErr w:type="spellEnd"/>
+      <w:r>
+        <w:rPr>
+          <w:lang w:val="en-US"/>
+        </w:rPr>
+        <w:t xml:space="preserve"> </w:t>
+      </w:r>
+      <w:r>
+        <w:t>с</w:t>
+      </w:r>
+      <w:r>
+        <w:rPr>
+          <w:lang w:val="en-US"/>
+        </w:rPr>
+        <w:t xml:space="preserve"> </w:t>
+      </w:r>
+      <w:r>
+        <w:t>компонентом</w:t>
+      </w:r>
+      <w:r>
+        <w:rPr>
+          <w:lang w:val="en-US"/>
+        </w:rPr>
+        <w:t>.</w:t>
+      </w:r>
+    </w:p>
+    <w:p>
+      <w:pPr>
+        <w:rPr>
+          <w:lang w:val="en-US"/>
+        </w:rPr>
+      </w:pPr>
+      <w:r>
+        <w:rPr>
+          <w:lang w:val="en-US"/>
+        </w:rPr>
+        <w:t xml:space="preserve">  - </w:t>
+      </w:r>
+      <w:proofErr w:type="spellStart"/>
+      <w:r>
+        <w:rPr>
+          <w:lang w:val="en-US"/>
+        </w:rPr>
+        <w:t>GameObject</w:t>
+      </w:r>
+      <w:proofErr w:type="spellEnd"/>
+      <w:r>
+        <w:rPr>
+          <w:lang w:val="en-US"/>
+        </w:rPr>
+        <w:t xml:space="preserve"> </w:t>
+      </w:r>
+      <w:proofErr w:type="spellStart"/>
+      <w:r>
+        <w:rPr>
+          <w:lang w:val="en-US"/>
+        </w:rPr>
+        <w:t>GameBootstrap</w:t>
+      </w:r>
+      <w:proofErr w:type="spellEnd"/>
+      <w:r>
+        <w:rPr>
+          <w:lang w:val="en-US"/>
+        </w:rPr>
+        <w:t xml:space="preserve"> </w:t>
+      </w:r>
+      <w:r>
+        <w:t>с</w:t>
+      </w:r>
+      <w:r>
+        <w:rPr>
+          <w:lang w:val="en-US"/>
+        </w:rPr>
+        <w:t xml:space="preserve"> </w:t>
+      </w:r>
+      <w:r>
+        <w:t>компонентом</w:t>
+      </w:r>
+      <w:r>
+        <w:rPr>
+          <w:lang w:val="en-US"/>
+        </w:rPr>
+        <w:t>.</w:t>
+      </w:r>
+    </w:p>
+    <w:p>
+      <w:pPr>
+        <w:rPr>
+          <w:lang w:val="en-US"/>
+        </w:rPr>
+      </w:pPr>
+      <w:r>
+        <w:rPr>
+          <w:lang w:val="en-US"/>
+        </w:rPr>
+        <w:t xml:space="preserve">  - </w:t>
+      </w:r>
+      <w:proofErr w:type="spellStart"/>
+      <w:r>
+        <w:t>Спавнит</w:t>
+      </w:r>
+      <w:proofErr w:type="spellEnd"/>
+      <w:r>
+        <w:rPr>
+          <w:lang w:val="en-US"/>
+        </w:rPr>
+        <w:t xml:space="preserve"> </w:t>
+      </w:r>
+      <w:r>
+        <w:t>первый</w:t>
+      </w:r>
+      <w:r>
+        <w:rPr>
+          <w:lang w:val="en-US"/>
+        </w:rPr>
+        <w:t xml:space="preserve"> prefab </w:t>
+      </w:r>
+      <w:r>
+        <w:t>из</w:t>
+      </w:r>
+      <w:r>
+        <w:rPr>
+          <w:lang w:val="en-US"/>
+        </w:rPr>
+        <w:t xml:space="preserve"> Assets/Development/Prefabs/Vehicles/Car_*.prefab </w:t>
+      </w:r>
+      <w:r>
+        <w:t>над</w:t>
+      </w:r>
+      <w:r>
+        <w:rPr>
+          <w:lang w:val="en-US"/>
+        </w:rPr>
+        <w:t xml:space="preserve"> plane'</w:t>
+      </w:r>
+      <w:r>
+        <w:t>ом</w:t>
+      </w:r>
+      <w:r>
+        <w:rPr>
+          <w:lang w:val="en-US"/>
+        </w:rPr>
+        <w:t xml:space="preserve">, </w:t>
+      </w:r>
+      <w:r>
+        <w:t>выставляет</w:t>
+      </w:r>
+      <w:r>
+        <w:rPr>
+          <w:lang w:val="en-US"/>
+        </w:rPr>
+        <w:t xml:space="preserve"> </w:t>
+      </w:r>
+      <w:r>
+        <w:t>его</w:t>
+      </w:r>
+      <w:r>
+        <w:rPr>
+          <w:lang w:val="en-US"/>
+        </w:rPr>
+        <w:t xml:space="preserve"> Transform </w:t>
+      </w:r>
+      <w:r>
+        <w:t>как</w:t>
+      </w:r>
+      <w:r>
+        <w:rPr>
+          <w:lang w:val="en-US"/>
+        </w:rPr>
+        <w:t xml:space="preserve"> _target </w:t>
+      </w:r>
+      <w:r>
+        <w:t>для</w:t>
+      </w:r>
+      <w:r>
+        <w:rPr>
+          <w:lang w:val="en-US"/>
+        </w:rPr>
+        <w:t xml:space="preserve"> </w:t>
+      </w:r>
+      <w:r>
+        <w:t>камеры</w:t>
+      </w:r>
+      <w:r>
+        <w:rPr>
+          <w:lang w:val="en-US"/>
+        </w:rPr>
+        <w:t xml:space="preserve">. </w:t>
+      </w:r>
+      <w:r>
+        <w:t>Если</w:t>
+      </w:r>
+      <w:r>
+        <w:rPr>
+          <w:lang w:val="en-US"/>
+        </w:rPr>
+        <w:t xml:space="preserve"> prefab'</w:t>
+      </w:r>
+      <w:proofErr w:type="spellStart"/>
+      <w:r>
+        <w:t>ов</w:t>
+      </w:r>
+      <w:proofErr w:type="spellEnd"/>
+      <w:r>
+        <w:rPr>
+          <w:lang w:val="en-US"/>
+        </w:rPr>
+        <w:t xml:space="preserve"> </w:t>
+      </w:r>
+      <w:r>
+        <w:t>нет</w:t>
+      </w:r>
+      <w:r>
+        <w:rPr>
+          <w:lang w:val="en-US"/>
+        </w:rPr>
+        <w:t xml:space="preserve"> —</w:t>
+      </w:r>
+    </w:p>
+    <w:p>
+      <w:pPr>
+        <w:rPr>
+          <w:lang w:val="en-US"/>
+        </w:rPr>
+      </w:pPr>
+      <w:r>
+        <w:rPr>
+          <w:lang w:val="en-US"/>
+        </w:rPr>
+        <w:t xml:space="preserve">  </w:t>
+      </w:r>
+      <w:proofErr w:type="spellStart"/>
+      <w:r>
+        <w:rPr>
+          <w:lang w:val="en-US"/>
+        </w:rPr>
+        <w:t>Debug.LogWarning</w:t>
+      </w:r>
+      <w:proofErr w:type="spellEnd"/>
+      <w:r>
+        <w:rPr>
+          <w:lang w:val="en-US"/>
+        </w:rPr>
+        <w:t xml:space="preserve"> «Run 'Build Car Prefab' first».</w:t>
+      </w:r>
+    </w:p>
+    <w:p>
+      <w:r>
+        <w:rPr>
+          <w:lang w:val="en-US"/>
+        </w:rPr>
+        <w:t xml:space="preserve">  </w:t>
+      </w:r>
+      <w:r>
+        <w:t>- Идемпотентно.</w:t>
+      </w:r>
+    </w:p>
+    <w:p/>
+    <w:p>
+      <w:r>
+        <w:t xml:space="preserve">  Что проверишь в </w:t>
+      </w:r>
+      <w:proofErr w:type="spellStart"/>
+      <w:r>
+        <w:t>Unity</w:t>
+      </w:r>
+      <w:proofErr w:type="spellEnd"/>
+      <w:r>
+        <w:t xml:space="preserve"> после шага 2</w:t>
+      </w:r>
+    </w:p>
+    <w:p/>
+    <w:p>
+      <w:pPr>
+        <w:rPr>
+          <w:lang w:val="en-US"/>
+        </w:rPr>
+      </w:pPr>
+      <w:r>
+        <w:t xml:space="preserve">  </w:t>
+      </w:r>
+      <w:r>
+        <w:rPr>
+          <w:lang w:val="en-US"/>
+        </w:rPr>
+        <w:t xml:space="preserve">1. </w:t>
+      </w:r>
+      <w:r>
+        <w:t>Меню</w:t>
+      </w:r>
+      <w:r>
+        <w:rPr>
+          <w:lang w:val="en-US"/>
+        </w:rPr>
+        <w:t xml:space="preserve"> </w:t>
+      </w:r>
+      <w:proofErr w:type="spellStart"/>
+      <w:r>
+        <w:rPr>
+          <w:lang w:val="en-US"/>
+        </w:rPr>
+        <w:t>FlatOutLike</w:t>
+      </w:r>
+      <w:proofErr w:type="spellEnd"/>
+      <w:r>
+        <w:rPr>
+          <w:lang w:val="en-US"/>
+        </w:rPr>
+        <w:t xml:space="preserve">/Configs/Create Default </w:t>
+      </w:r>
+      <w:proofErr w:type="spellStart"/>
+      <w:r>
+        <w:rPr>
+          <w:lang w:val="en-US"/>
+        </w:rPr>
+        <w:t>CarStatsConfig</w:t>
+      </w:r>
+      <w:proofErr w:type="spellEnd"/>
+      <w:r>
+        <w:rPr>
+          <w:lang w:val="en-US"/>
+        </w:rPr>
+        <w:t xml:space="preserve"> → </w:t>
+      </w:r>
+      <w:r>
+        <w:t>создан</w:t>
+      </w:r>
+      <w:r>
+        <w:rPr>
+          <w:lang w:val="en-US"/>
+        </w:rPr>
+        <w:t xml:space="preserve"> asset.</w:t>
+      </w:r>
+    </w:p>
+    <w:p>
+      <w:pPr>
+        <w:rPr>
+          <w:lang w:val="en-US"/>
+        </w:rPr>
+      </w:pPr>
+      <w:r>
+        <w:rPr>
+          <w:lang w:val="en-US"/>
+        </w:rPr>
+        <w:t xml:space="preserve">  2. </w:t>
+      </w:r>
+      <w:r>
+        <w:t>Меню</w:t>
+      </w:r>
+      <w:r>
+        <w:rPr>
+          <w:lang w:val="en-US"/>
+        </w:rPr>
+        <w:t xml:space="preserve"> </w:t>
+      </w:r>
+      <w:proofErr w:type="spellStart"/>
+      <w:r>
+        <w:rPr>
+          <w:lang w:val="en-US"/>
+        </w:rPr>
+        <w:t>FlatOutLike</w:t>
+      </w:r>
+      <w:proofErr w:type="spellEnd"/>
+      <w:r>
+        <w:rPr>
+          <w:lang w:val="en-US"/>
+        </w:rPr>
+        <w:t xml:space="preserve">/Configs/Create Default </w:t>
+      </w:r>
+      <w:proofErr w:type="spellStart"/>
+      <w:r>
+        <w:rPr>
+          <w:lang w:val="en-US"/>
+        </w:rPr>
+        <w:t>ChaseCameraConfig</w:t>
+      </w:r>
+      <w:proofErr w:type="spellEnd"/>
+      <w:r>
+        <w:rPr>
+          <w:lang w:val="en-US"/>
+        </w:rPr>
+        <w:t xml:space="preserve"> → </w:t>
+      </w:r>
+      <w:r>
+        <w:t>создан</w:t>
+      </w:r>
+      <w:r>
+        <w:rPr>
+          <w:lang w:val="en-US"/>
+        </w:rPr>
+        <w:t xml:space="preserve"> asset.</w:t>
+      </w:r>
+    </w:p>
+    <w:p>
+      <w:pPr>
+        <w:rPr>
+          <w:lang w:val="en-US"/>
+        </w:rPr>
+      </w:pPr>
+      <w:r>
+        <w:rPr>
+          <w:lang w:val="en-US"/>
+        </w:rPr>
+        <w:t xml:space="preserve">  3. </w:t>
+      </w:r>
+      <w:r>
+        <w:t>Выделить</w:t>
+      </w:r>
+      <w:r>
+        <w:rPr>
+          <w:lang w:val="en-US"/>
+        </w:rPr>
+        <w:t xml:space="preserve"> FBX </w:t>
+      </w:r>
+      <w:r>
+        <w:t>в</w:t>
+      </w:r>
+      <w:r>
+        <w:rPr>
+          <w:lang w:val="en-US"/>
+        </w:rPr>
+        <w:t xml:space="preserve"> Low Poly Destructible Cars → </w:t>
+      </w:r>
+      <w:r>
+        <w:t>меню</w:t>
+      </w:r>
+      <w:r>
+        <w:rPr>
+          <w:lang w:val="en-US"/>
+        </w:rPr>
+        <w:t xml:space="preserve"> Build Car Prefab </w:t>
+      </w:r>
+      <w:proofErr w:type="gramStart"/>
+      <w:r>
+        <w:rPr>
+          <w:lang w:val="en-US"/>
+        </w:rPr>
+        <w:t>From</w:t>
+      </w:r>
+      <w:proofErr w:type="gramEnd"/>
+      <w:r>
+        <w:rPr>
+          <w:lang w:val="en-US"/>
+        </w:rPr>
+        <w:t xml:space="preserve"> Selected FBX → prefab </w:t>
+      </w:r>
+      <w:r>
+        <w:t>в</w:t>
+      </w:r>
+      <w:r>
+        <w:rPr>
+          <w:lang w:val="en-US"/>
+        </w:rPr>
+        <w:t xml:space="preserve"> Development/Prefabs/Vehicles/.</w:t>
+      </w:r>
+    </w:p>
+    <w:p>
+      <w:pPr>
+        <w:rPr>
+          <w:lang w:val="en-US"/>
+        </w:rPr>
+      </w:pPr>
+      <w:r>
+        <w:rPr>
+          <w:lang w:val="en-US"/>
+        </w:rPr>
+        <w:t xml:space="preserve">  4. </w:t>
+      </w:r>
+      <w:r>
+        <w:t>Меню</w:t>
+      </w:r>
+      <w:r>
+        <w:rPr>
+          <w:lang w:val="en-US"/>
+        </w:rPr>
+        <w:t xml:space="preserve"> Build Driving Test Scene → </w:t>
+      </w:r>
+      <w:r>
+        <w:t>открывается</w:t>
+      </w:r>
+      <w:r>
+        <w:rPr>
+          <w:lang w:val="en-US"/>
+        </w:rPr>
+        <w:t xml:space="preserve"> _</w:t>
+      </w:r>
+      <w:proofErr w:type="spellStart"/>
+      <w:r>
+        <w:rPr>
+          <w:lang w:val="en-US"/>
+        </w:rPr>
+        <w:t>TestDriving.unity</w:t>
+      </w:r>
+      <w:proofErr w:type="spellEnd"/>
+      <w:r>
+        <w:rPr>
+          <w:lang w:val="en-US"/>
+        </w:rPr>
+        <w:t>.</w:t>
+      </w:r>
+    </w:p>
+    <w:p>
+      <w:r>
+        <w:rPr>
+          <w:lang w:val="en-US"/>
+        </w:rPr>
+        <w:t xml:space="preserve">  </w:t>
+      </w:r>
+      <w:r>
+        <w:t>5. Play. WASD движет машину, Space = ручник, камера следует за машиной.</w:t>
       </w:r>
     </w:p>
     <w:sectPr>

--- a/docs/архитектура с первого шага.docx
+++ b/docs/архитектура с первого шага.docx
@@ -1535,13 +1535,7 @@
         <w:t>)</w:t>
       </w:r>
     </w:p>
-    <w:p>
-      <w:pPr>
-        <w:rPr>
-          <w:lang w:val="en-US"/>
-        </w:rPr>
-      </w:pPr>
-    </w:p>
+    <w:p/>
     <w:p>
       <w:pPr>
         <w:rPr>
@@ -7441,6 +7435,1161 @@
       </w:r>
       <w:r>
         <w:t>5. Play. WASD движет машину, Space = ручник, камера следует за машиной.</w:t>
+      </w:r>
+    </w:p>
+    <w:p/>
+    <w:p>
+      <w:pPr>
+        <w:pStyle w:val="3"/>
+      </w:pPr>
+      <w:r>
+        <w:lastRenderedPageBreak/>
+        <w:t>Финальный план шага 3</w:t>
+      </w:r>
+    </w:p>
+    <w:p/>
+    <w:p>
+      <w:proofErr w:type="spellStart"/>
+      <w:r>
+        <w:t>Damage</w:t>
+      </w:r>
+      <w:proofErr w:type="spellEnd"/>
+      <w:r>
+        <w:t>-стек (как раньше):</w:t>
+      </w:r>
+    </w:p>
+    <w:p>
+      <w:pPr>
+        <w:rPr>
+          <w:lang w:val="en-US"/>
+        </w:rPr>
+      </w:pPr>
+      <w:r>
+        <w:rPr>
+          <w:lang w:val="en-US"/>
+        </w:rPr>
+        <w:t>1. Core/Events/</w:t>
+      </w:r>
+      <w:proofErr w:type="spellStart"/>
+      <w:r>
+        <w:rPr>
+          <w:lang w:val="en-US"/>
+        </w:rPr>
+        <w:t>Events.Derby.cs</w:t>
+      </w:r>
+      <w:proofErr w:type="spellEnd"/>
+      <w:r>
+        <w:rPr>
+          <w:lang w:val="en-US"/>
+        </w:rPr>
+        <w:t xml:space="preserve"> — </w:t>
+      </w:r>
+      <w:proofErr w:type="spellStart"/>
+      <w:r>
+        <w:rPr>
+          <w:lang w:val="en-US"/>
+        </w:rPr>
+        <w:t>CarCollisionEvent</w:t>
+      </w:r>
+      <w:proofErr w:type="spellEnd"/>
+      <w:r>
+        <w:rPr>
+          <w:lang w:val="en-US"/>
+        </w:rPr>
+        <w:t xml:space="preserve">, </w:t>
+      </w:r>
+      <w:proofErr w:type="spellStart"/>
+      <w:r>
+        <w:rPr>
+          <w:lang w:val="en-US"/>
+        </w:rPr>
+        <w:t>CarDamagedEvent</w:t>
+      </w:r>
+      <w:proofErr w:type="spellEnd"/>
+      <w:r>
+        <w:rPr>
+          <w:lang w:val="en-US"/>
+        </w:rPr>
+        <w:t xml:space="preserve">, </w:t>
+      </w:r>
+      <w:proofErr w:type="spellStart"/>
+      <w:r>
+        <w:rPr>
+          <w:lang w:val="en-US"/>
+        </w:rPr>
+        <w:t>CarDestroyedEvent</w:t>
+      </w:r>
+      <w:proofErr w:type="spellEnd"/>
+      <w:r>
+        <w:rPr>
+          <w:lang w:val="en-US"/>
+        </w:rPr>
+        <w:t>.</w:t>
+      </w:r>
+    </w:p>
+    <w:p>
+      <w:pPr>
+        <w:rPr>
+          <w:lang w:val="en-US"/>
+        </w:rPr>
+      </w:pPr>
+      <w:r>
+        <w:rPr>
+          <w:lang w:val="en-US"/>
+        </w:rPr>
+        <w:t>2. Services/Combat/</w:t>
+      </w:r>
+      <w:proofErr w:type="spellStart"/>
+      <w:r>
+        <w:rPr>
+          <w:lang w:val="en-US"/>
+        </w:rPr>
+        <w:t>IDamageService.cs</w:t>
+      </w:r>
+      <w:proofErr w:type="spellEnd"/>
+      <w:r>
+        <w:rPr>
+          <w:lang w:val="en-US"/>
+        </w:rPr>
+        <w:t xml:space="preserve"> + </w:t>
+      </w:r>
+      <w:proofErr w:type="spellStart"/>
+      <w:r>
+        <w:rPr>
+          <w:lang w:val="en-US"/>
+        </w:rPr>
+        <w:t>DamageService.cs</w:t>
+      </w:r>
+      <w:proofErr w:type="spellEnd"/>
+      <w:r>
+        <w:rPr>
+          <w:lang w:val="en-US"/>
+        </w:rPr>
+        <w:t xml:space="preserve"> — pure C#, </w:t>
+      </w:r>
+      <w:r>
+        <w:t>формула</w:t>
+      </w:r>
+      <w:r>
+        <w:rPr>
+          <w:lang w:val="en-US"/>
+        </w:rPr>
+        <w:t xml:space="preserve"> </w:t>
+      </w:r>
+      <w:proofErr w:type="spellStart"/>
+      <w:r>
+        <w:rPr>
+          <w:lang w:val="en-US"/>
+        </w:rPr>
+        <w:t>impactSpeed</w:t>
+      </w:r>
+      <w:proofErr w:type="spellEnd"/>
+      <w:r>
+        <w:rPr>
+          <w:lang w:val="en-US"/>
+        </w:rPr>
+        <w:t xml:space="preserve"> * </w:t>
+      </w:r>
+      <w:proofErr w:type="spellStart"/>
+      <w:r>
+        <w:rPr>
+          <w:lang w:val="en-US"/>
+        </w:rPr>
+        <w:t>massRatio</w:t>
+      </w:r>
+      <w:proofErr w:type="spellEnd"/>
+      <w:r>
+        <w:rPr>
+          <w:lang w:val="en-US"/>
+        </w:rPr>
+        <w:t xml:space="preserve"> * </w:t>
+      </w:r>
+      <w:proofErr w:type="spellStart"/>
+      <w:r>
+        <w:rPr>
+          <w:lang w:val="en-US"/>
+        </w:rPr>
+        <w:t>DamageScale</w:t>
+      </w:r>
+      <w:proofErr w:type="spellEnd"/>
+      <w:r>
+        <w:rPr>
+          <w:lang w:val="en-US"/>
+        </w:rPr>
+        <w:t>.</w:t>
+      </w:r>
+    </w:p>
+    <w:p>
+      <w:pPr>
+        <w:rPr>
+          <w:lang w:val="en-US"/>
+        </w:rPr>
+      </w:pPr>
+      <w:r>
+        <w:rPr>
+          <w:lang w:val="en-US"/>
+        </w:rPr>
+        <w:t>3. Data/Configs/Combat/</w:t>
+      </w:r>
+      <w:proofErr w:type="spellStart"/>
+      <w:r>
+        <w:rPr>
+          <w:lang w:val="en-US"/>
+        </w:rPr>
+        <w:t>DamageConfig.cs</w:t>
+      </w:r>
+      <w:proofErr w:type="spellEnd"/>
+      <w:r>
+        <w:rPr>
+          <w:lang w:val="en-US"/>
+        </w:rPr>
+        <w:t xml:space="preserve"> — SO (</w:t>
+      </w:r>
+      <w:proofErr w:type="spellStart"/>
+      <w:r>
+        <w:rPr>
+          <w:lang w:val="en-US"/>
+        </w:rPr>
+        <w:t>DamageScale</w:t>
+      </w:r>
+      <w:proofErr w:type="spellEnd"/>
+      <w:r>
+        <w:rPr>
+          <w:lang w:val="en-US"/>
+        </w:rPr>
+        <w:t xml:space="preserve">, </w:t>
+      </w:r>
+      <w:proofErr w:type="spellStart"/>
+      <w:r>
+        <w:rPr>
+          <w:lang w:val="en-US"/>
+        </w:rPr>
+        <w:t>MinImpactSpeed</w:t>
+      </w:r>
+      <w:proofErr w:type="spellEnd"/>
+      <w:r>
+        <w:rPr>
+          <w:lang w:val="en-US"/>
+        </w:rPr>
+        <w:t xml:space="preserve">). </w:t>
+      </w:r>
+      <w:r>
+        <w:rPr>
+          <w:rFonts w:ascii="Segoe UI Emoji" w:hAnsi="Segoe UI Emoji" w:cs="Segoe UI Emoji"/>
+          <w:lang w:val="en-US"/>
+        </w:rPr>
+        <w:t>✅</w:t>
+      </w:r>
+      <w:r>
+        <w:rPr>
+          <w:lang w:val="en-US"/>
+        </w:rPr>
+        <w:t xml:space="preserve"> Q2</w:t>
+      </w:r>
+    </w:p>
+    <w:p>
+      <w:pPr>
+        <w:rPr>
+          <w:lang w:val="en-US"/>
+        </w:rPr>
+      </w:pPr>
+      <w:r>
+        <w:rPr>
+          <w:lang w:val="en-US"/>
+        </w:rPr>
+        <w:t>4. Data/Configs/Car/</w:t>
+      </w:r>
+      <w:proofErr w:type="spellStart"/>
+      <w:r>
+        <w:rPr>
+          <w:lang w:val="en-US"/>
+        </w:rPr>
+        <w:t>CarDamageVisualConfig.cs</w:t>
+      </w:r>
+      <w:proofErr w:type="spellEnd"/>
+      <w:r>
+        <w:rPr>
+          <w:lang w:val="en-US"/>
+        </w:rPr>
+        <w:t xml:space="preserve"> — SO </w:t>
+      </w:r>
+      <w:proofErr w:type="spellStart"/>
+      <w:proofErr w:type="gramStart"/>
+      <w:r>
+        <w:rPr>
+          <w:lang w:val="en-US"/>
+        </w:rPr>
+        <w:t>DamageStage</w:t>
+      </w:r>
+      <w:proofErr w:type="spellEnd"/>
+      <w:r>
+        <w:rPr>
+          <w:lang w:val="en-US"/>
+        </w:rPr>
+        <w:t>[</w:t>
+      </w:r>
+      <w:proofErr w:type="gramEnd"/>
+      <w:r>
+        <w:rPr>
+          <w:lang w:val="en-US"/>
+        </w:rPr>
+        <w:t>] (</w:t>
+      </w:r>
+      <w:r>
+        <w:t>полная</w:t>
+      </w:r>
+      <w:r>
+        <w:rPr>
+          <w:lang w:val="en-US"/>
+        </w:rPr>
+        <w:t xml:space="preserve"> </w:t>
+      </w:r>
+      <w:r>
+        <w:t>форма</w:t>
+      </w:r>
+      <w:r>
+        <w:rPr>
+          <w:lang w:val="en-US"/>
+        </w:rPr>
+        <w:t xml:space="preserve"> §4).</w:t>
+      </w:r>
+    </w:p>
+    <w:p>
+      <w:pPr>
+        <w:rPr>
+          <w:lang w:val="en-US"/>
+        </w:rPr>
+      </w:pPr>
+      <w:r>
+        <w:rPr>
+          <w:lang w:val="en-US"/>
+        </w:rPr>
+        <w:t>5. Controllers/Car/</w:t>
+      </w:r>
+      <w:proofErr w:type="spellStart"/>
+      <w:r>
+        <w:rPr>
+          <w:lang w:val="en-US"/>
+        </w:rPr>
+        <w:t>CarDamageVisualController.cs</w:t>
+      </w:r>
+      <w:proofErr w:type="spellEnd"/>
+      <w:r>
+        <w:rPr>
+          <w:lang w:val="en-US"/>
+        </w:rPr>
+        <w:t xml:space="preserve"> — 3 </w:t>
+      </w:r>
+      <w:r>
+        <w:t>стратегии</w:t>
+      </w:r>
+      <w:r>
+        <w:rPr>
+          <w:lang w:val="en-US"/>
+        </w:rPr>
+        <w:t xml:space="preserve"> </w:t>
+      </w:r>
+      <w:r>
+        <w:t>параллельно</w:t>
+      </w:r>
+      <w:r>
+        <w:rPr>
+          <w:lang w:val="en-US"/>
+        </w:rPr>
+        <w:t xml:space="preserve">, </w:t>
+      </w:r>
+      <w:r>
+        <w:t>фильтр</w:t>
+      </w:r>
+      <w:r>
+        <w:rPr>
+          <w:lang w:val="en-US"/>
+        </w:rPr>
+        <w:t xml:space="preserve"> </w:t>
+      </w:r>
+      <w:r>
+        <w:t>по</w:t>
+      </w:r>
+      <w:r>
+        <w:rPr>
+          <w:lang w:val="en-US"/>
+        </w:rPr>
+        <w:t xml:space="preserve"> </w:t>
+      </w:r>
+      <w:proofErr w:type="spellStart"/>
+      <w:r>
+        <w:rPr>
+          <w:lang w:val="en-US"/>
+        </w:rPr>
+        <w:t>CarId</w:t>
+      </w:r>
+      <w:proofErr w:type="spellEnd"/>
+      <w:r>
+        <w:rPr>
+          <w:lang w:val="en-US"/>
+        </w:rPr>
+        <w:t>.</w:t>
+      </w:r>
+    </w:p>
+    <w:p>
+      <w:pPr>
+        <w:rPr>
+          <w:lang w:val="en-US"/>
+        </w:rPr>
+      </w:pPr>
+      <w:r>
+        <w:rPr>
+          <w:lang w:val="en-US"/>
+        </w:rPr>
+        <w:t>6. Controllers/Car/</w:t>
+      </w:r>
+      <w:proofErr w:type="spellStart"/>
+      <w:r>
+        <w:rPr>
+          <w:lang w:val="en-US"/>
+        </w:rPr>
+        <w:t>DetachablePart.cs</w:t>
+      </w:r>
+      <w:proofErr w:type="spellEnd"/>
+      <w:r>
+        <w:rPr>
+          <w:lang w:val="en-US"/>
+        </w:rPr>
+        <w:t xml:space="preserve"> — </w:t>
+      </w:r>
+      <w:proofErr w:type="spellStart"/>
+      <w:r>
+        <w:rPr>
+          <w:lang w:val="en-US"/>
+        </w:rPr>
+        <w:t>Rigidbody+FixedJoint</w:t>
+      </w:r>
+      <w:proofErr w:type="spellEnd"/>
+      <w:r>
+        <w:rPr>
+          <w:lang w:val="en-US"/>
+        </w:rPr>
+        <w:t xml:space="preserve">, </w:t>
+      </w:r>
+      <w:r>
+        <w:t>отрыв</w:t>
+      </w:r>
+      <w:r>
+        <w:rPr>
+          <w:lang w:val="en-US"/>
+        </w:rPr>
+        <w:t xml:space="preserve"> </w:t>
+      </w:r>
+      <w:r>
+        <w:t>по</w:t>
+      </w:r>
+      <w:r>
+        <w:rPr>
+          <w:lang w:val="en-US"/>
+        </w:rPr>
+        <w:t xml:space="preserve"> </w:t>
+      </w:r>
+      <w:proofErr w:type="spellStart"/>
+      <w:r>
+        <w:rPr>
+          <w:lang w:val="en-US"/>
+        </w:rPr>
+        <w:t>breakForce</w:t>
+      </w:r>
+      <w:proofErr w:type="spellEnd"/>
+      <w:r>
+        <w:rPr>
+          <w:lang w:val="en-US"/>
+        </w:rPr>
+        <w:t>.</w:t>
+      </w:r>
+    </w:p>
+    <w:p>
+      <w:pPr>
+        <w:rPr>
+          <w:lang w:val="en-US"/>
+        </w:rPr>
+      </w:pPr>
+      <w:r>
+        <w:rPr>
+          <w:lang w:val="en-US"/>
+        </w:rPr>
+        <w:t>7. (</w:t>
+      </w:r>
+      <w:r>
+        <w:t>изм</w:t>
+      </w:r>
+      <w:r>
+        <w:rPr>
+          <w:lang w:val="en-US"/>
+        </w:rPr>
+        <w:t xml:space="preserve">.) </w:t>
+      </w:r>
+      <w:proofErr w:type="spellStart"/>
+      <w:r>
+        <w:rPr>
+          <w:lang w:val="en-US"/>
+        </w:rPr>
+        <w:t>CarController.cs</w:t>
+      </w:r>
+      <w:proofErr w:type="spellEnd"/>
+      <w:r>
+        <w:rPr>
+          <w:lang w:val="en-US"/>
+        </w:rPr>
+        <w:t xml:space="preserve"> — </w:t>
+      </w:r>
+      <w:proofErr w:type="spellStart"/>
+      <w:r>
+        <w:rPr>
+          <w:lang w:val="en-US"/>
+        </w:rPr>
+        <w:t>CarId</w:t>
+      </w:r>
+      <w:proofErr w:type="spellEnd"/>
+      <w:r>
+        <w:rPr>
+          <w:lang w:val="en-US"/>
+        </w:rPr>
+        <w:t xml:space="preserve">, </w:t>
+      </w:r>
+      <w:proofErr w:type="spellStart"/>
+      <w:r>
+        <w:rPr>
+          <w:lang w:val="en-US"/>
+        </w:rPr>
+        <w:t>OnCollisionEnter→CarCollisionEvent</w:t>
+      </w:r>
+      <w:proofErr w:type="spellEnd"/>
+      <w:r>
+        <w:rPr>
+          <w:lang w:val="en-US"/>
+        </w:rPr>
+        <w:t xml:space="preserve">, </w:t>
+      </w:r>
+      <w:proofErr w:type="spellStart"/>
+      <w:r>
+        <w:rPr>
+          <w:lang w:val="en-US"/>
+        </w:rPr>
+        <w:t>RegisterCar</w:t>
+      </w:r>
+      <w:proofErr w:type="spellEnd"/>
+      <w:r>
+        <w:rPr>
+          <w:lang w:val="en-US"/>
+        </w:rPr>
+        <w:t xml:space="preserve"> </w:t>
+      </w:r>
+      <w:r>
+        <w:t>в</w:t>
+      </w:r>
+      <w:r>
+        <w:rPr>
+          <w:lang w:val="en-US"/>
+        </w:rPr>
+        <w:t xml:space="preserve"> Construct.</w:t>
+      </w:r>
+    </w:p>
+    <w:p>
+      <w:pPr>
+        <w:rPr>
+          <w:lang w:val="en-US"/>
+        </w:rPr>
+      </w:pPr>
+    </w:p>
+    <w:p>
+      <w:r>
+        <w:t>VFX-стек (новое, по Q1 — минимальный, но корректный):</w:t>
+      </w:r>
+    </w:p>
+    <w:p>
+      <w:pPr>
+        <w:rPr>
+          <w:lang w:val="en-US"/>
+        </w:rPr>
+      </w:pPr>
+      <w:r>
+        <w:rPr>
+          <w:lang w:val="en-US"/>
+        </w:rPr>
+        <w:t>8. Models/</w:t>
+      </w:r>
+      <w:proofErr w:type="spellStart"/>
+      <w:r>
+        <w:rPr>
+          <w:lang w:val="en-US"/>
+        </w:rPr>
+        <w:t>VfxEffectType.cs</w:t>
+      </w:r>
+      <w:proofErr w:type="spellEnd"/>
+      <w:r>
+        <w:rPr>
+          <w:lang w:val="en-US"/>
+        </w:rPr>
+        <w:t xml:space="preserve"> — </w:t>
+      </w:r>
+      <w:proofErr w:type="spellStart"/>
+      <w:r>
+        <w:rPr>
+          <w:lang w:val="en-US"/>
+        </w:rPr>
+        <w:t>enum</w:t>
+      </w:r>
+      <w:proofErr w:type="spellEnd"/>
+      <w:r>
+        <w:rPr>
+          <w:lang w:val="en-US"/>
+        </w:rPr>
+        <w:t xml:space="preserve">: CollisionSparks, </w:t>
+      </w:r>
+      <w:proofErr w:type="spellStart"/>
+      <w:r>
+        <w:rPr>
+          <w:lang w:val="en-US"/>
+        </w:rPr>
+        <w:t>DamageSmoke</w:t>
+      </w:r>
+      <w:proofErr w:type="spellEnd"/>
+      <w:r>
+        <w:rPr>
+          <w:lang w:val="en-US"/>
+        </w:rPr>
+        <w:t xml:space="preserve">, </w:t>
+      </w:r>
+      <w:proofErr w:type="spellStart"/>
+      <w:r>
+        <w:rPr>
+          <w:lang w:val="en-US"/>
+        </w:rPr>
+        <w:t>DamageFire</w:t>
+      </w:r>
+      <w:proofErr w:type="spellEnd"/>
+      <w:r>
+        <w:rPr>
+          <w:lang w:val="en-US"/>
+        </w:rPr>
+        <w:t xml:space="preserve"> (</w:t>
+      </w:r>
+      <w:r>
+        <w:t>единый</w:t>
+      </w:r>
+      <w:r>
+        <w:rPr>
+          <w:lang w:val="en-US"/>
+        </w:rPr>
+        <w:t xml:space="preserve"> </w:t>
+      </w:r>
+      <w:r>
+        <w:t>источник</w:t>
+      </w:r>
+      <w:r>
+        <w:rPr>
+          <w:lang w:val="en-US"/>
+        </w:rPr>
+        <w:t>).</w:t>
+      </w:r>
+    </w:p>
+    <w:p>
+      <w:pPr>
+        <w:rPr>
+          <w:lang w:val="en-US"/>
+        </w:rPr>
+      </w:pPr>
+      <w:r>
+        <w:rPr>
+          <w:lang w:val="en-US"/>
+        </w:rPr>
+        <w:t>9. Data/Configs/</w:t>
+      </w:r>
+      <w:proofErr w:type="spellStart"/>
+      <w:r>
+        <w:rPr>
+          <w:lang w:val="en-US"/>
+        </w:rPr>
+        <w:t>Vfx</w:t>
+      </w:r>
+      <w:proofErr w:type="spellEnd"/>
+      <w:r>
+        <w:rPr>
+          <w:lang w:val="en-US"/>
+        </w:rPr>
+        <w:t>/</w:t>
+      </w:r>
+      <w:proofErr w:type="spellStart"/>
+      <w:r>
+        <w:rPr>
+          <w:lang w:val="en-US"/>
+        </w:rPr>
+        <w:t>VfxConfig.cs</w:t>
+      </w:r>
+      <w:proofErr w:type="spellEnd"/>
+      <w:r>
+        <w:rPr>
+          <w:lang w:val="en-US"/>
+        </w:rPr>
+        <w:t xml:space="preserve"> — SO: </w:t>
+      </w:r>
+      <w:proofErr w:type="spellStart"/>
+      <w:r>
+        <w:rPr>
+          <w:lang w:val="en-US"/>
+        </w:rPr>
+        <w:t>Vf</w:t>
+      </w:r>
+      <w:proofErr w:type="spellEnd"/>
+    </w:p>
+    <w:p>
+      <w:r>
+        <w:t xml:space="preserve">10. </w:t>
+      </w:r>
+      <w:proofErr w:type="spellStart"/>
+      <w:r>
+        <w:t>Controllers</w:t>
+      </w:r>
+      <w:proofErr w:type="spellEnd"/>
+      <w:r>
+        <w:t>/</w:t>
+      </w:r>
+      <w:proofErr w:type="spellStart"/>
+      <w:r>
+        <w:t>Vfx</w:t>
+      </w:r>
+      <w:proofErr w:type="spellEnd"/>
+      <w:r>
+        <w:t>/</w:t>
+      </w:r>
+      <w:proofErr w:type="spellStart"/>
+      <w:r>
+        <w:t>ParticleController.cs</w:t>
+      </w:r>
+      <w:proofErr w:type="spellEnd"/>
+      <w:r>
+        <w:t xml:space="preserve"> — на </w:t>
+      </w:r>
+      <w:proofErr w:type="spellStart"/>
+      <w:r>
+        <w:t>пуленом</w:t>
+      </w:r>
+      <w:proofErr w:type="spellEnd"/>
+      <w:r>
+        <w:t xml:space="preserve"> </w:t>
+      </w:r>
+      <w:proofErr w:type="spellStart"/>
+      <w:r>
+        <w:t>партикл-префабе</w:t>
+      </w:r>
+      <w:proofErr w:type="spellEnd"/>
+      <w:r>
+        <w:t xml:space="preserve">; </w:t>
+      </w:r>
+      <w:proofErr w:type="gramStart"/>
+      <w:r>
+        <w:t>Launch(</w:t>
+      </w:r>
+      <w:proofErr w:type="gramEnd"/>
+      <w:r>
+        <w:t>) проигрывает + возвращает себя в пул по завершении.</w:t>
+      </w:r>
+    </w:p>
+    <w:p>
+      <w:r>
+        <w:t xml:space="preserve">11. </w:t>
+      </w:r>
+      <w:proofErr w:type="spellStart"/>
+      <w:r>
+        <w:t>Factories</w:t>
+      </w:r>
+      <w:proofErr w:type="spellEnd"/>
+      <w:r>
+        <w:t>/</w:t>
+      </w:r>
+      <w:proofErr w:type="spellStart"/>
+      <w:r>
+        <w:t>Vfx</w:t>
+      </w:r>
+      <w:proofErr w:type="spellEnd"/>
+      <w:r>
+        <w:t>/</w:t>
+      </w:r>
+      <w:proofErr w:type="spellStart"/>
+      <w:r>
+        <w:t>IVfxFactory.cs</w:t>
+      </w:r>
+      <w:proofErr w:type="spellEnd"/>
+      <w:r>
+        <w:t xml:space="preserve"> + </w:t>
+      </w:r>
+      <w:proofErr w:type="spellStart"/>
+      <w:r>
+        <w:t>VfxFactory</w:t>
+      </w:r>
+      <w:proofErr w:type="spellEnd"/>
+    </w:p>
+    <w:p>
+      <w:r>
+        <w:t>12. Services/</w:t>
+      </w:r>
+      <w:proofErr w:type="spellStart"/>
+      <w:r>
+        <w:t>Vfx</w:t>
+      </w:r>
+      <w:proofErr w:type="spellEnd"/>
+      <w:r>
+        <w:t>/</w:t>
+      </w:r>
+      <w:proofErr w:type="spellStart"/>
+      <w:r>
+        <w:t>IVfxService.cs</w:t>
+      </w:r>
+      <w:proofErr w:type="spellEnd"/>
+      <w:r>
+        <w:t xml:space="preserve"> + </w:t>
+      </w:r>
+      <w:proofErr w:type="spellStart"/>
+      <w:r>
+        <w:t>VfxService.cs</w:t>
+      </w:r>
+      <w:proofErr w:type="spellEnd"/>
+      <w:r>
+        <w:t xml:space="preserve"> — публичный </w:t>
+      </w:r>
+      <w:proofErr w:type="spellStart"/>
+      <w:proofErr w:type="gramStart"/>
+      <w:r>
+        <w:t>PlayEffect</w:t>
+      </w:r>
+      <w:proofErr w:type="spellEnd"/>
+      <w:r>
+        <w:t>(</w:t>
+      </w:r>
+      <w:proofErr w:type="spellStart"/>
+      <w:r>
+        <w:t>VfxEffectType,pos</w:t>
+      </w:r>
+      <w:proofErr w:type="gramEnd"/>
+      <w:r>
+        <w:t>,rot</w:t>
+      </w:r>
+      <w:proofErr w:type="spellEnd"/>
+      <w:r>
+        <w:t xml:space="preserve">), тонкий делегат над фабрикой (контракт, который ждёт </w:t>
+      </w:r>
+      <w:proofErr w:type="spellStart"/>
+      <w:r>
+        <w:t>skill</w:t>
+      </w:r>
+      <w:proofErr w:type="spellEnd"/>
+      <w:r>
+        <w:t>).</w:t>
+      </w:r>
+    </w:p>
+    <w:p>
+      <w:pPr>
+        <w:rPr>
+          <w:lang w:val="en-US"/>
+        </w:rPr>
+      </w:pPr>
+      <w:r>
+        <w:rPr>
+          <w:lang w:val="en-US"/>
+        </w:rPr>
+        <w:t>13. (</w:t>
+      </w:r>
+      <w:r>
+        <w:t>изм</w:t>
+      </w:r>
+      <w:r>
+        <w:rPr>
+          <w:lang w:val="en-US"/>
+        </w:rPr>
+        <w:t xml:space="preserve">.) </w:t>
+      </w:r>
+      <w:proofErr w:type="spellStart"/>
+      <w:r>
+        <w:rPr>
+          <w:lang w:val="en-US"/>
+        </w:rPr>
+        <w:t>GameLifetimeScope.cs</w:t>
+      </w:r>
+      <w:proofErr w:type="spellEnd"/>
+      <w:r>
+        <w:rPr>
+          <w:lang w:val="en-US"/>
+        </w:rPr>
+        <w:t xml:space="preserve"> — </w:t>
+      </w:r>
+      <w:r>
+        <w:t>регистрация</w:t>
+      </w:r>
+    </w:p>
+    <w:p>
+      <w:pPr>
+        <w:rPr>
+          <w:lang w:val="en-US"/>
+        </w:rPr>
+      </w:pPr>
+      <w:r>
+        <w:rPr>
+          <w:lang w:val="en-US"/>
+        </w:rPr>
+        <w:t>EDITOR (</w:t>
+      </w:r>
+      <w:r>
+        <w:t>параллельно</w:t>
+      </w:r>
+      <w:r>
+        <w:rPr>
+          <w:lang w:val="en-US"/>
+        </w:rPr>
+        <w:t xml:space="preserve"> → editor-script-</w:t>
+      </w:r>
+      <w:proofErr w:type="gramStart"/>
+      <w:r>
+        <w:rPr>
+          <w:lang w:val="en-US"/>
+        </w:rPr>
+        <w:t>creator)</w:t>
+      </w:r>
+      <w:proofErr w:type="spellStart"/>
+      <w:r>
+        <w:rPr>
+          <w:lang w:val="en-US"/>
+        </w:rPr>
+        <w:t>visual</w:t>
+      </w:r>
+      <w:proofErr w:type="gramEnd"/>
+      <w:r>
+        <w:rPr>
+          <w:lang w:val="en-US"/>
+        </w:rPr>
+        <w:t>→CarController</w:t>
+      </w:r>
+      <w:proofErr w:type="spellEnd"/>
+      <w:r>
+        <w:rPr>
+          <w:lang w:val="en-US"/>
+        </w:rPr>
+        <w:t>.</w:t>
+      </w:r>
+    </w:p>
+    <w:p>
+      <w:pPr>
+        <w:rPr>
+          <w:lang w:val="en-US"/>
+        </w:rPr>
+      </w:pPr>
+      <w:r>
+        <w:rPr>
+          <w:lang w:val="en-US"/>
+        </w:rPr>
+        <w:t xml:space="preserve">- </w:t>
+      </w:r>
+      <w:r>
+        <w:t>Расширить</w:t>
+      </w:r>
+      <w:r>
+        <w:rPr>
+          <w:lang w:val="en-US"/>
+        </w:rPr>
+        <w:t xml:space="preserve"> _</w:t>
+      </w:r>
+      <w:proofErr w:type="spellStart"/>
+      <w:r>
+        <w:rPr>
+          <w:lang w:val="en-US"/>
+        </w:rPr>
+        <w:t>TestDriving</w:t>
+      </w:r>
+      <w:proofErr w:type="spellEnd"/>
+      <w:r>
+        <w:rPr>
+          <w:lang w:val="en-US"/>
+        </w:rPr>
+        <w:t xml:space="preserve">: </w:t>
+      </w:r>
+      <w:r>
+        <w:t>стена</w:t>
+      </w:r>
+      <w:r>
+        <w:rPr>
+          <w:lang w:val="en-US"/>
+        </w:rPr>
+        <w:t>-</w:t>
+      </w:r>
+      <w:r>
+        <w:t>препятствие</w:t>
+      </w:r>
+      <w:r>
+        <w:rPr>
+          <w:lang w:val="en-US"/>
+        </w:rPr>
+        <w:t xml:space="preserve"> + </w:t>
+      </w:r>
+      <w:r>
+        <w:t>повесить</w:t>
+      </w:r>
+      <w:r>
+        <w:rPr>
+          <w:lang w:val="en-US"/>
+        </w:rPr>
+        <w:t xml:space="preserve"> </w:t>
+      </w:r>
+      <w:proofErr w:type="spellStart"/>
+      <w:r>
+        <w:rPr>
+          <w:lang w:val="en-US"/>
+        </w:rPr>
+        <w:t>CarDamageVisualController</w:t>
+      </w:r>
+      <w:proofErr w:type="spellEnd"/>
+      <w:r>
+        <w:rPr>
+          <w:lang w:val="en-US"/>
+        </w:rPr>
+        <w:t>.</w:t>
+      </w:r>
+    </w:p>
+    <w:p>
+      <w:pPr>
+        <w:rPr>
+          <w:lang w:val="en-US"/>
+        </w:rPr>
+      </w:pPr>
+    </w:p>
+    <w:p>
+      <w:r>
+        <w:t>Два решения, которые принимаю по умолчанию:</w:t>
+      </w:r>
+    </w:p>
+    <w:p>
+      <w:r>
+        <w:t xml:space="preserve">- Пул: </w:t>
+      </w:r>
+      <w:proofErr w:type="spellStart"/>
+      <w:r>
+        <w:t>generic</w:t>
+      </w:r>
+      <w:proofErr w:type="spellEnd"/>
+      <w:r>
+        <w:t xml:space="preserve"> </w:t>
+      </w:r>
+      <w:proofErr w:type="spellStart"/>
+      <w:r>
+        <w:t>IPoolManager</w:t>
+      </w:r>
+      <w:proofErr w:type="spellEnd"/>
+      <w:r>
+        <w:t>/</w:t>
+      </w:r>
+      <w:proofErr w:type="spellStart"/>
+      <w:r>
+        <w:t>PoolManager</w:t>
+      </w:r>
+      <w:proofErr w:type="spellEnd"/>
+      <w:r>
+        <w:t xml:space="preserve"> (из структуры CLAUDE.md) откладываю до шага 5 (когда его попросят </w:t>
+      </w:r>
+      <w:proofErr w:type="spellStart"/>
+      <w:r>
+        <w:t>CarFactory</w:t>
+      </w:r>
+      <w:proofErr w:type="spellEnd"/>
+      <w:r>
+        <w:t>/</w:t>
+      </w:r>
+      <w:proofErr w:type="spellStart"/>
+      <w:r>
+        <w:t>PickupFactory</w:t>
+      </w:r>
+      <w:proofErr w:type="spellEnd"/>
+      <w:r>
+        <w:t xml:space="preserve">). Сейчас </w:t>
+      </w:r>
+      <w:proofErr w:type="spellStart"/>
+      <w:r>
+        <w:t>VfxFactory</w:t>
+      </w:r>
+      <w:proofErr w:type="spellEnd"/>
+      <w:r>
+        <w:t xml:space="preserve"> держит приватные </w:t>
+      </w:r>
+      <w:proofErr w:type="spellStart"/>
+      <w:r>
+        <w:t>per-effect</w:t>
+      </w:r>
+      <w:proofErr w:type="spellEnd"/>
+      <w:r>
+        <w:t xml:space="preserve"> пулы. Это удовлетворяет правилу «доступ к пулу только внутри фабрики» и держит шаг минимальным. При шаге 5 </w:t>
+      </w:r>
+      <w:proofErr w:type="spellStart"/>
+      <w:r>
+        <w:t>VfxFactory</w:t>
+      </w:r>
+      <w:proofErr w:type="spellEnd"/>
+      <w:r>
+        <w:t xml:space="preserve"> </w:t>
+      </w:r>
+      <w:proofErr w:type="spellStart"/>
+      <w:r>
+        <w:t>отрефакторим</w:t>
+      </w:r>
+      <w:proofErr w:type="spellEnd"/>
+      <w:r>
+        <w:t xml:space="preserve"> на общий </w:t>
+      </w:r>
+      <w:proofErr w:type="spellStart"/>
+      <w:r>
+        <w:t>IPoolManager</w:t>
+      </w:r>
+      <w:proofErr w:type="spellEnd"/>
+      <w:r>
+        <w:t>.</w:t>
+      </w:r>
+    </w:p>
+    <w:p>
+      <w:r>
+        <w:t xml:space="preserve">- </w:t>
+      </w:r>
+      <w:proofErr w:type="spellStart"/>
+      <w:r>
+        <w:t>Decals</w:t>
+      </w:r>
+      <w:proofErr w:type="spellEnd"/>
+      <w:r>
+        <w:t xml:space="preserve">: </w:t>
+      </w:r>
+      <w:proofErr w:type="spellStart"/>
+      <w:r>
+        <w:t>decalPrefabsToSpawn</w:t>
+      </w:r>
+      <w:proofErr w:type="spellEnd"/>
+      <w:r>
+        <w:t xml:space="preserve"> — персистентные дочерние объекты машины (</w:t>
+      </w:r>
+      <w:proofErr w:type="spellStart"/>
+      <w:r>
+        <w:t>Instantiate</w:t>
+      </w:r>
+      <w:proofErr w:type="spellEnd"/>
+      <w:r>
+        <w:t xml:space="preserve">, не пул, т.к. не возвращаются), VFX-частицы — </w:t>
+      </w:r>
+      <w:proofErr w:type="spellStart"/>
+      <w:r>
+        <w:t>пуленые</w:t>
+      </w:r>
+      <w:proofErr w:type="spellEnd"/>
+      <w:r>
+        <w:t xml:space="preserve"> через </w:t>
+      </w:r>
+      <w:proofErr w:type="spellStart"/>
+      <w:r>
+        <w:t>VfxService</w:t>
+      </w:r>
+      <w:proofErr w:type="spellEnd"/>
+      <w:r>
+        <w:t>.</w:t>
       </w:r>
     </w:p>
     <w:sectPr>
@@ -8364,6 +9513,15 @@
       <w:spacing w:val="5"/>
     </w:rPr>
   </w:style>
+  <w:style w:type="paragraph" w:styleId="ac">
+    <w:name w:val="No Spacing"/>
+    <w:uiPriority w:val="1"/>
+    <w:qFormat/>
+    <w:rsid w:val="002C3B79"/>
+    <w:pPr>
+      <w:spacing w:after="0" w:line="240" w:lineRule="auto"/>
+    </w:pPr>
+  </w:style>
 </w:styles>
 </file>
 

--- a/docs/архитектура с первого шага.docx
+++ b/docs/архитектура с первого шага.docx
@@ -1535,7 +1535,13 @@
         <w:t>)</w:t>
       </w:r>
     </w:p>
-    <w:p/>
+    <w:p>
+      <w:pPr>
+        <w:rPr>
+          <w:lang w:val="en-US"/>
+        </w:rPr>
+      </w:pPr>
+    </w:p>
     <w:p>
       <w:pPr>
         <w:rPr>
@@ -8589,6 +8595,1801 @@
       </w:r>
       <w:proofErr w:type="spellEnd"/>
       <w:r>
+        <w:t>.</w:t>
+      </w:r>
+    </w:p>
+    <w:p/>
+    <w:p>
+      <w:pPr>
+        <w:pStyle w:val="3"/>
+      </w:pPr>
+      <w:r>
+        <w:t>План — Шаг 4: AI (враг таранит игрока)</w:t>
+      </w:r>
+    </w:p>
+    <w:p/>
+    <w:p>
+      <w:r>
+        <w:t xml:space="preserve">Архитектурная развязка </w:t>
+      </w:r>
+      <w:proofErr w:type="spellStart"/>
+      <w:r>
+        <w:t>мультикара</w:t>
+      </w:r>
+      <w:proofErr w:type="spellEnd"/>
+      <w:r>
+        <w:t xml:space="preserve"> (минимально, без выброса кода)</w:t>
+      </w:r>
+    </w:p>
+    <w:p/>
+    <w:p>
+      <w:r>
+        <w:t xml:space="preserve">Блокеры, которые мы зафиксировали ранее: </w:t>
+      </w:r>
+      <w:proofErr w:type="spellStart"/>
+      <w:r>
+        <w:t>RegisterComponentInHierarchy</w:t>
+      </w:r>
+      <w:proofErr w:type="spellEnd"/>
+      <w:r>
+        <w:t>&lt;</w:t>
+      </w:r>
+      <w:proofErr w:type="spellStart"/>
+      <w:r>
+        <w:t>CarController</w:t>
+      </w:r>
+      <w:proofErr w:type="spellEnd"/>
+      <w:r>
+        <w:t xml:space="preserve">&gt;() </w:t>
+      </w:r>
+      <w:proofErr w:type="spellStart"/>
+      <w:r>
+        <w:t>инжектит</w:t>
+      </w:r>
+      <w:proofErr w:type="spellEnd"/>
+      <w:r>
+        <w:t xml:space="preserve"> только одну машину, а _</w:t>
+      </w:r>
+      <w:proofErr w:type="spellStart"/>
+      <w:r>
+        <w:t>carId</w:t>
+      </w:r>
+      <w:proofErr w:type="spellEnd"/>
+      <w:r>
+        <w:t xml:space="preserve"> у всех = 0 → коллизия ключей в </w:t>
+      </w:r>
+      <w:proofErr w:type="spellStart"/>
+      <w:r>
+        <w:t>DamageService</w:t>
+      </w:r>
+      <w:proofErr w:type="spellEnd"/>
+      <w:r>
+        <w:t xml:space="preserve">. Шагу 4 нужно ровно 2 машины. Решаю так, чтобы код не выкидывался при появлении </w:t>
+      </w:r>
+      <w:proofErr w:type="spellStart"/>
+      <w:r>
+        <w:t>CarFactory</w:t>
+      </w:r>
+      <w:proofErr w:type="spellEnd"/>
+      <w:r>
+        <w:t xml:space="preserve"> на шаге 5:</w:t>
+      </w:r>
+    </w:p>
+    <w:p/>
+    <w:p>
+      <w:r>
+        <w:t xml:space="preserve">1. </w:t>
+      </w:r>
+      <w:proofErr w:type="spellStart"/>
+      <w:r>
+        <w:t>Инжект</w:t>
+      </w:r>
+      <w:proofErr w:type="spellEnd"/>
+      <w:r>
+        <w:t xml:space="preserve"> каждой машины без фабрики. В </w:t>
+      </w:r>
+      <w:proofErr w:type="spellStart"/>
+      <w:r>
+        <w:t>GameLifetimeScope</w:t>
+      </w:r>
+      <w:proofErr w:type="spellEnd"/>
+      <w:r>
+        <w:t xml:space="preserve"> вместо одиночных </w:t>
+      </w:r>
+      <w:proofErr w:type="gramStart"/>
+      <w:r>
+        <w:t>RegisterComponentInHierarchy&lt;</w:t>
+      </w:r>
+      <w:proofErr w:type="gramEnd"/>
+      <w:r>
+        <w:t xml:space="preserve">CarController&gt;/&lt;CarDamageVisualController&gt; — </w:t>
+      </w:r>
+      <w:proofErr w:type="spellStart"/>
+      <w:r>
+        <w:t>сериализованный</w:t>
+      </w:r>
+      <w:proofErr w:type="spellEnd"/>
+      <w:r>
+        <w:t xml:space="preserve"> </w:t>
+      </w:r>
+      <w:proofErr w:type="spellStart"/>
+      <w:proofErr w:type="gramStart"/>
+      <w:r>
+        <w:t>GameObject</w:t>
+      </w:r>
+      <w:proofErr w:type="spellEnd"/>
+      <w:r>
+        <w:t>[</w:t>
+      </w:r>
+      <w:proofErr w:type="gramEnd"/>
+      <w:r>
+        <w:t>] _</w:t>
+      </w:r>
+      <w:proofErr w:type="spellStart"/>
+      <w:r>
+        <w:t>sceneCars</w:t>
+      </w:r>
+      <w:proofErr w:type="spellEnd"/>
+      <w:r>
+        <w:t xml:space="preserve"> + </w:t>
+      </w:r>
+      <w:proofErr w:type="spellStart"/>
+      <w:r>
+        <w:t>RegisterBuildCallback</w:t>
+      </w:r>
+      <w:proofErr w:type="spellEnd"/>
+      <w:r>
+        <w:t xml:space="preserve">, который вызывает </w:t>
+      </w:r>
+      <w:proofErr w:type="spellStart"/>
+      <w:proofErr w:type="gramStart"/>
+      <w:r>
+        <w:t>container.InjectGameObject</w:t>
+      </w:r>
+      <w:proofErr w:type="spellEnd"/>
+      <w:proofErr w:type="gramEnd"/>
+      <w:r>
+        <w:t>(</w:t>
+      </w:r>
+      <w:proofErr w:type="spellStart"/>
+      <w:r>
+        <w:t>go</w:t>
+      </w:r>
+      <w:proofErr w:type="spellEnd"/>
+      <w:r>
+        <w:t xml:space="preserve">) для каждой. Это </w:t>
+      </w:r>
+      <w:proofErr w:type="spellStart"/>
+      <w:r>
+        <w:t>инжектит</w:t>
+      </w:r>
+      <w:proofErr w:type="spellEnd"/>
+      <w:r>
+        <w:t xml:space="preserve"> обе машины целиком (</w:t>
+      </w:r>
+      <w:proofErr w:type="spellStart"/>
+      <w:r>
+        <w:t>CarController</w:t>
+      </w:r>
+      <w:proofErr w:type="spellEnd"/>
+      <w:r>
+        <w:t xml:space="preserve"> + </w:t>
+      </w:r>
+      <w:proofErr w:type="spellStart"/>
+      <w:r>
+        <w:t>EnemyCarController</w:t>
+      </w:r>
+      <w:proofErr w:type="spellEnd"/>
+      <w:r>
+        <w:t xml:space="preserve"> + </w:t>
+      </w:r>
+      <w:proofErr w:type="spellStart"/>
+      <w:r>
+        <w:t>CarDamageVisualController</w:t>
+      </w:r>
+      <w:proofErr w:type="spellEnd"/>
+      <w:r>
+        <w:t>). Механизм (</w:t>
+      </w:r>
+      <w:proofErr w:type="spellStart"/>
+      <w:r>
+        <w:t>InjectGameObject</w:t>
+      </w:r>
+      <w:proofErr w:type="spellEnd"/>
+      <w:r>
+        <w:t xml:space="preserve">) — ровно тот, что будет дёргать </w:t>
+      </w:r>
+      <w:proofErr w:type="spellStart"/>
+      <w:r>
+        <w:t>CarFactory</w:t>
+      </w:r>
+      <w:proofErr w:type="spellEnd"/>
+      <w:r>
+        <w:t xml:space="preserve"> на шаге 5 → не </w:t>
+      </w:r>
+      <w:proofErr w:type="spellStart"/>
+      <w:r>
+        <w:t>throwaway</w:t>
+      </w:r>
+      <w:proofErr w:type="spellEnd"/>
+      <w:r>
+        <w:t>.</w:t>
+      </w:r>
+    </w:p>
+    <w:p>
+      <w:r>
+        <w:t xml:space="preserve">2. Уникальный </w:t>
+      </w:r>
+      <w:proofErr w:type="spellStart"/>
+      <w:r>
+        <w:t>CarId</w:t>
+      </w:r>
+      <w:proofErr w:type="spellEnd"/>
+      <w:r>
+        <w:t>. Игрок _</w:t>
+      </w:r>
+      <w:proofErr w:type="spellStart"/>
+      <w:r>
+        <w:t>carId</w:t>
+      </w:r>
+      <w:proofErr w:type="spellEnd"/>
+      <w:r>
+        <w:t xml:space="preserve"> = 0, враг _</w:t>
+      </w:r>
+      <w:proofErr w:type="spellStart"/>
+      <w:r>
+        <w:t>carId</w:t>
+      </w:r>
+      <w:proofErr w:type="spellEnd"/>
+      <w:r>
+        <w:t xml:space="preserve"> = 1 (выставит </w:t>
+      </w:r>
+      <w:proofErr w:type="spellStart"/>
+      <w:r>
+        <w:t>editor</w:t>
+      </w:r>
+      <w:proofErr w:type="spellEnd"/>
+      <w:r>
+        <w:t>-скрипт).</w:t>
+      </w:r>
+    </w:p>
+    <w:p>
+      <w:r>
+        <w:t xml:space="preserve">3. Источник ввода на каждую машину (ключевая абстракция). Новый </w:t>
+      </w:r>
+      <w:proofErr w:type="spellStart"/>
+      <w:proofErr w:type="gramStart"/>
+      <w:r>
+        <w:t>AiInputProvider</w:t>
+      </w:r>
+      <w:proofErr w:type="spellEnd"/>
+      <w:r>
+        <w:t xml:space="preserve"> :</w:t>
+      </w:r>
+      <w:proofErr w:type="gramEnd"/>
+      <w:r>
+        <w:t xml:space="preserve"> </w:t>
+      </w:r>
+      <w:proofErr w:type="spellStart"/>
+      <w:r>
+        <w:t>IInputProvider</w:t>
+      </w:r>
+      <w:proofErr w:type="spellEnd"/>
+      <w:r>
+        <w:t xml:space="preserve"> (</w:t>
+      </w:r>
+      <w:proofErr w:type="spellStart"/>
+      <w:r>
+        <w:t>plain</w:t>
+      </w:r>
+      <w:proofErr w:type="spellEnd"/>
+      <w:r>
+        <w:t xml:space="preserve"> C#, по экземпляру на врага) — настраиваемые </w:t>
+      </w:r>
+      <w:proofErr w:type="spellStart"/>
+      <w:r>
+        <w:t>Move</w:t>
+      </w:r>
+      <w:proofErr w:type="spellEnd"/>
+      <w:r>
+        <w:t>/</w:t>
+      </w:r>
+      <w:proofErr w:type="spellStart"/>
+      <w:r>
+        <w:t>Handbrake</w:t>
+      </w:r>
+      <w:proofErr w:type="spellEnd"/>
+      <w:r>
+        <w:t xml:space="preserve">/Nitro. </w:t>
+      </w:r>
+      <w:proofErr w:type="spellStart"/>
+      <w:r>
+        <w:t>CarController</w:t>
+      </w:r>
+      <w:proofErr w:type="spellEnd"/>
+      <w:r>
+        <w:t xml:space="preserve"> получает </w:t>
+      </w:r>
+      <w:proofErr w:type="spellStart"/>
+      <w:proofErr w:type="gramStart"/>
+      <w:r>
+        <w:t>SetInputSource</w:t>
+      </w:r>
+      <w:proofErr w:type="spellEnd"/>
+      <w:r>
+        <w:t>(</w:t>
+      </w:r>
+      <w:proofErr w:type="spellStart"/>
+      <w:proofErr w:type="gramEnd"/>
+      <w:r>
+        <w:t>IInputProvider</w:t>
+      </w:r>
+      <w:proofErr w:type="spellEnd"/>
+      <w:r>
+        <w:t xml:space="preserve">): игрок остаётся на </w:t>
+      </w:r>
+      <w:proofErr w:type="spellStart"/>
+      <w:r>
+        <w:t>keyboard-синглтоне</w:t>
+      </w:r>
+      <w:proofErr w:type="spellEnd"/>
+      <w:r>
+        <w:t xml:space="preserve"> из </w:t>
+      </w:r>
+      <w:proofErr w:type="spellStart"/>
+      <w:r>
+        <w:t>Construct</w:t>
+      </w:r>
+      <w:proofErr w:type="spellEnd"/>
+      <w:r>
+        <w:t>, врага перекрывает обёртка.</w:t>
+      </w:r>
+    </w:p>
+    <w:p/>
+    <w:p>
+      <w:pPr>
+        <w:rPr>
+          <w:lang w:val="en-US"/>
+        </w:rPr>
+      </w:pPr>
+      <w:r>
+        <w:t>Новые</w:t>
+      </w:r>
+      <w:r>
+        <w:rPr>
+          <w:lang w:val="en-US"/>
+        </w:rPr>
+        <w:t xml:space="preserve"> </w:t>
+      </w:r>
+      <w:r>
+        <w:t>файлы</w:t>
+      </w:r>
+    </w:p>
+    <w:p>
+      <w:pPr>
+        <w:rPr>
+          <w:lang w:val="en-US"/>
+        </w:rPr>
+      </w:pPr>
+    </w:p>
+    <w:p>
+      <w:pPr>
+        <w:rPr>
+          <w:lang w:val="en-US"/>
+        </w:rPr>
+      </w:pPr>
+      <w:r>
+        <w:rPr>
+          <w:lang w:val="en-US"/>
+        </w:rPr>
+        <w:t>- Models/</w:t>
+      </w:r>
+      <w:proofErr w:type="spellStart"/>
+      <w:r>
+        <w:rPr>
+          <w:lang w:val="en-US"/>
+        </w:rPr>
+        <w:t>AiState.cs</w:t>
+      </w:r>
+      <w:proofErr w:type="spellEnd"/>
+      <w:r>
+        <w:rPr>
+          <w:lang w:val="en-US"/>
+        </w:rPr>
+        <w:t xml:space="preserve"> — </w:t>
+      </w:r>
+      <w:proofErr w:type="spellStart"/>
+      <w:r>
+        <w:rPr>
+          <w:lang w:val="en-US"/>
+        </w:rPr>
+        <w:t>enum</w:t>
+      </w:r>
+      <w:proofErr w:type="spellEnd"/>
+      <w:r>
+        <w:rPr>
+          <w:lang w:val="en-US"/>
+        </w:rPr>
+        <w:t xml:space="preserve"> Idle, Pursue, Ram, Recover.</w:t>
+      </w:r>
+    </w:p>
+    <w:p>
+      <w:pPr>
+        <w:rPr>
+          <w:lang w:val="en-US"/>
+        </w:rPr>
+      </w:pPr>
+      <w:r>
+        <w:rPr>
+          <w:lang w:val="en-US"/>
+        </w:rPr>
+        <w:t>- Core/Input/</w:t>
+      </w:r>
+      <w:proofErr w:type="spellStart"/>
+      <w:r>
+        <w:rPr>
+          <w:lang w:val="en-US"/>
+        </w:rPr>
+        <w:t>AiInputProvider.cs</w:t>
+      </w:r>
+      <w:proofErr w:type="spellEnd"/>
+      <w:r>
+        <w:rPr>
+          <w:lang w:val="en-US"/>
+        </w:rPr>
+        <w:t xml:space="preserve"> — </w:t>
+      </w:r>
+      <w:r>
+        <w:t>настраиваемый</w:t>
+      </w:r>
+      <w:r>
+        <w:rPr>
+          <w:lang w:val="en-US"/>
+        </w:rPr>
+        <w:t xml:space="preserve"> </w:t>
+      </w:r>
+      <w:proofErr w:type="spellStart"/>
+      <w:r>
+        <w:rPr>
+          <w:lang w:val="en-US"/>
+        </w:rPr>
+        <w:t>IInputProvider</w:t>
+      </w:r>
+      <w:proofErr w:type="spellEnd"/>
+      <w:r>
+        <w:rPr>
+          <w:lang w:val="en-US"/>
+        </w:rPr>
+        <w:t>.</w:t>
+      </w:r>
+    </w:p>
+    <w:p>
+      <w:pPr>
+        <w:rPr>
+          <w:lang w:val="en-US"/>
+        </w:rPr>
+      </w:pPr>
+      <w:r>
+        <w:rPr>
+          <w:lang w:val="en-US"/>
+        </w:rPr>
+        <w:t>- Data/Configs/Enemies/</w:t>
+      </w:r>
+      <w:proofErr w:type="spellStart"/>
+      <w:r>
+        <w:rPr>
+          <w:lang w:val="en-US"/>
+        </w:rPr>
+        <w:t>EnemyPersonalityConfig.cs</w:t>
+      </w:r>
+      <w:proofErr w:type="spellEnd"/>
+      <w:r>
+        <w:rPr>
+          <w:lang w:val="en-US"/>
+        </w:rPr>
+        <w:t xml:space="preserve"> — SO: </w:t>
+      </w:r>
+      <w:proofErr w:type="spellStart"/>
+      <w:proofErr w:type="gramStart"/>
+      <w:r>
+        <w:rPr>
+          <w:lang w:val="en-US"/>
+        </w:rPr>
+        <w:t>RamAggression</w:t>
+      </w:r>
+      <w:proofErr w:type="spellEnd"/>
+      <w:r>
+        <w:rPr>
+          <w:lang w:val="en-US"/>
+        </w:rPr>
+        <w:t>(0..</w:t>
+      </w:r>
+      <w:proofErr w:type="gramEnd"/>
+      <w:r>
+        <w:rPr>
+          <w:lang w:val="en-US"/>
+        </w:rPr>
+        <w:t xml:space="preserve">1), </w:t>
+      </w:r>
+      <w:proofErr w:type="spellStart"/>
+      <w:r>
+        <w:rPr>
+          <w:lang w:val="en-US"/>
+        </w:rPr>
+        <w:t>RetreatHpThreshold</w:t>
+      </w:r>
+      <w:proofErr w:type="spellEnd"/>
+      <w:r>
+        <w:rPr>
+          <w:lang w:val="en-US"/>
+        </w:rPr>
+        <w:t xml:space="preserve">, </w:t>
+      </w:r>
+      <w:proofErr w:type="spellStart"/>
+      <w:r>
+        <w:rPr>
+          <w:lang w:val="en-US"/>
+        </w:rPr>
+        <w:t>PickupPriority</w:t>
+      </w:r>
+      <w:proofErr w:type="spellEnd"/>
+      <w:r>
+        <w:rPr>
+          <w:lang w:val="en-US"/>
+        </w:rPr>
+        <w:t xml:space="preserve">, </w:t>
+      </w:r>
+      <w:proofErr w:type="spellStart"/>
+      <w:r>
+        <w:rPr>
+          <w:lang w:val="en-US"/>
+        </w:rPr>
+        <w:t>TargetSwitchCooldown</w:t>
+      </w:r>
+      <w:proofErr w:type="spellEnd"/>
+      <w:r>
+        <w:rPr>
+          <w:lang w:val="en-US"/>
+        </w:rPr>
+        <w:t xml:space="preserve"> + </w:t>
+      </w:r>
+      <w:r>
+        <w:t>тюнинг</w:t>
+      </w:r>
+      <w:r>
+        <w:rPr>
+          <w:lang w:val="en-US"/>
+        </w:rPr>
+        <w:t xml:space="preserve"> (</w:t>
+      </w:r>
+      <w:r>
+        <w:t>дистанции</w:t>
+      </w:r>
+      <w:r>
+        <w:rPr>
+          <w:lang w:val="en-US"/>
+        </w:rPr>
+        <w:t xml:space="preserve"> Pursue/Ram, </w:t>
+      </w:r>
+      <w:r>
+        <w:t>длительность</w:t>
+      </w:r>
+      <w:r>
+        <w:rPr>
+          <w:lang w:val="en-US"/>
+        </w:rPr>
+        <w:t xml:space="preserve"> Recover, </w:t>
+      </w:r>
+      <w:r>
+        <w:t>нитро</w:t>
+      </w:r>
+      <w:r>
+        <w:rPr>
+          <w:lang w:val="en-US"/>
+        </w:rPr>
+        <w:t xml:space="preserve"> </w:t>
+      </w:r>
+      <w:r>
+        <w:t>на</w:t>
+      </w:r>
+      <w:r>
+        <w:rPr>
+          <w:lang w:val="en-US"/>
+        </w:rPr>
+        <w:t xml:space="preserve"> </w:t>
+      </w:r>
+      <w:r>
+        <w:t>рывке</w:t>
+      </w:r>
+      <w:r>
+        <w:rPr>
+          <w:lang w:val="en-US"/>
+        </w:rPr>
+        <w:t xml:space="preserve">). </w:t>
+      </w:r>
+      <w:r>
+        <w:t>Дефолтный</w:t>
+      </w:r>
+      <w:r>
+        <w:rPr>
+          <w:lang w:val="en-US"/>
+        </w:rPr>
+        <w:t xml:space="preserve"> </w:t>
+      </w:r>
+      <w:r>
+        <w:t>профиль</w:t>
+      </w:r>
+      <w:r>
+        <w:rPr>
+          <w:lang w:val="en-US"/>
+        </w:rPr>
+        <w:t xml:space="preserve"> </w:t>
+      </w:r>
+      <w:r>
+        <w:t>шага</w:t>
+      </w:r>
+      <w:r>
+        <w:rPr>
+          <w:lang w:val="en-US"/>
+        </w:rPr>
+        <w:t xml:space="preserve"> 4 — Aggressor.</w:t>
+      </w:r>
+    </w:p>
+    <w:p>
+      <w:r>
+        <w:rPr>
+          <w:lang w:val="en-US"/>
+        </w:rPr>
+        <w:t>- Services/AI/</w:t>
+      </w:r>
+      <w:proofErr w:type="spellStart"/>
+      <w:r>
+        <w:rPr>
+          <w:lang w:val="en-US"/>
+        </w:rPr>
+        <w:t>IEnemyAIService.cs</w:t>
+      </w:r>
+      <w:proofErr w:type="spellEnd"/>
+      <w:r>
+        <w:rPr>
+          <w:lang w:val="en-US"/>
+        </w:rPr>
+        <w:t xml:space="preserve"> + </w:t>
+      </w:r>
+      <w:proofErr w:type="spellStart"/>
+      <w:r>
+        <w:rPr>
+          <w:lang w:val="en-US"/>
+        </w:rPr>
+        <w:t>EnemyAIService.cs</w:t>
+      </w:r>
+      <w:proofErr w:type="spellEnd"/>
+      <w:r>
+        <w:rPr>
+          <w:lang w:val="en-US"/>
+        </w:rPr>
+        <w:t xml:space="preserve"> — pure C#, stateless </w:t>
+      </w:r>
+      <w:proofErr w:type="spellStart"/>
+      <w:r>
+        <w:t>синглтон</w:t>
+      </w:r>
+      <w:proofErr w:type="spellEnd"/>
+      <w:r>
+        <w:rPr>
+          <w:lang w:val="en-US"/>
+        </w:rPr>
+        <w:t xml:space="preserve">: </w:t>
+      </w:r>
+      <w:proofErr w:type="spellStart"/>
+      <w:r>
+        <w:rPr>
+          <w:lang w:val="en-US"/>
+        </w:rPr>
+        <w:t>AiDecision</w:t>
+      </w:r>
+      <w:proofErr w:type="spellEnd"/>
+      <w:r>
+        <w:rPr>
+          <w:lang w:val="en-US"/>
+        </w:rPr>
+        <w:t xml:space="preserve"> </w:t>
+      </w:r>
+      <w:proofErr w:type="gramStart"/>
+      <w:r>
+        <w:rPr>
+          <w:lang w:val="en-US"/>
+        </w:rPr>
+        <w:t>Tick(</w:t>
+      </w:r>
+      <w:proofErr w:type="gramEnd"/>
+      <w:r>
+        <w:rPr>
+          <w:lang w:val="en-US"/>
+        </w:rPr>
+        <w:t xml:space="preserve">ref </w:t>
+      </w:r>
+      <w:proofErr w:type="spellStart"/>
+      <w:r>
+        <w:rPr>
+          <w:lang w:val="en-US"/>
+        </w:rPr>
+        <w:t>AiBrainState</w:t>
+      </w:r>
+      <w:proofErr w:type="spellEnd"/>
+      <w:r>
+        <w:rPr>
+          <w:lang w:val="en-US"/>
+        </w:rPr>
+        <w:t xml:space="preserve"> brain, in </w:t>
+      </w:r>
+      <w:proofErr w:type="spellStart"/>
+      <w:r>
+        <w:rPr>
+          <w:lang w:val="en-US"/>
+        </w:rPr>
+        <w:t>AiPerception</w:t>
+      </w:r>
+      <w:proofErr w:type="spellEnd"/>
+      <w:r>
+        <w:rPr>
+          <w:lang w:val="en-US"/>
+        </w:rPr>
+        <w:t xml:space="preserve"> p, </w:t>
+      </w:r>
+      <w:proofErr w:type="spellStart"/>
+      <w:r>
+        <w:rPr>
+          <w:lang w:val="en-US"/>
+        </w:rPr>
+        <w:t>EnemyPersonalityConfig</w:t>
+      </w:r>
+      <w:proofErr w:type="spellEnd"/>
+      <w:r>
+        <w:rPr>
+          <w:lang w:val="en-US"/>
+        </w:rPr>
+        <w:t xml:space="preserve"> profile, float dt). </w:t>
+      </w:r>
+      <w:r>
+        <w:t>Внутренний</w:t>
+      </w:r>
+      <w:r>
+        <w:rPr>
+          <w:lang w:val="en-US"/>
+        </w:rPr>
+        <w:t xml:space="preserve"> FSM </w:t>
+      </w:r>
+      <w:proofErr w:type="spellStart"/>
+      <w:r>
+        <w:rPr>
+          <w:lang w:val="en-US"/>
+        </w:rPr>
+        <w:t>Idle→Pursue→Ram→Recover</w:t>
+      </w:r>
+      <w:proofErr w:type="spellEnd"/>
+      <w:r>
+        <w:rPr>
+          <w:lang w:val="en-US"/>
+        </w:rPr>
+        <w:t xml:space="preserve"> (</w:t>
+      </w:r>
+      <w:r>
+        <w:t>лёгкий</w:t>
+      </w:r>
+      <w:r>
+        <w:rPr>
+          <w:lang w:val="en-US"/>
+        </w:rPr>
+        <w:t xml:space="preserve"> </w:t>
+      </w:r>
+      <w:proofErr w:type="spellStart"/>
+      <w:r>
+        <w:rPr>
+          <w:lang w:val="en-US"/>
+        </w:rPr>
+        <w:t>enum</w:t>
+      </w:r>
+      <w:proofErr w:type="spellEnd"/>
+      <w:r>
+        <w:rPr>
+          <w:lang w:val="en-US"/>
+        </w:rPr>
+        <w:t xml:space="preserve">-switch </w:t>
+      </w:r>
+      <w:r>
+        <w:t>внутри</w:t>
+      </w:r>
+      <w:r>
+        <w:rPr>
+          <w:lang w:val="en-US"/>
+        </w:rPr>
+        <w:t xml:space="preserve"> </w:t>
+      </w:r>
+      <w:r>
+        <w:t>сервиса</w:t>
+      </w:r>
+      <w:r>
+        <w:rPr>
+          <w:lang w:val="en-US"/>
+        </w:rPr>
+        <w:t xml:space="preserve"> — </w:t>
+      </w:r>
+      <w:r>
+        <w:t>генерик</w:t>
+      </w:r>
+      <w:r>
+        <w:rPr>
+          <w:lang w:val="en-US"/>
+        </w:rPr>
+        <w:t xml:space="preserve"> </w:t>
+      </w:r>
+      <w:proofErr w:type="spellStart"/>
+      <w:proofErr w:type="gramStart"/>
+      <w:r>
+        <w:rPr>
+          <w:lang w:val="en-US"/>
+        </w:rPr>
+        <w:t>StateMachine</w:t>
+      </w:r>
+      <w:proofErr w:type="spellEnd"/>
+      <w:r>
+        <w:rPr>
+          <w:lang w:val="en-US"/>
+        </w:rPr>
+        <w:t>&lt;</w:t>
+      </w:r>
+      <w:proofErr w:type="gramEnd"/>
+      <w:r>
+        <w:rPr>
+          <w:lang w:val="en-US"/>
+        </w:rPr>
+        <w:t xml:space="preserve">TEnum&gt; </w:t>
+      </w:r>
+      <w:r>
+        <w:t>тут</w:t>
+      </w:r>
+      <w:r>
+        <w:rPr>
+          <w:lang w:val="en-US"/>
+        </w:rPr>
+        <w:t xml:space="preserve"> </w:t>
+      </w:r>
+      <w:r>
+        <w:t>не</w:t>
+      </w:r>
+      <w:r>
+        <w:rPr>
+          <w:lang w:val="en-US"/>
+        </w:rPr>
+        <w:t xml:space="preserve"> </w:t>
+      </w:r>
+      <w:r>
+        <w:t>подходит</w:t>
+      </w:r>
+      <w:r>
+        <w:rPr>
+          <w:lang w:val="en-US"/>
+        </w:rPr>
+        <w:t xml:space="preserve">: </w:t>
+      </w:r>
+      <w:r>
+        <w:t>он</w:t>
+      </w:r>
+      <w:r>
+        <w:rPr>
+          <w:lang w:val="en-US"/>
+        </w:rPr>
+        <w:t xml:space="preserve"> void-Tick </w:t>
+      </w:r>
+      <w:r>
+        <w:t>и</w:t>
+      </w:r>
+      <w:r>
+        <w:rPr>
+          <w:lang w:val="en-US"/>
+        </w:rPr>
+        <w:t xml:space="preserve"> </w:t>
+      </w:r>
+      <w:r>
+        <w:t>заточен</w:t>
+      </w:r>
+      <w:r>
+        <w:rPr>
+          <w:lang w:val="en-US"/>
+        </w:rPr>
+        <w:t xml:space="preserve"> </w:t>
+      </w:r>
+      <w:r>
+        <w:t>под</w:t>
+      </w:r>
+      <w:r>
+        <w:rPr>
+          <w:lang w:val="en-US"/>
+        </w:rPr>
+        <w:t xml:space="preserve"> </w:t>
+      </w:r>
+      <w:proofErr w:type="spellStart"/>
+      <w:r>
+        <w:rPr>
+          <w:lang w:val="en-US"/>
+        </w:rPr>
+        <w:t>GameState</w:t>
+      </w:r>
+      <w:proofErr w:type="spellEnd"/>
+      <w:r>
+        <w:rPr>
+          <w:lang w:val="en-US"/>
+        </w:rPr>
+        <w:t xml:space="preserve">). </w:t>
+      </w:r>
+      <w:r>
+        <w:t xml:space="preserve">Состояние врага (текущий стейт, таймеры) живёт в </w:t>
+      </w:r>
+      <w:proofErr w:type="spellStart"/>
+      <w:r>
+        <w:t>AiBrainState</w:t>
+      </w:r>
+      <w:proofErr w:type="spellEnd"/>
+      <w:r>
+        <w:t xml:space="preserve">, который держит контроллер → один </w:t>
+      </w:r>
+      <w:proofErr w:type="spellStart"/>
+      <w:r>
+        <w:t>синглтон</w:t>
+      </w:r>
+      <w:proofErr w:type="spellEnd"/>
+      <w:r>
+        <w:t xml:space="preserve"> обслуживает N врагов на шаге 5. Цель — игрок (один </w:t>
+      </w:r>
+      <w:proofErr w:type="spellStart"/>
+      <w:r>
+        <w:t>таргет</w:t>
+      </w:r>
+      <w:proofErr w:type="spellEnd"/>
+      <w:r>
+        <w:t xml:space="preserve">; </w:t>
+      </w:r>
+      <w:proofErr w:type="spellStart"/>
+      <w:r>
+        <w:t>TargetSelectionService</w:t>
+      </w:r>
+      <w:proofErr w:type="spellEnd"/>
+      <w:r>
+        <w:t xml:space="preserve"> — это шаг 5, когда машин 3–6).</w:t>
+      </w:r>
+    </w:p>
+    <w:p>
+      <w:r>
+        <w:t xml:space="preserve">- </w:t>
+      </w:r>
+      <w:proofErr w:type="spellStart"/>
+      <w:r>
+        <w:t>Controllers</w:t>
+      </w:r>
+      <w:proofErr w:type="spellEnd"/>
+      <w:r>
+        <w:t>/</w:t>
+      </w:r>
+      <w:proofErr w:type="spellStart"/>
+      <w:r>
+        <w:t>Enemies</w:t>
+      </w:r>
+      <w:proofErr w:type="spellEnd"/>
+      <w:r>
+        <w:t>/</w:t>
+      </w:r>
+      <w:proofErr w:type="spellStart"/>
+      <w:r>
+        <w:t>EnemyCarController.cs</w:t>
+      </w:r>
+      <w:proofErr w:type="spellEnd"/>
+      <w:r>
+        <w:t xml:space="preserve"> — </w:t>
+      </w:r>
+      <w:proofErr w:type="spellStart"/>
+      <w:r>
+        <w:t>MonoBehaviour</w:t>
+      </w:r>
+      <w:proofErr w:type="spellEnd"/>
+      <w:r>
+        <w:t>: [</w:t>
+      </w:r>
+      <w:proofErr w:type="spellStart"/>
+      <w:r>
+        <w:t>Inject</w:t>
+      </w:r>
+      <w:proofErr w:type="spellEnd"/>
+      <w:r>
+        <w:t xml:space="preserve">] </w:t>
+      </w:r>
+      <w:proofErr w:type="spellStart"/>
+      <w:proofErr w:type="gramStart"/>
+      <w:r>
+        <w:t>Construct</w:t>
+      </w:r>
+      <w:proofErr w:type="spellEnd"/>
+      <w:r>
+        <w:t>(</w:t>
+      </w:r>
+      <w:proofErr w:type="spellStart"/>
+      <w:proofErr w:type="gramEnd"/>
+      <w:r>
+        <w:t>IEnemyAIService</w:t>
+      </w:r>
+      <w:proofErr w:type="spellEnd"/>
+      <w:r>
+        <w:t xml:space="preserve"> </w:t>
+      </w:r>
+      <w:proofErr w:type="spellStart"/>
+      <w:r>
+        <w:t>ai</w:t>
+      </w:r>
+      <w:proofErr w:type="spellEnd"/>
+      <w:r>
+        <w:t xml:space="preserve">, </w:t>
+      </w:r>
+      <w:proofErr w:type="spellStart"/>
+      <w:r>
+        <w:t>IEventBus</w:t>
+      </w:r>
+      <w:proofErr w:type="spellEnd"/>
+      <w:r>
+        <w:t xml:space="preserve"> </w:t>
+      </w:r>
+      <w:proofErr w:type="spellStart"/>
+      <w:r>
+        <w:t>bus</w:t>
+      </w:r>
+      <w:proofErr w:type="spellEnd"/>
+      <w:r>
+        <w:t xml:space="preserve">); владеет </w:t>
+      </w:r>
+      <w:proofErr w:type="spellStart"/>
+      <w:r>
+        <w:t>AiInputProvider</w:t>
+      </w:r>
+      <w:proofErr w:type="spellEnd"/>
+      <w:r>
+        <w:t xml:space="preserve">, ставит его на соседний </w:t>
+      </w:r>
+      <w:proofErr w:type="spellStart"/>
+      <w:r>
+        <w:t>CarController</w:t>
+      </w:r>
+      <w:proofErr w:type="spellEnd"/>
+      <w:r>
+        <w:t xml:space="preserve"> через </w:t>
+      </w:r>
+      <w:proofErr w:type="spellStart"/>
+      <w:r>
+        <w:t>SetInputSource</w:t>
+      </w:r>
+      <w:proofErr w:type="spellEnd"/>
+      <w:r>
+        <w:t xml:space="preserve">; </w:t>
+      </w:r>
+      <w:proofErr w:type="spellStart"/>
+      <w:r>
+        <w:t>сериализованный</w:t>
+      </w:r>
+      <w:proofErr w:type="spellEnd"/>
+      <w:r>
+        <w:t xml:space="preserve"> </w:t>
+      </w:r>
+      <w:proofErr w:type="spellStart"/>
+      <w:r>
+        <w:t>таргет-CarController</w:t>
+      </w:r>
+      <w:proofErr w:type="spellEnd"/>
+      <w:r>
+        <w:t xml:space="preserve"> (игрок) + </w:t>
+      </w:r>
+      <w:proofErr w:type="spellStart"/>
+      <w:r>
+        <w:t>SetTarget</w:t>
+      </w:r>
+      <w:proofErr w:type="spellEnd"/>
+      <w:r>
+        <w:t xml:space="preserve">(...) на будущее; в </w:t>
+      </w:r>
+      <w:proofErr w:type="spellStart"/>
+      <w:r>
+        <w:t>FixedUpdate</w:t>
+      </w:r>
+      <w:proofErr w:type="spellEnd"/>
+      <w:r>
+        <w:t xml:space="preserve"> собирает </w:t>
+      </w:r>
+      <w:proofErr w:type="spellStart"/>
+      <w:r>
+        <w:t>AiPerception</w:t>
+      </w:r>
+      <w:proofErr w:type="spellEnd"/>
+      <w:r>
+        <w:t xml:space="preserve"> из трансформов + HP из </w:t>
+      </w:r>
+      <w:proofErr w:type="spellStart"/>
+      <w:r>
+        <w:t>DamageService</w:t>
+      </w:r>
+      <w:proofErr w:type="spellEnd"/>
+      <w:r>
+        <w:t xml:space="preserve"> и пишет решение в провайдер.</w:t>
+      </w:r>
+    </w:p>
+    <w:p/>
+    <w:p>
+      <w:pPr>
+        <w:rPr>
+          <w:lang w:val="en-US"/>
+        </w:rPr>
+      </w:pPr>
+      <w:r>
+        <w:t>Правки</w:t>
+      </w:r>
+    </w:p>
+    <w:p>
+      <w:pPr>
+        <w:rPr>
+          <w:lang w:val="en-US"/>
+        </w:rPr>
+      </w:pPr>
+    </w:p>
+    <w:p>
+      <w:pPr>
+        <w:rPr>
+          <w:lang w:val="en-US"/>
+        </w:rPr>
+      </w:pPr>
+      <w:r>
+        <w:rPr>
+          <w:lang w:val="en-US"/>
+        </w:rPr>
+        <w:t xml:space="preserve">- </w:t>
+      </w:r>
+      <w:proofErr w:type="spellStart"/>
+      <w:r>
+        <w:rPr>
+          <w:lang w:val="en-US"/>
+        </w:rPr>
+        <w:t>CarController.cs</w:t>
+      </w:r>
+      <w:proofErr w:type="spellEnd"/>
+      <w:r>
+        <w:rPr>
+          <w:lang w:val="en-US"/>
+        </w:rPr>
+        <w:t xml:space="preserve"> — public void </w:t>
+      </w:r>
+      <w:proofErr w:type="spellStart"/>
+      <w:proofErr w:type="gramStart"/>
+      <w:r>
+        <w:rPr>
+          <w:lang w:val="en-US"/>
+        </w:rPr>
+        <w:t>SetInputSource</w:t>
+      </w:r>
+      <w:proofErr w:type="spellEnd"/>
+      <w:r>
+        <w:rPr>
+          <w:lang w:val="en-US"/>
+        </w:rPr>
+        <w:t>(</w:t>
+      </w:r>
+      <w:proofErr w:type="spellStart"/>
+      <w:proofErr w:type="gramEnd"/>
+      <w:r>
+        <w:rPr>
+          <w:lang w:val="en-US"/>
+        </w:rPr>
+        <w:t>IInputProvider</w:t>
+      </w:r>
+      <w:proofErr w:type="spellEnd"/>
+      <w:r>
+        <w:rPr>
+          <w:lang w:val="en-US"/>
+        </w:rPr>
+        <w:t>).</w:t>
+      </w:r>
+    </w:p>
+    <w:p>
+      <w:pPr>
+        <w:rPr>
+          <w:lang w:val="en-US"/>
+        </w:rPr>
+      </w:pPr>
+      <w:r>
+        <w:rPr>
+          <w:lang w:val="en-US"/>
+        </w:rPr>
+        <w:lastRenderedPageBreak/>
+        <w:t xml:space="preserve">- </w:t>
+      </w:r>
+      <w:proofErr w:type="spellStart"/>
+      <w:r>
+        <w:rPr>
+          <w:lang w:val="en-US"/>
+        </w:rPr>
+        <w:t>GameLifetimeScope.cs</w:t>
+      </w:r>
+      <w:proofErr w:type="spellEnd"/>
+      <w:r>
+        <w:rPr>
+          <w:lang w:val="en-US"/>
+        </w:rPr>
+        <w:t xml:space="preserve"> — </w:t>
+      </w:r>
+      <w:r>
+        <w:t>регистрация</w:t>
+      </w:r>
+      <w:r>
+        <w:rPr>
+          <w:lang w:val="en-US"/>
+        </w:rPr>
+        <w:t xml:space="preserve"> </w:t>
+      </w:r>
+      <w:proofErr w:type="spellStart"/>
+      <w:r>
+        <w:rPr>
+          <w:lang w:val="en-US"/>
+        </w:rPr>
+        <w:t>EnemyAIService→IEnemyAIService</w:t>
+      </w:r>
+      <w:proofErr w:type="spellEnd"/>
+      <w:r>
+        <w:rPr>
+          <w:lang w:val="en-US"/>
+        </w:rPr>
+        <w:t xml:space="preserve">; </w:t>
+      </w:r>
+      <w:r>
+        <w:t>замена</w:t>
+      </w:r>
+      <w:r>
+        <w:rPr>
+          <w:lang w:val="en-US"/>
+        </w:rPr>
+        <w:t xml:space="preserve"> </w:t>
+      </w:r>
+      <w:r>
+        <w:t>одиночных</w:t>
+      </w:r>
+      <w:r>
+        <w:rPr>
+          <w:lang w:val="en-US"/>
+        </w:rPr>
+        <w:t xml:space="preserve"> car-</w:t>
+      </w:r>
+      <w:r>
+        <w:t>регистраций</w:t>
+      </w:r>
+      <w:r>
+        <w:rPr>
+          <w:lang w:val="en-US"/>
+        </w:rPr>
+        <w:t xml:space="preserve"> </w:t>
+      </w:r>
+      <w:r>
+        <w:t>на</w:t>
+      </w:r>
+      <w:r>
+        <w:rPr>
+          <w:lang w:val="en-US"/>
+        </w:rPr>
+        <w:t xml:space="preserve"> </w:t>
+      </w:r>
+      <w:proofErr w:type="spellStart"/>
+      <w:r>
+        <w:rPr>
+          <w:lang w:val="en-US"/>
+        </w:rPr>
+        <w:t>InjectGameObject</w:t>
+      </w:r>
+      <w:proofErr w:type="spellEnd"/>
+      <w:r>
+        <w:rPr>
+          <w:lang w:val="en-US"/>
+        </w:rPr>
+        <w:t xml:space="preserve"> </w:t>
+      </w:r>
+      <w:r>
+        <w:t>по</w:t>
+      </w:r>
+      <w:r>
+        <w:rPr>
+          <w:lang w:val="en-US"/>
+        </w:rPr>
+        <w:t xml:space="preserve"> _</w:t>
+      </w:r>
+      <w:proofErr w:type="spellStart"/>
+      <w:r>
+        <w:rPr>
+          <w:lang w:val="en-US"/>
+        </w:rPr>
+        <w:t>sceneCars</w:t>
+      </w:r>
+      <w:proofErr w:type="spellEnd"/>
+      <w:r>
+        <w:rPr>
+          <w:lang w:val="en-US"/>
+        </w:rPr>
+        <w:t>.</w:t>
+      </w:r>
+    </w:p>
+    <w:p>
+      <w:pPr>
+        <w:rPr>
+          <w:lang w:val="en-US"/>
+        </w:rPr>
+      </w:pPr>
+      <w:r>
+        <w:rPr>
+          <w:lang w:val="en-US"/>
+        </w:rPr>
+        <w:t xml:space="preserve">- </w:t>
+      </w:r>
+      <w:proofErr w:type="spellStart"/>
+      <w:r>
+        <w:rPr>
+          <w:lang w:val="en-US"/>
+        </w:rPr>
+        <w:t>IDamageService</w:t>
+      </w:r>
+      <w:proofErr w:type="spellEnd"/>
+      <w:r>
+        <w:rPr>
+          <w:lang w:val="en-US"/>
+        </w:rPr>
+        <w:t xml:space="preserve"> — </w:t>
+      </w:r>
+      <w:r>
+        <w:t>добавить</w:t>
+      </w:r>
+      <w:r>
+        <w:rPr>
+          <w:lang w:val="en-US"/>
+        </w:rPr>
+        <w:t xml:space="preserve"> </w:t>
+      </w:r>
+      <w:proofErr w:type="spellStart"/>
+      <w:r>
+        <w:t>публичн</w:t>
+      </w:r>
+      <w:proofErr w:type="spellEnd"/>
+    </w:p>
+    <w:p>
+      <w:pPr>
+        <w:rPr>
+          <w:lang w:val="en-US"/>
+        </w:rPr>
+      </w:pPr>
+    </w:p>
+    <w:p>
+      <w:pPr>
+        <w:rPr>
+          <w:lang w:val="en-US"/>
+        </w:rPr>
+      </w:pPr>
+      <w:r>
+        <w:rPr>
+          <w:lang w:val="en-US"/>
+        </w:rPr>
+        <w:t>Editor-</w:t>
+      </w:r>
+      <w:r>
+        <w:t>автоматизация</w:t>
+      </w:r>
+      <w:r>
+        <w:rPr>
+          <w:lang w:val="en-US"/>
+        </w:rPr>
+        <w:t xml:space="preserve"> (EDITOR_SCRIPT_NEEDED)</w:t>
+      </w:r>
+    </w:p>
+    <w:p>
+      <w:pPr>
+        <w:rPr>
+          <w:lang w:val="en-US"/>
+        </w:rPr>
+      </w:pPr>
+    </w:p>
+    <w:p>
+      <w:pPr>
+        <w:rPr>
+          <w:lang w:val="en-US"/>
+        </w:rPr>
+      </w:pPr>
+      <w:r>
+        <w:rPr>
+          <w:lang w:val="en-US"/>
+        </w:rPr>
+        <w:t xml:space="preserve">- </w:t>
+      </w:r>
+      <w:r>
+        <w:t>Создать</w:t>
+      </w:r>
+      <w:r>
+        <w:rPr>
+          <w:lang w:val="en-US"/>
+        </w:rPr>
+        <w:t xml:space="preserve"> </w:t>
+      </w:r>
+      <w:r>
+        <w:t>дефолтный</w:t>
+      </w:r>
+      <w:r>
+        <w:rPr>
+          <w:lang w:val="en-US"/>
+        </w:rPr>
+        <w:t xml:space="preserve"> </w:t>
+      </w:r>
+      <w:proofErr w:type="spellStart"/>
+      <w:r>
+        <w:rPr>
+          <w:lang w:val="en-US"/>
+        </w:rPr>
+        <w:t>EnemyPersonalityConfig</w:t>
+      </w:r>
+      <w:proofErr w:type="spellEnd"/>
+      <w:r>
+        <w:rPr>
+          <w:lang w:val="en-US"/>
+        </w:rPr>
+        <w:t xml:space="preserve"> (Aggressor) </w:t>
+      </w:r>
+      <w:r>
+        <w:t>в</w:t>
+      </w:r>
+      <w:r>
+        <w:rPr>
+          <w:lang w:val="en-US"/>
+        </w:rPr>
+        <w:t xml:space="preserve"> Data/Configs/Enemies/.</w:t>
+      </w:r>
+    </w:p>
+    <w:p>
+      <w:pPr>
+        <w:rPr>
+          <w:lang w:val="en-US"/>
+        </w:rPr>
+      </w:pPr>
+      <w:r>
+        <w:rPr>
+          <w:lang w:val="en-US"/>
+        </w:rPr>
+        <w:t xml:space="preserve">- </w:t>
+      </w:r>
+      <w:r>
+        <w:t>Собрать</w:t>
+      </w:r>
+      <w:r>
+        <w:rPr>
+          <w:lang w:val="en-US"/>
+        </w:rPr>
+        <w:t xml:space="preserve"> </w:t>
+      </w:r>
+      <w:r>
+        <w:t>вражескую</w:t>
+      </w:r>
+      <w:r>
+        <w:rPr>
+          <w:lang w:val="en-US"/>
+        </w:rPr>
+        <w:t xml:space="preserve"> </w:t>
+      </w:r>
+      <w:r>
+        <w:t>машину</w:t>
+      </w:r>
+      <w:r>
+        <w:rPr>
+          <w:lang w:val="en-US"/>
+        </w:rPr>
+        <w:t xml:space="preserve"> </w:t>
+      </w:r>
+      <w:r>
+        <w:t>в</w:t>
+      </w:r>
+      <w:r>
+        <w:rPr>
+          <w:lang w:val="en-US"/>
+        </w:rPr>
+        <w:t xml:space="preserve"> </w:t>
+      </w:r>
+      <w:r>
+        <w:t>тест</w:t>
+      </w:r>
+      <w:r>
+        <w:rPr>
+          <w:lang w:val="en-US"/>
+        </w:rPr>
+        <w:t>-</w:t>
+      </w:r>
+      <w:r>
+        <w:t>сцене</w:t>
+      </w:r>
+      <w:r>
+        <w:rPr>
+          <w:lang w:val="en-US"/>
+        </w:rPr>
+        <w:t xml:space="preserve">: </w:t>
+      </w:r>
+      <w:r>
+        <w:t>дубликат</w:t>
+      </w:r>
+      <w:r>
+        <w:rPr>
+          <w:lang w:val="en-US"/>
+        </w:rPr>
+        <w:t xml:space="preserve"> </w:t>
+      </w:r>
+      <w:proofErr w:type="spellStart"/>
+      <w:r>
+        <w:t>префаба</w:t>
+      </w:r>
+      <w:proofErr w:type="spellEnd"/>
+      <w:r>
+        <w:rPr>
+          <w:lang w:val="en-US"/>
+        </w:rPr>
+        <w:t xml:space="preserve"> </w:t>
+      </w:r>
+      <w:r>
+        <w:t>игрока</w:t>
+      </w:r>
+      <w:r>
+        <w:rPr>
+          <w:lang w:val="en-US"/>
+        </w:rPr>
+        <w:t xml:space="preserve"> → </w:t>
+      </w:r>
+      <w:r>
+        <w:t>добавить</w:t>
+      </w:r>
+      <w:r>
+        <w:rPr>
+          <w:lang w:val="en-US"/>
+        </w:rPr>
+        <w:t xml:space="preserve"> </w:t>
+      </w:r>
+      <w:proofErr w:type="spellStart"/>
+      <w:r>
+        <w:rPr>
+          <w:lang w:val="en-US"/>
+        </w:rPr>
+        <w:t>EnemyCarController</w:t>
+      </w:r>
+      <w:proofErr w:type="spellEnd"/>
+      <w:r>
+        <w:rPr>
+          <w:lang w:val="en-US"/>
+        </w:rPr>
+        <w:t>, _</w:t>
+      </w:r>
+      <w:proofErr w:type="spellStart"/>
+      <w:r>
+        <w:rPr>
+          <w:lang w:val="en-US"/>
+        </w:rPr>
+        <w:t>carId</w:t>
+      </w:r>
+      <w:proofErr w:type="spellEnd"/>
+      <w:r>
+        <w:rPr>
+          <w:lang w:val="en-US"/>
+        </w:rPr>
+        <w:t xml:space="preserve">=1, </w:t>
+      </w:r>
+      <w:r>
+        <w:t>профиль</w:t>
+      </w:r>
+      <w:r>
+        <w:rPr>
+          <w:lang w:val="en-US"/>
+        </w:rPr>
+        <w:t xml:space="preserve"> + </w:t>
+      </w:r>
+      <w:proofErr w:type="spellStart"/>
+      <w:r>
+        <w:t>таргет</w:t>
+      </w:r>
+      <w:proofErr w:type="spellEnd"/>
+      <w:r>
+        <w:rPr>
+          <w:lang w:val="en-US"/>
+        </w:rPr>
+        <w:t>(</w:t>
+      </w:r>
+      <w:r>
+        <w:t>игрок</w:t>
+      </w:r>
+      <w:r>
+        <w:rPr>
+          <w:lang w:val="en-US"/>
+        </w:rPr>
+        <w:t xml:space="preserve">) + </w:t>
+      </w:r>
+      <w:r>
+        <w:t>ссылка</w:t>
+      </w:r>
+      <w:r>
+        <w:rPr>
+          <w:lang w:val="en-US"/>
+        </w:rPr>
+        <w:t xml:space="preserve"> </w:t>
+      </w:r>
+      <w:r>
+        <w:t>на</w:t>
+      </w:r>
+      <w:r>
+        <w:rPr>
+          <w:lang w:val="en-US"/>
+        </w:rPr>
+        <w:t xml:space="preserve"> </w:t>
+      </w:r>
+      <w:r>
+        <w:t>соседний</w:t>
+      </w:r>
+      <w:r>
+        <w:rPr>
+          <w:lang w:val="en-US"/>
+        </w:rPr>
+        <w:t xml:space="preserve"> </w:t>
+      </w:r>
+      <w:proofErr w:type="spellStart"/>
+      <w:r>
+        <w:rPr>
+          <w:lang w:val="en-US"/>
+        </w:rPr>
+        <w:t>CarController</w:t>
+      </w:r>
+      <w:proofErr w:type="spellEnd"/>
+      <w:r>
+        <w:rPr>
+          <w:lang w:val="en-US"/>
+        </w:rPr>
+        <w:t xml:space="preserve">, </w:t>
+      </w:r>
+      <w:proofErr w:type="spellStart"/>
+      <w:r>
+        <w:t>спавн</w:t>
+      </w:r>
+      <w:proofErr w:type="spellEnd"/>
+      <w:r>
+        <w:rPr>
+          <w:lang w:val="en-US"/>
+        </w:rPr>
+        <w:t xml:space="preserve"> </w:t>
+      </w:r>
+      <w:r>
+        <w:t>со</w:t>
+      </w:r>
+      <w:r>
+        <w:rPr>
+          <w:lang w:val="en-US"/>
+        </w:rPr>
+        <w:t xml:space="preserve"> </w:t>
+      </w:r>
+      <w:r>
+        <w:t>смещением</w:t>
+      </w:r>
+      <w:r>
+        <w:rPr>
+          <w:lang w:val="en-US"/>
+        </w:rPr>
+        <w:t xml:space="preserve">, </w:t>
+      </w:r>
+      <w:r>
+        <w:t>прогнать</w:t>
+      </w:r>
+      <w:r>
+        <w:rPr>
+          <w:lang w:val="en-US"/>
+        </w:rPr>
+        <w:t xml:space="preserve"> </w:t>
+      </w:r>
+      <w:r>
+        <w:t>конверсию</w:t>
+      </w:r>
+      <w:r>
+        <w:rPr>
+          <w:lang w:val="en-US"/>
+        </w:rPr>
+        <w:t xml:space="preserve"> damage-</w:t>
+      </w:r>
+      <w:r>
+        <w:t>шейдера</w:t>
+      </w:r>
+      <w:r>
+        <w:rPr>
+          <w:lang w:val="en-US"/>
+        </w:rPr>
+        <w:t>.</w:t>
+      </w:r>
+    </w:p>
+    <w:p>
+      <w:pPr>
+        <w:rPr>
+          <w:lang w:val="en-US"/>
+        </w:rPr>
+      </w:pPr>
+      <w:r>
+        <w:rPr>
+          <w:lang w:val="en-US"/>
+        </w:rPr>
+        <w:t xml:space="preserve">- </w:t>
+      </w:r>
+      <w:r>
+        <w:t>Обновить</w:t>
+      </w:r>
+      <w:r>
+        <w:rPr>
+          <w:lang w:val="en-US"/>
+        </w:rPr>
+        <w:t xml:space="preserve"> Fill </w:t>
+      </w:r>
+      <w:proofErr w:type="spellStart"/>
+      <w:r>
+        <w:rPr>
+          <w:lang w:val="en-US"/>
+        </w:rPr>
+        <w:t>GameLifetimeScope</w:t>
+      </w:r>
+      <w:proofErr w:type="spellEnd"/>
+      <w:r>
+        <w:rPr>
+          <w:lang w:val="en-US"/>
+        </w:rPr>
+        <w:t xml:space="preserve"> Refs, </w:t>
+      </w:r>
+      <w:r>
+        <w:t>чтобы</w:t>
+      </w:r>
+      <w:r>
+        <w:rPr>
+          <w:lang w:val="en-US"/>
+        </w:rPr>
+        <w:t xml:space="preserve"> </w:t>
+      </w:r>
+      <w:r>
+        <w:t>заполнял</w:t>
+      </w:r>
+      <w:r>
+        <w:rPr>
+          <w:lang w:val="en-US"/>
+        </w:rPr>
+        <w:t xml:space="preserve"> _</w:t>
+      </w:r>
+      <w:proofErr w:type="spellStart"/>
+      <w:r>
+        <w:rPr>
+          <w:lang w:val="en-US"/>
+        </w:rPr>
+        <w:t>sceneCars</w:t>
+      </w:r>
+      <w:proofErr w:type="spellEnd"/>
+      <w:r>
+        <w:rPr>
+          <w:lang w:val="en-US"/>
+        </w:rPr>
+        <w:t xml:space="preserve"> </w:t>
+      </w:r>
+      <w:r>
+        <w:t>обеими</w:t>
+      </w:r>
+      <w:r>
+        <w:rPr>
+          <w:lang w:val="en-US"/>
+        </w:rPr>
+        <w:t xml:space="preserve"> </w:t>
+      </w:r>
+      <w:r>
+        <w:t>машинами</w:t>
+      </w:r>
+      <w:r>
+        <w:rPr>
+          <w:lang w:val="en-US"/>
+        </w:rPr>
         <w:t>.</w:t>
       </w:r>
     </w:p>

--- a/docs/архитектура с первого шага.docx
+++ b/docs/архитектура с первого шага.docx
@@ -11,6 +11,145 @@
       </w:r>
     </w:p>
     <w:p>
+      <w:pPr>
+        <w:pStyle w:val="a7"/>
+        <w:numPr>
+          <w:ilvl w:val="0"/>
+          <w:numId w:val="1"/>
+        </w:numPr>
+      </w:pPr>
+      <w:r>
+        <w:t>Просмотри</w:t>
+      </w:r>
+      <w:r>
+        <w:t xml:space="preserve"> </w:t>
+      </w:r>
+      <w:r>
+        <w:t>коммиты</w:t>
+      </w:r>
+      <w:r>
+        <w:t xml:space="preserve">, </w:t>
+      </w:r>
+      <w:r>
+        <w:rPr>
+          <w:lang w:val="en-US"/>
+        </w:rPr>
+        <w:t>MEMORY</w:t>
+      </w:r>
+      <w:r>
+        <w:t>.</w:t>
+      </w:r>
+      <w:r>
+        <w:rPr>
+          <w:lang w:val="en-US"/>
+        </w:rPr>
+        <w:t>md</w:t>
+      </w:r>
+      <w:r>
+        <w:t xml:space="preserve">, </w:t>
+      </w:r>
+      <w:r>
+        <w:rPr>
+          <w:lang w:val="en-US"/>
+        </w:rPr>
+        <w:t>game</w:t>
+      </w:r>
+      <w:r>
+        <w:t>-</w:t>
+      </w:r>
+      <w:r>
+        <w:rPr>
+          <w:lang w:val="en-US"/>
+        </w:rPr>
+        <w:t>design</w:t>
+      </w:r>
+      <w:r>
+        <w:t>.</w:t>
+      </w:r>
+      <w:r>
+        <w:rPr>
+          <w:lang w:val="en-US"/>
+        </w:rPr>
+        <w:t>md</w:t>
+      </w:r>
+      <w:r>
+        <w:t xml:space="preserve">, </w:t>
+      </w:r>
+      <w:r>
+        <w:rPr>
+          <w:lang w:val="en-US"/>
+        </w:rPr>
+        <w:t>cli</w:t>
+      </w:r>
+      <w:r>
+        <w:t>-</w:t>
+      </w:r>
+      <w:r>
+        <w:rPr>
+          <w:lang w:val="en-US"/>
+        </w:rPr>
+        <w:t>workflow</w:t>
+      </w:r>
+      <w:r>
+        <w:t>.</w:t>
+      </w:r>
+      <w:r>
+        <w:rPr>
+          <w:lang w:val="en-US"/>
+        </w:rPr>
+        <w:t>md</w:t>
+      </w:r>
+      <w:r>
+        <w:t xml:space="preserve">. </w:t>
+      </w:r>
+      <w:r>
+        <w:t>Проанализируй</w:t>
+      </w:r>
+      <w:r>
+        <w:t xml:space="preserve">, </w:t>
+      </w:r>
+      <w:r>
+        <w:t>что</w:t>
+      </w:r>
+      <w:r>
+        <w:t xml:space="preserve"> </w:t>
+      </w:r>
+      <w:r>
+        <w:t>уже</w:t>
+      </w:r>
+      <w:r>
+        <w:t xml:space="preserve"> </w:t>
+      </w:r>
+      <w:r>
+        <w:t>сделано</w:t>
+      </w:r>
+      <w:r>
+        <w:t xml:space="preserve"> </w:t>
+      </w:r>
+      <w:r>
+        <w:t>из</w:t>
+      </w:r>
+      <w:r>
+        <w:t xml:space="preserve"> </w:t>
+      </w:r>
+      <w:r>
+        <w:t>ТЗ</w:t>
+      </w:r>
+      <w:r>
+        <w:t xml:space="preserve">. </w:t>
+      </w:r>
+      <w:r>
+        <w:t xml:space="preserve">Код пока не пиши. </w:t>
+      </w:r>
+    </w:p>
+    <w:p>
+      <w:pPr>
+        <w:pStyle w:val="a7"/>
+        <w:numPr>
+          <w:ilvl w:val="0"/>
+          <w:numId w:val="1"/>
+        </w:numPr>
+      </w:pPr>
       <w:r>
         <w:t>Переходим</w:t>
       </w:r>
@@ -73,11 +212,6 @@
       <w:pPr>
         <w:pStyle w:val="3"/>
       </w:pPr>
-    </w:p>
-    <w:p>
-      <w:pPr>
-        <w:pStyle w:val="3"/>
-      </w:pPr>
       <w:r>
         <w:t>План шага 1 «Каркас»</w:t>
       </w:r>
@@ -509,7 +643,21 @@
         <w:rPr>
           <w:lang w:val="en-US"/>
         </w:rPr>
-        <w:t xml:space="preserve"> T : struct</w:t>
+        <w:t xml:space="preserve"> </w:t>
+      </w:r>
+      <w:proofErr w:type="gramStart"/>
+      <w:r>
+        <w:rPr>
+          <w:lang w:val="en-US"/>
+        </w:rPr>
+        <w:t>T :</w:t>
+      </w:r>
+      <w:proofErr w:type="gramEnd"/>
+      <w:r>
+        <w:rPr>
+          <w:lang w:val="en-US"/>
+        </w:rPr>
+        <w:t xml:space="preserve"> struct</w:t>
       </w:r>
     </w:p>
     <w:p>
@@ -631,15 +779,113 @@
         <w:rPr>
           <w:lang w:val="en-US"/>
         </w:rPr>
-        <w:t xml:space="preserve">  - Core/StateMachine/IState.cs — Enter(), Exit(), Tick()</w:t>
-      </w:r>
-    </w:p>
-    <w:p>
-      <w:r>
-        <w:rPr>
-          <w:lang w:val="en-US"/>
-        </w:rPr>
-        <w:t xml:space="preserve">  - Core/StateMachine/StateMachine.cs — generic StateMachine&lt;TEnum&gt;: Current, ChangeState(TEnum), Push(TEnum), Pop(), Tick(). </w:t>
+        <w:t xml:space="preserve">  - Core/StateMachine/IState.cs — </w:t>
+      </w:r>
+      <w:proofErr w:type="gramStart"/>
+      <w:r>
+        <w:rPr>
+          <w:lang w:val="en-US"/>
+        </w:rPr>
+        <w:t>Enter(</w:t>
+      </w:r>
+      <w:proofErr w:type="gramEnd"/>
+      <w:r>
+        <w:rPr>
+          <w:lang w:val="en-US"/>
+        </w:rPr>
+        <w:t xml:space="preserve">), </w:t>
+      </w:r>
+      <w:proofErr w:type="gramStart"/>
+      <w:r>
+        <w:rPr>
+          <w:lang w:val="en-US"/>
+        </w:rPr>
+        <w:t>Exit(</w:t>
+      </w:r>
+      <w:proofErr w:type="gramEnd"/>
+      <w:r>
+        <w:rPr>
+          <w:lang w:val="en-US"/>
+        </w:rPr>
+        <w:t xml:space="preserve">), </w:t>
+      </w:r>
+      <w:proofErr w:type="gramStart"/>
+      <w:r>
+        <w:rPr>
+          <w:lang w:val="en-US"/>
+        </w:rPr>
+        <w:t>Tick(</w:t>
+      </w:r>
+      <w:proofErr w:type="gramEnd"/>
+      <w:r>
+        <w:rPr>
+          <w:lang w:val="en-US"/>
+        </w:rPr>
+        <w:t>)</w:t>
+      </w:r>
+    </w:p>
+    <w:p>
+      <w:r>
+        <w:rPr>
+          <w:lang w:val="en-US"/>
+        </w:rPr>
+        <w:t xml:space="preserve">  - Core/StateMachine/StateMachine.cs — generic StateMachine&lt;TEnum&gt;: Current, </w:t>
+      </w:r>
+      <w:proofErr w:type="gramStart"/>
+      <w:r>
+        <w:rPr>
+          <w:lang w:val="en-US"/>
+        </w:rPr>
+        <w:t>ChangeState(</w:t>
+      </w:r>
+      <w:proofErr w:type="gramEnd"/>
+      <w:r>
+        <w:rPr>
+          <w:lang w:val="en-US"/>
+        </w:rPr>
+        <w:t xml:space="preserve">TEnum), </w:t>
+      </w:r>
+      <w:proofErr w:type="gramStart"/>
+      <w:r>
+        <w:rPr>
+          <w:lang w:val="en-US"/>
+        </w:rPr>
+        <w:t>Push(</w:t>
+      </w:r>
+      <w:proofErr w:type="gramEnd"/>
+      <w:r>
+        <w:rPr>
+          <w:lang w:val="en-US"/>
+        </w:rPr>
+        <w:t xml:space="preserve">TEnum), </w:t>
+      </w:r>
+      <w:proofErr w:type="gramStart"/>
+      <w:r>
+        <w:rPr>
+          <w:lang w:val="en-US"/>
+        </w:rPr>
+        <w:t>Pop(</w:t>
+      </w:r>
+      <w:proofErr w:type="gramEnd"/>
+      <w:r>
+        <w:rPr>
+          <w:lang w:val="en-US"/>
+        </w:rPr>
+        <w:t xml:space="preserve">), </w:t>
+      </w:r>
+      <w:proofErr w:type="gramStart"/>
+      <w:r>
+        <w:rPr>
+          <w:lang w:val="en-US"/>
+        </w:rPr>
+        <w:t>Tick(</w:t>
+      </w:r>
+      <w:proofErr w:type="gramEnd"/>
+      <w:r>
+        <w:rPr>
+          <w:lang w:val="en-US"/>
+        </w:rPr>
+        <w:t xml:space="preserve">). </w:t>
       </w:r>
       <w:r>
         <w:t>Стек реализует §15.3-предохранитель</w:t>
@@ -696,7 +942,49 @@
         <w:rPr>
           <w:lang w:val="en-US"/>
         </w:rPr>
-        <w:t xml:space="preserve">  CurrentContext { get; set; }, void Tick()</w:t>
+        <w:t xml:space="preserve">  CurrentContext </w:t>
+      </w:r>
+      <w:proofErr w:type="gramStart"/>
+      <w:r>
+        <w:rPr>
+          <w:lang w:val="en-US"/>
+        </w:rPr>
+        <w:t>{ get</w:t>
+      </w:r>
+      <w:proofErr w:type="gramEnd"/>
+      <w:r>
+        <w:rPr>
+          <w:lang w:val="en-US"/>
+        </w:rPr>
+        <w:t>; set</w:t>
+      </w:r>
+      <w:proofErr w:type="gramStart"/>
+      <w:r>
+        <w:rPr>
+          <w:lang w:val="en-US"/>
+        </w:rPr>
+        <w:t>; }</w:t>
+      </w:r>
+      <w:proofErr w:type="gramEnd"/>
+      <w:r>
+        <w:rPr>
+          <w:lang w:val="en-US"/>
+        </w:rPr>
+        <w:t xml:space="preserve">, void </w:t>
+      </w:r>
+      <w:proofErr w:type="gramStart"/>
+      <w:r>
+        <w:rPr>
+          <w:lang w:val="en-US"/>
+        </w:rPr>
+        <w:t>Tick(</w:t>
+      </w:r>
+      <w:proofErr w:type="gramEnd"/>
+      <w:r>
+        <w:rPr>
+          <w:lang w:val="en-US"/>
+        </w:rPr>
+        <w:t>)</w:t>
       </w:r>
     </w:p>
     <w:p>
@@ -887,7 +1175,49 @@
         <w:rPr>
           <w:lang w:val="en-US"/>
         </w:rPr>
-        <w:t xml:space="preserve">  - Services/Flow/IGameFlowService.cs — GameState Current, ChangeState(GameState), Push(GameState), Pop()</w:t>
+        <w:t xml:space="preserve">  - Services/Flow/IGameFlowService.cs — GameState Current, </w:t>
+      </w:r>
+      <w:proofErr w:type="gramStart"/>
+      <w:r>
+        <w:rPr>
+          <w:lang w:val="en-US"/>
+        </w:rPr>
+        <w:t>ChangeState(</w:t>
+      </w:r>
+      <w:proofErr w:type="gramEnd"/>
+      <w:r>
+        <w:rPr>
+          <w:lang w:val="en-US"/>
+        </w:rPr>
+        <w:t xml:space="preserve">GameState), </w:t>
+      </w:r>
+      <w:proofErr w:type="gramStart"/>
+      <w:r>
+        <w:rPr>
+          <w:lang w:val="en-US"/>
+        </w:rPr>
+        <w:t>Push(</w:t>
+      </w:r>
+      <w:proofErr w:type="gramEnd"/>
+      <w:r>
+        <w:rPr>
+          <w:lang w:val="en-US"/>
+        </w:rPr>
+        <w:t xml:space="preserve">GameState), </w:t>
+      </w:r>
+      <w:proofErr w:type="gramStart"/>
+      <w:r>
+        <w:rPr>
+          <w:lang w:val="en-US"/>
+        </w:rPr>
+        <w:t>Pop(</w:t>
+      </w:r>
+      <w:proofErr w:type="gramEnd"/>
+      <w:r>
+        <w:rPr>
+          <w:lang w:val="en-US"/>
+        </w:rPr>
+        <w:t>)</w:t>
       </w:r>
     </w:p>
     <w:p>
@@ -936,7 +1266,21 @@
         <w:rPr>
           <w:lang w:val="en-US"/>
         </w:rPr>
-        <w:t xml:space="preserve"> IEventBus. Pause = Push(GameState.Paused), </w:t>
+        <w:t xml:space="preserve"> IEventBus. Pause = </w:t>
+      </w:r>
+      <w:proofErr w:type="gramStart"/>
+      <w:r>
+        <w:rPr>
+          <w:lang w:val="en-US"/>
+        </w:rPr>
+        <w:t>Push(</w:t>
+      </w:r>
+      <w:proofErr w:type="gramEnd"/>
+      <w:r>
+        <w:rPr>
+          <w:lang w:val="en-US"/>
+        </w:rPr>
+        <w:t xml:space="preserve">GameState.Paused), </w:t>
       </w:r>
       <w:r>
         <w:t>не</w:t>
@@ -1050,7 +1394,35 @@
         <w:rPr>
           <w:lang w:val="en-US"/>
         </w:rPr>
-        <w:t xml:space="preserve"> int Coins { get; set; }. </w:t>
+        <w:t xml:space="preserve"> int Coins </w:t>
+      </w:r>
+      <w:proofErr w:type="gramStart"/>
+      <w:r>
+        <w:rPr>
+          <w:lang w:val="en-US"/>
+        </w:rPr>
+        <w:t>{ get</w:t>
+      </w:r>
+      <w:proofErr w:type="gramEnd"/>
+      <w:r>
+        <w:rPr>
+          <w:lang w:val="en-US"/>
+        </w:rPr>
+        <w:t>; set</w:t>
+      </w:r>
+      <w:proofErr w:type="gramStart"/>
+      <w:r>
+        <w:rPr>
+          <w:lang w:val="en-US"/>
+        </w:rPr>
+        <w:t>; }</w:t>
+      </w:r>
+      <w:proofErr w:type="gramEnd"/>
+      <w:r>
+        <w:rPr>
+          <w:lang w:val="en-US"/>
+        </w:rPr>
+        <w:t xml:space="preserve">. </w:t>
       </w:r>
       <w:r>
         <w:t>Никаких</w:t>
@@ -1108,7 +1480,35 @@
         <w:rPr>
           <w:lang w:val="en-US"/>
         </w:rPr>
-        <w:t xml:space="preserve">  - Services/Meta/IProfileStorage.cs — void Save(IPlayerProfile), bool TryLoad(out IPlayerProfile)</w:t>
+        <w:t xml:space="preserve">  - Services/Meta/IProfileStorage.cs — void </w:t>
+      </w:r>
+      <w:proofErr w:type="gramStart"/>
+      <w:r>
+        <w:rPr>
+          <w:lang w:val="en-US"/>
+        </w:rPr>
+        <w:t>Save(</w:t>
+      </w:r>
+      <w:proofErr w:type="gramEnd"/>
+      <w:r>
+        <w:rPr>
+          <w:lang w:val="en-US"/>
+        </w:rPr>
+        <w:t xml:space="preserve">IPlayerProfile), bool </w:t>
+      </w:r>
+      <w:proofErr w:type="gramStart"/>
+      <w:r>
+        <w:rPr>
+          <w:lang w:val="en-US"/>
+        </w:rPr>
+        <w:t>TryLoad(</w:t>
+      </w:r>
+      <w:proofErr w:type="gramEnd"/>
+      <w:r>
+        <w:rPr>
+          <w:lang w:val="en-US"/>
+        </w:rPr>
+        <w:t>out IPlayerProfile)</w:t>
       </w:r>
     </w:p>
     <w:p>
@@ -1139,20 +1539,62 @@
         <w:rPr>
           <w:lang w:val="en-US"/>
         </w:rPr>
-        <w:t xml:space="preserve"> PlayerPrefs.GetInt/SetInt("Coins", ...)</w:t>
-      </w:r>
-    </w:p>
-    <w:p>
-      <w:pPr>
-        <w:rPr>
-          <w:lang w:val="en-US"/>
-        </w:rPr>
-      </w:pPr>
-      <w:r>
-        <w:rPr>
-          <w:lang w:val="en-US"/>
-        </w:rPr>
-        <w:t xml:space="preserve">  - Services/Meta/IMetaProgressService.cs — IPlayerProfile Profile { get; }, void Save()</w:t>
+        <w:t xml:space="preserve"> PlayerPrefs.GetInt/</w:t>
+      </w:r>
+      <w:proofErr w:type="gramStart"/>
+      <w:r>
+        <w:rPr>
+          <w:lang w:val="en-US"/>
+        </w:rPr>
+        <w:t>SetInt(</w:t>
+      </w:r>
+      <w:proofErr w:type="gramEnd"/>
+      <w:r>
+        <w:rPr>
+          <w:lang w:val="en-US"/>
+        </w:rPr>
+        <w:t>"Coins", ...)</w:t>
+      </w:r>
+    </w:p>
+    <w:p>
+      <w:pPr>
+        <w:rPr>
+          <w:lang w:val="en-US"/>
+        </w:rPr>
+      </w:pPr>
+      <w:r>
+        <w:rPr>
+          <w:lang w:val="en-US"/>
+        </w:rPr>
+        <w:t xml:space="preserve">  - Services/Meta/IMetaProgressService.cs — IPlayerProfile Profile </w:t>
+      </w:r>
+      <w:proofErr w:type="gramStart"/>
+      <w:r>
+        <w:rPr>
+          <w:lang w:val="en-US"/>
+        </w:rPr>
+        <w:t>{ get; }</w:t>
+      </w:r>
+      <w:proofErr w:type="gramEnd"/>
+      <w:r>
+        <w:rPr>
+          <w:lang w:val="en-US"/>
+        </w:rPr>
+        <w:t xml:space="preserve">, void </w:t>
+      </w:r>
+      <w:proofErr w:type="gramStart"/>
+      <w:r>
+        <w:rPr>
+          <w:lang w:val="en-US"/>
+        </w:rPr>
+        <w:t>Save(</w:t>
+      </w:r>
+      <w:proofErr w:type="gramEnd"/>
+      <w:r>
+        <w:rPr>
+          <w:lang w:val="en-US"/>
+        </w:rPr>
+        <w:t>)</w:t>
       </w:r>
     </w:p>
     <w:p>
@@ -1210,7 +1652,21 @@
         <w:rPr>
           <w:lang w:val="en-US"/>
         </w:rPr>
-        <w:t xml:space="preserve"> TryLoad() (</w:t>
+        <w:t xml:space="preserve"> </w:t>
+      </w:r>
+      <w:proofErr w:type="gramStart"/>
+      <w:r>
+        <w:rPr>
+          <w:lang w:val="en-US"/>
+        </w:rPr>
+        <w:t>TryLoad(</w:t>
+      </w:r>
+      <w:proofErr w:type="gramEnd"/>
+      <w:r>
+        <w:rPr>
+          <w:lang w:val="en-US"/>
+        </w:rPr>
+        <w:t>) (</w:t>
       </w:r>
       <w:r>
         <w:t>или</w:t>
@@ -1438,7 +1894,21 @@
         <w:rPr>
           <w:lang w:val="en-US"/>
         </w:rPr>
-        <w:t xml:space="preserve">. [Inject] Construct(IGameFlowService, IInputProvider, IMetaProgressService), </w:t>
+        <w:t xml:space="preserve">. [Inject] </w:t>
+      </w:r>
+      <w:proofErr w:type="gramStart"/>
+      <w:r>
+        <w:rPr>
+          <w:lang w:val="en-US"/>
+        </w:rPr>
+        <w:t>Construct(</w:t>
+      </w:r>
+      <w:proofErr w:type="gramEnd"/>
+      <w:r>
+        <w:rPr>
+          <w:lang w:val="en-US"/>
+        </w:rPr>
+        <w:t xml:space="preserve">IGameFlowService, IInputProvider, IMetaProgressService), </w:t>
       </w:r>
       <w:r>
         <w:t>флаг</w:t>
@@ -1456,7 +1926,21 @@
         <w:rPr>
           <w:lang w:val="en-US"/>
         </w:rPr>
-        <w:t xml:space="preserve"> Update()</w:t>
+        <w:t xml:space="preserve"> </w:t>
+      </w:r>
+      <w:proofErr w:type="gramStart"/>
+      <w:r>
+        <w:rPr>
+          <w:lang w:val="en-US"/>
+        </w:rPr>
+        <w:t>Update(</w:t>
+      </w:r>
+      <w:proofErr w:type="gramEnd"/>
+      <w:r>
+        <w:rPr>
+          <w:lang w:val="en-US"/>
+        </w:rPr>
+        <w:t>)</w:t>
       </w:r>
     </w:p>
     <w:p>
@@ -1589,7 +2073,21 @@
         <w:rPr>
           <w:lang w:val="en-US"/>
         </w:rPr>
-        <w:t xml:space="preserve"> (.gitkeep)</w:t>
+        <w:t xml:space="preserve"> </w:t>
+      </w:r>
+      <w:proofErr w:type="gramStart"/>
+      <w:r>
+        <w:rPr>
+          <w:lang w:val="en-US"/>
+        </w:rPr>
+        <w:t>(.gitkeep</w:t>
+      </w:r>
+      <w:proofErr w:type="gramEnd"/>
+      <w:r>
+        <w:rPr>
+          <w:lang w:val="en-US"/>
+        </w:rPr>
+        <w:t>)</w:t>
       </w:r>
     </w:p>
     <w:p>
@@ -2186,7 +2684,35 @@
         <w:rPr>
           <w:lang w:val="en-US"/>
         </w:rPr>
-        <w:t xml:space="preserve">  namespace FlatOutLike.Data.Configs.Car. [CreateAssetMenu(menuName = "FlatOutLike/Car/CarStatsConfig")].</w:t>
+        <w:t xml:space="preserve">  namespace </w:t>
+      </w:r>
+      <w:proofErr w:type="gramStart"/>
+      <w:r>
+        <w:rPr>
+          <w:lang w:val="en-US"/>
+        </w:rPr>
+        <w:t>FlatOutLike.Data.Configs.Car</w:t>
+      </w:r>
+      <w:proofErr w:type="gramEnd"/>
+      <w:r>
+        <w:rPr>
+          <w:lang w:val="en-US"/>
+        </w:rPr>
+        <w:t>. [</w:t>
+      </w:r>
+      <w:proofErr w:type="gramStart"/>
+      <w:r>
+        <w:rPr>
+          <w:lang w:val="en-US"/>
+        </w:rPr>
+        <w:t>CreateAssetMenu(</w:t>
+      </w:r>
+      <w:proofErr w:type="gramEnd"/>
+      <w:r>
+        <w:rPr>
+          <w:lang w:val="en-US"/>
+        </w:rPr>
+        <w:t>menuName = "FlatOutLike/Car/CarStatsConfig")].</w:t>
       </w:r>
     </w:p>
     <w:p>
@@ -2422,7 +2948,21 @@
         <w:rPr>
           <w:lang w:val="en-US"/>
         </w:rPr>
-        <w:t xml:space="preserve"> WheelCollider.forwardFriction.stiffness)</w:t>
+        <w:t xml:space="preserve"> </w:t>
+      </w:r>
+      <w:proofErr w:type="gramStart"/>
+      <w:r>
+        <w:rPr>
+          <w:lang w:val="en-US"/>
+        </w:rPr>
+        <w:t>WheelCollider.forwardFriction.stiffness</w:t>
+      </w:r>
+      <w:proofErr w:type="gramEnd"/>
+      <w:r>
+        <w:rPr>
+          <w:lang w:val="en-US"/>
+        </w:rPr>
+        <w:t>)</w:t>
       </w:r>
     </w:p>
     <w:p>
@@ -2438,7 +2978,15 @@
     </w:p>
     <w:p>
       <w:r>
-        <w:t xml:space="preserve">  - SteerSpeedFalloff (0..1, насколько уменьшать SteerAngle на высокой скорости; 0 = не уменьшать)</w:t>
+        <w:t xml:space="preserve">  - SteerSpeedFalloff (</w:t>
+      </w:r>
+      <w:proofErr w:type="gramStart"/>
+      <w:r>
+        <w:t>0..</w:t>
+      </w:r>
+      <w:proofErr w:type="gramEnd"/>
+      <w:r>
+        <w:t>1, насколько уменьшать SteerAngle на высокой скорости; 0 = не уменьшать)</w:t>
       </w:r>
     </w:p>
     <w:p/>
@@ -2468,7 +3016,21 @@
         <w:rPr>
           <w:lang w:val="en-US"/>
         </w:rPr>
-        <w:t xml:space="preserve">  namespace FlatOutLike.Data.Configs.Camera. [CreateAssetMenu].</w:t>
+        <w:t xml:space="preserve">  namespace </w:t>
+      </w:r>
+      <w:proofErr w:type="gramStart"/>
+      <w:r>
+        <w:rPr>
+          <w:lang w:val="en-US"/>
+        </w:rPr>
+        <w:t>FlatOutLike.Data.Configs.Camera</w:t>
+      </w:r>
+      <w:proofErr w:type="gramEnd"/>
+      <w:r>
+        <w:rPr>
+          <w:lang w:val="en-US"/>
+        </w:rPr>
+        <w:t>. [CreateAssetMenu].</w:t>
       </w:r>
     </w:p>
     <w:p>
@@ -2554,46 +3116,102 @@
         <w:rPr>
           <w:lang w:val="en-US"/>
         </w:rPr>
-        <w:t>Services/Car/ICarMovementService.cs — namespace FlatOutLike.Services.Car:</w:t>
-      </w:r>
-    </w:p>
-    <w:p>
-      <w:pPr>
-        <w:rPr>
-          <w:lang w:val="en-US"/>
-        </w:rPr>
-      </w:pPr>
-      <w:r>
-        <w:rPr>
-          <w:lang w:val="en-US"/>
-        </w:rPr>
-        <w:t xml:space="preserve">  float CalculateMotorTorque(float throttle, float currentForwardSpeed, CarStatsConfig stats);</w:t>
-      </w:r>
-    </w:p>
-    <w:p>
-      <w:pPr>
-        <w:rPr>
-          <w:lang w:val="en-US"/>
-        </w:rPr>
-      </w:pPr>
-      <w:r>
-        <w:rPr>
-          <w:lang w:val="en-US"/>
-        </w:rPr>
-        <w:t xml:space="preserve">  float CalculateSteerAngle(float steerInput, float currentForwardSpeed, CarStatsConfig stats);</w:t>
-      </w:r>
-    </w:p>
-    <w:p>
-      <w:pPr>
-        <w:rPr>
-          <w:lang w:val="en-US"/>
-        </w:rPr>
-      </w:pPr>
-      <w:r>
-        <w:rPr>
-          <w:lang w:val="en-US"/>
-        </w:rPr>
-        <w:t xml:space="preserve">  float CalculateBrakeTorque(bool handbrake, CarStatsConfig stats);</w:t>
+        <w:t xml:space="preserve">Services/Car/ICarMovementService.cs — namespace </w:t>
+      </w:r>
+      <w:proofErr w:type="gramStart"/>
+      <w:r>
+        <w:rPr>
+          <w:lang w:val="en-US"/>
+        </w:rPr>
+        <w:t>FlatOutLike.Services.Car</w:t>
+      </w:r>
+      <w:proofErr w:type="gramEnd"/>
+      <w:r>
+        <w:rPr>
+          <w:lang w:val="en-US"/>
+        </w:rPr>
+        <w:t>:</w:t>
+      </w:r>
+    </w:p>
+    <w:p>
+      <w:pPr>
+        <w:rPr>
+          <w:lang w:val="en-US"/>
+        </w:rPr>
+      </w:pPr>
+      <w:r>
+        <w:rPr>
+          <w:lang w:val="en-US"/>
+        </w:rPr>
+        <w:t xml:space="preserve">  float </w:t>
+      </w:r>
+      <w:proofErr w:type="gramStart"/>
+      <w:r>
+        <w:rPr>
+          <w:lang w:val="en-US"/>
+        </w:rPr>
+        <w:t>CalculateMotorTorque(</w:t>
+      </w:r>
+      <w:proofErr w:type="gramEnd"/>
+      <w:r>
+        <w:rPr>
+          <w:lang w:val="en-US"/>
+        </w:rPr>
+        <w:t>float throttle, float currentForwardSpeed, CarStatsConfig stats);</w:t>
+      </w:r>
+    </w:p>
+    <w:p>
+      <w:pPr>
+        <w:rPr>
+          <w:lang w:val="en-US"/>
+        </w:rPr>
+      </w:pPr>
+      <w:r>
+        <w:rPr>
+          <w:lang w:val="en-US"/>
+        </w:rPr>
+        <w:t xml:space="preserve">  float </w:t>
+      </w:r>
+      <w:proofErr w:type="gramStart"/>
+      <w:r>
+        <w:rPr>
+          <w:lang w:val="en-US"/>
+        </w:rPr>
+        <w:t>CalculateSteerAngle(</w:t>
+      </w:r>
+      <w:proofErr w:type="gramEnd"/>
+      <w:r>
+        <w:rPr>
+          <w:lang w:val="en-US"/>
+        </w:rPr>
+        <w:t>float steerInput, float currentForwardSpeed, CarStatsConfig stats);</w:t>
+      </w:r>
+    </w:p>
+    <w:p>
+      <w:pPr>
+        <w:rPr>
+          <w:lang w:val="en-US"/>
+        </w:rPr>
+      </w:pPr>
+      <w:r>
+        <w:rPr>
+          <w:lang w:val="en-US"/>
+        </w:rPr>
+        <w:t xml:space="preserve">  float </w:t>
+      </w:r>
+      <w:proofErr w:type="gramStart"/>
+      <w:r>
+        <w:rPr>
+          <w:lang w:val="en-US"/>
+        </w:rPr>
+        <w:t>CalculateBrakeTorque(</w:t>
+      </w:r>
+      <w:proofErr w:type="gramEnd"/>
+      <w:r>
+        <w:rPr>
+          <w:lang w:val="en-US"/>
+        </w:rPr>
+        <w:t>bool handbrake, CarStatsConfig stats);</w:t>
       </w:r>
     </w:p>
     <w:p>
@@ -2769,7 +3387,35 @@
         <w:rPr>
           <w:lang w:val="en-US"/>
         </w:rPr>
-        <w:t xml:space="preserve">  - CalculateBrakeTorque: handbrake ? BrakeForce : 0.</w:t>
+        <w:t xml:space="preserve">  - CalculateBrakeTorque: </w:t>
+      </w:r>
+      <w:proofErr w:type="gramStart"/>
+      <w:r>
+        <w:rPr>
+          <w:lang w:val="en-US"/>
+        </w:rPr>
+        <w:t>handbrake ?</w:t>
+      </w:r>
+      <w:proofErr w:type="gramEnd"/>
+      <w:r>
+        <w:rPr>
+          <w:lang w:val="en-US"/>
+        </w:rPr>
+        <w:t xml:space="preserve"> </w:t>
+      </w:r>
+      <w:proofErr w:type="gramStart"/>
+      <w:r>
+        <w:rPr>
+          <w:lang w:val="en-US"/>
+        </w:rPr>
+        <w:t>BrakeForce :</w:t>
+      </w:r>
+      <w:proofErr w:type="gramEnd"/>
+      <w:r>
+        <w:rPr>
+          <w:lang w:val="en-US"/>
+        </w:rPr>
+        <w:t xml:space="preserve"> 0.</w:t>
       </w:r>
     </w:p>
     <w:p>
@@ -2822,7 +3468,21 @@
         <w:rPr>
           <w:lang w:val="en-US"/>
         </w:rPr>
-        <w:t xml:space="preserve">  Controllers/Car/CarController.cs — namespace FlatOutLike.Controllers.Car:</w:t>
+        <w:t xml:space="preserve">  Controllers/Car/CarController.cs — namespace </w:t>
+      </w:r>
+      <w:proofErr w:type="gramStart"/>
+      <w:r>
+        <w:rPr>
+          <w:lang w:val="en-US"/>
+        </w:rPr>
+        <w:t>FlatOutLike.Controllers.Car</w:t>
+      </w:r>
+      <w:proofErr w:type="gramEnd"/>
+      <w:r>
+        <w:rPr>
+          <w:lang w:val="en-US"/>
+        </w:rPr>
+        <w:t>:</w:t>
       </w:r>
     </w:p>
     <w:p>
@@ -2844,7 +3504,49 @@
         <w:rPr>
           <w:lang w:val="en-US"/>
         </w:rPr>
-        <w:t>: Rigidbody _rigidbody, WheelCollider[] _driveWheels, WheelCollider[] _steerWheels, Transform[] _wheelVisuals (</w:t>
+        <w:t xml:space="preserve">: Rigidbody _rigidbody, </w:t>
+      </w:r>
+      <w:proofErr w:type="gramStart"/>
+      <w:r>
+        <w:rPr>
+          <w:lang w:val="en-US"/>
+        </w:rPr>
+        <w:t>WheelCollider[</w:t>
+      </w:r>
+      <w:proofErr w:type="gramEnd"/>
+      <w:r>
+        <w:rPr>
+          <w:lang w:val="en-US"/>
+        </w:rPr>
+        <w:t xml:space="preserve">] _driveWheels, </w:t>
+      </w:r>
+      <w:proofErr w:type="gramStart"/>
+      <w:r>
+        <w:rPr>
+          <w:lang w:val="en-US"/>
+        </w:rPr>
+        <w:t>WheelCollider[</w:t>
+      </w:r>
+      <w:proofErr w:type="gramEnd"/>
+      <w:r>
+        <w:rPr>
+          <w:lang w:val="en-US"/>
+        </w:rPr>
+        <w:t xml:space="preserve">] _steerWheels, </w:t>
+      </w:r>
+      <w:proofErr w:type="gramStart"/>
+      <w:r>
+        <w:rPr>
+          <w:lang w:val="en-US"/>
+        </w:rPr>
+        <w:t>Transform[</w:t>
+      </w:r>
+      <w:proofErr w:type="gramEnd"/>
+      <w:r>
+        <w:rPr>
+          <w:lang w:val="en-US"/>
+        </w:rPr>
+        <w:t>] _wheelVisuals (</w:t>
       </w:r>
       <w:r>
         <w:t>опционально</w:t>
@@ -2931,7 +3633,21 @@
         <w:rPr>
           <w:lang w:val="en-US"/>
         </w:rPr>
-        <w:t xml:space="preserve">  - [Inject] public void Construct(IInputProvider input, ICarMovementService movement):</w:t>
+        <w:t xml:space="preserve">  - [Inject] public void </w:t>
+      </w:r>
+      <w:proofErr w:type="gramStart"/>
+      <w:r>
+        <w:rPr>
+          <w:lang w:val="en-US"/>
+        </w:rPr>
+        <w:t>Construct(</w:t>
+      </w:r>
+      <w:proofErr w:type="gramEnd"/>
+      <w:r>
+        <w:rPr>
+          <w:lang w:val="en-US"/>
+        </w:rPr>
+        <w:t>IInputProvider input, ICarMovementService movement):</w:t>
       </w:r>
     </w:p>
     <w:p>
@@ -2969,21 +3685,65 @@
         <w:rPr>
           <w:lang w:val="en-US"/>
         </w:rPr>
-        <w:t xml:space="preserve">    - _rigidbody.mass = _config.Mass</w:t>
-      </w:r>
-    </w:p>
-    <w:p>
-      <w:pPr>
-        <w:rPr>
-          <w:lang w:val="en-US"/>
-        </w:rPr>
-      </w:pPr>
-      <w:r>
-        <w:rPr>
-          <w:lang w:val="en-US"/>
-        </w:rPr>
-        <w:t xml:space="preserve">    - _rigidbody.centerOfMass = _config.CenterOfMassOffset</w:t>
-      </w:r>
+        <w:t xml:space="preserve">    - _</w:t>
+      </w:r>
+      <w:proofErr w:type="gramStart"/>
+      <w:r>
+        <w:rPr>
+          <w:lang w:val="en-US"/>
+        </w:rPr>
+        <w:t>rigidbody.mass</w:t>
+      </w:r>
+      <w:proofErr w:type="gramEnd"/>
+      <w:r>
+        <w:rPr>
+          <w:lang w:val="en-US"/>
+        </w:rPr>
+        <w:t xml:space="preserve"> = _</w:t>
+      </w:r>
+      <w:proofErr w:type="gramStart"/>
+      <w:r>
+        <w:rPr>
+          <w:lang w:val="en-US"/>
+        </w:rPr>
+        <w:t>config.Mass</w:t>
+      </w:r>
+      <w:proofErr w:type="gramEnd"/>
+    </w:p>
+    <w:p>
+      <w:pPr>
+        <w:rPr>
+          <w:lang w:val="en-US"/>
+        </w:rPr>
+      </w:pPr>
+      <w:r>
+        <w:rPr>
+          <w:lang w:val="en-US"/>
+        </w:rPr>
+        <w:t xml:space="preserve">    - _</w:t>
+      </w:r>
+      <w:proofErr w:type="gramStart"/>
+      <w:r>
+        <w:rPr>
+          <w:lang w:val="en-US"/>
+        </w:rPr>
+        <w:t>rigidbody.centerOfMass</w:t>
+      </w:r>
+      <w:proofErr w:type="gramEnd"/>
+      <w:r>
+        <w:rPr>
+          <w:lang w:val="en-US"/>
+        </w:rPr>
+        <w:t xml:space="preserve"> = _</w:t>
+      </w:r>
+      <w:proofErr w:type="gramStart"/>
+      <w:r>
+        <w:rPr>
+          <w:lang w:val="en-US"/>
+        </w:rPr>
+        <w:t>config.CenterOfMassOffset</w:t>
+      </w:r>
+      <w:proofErr w:type="gramEnd"/>
     </w:p>
     <w:p>
       <w:pPr>
@@ -3049,7 +3809,35 @@
         <w:rPr>
           <w:lang w:val="en-US"/>
         </w:rPr>
-        <w:t xml:space="preserve">  - FixedUpdate(): if !_initialized return; </w:t>
+        <w:t xml:space="preserve">  - </w:t>
+      </w:r>
+      <w:proofErr w:type="gramStart"/>
+      <w:r>
+        <w:rPr>
+          <w:lang w:val="en-US"/>
+        </w:rPr>
+        <w:t>FixedUpdate(</w:t>
+      </w:r>
+      <w:proofErr w:type="gramEnd"/>
+      <w:r>
+        <w:rPr>
+          <w:lang w:val="en-US"/>
+        </w:rPr>
+        <w:t xml:space="preserve">): </w:t>
+      </w:r>
+      <w:proofErr w:type="gramStart"/>
+      <w:r>
+        <w:rPr>
+          <w:lang w:val="en-US"/>
+        </w:rPr>
+        <w:t>if !</w:t>
+      </w:r>
+      <w:proofErr w:type="gramEnd"/>
+      <w:r>
+        <w:rPr>
+          <w:lang w:val="en-US"/>
+        </w:rPr>
+        <w:t xml:space="preserve">_initialized return; </w:t>
       </w:r>
       <w:r>
         <w:t>читает</w:t>
@@ -3058,7 +3846,21 @@
         <w:rPr>
           <w:lang w:val="en-US"/>
         </w:rPr>
-        <w:t xml:space="preserve"> _input.Move, </w:t>
+        <w:t xml:space="preserve"> _</w:t>
+      </w:r>
+      <w:proofErr w:type="gramStart"/>
+      <w:r>
+        <w:rPr>
+          <w:lang w:val="en-US"/>
+        </w:rPr>
+        <w:t>input.Move</w:t>
+      </w:r>
+      <w:proofErr w:type="gramEnd"/>
+      <w:r>
+        <w:rPr>
+          <w:lang w:val="en-US"/>
+        </w:rPr>
+        <w:t xml:space="preserve">, </w:t>
       </w:r>
       <w:r>
         <w:t>считает</w:t>
@@ -3121,20 +3923,62 @@
         <w:rPr>
           <w:lang w:val="en-US"/>
         </w:rPr>
-        <w:t>. _input.Move.y = throttle, _input.Move.x = steer.</w:t>
-      </w:r>
-    </w:p>
-    <w:p>
-      <w:pPr>
-        <w:rPr>
-          <w:lang w:val="en-US"/>
-        </w:rPr>
-      </w:pPr>
-      <w:r>
-        <w:rPr>
-          <w:lang w:val="en-US"/>
-        </w:rPr>
-        <w:t xml:space="preserve">  - Update() (</w:t>
+        <w:t>. _</w:t>
+      </w:r>
+      <w:proofErr w:type="gramStart"/>
+      <w:r>
+        <w:rPr>
+          <w:lang w:val="en-US"/>
+        </w:rPr>
+        <w:t>input.Move.y</w:t>
+      </w:r>
+      <w:proofErr w:type="gramEnd"/>
+      <w:r>
+        <w:rPr>
+          <w:lang w:val="en-US"/>
+        </w:rPr>
+        <w:t xml:space="preserve"> = throttle, _</w:t>
+      </w:r>
+      <w:proofErr w:type="gramStart"/>
+      <w:r>
+        <w:rPr>
+          <w:lang w:val="en-US"/>
+        </w:rPr>
+        <w:t>input.Move.x</w:t>
+      </w:r>
+      <w:proofErr w:type="gramEnd"/>
+      <w:r>
+        <w:rPr>
+          <w:lang w:val="en-US"/>
+        </w:rPr>
+        <w:t xml:space="preserve"> = steer.</w:t>
+      </w:r>
+    </w:p>
+    <w:p>
+      <w:pPr>
+        <w:rPr>
+          <w:lang w:val="en-US"/>
+        </w:rPr>
+      </w:pPr>
+      <w:r>
+        <w:rPr>
+          <w:lang w:val="en-US"/>
+        </w:rPr>
+        <w:t xml:space="preserve">  - </w:t>
+      </w:r>
+      <w:proofErr w:type="gramStart"/>
+      <w:r>
+        <w:rPr>
+          <w:lang w:val="en-US"/>
+        </w:rPr>
+        <w:t>Update(</w:t>
+      </w:r>
+      <w:proofErr w:type="gramEnd"/>
+      <w:r>
+        <w:rPr>
+          <w:lang w:val="en-US"/>
+        </w:rPr>
+        <w:t>) (</w:t>
       </w:r>
       <w:r>
         <w:t>опционально</w:t>
@@ -3170,7 +4014,21 @@
         <w:rPr>
           <w:lang w:val="en-US"/>
         </w:rPr>
-        <w:t xml:space="preserve"> wc.GetWorldPose().</w:t>
+        <w:t xml:space="preserve"> </w:t>
+      </w:r>
+      <w:proofErr w:type="gramStart"/>
+      <w:r>
+        <w:rPr>
+          <w:lang w:val="en-US"/>
+        </w:rPr>
+        <w:t>wc.GetWorldPose</w:t>
+      </w:r>
+      <w:proofErr w:type="gramEnd"/>
+      <w:r>
+        <w:rPr>
+          <w:lang w:val="en-US"/>
+        </w:rPr>
+        <w:t>().</w:t>
       </w:r>
     </w:p>
     <w:p>
@@ -3219,7 +4077,21 @@
         <w:rPr>
           <w:lang w:val="en-US"/>
         </w:rPr>
-        <w:t xml:space="preserve">  Controllers/Camera/ChaseCarCameraBehaviour.cs — namespace FlatoutLike.Controllers.Camera:</w:t>
+        <w:t xml:space="preserve">  Controllers/Camera/ChaseCarCameraBehaviour.cs — namespace </w:t>
+      </w:r>
+      <w:proofErr w:type="gramStart"/>
+      <w:r>
+        <w:rPr>
+          <w:lang w:val="en-US"/>
+        </w:rPr>
+        <w:t>FlatoutLike.Controllers.Camera</w:t>
+      </w:r>
+      <w:proofErr w:type="gramEnd"/>
+      <w:r>
+        <w:rPr>
+          <w:lang w:val="en-US"/>
+        </w:rPr>
+        <w:t>:</w:t>
       </w:r>
     </w:p>
     <w:p>
@@ -3294,46 +4166,228 @@
         <w:rPr>
           <w:lang w:val="en-US"/>
         </w:rPr>
-        <w:t xml:space="preserve">  - LateUpdate():</w:t>
-      </w:r>
-    </w:p>
-    <w:p>
-      <w:pPr>
-        <w:rPr>
-          <w:lang w:val="en-US"/>
-        </w:rPr>
-      </w:pPr>
-      <w:r>
-        <w:rPr>
-          <w:lang w:val="en-US"/>
-        </w:rPr>
-        <w:t xml:space="preserve">    - desired position = _target.position - _target.forward * _config.FollowDistance + Vector3.up * _config.Height + targetVelocity * _config.LookAheadFactor.</w:t>
-      </w:r>
-    </w:p>
-    <w:p>
-      <w:pPr>
-        <w:rPr>
-          <w:lang w:val="en-US"/>
-        </w:rPr>
-      </w:pPr>
-      <w:r>
-        <w:rPr>
-          <w:lang w:val="en-US"/>
-        </w:rPr>
-        <w:t xml:space="preserve">    - transform.position = Vector3.SmoothDamp(transform.position, desired, ref _velocity, _config.PositionSmoothing).</w:t>
-      </w:r>
-    </w:p>
-    <w:p>
-      <w:pPr>
-        <w:rPr>
-          <w:lang w:val="en-US"/>
-        </w:rPr>
-      </w:pPr>
-      <w:r>
-        <w:rPr>
-          <w:lang w:val="en-US"/>
-        </w:rPr>
-        <w:t xml:space="preserve">    - transform.rotation = Quaternion.Slerp(transform.rotation, Quaternion.LookRotation(_target.position - transform.position), _config.RotationSmoothing *</w:t>
+        <w:t xml:space="preserve">  - </w:t>
+      </w:r>
+      <w:proofErr w:type="gramStart"/>
+      <w:r>
+        <w:rPr>
+          <w:lang w:val="en-US"/>
+        </w:rPr>
+        <w:t>LateUpdate(</w:t>
+      </w:r>
+      <w:proofErr w:type="gramEnd"/>
+      <w:r>
+        <w:rPr>
+          <w:lang w:val="en-US"/>
+        </w:rPr>
+        <w:t>):</w:t>
+      </w:r>
+    </w:p>
+    <w:p>
+      <w:pPr>
+        <w:rPr>
+          <w:lang w:val="en-US"/>
+        </w:rPr>
+      </w:pPr>
+      <w:r>
+        <w:rPr>
+          <w:lang w:val="en-US"/>
+        </w:rPr>
+        <w:t xml:space="preserve">    - desired position = _</w:t>
+      </w:r>
+      <w:proofErr w:type="gramStart"/>
+      <w:r>
+        <w:rPr>
+          <w:lang w:val="en-US"/>
+        </w:rPr>
+        <w:t>target.position</w:t>
+      </w:r>
+      <w:proofErr w:type="gramEnd"/>
+      <w:r>
+        <w:rPr>
+          <w:lang w:val="en-US"/>
+        </w:rPr>
+        <w:t xml:space="preserve"> - _target.forward * _</w:t>
+      </w:r>
+      <w:proofErr w:type="gramStart"/>
+      <w:r>
+        <w:rPr>
+          <w:lang w:val="en-US"/>
+        </w:rPr>
+        <w:t>config.FollowDistance</w:t>
+      </w:r>
+      <w:proofErr w:type="gramEnd"/>
+      <w:r>
+        <w:rPr>
+          <w:lang w:val="en-US"/>
+        </w:rPr>
+        <w:t xml:space="preserve"> + Vector3.up * _</w:t>
+      </w:r>
+      <w:proofErr w:type="gramStart"/>
+      <w:r>
+        <w:rPr>
+          <w:lang w:val="en-US"/>
+        </w:rPr>
+        <w:t>config.Height</w:t>
+      </w:r>
+      <w:proofErr w:type="gramEnd"/>
+      <w:r>
+        <w:rPr>
+          <w:lang w:val="en-US"/>
+        </w:rPr>
+        <w:t xml:space="preserve"> + targetVelocity * _</w:t>
+      </w:r>
+      <w:proofErr w:type="gramStart"/>
+      <w:r>
+        <w:rPr>
+          <w:lang w:val="en-US"/>
+        </w:rPr>
+        <w:t>config.LookAheadFactor</w:t>
+      </w:r>
+      <w:proofErr w:type="gramEnd"/>
+      <w:r>
+        <w:rPr>
+          <w:lang w:val="en-US"/>
+        </w:rPr>
+        <w:t>.</w:t>
+      </w:r>
+    </w:p>
+    <w:p>
+      <w:pPr>
+        <w:rPr>
+          <w:lang w:val="en-US"/>
+        </w:rPr>
+      </w:pPr>
+      <w:r>
+        <w:rPr>
+          <w:lang w:val="en-US"/>
+        </w:rPr>
+        <w:t xml:space="preserve">    - </w:t>
+      </w:r>
+      <w:proofErr w:type="gramStart"/>
+      <w:r>
+        <w:rPr>
+          <w:lang w:val="en-US"/>
+        </w:rPr>
+        <w:t>transform.position</w:t>
+      </w:r>
+      <w:proofErr w:type="gramEnd"/>
+      <w:r>
+        <w:rPr>
+          <w:lang w:val="en-US"/>
+        </w:rPr>
+        <w:t xml:space="preserve"> = Vector3.SmoothDamp(</w:t>
+      </w:r>
+      <w:proofErr w:type="gramStart"/>
+      <w:r>
+        <w:rPr>
+          <w:lang w:val="en-US"/>
+        </w:rPr>
+        <w:t>transform.position</w:t>
+      </w:r>
+      <w:proofErr w:type="gramEnd"/>
+      <w:r>
+        <w:rPr>
+          <w:lang w:val="en-US"/>
+        </w:rPr>
+        <w:t>, desired, ref _velocity, _</w:t>
+      </w:r>
+      <w:proofErr w:type="gramStart"/>
+      <w:r>
+        <w:rPr>
+          <w:lang w:val="en-US"/>
+        </w:rPr>
+        <w:t>config.PositionSmoothing</w:t>
+      </w:r>
+      <w:proofErr w:type="gramEnd"/>
+      <w:r>
+        <w:rPr>
+          <w:lang w:val="en-US"/>
+        </w:rPr>
+        <w:t>).</w:t>
+      </w:r>
+    </w:p>
+    <w:p>
+      <w:pPr>
+        <w:rPr>
+          <w:lang w:val="en-US"/>
+        </w:rPr>
+      </w:pPr>
+      <w:r>
+        <w:rPr>
+          <w:lang w:val="en-US"/>
+        </w:rPr>
+        <w:t xml:space="preserve">    - </w:t>
+      </w:r>
+      <w:proofErr w:type="gramStart"/>
+      <w:r>
+        <w:rPr>
+          <w:lang w:val="en-US"/>
+        </w:rPr>
+        <w:t>transform.rotation</w:t>
+      </w:r>
+      <w:proofErr w:type="gramEnd"/>
+      <w:r>
+        <w:rPr>
+          <w:lang w:val="en-US"/>
+        </w:rPr>
+        <w:t xml:space="preserve"> = Quaternion.Slerp(</w:t>
+      </w:r>
+      <w:proofErr w:type="gramStart"/>
+      <w:r>
+        <w:rPr>
+          <w:lang w:val="en-US"/>
+        </w:rPr>
+        <w:t>transform.rotation</w:t>
+      </w:r>
+      <w:proofErr w:type="gramEnd"/>
+      <w:r>
+        <w:rPr>
+          <w:lang w:val="en-US"/>
+        </w:rPr>
+        <w:t>, Quaternion.LookRotation(_</w:t>
+      </w:r>
+      <w:proofErr w:type="gramStart"/>
+      <w:r>
+        <w:rPr>
+          <w:lang w:val="en-US"/>
+        </w:rPr>
+        <w:t>target.position</w:t>
+      </w:r>
+      <w:proofErr w:type="gramEnd"/>
+      <w:r>
+        <w:rPr>
+          <w:lang w:val="en-US"/>
+        </w:rPr>
+        <w:t xml:space="preserve"> - </w:t>
+      </w:r>
+      <w:proofErr w:type="gramStart"/>
+      <w:r>
+        <w:rPr>
+          <w:lang w:val="en-US"/>
+        </w:rPr>
+        <w:t>transform.position</w:t>
+      </w:r>
+      <w:proofErr w:type="gramEnd"/>
+      <w:r>
+        <w:rPr>
+          <w:lang w:val="en-US"/>
+        </w:rPr>
+        <w:t>), _</w:t>
+      </w:r>
+      <w:proofErr w:type="gramStart"/>
+      <w:r>
+        <w:rPr>
+          <w:lang w:val="en-US"/>
+        </w:rPr>
+        <w:t>config.RotationSmoothing</w:t>
+      </w:r>
+      <w:proofErr w:type="gramEnd"/>
+      <w:r>
+        <w:rPr>
+          <w:lang w:val="en-US"/>
+        </w:rPr>
+        <w:t xml:space="preserve"> *</w:t>
       </w:r>
     </w:p>
     <w:p>
@@ -3435,20 +4489,90 @@
         <w:rPr>
           <w:lang w:val="en-US"/>
         </w:rPr>
-        <w:t xml:space="preserve">  - builder.Register&lt;CarMovementService&gt;(Lifetime.Singleton).As&lt;ICarMovementService&gt;();</w:t>
-      </w:r>
-    </w:p>
-    <w:p>
-      <w:pPr>
-        <w:rPr>
-          <w:lang w:val="en-US"/>
-        </w:rPr>
-      </w:pPr>
-      <w:r>
-        <w:rPr>
-          <w:lang w:val="en-US"/>
-        </w:rPr>
-        <w:t xml:space="preserve">  - builder.RegisterComponentInHierarchy&lt;CarController&gt;(); — </w:t>
+        <w:t xml:space="preserve">  - </w:t>
+      </w:r>
+      <w:proofErr w:type="gramStart"/>
+      <w:r>
+        <w:rPr>
+          <w:lang w:val="en-US"/>
+        </w:rPr>
+        <w:t>builder.Register</w:t>
+      </w:r>
+      <w:proofErr w:type="gramEnd"/>
+      <w:r>
+        <w:rPr>
+          <w:lang w:val="en-US"/>
+        </w:rPr>
+        <w:t>&lt;CarMovementService&gt;(Lifetime.Singleton</w:t>
+      </w:r>
+      <w:proofErr w:type="gramStart"/>
+      <w:r>
+        <w:rPr>
+          <w:lang w:val="en-US"/>
+        </w:rPr>
+        <w:t>).As</w:t>
+      </w:r>
+      <w:proofErr w:type="gramEnd"/>
+      <w:r>
+        <w:rPr>
+          <w:lang w:val="en-US"/>
+        </w:rPr>
+        <w:t>&lt;ICarMovementService</w:t>
+      </w:r>
+      <w:proofErr w:type="gramStart"/>
+      <w:r>
+        <w:rPr>
+          <w:lang w:val="en-US"/>
+        </w:rPr>
+        <w:t>&gt;(</w:t>
+      </w:r>
+      <w:proofErr w:type="gramEnd"/>
+      <w:r>
+        <w:rPr>
+          <w:lang w:val="en-US"/>
+        </w:rPr>
+        <w:t>);</w:t>
+      </w:r>
+    </w:p>
+    <w:p>
+      <w:pPr>
+        <w:rPr>
+          <w:lang w:val="en-US"/>
+        </w:rPr>
+      </w:pPr>
+      <w:r>
+        <w:rPr>
+          <w:lang w:val="en-US"/>
+        </w:rPr>
+        <w:t xml:space="preserve">  - </w:t>
+      </w:r>
+      <w:proofErr w:type="gramStart"/>
+      <w:r>
+        <w:rPr>
+          <w:lang w:val="en-US"/>
+        </w:rPr>
+        <w:t>builder.RegisterComponentInHierarchy</w:t>
+      </w:r>
+      <w:proofErr w:type="gramEnd"/>
+      <w:r>
+        <w:rPr>
+          <w:lang w:val="en-US"/>
+        </w:rPr>
+        <w:t>&lt;CarController</w:t>
+      </w:r>
+      <w:proofErr w:type="gramStart"/>
+      <w:r>
+        <w:rPr>
+          <w:lang w:val="en-US"/>
+        </w:rPr>
+        <w:t>&gt;(</w:t>
+      </w:r>
+      <w:proofErr w:type="gramEnd"/>
+      <w:r>
+        <w:rPr>
+          <w:lang w:val="en-US"/>
+        </w:rPr>
+        <w:t xml:space="preserve">); — </w:t>
       </w:r>
       <w:r>
         <w:t>чтобы</w:t>
@@ -3621,7 +4745,21 @@
         <w:rPr>
           <w:lang w:val="en-US"/>
         </w:rPr>
-        <w:t>, Acceleration=2000, SteerAngle=30°, BrakeForce=3000, WheelFriction=1.0, CenterOfMassOffset=(0,-0.4,0), SteerSpeedFalloff=0.5).</w:t>
+        <w:t>, Acceleration=2000, SteerAngle=30°, BrakeForce=3000, WheelFriction=1.0, CenterOfMassOffset</w:t>
+      </w:r>
+      <w:proofErr w:type="gramStart"/>
+      <w:r>
+        <w:rPr>
+          <w:lang w:val="en-US"/>
+        </w:rPr>
+        <w:t>=(</w:t>
+      </w:r>
+      <w:proofErr w:type="gramEnd"/>
+      <w:r>
+        <w:rPr>
+          <w:lang w:val="en-US"/>
+        </w:rPr>
+        <w:t>0,-0.4,0), SteerSpeedFalloff=0.5).</w:t>
       </w:r>
     </w:p>
     <w:p>
@@ -3706,7 +4844,21 @@
         <w:rPr>
           <w:lang w:val="en-US"/>
         </w:rPr>
-        <w:t xml:space="preserve">  EDITOR_SCRIPT_NEEDED: FlatOutLike/Setup/Build Car Prefab From Selected FBX — </w:t>
+        <w:t xml:space="preserve">  EDITOR_SCRIPT_NEEDED: FlatOutLike/Setup/Build Car Prefab </w:t>
+      </w:r>
+      <w:proofErr w:type="gramStart"/>
+      <w:r>
+        <w:rPr>
+          <w:lang w:val="en-US"/>
+        </w:rPr>
+        <w:t>From</w:t>
+      </w:r>
+      <w:proofErr w:type="gramEnd"/>
+      <w:r>
+        <w:rPr>
+          <w:lang w:val="en-US"/>
+        </w:rPr>
+        <w:t xml:space="preserve"> Selected FBX — </w:t>
       </w:r>
       <w:r>
         <w:t>выделил</w:t>
@@ -4427,7 +5579,21 @@
         <w:rPr>
           <w:lang w:val="en-US"/>
         </w:rPr>
-        <w:t xml:space="preserve"> Build Car Prefab From Selected FBX → prefab </w:t>
+        <w:t xml:space="preserve"> Build Car Prefab </w:t>
+      </w:r>
+      <w:proofErr w:type="gramStart"/>
+      <w:r>
+        <w:rPr>
+          <w:lang w:val="en-US"/>
+        </w:rPr>
+        <w:t>From</w:t>
+      </w:r>
+      <w:proofErr w:type="gramEnd"/>
+      <w:r>
+        <w:rPr>
+          <w:lang w:val="en-US"/>
+        </w:rPr>
+        <w:t xml:space="preserve"> Selected FBX → prefab </w:t>
       </w:r>
       <w:r>
         <w:t>в</w:t>
@@ -4567,7 +5733,21 @@
         <w:rPr>
           <w:lang w:val="en-US"/>
         </w:rPr>
-        <w:t>4. Data/Configs/Car/CarDamageVisualConfig.cs — SO DamageStage[] (</w:t>
+        <w:t xml:space="preserve">4. Data/Configs/Car/CarDamageVisualConfig.cs — SO </w:t>
+      </w:r>
+      <w:proofErr w:type="gramStart"/>
+      <w:r>
+        <w:rPr>
+          <w:lang w:val="en-US"/>
+        </w:rPr>
+        <w:t>DamageStage[</w:t>
+      </w:r>
+      <w:proofErr w:type="gramEnd"/>
+      <w:r>
+        <w:rPr>
+          <w:lang w:val="en-US"/>
+        </w:rPr>
+        <w:t>] (</w:t>
       </w:r>
       <w:r>
         <w:t>полная</w:t>
@@ -4757,7 +5937,15 @@
     </w:p>
     <w:p>
       <w:r>
-        <w:t>10. Controllers/Vfx/ParticleController.cs — на пуленом партикл-префабе; Launch() проигрывает + возвращает себя в пул по завершении.</w:t>
+        <w:t xml:space="preserve">10. Controllers/Vfx/ParticleController.cs — на пуленом партикл-префабе; </w:t>
+      </w:r>
+      <w:proofErr w:type="gramStart"/>
+      <w:r>
+        <w:t>Launch(</w:t>
+      </w:r>
+      <w:proofErr w:type="gramEnd"/>
+      <w:r>
+        <w:t>) проигрывает + возвращает себя в пул по завершении.</w:t>
       </w:r>
     </w:p>
     <w:p>
@@ -4767,7 +5955,15 @@
     </w:p>
     <w:p>
       <w:r>
-        <w:t>12. Services/Vfx/IVfxService.cs + VfxService.cs — публичный PlayEffect(VfxEffectType,pos,rot), тонкий делегат над фабрикой (контракт, который ждёт skill).</w:t>
+        <w:t xml:space="preserve">12. Services/Vfx/IVfxService.cs + VfxService.cs — публичный </w:t>
+      </w:r>
+      <w:proofErr w:type="gramStart"/>
+      <w:r>
+        <w:t>PlayEffect(VfxEffectType,pos</w:t>
+      </w:r>
+      <w:proofErr w:type="gramEnd"/>
+      <w:r>
+        <w:t>,rot), тонкий делегат над фабрикой (контракт, который ждёт skill).</w:t>
       </w:r>
     </w:p>
     <w:p>
@@ -4814,7 +6010,21 @@
         <w:rPr>
           <w:lang w:val="en-US"/>
         </w:rPr>
-        <w:t xml:space="preserve"> → editor-script-creator)visual→CarController.</w:t>
+        <w:t xml:space="preserve"> → editor-script-</w:t>
+      </w:r>
+      <w:proofErr w:type="gramStart"/>
+      <w:r>
+        <w:rPr>
+          <w:lang w:val="en-US"/>
+        </w:rPr>
+        <w:t>creator)visual</w:t>
+      </w:r>
+      <w:proofErr w:type="gramEnd"/>
+      <w:r>
+        <w:rPr>
+          <w:lang w:val="en-US"/>
+        </w:rPr>
+        <w:t>→CarController.</w:t>
       </w:r>
     </w:p>
     <w:p>
@@ -4913,7 +6123,31 @@
     <w:p/>
     <w:p>
       <w:r>
-        <w:t>1. Инжект каждой машины без фабрики. В GameLifetimeScope вместо одиночных RegisterComponentInHierarchy&lt;CarController&gt;/&lt;CarDamageVisualController&gt; — сериализованный GameObject[] _sceneCars + RegisterBuildCallback, который вызывает container.InjectGameObject(go) для каждой. Это инжектит обе машины целиком (CarController + EnemyCarController + CarDamageVisualController). Механизм (InjectGameObject) — ровно тот, что будет дёргать CarFactory на шаге 5 → не throwaway.</w:t>
+        <w:t xml:space="preserve">1. Инжект каждой машины без фабрики. В GameLifetimeScope вместо одиночных </w:t>
+      </w:r>
+      <w:proofErr w:type="gramStart"/>
+      <w:r>
+        <w:t>RegisterComponentInHierarchy&lt;</w:t>
+      </w:r>
+      <w:proofErr w:type="gramEnd"/>
+      <w:r>
+        <w:t xml:space="preserve">CarController&gt;/&lt;CarDamageVisualController&gt; — сериализованный </w:t>
+      </w:r>
+      <w:proofErr w:type="gramStart"/>
+      <w:r>
+        <w:t>GameObject[</w:t>
+      </w:r>
+      <w:proofErr w:type="gramEnd"/>
+      <w:r>
+        <w:t xml:space="preserve">] _sceneCars + RegisterBuildCallback, который вызывает </w:t>
+      </w:r>
+      <w:proofErr w:type="gramStart"/>
+      <w:r>
+        <w:t>container.InjectGameObject</w:t>
+      </w:r>
+      <w:proofErr w:type="gramEnd"/>
+      <w:r>
+        <w:t>(go) для каждой. Это инжектит обе машины целиком (CarController + EnemyCarController + CarDamageVisualController). Механизм (InjectGameObject) — ровно тот, что будет дёргать CarFactory на шаге 5 → не throwaway.</w:t>
       </w:r>
     </w:p>
     <w:p>
@@ -4923,7 +6157,23 @@
     </w:p>
     <w:p>
       <w:r>
-        <w:t>3. Источник ввода на каждую машину (ключевая абстракция). Новый AiInputProvider : IInputProvider (plain C#, по экземпляру на врага) — настраиваемые Move/Handbrake/Nitro. CarController получает SetInputSource(IInputProvider): игрок остаётся на keyboard-синглтоне из Construct, врага перекрывает обёртка.</w:t>
+        <w:t xml:space="preserve">3. Источник ввода на каждую машину (ключевая абстракция). Новый </w:t>
+      </w:r>
+      <w:proofErr w:type="gramStart"/>
+      <w:r>
+        <w:t>AiInputProvider :</w:t>
+      </w:r>
+      <w:proofErr w:type="gramEnd"/>
+      <w:r>
+        <w:t xml:space="preserve"> IInputProvider (plain C#, по экземпляру на врага) — настраиваемые Move/Handbrake/Nitro. CarController получает </w:t>
+      </w:r>
+      <w:proofErr w:type="gramStart"/>
+      <w:r>
+        <w:t>SetInputSource(</w:t>
+      </w:r>
+      <w:proofErr w:type="gramEnd"/>
+      <w:r>
+        <w:t>IInputProvider): игрок остаётся на keyboard-синглтоне из Construct, врага перекрывает обёртка.</w:t>
       </w:r>
     </w:p>
     <w:p/>
@@ -4998,7 +6248,21 @@
         <w:rPr>
           <w:lang w:val="en-US"/>
         </w:rPr>
-        <w:t xml:space="preserve">- Data/Configs/Enemies/EnemyPersonalityConfig.cs — SO: RamAggression(0..1), RetreatHpThreshold, PickupPriority, TargetSwitchCooldown + </w:t>
+        <w:t xml:space="preserve">- Data/Configs/Enemies/EnemyPersonalityConfig.cs — SO: </w:t>
+      </w:r>
+      <w:proofErr w:type="gramStart"/>
+      <w:r>
+        <w:rPr>
+          <w:lang w:val="en-US"/>
+        </w:rPr>
+        <w:t>RamAggression(0..</w:t>
+      </w:r>
+      <w:proofErr w:type="gramEnd"/>
+      <w:r>
+        <w:rPr>
+          <w:lang w:val="en-US"/>
+        </w:rPr>
+        <w:t xml:space="preserve">1), RetreatHpThreshold, PickupPriority, TargetSwitchCooldown + </w:t>
       </w:r>
       <w:r>
         <w:t>тюнинг</w:t>
@@ -5096,7 +6360,21 @@
         <w:rPr>
           <w:lang w:val="en-US"/>
         </w:rPr>
-        <w:t xml:space="preserve">: AiDecision Tick(ref AiBrainState brain, in AiPerception p, EnemyPersonalityConfig profile, float dt). </w:t>
+        <w:t xml:space="preserve">: AiDecision </w:t>
+      </w:r>
+      <w:proofErr w:type="gramStart"/>
+      <w:r>
+        <w:rPr>
+          <w:lang w:val="en-US"/>
+        </w:rPr>
+        <w:t>Tick(</w:t>
+      </w:r>
+      <w:proofErr w:type="gramEnd"/>
+      <w:r>
+        <w:rPr>
+          <w:lang w:val="en-US"/>
+        </w:rPr>
+        <w:t xml:space="preserve">ref AiBrainState brain, in AiPerception p, EnemyPersonalityConfig profile, float dt). </w:t>
       </w:r>
       <w:r>
         <w:t>Внутренний</w:t>
@@ -5141,7 +6419,21 @@
         <w:rPr>
           <w:lang w:val="en-US"/>
         </w:rPr>
-        <w:t xml:space="preserve"> StateMachine&lt;TEnum&gt; </w:t>
+        <w:t xml:space="preserve"> </w:t>
+      </w:r>
+      <w:proofErr w:type="gramStart"/>
+      <w:r>
+        <w:rPr>
+          <w:lang w:val="en-US"/>
+        </w:rPr>
+        <w:t>StateMachine&lt;</w:t>
+      </w:r>
+      <w:proofErr w:type="gramEnd"/>
+      <w:r>
+        <w:rPr>
+          <w:lang w:val="en-US"/>
+        </w:rPr>
+        <w:t xml:space="preserve">TEnum&gt; </w:t>
       </w:r>
       <w:r>
         <w:t>тут</w:t>
@@ -5212,7 +6504,15 @@
     </w:p>
     <w:p>
       <w:r>
-        <w:t xml:space="preserve">- Controllers/Enemies/EnemyCarController.cs — MonoBehaviour: [Inject] Construct(IEnemyAIService ai, IEventBus bus); владеет AiInputProvider, ставит его на соседний CarController через SetInputSource; </w:t>
+        <w:t xml:space="preserve">- Controllers/Enemies/EnemyCarController.cs — MonoBehaviour: [Inject] </w:t>
+      </w:r>
+      <w:proofErr w:type="gramStart"/>
+      <w:r>
+        <w:t>Construct(</w:t>
+      </w:r>
+      <w:proofErr w:type="gramEnd"/>
+      <w:r>
+        <w:t xml:space="preserve">IEnemyAIService ai, IEventBus bus); владеет AiInputProvider, ставит его на соседний CarController через SetInputSource; </w:t>
       </w:r>
       <w:r>
         <w:lastRenderedPageBreak/>
@@ -5247,7 +6547,21 @@
         <w:rPr>
           <w:lang w:val="en-US"/>
         </w:rPr>
-        <w:t>- CarController.cs — public void SetInputSource(IInputProvider).</w:t>
+        <w:t xml:space="preserve">- CarController.cs — public void </w:t>
+      </w:r>
+      <w:proofErr w:type="gramStart"/>
+      <w:r>
+        <w:rPr>
+          <w:lang w:val="en-US"/>
+        </w:rPr>
+        <w:t>SetInputSource(</w:t>
+      </w:r>
+      <w:proofErr w:type="gramEnd"/>
+      <w:r>
+        <w:rPr>
+          <w:lang w:val="en-US"/>
+        </w:rPr>
+        <w:t>IInputProvider).</w:t>
       </w:r>
     </w:p>
     <w:p>
@@ -5847,7 +7161,35 @@
         <w:rPr>
           <w:lang w:val="en-US"/>
         </w:rPr>
-        <w:t>emySpawnEntry { EnemyPersonalityConfig profile; CarStatsConfig car; } + int aiCarCount (</w:t>
+        <w:t xml:space="preserve">emySpawnEntry </w:t>
+      </w:r>
+      <w:proofErr w:type="gramStart"/>
+      <w:r>
+        <w:rPr>
+          <w:lang w:val="en-US"/>
+        </w:rPr>
+        <w:t>{ EnemyPersonalityConfig</w:t>
+      </w:r>
+      <w:proofErr w:type="gramEnd"/>
+      <w:r>
+        <w:rPr>
+          <w:lang w:val="en-US"/>
+        </w:rPr>
+        <w:t xml:space="preserve"> profile; CarStatsConfig car</w:t>
+      </w:r>
+      <w:proofErr w:type="gramStart"/>
+      <w:r>
+        <w:rPr>
+          <w:lang w:val="en-US"/>
+        </w:rPr>
+        <w:t>; }</w:t>
+      </w:r>
+      <w:proofErr w:type="gramEnd"/>
+      <w:r>
+        <w:rPr>
+          <w:lang w:val="en-US"/>
+        </w:rPr>
+        <w:t xml:space="preserve"> + int aiCarCount (</w:t>
       </w:r>
       <w:r>
         <w:t>валид</w:t>
@@ -6862,7 +8204,21 @@
         <w:rPr>
           <w:lang w:val="en-US"/>
         </w:rPr>
-        <w:t xml:space="preserve">- Factories/Car/ICarFactory + CarFactory — SpawnPlayer(...), SpawnAi(atsConfig, spawnPoint, target). </w:t>
+        <w:t xml:space="preserve">- Factories/Car/ICarFactory + CarFactory — SpawnPlayer(...), </w:t>
+      </w:r>
+      <w:proofErr w:type="gramStart"/>
+      <w:r>
+        <w:rPr>
+          <w:lang w:val="en-US"/>
+        </w:rPr>
+        <w:t>SpawnAi(</w:t>
+      </w:r>
+      <w:proofErr w:type="gramEnd"/>
+      <w:r>
+        <w:rPr>
+          <w:lang w:val="en-US"/>
+        </w:rPr>
+        <w:t xml:space="preserve">atsConfig, spawnPoint, target). </w:t>
       </w:r>
       <w:r>
         <w:t>Внутри</w:t>
@@ -6871,7 +8227,21 @@
         <w:rPr>
           <w:lang w:val="en-US"/>
         </w:rPr>
-        <w:t xml:space="preserve"> Instantiate +_container.InjectGameObject + </w:t>
+        <w:t xml:space="preserve"> Instantiate +_</w:t>
+      </w:r>
+      <w:proofErr w:type="gramStart"/>
+      <w:r>
+        <w:rPr>
+          <w:lang w:val="en-US"/>
+        </w:rPr>
+        <w:t>container.InjectGameObject</w:t>
+      </w:r>
+      <w:proofErr w:type="gramEnd"/>
+      <w:r>
+        <w:rPr>
+          <w:lang w:val="en-US"/>
+        </w:rPr>
+        <w:t xml:space="preserve"> + </w:t>
       </w:r>
       <w:r>
         <w:t>явный</w:t>
@@ -6994,7 +8364,35 @@
         <w:rPr>
           <w:lang w:val="en-US"/>
         </w:rPr>
-        <w:t xml:space="preserve">- RewardEarnedEvent { RewardSource source, int coinAmount, int xpAmount } — §15.3 </w:t>
+        <w:t xml:space="preserve">- RewardEarnedEvent </w:t>
+      </w:r>
+      <w:proofErr w:type="gramStart"/>
+      <w:r>
+        <w:rPr>
+          <w:lang w:val="en-US"/>
+        </w:rPr>
+        <w:t>{ RewardSource</w:t>
+      </w:r>
+      <w:proofErr w:type="gramEnd"/>
+      <w:r>
+        <w:rPr>
+          <w:lang w:val="en-US"/>
+        </w:rPr>
+        <w:t xml:space="preserve"> source, int coinAmount, int </w:t>
+      </w:r>
+      <w:proofErr w:type="gramStart"/>
+      <w:r>
+        <w:rPr>
+          <w:lang w:val="en-US"/>
+        </w:rPr>
+        <w:t>xpAmount }</w:t>
+      </w:r>
+      <w:proofErr w:type="gramEnd"/>
+      <w:r>
+        <w:rPr>
+          <w:lang w:val="en-US"/>
+        </w:rPr>
+        <w:t xml:space="preserve"> — §15.3 </w:t>
       </w:r>
       <w:r>
         <w:t>предохранитель</w:t>
@@ -7016,20 +8414,70 @@
         <w:rPr>
           <w:lang w:val="en-US"/>
         </w:rPr>
-        <w:t>- DerbyMatchStartedEvent { int totalCars }</w:t>
-      </w:r>
-    </w:p>
-    <w:p>
-      <w:pPr>
-        <w:rPr>
-          <w:lang w:val="en-US"/>
-        </w:rPr>
-      </w:pPr>
-      <w:r>
-        <w:rPr>
-          <w:lang w:val="en-US"/>
-        </w:rPr>
-        <w:t xml:space="preserve">- DerbyMatchEndedEvent { CarId winner, int playerKills, float duration } — </w:t>
+        <w:t xml:space="preserve">- DerbyMatchStartedEvent </w:t>
+      </w:r>
+      <w:proofErr w:type="gramStart"/>
+      <w:r>
+        <w:rPr>
+          <w:lang w:val="en-US"/>
+        </w:rPr>
+        <w:t>{ int</w:t>
+      </w:r>
+      <w:proofErr w:type="gramEnd"/>
+      <w:r>
+        <w:rPr>
+          <w:lang w:val="en-US"/>
+        </w:rPr>
+        <w:t xml:space="preserve"> </w:t>
+      </w:r>
+      <w:proofErr w:type="gramStart"/>
+      <w:r>
+        <w:rPr>
+          <w:lang w:val="en-US"/>
+        </w:rPr>
+        <w:t>totalCars }</w:t>
+      </w:r>
+      <w:proofErr w:type="gramEnd"/>
+    </w:p>
+    <w:p>
+      <w:pPr>
+        <w:rPr>
+          <w:lang w:val="en-US"/>
+        </w:rPr>
+      </w:pPr>
+      <w:r>
+        <w:rPr>
+          <w:lang w:val="en-US"/>
+        </w:rPr>
+        <w:t xml:space="preserve">- DerbyMatchEndedEvent </w:t>
+      </w:r>
+      <w:proofErr w:type="gramStart"/>
+      <w:r>
+        <w:rPr>
+          <w:lang w:val="en-US"/>
+        </w:rPr>
+        <w:t>{ CarId</w:t>
+      </w:r>
+      <w:proofErr w:type="gramEnd"/>
+      <w:r>
+        <w:rPr>
+          <w:lang w:val="en-US"/>
+        </w:rPr>
+        <w:t xml:space="preserve"> winner, int playerKills, float </w:t>
+      </w:r>
+      <w:proofErr w:type="gramStart"/>
+      <w:r>
+        <w:rPr>
+          <w:lang w:val="en-US"/>
+        </w:rPr>
+        <w:t>duration }</w:t>
+      </w:r>
+      <w:proofErr w:type="gramEnd"/>
+      <w:r>
+        <w:rPr>
+          <w:lang w:val="en-US"/>
+        </w:rPr>
+        <w:t xml:space="preserve"> — </w:t>
       </w:r>
       <w:r>
         <w:t>уже</w:t>
@@ -7096,7 +8544,35 @@
         <w:rPr>
           <w:lang w:val="en-US"/>
         </w:rPr>
-        <w:t>- PickupCollectedEvent { CarId collector, PickupType type } (</w:t>
+        <w:t xml:space="preserve">- PickupCollectedEvent </w:t>
+      </w:r>
+      <w:proofErr w:type="gramStart"/>
+      <w:r>
+        <w:rPr>
+          <w:lang w:val="en-US"/>
+        </w:rPr>
+        <w:t>{ CarId</w:t>
+      </w:r>
+      <w:proofErr w:type="gramEnd"/>
+      <w:r>
+        <w:rPr>
+          <w:lang w:val="en-US"/>
+        </w:rPr>
+        <w:t xml:space="preserve"> collector, PickupType </w:t>
+      </w:r>
+      <w:proofErr w:type="gramStart"/>
+      <w:r>
+        <w:rPr>
+          <w:lang w:val="en-US"/>
+        </w:rPr>
+        <w:t>type }</w:t>
+      </w:r>
+      <w:proofErr w:type="gramEnd"/>
+      <w:r>
+        <w:rPr>
+          <w:lang w:val="en-US"/>
+        </w:rPr>
+        <w:t xml:space="preserve"> (</w:t>
       </w:r>
       <w:r>
         <w:t>опционал</w:t>
@@ -7241,7 +8717,15 @@
     </w:p>
     <w:p>
       <w:r>
-        <w:t>- Зарегистрировать через RegisterInstance (SO) и Register&lt;&gt;/As&lt;&gt; для сервисов/фабрик.</w:t>
+        <w:t>- Зарегистрировать через RegisterInstance (SO) и Register&lt;&gt;/</w:t>
+      </w:r>
+      <w:proofErr w:type="gramStart"/>
+      <w:r>
+        <w:t>As&lt;</w:t>
+      </w:r>
+      <w:proofErr w:type="gramEnd"/>
+      <w:r>
+        <w:t>&gt; для сервисов/фабрик.</w:t>
       </w:r>
     </w:p>
     <w:p>
@@ -7604,7 +9088,21 @@
         <w:rPr>
           <w:lang w:val="en-US"/>
         </w:rPr>
-        <w:t xml:space="preserve"> Derby_Arena_01.unity: floor arSpawnPoint </w:t>
+        <w:t xml:space="preserve"> Derby_Arena_</w:t>
+      </w:r>
+      <w:proofErr w:type="gramStart"/>
+      <w:r>
+        <w:rPr>
+          <w:lang w:val="en-US"/>
+        </w:rPr>
+        <w:t>01.unity</w:t>
+      </w:r>
+      <w:proofErr w:type="gramEnd"/>
+      <w:r>
+        <w:rPr>
+          <w:lang w:val="en-US"/>
+        </w:rPr>
+        <w:t xml:space="preserve">: floor arSpawnPoint </w:t>
       </w:r>
       <w:r>
         <w:t>по</w:t>
@@ -7885,7 +9383,15 @@
     </w:p>
     <w:p>
       <w:r>
-        <w:t>9. Прогон audit-architecture в конце (по cli-workflow §аудит — после шагов 3/6/9; шаг 6 ещё впереди, но шаг 5 объёмный, разумно прогнать сейчас).</w:t>
+        <w:t>9. Прогон audit-architecture в конце (по cli-workflow</w:t>
+      </w:r>
+      <w:proofErr w:type="gramStart"/>
+      <w:r>
+        <w:t xml:space="preserve"> §аудит</w:t>
+      </w:r>
+      <w:proofErr w:type="gramEnd"/>
+      <w:r>
+        <w:t xml:space="preserve"> — после шагов 3/6/9; шаг 6 ещё впереди, но шаг 5 объёмный, разумно прогнать сейчас).</w:t>
       </w:r>
     </w:p>
     <w:p/>
@@ -8237,7 +9743,15 @@
         <w:t>⚠️</w:t>
       </w:r>
       <w:r>
-        <w:t xml:space="preserve"> Старт из главного меню — Шаг 8 (пока авто-старт сцены)</w:t>
+        <w:t xml:space="preserve"> Старт из главного меню — Шаг 8 (пока </w:t>
+      </w:r>
+      <w:proofErr w:type="gramStart"/>
+      <w:r>
+        <w:t>авто-старт</w:t>
+      </w:r>
+      <w:proofErr w:type="gramEnd"/>
+      <w:r>
+        <w:t xml:space="preserve"> сцены)</w:t>
       </w:r>
     </w:p>
     <w:sectPr>
@@ -8248,6 +9762,103 @@
     </w:sectPr>
   </w:body>
 </w:document>
+</file>
+
+<file path=word/numbering.xml><?xml version="1.0" encoding="utf-8"?>
+<w:numbering xmlns:wpc="http://schemas.microsoft.com/office/word/2010/wordprocessingCanvas" xmlns:cx="http://schemas.microsoft.com/office/drawing/2014/chartex" xmlns:cx1="http://schemas.microsoft.com/office/drawing/2015/9/8/chartex" xmlns:cx2="http://schemas.microsoft.com/office/drawing/2015/10/21/chartex" xmlns:cx3="http://schemas.microsoft.com/office/drawing/2016/5/9/chartex" xmlns:cx4="http://schemas.microsoft.com/office/drawing/2016/5/10/chartex" xmlns:cx5="http://schemas.microsoft.com/office/drawing/2016/5/11/chartex" xmlns:cx6="http://schemas.microsoft.com/office/drawing/2016/5/12/chartex" xmlns:cx7="http://schemas.microsoft.com/office/drawing/2016/5/13/chartex" xmlns:cx8="http://schemas.microsoft.com/office/drawing/2016/5/14/chartex" xmlns:mc="http://schemas.openxmlformats.org/markup-compatibility/2006" xmlns:aink="http://schemas.microsoft.com/office/drawing/2016/ink" xmlns:am3d="http://schemas.microsoft.com/office/drawing/2017/model3d" xmlns:o="urn:schemas-microsoft-com:office:office" xmlns:oel="http://schemas.microsoft.com/office/2019/extlst" xmlns:r="http://schemas.openxmlformats.org/officeDocument/2006/relationships" xmlns:m="http://schemas.openxmlformats.org/officeDocument/2006/math" xmlns:v="urn:schemas-microsoft-com:vml" xmlns:wp14="http://schemas.microsoft.com/office/word/2010/wordprocessingDrawing" xmlns:wp="http://schemas.openxmlformats.org/drawingml/2006/wordprocessingDrawing" xmlns:w10="urn:schemas-microsoft-com:office:word" xmlns:w="http://schemas.openxmlformats.org/wordprocessingml/2006/main" xmlns:w14="http://schemas.microsoft.com/office/word/2010/wordml" xmlns:w15="http://schemas.microsoft.com/office/word/2012/wordml" xmlns:w16cex="http://schemas.microsoft.com/office/word/2018/wordml/cex" xmlns:w16cid="http://schemas.microsoft.com/office/word/2016/wordml/cid" xmlns:w16="http://schemas.microsoft.com/office/word/2018/wordml" xmlns:w16du="http://schemas.microsoft.com/office/word/2023/wordml/word16du" xmlns:w16sdtdh="http://schemas.microsoft.com/office/word/2020/wordml/sdtdatahash" xmlns:w16sdtfl="http://schemas.microsoft.com/office/word/2024/wordml/sdtformatlock" xmlns:w16se="http://schemas.microsoft.com/office/word/2015/wordml/symex" xmlns:wpg="http://schemas.microsoft.com/office/word/2010/wordprocessingGroup" xmlns:wpi="http://schemas.microsoft.com/office/word/2010/wordprocessingInk" xmlns:wne="http://schemas.microsoft.com/office/word/2006/wordml" xmlns:wps="http://schemas.microsoft.com/office/word/2010/wordprocessingShape" mc:Ignorable="w14 w15 w16se w16cid w16 w16cex w16sdtdh w16sdtfl w16du wp14">
+  <w:abstractNum w:abstractNumId="0" w15:restartNumberingAfterBreak="0">
+    <w:nsid w:val="42E501E4"/>
+    <w:multiLevelType w:val="hybridMultilevel"/>
+    <w:tmpl w:val="45C4C766"/>
+    <w:lvl w:ilvl="0" w:tplc="04190011">
+      <w:start w:val="1"/>
+      <w:numFmt w:val="decimal"/>
+      <w:lvlText w:val="%1)"/>
+      <w:lvlJc w:val="left"/>
+      <w:pPr>
+        <w:ind w:left="720" w:hanging="360"/>
+      </w:pPr>
+      <w:rPr>
+        <w:rFonts w:hint="default"/>
+      </w:rPr>
+    </w:lvl>
+    <w:lvl w:ilvl="1" w:tplc="04190019" w:tentative="1">
+      <w:start w:val="1"/>
+      <w:numFmt w:val="lowerLetter"/>
+      <w:lvlText w:val="%2."/>
+      <w:lvlJc w:val="left"/>
+      <w:pPr>
+        <w:ind w:left="1440" w:hanging="360"/>
+      </w:pPr>
+    </w:lvl>
+    <w:lvl w:ilvl="2" w:tplc="0419001B" w:tentative="1">
+      <w:start w:val="1"/>
+      <w:numFmt w:val="lowerRoman"/>
+      <w:lvlText w:val="%3."/>
+      <w:lvlJc w:val="right"/>
+      <w:pPr>
+        <w:ind w:left="2160" w:hanging="180"/>
+      </w:pPr>
+    </w:lvl>
+    <w:lvl w:ilvl="3" w:tplc="0419000F" w:tentative="1">
+      <w:start w:val="1"/>
+      <w:numFmt w:val="decimal"/>
+      <w:lvlText w:val="%4."/>
+      <w:lvlJc w:val="left"/>
+      <w:pPr>
+        <w:ind w:left="2880" w:hanging="360"/>
+      </w:pPr>
+    </w:lvl>
+    <w:lvl w:ilvl="4" w:tplc="04190019" w:tentative="1">
+      <w:start w:val="1"/>
+      <w:numFmt w:val="lowerLetter"/>
+      <w:lvlText w:val="%5."/>
+      <w:lvlJc w:val="left"/>
+      <w:pPr>
+        <w:ind w:left="3600" w:hanging="360"/>
+      </w:pPr>
+    </w:lvl>
+    <w:lvl w:ilvl="5" w:tplc="0419001B" w:tentative="1">
+      <w:start w:val="1"/>
+      <w:numFmt w:val="lowerRoman"/>
+      <w:lvlText w:val="%6."/>
+      <w:lvlJc w:val="right"/>
+      <w:pPr>
+        <w:ind w:left="4320" w:hanging="180"/>
+      </w:pPr>
+    </w:lvl>
+    <w:lvl w:ilvl="6" w:tplc="0419000F" w:tentative="1">
+      <w:start w:val="1"/>
+      <w:numFmt w:val="decimal"/>
+      <w:lvlText w:val="%7."/>
+      <w:lvlJc w:val="left"/>
+      <w:pPr>
+        <w:ind w:left="5040" w:hanging="360"/>
+      </w:pPr>
+    </w:lvl>
+    <w:lvl w:ilvl="7" w:tplc="04190019" w:tentative="1">
+      <w:start w:val="1"/>
+      <w:numFmt w:val="lowerLetter"/>
+      <w:lvlText w:val="%8."/>
+      <w:lvlJc w:val="left"/>
+      <w:pPr>
+        <w:ind w:left="5760" w:hanging="360"/>
+      </w:pPr>
+    </w:lvl>
+    <w:lvl w:ilvl="8" w:tplc="0419001B" w:tentative="1">
+      <w:start w:val="1"/>
+      <w:numFmt w:val="lowerRoman"/>
+      <w:lvlText w:val="%9."/>
+      <w:lvlJc w:val="right"/>
+      <w:pPr>
+        <w:ind w:left="6480" w:hanging="180"/>
+      </w:pPr>
+    </w:lvl>
+  </w:abstractNum>
+  <w:num w:numId="1" w16cid:durableId="1440025767">
+    <w:abstractNumId w:val="0"/>
+  </w:num>
+</w:numbering>
 </file>
 
 <file path=word/styles.xml><?xml version="1.0" encoding="utf-8"?>
@@ -8850,7 +10461,6 @@
   <w:style w:type="character" w:default="1" w:styleId="a0">
     <w:name w:val="Default Paragraph Font"/>
     <w:uiPriority w:val="1"/>
-    <w:semiHidden/>
     <w:unhideWhenUsed/>
   </w:style>
   <w:style w:type="table" w:default="1" w:styleId="a1">

--- a/docs/архитектура с первого шага.docx
+++ b/docs/архитектура с первого шага.docx
@@ -643,21 +643,7 @@
         <w:rPr>
           <w:lang w:val="en-US"/>
         </w:rPr>
-        <w:t xml:space="preserve"> </w:t>
-      </w:r>
-      <w:proofErr w:type="gramStart"/>
-      <w:r>
-        <w:rPr>
-          <w:lang w:val="en-US"/>
-        </w:rPr>
-        <w:t>T :</w:t>
-      </w:r>
-      <w:proofErr w:type="gramEnd"/>
-      <w:r>
-        <w:rPr>
-          <w:lang w:val="en-US"/>
-        </w:rPr>
-        <w:t xml:space="preserve"> struct</w:t>
+        <w:t xml:space="preserve"> T : struct</w:t>
       </w:r>
     </w:p>
     <w:p>
@@ -779,113 +765,15 @@
         <w:rPr>
           <w:lang w:val="en-US"/>
         </w:rPr>
-        <w:t xml:space="preserve">  - Core/StateMachine/IState.cs — </w:t>
-      </w:r>
-      <w:proofErr w:type="gramStart"/>
-      <w:r>
-        <w:rPr>
-          <w:lang w:val="en-US"/>
-        </w:rPr>
-        <w:t>Enter(</w:t>
-      </w:r>
-      <w:proofErr w:type="gramEnd"/>
-      <w:r>
-        <w:rPr>
-          <w:lang w:val="en-US"/>
-        </w:rPr>
-        <w:t xml:space="preserve">), </w:t>
-      </w:r>
-      <w:proofErr w:type="gramStart"/>
-      <w:r>
-        <w:rPr>
-          <w:lang w:val="en-US"/>
-        </w:rPr>
-        <w:t>Exit(</w:t>
-      </w:r>
-      <w:proofErr w:type="gramEnd"/>
-      <w:r>
-        <w:rPr>
-          <w:lang w:val="en-US"/>
-        </w:rPr>
-        <w:t xml:space="preserve">), </w:t>
-      </w:r>
-      <w:proofErr w:type="gramStart"/>
-      <w:r>
-        <w:rPr>
-          <w:lang w:val="en-US"/>
-        </w:rPr>
-        <w:t>Tick(</w:t>
-      </w:r>
-      <w:proofErr w:type="gramEnd"/>
-      <w:r>
-        <w:rPr>
-          <w:lang w:val="en-US"/>
-        </w:rPr>
-        <w:t>)</w:t>
-      </w:r>
-    </w:p>
-    <w:p>
-      <w:r>
-        <w:rPr>
-          <w:lang w:val="en-US"/>
-        </w:rPr>
-        <w:t xml:space="preserve">  - Core/StateMachine/StateMachine.cs — generic StateMachine&lt;TEnum&gt;: Current, </w:t>
-      </w:r>
-      <w:proofErr w:type="gramStart"/>
-      <w:r>
-        <w:rPr>
-          <w:lang w:val="en-US"/>
-        </w:rPr>
-        <w:t>ChangeState(</w:t>
-      </w:r>
-      <w:proofErr w:type="gramEnd"/>
-      <w:r>
-        <w:rPr>
-          <w:lang w:val="en-US"/>
-        </w:rPr>
-        <w:t xml:space="preserve">TEnum), </w:t>
-      </w:r>
-      <w:proofErr w:type="gramStart"/>
-      <w:r>
-        <w:rPr>
-          <w:lang w:val="en-US"/>
-        </w:rPr>
-        <w:t>Push(</w:t>
-      </w:r>
-      <w:proofErr w:type="gramEnd"/>
-      <w:r>
-        <w:rPr>
-          <w:lang w:val="en-US"/>
-        </w:rPr>
-        <w:t xml:space="preserve">TEnum), </w:t>
-      </w:r>
-      <w:proofErr w:type="gramStart"/>
-      <w:r>
-        <w:rPr>
-          <w:lang w:val="en-US"/>
-        </w:rPr>
-        <w:t>Pop(</w:t>
-      </w:r>
-      <w:proofErr w:type="gramEnd"/>
-      <w:r>
-        <w:rPr>
-          <w:lang w:val="en-US"/>
-        </w:rPr>
-        <w:t xml:space="preserve">), </w:t>
-      </w:r>
-      <w:proofErr w:type="gramStart"/>
-      <w:r>
-        <w:rPr>
-          <w:lang w:val="en-US"/>
-        </w:rPr>
-        <w:t>Tick(</w:t>
-      </w:r>
-      <w:proofErr w:type="gramEnd"/>
-      <w:r>
-        <w:rPr>
-          <w:lang w:val="en-US"/>
-        </w:rPr>
-        <w:t xml:space="preserve">). </w:t>
+        <w:t xml:space="preserve">  - Core/StateMachine/IState.cs — Enter(), Exit(), Tick()</w:t>
+      </w:r>
+    </w:p>
+    <w:p>
+      <w:r>
+        <w:rPr>
+          <w:lang w:val="en-US"/>
+        </w:rPr>
+        <w:t xml:space="preserve">  - Core/StateMachine/StateMachine.cs — generic StateMachine&lt;TEnum&gt;: Current, ChangeState(TEnum), Push(TEnum), Pop(), Tick(). </w:t>
       </w:r>
       <w:r>
         <w:t>Стек реализует §15.3-предохранитель</w:t>
@@ -942,44 +830,552 @@
         <w:rPr>
           <w:lang w:val="en-US"/>
         </w:rPr>
-        <w:t xml:space="preserve">  CurrentContext </w:t>
-      </w:r>
-      <w:proofErr w:type="gramStart"/>
-      <w:r>
-        <w:rPr>
-          <w:lang w:val="en-US"/>
-        </w:rPr>
-        <w:t>{ get</w:t>
-      </w:r>
-      <w:proofErr w:type="gramEnd"/>
-      <w:r>
-        <w:rPr>
-          <w:lang w:val="en-US"/>
-        </w:rPr>
-        <w:t>; set</w:t>
-      </w:r>
-      <w:proofErr w:type="gramStart"/>
-      <w:r>
-        <w:rPr>
-          <w:lang w:val="en-US"/>
-        </w:rPr>
-        <w:t>; }</w:t>
-      </w:r>
-      <w:proofErr w:type="gramEnd"/>
-      <w:r>
-        <w:rPr>
-          <w:lang w:val="en-US"/>
-        </w:rPr>
-        <w:t xml:space="preserve">, void </w:t>
-      </w:r>
-      <w:proofErr w:type="gramStart"/>
-      <w:r>
-        <w:rPr>
-          <w:lang w:val="en-US"/>
-        </w:rPr>
-        <w:t>Tick(</w:t>
-      </w:r>
-      <w:proofErr w:type="gramEnd"/>
+        <w:t xml:space="preserve">  CurrentContext { get; set; }, void Tick()</w:t>
+      </w:r>
+    </w:p>
+    <w:p>
+      <w:pPr>
+        <w:rPr>
+          <w:lang w:val="en-US"/>
+        </w:rPr>
+      </w:pPr>
+      <w:r>
+        <w:rPr>
+          <w:lang w:val="en-US"/>
+        </w:rPr>
+        <w:t xml:space="preserve">  - Core/Input/KeyboardInputProvider.cs — </w:t>
+      </w:r>
+      <w:r>
+        <w:t>реализация</w:t>
+      </w:r>
+      <w:r>
+        <w:rPr>
+          <w:lang w:val="en-US"/>
+        </w:rPr>
+        <w:t xml:space="preserve"> </w:t>
+      </w:r>
+      <w:r>
+        <w:t>через</w:t>
+      </w:r>
+      <w:r>
+        <w:rPr>
+          <w:lang w:val="en-US"/>
+        </w:rPr>
+        <w:t xml:space="preserve"> Input.GetAxisRaw/GetKey/GetKeyDown (legacy, </w:t>
+      </w:r>
+      <w:r>
+        <w:t>у</w:t>
+      </w:r>
+      <w:r>
+        <w:rPr>
+          <w:lang w:val="en-US"/>
+        </w:rPr>
+        <w:t xml:space="preserve"> </w:t>
+      </w:r>
+      <w:r>
+        <w:t>нас</w:t>
+      </w:r>
+      <w:r>
+        <w:rPr>
+          <w:lang w:val="en-US"/>
+        </w:rPr>
+        <w:t xml:space="preserve"> Input Handling = Both)</w:t>
+      </w:r>
+    </w:p>
+    <w:p>
+      <w:pPr>
+        <w:rPr>
+          <w:lang w:val="en-US"/>
+        </w:rPr>
+      </w:pPr>
+      <w:r>
+        <w:rPr>
+          <w:lang w:val="en-US"/>
+        </w:rPr>
+        <w:t xml:space="preserve">  - Core/Input/InputRouter.cs — </w:t>
+      </w:r>
+      <w:r>
+        <w:t>подписан</w:t>
+      </w:r>
+      <w:r>
+        <w:rPr>
+          <w:lang w:val="en-US"/>
+        </w:rPr>
+        <w:t xml:space="preserve"> </w:t>
+      </w:r>
+      <w:r>
+        <w:t>на</w:t>
+      </w:r>
+      <w:r>
+        <w:rPr>
+          <w:lang w:val="en-US"/>
+        </w:rPr>
+        <w:t xml:space="preserve"> GameStateChangedEvent, </w:t>
+      </w:r>
+      <w:r>
+        <w:t>переключает</w:t>
+      </w:r>
+      <w:r>
+        <w:rPr>
+          <w:lang w:val="en-US"/>
+        </w:rPr>
+        <w:t xml:space="preserve"> CurrentContext </w:t>
+      </w:r>
+      <w:r>
+        <w:t>у</w:t>
+      </w:r>
+      <w:r>
+        <w:rPr>
+          <w:lang w:val="en-US"/>
+        </w:rPr>
+        <w:t xml:space="preserve"> IInputProvider (Driving/Flight/UI). </w:t>
+      </w:r>
+      <w:r>
+        <w:t>Сам</w:t>
+      </w:r>
+      <w:r>
+        <w:rPr>
+          <w:lang w:val="en-US"/>
+        </w:rPr>
+        <w:t xml:space="preserve"> Tick'</w:t>
+      </w:r>
+      <w:r>
+        <w:t>ает</w:t>
+      </w:r>
+      <w:r>
+        <w:rPr>
+          <w:lang w:val="en-US"/>
+        </w:rPr>
+        <w:t xml:space="preserve"> </w:t>
+      </w:r>
+      <w:r>
+        <w:t>провайдер</w:t>
+      </w:r>
+      <w:r>
+        <w:rPr>
+          <w:lang w:val="en-US"/>
+        </w:rPr>
+        <w:t xml:space="preserve"> </w:t>
+      </w:r>
+      <w:r>
+        <w:t>каждый</w:t>
+      </w:r>
+      <w:r>
+        <w:rPr>
+          <w:lang w:val="en-US"/>
+        </w:rPr>
+        <w:t xml:space="preserve"> </w:t>
+      </w:r>
+      <w:r>
+        <w:t>кадр</w:t>
+      </w:r>
+    </w:p>
+    <w:p>
+      <w:pPr>
+        <w:rPr>
+          <w:lang w:val="en-US"/>
+        </w:rPr>
+      </w:pPr>
+    </w:p>
+    <w:p>
+      <w:pPr>
+        <w:rPr>
+          <w:lang w:val="en-US"/>
+        </w:rPr>
+      </w:pPr>
+      <w:r>
+        <w:rPr>
+          <w:lang w:val="en-US"/>
+        </w:rPr>
+        <w:t xml:space="preserve">  5. Services/Flow — </w:t>
+      </w:r>
+      <w:r>
+        <w:t>высокоуровневое</w:t>
+      </w:r>
+      <w:r>
+        <w:rPr>
+          <w:lang w:val="en-US"/>
+        </w:rPr>
+        <w:t xml:space="preserve"> </w:t>
+      </w:r>
+      <w:r>
+        <w:t>управление</w:t>
+      </w:r>
+      <w:r>
+        <w:rPr>
+          <w:lang w:val="en-US"/>
+        </w:rPr>
+        <w:t xml:space="preserve"> </w:t>
+      </w:r>
+      <w:r>
+        <w:t>состоянием</w:t>
+      </w:r>
+    </w:p>
+    <w:p>
+      <w:pPr>
+        <w:rPr>
+          <w:lang w:val="en-US"/>
+        </w:rPr>
+      </w:pPr>
+      <w:r>
+        <w:rPr>
+          <w:lang w:val="en-US"/>
+        </w:rPr>
+        <w:t xml:space="preserve">  - Services/Flow/IGameFlowService.cs — GameState Current, ChangeState(GameState), Push(GameState), Pop()</w:t>
+      </w:r>
+    </w:p>
+    <w:p>
+      <w:pPr>
+        <w:rPr>
+          <w:lang w:val="en-US"/>
+        </w:rPr>
+      </w:pPr>
+      <w:r>
+        <w:rPr>
+          <w:lang w:val="en-US"/>
+        </w:rPr>
+        <w:t xml:space="preserve">  - Services/Flow/GameFlowService.cs — </w:t>
+      </w:r>
+      <w:r>
+        <w:t>обёртка</w:t>
+      </w:r>
+      <w:r>
+        <w:rPr>
+          <w:lang w:val="en-US"/>
+        </w:rPr>
+        <w:t xml:space="preserve"> </w:t>
+      </w:r>
+      <w:r>
+        <w:t>над</w:t>
+      </w:r>
+      <w:r>
+        <w:rPr>
+          <w:lang w:val="en-US"/>
+        </w:rPr>
+        <w:t xml:space="preserve"> StateMachine&lt;GameState&gt;, </w:t>
+      </w:r>
+      <w:r>
+        <w:t>публикует</w:t>
+      </w:r>
+      <w:r>
+        <w:rPr>
+          <w:lang w:val="en-US"/>
+        </w:rPr>
+        <w:t xml:space="preserve"> GameStateChangedEvent </w:t>
+      </w:r>
+      <w:r>
+        <w:t>через</w:t>
+      </w:r>
+      <w:r>
+        <w:rPr>
+          <w:lang w:val="en-US"/>
+        </w:rPr>
+        <w:t xml:space="preserve"> IEventBus. Pause = Push(GameState.Paused), </w:t>
+      </w:r>
+      <w:r>
+        <w:t>не</w:t>
+      </w:r>
+      <w:r>
+        <w:rPr>
+          <w:lang w:val="en-US"/>
+        </w:rPr>
+        <w:t xml:space="preserve"> </w:t>
+      </w:r>
+      <w:r>
+        <w:t>флаг</w:t>
+      </w:r>
+      <w:r>
+        <w:rPr>
+          <w:lang w:val="en-US"/>
+        </w:rPr>
+        <w:t>.</w:t>
+      </w:r>
+    </w:p>
+    <w:p>
+      <w:pPr>
+        <w:rPr>
+          <w:lang w:val="en-US"/>
+        </w:rPr>
+      </w:pPr>
+    </w:p>
+    <w:p>
+      <w:pPr>
+        <w:rPr>
+          <w:lang w:val="en-US"/>
+        </w:rPr>
+      </w:pPr>
+      <w:r>
+        <w:rPr>
+          <w:lang w:val="en-US"/>
+        </w:rPr>
+        <w:t xml:space="preserve">  6. Services/Meta — §15.3 </w:t>
+      </w:r>
+      <w:r>
+        <w:t>предохранители</w:t>
+      </w:r>
+      <w:r>
+        <w:rPr>
+          <w:lang w:val="en-US"/>
+        </w:rPr>
+        <w:t xml:space="preserve"> (</w:t>
+      </w:r>
+      <w:r>
+        <w:t>заглушки</w:t>
+      </w:r>
+      <w:r>
+        <w:rPr>
+          <w:lang w:val="en-US"/>
+        </w:rPr>
+        <w:t xml:space="preserve"> </w:t>
+      </w:r>
+      <w:r>
+        <w:t>под</w:t>
+      </w:r>
+      <w:r>
+        <w:rPr>
+          <w:lang w:val="en-US"/>
+        </w:rPr>
+        <w:t xml:space="preserve"> </w:t>
+      </w:r>
+      <w:r>
+        <w:t>будущий</w:t>
+      </w:r>
+      <w:r>
+        <w:rPr>
+          <w:lang w:val="en-US"/>
+        </w:rPr>
+        <w:t xml:space="preserve"> </w:t>
+      </w:r>
+      <w:r>
+        <w:t>шаг</w:t>
+      </w:r>
+      <w:r>
+        <w:rPr>
+          <w:lang w:val="en-US"/>
+        </w:rPr>
+        <w:t xml:space="preserve"> 8)</w:t>
+      </w:r>
+    </w:p>
+    <w:p>
+      <w:pPr>
+        <w:rPr>
+          <w:lang w:val="en-US"/>
+        </w:rPr>
+      </w:pPr>
+      <w:r>
+        <w:rPr>
+          <w:lang w:val="en-US"/>
+        </w:rPr>
+        <w:t xml:space="preserve">  - Services/Meta/IPlayerProfile.cs — </w:t>
+      </w:r>
+      <w:r>
+        <w:t>пока</w:t>
+      </w:r>
+      <w:r>
+        <w:rPr>
+          <w:lang w:val="en-US"/>
+        </w:rPr>
+        <w:t xml:space="preserve"> </w:t>
+      </w:r>
+      <w:r>
+        <w:t>только</w:t>
+      </w:r>
+      <w:r>
+        <w:rPr>
+          <w:lang w:val="en-US"/>
+        </w:rPr>
+        <w:t xml:space="preserve"> int Coins { get; set; }. </w:t>
+      </w:r>
+      <w:r>
+        <w:t>Никаких</w:t>
+      </w:r>
+      <w:r>
+        <w:rPr>
+          <w:lang w:val="en-US"/>
+        </w:rPr>
+        <w:t xml:space="preserve"> </w:t>
+      </w:r>
+      <w:r>
+        <w:t>машин</w:t>
+      </w:r>
+      <w:r>
+        <w:rPr>
+          <w:lang w:val="en-US"/>
+        </w:rPr>
+        <w:t>/</w:t>
+      </w:r>
+      <w:r>
+        <w:t>апгрейдов</w:t>
+      </w:r>
+      <w:r>
+        <w:rPr>
+          <w:lang w:val="en-US"/>
+        </w:rPr>
+        <w:t xml:space="preserve"> — </w:t>
+      </w:r>
+      <w:r>
+        <w:t>это</w:t>
+      </w:r>
+      <w:r>
+        <w:rPr>
+          <w:lang w:val="en-US"/>
+        </w:rPr>
+        <w:t xml:space="preserve"> </w:t>
+      </w:r>
+      <w:r>
+        <w:t>шаг</w:t>
+      </w:r>
+      <w:r>
+        <w:rPr>
+          <w:lang w:val="en-US"/>
+        </w:rPr>
+        <w:t xml:space="preserve"> 8</w:t>
+      </w:r>
+    </w:p>
+    <w:p>
+      <w:pPr>
+        <w:rPr>
+          <w:lang w:val="en-US"/>
+        </w:rPr>
+      </w:pPr>
+      <w:r>
+        <w:rPr>
+          <w:lang w:val="en-US"/>
+        </w:rPr>
+        <w:t xml:space="preserve">  - Services/Meta/IProfileStorage.cs — void Save(IPlayerProfile), bool TryLoad(out IPlayerProfile)</w:t>
+      </w:r>
+    </w:p>
+    <w:p>
+      <w:pPr>
+        <w:rPr>
+          <w:lang w:val="en-US"/>
+        </w:rPr>
+      </w:pPr>
+      <w:r>
+        <w:rPr>
+          <w:lang w:val="en-US"/>
+        </w:rPr>
+        <w:t xml:space="preserve">  - Services/Meta/PlayerPrefsProfileStorage.cs — </w:t>
+      </w:r>
+      <w:r>
+        <w:t>реализация</w:t>
+      </w:r>
+      <w:r>
+        <w:rPr>
+          <w:lang w:val="en-US"/>
+        </w:rPr>
+        <w:t xml:space="preserve"> </w:t>
+      </w:r>
+      <w:r>
+        <w:t>через</w:t>
+      </w:r>
+      <w:r>
+        <w:rPr>
+          <w:lang w:val="en-US"/>
+        </w:rPr>
+        <w:t xml:space="preserve"> PlayerPrefs.GetInt/SetInt("Coins", ...)</w:t>
+      </w:r>
+    </w:p>
+    <w:p>
+      <w:pPr>
+        <w:rPr>
+          <w:lang w:val="en-US"/>
+        </w:rPr>
+      </w:pPr>
+      <w:r>
+        <w:rPr>
+          <w:lang w:val="en-US"/>
+        </w:rPr>
+        <w:t xml:space="preserve">  - Services/Meta/IMetaProgressService.cs — IPlayerProfile Profile { get; }, void Save()</w:t>
+      </w:r>
+    </w:p>
+    <w:p>
+      <w:pPr>
+        <w:rPr>
+          <w:lang w:val="en-US"/>
+        </w:rPr>
+      </w:pPr>
+      <w:r>
+        <w:rPr>
+          <w:lang w:val="en-US"/>
+        </w:rPr>
+        <w:t xml:space="preserve">  - Services/Meta/MetaProgressService.cs — pure C#, </w:t>
+      </w:r>
+      <w:r>
+        <w:t>в</w:t>
+      </w:r>
+      <w:r>
+        <w:rPr>
+          <w:lang w:val="en-US"/>
+        </w:rPr>
+        <w:t xml:space="preserve"> </w:t>
+      </w:r>
+      <w:r>
+        <w:t>конструкторе</w:t>
+      </w:r>
+      <w:r>
+        <w:rPr>
+          <w:lang w:val="en-US"/>
+        </w:rPr>
+        <w:t xml:space="preserve"> </w:t>
+      </w:r>
+      <w:r>
+        <w:t>принимает</w:t>
+      </w:r>
+      <w:r>
+        <w:rPr>
+          <w:lang w:val="en-US"/>
+        </w:rPr>
+        <w:t xml:space="preserve"> IProfileStorage, </w:t>
+      </w:r>
+      <w:r>
+        <w:t>на</w:t>
+      </w:r>
+      <w:r>
+        <w:rPr>
+          <w:lang w:val="en-US"/>
+        </w:rPr>
+        <w:t xml:space="preserve"> </w:t>
+      </w:r>
+      <w:r>
+        <w:t>старте</w:t>
+      </w:r>
+      <w:r>
+        <w:rPr>
+          <w:lang w:val="en-US"/>
+        </w:rPr>
+        <w:t xml:space="preserve"> TryLoad() (</w:t>
+      </w:r>
+      <w:r>
+        <w:t>или</w:t>
+      </w:r>
+      <w:r>
+        <w:rPr>
+          <w:lang w:val="en-US"/>
+        </w:rPr>
+        <w:t xml:space="preserve"> </w:t>
+      </w:r>
+      <w:r>
+        <w:t>создаёт</w:t>
+      </w:r>
+      <w:r>
+        <w:rPr>
+          <w:lang w:val="en-US"/>
+        </w:rPr>
+        <w:t xml:space="preserve"> </w:t>
+      </w:r>
+      <w:r>
+        <w:t>чистый</w:t>
+      </w:r>
+      <w:r>
+        <w:rPr>
+          <w:lang w:val="en-US"/>
+        </w:rPr>
+        <w:t xml:space="preserve"> </w:t>
+      </w:r>
+      <w:r>
+        <w:t>профиль</w:t>
+      </w:r>
       <w:r>
         <w:rPr>
           <w:lang w:val="en-US"/>
@@ -993,14 +1389,110 @@
           <w:lang w:val="en-US"/>
         </w:rPr>
       </w:pPr>
-      <w:r>
-        <w:rPr>
-          <w:lang w:val="en-US"/>
-        </w:rPr>
-        <w:t xml:space="preserve">  - Core/Input/KeyboardInputProvider.cs — </w:t>
-      </w:r>
-      <w:r>
-        <w:t>реализация</w:t>
+    </w:p>
+    <w:p>
+      <w:pPr>
+        <w:rPr>
+          <w:lang w:val="en-US"/>
+        </w:rPr>
+      </w:pPr>
+      <w:r>
+        <w:rPr>
+          <w:lang w:val="en-US"/>
+        </w:rPr>
+        <w:t xml:space="preserve">  7. Installers + Bootstrap</w:t>
+      </w:r>
+    </w:p>
+    <w:p>
+      <w:pPr>
+        <w:rPr>
+          <w:lang w:val="en-US"/>
+        </w:rPr>
+      </w:pPr>
+      <w:r>
+        <w:rPr>
+          <w:lang w:val="en-US"/>
+        </w:rPr>
+        <w:t xml:space="preserve">  - Installers/GameLifetimeScope.cs — Composition Root: </w:t>
+      </w:r>
+      <w:r>
+        <w:t>регистрирует</w:t>
+      </w:r>
+      <w:r>
+        <w:rPr>
+          <w:lang w:val="en-US"/>
+        </w:rPr>
+        <w:t xml:space="preserve"> EventBus </w:t>
+      </w:r>
+      <w:r>
+        <w:t>как</w:t>
+      </w:r>
+      <w:r>
+        <w:rPr>
+          <w:lang w:val="en-US"/>
+        </w:rPr>
+        <w:t xml:space="preserve"> IEventBus, KeyboardInputProvider </w:t>
+      </w:r>
+      <w:r>
+        <w:t>как</w:t>
+      </w:r>
+      <w:r>
+        <w:rPr>
+          <w:lang w:val="en-US"/>
+        </w:rPr>
+        <w:t xml:space="preserve"> IInputProvider, InputRouter, GameFlowService,</w:t>
+      </w:r>
+    </w:p>
+    <w:p>
+      <w:pPr>
+        <w:rPr>
+          <w:lang w:val="en-US"/>
+        </w:rPr>
+      </w:pPr>
+      <w:r>
+        <w:rPr>
+          <w:lang w:val="en-US"/>
+        </w:rPr>
+        <w:t xml:space="preserve">  MetaProgressService, PlayerPrefsProfileStorage. </w:t>
+      </w:r>
+      <w:r>
+        <w:t>Все</w:t>
+      </w:r>
+      <w:r>
+        <w:rPr>
+          <w:lang w:val="en-US"/>
+        </w:rPr>
+        <w:t xml:space="preserve"> singleton'</w:t>
+      </w:r>
+      <w:r>
+        <w:t>ы</w:t>
+      </w:r>
+      <w:r>
+        <w:rPr>
+          <w:lang w:val="en-US"/>
+        </w:rPr>
+        <w:t xml:space="preserve"> — Lifetime.Singleton. GameBootstrap </w:t>
+      </w:r>
+      <w:r>
+        <w:t>сцено</w:t>
+      </w:r>
+      <w:r>
+        <w:rPr>
+          <w:lang w:val="en-US"/>
+        </w:rPr>
+        <w:t>-</w:t>
+      </w:r>
+      <w:r>
+        <w:t>объект</w:t>
+      </w:r>
+      <w:r>
+        <w:rPr>
+          <w:lang w:val="en-US"/>
+        </w:rPr>
+        <w:t xml:space="preserve"> — </w:t>
+      </w:r>
+      <w:r>
+        <w:t>регистрируется</w:t>
       </w:r>
       <w:r>
         <w:rPr>
@@ -1015,41 +1507,48 @@
         <w:rPr>
           <w:lang w:val="en-US"/>
         </w:rPr>
-        <w:t xml:space="preserve"> Input.GetAxisRaw/GetKey/GetKeyDown (legacy, </w:t>
-      </w:r>
-      <w:r>
-        <w:t>у</w:t>
-      </w:r>
-      <w:r>
-        <w:rPr>
-          <w:lang w:val="en-US"/>
-        </w:rPr>
-        <w:t xml:space="preserve"> </w:t>
-      </w:r>
-      <w:r>
-        <w:t>нас</w:t>
-      </w:r>
-      <w:r>
-        <w:rPr>
-          <w:lang w:val="en-US"/>
-        </w:rPr>
-        <w:t xml:space="preserve"> Input Handling = Both)</w:t>
-      </w:r>
-    </w:p>
-    <w:p>
-      <w:pPr>
-        <w:rPr>
-          <w:lang w:val="en-US"/>
-        </w:rPr>
-      </w:pPr>
-      <w:r>
-        <w:rPr>
-          <w:lang w:val="en-US"/>
-        </w:rPr>
-        <w:t xml:space="preserve">  - Core/Input/InputRouter.cs — </w:t>
-      </w:r>
-      <w:r>
-        <w:t>подписан</w:t>
+        <w:t xml:space="preserve"> RegisterComponentInHierarchy (</w:t>
+      </w:r>
+      <w:r>
+        <w:t>НЕ</w:t>
+      </w:r>
+    </w:p>
+    <w:p>
+      <w:pPr>
+        <w:rPr>
+          <w:lang w:val="en-US"/>
+        </w:rPr>
+      </w:pPr>
+      <w:r>
+        <w:rPr>
+          <w:lang w:val="en-US"/>
+        </w:rPr>
+        <w:t xml:space="preserve">   RegisterInstance).</w:t>
+      </w:r>
+    </w:p>
+    <w:p>
+      <w:pPr>
+        <w:rPr>
+          <w:lang w:val="en-US"/>
+        </w:rPr>
+      </w:pPr>
+      <w:r>
+        <w:rPr>
+          <w:lang w:val="en-US"/>
+        </w:rPr>
+        <w:t xml:space="preserve">  - GameBootstrap.cs — MonoBehaviour-</w:t>
+      </w:r>
+      <w:r>
+        <w:t>точка</w:t>
+      </w:r>
+      <w:r>
+        <w:rPr>
+          <w:lang w:val="en-US"/>
+        </w:rPr>
+        <w:t xml:space="preserve"> </w:t>
+      </w:r>
+      <w:r>
+        <w:t>входа</w:t>
       </w:r>
       <w:r>
         <w:rPr>
@@ -1064,232 +1563,16 @@
         <w:rPr>
           <w:lang w:val="en-US"/>
         </w:rPr>
-        <w:t xml:space="preserve"> GameStateChangedEvent, </w:t>
-      </w:r>
-      <w:r>
-        <w:t>переключает</w:t>
-      </w:r>
-      <w:r>
-        <w:rPr>
-          <w:lang w:val="en-US"/>
-        </w:rPr>
-        <w:t xml:space="preserve"> CurrentContext </w:t>
-      </w:r>
-      <w:r>
-        <w:t>у</w:t>
-      </w:r>
-      <w:r>
-        <w:rPr>
-          <w:lang w:val="en-US"/>
-        </w:rPr>
-        <w:t xml:space="preserve"> IInputProvider (Driving/Flight/UI). </w:t>
-      </w:r>
-      <w:r>
-        <w:t>Сам</w:t>
-      </w:r>
-      <w:r>
-        <w:rPr>
-          <w:lang w:val="en-US"/>
-        </w:rPr>
-        <w:t xml:space="preserve"> Tick'</w:t>
-      </w:r>
-      <w:r>
-        <w:t>ает</w:t>
-      </w:r>
-      <w:r>
-        <w:rPr>
-          <w:lang w:val="en-US"/>
-        </w:rPr>
-        <w:t xml:space="preserve"> </w:t>
-      </w:r>
-      <w:r>
-        <w:t>провайдер</w:t>
-      </w:r>
-      <w:r>
-        <w:rPr>
-          <w:lang w:val="en-US"/>
-        </w:rPr>
-        <w:t xml:space="preserve"> </w:t>
-      </w:r>
-      <w:r>
-        <w:t>каждый</w:t>
-      </w:r>
-      <w:r>
-        <w:rPr>
-          <w:lang w:val="en-US"/>
-        </w:rPr>
-        <w:t xml:space="preserve"> </w:t>
-      </w:r>
-      <w:r>
-        <w:t>кадр</w:t>
-      </w:r>
-    </w:p>
-    <w:p>
-      <w:pPr>
-        <w:rPr>
-          <w:lang w:val="en-US"/>
-        </w:rPr>
-      </w:pPr>
-    </w:p>
-    <w:p>
-      <w:pPr>
-        <w:rPr>
-          <w:lang w:val="en-US"/>
-        </w:rPr>
-      </w:pPr>
-      <w:r>
-        <w:rPr>
-          <w:lang w:val="en-US"/>
-        </w:rPr>
-        <w:t xml:space="preserve">  5. Services/Flow — </w:t>
-      </w:r>
-      <w:r>
-        <w:t>высокоуровневое</w:t>
-      </w:r>
-      <w:r>
-        <w:rPr>
-          <w:lang w:val="en-US"/>
-        </w:rPr>
-        <w:t xml:space="preserve"> </w:t>
-      </w:r>
-      <w:r>
-        <w:t>управление</w:t>
-      </w:r>
-      <w:r>
-        <w:rPr>
-          <w:lang w:val="en-US"/>
-        </w:rPr>
-        <w:t xml:space="preserve"> </w:t>
-      </w:r>
-      <w:r>
-        <w:t>состоянием</w:t>
-      </w:r>
-    </w:p>
-    <w:p>
-      <w:pPr>
-        <w:rPr>
-          <w:lang w:val="en-US"/>
-        </w:rPr>
-      </w:pPr>
-      <w:r>
-        <w:rPr>
-          <w:lang w:val="en-US"/>
-        </w:rPr>
-        <w:t xml:space="preserve">  - Services/Flow/IGameFlowService.cs — GameState Current, </w:t>
-      </w:r>
-      <w:proofErr w:type="gramStart"/>
-      <w:r>
-        <w:rPr>
-          <w:lang w:val="en-US"/>
-        </w:rPr>
-        <w:t>ChangeState(</w:t>
-      </w:r>
-      <w:proofErr w:type="gramEnd"/>
-      <w:r>
-        <w:rPr>
-          <w:lang w:val="en-US"/>
-        </w:rPr>
-        <w:t xml:space="preserve">GameState), </w:t>
-      </w:r>
-      <w:proofErr w:type="gramStart"/>
-      <w:r>
-        <w:rPr>
-          <w:lang w:val="en-US"/>
-        </w:rPr>
-        <w:t>Push(</w:t>
-      </w:r>
-      <w:proofErr w:type="gramEnd"/>
-      <w:r>
-        <w:rPr>
-          <w:lang w:val="en-US"/>
-        </w:rPr>
-        <w:t xml:space="preserve">GameState), </w:t>
-      </w:r>
-      <w:proofErr w:type="gramStart"/>
-      <w:r>
-        <w:rPr>
-          <w:lang w:val="en-US"/>
-        </w:rPr>
-        <w:t>Pop(</w:t>
-      </w:r>
-      <w:proofErr w:type="gramEnd"/>
-      <w:r>
-        <w:rPr>
-          <w:lang w:val="en-US"/>
-        </w:rPr>
-        <w:t>)</w:t>
-      </w:r>
-    </w:p>
-    <w:p>
-      <w:pPr>
-        <w:rPr>
-          <w:lang w:val="en-US"/>
-        </w:rPr>
-      </w:pPr>
-      <w:r>
-        <w:rPr>
-          <w:lang w:val="en-US"/>
-        </w:rPr>
-        <w:t xml:space="preserve">  - Services/Flow/GameFlowService.cs — </w:t>
-      </w:r>
-      <w:r>
-        <w:t>обёртка</w:t>
-      </w:r>
-      <w:r>
-        <w:rPr>
-          <w:lang w:val="en-US"/>
-        </w:rPr>
-        <w:t xml:space="preserve"> </w:t>
-      </w:r>
-      <w:r>
-        <w:t>над</w:t>
-      </w:r>
-      <w:r>
-        <w:rPr>
-          <w:lang w:val="en-US"/>
-        </w:rPr>
-        <w:t xml:space="preserve"> StateMachine&lt;GameState&gt;, </w:t>
-      </w:r>
-      <w:r>
-        <w:t>публикует</w:t>
-      </w:r>
-      <w:r>
-        <w:rPr>
-          <w:lang w:val="en-US"/>
-        </w:rPr>
-        <w:t xml:space="preserve"> GameStateChangedEvent </w:t>
-      </w:r>
-      <w:r>
-        <w:t>через</w:t>
-      </w:r>
-      <w:r>
-        <w:rPr>
-          <w:lang w:val="en-US"/>
-        </w:rPr>
-        <w:t xml:space="preserve"> IEventBus. Pause = </w:t>
-      </w:r>
-      <w:proofErr w:type="gramStart"/>
-      <w:r>
-        <w:rPr>
-          <w:lang w:val="en-US"/>
-        </w:rPr>
-        <w:t>Push(</w:t>
-      </w:r>
-      <w:proofErr w:type="gramEnd"/>
-      <w:r>
-        <w:rPr>
-          <w:lang w:val="en-US"/>
-        </w:rPr>
-        <w:t xml:space="preserve">GameState.Paused), </w:t>
-      </w:r>
-      <w:r>
-        <w:t>не</w:t>
-      </w:r>
-      <w:r>
-        <w:rPr>
-          <w:lang w:val="en-US"/>
-        </w:rPr>
-        <w:t xml:space="preserve"> </w:t>
+        <w:t xml:space="preserve"> Boot-</w:t>
+      </w:r>
+      <w:r>
+        <w:t>сцене</w:t>
+      </w:r>
+      <w:r>
+        <w:rPr>
+          <w:lang w:val="en-US"/>
+        </w:rPr>
+        <w:t xml:space="preserve">. [Inject] Construct(IGameFlowService, IInputProvider, IMetaProgressService), </w:t>
       </w:r>
       <w:r>
         <w:t>флаг</w:t>
@@ -1298,316 +1581,7 @@
         <w:rPr>
           <w:lang w:val="en-US"/>
         </w:rPr>
-        <w:t>.</w:t>
-      </w:r>
-    </w:p>
-    <w:p>
-      <w:pPr>
-        <w:rPr>
-          <w:lang w:val="en-US"/>
-        </w:rPr>
-      </w:pPr>
-    </w:p>
-    <w:p>
-      <w:pPr>
-        <w:rPr>
-          <w:lang w:val="en-US"/>
-        </w:rPr>
-      </w:pPr>
-      <w:r>
-        <w:rPr>
-          <w:lang w:val="en-US"/>
-        </w:rPr>
-        <w:t xml:space="preserve">  6. Services/Meta — §15.3 </w:t>
-      </w:r>
-      <w:r>
-        <w:t>предохранители</w:t>
-      </w:r>
-      <w:r>
-        <w:rPr>
-          <w:lang w:val="en-US"/>
-        </w:rPr>
-        <w:t xml:space="preserve"> (</w:t>
-      </w:r>
-      <w:r>
-        <w:t>заглушки</w:t>
-      </w:r>
-      <w:r>
-        <w:rPr>
-          <w:lang w:val="en-US"/>
-        </w:rPr>
-        <w:t xml:space="preserve"> </w:t>
-      </w:r>
-      <w:r>
-        <w:t>под</w:t>
-      </w:r>
-      <w:r>
-        <w:rPr>
-          <w:lang w:val="en-US"/>
-        </w:rPr>
-        <w:t xml:space="preserve"> </w:t>
-      </w:r>
-      <w:r>
-        <w:t>будущий</w:t>
-      </w:r>
-      <w:r>
-        <w:rPr>
-          <w:lang w:val="en-US"/>
-        </w:rPr>
-        <w:t xml:space="preserve"> </w:t>
-      </w:r>
-      <w:r>
-        <w:t>шаг</w:t>
-      </w:r>
-      <w:r>
-        <w:rPr>
-          <w:lang w:val="en-US"/>
-        </w:rPr>
-        <w:t xml:space="preserve"> 8)</w:t>
-      </w:r>
-    </w:p>
-    <w:p>
-      <w:pPr>
-        <w:rPr>
-          <w:lang w:val="en-US"/>
-        </w:rPr>
-      </w:pPr>
-      <w:r>
-        <w:rPr>
-          <w:lang w:val="en-US"/>
-        </w:rPr>
-        <w:t xml:space="preserve">  - Services/Meta/IPlayerProfile.cs — </w:t>
-      </w:r>
-      <w:r>
-        <w:t>пока</w:t>
-      </w:r>
-      <w:r>
-        <w:rPr>
-          <w:lang w:val="en-US"/>
-        </w:rPr>
-        <w:t xml:space="preserve"> </w:t>
-      </w:r>
-      <w:r>
-        <w:t>только</w:t>
-      </w:r>
-      <w:r>
-        <w:rPr>
-          <w:lang w:val="en-US"/>
-        </w:rPr>
-        <w:t xml:space="preserve"> int Coins </w:t>
-      </w:r>
-      <w:proofErr w:type="gramStart"/>
-      <w:r>
-        <w:rPr>
-          <w:lang w:val="en-US"/>
-        </w:rPr>
-        <w:t>{ get</w:t>
-      </w:r>
-      <w:proofErr w:type="gramEnd"/>
-      <w:r>
-        <w:rPr>
-          <w:lang w:val="en-US"/>
-        </w:rPr>
-        <w:t>; set</w:t>
-      </w:r>
-      <w:proofErr w:type="gramStart"/>
-      <w:r>
-        <w:rPr>
-          <w:lang w:val="en-US"/>
-        </w:rPr>
-        <w:t>; }</w:t>
-      </w:r>
-      <w:proofErr w:type="gramEnd"/>
-      <w:r>
-        <w:rPr>
-          <w:lang w:val="en-US"/>
-        </w:rPr>
-        <w:t xml:space="preserve">. </w:t>
-      </w:r>
-      <w:r>
-        <w:t>Никаких</w:t>
-      </w:r>
-      <w:r>
-        <w:rPr>
-          <w:lang w:val="en-US"/>
-        </w:rPr>
-        <w:t xml:space="preserve"> </w:t>
-      </w:r>
-      <w:r>
-        <w:t>машин</w:t>
-      </w:r>
-      <w:r>
-        <w:rPr>
-          <w:lang w:val="en-US"/>
-        </w:rPr>
-        <w:t>/</w:t>
-      </w:r>
-      <w:r>
-        <w:t>апгрейдов</w:t>
-      </w:r>
-      <w:r>
-        <w:rPr>
-          <w:lang w:val="en-US"/>
-        </w:rPr>
-        <w:t xml:space="preserve"> — </w:t>
-      </w:r>
-      <w:r>
-        <w:t>это</w:t>
-      </w:r>
-      <w:r>
-        <w:rPr>
-          <w:lang w:val="en-US"/>
-        </w:rPr>
-        <w:t xml:space="preserve"> </w:t>
-      </w:r>
-      <w:r>
-        <w:t>шаг</w:t>
-      </w:r>
-      <w:r>
-        <w:rPr>
-          <w:lang w:val="en-US"/>
-        </w:rPr>
-        <w:t xml:space="preserve"> 8</w:t>
-      </w:r>
-    </w:p>
-    <w:p>
-      <w:pPr>
-        <w:rPr>
-          <w:lang w:val="en-US"/>
-        </w:rPr>
-      </w:pPr>
-      <w:r>
-        <w:rPr>
-          <w:lang w:val="en-US"/>
-        </w:rPr>
-        <w:t xml:space="preserve">  - Services/Meta/IProfileStorage.cs — void </w:t>
-      </w:r>
-      <w:proofErr w:type="gramStart"/>
-      <w:r>
-        <w:rPr>
-          <w:lang w:val="en-US"/>
-        </w:rPr>
-        <w:t>Save(</w:t>
-      </w:r>
-      <w:proofErr w:type="gramEnd"/>
-      <w:r>
-        <w:rPr>
-          <w:lang w:val="en-US"/>
-        </w:rPr>
-        <w:t xml:space="preserve">IPlayerProfile), bool </w:t>
-      </w:r>
-      <w:proofErr w:type="gramStart"/>
-      <w:r>
-        <w:rPr>
-          <w:lang w:val="en-US"/>
-        </w:rPr>
-        <w:t>TryLoad(</w:t>
-      </w:r>
-      <w:proofErr w:type="gramEnd"/>
-      <w:r>
-        <w:rPr>
-          <w:lang w:val="en-US"/>
-        </w:rPr>
-        <w:t>out IPlayerProfile)</w:t>
-      </w:r>
-    </w:p>
-    <w:p>
-      <w:pPr>
-        <w:rPr>
-          <w:lang w:val="en-US"/>
-        </w:rPr>
-      </w:pPr>
-      <w:r>
-        <w:rPr>
-          <w:lang w:val="en-US"/>
-        </w:rPr>
-        <w:t xml:space="preserve">  - Services/Meta/PlayerPrefsProfileStorage.cs — </w:t>
-      </w:r>
-      <w:r>
-        <w:t>реализация</w:t>
-      </w:r>
-      <w:r>
-        <w:rPr>
-          <w:lang w:val="en-US"/>
-        </w:rPr>
-        <w:t xml:space="preserve"> </w:t>
-      </w:r>
-      <w:r>
-        <w:t>через</w:t>
-      </w:r>
-      <w:r>
-        <w:rPr>
-          <w:lang w:val="en-US"/>
-        </w:rPr>
-        <w:t xml:space="preserve"> PlayerPrefs.GetInt/</w:t>
-      </w:r>
-      <w:proofErr w:type="gramStart"/>
-      <w:r>
-        <w:rPr>
-          <w:lang w:val="en-US"/>
-        </w:rPr>
-        <w:t>SetInt(</w:t>
-      </w:r>
-      <w:proofErr w:type="gramEnd"/>
-      <w:r>
-        <w:rPr>
-          <w:lang w:val="en-US"/>
-        </w:rPr>
-        <w:t>"Coins", ...)</w:t>
-      </w:r>
-    </w:p>
-    <w:p>
-      <w:pPr>
-        <w:rPr>
-          <w:lang w:val="en-US"/>
-        </w:rPr>
-      </w:pPr>
-      <w:r>
-        <w:rPr>
-          <w:lang w:val="en-US"/>
-        </w:rPr>
-        <w:t xml:space="preserve">  - Services/Meta/IMetaProgressService.cs — IPlayerProfile Profile </w:t>
-      </w:r>
-      <w:proofErr w:type="gramStart"/>
-      <w:r>
-        <w:rPr>
-          <w:lang w:val="en-US"/>
-        </w:rPr>
-        <w:t>{ get; }</w:t>
-      </w:r>
-      <w:proofErr w:type="gramEnd"/>
-      <w:r>
-        <w:rPr>
-          <w:lang w:val="en-US"/>
-        </w:rPr>
-        <w:t xml:space="preserve">, void </w:t>
-      </w:r>
-      <w:proofErr w:type="gramStart"/>
-      <w:r>
-        <w:rPr>
-          <w:lang w:val="en-US"/>
-        </w:rPr>
-        <w:t>Save(</w:t>
-      </w:r>
-      <w:proofErr w:type="gramEnd"/>
-      <w:r>
-        <w:rPr>
-          <w:lang w:val="en-US"/>
-        </w:rPr>
-        <w:t>)</w:t>
-      </w:r>
-    </w:p>
-    <w:p>
-      <w:pPr>
-        <w:rPr>
-          <w:lang w:val="en-US"/>
-        </w:rPr>
-      </w:pPr>
-      <w:r>
-        <w:rPr>
-          <w:lang w:val="en-US"/>
-        </w:rPr>
-        <w:t xml:space="preserve">  - Services/Meta/MetaProgressService.cs — pure C#, </w:t>
+        <w:t xml:space="preserve"> _initialized, </w:t>
       </w:r>
       <w:r>
         <w:t>в</w:t>
@@ -1616,331 +1590,7 @@
         <w:rPr>
           <w:lang w:val="en-US"/>
         </w:rPr>
-        <w:t xml:space="preserve"> </w:t>
-      </w:r>
-      <w:r>
-        <w:t>конструкторе</w:t>
-      </w:r>
-      <w:r>
-        <w:rPr>
-          <w:lang w:val="en-US"/>
-        </w:rPr>
-        <w:t xml:space="preserve"> </w:t>
-      </w:r>
-      <w:r>
-        <w:t>принимает</w:t>
-      </w:r>
-      <w:r>
-        <w:rPr>
-          <w:lang w:val="en-US"/>
-        </w:rPr>
-        <w:t xml:space="preserve"> IProfileStorage, </w:t>
-      </w:r>
-      <w:r>
-        <w:t>на</w:t>
-      </w:r>
-      <w:r>
-        <w:rPr>
-          <w:lang w:val="en-US"/>
-        </w:rPr>
-        <w:t xml:space="preserve"> </w:t>
-      </w:r>
-      <w:r>
-        <w:t>старте</w:t>
-      </w:r>
-      <w:r>
-        <w:rPr>
-          <w:lang w:val="en-US"/>
-        </w:rPr>
-        <w:t xml:space="preserve"> </w:t>
-      </w:r>
-      <w:proofErr w:type="gramStart"/>
-      <w:r>
-        <w:rPr>
-          <w:lang w:val="en-US"/>
-        </w:rPr>
-        <w:t>TryLoad(</w:t>
-      </w:r>
-      <w:proofErr w:type="gramEnd"/>
-      <w:r>
-        <w:rPr>
-          <w:lang w:val="en-US"/>
-        </w:rPr>
-        <w:t>) (</w:t>
-      </w:r>
-      <w:r>
-        <w:t>или</w:t>
-      </w:r>
-      <w:r>
-        <w:rPr>
-          <w:lang w:val="en-US"/>
-        </w:rPr>
-        <w:t xml:space="preserve"> </w:t>
-      </w:r>
-      <w:r>
-        <w:t>создаёт</w:t>
-      </w:r>
-      <w:r>
-        <w:rPr>
-          <w:lang w:val="en-US"/>
-        </w:rPr>
-        <w:t xml:space="preserve"> </w:t>
-      </w:r>
-      <w:r>
-        <w:t>чистый</w:t>
-      </w:r>
-      <w:r>
-        <w:rPr>
-          <w:lang w:val="en-US"/>
-        </w:rPr>
-        <w:t xml:space="preserve"> </w:t>
-      </w:r>
-      <w:r>
-        <w:t>профиль</w:t>
-      </w:r>
-      <w:r>
-        <w:rPr>
-          <w:lang w:val="en-US"/>
-        </w:rPr>
-        <w:t>)</w:t>
-      </w:r>
-    </w:p>
-    <w:p>
-      <w:pPr>
-        <w:rPr>
-          <w:lang w:val="en-US"/>
-        </w:rPr>
-      </w:pPr>
-    </w:p>
-    <w:p>
-      <w:pPr>
-        <w:rPr>
-          <w:lang w:val="en-US"/>
-        </w:rPr>
-      </w:pPr>
-      <w:r>
-        <w:rPr>
-          <w:lang w:val="en-US"/>
-        </w:rPr>
-        <w:t xml:space="preserve">  7. Installers + Bootstrap</w:t>
-      </w:r>
-    </w:p>
-    <w:p>
-      <w:pPr>
-        <w:rPr>
-          <w:lang w:val="en-US"/>
-        </w:rPr>
-      </w:pPr>
-      <w:r>
-        <w:rPr>
-          <w:lang w:val="en-US"/>
-        </w:rPr>
-        <w:t xml:space="preserve">  - Installers/GameLifetimeScope.cs — Composition Root: </w:t>
-      </w:r>
-      <w:r>
-        <w:t>регистрирует</w:t>
-      </w:r>
-      <w:r>
-        <w:rPr>
-          <w:lang w:val="en-US"/>
-        </w:rPr>
-        <w:t xml:space="preserve"> EventBus </w:t>
-      </w:r>
-      <w:r>
-        <w:t>как</w:t>
-      </w:r>
-      <w:r>
-        <w:rPr>
-          <w:lang w:val="en-US"/>
-        </w:rPr>
-        <w:t xml:space="preserve"> IEventBus, KeyboardInputProvider </w:t>
-      </w:r>
-      <w:r>
-        <w:t>как</w:t>
-      </w:r>
-      <w:r>
-        <w:rPr>
-          <w:lang w:val="en-US"/>
-        </w:rPr>
-        <w:t xml:space="preserve"> IInputProvider, InputRouter, GameFlowService,</w:t>
-      </w:r>
-    </w:p>
-    <w:p>
-      <w:pPr>
-        <w:rPr>
-          <w:lang w:val="en-US"/>
-        </w:rPr>
-      </w:pPr>
-      <w:r>
-        <w:rPr>
-          <w:lang w:val="en-US"/>
-        </w:rPr>
-        <w:t xml:space="preserve">  MetaProgressService, PlayerPrefsProfileStorage. </w:t>
-      </w:r>
-      <w:r>
-        <w:t>Все</w:t>
-      </w:r>
-      <w:r>
-        <w:rPr>
-          <w:lang w:val="en-US"/>
-        </w:rPr>
-        <w:t xml:space="preserve"> singleton'</w:t>
-      </w:r>
-      <w:r>
-        <w:t>ы</w:t>
-      </w:r>
-      <w:r>
-        <w:rPr>
-          <w:lang w:val="en-US"/>
-        </w:rPr>
-        <w:t xml:space="preserve"> — Lifetime.Singleton. GameBootstrap </w:t>
-      </w:r>
-      <w:r>
-        <w:t>сцено</w:t>
-      </w:r>
-      <w:r>
-        <w:rPr>
-          <w:lang w:val="en-US"/>
-        </w:rPr>
-        <w:t>-</w:t>
-      </w:r>
-      <w:r>
-        <w:t>объект</w:t>
-      </w:r>
-      <w:r>
-        <w:rPr>
-          <w:lang w:val="en-US"/>
-        </w:rPr>
-        <w:t xml:space="preserve"> — </w:t>
-      </w:r>
-      <w:r>
-        <w:t>регистрируется</w:t>
-      </w:r>
-      <w:r>
-        <w:rPr>
-          <w:lang w:val="en-US"/>
-        </w:rPr>
-        <w:t xml:space="preserve"> </w:t>
-      </w:r>
-      <w:r>
-        <w:t>через</w:t>
-      </w:r>
-      <w:r>
-        <w:rPr>
-          <w:lang w:val="en-US"/>
-        </w:rPr>
-        <w:t xml:space="preserve"> RegisterComponentInHierarchy (</w:t>
-      </w:r>
-      <w:r>
-        <w:t>НЕ</w:t>
-      </w:r>
-    </w:p>
-    <w:p>
-      <w:pPr>
-        <w:rPr>
-          <w:lang w:val="en-US"/>
-        </w:rPr>
-      </w:pPr>
-      <w:r>
-        <w:rPr>
-          <w:lang w:val="en-US"/>
-        </w:rPr>
-        <w:t xml:space="preserve">   RegisterInstance).</w:t>
-      </w:r>
-    </w:p>
-    <w:p>
-      <w:pPr>
-        <w:rPr>
-          <w:lang w:val="en-US"/>
-        </w:rPr>
-      </w:pPr>
-      <w:r>
-        <w:rPr>
-          <w:lang w:val="en-US"/>
-        </w:rPr>
-        <w:t xml:space="preserve">  - GameBootstrap.cs — MonoBehaviour-</w:t>
-      </w:r>
-      <w:r>
-        <w:t>точка</w:t>
-      </w:r>
-      <w:r>
-        <w:rPr>
-          <w:lang w:val="en-US"/>
-        </w:rPr>
-        <w:t xml:space="preserve"> </w:t>
-      </w:r>
-      <w:r>
-        <w:t>входа</w:t>
-      </w:r>
-      <w:r>
-        <w:rPr>
-          <w:lang w:val="en-US"/>
-        </w:rPr>
-        <w:t xml:space="preserve"> </w:t>
-      </w:r>
-      <w:r>
-        <w:t>на</w:t>
-      </w:r>
-      <w:r>
-        <w:rPr>
-          <w:lang w:val="en-US"/>
-        </w:rPr>
-        <w:t xml:space="preserve"> Boot-</w:t>
-      </w:r>
-      <w:r>
-        <w:t>сцене</w:t>
-      </w:r>
-      <w:r>
-        <w:rPr>
-          <w:lang w:val="en-US"/>
-        </w:rPr>
-        <w:t xml:space="preserve">. [Inject] </w:t>
-      </w:r>
-      <w:proofErr w:type="gramStart"/>
-      <w:r>
-        <w:rPr>
-          <w:lang w:val="en-US"/>
-        </w:rPr>
-        <w:t>Construct(</w:t>
-      </w:r>
-      <w:proofErr w:type="gramEnd"/>
-      <w:r>
-        <w:rPr>
-          <w:lang w:val="en-US"/>
-        </w:rPr>
-        <w:t xml:space="preserve">IGameFlowService, IInputProvider, IMetaProgressService), </w:t>
-      </w:r>
-      <w:r>
-        <w:t>флаг</w:t>
-      </w:r>
-      <w:r>
-        <w:rPr>
-          <w:lang w:val="en-US"/>
-        </w:rPr>
-        <w:t xml:space="preserve"> _initialized, </w:t>
-      </w:r>
-      <w:r>
-        <w:t>в</w:t>
-      </w:r>
-      <w:r>
-        <w:rPr>
-          <w:lang w:val="en-US"/>
-        </w:rPr>
-        <w:t xml:space="preserve"> </w:t>
-      </w:r>
-      <w:proofErr w:type="gramStart"/>
-      <w:r>
-        <w:rPr>
-          <w:lang w:val="en-US"/>
-        </w:rPr>
-        <w:t>Update(</w:t>
-      </w:r>
-      <w:proofErr w:type="gramEnd"/>
-      <w:r>
-        <w:rPr>
-          <w:lang w:val="en-US"/>
-        </w:rPr>
-        <w:t>)</w:t>
+        <w:t xml:space="preserve"> Update()</w:t>
       </w:r>
     </w:p>
     <w:p>
@@ -2073,16 +1723,764 @@
         <w:rPr>
           <w:lang w:val="en-US"/>
         </w:rPr>
-        <w:t xml:space="preserve"> </w:t>
-      </w:r>
-      <w:proofErr w:type="gramStart"/>
-      <w:r>
-        <w:rPr>
-          <w:lang w:val="en-US"/>
-        </w:rPr>
-        <w:t>(.gitkeep</w:t>
-      </w:r>
-      <w:proofErr w:type="gramEnd"/>
+        <w:t xml:space="preserve"> (.gitkeep)</w:t>
+      </w:r>
+    </w:p>
+    <w:p>
+      <w:pPr>
+        <w:rPr>
+          <w:lang w:val="en-US"/>
+        </w:rPr>
+      </w:pPr>
+      <w:r>
+        <w:rPr>
+          <w:lang w:val="en-US"/>
+        </w:rPr>
+        <w:t xml:space="preserve">  Services/Progression/, Services/Car/, Services/Combat/, Services/Driver/, Services/AI/, Services/Match/, Services/Stunts/, Services/Pickups/, Services/Camera/,</w:t>
+      </w:r>
+    </w:p>
+    <w:p>
+      <w:pPr>
+        <w:rPr>
+          <w:lang w:val="en-US"/>
+        </w:rPr>
+      </w:pPr>
+      <w:r>
+        <w:rPr>
+          <w:lang w:val="en-US"/>
+        </w:rPr>
+        <w:t xml:space="preserve">  Controllers/, Views/UI/, Factories/, Data/Configs/, Editor/, Prefabs/Vehicles/, Prefabs/Characters/, Prefabs/Pickups/, Prefabs/Environment/, Prefabs/VFX/, Prefabs/UI/,</w:t>
+      </w:r>
+    </w:p>
+    <w:p>
+      <w:pPr>
+        <w:rPr>
+          <w:lang w:val="en-US"/>
+        </w:rPr>
+      </w:pPr>
+      <w:r>
+        <w:rPr>
+          <w:lang w:val="en-US"/>
+        </w:rPr>
+        <w:t xml:space="preserve">  Prefabs/Systems/.</w:t>
+      </w:r>
+    </w:p>
+    <w:p>
+      <w:pPr>
+        <w:rPr>
+          <w:lang w:val="en-US"/>
+        </w:rPr>
+      </w:pPr>
+    </w:p>
+    <w:p>
+      <w:pPr>
+        <w:rPr>
+          <w:lang w:val="en-US"/>
+        </w:rPr>
+      </w:pPr>
+      <w:r>
+        <w:rPr>
+          <w:lang w:val="en-US"/>
+        </w:rPr>
+        <w:t xml:space="preserve">  Editor-</w:t>
+      </w:r>
+      <w:r>
+        <w:t>скрипт</w:t>
+      </w:r>
+    </w:p>
+    <w:p>
+      <w:pPr>
+        <w:rPr>
+          <w:lang w:val="en-US"/>
+        </w:rPr>
+      </w:pPr>
+    </w:p>
+    <w:p>
+      <w:pPr>
+        <w:rPr>
+          <w:lang w:val="en-US"/>
+        </w:rPr>
+      </w:pPr>
+      <w:r>
+        <w:rPr>
+          <w:lang w:val="en-US"/>
+        </w:rPr>
+        <w:t xml:space="preserve">  EDITOR_SCRIPT_NEEDED: FlatOutLike/Setup/Build Bootstrap Scene — </w:t>
+      </w:r>
+      <w:r>
+        <w:t>создаёт</w:t>
+      </w:r>
+      <w:r>
+        <w:rPr>
+          <w:lang w:val="en-US"/>
+        </w:rPr>
+        <w:t xml:space="preserve"> Assets/Development/Scenes/Boot.unity, </w:t>
+      </w:r>
+      <w:r>
+        <w:t>добавляет</w:t>
+      </w:r>
+      <w:r>
+        <w:rPr>
+          <w:lang w:val="en-US"/>
+        </w:rPr>
+        <w:t xml:space="preserve"> </w:t>
+      </w:r>
+      <w:r>
+        <w:t>на</w:t>
+      </w:r>
+      <w:r>
+        <w:rPr>
+          <w:lang w:val="en-US"/>
+        </w:rPr>
+        <w:t xml:space="preserve"> </w:t>
+      </w:r>
+      <w:r>
+        <w:t>неё</w:t>
+      </w:r>
+      <w:r>
+        <w:rPr>
+          <w:lang w:val="en-US"/>
+        </w:rPr>
+        <w:t xml:space="preserve"> </w:t>
+      </w:r>
+      <w:r>
+        <w:t>пустые</w:t>
+      </w:r>
+      <w:r>
+        <w:rPr>
+          <w:lang w:val="en-US"/>
+        </w:rPr>
+        <w:t xml:space="preserve"> GO GameLifetimeScope (</w:t>
+      </w:r>
+      <w:r>
+        <w:t>с</w:t>
+      </w:r>
+    </w:p>
+    <w:p>
+      <w:pPr>
+        <w:rPr>
+          <w:lang w:val="en-US"/>
+        </w:rPr>
+      </w:pPr>
+      <w:r>
+        <w:rPr>
+          <w:lang w:val="en-US"/>
+        </w:rPr>
+        <w:t xml:space="preserve">  </w:t>
+      </w:r>
+      <w:r>
+        <w:t>компонентом</w:t>
+      </w:r>
+      <w:r>
+        <w:rPr>
+          <w:lang w:val="en-US"/>
+        </w:rPr>
+        <w:t xml:space="preserve"> + SerializedObject-</w:t>
+      </w:r>
+      <w:r>
+        <w:t>ссылки</w:t>
+      </w:r>
+      <w:r>
+        <w:rPr>
+          <w:lang w:val="en-US"/>
+        </w:rPr>
+        <w:t xml:space="preserve">) </w:t>
+      </w:r>
+      <w:r>
+        <w:t>и</w:t>
+      </w:r>
+      <w:r>
+        <w:rPr>
+          <w:lang w:val="en-US"/>
+        </w:rPr>
+        <w:t xml:space="preserve"> GameBootstrap. </w:t>
+      </w:r>
+      <w:r>
+        <w:t>Идемпотентно</w:t>
+      </w:r>
+      <w:r>
+        <w:rPr>
+          <w:lang w:val="en-US"/>
+        </w:rPr>
+        <w:t xml:space="preserve">, </w:t>
+      </w:r>
+      <w:r>
+        <w:t>с</w:t>
+      </w:r>
+      <w:r>
+        <w:rPr>
+          <w:lang w:val="en-US"/>
+        </w:rPr>
+        <w:t xml:space="preserve"> Undo. </w:t>
+      </w:r>
+      <w:r>
+        <w:t>Запускается</w:t>
+      </w:r>
+      <w:r>
+        <w:rPr>
+          <w:lang w:val="en-US"/>
+        </w:rPr>
+        <w:t xml:space="preserve"> </w:t>
+      </w:r>
+      <w:r>
+        <w:t>параллельно</w:t>
+      </w:r>
+      <w:r>
+        <w:rPr>
+          <w:lang w:val="en-US"/>
+        </w:rPr>
+        <w:t xml:space="preserve"> code-reviewer </w:t>
+      </w:r>
+      <w:r>
+        <w:t>после</w:t>
+      </w:r>
+      <w:r>
+        <w:rPr>
+          <w:lang w:val="en-US"/>
+        </w:rPr>
+        <w:t xml:space="preserve"> code-writer.</w:t>
+      </w:r>
+    </w:p>
+    <w:p>
+      <w:pPr>
+        <w:rPr>
+          <w:lang w:val="en-US"/>
+        </w:rPr>
+      </w:pPr>
+    </w:p>
+    <w:p>
+      <w:r>
+        <w:rPr>
+          <w:lang w:val="en-US"/>
+        </w:rPr>
+        <w:t xml:space="preserve">  </w:t>
+      </w:r>
+      <w:r>
+        <w:t>Что НЕ делаю на шаге 1 (вне scope)</w:t>
+      </w:r>
+    </w:p>
+    <w:p/>
+    <w:p>
+      <w:r>
+        <w:t xml:space="preserve">  - CarController, любая логика машины — шаг 2.</w:t>
+      </w:r>
+    </w:p>
+    <w:p>
+      <w:r>
+        <w:t xml:space="preserve">  - DamageService, повреждения — шаг 3.</w:t>
+      </w:r>
+    </w:p>
+    <w:p>
+      <w:r>
+        <w:t xml:space="preserve">  - AI, враги — шаг 4.</w:t>
+      </w:r>
+    </w:p>
+    <w:p>
+      <w:pPr>
+        <w:rPr>
+          <w:lang w:val="en-US"/>
+        </w:rPr>
+      </w:pPr>
+      <w:r>
+        <w:t xml:space="preserve">  </w:t>
+      </w:r>
+      <w:r>
+        <w:rPr>
+          <w:lang w:val="en-US"/>
+        </w:rPr>
+        <w:t xml:space="preserve">- EjectCommand, ragdoll — </w:t>
+      </w:r>
+      <w:r>
+        <w:t>шаг</w:t>
+      </w:r>
+      <w:r>
+        <w:rPr>
+          <w:lang w:val="en-US"/>
+        </w:rPr>
+        <w:t> 6.</w:t>
+      </w:r>
+    </w:p>
+    <w:p>
+      <w:pPr>
+        <w:rPr>
+          <w:lang w:val="en-US"/>
+        </w:rPr>
+      </w:pPr>
+      <w:r>
+        <w:rPr>
+          <w:lang w:val="en-US"/>
+        </w:rPr>
+        <w:t xml:space="preserve">  - DerbyMatchService — </w:t>
+      </w:r>
+      <w:r>
+        <w:t>шаг</w:t>
+      </w:r>
+      <w:r>
+        <w:rPr>
+          <w:lang w:val="en-US"/>
+        </w:rPr>
+        <w:t> 5.</w:t>
+      </w:r>
+    </w:p>
+    <w:p>
+      <w:pPr>
+        <w:rPr>
+          <w:lang w:val="en-US"/>
+        </w:rPr>
+      </w:pPr>
+      <w:r>
+        <w:rPr>
+          <w:lang w:val="en-US"/>
+        </w:rPr>
+        <w:t xml:space="preserve">  - MobileInputProvider — </w:t>
+      </w:r>
+      <w:r>
+        <w:t>шаг</w:t>
+      </w:r>
+      <w:r>
+        <w:rPr>
+          <w:lang w:val="en-US"/>
+        </w:rPr>
+        <w:t> 9.</w:t>
+      </w:r>
+    </w:p>
+    <w:p>
+      <w:pPr>
+        <w:rPr>
+          <w:lang w:val="en-US"/>
+        </w:rPr>
+      </w:pPr>
+      <w:r>
+        <w:rPr>
+          <w:lang w:val="en-US"/>
+        </w:rPr>
+        <w:t xml:space="preserve">  - </w:t>
+      </w:r>
+      <w:r>
+        <w:t>Конкретные</w:t>
+      </w:r>
+      <w:r>
+        <w:rPr>
+          <w:lang w:val="en-US"/>
+        </w:rPr>
+        <w:t xml:space="preserve"> CarStatsConfig/DerbyMatchConfig SO — </w:t>
+      </w:r>
+      <w:r>
+        <w:t>шаги</w:t>
+      </w:r>
+      <w:r>
+        <w:rPr>
+          <w:lang w:val="en-US"/>
+        </w:rPr>
+        <w:t xml:space="preserve"> 2+.</w:t>
+      </w:r>
+    </w:p>
+    <w:p>
+      <w:pPr>
+        <w:rPr>
+          <w:lang w:val="en-US"/>
+        </w:rPr>
+      </w:pPr>
+      <w:r>
+        <w:rPr>
+          <w:lang w:val="en-US"/>
+        </w:rPr>
+        <w:t xml:space="preserve">  - </w:t>
+      </w:r>
+      <w:r>
+        <w:t>Реальные</w:t>
+      </w:r>
+      <w:r>
+        <w:rPr>
+          <w:lang w:val="en-US"/>
+        </w:rPr>
+        <w:t xml:space="preserve"> </w:t>
+      </w:r>
+      <w:r>
+        <w:t>данные</w:t>
+      </w:r>
+      <w:r>
+        <w:rPr>
+          <w:lang w:val="en-US"/>
+        </w:rPr>
+        <w:t xml:space="preserve"> </w:t>
+      </w:r>
+      <w:r>
+        <w:t>в</w:t>
+      </w:r>
+      <w:r>
+        <w:rPr>
+          <w:lang w:val="en-US"/>
+        </w:rPr>
+        <w:t xml:space="preserve"> IPlayerProfile (cars, upgrades) — </w:t>
+      </w:r>
+      <w:r>
+        <w:t>шаг</w:t>
+      </w:r>
+      <w:r>
+        <w:rPr>
+          <w:lang w:val="en-US"/>
+        </w:rPr>
+        <w:t> 8.</w:t>
+      </w:r>
+    </w:p>
+    <w:p>
+      <w:pPr>
+        <w:rPr>
+          <w:lang w:val="en-US"/>
+        </w:rPr>
+      </w:pPr>
+    </w:p>
+    <w:p>
+      <w:pPr>
+        <w:rPr>
+          <w:lang w:val="en-US"/>
+        </w:rPr>
+      </w:pPr>
+      <w:r>
+        <w:rPr>
+          <w:lang w:val="en-US"/>
+        </w:rPr>
+        <w:t xml:space="preserve">  Workflow</w:t>
+      </w:r>
+    </w:p>
+    <w:p>
+      <w:pPr>
+        <w:rPr>
+          <w:lang w:val="en-US"/>
+        </w:rPr>
+      </w:pPr>
+    </w:p>
+    <w:p>
+      <w:r>
+        <w:rPr>
+          <w:lang w:val="en-US"/>
+        </w:rPr>
+        <w:t xml:space="preserve">  </w:t>
+      </w:r>
+      <w:r>
+        <w:t>1. code-writer пишет все файлы по списку.</w:t>
+      </w:r>
+    </w:p>
+    <w:p>
+      <w:pPr>
+        <w:rPr>
+          <w:lang w:val="en-US"/>
+        </w:rPr>
+      </w:pPr>
+      <w:r>
+        <w:t xml:space="preserve">  </w:t>
+      </w:r>
+      <w:r>
+        <w:rPr>
+          <w:lang w:val="en-US"/>
+        </w:rPr>
+        <w:t xml:space="preserve">2. </w:t>
+      </w:r>
+      <w:r>
+        <w:t>После</w:t>
+      </w:r>
+      <w:r>
+        <w:rPr>
+          <w:lang w:val="en-US"/>
+        </w:rPr>
+        <w:t xml:space="preserve"> </w:t>
+      </w:r>
+      <w:r>
+        <w:t>него</w:t>
+      </w:r>
+      <w:r>
+        <w:rPr>
+          <w:lang w:val="en-US"/>
+        </w:rPr>
+        <w:t xml:space="preserve"> </w:t>
+      </w:r>
+      <w:r>
+        <w:t>параллельно</w:t>
+      </w:r>
+      <w:r>
+        <w:rPr>
+          <w:lang w:val="en-US"/>
+        </w:rPr>
+        <w:t>: code-reviewer (</w:t>
+      </w:r>
+      <w:r>
+        <w:t>ревью</w:t>
+      </w:r>
+      <w:r>
+        <w:rPr>
+          <w:lang w:val="en-US"/>
+        </w:rPr>
+        <w:t xml:space="preserve"> diff) + editor-script-creator (Build Bootstrap Scene).</w:t>
+      </w:r>
+    </w:p>
+    <w:p>
+      <w:r>
+        <w:rPr>
+          <w:lang w:val="en-US"/>
+        </w:rPr>
+        <w:t xml:space="preserve">  </w:t>
+      </w:r>
+      <w:r>
+        <w:t>3. Правки от reviewer → второй проход code-writer (если нужен).</w:t>
+      </w:r>
+    </w:p>
+    <w:p>
+      <w:r>
+        <w:t xml:space="preserve">  4. Отчёт. Жду твой результат проверки в Unity.</w:t>
+      </w:r>
+    </w:p>
+    <w:p/>
+    <w:p>
+      <w:pPr>
+        <w:pStyle w:val="3"/>
+      </w:pPr>
+      <w:r>
+        <w:t>План шага 2 «Машина одна, без врагов»</w:t>
+      </w:r>
+    </w:p>
+    <w:p/>
+    <w:p>
+      <w:r>
+        <w:t xml:space="preserve">  Что НЕ делаю (вне scope шага)</w:t>
+      </w:r>
+    </w:p>
+    <w:p/>
+    <w:p>
+      <w:r>
+        <w:t xml:space="preserve">  - Никаких повреждений / DamageService (шаг 3).</w:t>
+      </w:r>
+    </w:p>
+    <w:p>
+      <w:r>
+        <w:t xml:space="preserve">  - Никакого AI / врагов (шаг 4).</w:t>
+      </w:r>
+    </w:p>
+    <w:p>
+      <w:r>
+        <w:t xml:space="preserve">  - Никакого NitroService / pickup'ов (шаг 5).</w:t>
+      </w:r>
+    </w:p>
+    <w:p>
+      <w:r>
+        <w:t xml:space="preserve">  - Никакого ICameraBehaviour interface + CameraRig + CameraService — на шаге 2 камера живёт как одиночный MonoBehaviour. Абстракция появится на шаге 6, когда добавится</w:t>
+      </w:r>
+    </w:p>
+    <w:p>
+      <w:r>
+        <w:t xml:space="preserve">  OrbitDriverCameraBehaviour.</w:t>
+      </w:r>
+    </w:p>
+    <w:p>
+      <w:r>
+        <w:t xml:space="preserve">  - Никакого HUD / UI.</w:t>
+      </w:r>
+    </w:p>
+    <w:p>
+      <w:r>
+        <w:t xml:space="preserve">  - Поле MaxArmor в CarStatsConfig создам как поле (нужно по §4 game-design), но не использую в коде шага 2 — пригодится на шаге 3 без правки SO.</w:t>
+      </w:r>
+    </w:p>
+    <w:p/>
+    <w:p>
+      <w:r>
+        <w:t xml:space="preserve">  Порядок файлов (по слоям)</w:t>
+      </w:r>
+    </w:p>
+    <w:p/>
+    <w:p>
+      <w:r>
+        <w:t xml:space="preserve">  1. Data/Configs (SO-определения)</w:t>
+      </w:r>
+    </w:p>
+    <w:p/>
+    <w:p>
+      <w:pPr>
+        <w:rPr>
+          <w:lang w:val="en-US"/>
+        </w:rPr>
+      </w:pPr>
+      <w:r>
+        <w:t xml:space="preserve">  </w:t>
+      </w:r>
+      <w:r>
+        <w:rPr>
+          <w:lang w:val="en-US"/>
+        </w:rPr>
+        <w:t>Assets/Development/Scripts/Data/Configs/Car/CarStatsConfig.cs</w:t>
+      </w:r>
+    </w:p>
+    <w:p>
+      <w:pPr>
+        <w:rPr>
+          <w:lang w:val="en-US"/>
+        </w:rPr>
+      </w:pPr>
+      <w:r>
+        <w:rPr>
+          <w:lang w:val="en-US"/>
+        </w:rPr>
+        <w:t xml:space="preserve">  namespace FlatOutLike.Data.Configs.Car. [CreateAssetMenu(menuName = "FlatOutLike/Car/CarStatsConfig")].</w:t>
+      </w:r>
+    </w:p>
+    <w:p>
+      <w:r>
+        <w:rPr>
+          <w:lang w:val="en-US"/>
+        </w:rPr>
+        <w:t xml:space="preserve">  </w:t>
+      </w:r>
+      <w:r>
+        <w:t>Поля (полный набор по §4 game-design — лишние не используются на шаге 2):</w:t>
+      </w:r>
+    </w:p>
+    <w:p>
+      <w:pPr>
+        <w:rPr>
+          <w:lang w:val="en-US"/>
+        </w:rPr>
+      </w:pPr>
+      <w:r>
+        <w:t xml:space="preserve">  </w:t>
+      </w:r>
+      <w:r>
+        <w:rPr>
+          <w:lang w:val="en-US"/>
+        </w:rPr>
+        <w:t xml:space="preserve">- Acceleration (motor torque </w:t>
+      </w:r>
+      <w:r>
+        <w:t>на</w:t>
+      </w:r>
+      <w:r>
+        <w:rPr>
+          <w:lang w:val="en-US"/>
+        </w:rPr>
+        <w:t xml:space="preserve"> drive-wheels)</w:t>
+      </w:r>
+    </w:p>
+    <w:p>
+      <w:pPr>
+        <w:rPr>
+          <w:lang w:val="en-US"/>
+        </w:rPr>
+      </w:pPr>
+      <w:r>
+        <w:rPr>
+          <w:lang w:val="en-US"/>
+        </w:rPr>
+        <w:t xml:space="preserve">  - TopSpeed (</w:t>
+      </w:r>
+      <w:r>
+        <w:t>м</w:t>
+      </w:r>
+      <w:r>
+        <w:rPr>
+          <w:lang w:val="en-US"/>
+        </w:rPr>
+        <w:t>/</w:t>
+      </w:r>
+      <w:r>
+        <w:t>с</w:t>
+      </w:r>
+      <w:r>
+        <w:rPr>
+          <w:lang w:val="en-US"/>
+        </w:rPr>
+        <w:t xml:space="preserve"> — cap)</w:t>
+      </w:r>
+    </w:p>
+    <w:p>
+      <w:pPr>
+        <w:rPr>
+          <w:lang w:val="en-US"/>
+        </w:rPr>
+      </w:pPr>
+      <w:r>
+        <w:rPr>
+          <w:lang w:val="en-US"/>
+        </w:rPr>
+        <w:t xml:space="preserve">  - Mass (kg → </w:t>
+      </w:r>
+      <w:r>
+        <w:t>применится</w:t>
+      </w:r>
+      <w:r>
+        <w:rPr>
+          <w:lang w:val="en-US"/>
+        </w:rPr>
+        <w:t xml:space="preserve"> </w:t>
+      </w:r>
+      <w:r>
+        <w:t>к</w:t>
+      </w:r>
+      <w:r>
+        <w:rPr>
+          <w:lang w:val="en-US"/>
+        </w:rPr>
+        <w:t xml:space="preserve"> Rigidbody.mass)</w:t>
+      </w:r>
+    </w:p>
+    <w:p>
+      <w:r>
+        <w:rPr>
+          <w:lang w:val="en-US"/>
+        </w:rPr>
+        <w:t xml:space="preserve">  </w:t>
+      </w:r>
+      <w:r>
+        <w:t>- SteerAngle (° — макс угол поворота передних колёс)</w:t>
+      </w:r>
+    </w:p>
+    <w:p>
+      <w:pPr>
+        <w:rPr>
+          <w:lang w:val="en-US"/>
+        </w:rPr>
+      </w:pPr>
+      <w:r>
+        <w:t xml:space="preserve">  </w:t>
+      </w:r>
+      <w:r>
+        <w:rPr>
+          <w:lang w:val="en-US"/>
+        </w:rPr>
+        <w:t>- BrakeForce (handbrake torque)</w:t>
+      </w:r>
+    </w:p>
+    <w:p>
+      <w:pPr>
+        <w:rPr>
+          <w:lang w:val="en-US"/>
+        </w:rPr>
+      </w:pPr>
+      <w:r>
+        <w:rPr>
+          <w:lang w:val="en-US"/>
+        </w:rPr>
+        <w:t xml:space="preserve">  - MaxArmor (</w:t>
+      </w:r>
+      <w:r>
+        <w:t>для</w:t>
+      </w:r>
+      <w:r>
+        <w:rPr>
+          <w:lang w:val="en-US"/>
+        </w:rPr>
+        <w:t xml:space="preserve"> </w:t>
+      </w:r>
+      <w:r>
+        <w:t>шага</w:t>
+      </w:r>
+      <w:r>
+        <w:rPr>
+          <w:lang w:val="en-US"/>
+        </w:rPr>
+        <w:t xml:space="preserve"> 3 — </w:t>
+      </w:r>
+      <w:r>
+        <w:t>задел</w:t>
+      </w:r>
       <w:r>
         <w:rPr>
           <w:lang w:val="en-US"/>
@@ -2100,132 +2498,68 @@
         <w:rPr>
           <w:lang w:val="en-US"/>
         </w:rPr>
-        <w:t xml:space="preserve">  Services/Progression/, Services/Car/, Services/Combat/, Services/Driver/, Services/AI/, Services/Match/, Services/Stunts/, Services/Pickups/, Services/Camera/,</w:t>
-      </w:r>
-    </w:p>
-    <w:p>
-      <w:pPr>
-        <w:rPr>
-          <w:lang w:val="en-US"/>
-        </w:rPr>
-      </w:pPr>
-      <w:r>
-        <w:rPr>
-          <w:lang w:val="en-US"/>
-        </w:rPr>
-        <w:t xml:space="preserve">  Controllers/, Views/UI/, Factories/, Data/Configs/, Editor/, Prefabs/Vehicles/, Prefabs/Characters/, Prefabs/Pickups/, Prefabs/Environment/, Prefabs/VFX/, Prefabs/UI/,</w:t>
-      </w:r>
-    </w:p>
-    <w:p>
-      <w:pPr>
-        <w:rPr>
-          <w:lang w:val="en-US"/>
-        </w:rPr>
-      </w:pPr>
-      <w:r>
-        <w:rPr>
-          <w:lang w:val="en-US"/>
-        </w:rPr>
-        <w:t xml:space="preserve">  Prefabs/Systems/.</w:t>
-      </w:r>
-    </w:p>
-    <w:p>
-      <w:pPr>
-        <w:rPr>
-          <w:lang w:val="en-US"/>
-        </w:rPr>
-      </w:pPr>
-    </w:p>
-    <w:p>
-      <w:pPr>
-        <w:rPr>
-          <w:lang w:val="en-US"/>
-        </w:rPr>
-      </w:pPr>
-      <w:r>
-        <w:rPr>
-          <w:lang w:val="en-US"/>
-        </w:rPr>
-        <w:t xml:space="preserve">  Editor-</w:t>
-      </w:r>
-      <w:r>
-        <w:t>скрипт</w:t>
-      </w:r>
-    </w:p>
-    <w:p>
-      <w:pPr>
-        <w:rPr>
-          <w:lang w:val="en-US"/>
-        </w:rPr>
-      </w:pPr>
-    </w:p>
-    <w:p>
-      <w:pPr>
-        <w:rPr>
-          <w:lang w:val="en-US"/>
-        </w:rPr>
-      </w:pPr>
-      <w:r>
-        <w:rPr>
-          <w:lang w:val="en-US"/>
-        </w:rPr>
-        <w:t xml:space="preserve">  EDITOR_SCRIPT_NEEDED: FlatOutLike/Setup/Build Bootstrap Scene — </w:t>
-      </w:r>
-      <w:r>
-        <w:t>создаёт</w:t>
-      </w:r>
-      <w:r>
-        <w:rPr>
-          <w:lang w:val="en-US"/>
-        </w:rPr>
-        <w:t xml:space="preserve"> Assets/Development/Scenes/Boot.unity, </w:t>
-      </w:r>
-      <w:r>
-        <w:t>добавляет</w:t>
-      </w:r>
-      <w:r>
-        <w:rPr>
-          <w:lang w:val="en-US"/>
-        </w:rPr>
-        <w:t xml:space="preserve"> </w:t>
-      </w:r>
-      <w:r>
-        <w:t>на</w:t>
-      </w:r>
-      <w:r>
-        <w:rPr>
-          <w:lang w:val="en-US"/>
-        </w:rPr>
-        <w:t xml:space="preserve"> </w:t>
-      </w:r>
-      <w:r>
-        <w:t>неё</w:t>
-      </w:r>
-      <w:r>
-        <w:rPr>
-          <w:lang w:val="en-US"/>
-        </w:rPr>
-        <w:t xml:space="preserve"> </w:t>
-      </w:r>
-      <w:r>
-        <w:t>пустые</w:t>
-      </w:r>
-      <w:r>
-        <w:rPr>
-          <w:lang w:val="en-US"/>
-        </w:rPr>
-        <w:t xml:space="preserve"> GO GameLifetimeScope (</w:t>
-      </w:r>
-      <w:r>
-        <w:t>с</w:t>
-      </w:r>
-    </w:p>
-    <w:p>
-      <w:pPr>
-        <w:rPr>
-          <w:lang w:val="en-US"/>
-        </w:rPr>
-      </w:pPr>
+        <w:t xml:space="preserve">  - NitroCapacity, NitroForce (</w:t>
+      </w:r>
+      <w:r>
+        <w:t>для</w:t>
+      </w:r>
+      <w:r>
+        <w:rPr>
+          <w:lang w:val="en-US"/>
+        </w:rPr>
+        <w:t xml:space="preserve"> </w:t>
+      </w:r>
+      <w:r>
+        <w:t>шага</w:t>
+      </w:r>
+      <w:r>
+        <w:rPr>
+          <w:lang w:val="en-US"/>
+        </w:rPr>
+        <w:t xml:space="preserve"> 5 — </w:t>
+      </w:r>
+      <w:r>
+        <w:t>задел</w:t>
+      </w:r>
+      <w:r>
+        <w:rPr>
+          <w:lang w:val="en-US"/>
+        </w:rPr>
+        <w:t>)</w:t>
+      </w:r>
+    </w:p>
+    <w:p>
+      <w:pPr>
+        <w:rPr>
+          <w:lang w:val="en-US"/>
+        </w:rPr>
+      </w:pPr>
+      <w:r>
+        <w:rPr>
+          <w:lang w:val="en-US"/>
+        </w:rPr>
+        <w:t xml:space="preserve">  - WheelFriction (</w:t>
+      </w:r>
+      <w:r>
+        <w:t>множитель</w:t>
+      </w:r>
+      <w:r>
+        <w:rPr>
+          <w:lang w:val="en-US"/>
+        </w:rPr>
+        <w:t xml:space="preserve"> </w:t>
+      </w:r>
+      <w:r>
+        <w:t>для</w:t>
+      </w:r>
+      <w:r>
+        <w:rPr>
+          <w:lang w:val="en-US"/>
+        </w:rPr>
+        <w:t xml:space="preserve"> WheelCollider.forwardFriction.stiffness)</w:t>
+      </w:r>
+    </w:p>
+    <w:p>
       <w:r>
         <w:rPr>
           <w:lang w:val="en-US"/>
@@ -2233,34 +2567,421 @@
         <w:t xml:space="preserve">  </w:t>
       </w:r>
       <w:r>
-        <w:t>компонентом</w:t>
-      </w:r>
-      <w:r>
-        <w:rPr>
-          <w:lang w:val="en-US"/>
-        </w:rPr>
-        <w:t xml:space="preserve"> + SerializedObject-</w:t>
-      </w:r>
-      <w:r>
-        <w:t>ссылки</w:t>
-      </w:r>
-      <w:r>
-        <w:rPr>
-          <w:lang w:val="en-US"/>
-        </w:rPr>
-        <w:t xml:space="preserve">) </w:t>
-      </w:r>
-      <w:r>
-        <w:t>и</w:t>
-      </w:r>
-      <w:r>
-        <w:rPr>
-          <w:lang w:val="en-US"/>
-        </w:rPr>
-        <w:t xml:space="preserve"> GameBootstrap. </w:t>
-      </w:r>
-      <w:r>
-        <w:t>Идемпотентно</w:t>
+        <w:t>- CenterOfMassOffset (Vector3, для стабильности — обычно небольшой negative y)</w:t>
+      </w:r>
+    </w:p>
+    <w:p>
+      <w:r>
+        <w:t xml:space="preserve">  - SteerSpeedFalloff (0..1, насколько уменьшать SteerAngle на высокой скорости; 0 = не уменьшать)</w:t>
+      </w:r>
+    </w:p>
+    <w:p/>
+    <w:p>
+      <w:pPr>
+        <w:rPr>
+          <w:lang w:val="en-US"/>
+        </w:rPr>
+      </w:pPr>
+      <w:r>
+        <w:t xml:space="preserve">  </w:t>
+      </w:r>
+      <w:r>
+        <w:rPr>
+          <w:lang w:val="en-US"/>
+        </w:rPr>
+        <w:t>Assets/Development/Scripts/Data/Configs/Camera/ChaseCameraConfig.cs</w:t>
+      </w:r>
+    </w:p>
+    <w:p>
+      <w:pPr>
+        <w:rPr>
+          <w:lang w:val="en-US"/>
+        </w:rPr>
+      </w:pPr>
+      <w:r>
+        <w:rPr>
+          <w:lang w:val="en-US"/>
+        </w:rPr>
+        <w:t xml:space="preserve">  namespace FlatOutLike.Data.Configs.Camera. [CreateAssetMenu].</w:t>
+      </w:r>
+    </w:p>
+    <w:p>
+      <w:pPr>
+        <w:rPr>
+          <w:lang w:val="en-US"/>
+        </w:rPr>
+      </w:pPr>
+      <w:r>
+        <w:rPr>
+          <w:lang w:val="en-US"/>
+        </w:rPr>
+        <w:t xml:space="preserve">  </w:t>
+      </w:r>
+      <w:r>
+        <w:t>Поля</w:t>
+      </w:r>
+      <w:r>
+        <w:rPr>
+          <w:lang w:val="en-US"/>
+        </w:rPr>
+        <w:t>: FollowDistance, Height, PositionSmoothing (SmoothDamp time), RotationSmoothing (Slerp factor per second), LookAheadFactor (</w:t>
+      </w:r>
+      <w:r>
+        <w:t>множитель</w:t>
+      </w:r>
+      <w:r>
+        <w:rPr>
+          <w:lang w:val="en-US"/>
+        </w:rPr>
+        <w:t xml:space="preserve"> </w:t>
+      </w:r>
+      <w:r>
+        <w:t>скорости</w:t>
+      </w:r>
+      <w:r>
+        <w:rPr>
+          <w:lang w:val="en-US"/>
+        </w:rPr>
+        <w:t xml:space="preserve"> target'</w:t>
+      </w:r>
+      <w:r>
+        <w:t>а</w:t>
+      </w:r>
+      <w:r>
+        <w:rPr>
+          <w:lang w:val="en-US"/>
+        </w:rPr>
+        <w:t xml:space="preserve"> </w:t>
+      </w:r>
+      <w:r>
+        <w:t>для</w:t>
+      </w:r>
+    </w:p>
+    <w:p>
+      <w:r>
+        <w:rPr>
+          <w:lang w:val="en-US"/>
+        </w:rPr>
+        <w:t xml:space="preserve">  </w:t>
+      </w:r>
+      <w:r>
+        <w:t>упреждающего смещения).</w:t>
+      </w:r>
+    </w:p>
+    <w:p/>
+    <w:p>
+      <w:r>
+        <w:t xml:space="preserve">  2. Services/Car (pure C#)</w:t>
+      </w:r>
+    </w:p>
+    <w:p/>
+    <w:p>
+      <w:pPr>
+        <w:rPr>
+          <w:lang w:val="en-US"/>
+        </w:rPr>
+      </w:pPr>
+      <w:r>
+        <w:t xml:space="preserve">  </w:t>
+      </w:r>
+      <w:r>
+        <w:rPr>
+          <w:lang w:val="en-US"/>
+        </w:rPr>
+        <w:t>Services/Car/ICarMovementService.cs — namespace FlatOutLike.Services.Car:</w:t>
+      </w:r>
+    </w:p>
+    <w:p>
+      <w:pPr>
+        <w:rPr>
+          <w:lang w:val="en-US"/>
+        </w:rPr>
+      </w:pPr>
+      <w:r>
+        <w:rPr>
+          <w:lang w:val="en-US"/>
+        </w:rPr>
+        <w:t xml:space="preserve">  float CalculateMotorTorque(float throttle, float currentForwardSpeed, CarStatsConfig stats);</w:t>
+      </w:r>
+    </w:p>
+    <w:p>
+      <w:pPr>
+        <w:rPr>
+          <w:lang w:val="en-US"/>
+        </w:rPr>
+      </w:pPr>
+      <w:r>
+        <w:rPr>
+          <w:lang w:val="en-US"/>
+        </w:rPr>
+        <w:t xml:space="preserve">  float CalculateSteerAngle(float steerInput, float currentForwardSpeed, CarStatsConfig stats);</w:t>
+      </w:r>
+    </w:p>
+    <w:p>
+      <w:pPr>
+        <w:rPr>
+          <w:lang w:val="en-US"/>
+        </w:rPr>
+      </w:pPr>
+      <w:r>
+        <w:rPr>
+          <w:lang w:val="en-US"/>
+        </w:rPr>
+        <w:t xml:space="preserve">  float CalculateBrakeTorque(bool handbrake, CarStatsConfig stats);</w:t>
+      </w:r>
+    </w:p>
+    <w:p>
+      <w:pPr>
+        <w:rPr>
+          <w:lang w:val="en-US"/>
+        </w:rPr>
+      </w:pPr>
+    </w:p>
+    <w:p>
+      <w:pPr>
+        <w:rPr>
+          <w:lang w:val="en-US"/>
+        </w:rPr>
+      </w:pPr>
+      <w:r>
+        <w:rPr>
+          <w:lang w:val="en-US"/>
+        </w:rPr>
+        <w:t xml:space="preserve">  Services/Car/CarMovementService.cs — </w:t>
+      </w:r>
+      <w:r>
+        <w:t>реализация</w:t>
+      </w:r>
+      <w:r>
+        <w:rPr>
+          <w:lang w:val="en-US"/>
+        </w:rPr>
+        <w:t>:</w:t>
+      </w:r>
+    </w:p>
+    <w:p>
+      <w:pPr>
+        <w:rPr>
+          <w:lang w:val="en-US"/>
+        </w:rPr>
+      </w:pPr>
+      <w:r>
+        <w:rPr>
+          <w:lang w:val="en-US"/>
+        </w:rPr>
+        <w:t xml:space="preserve">  - CalculateMotorTorque: </w:t>
+      </w:r>
+      <w:r>
+        <w:t>при</w:t>
+      </w:r>
+      <w:r>
+        <w:rPr>
+          <w:lang w:val="en-US"/>
+        </w:rPr>
+        <w:t xml:space="preserve"> |currentSpeed| &lt; TopSpeed → throttle * Acceleration; </w:t>
+      </w:r>
+      <w:r>
+        <w:t>иначе</w:t>
+      </w:r>
+      <w:r>
+        <w:rPr>
+          <w:lang w:val="en-US"/>
+        </w:rPr>
+        <w:t xml:space="preserve"> 0 (cap). </w:t>
+      </w:r>
+      <w:r>
+        <w:t>Чисто</w:t>
+      </w:r>
+      <w:r>
+        <w:rPr>
+          <w:lang w:val="en-US"/>
+        </w:rPr>
+        <w:t xml:space="preserve"> </w:t>
+      </w:r>
+      <w:r>
+        <w:t>формула</w:t>
+      </w:r>
+      <w:r>
+        <w:rPr>
+          <w:lang w:val="en-US"/>
+        </w:rPr>
+        <w:t xml:space="preserve"> </w:t>
+      </w:r>
+      <w:r>
+        <w:t>без</w:t>
+      </w:r>
+      <w:r>
+        <w:rPr>
+          <w:lang w:val="en-US"/>
+        </w:rPr>
+        <w:t xml:space="preserve"> Unity API </w:t>
+      </w:r>
+      <w:r>
+        <w:t>кроме</w:t>
+      </w:r>
+      <w:r>
+        <w:rPr>
+          <w:lang w:val="en-US"/>
+        </w:rPr>
+        <w:t xml:space="preserve"> Mathf.Abs.</w:t>
+      </w:r>
+    </w:p>
+    <w:p>
+      <w:pPr>
+        <w:rPr>
+          <w:lang w:val="en-US"/>
+        </w:rPr>
+      </w:pPr>
+      <w:r>
+        <w:rPr>
+          <w:lang w:val="en-US"/>
+        </w:rPr>
+        <w:t xml:space="preserve">  - CalculateSteerAngle: </w:t>
+      </w:r>
+      <w:r>
+        <w:t>линейная</w:t>
+      </w:r>
+      <w:r>
+        <w:rPr>
+          <w:lang w:val="en-US"/>
+        </w:rPr>
+        <w:t xml:space="preserve"> </w:t>
+      </w:r>
+      <w:r>
+        <w:t>редукция</w:t>
+      </w:r>
+      <w:r>
+        <w:rPr>
+          <w:lang w:val="en-US"/>
+        </w:rPr>
+        <w:t xml:space="preserve"> </w:t>
+      </w:r>
+      <w:r>
+        <w:t>от</w:t>
+      </w:r>
+      <w:r>
+        <w:rPr>
+          <w:lang w:val="en-US"/>
+        </w:rPr>
+        <w:t xml:space="preserve"> SteerAngle </w:t>
+      </w:r>
+      <w:r>
+        <w:t>к</w:t>
+      </w:r>
+      <w:r>
+        <w:rPr>
+          <w:lang w:val="en-US"/>
+        </w:rPr>
+        <w:t xml:space="preserve"> SteerAngle * (1 - SteerSpeedFalloff) </w:t>
+      </w:r>
+      <w:r>
+        <w:t>при</w:t>
+      </w:r>
+      <w:r>
+        <w:rPr>
+          <w:lang w:val="en-US"/>
+        </w:rPr>
+        <w:t xml:space="preserve"> </w:t>
+      </w:r>
+      <w:r>
+        <w:t>достижении</w:t>
+      </w:r>
+      <w:r>
+        <w:rPr>
+          <w:lang w:val="en-US"/>
+        </w:rPr>
+        <w:t xml:space="preserve"> TopSpeed.</w:t>
+      </w:r>
+    </w:p>
+    <w:p>
+      <w:pPr>
+        <w:rPr>
+          <w:lang w:val="en-US"/>
+        </w:rPr>
+      </w:pPr>
+      <w:r>
+        <w:rPr>
+          <w:lang w:val="en-US"/>
+        </w:rPr>
+        <w:t xml:space="preserve">  - CalculateBrakeTorque: handbrake ? BrakeForce : 0.</w:t>
+      </w:r>
+    </w:p>
+    <w:p>
+      <w:pPr>
+        <w:rPr>
+          <w:lang w:val="en-US"/>
+        </w:rPr>
+      </w:pPr>
+      <w:r>
+        <w:rPr>
+          <w:lang w:val="en-US"/>
+        </w:rPr>
+        <w:t xml:space="preserve">  - Stateless → Singleton.</w:t>
+      </w:r>
+    </w:p>
+    <w:p>
+      <w:pPr>
+        <w:rPr>
+          <w:lang w:val="en-US"/>
+        </w:rPr>
+      </w:pPr>
+    </w:p>
+    <w:p>
+      <w:pPr>
+        <w:rPr>
+          <w:lang w:val="en-US"/>
+        </w:rPr>
+      </w:pPr>
+      <w:r>
+        <w:rPr>
+          <w:lang w:val="en-US"/>
+        </w:rPr>
+        <w:t xml:space="preserve">  3. Controllers/Car (MonoBehaviour)</w:t>
+      </w:r>
+    </w:p>
+    <w:p>
+      <w:pPr>
+        <w:rPr>
+          <w:lang w:val="en-US"/>
+        </w:rPr>
+      </w:pPr>
+    </w:p>
+    <w:p>
+      <w:pPr>
+        <w:rPr>
+          <w:lang w:val="en-US"/>
+        </w:rPr>
+      </w:pPr>
+      <w:r>
+        <w:rPr>
+          <w:lang w:val="en-US"/>
+        </w:rPr>
+        <w:t xml:space="preserve">  Controllers/Car/CarController.cs — namespace FlatOutLike.Controllers.Car:</w:t>
+      </w:r>
+    </w:p>
+    <w:p>
+      <w:pPr>
+        <w:rPr>
+          <w:lang w:val="en-US"/>
+        </w:rPr>
+      </w:pPr>
+      <w:r>
+        <w:rPr>
+          <w:lang w:val="en-US"/>
+        </w:rPr>
+        <w:t xml:space="preserve">  - [SerializeField] </w:t>
+      </w:r>
+      <w:r>
+        <w:t>поля</w:t>
+      </w:r>
+      <w:r>
+        <w:rPr>
+          <w:lang w:val="en-US"/>
+        </w:rPr>
+        <w:t>: Rigidbody _rigidbody, WheelCollider[] _driveWheels, WheelCollider[] _steerWheels, Transform[] _wheelVisuals (</w:t>
+      </w:r>
+      <w:r>
+        <w:t>опционально</w:t>
       </w:r>
       <w:r>
         <w:rPr>
@@ -2269,50 +2990,33 @@
         <w:t xml:space="preserve">, </w:t>
       </w:r>
       <w:r>
-        <w:t>с</w:t>
-      </w:r>
-      <w:r>
-        <w:rPr>
-          <w:lang w:val="en-US"/>
-        </w:rPr>
-        <w:t xml:space="preserve"> Undo. </w:t>
-      </w:r>
-      <w:r>
-        <w:t>Запускается</w:t>
-      </w:r>
-      <w:r>
-        <w:rPr>
-          <w:lang w:val="en-US"/>
-        </w:rPr>
-        <w:t xml:space="preserve"> </w:t>
-      </w:r>
-      <w:r>
-        <w:t>параллельно</w:t>
-      </w:r>
-      <w:r>
-        <w:rPr>
-          <w:lang w:val="en-US"/>
-        </w:rPr>
-        <w:t xml:space="preserve"> code-reviewer </w:t>
-      </w:r>
-      <w:r>
-        <w:t>после</w:t>
-      </w:r>
-      <w:r>
-        <w:rPr>
-          <w:lang w:val="en-US"/>
-        </w:rPr>
-        <w:t xml:space="preserve"> code-writer.</w:t>
-      </w:r>
-    </w:p>
-    <w:p>
-      <w:pPr>
-        <w:rPr>
-          <w:lang w:val="en-US"/>
-        </w:rPr>
-      </w:pPr>
-    </w:p>
-    <w:p>
+        <w:t>для</w:t>
+      </w:r>
+      <w:r>
+        <w:rPr>
+          <w:lang w:val="en-US"/>
+        </w:rPr>
+        <w:t xml:space="preserve"> </w:t>
+      </w:r>
+      <w:r>
+        <w:t>синка</w:t>
+      </w:r>
+      <w:r>
+        <w:rPr>
+          <w:lang w:val="en-US"/>
+        </w:rPr>
+        <w:t xml:space="preserve"> </w:t>
+      </w:r>
+      <w:r>
+        <w:t>вращения</w:t>
+      </w:r>
+    </w:p>
+    <w:p>
+      <w:pPr>
+        <w:rPr>
+          <w:lang w:val="en-US"/>
+        </w:rPr>
+      </w:pPr>
       <w:r>
         <w:rPr>
           <w:lang w:val="en-US"/>
@@ -2320,92 +3024,13 @@
         <w:t xml:space="preserve">  </w:t>
       </w:r>
       <w:r>
-        <w:t>Что НЕ делаю на шаге 1 (вне scope)</w:t>
-      </w:r>
-    </w:p>
-    <w:p/>
-    <w:p>
-      <w:r>
-        <w:t xml:space="preserve">  - CarController, любая логика машины — шаг 2.</w:t>
-      </w:r>
-    </w:p>
-    <w:p>
-      <w:r>
-        <w:t xml:space="preserve">  - DamageService, повреждения — шаг 3.</w:t>
-      </w:r>
-    </w:p>
-    <w:p>
-      <w:r>
-        <w:t xml:space="preserve">  - AI, враги — шаг 4.</w:t>
-      </w:r>
-    </w:p>
-    <w:p>
-      <w:pPr>
-        <w:rPr>
-          <w:lang w:val="en-US"/>
-        </w:rPr>
-      </w:pPr>
-      <w:r>
-        <w:t xml:space="preserve">  </w:t>
-      </w:r>
-      <w:r>
-        <w:rPr>
-          <w:lang w:val="en-US"/>
-        </w:rPr>
-        <w:t xml:space="preserve">- EjectCommand, ragdoll — </w:t>
-      </w:r>
-      <w:r>
-        <w:t>шаг</w:t>
-      </w:r>
-      <w:r>
-        <w:rPr>
-          <w:lang w:val="en-US"/>
-        </w:rPr>
-        <w:t> 6.</w:t>
-      </w:r>
-    </w:p>
-    <w:p>
-      <w:pPr>
-        <w:rPr>
-          <w:lang w:val="en-US"/>
-        </w:rPr>
-      </w:pPr>
-      <w:r>
-        <w:rPr>
-          <w:lang w:val="en-US"/>
-        </w:rPr>
-        <w:t xml:space="preserve">  - DerbyMatchService — </w:t>
-      </w:r>
-      <w:r>
-        <w:t>шаг</w:t>
-      </w:r>
-      <w:r>
-        <w:rPr>
-          <w:lang w:val="en-US"/>
-        </w:rPr>
-        <w:t> 5.</w:t>
-      </w:r>
-    </w:p>
-    <w:p>
-      <w:pPr>
-        <w:rPr>
-          <w:lang w:val="en-US"/>
-        </w:rPr>
-      </w:pPr>
-      <w:r>
-        <w:rPr>
-          <w:lang w:val="en-US"/>
-        </w:rPr>
-        <w:t xml:space="preserve">  - MobileInputProvider — </w:t>
-      </w:r>
-      <w:r>
-        <w:t>шаг</w:t>
-      </w:r>
-      <w:r>
-        <w:rPr>
-          <w:lang w:val="en-US"/>
-        </w:rPr>
-        <w:t> 9.</w:t>
+        <w:t>колёс</w:t>
+      </w:r>
+      <w:r>
+        <w:rPr>
+          <w:lang w:val="en-US"/>
+        </w:rPr>
+        <w:t>), CarStatsConfig _config.</w:t>
       </w:r>
     </w:p>
     <w:p>
@@ -2421,1329 +3046,78 @@
         <w:t xml:space="preserve">  - </w:t>
       </w:r>
       <w:r>
-        <w:t>Конкретные</w:t>
-      </w:r>
-      <w:r>
-        <w:rPr>
-          <w:lang w:val="en-US"/>
-        </w:rPr>
-        <w:t xml:space="preserve"> CarStatsConfig/DerbyMatchConfig SO — </w:t>
-      </w:r>
-      <w:r>
-        <w:t>шаги</w:t>
-      </w:r>
-      <w:r>
-        <w:rPr>
-          <w:lang w:val="en-US"/>
-        </w:rPr>
-        <w:t xml:space="preserve"> 2+.</w:t>
-      </w:r>
-    </w:p>
-    <w:p>
-      <w:pPr>
-        <w:rPr>
-          <w:lang w:val="en-US"/>
-        </w:rPr>
-      </w:pPr>
-      <w:r>
-        <w:rPr>
-          <w:lang w:val="en-US"/>
-        </w:rPr>
-        <w:t xml:space="preserve">  - </w:t>
-      </w:r>
-      <w:r>
-        <w:t>Реальные</w:t>
-      </w:r>
-      <w:r>
-        <w:rPr>
-          <w:lang w:val="en-US"/>
-        </w:rPr>
-        <w:t xml:space="preserve"> </w:t>
-      </w:r>
-      <w:r>
-        <w:t>данные</w:t>
-      </w:r>
-      <w:r>
-        <w:rPr>
-          <w:lang w:val="en-US"/>
-        </w:rPr>
-        <w:t xml:space="preserve"> </w:t>
-      </w:r>
-      <w:r>
-        <w:t>в</w:t>
-      </w:r>
-      <w:r>
-        <w:rPr>
-          <w:lang w:val="en-US"/>
-        </w:rPr>
-        <w:t xml:space="preserve"> IPlayerProfile (cars, upgrades) — </w:t>
-      </w:r>
-      <w:r>
-        <w:t>шаг</w:t>
-      </w:r>
-      <w:r>
-        <w:rPr>
-          <w:lang w:val="en-US"/>
-        </w:rPr>
-        <w:t> 8.</w:t>
-      </w:r>
-    </w:p>
-    <w:p>
-      <w:pPr>
-        <w:rPr>
-          <w:lang w:val="en-US"/>
-        </w:rPr>
-      </w:pPr>
-    </w:p>
-    <w:p>
-      <w:pPr>
-        <w:rPr>
-          <w:lang w:val="en-US"/>
-        </w:rPr>
-      </w:pPr>
-      <w:r>
-        <w:rPr>
-          <w:lang w:val="en-US"/>
-        </w:rPr>
-        <w:t xml:space="preserve">  Workflow</w:t>
-      </w:r>
-    </w:p>
-    <w:p>
-      <w:pPr>
-        <w:rPr>
-          <w:lang w:val="en-US"/>
-        </w:rPr>
-      </w:pPr>
-    </w:p>
-    <w:p>
-      <w:r>
-        <w:rPr>
-          <w:lang w:val="en-US"/>
-        </w:rPr>
-        <w:t xml:space="preserve">  </w:t>
-      </w:r>
-      <w:r>
-        <w:t>1. code-writer пишет все файлы по списку.</w:t>
-      </w:r>
-    </w:p>
-    <w:p>
-      <w:pPr>
-        <w:rPr>
-          <w:lang w:val="en-US"/>
-        </w:rPr>
-      </w:pPr>
-      <w:r>
-        <w:t xml:space="preserve">  </w:t>
-      </w:r>
-      <w:r>
-        <w:rPr>
-          <w:lang w:val="en-US"/>
-        </w:rPr>
-        <w:t xml:space="preserve">2. </w:t>
-      </w:r>
-      <w:r>
-        <w:t>После</w:t>
-      </w:r>
-      <w:r>
-        <w:rPr>
-          <w:lang w:val="en-US"/>
-        </w:rPr>
-        <w:t xml:space="preserve"> </w:t>
-      </w:r>
-      <w:r>
-        <w:t>него</w:t>
-      </w:r>
-      <w:r>
-        <w:rPr>
-          <w:lang w:val="en-US"/>
-        </w:rPr>
-        <w:t xml:space="preserve"> </w:t>
-      </w:r>
-      <w:r>
-        <w:t>параллельно</w:t>
-      </w:r>
-      <w:r>
-        <w:rPr>
-          <w:lang w:val="en-US"/>
-        </w:rPr>
-        <w:t>: code-reviewer (</w:t>
-      </w:r>
-      <w:r>
-        <w:t>ревью</w:t>
-      </w:r>
-      <w:r>
-        <w:rPr>
-          <w:lang w:val="en-US"/>
-        </w:rPr>
-        <w:t xml:space="preserve"> diff) + editor-script-creator (Build Bootstrap Scene).</w:t>
-      </w:r>
-    </w:p>
-    <w:p>
-      <w:r>
-        <w:rPr>
-          <w:lang w:val="en-US"/>
-        </w:rPr>
-        <w:t xml:space="preserve">  </w:t>
-      </w:r>
-      <w:r>
-        <w:t>3. Правки от reviewer → второй проход code-writer (если нужен).</w:t>
-      </w:r>
-    </w:p>
-    <w:p>
-      <w:r>
-        <w:t xml:space="preserve">  4. Отчёт. Жду твой результат проверки в Unity.</w:t>
-      </w:r>
-    </w:p>
-    <w:p/>
-    <w:p>
-      <w:pPr>
-        <w:pStyle w:val="3"/>
-      </w:pPr>
-      <w:r>
-        <w:t>План шага 2 «Машина одна, без врагов»</w:t>
-      </w:r>
-    </w:p>
-    <w:p/>
-    <w:p>
-      <w:r>
-        <w:t xml:space="preserve">  Что НЕ делаю (вне scope шага)</w:t>
-      </w:r>
-    </w:p>
-    <w:p/>
-    <w:p>
-      <w:r>
-        <w:t xml:space="preserve">  - Никаких повреждений / DamageService (шаг 3).</w:t>
-      </w:r>
-    </w:p>
-    <w:p>
-      <w:r>
-        <w:t xml:space="preserve">  - Никакого AI / врагов (шаг 4).</w:t>
-      </w:r>
-    </w:p>
-    <w:p>
-      <w:r>
-        <w:t xml:space="preserve">  - Никакого NitroService / pickup'ов (шаг 5).</w:t>
-      </w:r>
-    </w:p>
-    <w:p>
-      <w:r>
-        <w:t xml:space="preserve">  - Никакого ICameraBehaviour interface + CameraRig + CameraService — на шаге 2 камера живёт как одиночный MonoBehaviour. Абстракция появится на шаге 6, когда добавится</w:t>
-      </w:r>
-    </w:p>
-    <w:p>
-      <w:r>
-        <w:t xml:space="preserve">  OrbitDriverCameraBehaviour.</w:t>
-      </w:r>
-    </w:p>
-    <w:p>
-      <w:r>
-        <w:t xml:space="preserve">  - Никакого HUD / UI.</w:t>
-      </w:r>
-    </w:p>
-    <w:p>
-      <w:r>
-        <w:t xml:space="preserve">  - Поле MaxArmor в CarStatsConfig создам как поле (нужно по §4 game-design), но не использую в коде шага 2 — пригодится на шаге 3 без правки SO.</w:t>
-      </w:r>
-    </w:p>
-    <w:p/>
-    <w:p>
-      <w:r>
-        <w:t xml:space="preserve">  Порядок файлов (по слоям)</w:t>
-      </w:r>
-    </w:p>
-    <w:p/>
-    <w:p>
-      <w:r>
-        <w:t xml:space="preserve">  1. Data/Configs (SO-определения)</w:t>
-      </w:r>
-    </w:p>
-    <w:p/>
-    <w:p>
-      <w:pPr>
-        <w:rPr>
-          <w:lang w:val="en-US"/>
-        </w:rPr>
-      </w:pPr>
-      <w:r>
-        <w:t xml:space="preserve">  </w:t>
-      </w:r>
-      <w:r>
-        <w:rPr>
-          <w:lang w:val="en-US"/>
-        </w:rPr>
-        <w:t>Assets/Development/Scripts/Data/Configs/Car/CarStatsConfig.cs</w:t>
-      </w:r>
-    </w:p>
-    <w:p>
-      <w:pPr>
-        <w:rPr>
-          <w:lang w:val="en-US"/>
-        </w:rPr>
-      </w:pPr>
-      <w:r>
-        <w:rPr>
-          <w:lang w:val="en-US"/>
-        </w:rPr>
-        <w:t xml:space="preserve">  namespace </w:t>
-      </w:r>
-      <w:proofErr w:type="gramStart"/>
-      <w:r>
-        <w:rPr>
-          <w:lang w:val="en-US"/>
-        </w:rPr>
-        <w:t>FlatOutLike.Data.Configs.Car</w:t>
-      </w:r>
-      <w:proofErr w:type="gramEnd"/>
-      <w:r>
-        <w:rPr>
-          <w:lang w:val="en-US"/>
-        </w:rPr>
-        <w:t>. [</w:t>
-      </w:r>
-      <w:proofErr w:type="gramStart"/>
-      <w:r>
-        <w:rPr>
-          <w:lang w:val="en-US"/>
-        </w:rPr>
-        <w:t>CreateAssetMenu(</w:t>
-      </w:r>
-      <w:proofErr w:type="gramEnd"/>
-      <w:r>
-        <w:rPr>
-          <w:lang w:val="en-US"/>
-        </w:rPr>
-        <w:t>menuName = "FlatOutLike/Car/CarStatsConfig")].</w:t>
-      </w:r>
-    </w:p>
-    <w:p>
-      <w:r>
-        <w:rPr>
-          <w:lang w:val="en-US"/>
-        </w:rPr>
-        <w:t xml:space="preserve">  </w:t>
-      </w:r>
-      <w:r>
-        <w:t>Поля (полный набор по §4 game-design — лишние не используются на шаге 2):</w:t>
-      </w:r>
-    </w:p>
-    <w:p>
-      <w:pPr>
-        <w:rPr>
-          <w:lang w:val="en-US"/>
-        </w:rPr>
-      </w:pPr>
-      <w:r>
-        <w:t xml:space="preserve">  </w:t>
-      </w:r>
-      <w:r>
-        <w:rPr>
-          <w:lang w:val="en-US"/>
-        </w:rPr>
-        <w:t xml:space="preserve">- Acceleration (motor torque </w:t>
-      </w:r>
-      <w:r>
-        <w:t>на</w:t>
-      </w:r>
-      <w:r>
-        <w:rPr>
-          <w:lang w:val="en-US"/>
-        </w:rPr>
-        <w:t xml:space="preserve"> drive-wheels)</w:t>
-      </w:r>
-    </w:p>
-    <w:p>
-      <w:pPr>
-        <w:rPr>
-          <w:lang w:val="en-US"/>
-        </w:rPr>
-      </w:pPr>
-      <w:r>
-        <w:rPr>
-          <w:lang w:val="en-US"/>
-        </w:rPr>
-        <w:t xml:space="preserve">  - TopSpeed (</w:t>
-      </w:r>
-      <w:r>
-        <w:t>м</w:t>
-      </w:r>
-      <w:r>
-        <w:rPr>
-          <w:lang w:val="en-US"/>
-        </w:rPr>
-        <w:t>/</w:t>
-      </w:r>
-      <w:r>
-        <w:t>с</w:t>
-      </w:r>
-      <w:r>
-        <w:rPr>
-          <w:lang w:val="en-US"/>
-        </w:rPr>
-        <w:t xml:space="preserve"> — cap)</w:t>
-      </w:r>
-    </w:p>
-    <w:p>
-      <w:pPr>
-        <w:rPr>
-          <w:lang w:val="en-US"/>
-        </w:rPr>
-      </w:pPr>
-      <w:r>
-        <w:rPr>
-          <w:lang w:val="en-US"/>
-        </w:rPr>
-        <w:t xml:space="preserve">  - Mass (kg → </w:t>
-      </w:r>
-      <w:r>
-        <w:t>применится</w:t>
-      </w:r>
-      <w:r>
-        <w:rPr>
-          <w:lang w:val="en-US"/>
-        </w:rPr>
-        <w:t xml:space="preserve"> </w:t>
-      </w:r>
-      <w:r>
-        <w:t>к</w:t>
-      </w:r>
-      <w:r>
-        <w:rPr>
-          <w:lang w:val="en-US"/>
-        </w:rPr>
-        <w:t xml:space="preserve"> Rigidbody.mass)</w:t>
-      </w:r>
-    </w:p>
-    <w:p>
-      <w:r>
-        <w:rPr>
-          <w:lang w:val="en-US"/>
-        </w:rPr>
-        <w:t xml:space="preserve">  </w:t>
-      </w:r>
-      <w:r>
-        <w:t>- SteerAngle (° — макс угол поворота передних колёс)</w:t>
-      </w:r>
-    </w:p>
-    <w:p>
-      <w:pPr>
-        <w:rPr>
-          <w:lang w:val="en-US"/>
-        </w:rPr>
-      </w:pPr>
-      <w:r>
-        <w:t xml:space="preserve">  </w:t>
-      </w:r>
-      <w:r>
-        <w:rPr>
-          <w:lang w:val="en-US"/>
-        </w:rPr>
-        <w:t>- BrakeForce (handbrake torque)</w:t>
-      </w:r>
-    </w:p>
-    <w:p>
-      <w:pPr>
-        <w:rPr>
-          <w:lang w:val="en-US"/>
-        </w:rPr>
-      </w:pPr>
-      <w:r>
-        <w:rPr>
-          <w:lang w:val="en-US"/>
-        </w:rPr>
-        <w:t xml:space="preserve">  - MaxArmor (</w:t>
-      </w:r>
-      <w:r>
-        <w:t>для</w:t>
-      </w:r>
-      <w:r>
-        <w:rPr>
-          <w:lang w:val="en-US"/>
-        </w:rPr>
-        <w:t xml:space="preserve"> </w:t>
-      </w:r>
-      <w:r>
-        <w:t>шага</w:t>
-      </w:r>
-      <w:r>
-        <w:rPr>
-          <w:lang w:val="en-US"/>
-        </w:rPr>
-        <w:t xml:space="preserve"> 3 — </w:t>
-      </w:r>
-      <w:r>
-        <w:t>задел</w:t>
-      </w:r>
-      <w:r>
-        <w:rPr>
-          <w:lang w:val="en-US"/>
-        </w:rPr>
-        <w:t>)</w:t>
-      </w:r>
-    </w:p>
-    <w:p>
-      <w:pPr>
-        <w:rPr>
-          <w:lang w:val="en-US"/>
-        </w:rPr>
-      </w:pPr>
-      <w:r>
-        <w:rPr>
-          <w:lang w:val="en-US"/>
-        </w:rPr>
-        <w:t xml:space="preserve">  - NitroCapacity, NitroForce (</w:t>
-      </w:r>
-      <w:r>
-        <w:t>для</w:t>
-      </w:r>
-      <w:r>
-        <w:rPr>
-          <w:lang w:val="en-US"/>
-        </w:rPr>
-        <w:t xml:space="preserve"> </w:t>
-      </w:r>
-      <w:r>
-        <w:t>шага</w:t>
-      </w:r>
-      <w:r>
-        <w:rPr>
-          <w:lang w:val="en-US"/>
-        </w:rPr>
-        <w:t xml:space="preserve"> 5 — </w:t>
-      </w:r>
-      <w:r>
-        <w:t>задел</w:t>
-      </w:r>
-      <w:r>
-        <w:rPr>
-          <w:lang w:val="en-US"/>
-        </w:rPr>
-        <w:t>)</w:t>
-      </w:r>
-    </w:p>
-    <w:p>
-      <w:pPr>
-        <w:rPr>
-          <w:lang w:val="en-US"/>
-        </w:rPr>
-      </w:pPr>
-      <w:r>
-        <w:rPr>
-          <w:lang w:val="en-US"/>
-        </w:rPr>
-        <w:t xml:space="preserve">  - WheelFriction (</w:t>
-      </w:r>
-      <w:r>
-        <w:t>множитель</w:t>
-      </w:r>
-      <w:r>
-        <w:rPr>
-          <w:lang w:val="en-US"/>
-        </w:rPr>
-        <w:t xml:space="preserve"> </w:t>
-      </w:r>
-      <w:r>
-        <w:t>для</w:t>
-      </w:r>
-      <w:r>
-        <w:rPr>
-          <w:lang w:val="en-US"/>
-        </w:rPr>
-        <w:t xml:space="preserve"> </w:t>
-      </w:r>
-      <w:proofErr w:type="gramStart"/>
-      <w:r>
-        <w:rPr>
-          <w:lang w:val="en-US"/>
-        </w:rPr>
-        <w:t>WheelCollider.forwardFriction.stiffness</w:t>
-      </w:r>
-      <w:proofErr w:type="gramEnd"/>
-      <w:r>
-        <w:rPr>
-          <w:lang w:val="en-US"/>
-        </w:rPr>
-        <w:t>)</w:t>
-      </w:r>
-    </w:p>
-    <w:p>
-      <w:r>
-        <w:rPr>
-          <w:lang w:val="en-US"/>
-        </w:rPr>
-        <w:t xml:space="preserve">  </w:t>
-      </w:r>
-      <w:r>
-        <w:t>- CenterOfMassOffset (Vector3, для стабильности — обычно небольшой negative y)</w:t>
-      </w:r>
-    </w:p>
-    <w:p>
-      <w:r>
-        <w:t xml:space="preserve">  - SteerSpeedFalloff (</w:t>
-      </w:r>
-      <w:proofErr w:type="gramStart"/>
-      <w:r>
-        <w:t>0..</w:t>
-      </w:r>
-      <w:proofErr w:type="gramEnd"/>
-      <w:r>
-        <w:t>1, насколько уменьшать SteerAngle на высокой скорости; 0 = не уменьшать)</w:t>
-      </w:r>
-    </w:p>
-    <w:p/>
-    <w:p>
-      <w:pPr>
-        <w:rPr>
-          <w:lang w:val="en-US"/>
-        </w:rPr>
-      </w:pPr>
-      <w:r>
-        <w:t xml:space="preserve">  </w:t>
-      </w:r>
-      <w:r>
-        <w:rPr>
-          <w:lang w:val="en-US"/>
-        </w:rPr>
-        <w:t>Assets/Development/Scripts/Data/Configs/Camera/ChaseCameraConfig.cs</w:t>
-      </w:r>
-    </w:p>
-    <w:p>
-      <w:pPr>
-        <w:rPr>
-          <w:lang w:val="en-US"/>
-        </w:rPr>
-      </w:pPr>
-      <w:r>
-        <w:rPr>
-          <w:lang w:val="en-US"/>
-        </w:rPr>
-        <w:t xml:space="preserve">  namespace </w:t>
-      </w:r>
-      <w:proofErr w:type="gramStart"/>
-      <w:r>
-        <w:rPr>
-          <w:lang w:val="en-US"/>
-        </w:rPr>
-        <w:t>FlatOutLike.Data.Configs.Camera</w:t>
-      </w:r>
-      <w:proofErr w:type="gramEnd"/>
-      <w:r>
-        <w:rPr>
-          <w:lang w:val="en-US"/>
-        </w:rPr>
-        <w:t>. [CreateAssetMenu].</w:t>
-      </w:r>
-    </w:p>
-    <w:p>
-      <w:pPr>
-        <w:rPr>
-          <w:lang w:val="en-US"/>
-        </w:rPr>
-      </w:pPr>
-      <w:r>
-        <w:rPr>
-          <w:lang w:val="en-US"/>
-        </w:rPr>
-        <w:t xml:space="preserve">  </w:t>
-      </w:r>
-      <w:r>
-        <w:t>Поля</w:t>
-      </w:r>
-      <w:r>
-        <w:rPr>
-          <w:lang w:val="en-US"/>
-        </w:rPr>
-        <w:t>: FollowDistance, Height, PositionSmoothing (SmoothDamp time), RotationSmoothing (Slerp factor per second), LookAheadFactor (</w:t>
-      </w:r>
-      <w:r>
-        <w:t>множитель</w:t>
-      </w:r>
-      <w:r>
-        <w:rPr>
-          <w:lang w:val="en-US"/>
-        </w:rPr>
-        <w:t xml:space="preserve"> </w:t>
-      </w:r>
-      <w:r>
-        <w:t>скорости</w:t>
-      </w:r>
-      <w:r>
-        <w:rPr>
-          <w:lang w:val="en-US"/>
-        </w:rPr>
-        <w:t xml:space="preserve"> target'</w:t>
-      </w:r>
-      <w:r>
-        <w:t>а</w:t>
-      </w:r>
-      <w:r>
-        <w:rPr>
-          <w:lang w:val="en-US"/>
-        </w:rPr>
-        <w:t xml:space="preserve"> </w:t>
-      </w:r>
-      <w:r>
-        <w:t>для</w:t>
-      </w:r>
-    </w:p>
-    <w:p>
-      <w:r>
-        <w:rPr>
-          <w:lang w:val="en-US"/>
-        </w:rPr>
-        <w:t xml:space="preserve">  </w:t>
-      </w:r>
-      <w:r>
-        <w:t>упреждающего смещения).</w:t>
-      </w:r>
-    </w:p>
-    <w:p/>
-    <w:p>
-      <w:r>
-        <w:t xml:space="preserve">  2. Services/Car (pure C#)</w:t>
-      </w:r>
-    </w:p>
-    <w:p/>
-    <w:p>
-      <w:pPr>
-        <w:rPr>
-          <w:lang w:val="en-US"/>
-        </w:rPr>
-      </w:pPr>
-      <w:r>
-        <w:t xml:space="preserve">  </w:t>
-      </w:r>
-      <w:r>
-        <w:rPr>
-          <w:lang w:val="en-US"/>
-        </w:rPr>
-        <w:t xml:space="preserve">Services/Car/ICarMovementService.cs — namespace </w:t>
-      </w:r>
-      <w:proofErr w:type="gramStart"/>
-      <w:r>
-        <w:rPr>
-          <w:lang w:val="en-US"/>
-        </w:rPr>
-        <w:t>FlatOutLike.Services.Car</w:t>
-      </w:r>
-      <w:proofErr w:type="gramEnd"/>
-      <w:r>
-        <w:rPr>
-          <w:lang w:val="en-US"/>
-        </w:rPr>
-        <w:t>:</w:t>
-      </w:r>
-    </w:p>
-    <w:p>
-      <w:pPr>
-        <w:rPr>
-          <w:lang w:val="en-US"/>
-        </w:rPr>
-      </w:pPr>
-      <w:r>
-        <w:rPr>
-          <w:lang w:val="en-US"/>
-        </w:rPr>
-        <w:t xml:space="preserve">  float </w:t>
-      </w:r>
-      <w:proofErr w:type="gramStart"/>
-      <w:r>
-        <w:rPr>
-          <w:lang w:val="en-US"/>
-        </w:rPr>
-        <w:t>CalculateMotorTorque(</w:t>
-      </w:r>
-      <w:proofErr w:type="gramEnd"/>
-      <w:r>
-        <w:rPr>
-          <w:lang w:val="en-US"/>
-        </w:rPr>
-        <w:t>float throttle, float currentForwardSpeed, CarStatsConfig stats);</w:t>
-      </w:r>
-    </w:p>
-    <w:p>
-      <w:pPr>
-        <w:rPr>
-          <w:lang w:val="en-US"/>
-        </w:rPr>
-      </w:pPr>
-      <w:r>
-        <w:rPr>
-          <w:lang w:val="en-US"/>
-        </w:rPr>
-        <w:t xml:space="preserve">  float </w:t>
-      </w:r>
-      <w:proofErr w:type="gramStart"/>
-      <w:r>
-        <w:rPr>
-          <w:lang w:val="en-US"/>
-        </w:rPr>
-        <w:t>CalculateSteerAngle(</w:t>
-      </w:r>
-      <w:proofErr w:type="gramEnd"/>
-      <w:r>
-        <w:rPr>
-          <w:lang w:val="en-US"/>
-        </w:rPr>
-        <w:t>float steerInput, float currentForwardSpeed, CarStatsConfig stats);</w:t>
-      </w:r>
-    </w:p>
-    <w:p>
-      <w:pPr>
-        <w:rPr>
-          <w:lang w:val="en-US"/>
-        </w:rPr>
-      </w:pPr>
-      <w:r>
-        <w:rPr>
-          <w:lang w:val="en-US"/>
-        </w:rPr>
-        <w:t xml:space="preserve">  float </w:t>
-      </w:r>
-      <w:proofErr w:type="gramStart"/>
-      <w:r>
-        <w:rPr>
-          <w:lang w:val="en-US"/>
-        </w:rPr>
-        <w:t>CalculateBrakeTorque(</w:t>
-      </w:r>
-      <w:proofErr w:type="gramEnd"/>
-      <w:r>
-        <w:rPr>
-          <w:lang w:val="en-US"/>
-        </w:rPr>
-        <w:t>bool handbrake, CarStatsConfig stats);</w:t>
-      </w:r>
-    </w:p>
-    <w:p>
-      <w:pPr>
-        <w:rPr>
-          <w:lang w:val="en-US"/>
-        </w:rPr>
-      </w:pPr>
-    </w:p>
-    <w:p>
-      <w:pPr>
-        <w:rPr>
-          <w:lang w:val="en-US"/>
-        </w:rPr>
-      </w:pPr>
-      <w:r>
-        <w:rPr>
-          <w:lang w:val="en-US"/>
-        </w:rPr>
-        <w:t xml:space="preserve">  Services/Car/CarMovementService.cs — </w:t>
-      </w:r>
-      <w:r>
-        <w:t>реализация</w:t>
-      </w:r>
-      <w:r>
-        <w:rPr>
-          <w:lang w:val="en-US"/>
-        </w:rPr>
-        <w:t>:</w:t>
-      </w:r>
-    </w:p>
-    <w:p>
-      <w:pPr>
-        <w:rPr>
-          <w:lang w:val="en-US"/>
-        </w:rPr>
-      </w:pPr>
-      <w:r>
-        <w:rPr>
-          <w:lang w:val="en-US"/>
-        </w:rPr>
-        <w:t xml:space="preserve">  - CalculateMotorTorque: </w:t>
-      </w:r>
-      <w:r>
-        <w:t>при</w:t>
-      </w:r>
-      <w:r>
-        <w:rPr>
-          <w:lang w:val="en-US"/>
-        </w:rPr>
-        <w:t xml:space="preserve"> |currentSpeed| &lt; TopSpeed → throttle * Acceleration; </w:t>
-      </w:r>
-      <w:r>
-        <w:t>иначе</w:t>
-      </w:r>
-      <w:r>
-        <w:rPr>
-          <w:lang w:val="en-US"/>
-        </w:rPr>
-        <w:t xml:space="preserve"> 0 (cap). </w:t>
-      </w:r>
-      <w:r>
-        <w:t>Чисто</w:t>
-      </w:r>
-      <w:r>
-        <w:rPr>
-          <w:lang w:val="en-US"/>
-        </w:rPr>
-        <w:t xml:space="preserve"> </w:t>
-      </w:r>
-      <w:r>
-        <w:t>формула</w:t>
-      </w:r>
-      <w:r>
-        <w:rPr>
-          <w:lang w:val="en-US"/>
-        </w:rPr>
-        <w:t xml:space="preserve"> </w:t>
-      </w:r>
-      <w:r>
-        <w:t>без</w:t>
-      </w:r>
-      <w:r>
-        <w:rPr>
-          <w:lang w:val="en-US"/>
-        </w:rPr>
-        <w:t xml:space="preserve"> Unity API </w:t>
-      </w:r>
-      <w:r>
-        <w:t>кроме</w:t>
-      </w:r>
-      <w:r>
-        <w:rPr>
-          <w:lang w:val="en-US"/>
-        </w:rPr>
-        <w:t xml:space="preserve"> Mathf.Abs.</w:t>
-      </w:r>
-    </w:p>
-    <w:p>
-      <w:pPr>
-        <w:rPr>
-          <w:lang w:val="en-US"/>
-        </w:rPr>
-      </w:pPr>
-      <w:r>
-        <w:rPr>
-          <w:lang w:val="en-US"/>
-        </w:rPr>
-        <w:t xml:space="preserve">  - CalculateSteerAngle: </w:t>
-      </w:r>
-      <w:r>
-        <w:t>линейная</w:t>
-      </w:r>
-      <w:r>
-        <w:rPr>
-          <w:lang w:val="en-US"/>
-        </w:rPr>
-        <w:t xml:space="preserve"> </w:t>
-      </w:r>
-      <w:r>
-        <w:t>редукция</w:t>
-      </w:r>
-      <w:r>
-        <w:rPr>
-          <w:lang w:val="en-US"/>
-        </w:rPr>
-        <w:t xml:space="preserve"> </w:t>
-      </w:r>
-      <w:r>
-        <w:t>от</w:t>
-      </w:r>
-      <w:r>
-        <w:rPr>
-          <w:lang w:val="en-US"/>
-        </w:rPr>
-        <w:t xml:space="preserve"> SteerAngle </w:t>
-      </w:r>
-      <w:r>
-        <w:t>к</w:t>
-      </w:r>
-      <w:r>
-        <w:rPr>
-          <w:lang w:val="en-US"/>
-        </w:rPr>
-        <w:t xml:space="preserve"> SteerAngle * (1 - SteerSpeedFalloff) </w:t>
-      </w:r>
-      <w:r>
-        <w:t>при</w:t>
-      </w:r>
-      <w:r>
-        <w:rPr>
-          <w:lang w:val="en-US"/>
-        </w:rPr>
-        <w:t xml:space="preserve"> </w:t>
-      </w:r>
-      <w:r>
-        <w:t>достижении</w:t>
-      </w:r>
-      <w:r>
-        <w:rPr>
-          <w:lang w:val="en-US"/>
-        </w:rPr>
-        <w:t xml:space="preserve"> TopSpeed.</w:t>
-      </w:r>
-    </w:p>
-    <w:p>
-      <w:pPr>
-        <w:rPr>
-          <w:lang w:val="en-US"/>
-        </w:rPr>
-      </w:pPr>
-      <w:r>
-        <w:rPr>
-          <w:lang w:val="en-US"/>
-        </w:rPr>
-        <w:t xml:space="preserve">  - CalculateBrakeTorque: </w:t>
-      </w:r>
-      <w:proofErr w:type="gramStart"/>
-      <w:r>
-        <w:rPr>
-          <w:lang w:val="en-US"/>
-        </w:rPr>
-        <w:t>handbrake ?</w:t>
-      </w:r>
-      <w:proofErr w:type="gramEnd"/>
-      <w:r>
-        <w:rPr>
-          <w:lang w:val="en-US"/>
-        </w:rPr>
-        <w:t xml:space="preserve"> </w:t>
-      </w:r>
-      <w:proofErr w:type="gramStart"/>
-      <w:r>
-        <w:rPr>
-          <w:lang w:val="en-US"/>
-        </w:rPr>
-        <w:t>BrakeForce :</w:t>
-      </w:r>
-      <w:proofErr w:type="gramEnd"/>
-      <w:r>
-        <w:rPr>
-          <w:lang w:val="en-US"/>
-        </w:rPr>
-        <w:t xml:space="preserve"> 0.</w:t>
-      </w:r>
-    </w:p>
-    <w:p>
-      <w:pPr>
-        <w:rPr>
-          <w:lang w:val="en-US"/>
-        </w:rPr>
-      </w:pPr>
-      <w:r>
-        <w:rPr>
-          <w:lang w:val="en-US"/>
-        </w:rPr>
-        <w:t xml:space="preserve">  - Stateless → Singleton.</w:t>
-      </w:r>
-    </w:p>
-    <w:p>
-      <w:pPr>
-        <w:rPr>
-          <w:lang w:val="en-US"/>
-        </w:rPr>
-      </w:pPr>
-    </w:p>
-    <w:p>
-      <w:pPr>
-        <w:rPr>
-          <w:lang w:val="en-US"/>
-        </w:rPr>
-      </w:pPr>
-      <w:r>
-        <w:rPr>
-          <w:lang w:val="en-US"/>
-        </w:rPr>
-        <w:t xml:space="preserve">  3. Controllers/Car (MonoBehaviour)</w:t>
-      </w:r>
-    </w:p>
-    <w:p>
-      <w:pPr>
-        <w:rPr>
-          <w:lang w:val="en-US"/>
-        </w:rPr>
-      </w:pPr>
-    </w:p>
-    <w:p>
-      <w:pPr>
-        <w:rPr>
-          <w:lang w:val="en-US"/>
-        </w:rPr>
-      </w:pPr>
-      <w:r>
-        <w:rPr>
-          <w:lang w:val="en-US"/>
-        </w:rPr>
-        <w:t xml:space="preserve">  Controllers/Car/CarController.cs — namespace </w:t>
-      </w:r>
-      <w:proofErr w:type="gramStart"/>
-      <w:r>
-        <w:rPr>
-          <w:lang w:val="en-US"/>
-        </w:rPr>
-        <w:t>FlatOutLike.Controllers.Car</w:t>
-      </w:r>
-      <w:proofErr w:type="gramEnd"/>
-      <w:r>
-        <w:rPr>
-          <w:lang w:val="en-US"/>
-        </w:rPr>
-        <w:t>:</w:t>
-      </w:r>
-    </w:p>
-    <w:p>
-      <w:pPr>
-        <w:rPr>
-          <w:lang w:val="en-US"/>
-        </w:rPr>
-      </w:pPr>
-      <w:r>
-        <w:rPr>
-          <w:lang w:val="en-US"/>
-        </w:rPr>
-        <w:t xml:space="preserve">  - [SerializeField] </w:t>
+        <w:t>Приватные</w:t>
+      </w:r>
+      <w:r>
+        <w:rPr>
+          <w:lang w:val="en-US"/>
+        </w:rPr>
+        <w:t>: IInputProvider _input, ICarMovementService _movement, bool _initialized.</w:t>
+      </w:r>
+    </w:p>
+    <w:p>
+      <w:pPr>
+        <w:rPr>
+          <w:lang w:val="en-US"/>
+        </w:rPr>
+      </w:pPr>
+      <w:r>
+        <w:rPr>
+          <w:lang w:val="en-US"/>
+        </w:rPr>
+        <w:t xml:space="preserve">  - [Inject] public void Construct(IInputProvider input, ICarMovementService movement):</w:t>
+      </w:r>
+    </w:p>
+    <w:p>
+      <w:pPr>
+        <w:rPr>
+          <w:lang w:val="en-US"/>
+        </w:rPr>
+      </w:pPr>
+      <w:r>
+        <w:rPr>
+          <w:lang w:val="en-US"/>
+        </w:rPr>
+        <w:t xml:space="preserve">    - </w:t>
+      </w:r>
+      <w:r>
+        <w:t>сохраняет</w:t>
+      </w:r>
+      <w:r>
+        <w:rPr>
+          <w:lang w:val="en-US"/>
+        </w:rPr>
+        <w:t xml:space="preserve"> </w:t>
       </w:r>
       <w:r>
         <w:t>поля</w:t>
       </w:r>
-      <w:r>
-        <w:rPr>
-          <w:lang w:val="en-US"/>
-        </w:rPr>
-        <w:t xml:space="preserve">: Rigidbody _rigidbody, </w:t>
-      </w:r>
-      <w:proofErr w:type="gramStart"/>
-      <w:r>
-        <w:rPr>
-          <w:lang w:val="en-US"/>
-        </w:rPr>
-        <w:t>WheelCollider[</w:t>
-      </w:r>
-      <w:proofErr w:type="gramEnd"/>
-      <w:r>
-        <w:rPr>
-          <w:lang w:val="en-US"/>
-        </w:rPr>
-        <w:t xml:space="preserve">] _driveWheels, </w:t>
-      </w:r>
-      <w:proofErr w:type="gramStart"/>
-      <w:r>
-        <w:rPr>
-          <w:lang w:val="en-US"/>
-        </w:rPr>
-        <w:t>WheelCollider[</w:t>
-      </w:r>
-      <w:proofErr w:type="gramEnd"/>
-      <w:r>
-        <w:rPr>
-          <w:lang w:val="en-US"/>
-        </w:rPr>
-        <w:t xml:space="preserve">] _steerWheels, </w:t>
-      </w:r>
-      <w:proofErr w:type="gramStart"/>
-      <w:r>
-        <w:rPr>
-          <w:lang w:val="en-US"/>
-        </w:rPr>
-        <w:t>Transform[</w:t>
-      </w:r>
-      <w:proofErr w:type="gramEnd"/>
-      <w:r>
-        <w:rPr>
-          <w:lang w:val="en-US"/>
-        </w:rPr>
-        <w:t>] _wheelVisuals (</w:t>
-      </w:r>
-      <w:r>
-        <w:t>опционально</w:t>
-      </w:r>
-      <w:r>
-        <w:rPr>
-          <w:lang w:val="en-US"/>
-        </w:rPr>
-        <w:t xml:space="preserve">, </w:t>
-      </w:r>
-      <w:r>
-        <w:t>для</w:t>
-      </w:r>
-      <w:r>
-        <w:rPr>
-          <w:lang w:val="en-US"/>
-        </w:rPr>
-        <w:t xml:space="preserve"> </w:t>
-      </w:r>
-      <w:r>
-        <w:t>синка</w:t>
-      </w:r>
-      <w:r>
-        <w:rPr>
-          <w:lang w:val="en-US"/>
-        </w:rPr>
-        <w:t xml:space="preserve"> </w:t>
-      </w:r>
-      <w:r>
-        <w:t>вращения</w:t>
-      </w:r>
-    </w:p>
-    <w:p>
-      <w:pPr>
-        <w:rPr>
-          <w:lang w:val="en-US"/>
-        </w:rPr>
-      </w:pPr>
-      <w:r>
-        <w:rPr>
-          <w:lang w:val="en-US"/>
-        </w:rPr>
-        <w:t xml:space="preserve">  </w:t>
-      </w:r>
-      <w:r>
-        <w:t>колёс</w:t>
-      </w:r>
-      <w:r>
-        <w:rPr>
-          <w:lang w:val="en-US"/>
-        </w:rPr>
-        <w:t>), CarStatsConfig _config.</w:t>
-      </w:r>
-    </w:p>
-    <w:p>
-      <w:pPr>
-        <w:rPr>
-          <w:lang w:val="en-US"/>
-        </w:rPr>
-      </w:pPr>
-      <w:r>
-        <w:rPr>
-          <w:lang w:val="en-US"/>
-        </w:rPr>
-        <w:t xml:space="preserve">  - </w:t>
-      </w:r>
-      <w:r>
-        <w:t>Приватные</w:t>
-      </w:r>
-      <w:r>
-        <w:rPr>
-          <w:lang w:val="en-US"/>
-        </w:rPr>
-        <w:t>: IInputProvider _input, ICarMovementService _movement, bool _initialized.</w:t>
-      </w:r>
-    </w:p>
-    <w:p>
-      <w:pPr>
-        <w:rPr>
-          <w:lang w:val="en-US"/>
-        </w:rPr>
-      </w:pPr>
-      <w:r>
-        <w:rPr>
-          <w:lang w:val="en-US"/>
-        </w:rPr>
-        <w:t xml:space="preserve">  - [Inject] public void </w:t>
-      </w:r>
-      <w:proofErr w:type="gramStart"/>
-      <w:r>
-        <w:rPr>
-          <w:lang w:val="en-US"/>
-        </w:rPr>
-        <w:t>Construct(</w:t>
-      </w:r>
-      <w:proofErr w:type="gramEnd"/>
-      <w:r>
-        <w:rPr>
-          <w:lang w:val="en-US"/>
-        </w:rPr>
-        <w:t>IInputProvider input, ICarMovementService movement):</w:t>
-      </w:r>
-    </w:p>
-    <w:p>
-      <w:pPr>
-        <w:rPr>
-          <w:lang w:val="en-US"/>
-        </w:rPr>
-      </w:pPr>
-      <w:r>
-        <w:rPr>
-          <w:lang w:val="en-US"/>
-        </w:rPr>
-        <w:t xml:space="preserve">    - </w:t>
-      </w:r>
-      <w:r>
-        <w:t>сохраняет</w:t>
-      </w:r>
-      <w:r>
-        <w:rPr>
-          <w:lang w:val="en-US"/>
-        </w:rPr>
-        <w:t xml:space="preserve"> </w:t>
-      </w:r>
-      <w:r>
-        <w:t>поля</w:t>
-      </w:r>
-    </w:p>
-    <w:p>
-      <w:pPr>
-        <w:rPr>
-          <w:lang w:val="en-US"/>
-        </w:rPr>
-      </w:pPr>
-      <w:r>
-        <w:rPr>
-          <w:lang w:val="en-US"/>
-        </w:rPr>
-        <w:t xml:space="preserve">    - _</w:t>
-      </w:r>
-      <w:proofErr w:type="gramStart"/>
-      <w:r>
-        <w:rPr>
-          <w:lang w:val="en-US"/>
-        </w:rPr>
-        <w:t>rigidbody.mass</w:t>
-      </w:r>
-      <w:proofErr w:type="gramEnd"/>
-      <w:r>
-        <w:rPr>
-          <w:lang w:val="en-US"/>
-        </w:rPr>
-        <w:t xml:space="preserve"> = _</w:t>
-      </w:r>
-      <w:proofErr w:type="gramStart"/>
-      <w:r>
-        <w:rPr>
-          <w:lang w:val="en-US"/>
-        </w:rPr>
-        <w:t>config.Mass</w:t>
-      </w:r>
-      <w:proofErr w:type="gramEnd"/>
-    </w:p>
-    <w:p>
-      <w:pPr>
-        <w:rPr>
-          <w:lang w:val="en-US"/>
-        </w:rPr>
-      </w:pPr>
-      <w:r>
-        <w:rPr>
-          <w:lang w:val="en-US"/>
-        </w:rPr>
-        <w:t xml:space="preserve">    - _</w:t>
-      </w:r>
-      <w:proofErr w:type="gramStart"/>
-      <w:r>
-        <w:rPr>
-          <w:lang w:val="en-US"/>
-        </w:rPr>
-        <w:t>rigidbody.centerOfMass</w:t>
-      </w:r>
-      <w:proofErr w:type="gramEnd"/>
-      <w:r>
-        <w:rPr>
-          <w:lang w:val="en-US"/>
-        </w:rPr>
-        <w:t xml:space="preserve"> = _</w:t>
-      </w:r>
-      <w:proofErr w:type="gramStart"/>
-      <w:r>
-        <w:rPr>
-          <w:lang w:val="en-US"/>
-        </w:rPr>
-        <w:t>config.CenterOfMassOffset</w:t>
-      </w:r>
-      <w:proofErr w:type="gramEnd"/>
+    </w:p>
+    <w:p>
+      <w:pPr>
+        <w:rPr>
+          <w:lang w:val="en-US"/>
+        </w:rPr>
+      </w:pPr>
+      <w:r>
+        <w:rPr>
+          <w:lang w:val="en-US"/>
+        </w:rPr>
+        <w:t xml:space="preserve">    - _rigidbody.mass = _config.Mass</w:t>
+      </w:r>
+    </w:p>
+    <w:p>
+      <w:pPr>
+        <w:rPr>
+          <w:lang w:val="en-US"/>
+        </w:rPr>
+      </w:pPr>
+      <w:r>
+        <w:rPr>
+          <w:lang w:val="en-US"/>
+        </w:rPr>
+        <w:t xml:space="preserve">    - _rigidbody.centerOfMass = _config.CenterOfMassOffset</w:t>
+      </w:r>
     </w:p>
     <w:p>
       <w:pPr>
@@ -3809,185 +3183,221 @@
         <w:rPr>
           <w:lang w:val="en-US"/>
         </w:rPr>
+        <w:t xml:space="preserve">  - FixedUpdate(): if !_initialized return; </w:t>
+      </w:r>
+      <w:r>
+        <w:t>читает</w:t>
+      </w:r>
+      <w:r>
+        <w:rPr>
+          <w:lang w:val="en-US"/>
+        </w:rPr>
+        <w:t xml:space="preserve"> _input.Move, </w:t>
+      </w:r>
+      <w:r>
+        <w:t>считает</w:t>
+      </w:r>
+      <w:r>
+        <w:rPr>
+          <w:lang w:val="en-US"/>
+        </w:rPr>
+        <w:t xml:space="preserve"> </w:t>
+      </w:r>
+      <w:r>
+        <w:t>торки</w:t>
+      </w:r>
+      <w:r>
+        <w:rPr>
+          <w:lang w:val="en-US"/>
+        </w:rPr>
+        <w:t xml:space="preserve"> </w:t>
+      </w:r>
+      <w:r>
+        <w:t>через</w:t>
+      </w:r>
+      <w:r>
+        <w:rPr>
+          <w:lang w:val="en-US"/>
+        </w:rPr>
+        <w:t xml:space="preserve"> </w:t>
+      </w:r>
+      <w:r>
+        <w:t>сервис</w:t>
+      </w:r>
+      <w:r>
+        <w:rPr>
+          <w:lang w:val="en-US"/>
+        </w:rPr>
+        <w:t xml:space="preserve">, </w:t>
+      </w:r>
+      <w:r>
+        <w:t>применяет</w:t>
+      </w:r>
+      <w:r>
+        <w:rPr>
+          <w:lang w:val="en-US"/>
+        </w:rPr>
+        <w:t xml:space="preserve"> </w:t>
+      </w:r>
+      <w:r>
+        <w:t>к</w:t>
+      </w:r>
+      <w:r>
+        <w:rPr>
+          <w:lang w:val="en-US"/>
+        </w:rPr>
+        <w:t xml:space="preserve"> WheelCollider'</w:t>
+      </w:r>
+      <w:r>
+        <w:t>ам</w:t>
+      </w:r>
+      <w:r>
+        <w:rPr>
+          <w:lang w:val="en-US"/>
+        </w:rPr>
+        <w:t>. _input.Move.y = throttle, _input.Move.x = steer.</w:t>
+      </w:r>
+    </w:p>
+    <w:p>
+      <w:pPr>
+        <w:rPr>
+          <w:lang w:val="en-US"/>
+        </w:rPr>
+      </w:pPr>
+      <w:r>
+        <w:rPr>
+          <w:lang w:val="en-US"/>
+        </w:rPr>
+        <w:t xml:space="preserve">  - Update() (</w:t>
+      </w:r>
+      <w:r>
+        <w:t>опционально</w:t>
+      </w:r>
+      <w:r>
+        <w:rPr>
+          <w:lang w:val="en-US"/>
+        </w:rPr>
+        <w:t xml:space="preserve">, </w:t>
+      </w:r>
+      <w:r>
+        <w:t>для</w:t>
+      </w:r>
+      <w:r>
+        <w:rPr>
+          <w:lang w:val="en-US"/>
+        </w:rPr>
+        <w:t xml:space="preserve"> visuals): </w:t>
+      </w:r>
+      <w:r>
+        <w:t>синхронизирует</w:t>
+      </w:r>
+      <w:r>
+        <w:rPr>
+          <w:lang w:val="en-US"/>
+        </w:rPr>
+        <w:t xml:space="preserve"> _wheelVisuals </w:t>
+      </w:r>
+      <w:r>
+        <w:t>через</w:t>
+      </w:r>
+      <w:r>
+        <w:rPr>
+          <w:lang w:val="en-US"/>
+        </w:rPr>
+        <w:t xml:space="preserve"> wc.GetWorldPose().</w:t>
+      </w:r>
+    </w:p>
+    <w:p>
+      <w:pPr>
+        <w:rPr>
+          <w:lang w:val="en-US"/>
+        </w:rPr>
+      </w:pPr>
+    </w:p>
+    <w:p>
+      <w:pPr>
+        <w:rPr>
+          <w:lang w:val="en-US"/>
+        </w:rPr>
+      </w:pPr>
+      <w:r>
+        <w:rPr>
+          <w:lang w:val="en-US"/>
+        </w:rPr>
+        <w:t xml:space="preserve">  4. Controllers/Camera (MonoBehaviour, </w:t>
+      </w:r>
+      <w:r>
+        <w:t>без</w:t>
+      </w:r>
+      <w:r>
+        <w:rPr>
+          <w:lang w:val="en-US"/>
+        </w:rPr>
+        <w:t xml:space="preserve"> DI)</w:t>
+      </w:r>
+    </w:p>
+    <w:p>
+      <w:pPr>
+        <w:rPr>
+          <w:lang w:val="en-US"/>
+        </w:rPr>
+      </w:pPr>
+    </w:p>
+    <w:p>
+      <w:pPr>
+        <w:rPr>
+          <w:lang w:val="en-US"/>
+        </w:rPr>
+      </w:pPr>
+      <w:r>
+        <w:rPr>
+          <w:lang w:val="en-US"/>
+        </w:rPr>
+        <w:t xml:space="preserve">  Controllers/Camera/ChaseCarCameraBehaviour.cs — namespace FlatoutLike.Controllers.Camera:</w:t>
+      </w:r>
+    </w:p>
+    <w:p>
+      <w:pPr>
+        <w:rPr>
+          <w:lang w:val="en-US"/>
+        </w:rPr>
+      </w:pPr>
+      <w:r>
+        <w:rPr>
+          <w:lang w:val="en-US"/>
+        </w:rPr>
+        <w:t xml:space="preserve">  - [SerializeField] </w:t>
+      </w:r>
+      <w:r>
+        <w:t>поля</w:t>
+      </w:r>
+      <w:r>
+        <w:rPr>
+          <w:lang w:val="en-US"/>
+        </w:rPr>
+        <w:t>: Transform _target, ChaseCameraConfig _config.</w:t>
+      </w:r>
+    </w:p>
+    <w:p>
+      <w:pPr>
+        <w:rPr>
+          <w:lang w:val="en-US"/>
+        </w:rPr>
+      </w:pPr>
+      <w:r>
+        <w:rPr>
+          <w:lang w:val="en-US"/>
+        </w:rPr>
         <w:t xml:space="preserve">  - </w:t>
       </w:r>
-      <w:proofErr w:type="gramStart"/>
-      <w:r>
-        <w:rPr>
-          <w:lang w:val="en-US"/>
-        </w:rPr>
-        <w:t>FixedUpdate(</w:t>
-      </w:r>
-      <w:proofErr w:type="gramEnd"/>
-      <w:r>
-        <w:rPr>
-          <w:lang w:val="en-US"/>
-        </w:rPr>
-        <w:t xml:space="preserve">): </w:t>
-      </w:r>
-      <w:proofErr w:type="gramStart"/>
-      <w:r>
-        <w:rPr>
-          <w:lang w:val="en-US"/>
-        </w:rPr>
-        <w:t>if !</w:t>
-      </w:r>
-      <w:proofErr w:type="gramEnd"/>
-      <w:r>
-        <w:rPr>
-          <w:lang w:val="en-US"/>
-        </w:rPr>
-        <w:t xml:space="preserve">_initialized return; </w:t>
-      </w:r>
-      <w:r>
-        <w:t>читает</w:t>
-      </w:r>
-      <w:r>
-        <w:rPr>
-          <w:lang w:val="en-US"/>
-        </w:rPr>
-        <w:t xml:space="preserve"> _</w:t>
-      </w:r>
-      <w:proofErr w:type="gramStart"/>
-      <w:r>
-        <w:rPr>
-          <w:lang w:val="en-US"/>
-        </w:rPr>
-        <w:t>input.Move</w:t>
-      </w:r>
-      <w:proofErr w:type="gramEnd"/>
-      <w:r>
-        <w:rPr>
-          <w:lang w:val="en-US"/>
-        </w:rPr>
-        <w:t xml:space="preserve">, </w:t>
-      </w:r>
-      <w:r>
-        <w:t>считает</w:t>
-      </w:r>
-      <w:r>
-        <w:rPr>
-          <w:lang w:val="en-US"/>
-        </w:rPr>
-        <w:t xml:space="preserve"> </w:t>
-      </w:r>
-      <w:r>
-        <w:t>торки</w:t>
-      </w:r>
-      <w:r>
-        <w:rPr>
-          <w:lang w:val="en-US"/>
-        </w:rPr>
-        <w:t xml:space="preserve"> </w:t>
-      </w:r>
-      <w:r>
-        <w:t>через</w:t>
-      </w:r>
-      <w:r>
-        <w:rPr>
-          <w:lang w:val="en-US"/>
-        </w:rPr>
-        <w:t xml:space="preserve"> </w:t>
-      </w:r>
-      <w:r>
-        <w:t>сервис</w:t>
-      </w:r>
-      <w:r>
-        <w:rPr>
-          <w:lang w:val="en-US"/>
-        </w:rPr>
-        <w:t xml:space="preserve">, </w:t>
-      </w:r>
-      <w:r>
-        <w:t>применяет</w:t>
-      </w:r>
-      <w:r>
-        <w:rPr>
-          <w:lang w:val="en-US"/>
-        </w:rPr>
-        <w:t xml:space="preserve"> </w:t>
-      </w:r>
-      <w:r>
-        <w:t>к</w:t>
-      </w:r>
-      <w:r>
-        <w:rPr>
-          <w:lang w:val="en-US"/>
-        </w:rPr>
-        <w:t xml:space="preserve"> WheelCollider'</w:t>
-      </w:r>
-      <w:r>
-        <w:t>ам</w:t>
-      </w:r>
-      <w:r>
-        <w:rPr>
-          <w:lang w:val="en-US"/>
-        </w:rPr>
-        <w:t>. _</w:t>
-      </w:r>
-      <w:proofErr w:type="gramStart"/>
-      <w:r>
-        <w:rPr>
-          <w:lang w:val="en-US"/>
-        </w:rPr>
-        <w:t>input.Move.y</w:t>
-      </w:r>
-      <w:proofErr w:type="gramEnd"/>
-      <w:r>
-        <w:rPr>
-          <w:lang w:val="en-US"/>
-        </w:rPr>
-        <w:t xml:space="preserve"> = throttle, _</w:t>
-      </w:r>
-      <w:proofErr w:type="gramStart"/>
-      <w:r>
-        <w:rPr>
-          <w:lang w:val="en-US"/>
-        </w:rPr>
-        <w:t>input.Move.x</w:t>
-      </w:r>
-      <w:proofErr w:type="gramEnd"/>
-      <w:r>
-        <w:rPr>
-          <w:lang w:val="en-US"/>
-        </w:rPr>
-        <w:t xml:space="preserve"> = steer.</w:t>
-      </w:r>
-    </w:p>
-    <w:p>
-      <w:pPr>
-        <w:rPr>
-          <w:lang w:val="en-US"/>
-        </w:rPr>
-      </w:pPr>
-      <w:r>
-        <w:rPr>
-          <w:lang w:val="en-US"/>
-        </w:rPr>
-        <w:t xml:space="preserve">  - </w:t>
-      </w:r>
-      <w:proofErr w:type="gramStart"/>
-      <w:r>
-        <w:rPr>
-          <w:lang w:val="en-US"/>
-        </w:rPr>
-        <w:t>Update(</w:t>
-      </w:r>
-      <w:proofErr w:type="gramEnd"/>
-      <w:r>
-        <w:rPr>
-          <w:lang w:val="en-US"/>
-        </w:rPr>
-        <w:t>) (</w:t>
-      </w:r>
-      <w:r>
-        <w:t>опционально</w:t>
-      </w:r>
-      <w:r>
-        <w:rPr>
-          <w:lang w:val="en-US"/>
-        </w:rPr>
-        <w:t xml:space="preserve">, </w:t>
+      <w:r>
+        <w:t>Приватные</w:t>
+      </w:r>
+      <w:r>
+        <w:rPr>
+          <w:lang w:val="en-US"/>
+        </w:rPr>
+        <w:t>: Vector3 _velocity (</w:t>
       </w:r>
       <w:r>
         <w:t>для</w:t>
@@ -3996,97 +3406,152 @@
         <w:rPr>
           <w:lang w:val="en-US"/>
         </w:rPr>
-        <w:t xml:space="preserve"> visuals): </w:t>
-      </w:r>
-      <w:r>
-        <w:t>синхронизирует</w:t>
-      </w:r>
-      <w:r>
-        <w:rPr>
-          <w:lang w:val="en-US"/>
-        </w:rPr>
-        <w:t xml:space="preserve"> _wheelVisuals </w:t>
-      </w:r>
-      <w:r>
-        <w:t>через</w:t>
-      </w:r>
-      <w:r>
-        <w:rPr>
-          <w:lang w:val="en-US"/>
-        </w:rPr>
-        <w:t xml:space="preserve"> </w:t>
-      </w:r>
-      <w:proofErr w:type="gramStart"/>
-      <w:r>
-        <w:rPr>
-          <w:lang w:val="en-US"/>
-        </w:rPr>
-        <w:t>wc.GetWorldPose</w:t>
-      </w:r>
-      <w:proofErr w:type="gramEnd"/>
-      <w:r>
-        <w:rPr>
-          <w:lang w:val="en-US"/>
-        </w:rPr>
-        <w:t>().</w:t>
-      </w:r>
-    </w:p>
-    <w:p>
-      <w:pPr>
-        <w:rPr>
-          <w:lang w:val="en-US"/>
-        </w:rPr>
-      </w:pPr>
-    </w:p>
-    <w:p>
-      <w:pPr>
-        <w:rPr>
-          <w:lang w:val="en-US"/>
-        </w:rPr>
-      </w:pPr>
-      <w:r>
-        <w:rPr>
-          <w:lang w:val="en-US"/>
-        </w:rPr>
-        <w:t xml:space="preserve">  4. Controllers/Camera (MonoBehaviour, </w:t>
-      </w:r>
-      <w:r>
-        <w:t>без</w:t>
-      </w:r>
-      <w:r>
-        <w:rPr>
-          <w:lang w:val="en-US"/>
-        </w:rPr>
-        <w:t xml:space="preserve"> DI)</w:t>
-      </w:r>
-    </w:p>
-    <w:p>
-      <w:pPr>
-        <w:rPr>
-          <w:lang w:val="en-US"/>
-        </w:rPr>
-      </w:pPr>
-    </w:p>
-    <w:p>
-      <w:pPr>
-        <w:rPr>
-          <w:lang w:val="en-US"/>
-        </w:rPr>
-      </w:pPr>
-      <w:r>
-        <w:rPr>
-          <w:lang w:val="en-US"/>
-        </w:rPr>
-        <w:t xml:space="preserve">  Controllers/Camera/ChaseCarCameraBehaviour.cs — namespace </w:t>
-      </w:r>
-      <w:proofErr w:type="gramStart"/>
-      <w:r>
-        <w:rPr>
-          <w:lang w:val="en-US"/>
-        </w:rPr>
-        <w:t>FlatoutLike.Controllers.Camera</w:t>
-      </w:r>
-      <w:proofErr w:type="gramEnd"/>
+        <w:t xml:space="preserve"> SmoothDamp), Rigidbody _targetRb (cached </w:t>
+      </w:r>
+      <w:r>
+        <w:t>для</w:t>
+      </w:r>
+      <w:r>
+        <w:rPr>
+          <w:lang w:val="en-US"/>
+        </w:rPr>
+        <w:t xml:space="preserve"> LookAhead).</w:t>
+      </w:r>
+    </w:p>
+    <w:p>
+      <w:pPr>
+        <w:rPr>
+          <w:lang w:val="en-US"/>
+        </w:rPr>
+      </w:pPr>
+      <w:r>
+        <w:rPr>
+          <w:lang w:val="en-US"/>
+        </w:rPr>
+        <w:t xml:space="preserve">  - LateUpdate():</w:t>
+      </w:r>
+    </w:p>
+    <w:p>
+      <w:pPr>
+        <w:rPr>
+          <w:lang w:val="en-US"/>
+        </w:rPr>
+      </w:pPr>
+      <w:r>
+        <w:rPr>
+          <w:lang w:val="en-US"/>
+        </w:rPr>
+        <w:t xml:space="preserve">    - desired position = _target.position - _target.forward * _config.FollowDistance + Vector3.up * _config.Height + targetVelocity * _config.LookAheadFactor.</w:t>
+      </w:r>
+    </w:p>
+    <w:p>
+      <w:pPr>
+        <w:rPr>
+          <w:lang w:val="en-US"/>
+        </w:rPr>
+      </w:pPr>
+      <w:r>
+        <w:rPr>
+          <w:lang w:val="en-US"/>
+        </w:rPr>
+        <w:t xml:space="preserve">    - transform.position = Vector3.SmoothDamp(transform.position, desired, ref _velocity, _config.PositionSmoothing).</w:t>
+      </w:r>
+    </w:p>
+    <w:p>
+      <w:pPr>
+        <w:rPr>
+          <w:lang w:val="en-US"/>
+        </w:rPr>
+      </w:pPr>
+      <w:r>
+        <w:rPr>
+          <w:lang w:val="en-US"/>
+        </w:rPr>
+        <w:t xml:space="preserve">    - transform.rotation = Quaternion.Slerp(transform.rotation, Quaternion.LookRotation(_target.position - transform.position), _config.RotationSmoothing *</w:t>
+      </w:r>
+    </w:p>
+    <w:p>
+      <w:pPr>
+        <w:rPr>
+          <w:lang w:val="en-US"/>
+        </w:rPr>
+      </w:pPr>
+      <w:r>
+        <w:rPr>
+          <w:lang w:val="en-US"/>
+        </w:rPr>
+        <w:t xml:space="preserve">  Time.deltaTime).</w:t>
+      </w:r>
+    </w:p>
+    <w:p>
+      <w:pPr>
+        <w:rPr>
+          <w:lang w:val="en-US"/>
+        </w:rPr>
+      </w:pPr>
+    </w:p>
+    <w:p>
+      <w:pPr>
+        <w:rPr>
+          <w:lang w:val="en-US"/>
+        </w:rPr>
+      </w:pPr>
+      <w:r>
+        <w:rPr>
+          <w:lang w:val="en-US"/>
+        </w:rPr>
+        <w:t xml:space="preserve">  5. Installers (</w:t>
+      </w:r>
+      <w:r>
+        <w:t>правка</w:t>
+      </w:r>
+      <w:r>
+        <w:rPr>
+          <w:lang w:val="en-US"/>
+        </w:rPr>
+        <w:t xml:space="preserve"> </w:t>
+      </w:r>
+      <w:r>
+        <w:t>существующего</w:t>
+      </w:r>
+      <w:r>
+        <w:rPr>
+          <w:lang w:val="en-US"/>
+        </w:rPr>
+        <w:t>)</w:t>
+      </w:r>
+    </w:p>
+    <w:p>
+      <w:pPr>
+        <w:rPr>
+          <w:lang w:val="en-US"/>
+        </w:rPr>
+      </w:pPr>
+    </w:p>
+    <w:p>
+      <w:pPr>
+        <w:rPr>
+          <w:lang w:val="en-US"/>
+        </w:rPr>
+      </w:pPr>
+      <w:r>
+        <w:rPr>
+          <w:lang w:val="en-US"/>
+        </w:rPr>
+        <w:t xml:space="preserve">  </w:t>
+      </w:r>
+      <w:r>
+        <w:t>В</w:t>
+      </w:r>
+      <w:r>
+        <w:rPr>
+          <w:lang w:val="en-US"/>
+        </w:rPr>
+        <w:t xml:space="preserve"> Installers/GameLifetimeScope.cs </w:t>
+      </w:r>
+      <w:r>
+        <w:t>добавить</w:t>
+      </w:r>
       <w:r>
         <w:rPr>
           <w:lang w:val="en-US"/>
@@ -4104,147 +3569,69 @@
         <w:rPr>
           <w:lang w:val="en-US"/>
         </w:rPr>
-        <w:t xml:space="preserve">  - [SerializeField] </w:t>
-      </w:r>
-      <w:r>
-        <w:t>поля</w:t>
-      </w:r>
-      <w:r>
-        <w:rPr>
-          <w:lang w:val="en-US"/>
-        </w:rPr>
-        <w:t>: Transform _target, ChaseCameraConfig _config.</w:t>
-      </w:r>
-    </w:p>
-    <w:p>
-      <w:pPr>
-        <w:rPr>
-          <w:lang w:val="en-US"/>
-        </w:rPr>
-      </w:pPr>
-      <w:r>
-        <w:rPr>
-          <w:lang w:val="en-US"/>
-        </w:rPr>
-        <w:t xml:space="preserve">  - </w:t>
-      </w:r>
-      <w:r>
-        <w:t>Приватные</w:t>
-      </w:r>
-      <w:r>
-        <w:rPr>
-          <w:lang w:val="en-US"/>
-        </w:rPr>
-        <w:t>: Vector3 _velocity (</w:t>
-      </w:r>
-      <w:r>
-        <w:t>для</w:t>
-      </w:r>
-      <w:r>
-        <w:rPr>
-          <w:lang w:val="en-US"/>
-        </w:rPr>
-        <w:t xml:space="preserve"> SmoothDamp), Rigidbody _targetRb (cached </w:t>
-      </w:r>
-      <w:r>
-        <w:t>для</w:t>
-      </w:r>
-      <w:r>
-        <w:rPr>
-          <w:lang w:val="en-US"/>
-        </w:rPr>
-        <w:t xml:space="preserve"> LookAhead).</w:t>
-      </w:r>
-    </w:p>
-    <w:p>
-      <w:pPr>
-        <w:rPr>
-          <w:lang w:val="en-US"/>
-        </w:rPr>
-      </w:pPr>
-      <w:r>
-        <w:rPr>
-          <w:lang w:val="en-US"/>
-        </w:rPr>
-        <w:t xml:space="preserve">  - </w:t>
-      </w:r>
-      <w:proofErr w:type="gramStart"/>
-      <w:r>
-        <w:rPr>
-          <w:lang w:val="en-US"/>
-        </w:rPr>
-        <w:t>LateUpdate(</w:t>
-      </w:r>
-      <w:proofErr w:type="gramEnd"/>
-      <w:r>
-        <w:rPr>
-          <w:lang w:val="en-US"/>
-        </w:rPr>
-        <w:t>):</w:t>
-      </w:r>
-    </w:p>
-    <w:p>
-      <w:pPr>
-        <w:rPr>
-          <w:lang w:val="en-US"/>
-        </w:rPr>
-      </w:pPr>
-      <w:r>
-        <w:rPr>
-          <w:lang w:val="en-US"/>
-        </w:rPr>
-        <w:t xml:space="preserve">    - desired position = _</w:t>
-      </w:r>
-      <w:proofErr w:type="gramStart"/>
-      <w:r>
-        <w:rPr>
-          <w:lang w:val="en-US"/>
-        </w:rPr>
-        <w:t>target.position</w:t>
-      </w:r>
-      <w:proofErr w:type="gramEnd"/>
-      <w:r>
-        <w:rPr>
-          <w:lang w:val="en-US"/>
-        </w:rPr>
-        <w:t xml:space="preserve"> - _target.forward * _</w:t>
-      </w:r>
-      <w:proofErr w:type="gramStart"/>
-      <w:r>
-        <w:rPr>
-          <w:lang w:val="en-US"/>
-        </w:rPr>
-        <w:t>config.FollowDistance</w:t>
-      </w:r>
-      <w:proofErr w:type="gramEnd"/>
-      <w:r>
-        <w:rPr>
-          <w:lang w:val="en-US"/>
-        </w:rPr>
-        <w:t xml:space="preserve"> + Vector3.up * _</w:t>
-      </w:r>
-      <w:proofErr w:type="gramStart"/>
-      <w:r>
-        <w:rPr>
-          <w:lang w:val="en-US"/>
-        </w:rPr>
-        <w:t>config.Height</w:t>
-      </w:r>
-      <w:proofErr w:type="gramEnd"/>
-      <w:r>
-        <w:rPr>
-          <w:lang w:val="en-US"/>
-        </w:rPr>
-        <w:t xml:space="preserve"> + targetVelocity * _</w:t>
-      </w:r>
-      <w:proofErr w:type="gramStart"/>
-      <w:r>
-        <w:rPr>
-          <w:lang w:val="en-US"/>
-        </w:rPr>
-        <w:t>config.LookAheadFactor</w:t>
-      </w:r>
-      <w:proofErr w:type="gramEnd"/>
+        <w:t xml:space="preserve">  - builder.Register&lt;CarMovementService&gt;(Lifetime.Singleton).As&lt;ICarMovementService&gt;();</w:t>
+      </w:r>
+    </w:p>
+    <w:p>
+      <w:pPr>
+        <w:rPr>
+          <w:lang w:val="en-US"/>
+        </w:rPr>
+      </w:pPr>
+      <w:r>
+        <w:rPr>
+          <w:lang w:val="en-US"/>
+        </w:rPr>
+        <w:t xml:space="preserve">  - builder.RegisterComponentInHierarchy&lt;CarController&gt;(); — </w:t>
+      </w:r>
+      <w:r>
+        <w:t>чтобы</w:t>
+      </w:r>
+      <w:r>
+        <w:rPr>
+          <w:lang w:val="en-US"/>
+        </w:rPr>
+        <w:t xml:space="preserve"> [Inject] Construct </w:t>
+      </w:r>
+      <w:r>
+        <w:t>сработал</w:t>
+      </w:r>
+      <w:r>
+        <w:rPr>
+          <w:lang w:val="en-US"/>
+        </w:rPr>
+        <w:t xml:space="preserve"> </w:t>
+      </w:r>
+      <w:r>
+        <w:t>на</w:t>
+      </w:r>
+      <w:r>
+        <w:rPr>
+          <w:lang w:val="en-US"/>
+        </w:rPr>
+        <w:t xml:space="preserve"> </w:t>
+      </w:r>
+      <w:r>
+        <w:t>машине</w:t>
+      </w:r>
+      <w:r>
+        <w:rPr>
+          <w:lang w:val="en-US"/>
+        </w:rPr>
+        <w:t xml:space="preserve"> </w:t>
+      </w:r>
+      <w:r>
+        <w:t>в</w:t>
+      </w:r>
+      <w:r>
+        <w:rPr>
+          <w:lang w:val="en-US"/>
+        </w:rPr>
+        <w:t xml:space="preserve"> </w:t>
+      </w:r>
+      <w:r>
+        <w:t>сцене</w:t>
+      </w:r>
       <w:r>
         <w:rPr>
           <w:lang w:val="en-US"/>
@@ -4258,195 +3645,78 @@
           <w:lang w:val="en-US"/>
         </w:rPr>
       </w:pPr>
-      <w:r>
-        <w:rPr>
-          <w:lang w:val="en-US"/>
-        </w:rPr>
-        <w:t xml:space="preserve">    - </w:t>
-      </w:r>
-      <w:proofErr w:type="gramStart"/>
-      <w:r>
-        <w:rPr>
-          <w:lang w:val="en-US"/>
-        </w:rPr>
-        <w:t>transform.position</w:t>
-      </w:r>
-      <w:proofErr w:type="gramEnd"/>
-      <w:r>
-        <w:rPr>
-          <w:lang w:val="en-US"/>
-        </w:rPr>
-        <w:t xml:space="preserve"> = Vector3.SmoothDamp(</w:t>
-      </w:r>
-      <w:proofErr w:type="gramStart"/>
-      <w:r>
-        <w:rPr>
-          <w:lang w:val="en-US"/>
-        </w:rPr>
-        <w:t>transform.position</w:t>
-      </w:r>
-      <w:proofErr w:type="gramEnd"/>
-      <w:r>
-        <w:rPr>
-          <w:lang w:val="en-US"/>
-        </w:rPr>
-        <w:t>, desired, ref _velocity, _</w:t>
-      </w:r>
-      <w:proofErr w:type="gramStart"/>
-      <w:r>
-        <w:rPr>
-          <w:lang w:val="en-US"/>
-        </w:rPr>
-        <w:t>config.PositionSmoothing</w:t>
-      </w:r>
-      <w:proofErr w:type="gramEnd"/>
-      <w:r>
-        <w:rPr>
-          <w:lang w:val="en-US"/>
-        </w:rPr>
-        <w:t>).</w:t>
-      </w:r>
-    </w:p>
-    <w:p>
-      <w:pPr>
-        <w:rPr>
-          <w:lang w:val="en-US"/>
-        </w:rPr>
-      </w:pPr>
-      <w:r>
-        <w:rPr>
-          <w:lang w:val="en-US"/>
-        </w:rPr>
-        <w:t xml:space="preserve">    - </w:t>
-      </w:r>
-      <w:proofErr w:type="gramStart"/>
-      <w:r>
-        <w:rPr>
-          <w:lang w:val="en-US"/>
-        </w:rPr>
-        <w:t>transform.rotation</w:t>
-      </w:r>
-      <w:proofErr w:type="gramEnd"/>
-      <w:r>
-        <w:rPr>
-          <w:lang w:val="en-US"/>
-        </w:rPr>
-        <w:t xml:space="preserve"> = Quaternion.Slerp(</w:t>
-      </w:r>
-      <w:proofErr w:type="gramStart"/>
-      <w:r>
-        <w:rPr>
-          <w:lang w:val="en-US"/>
-        </w:rPr>
-        <w:t>transform.rotation</w:t>
-      </w:r>
-      <w:proofErr w:type="gramEnd"/>
-      <w:r>
-        <w:rPr>
-          <w:lang w:val="en-US"/>
-        </w:rPr>
-        <w:t>, Quaternion.LookRotation(_</w:t>
-      </w:r>
-      <w:proofErr w:type="gramStart"/>
-      <w:r>
-        <w:rPr>
-          <w:lang w:val="en-US"/>
-        </w:rPr>
-        <w:t>target.position</w:t>
-      </w:r>
-      <w:proofErr w:type="gramEnd"/>
-      <w:r>
-        <w:rPr>
-          <w:lang w:val="en-US"/>
-        </w:rPr>
-        <w:t xml:space="preserve"> - </w:t>
-      </w:r>
-      <w:proofErr w:type="gramStart"/>
-      <w:r>
-        <w:rPr>
-          <w:lang w:val="en-US"/>
-        </w:rPr>
-        <w:t>transform.position</w:t>
-      </w:r>
-      <w:proofErr w:type="gramEnd"/>
-      <w:r>
-        <w:rPr>
-          <w:lang w:val="en-US"/>
-        </w:rPr>
-        <w:t>), _</w:t>
-      </w:r>
-      <w:proofErr w:type="gramStart"/>
-      <w:r>
-        <w:rPr>
-          <w:lang w:val="en-US"/>
-        </w:rPr>
-        <w:t>config.RotationSmoothing</w:t>
-      </w:r>
-      <w:proofErr w:type="gramEnd"/>
-      <w:r>
-        <w:rPr>
-          <w:lang w:val="en-US"/>
-        </w:rPr>
-        <w:t xml:space="preserve"> *</w:t>
-      </w:r>
-    </w:p>
-    <w:p>
-      <w:pPr>
-        <w:rPr>
-          <w:lang w:val="en-US"/>
-        </w:rPr>
-      </w:pPr>
-      <w:r>
-        <w:rPr>
-          <w:lang w:val="en-US"/>
-        </w:rPr>
-        <w:t xml:space="preserve">  Time.deltaTime).</w:t>
-      </w:r>
-    </w:p>
-    <w:p>
-      <w:pPr>
-        <w:rPr>
-          <w:lang w:val="en-US"/>
-        </w:rPr>
-      </w:pPr>
-    </w:p>
-    <w:p>
-      <w:pPr>
-        <w:rPr>
-          <w:lang w:val="en-US"/>
-        </w:rPr>
-      </w:pPr>
-      <w:r>
-        <w:rPr>
-          <w:lang w:val="en-US"/>
-        </w:rPr>
-        <w:t xml:space="preserve">  5. Installers (</w:t>
-      </w:r>
-      <w:r>
-        <w:t>правка</w:t>
-      </w:r>
-      <w:r>
-        <w:rPr>
-          <w:lang w:val="en-US"/>
-        </w:rPr>
-        <w:t xml:space="preserve"> </w:t>
-      </w:r>
-      <w:r>
-        <w:t>существующего</w:t>
-      </w:r>
-      <w:r>
-        <w:rPr>
-          <w:lang w:val="en-US"/>
-        </w:rPr>
-        <w:t>)</w:t>
-      </w:r>
-    </w:p>
-    <w:p>
-      <w:pPr>
-        <w:rPr>
-          <w:lang w:val="en-US"/>
-        </w:rPr>
-      </w:pPr>
+    </w:p>
+    <w:p>
+      <w:pPr>
+        <w:rPr>
+          <w:lang w:val="en-US"/>
+        </w:rPr>
+      </w:pPr>
+      <w:r>
+        <w:rPr>
+          <w:lang w:val="en-US"/>
+        </w:rPr>
+        <w:t xml:space="preserve">  Editor-</w:t>
+      </w:r>
+      <w:r>
+        <w:t>скрипты</w:t>
+      </w:r>
+      <w:r>
+        <w:rPr>
+          <w:lang w:val="en-US"/>
+        </w:rPr>
+        <w:t xml:space="preserve"> (4 </w:t>
+      </w:r>
+      <w:r>
+        <w:t>шт</w:t>
+      </w:r>
+      <w:r>
+        <w:rPr>
+          <w:lang w:val="en-US"/>
+        </w:rPr>
+        <w:t>.)</w:t>
+      </w:r>
+    </w:p>
+    <w:p>
+      <w:pPr>
+        <w:rPr>
+          <w:lang w:val="en-US"/>
+        </w:rPr>
+      </w:pPr>
+    </w:p>
+    <w:p>
+      <w:pPr>
+        <w:rPr>
+          <w:lang w:val="en-US"/>
+        </w:rPr>
+      </w:pPr>
+      <w:r>
+        <w:rPr>
+          <w:lang w:val="en-US"/>
+        </w:rPr>
+        <w:t xml:space="preserve">  EDITOR_SCRIPT_NEEDED: FlatOutLike/Configs/Create Default CarStatsConfig — </w:t>
+      </w:r>
+      <w:r>
+        <w:t>создаёт</w:t>
+      </w:r>
+      <w:r>
+        <w:rPr>
+          <w:lang w:val="en-US"/>
+        </w:rPr>
+        <w:t xml:space="preserve"> Assets/Development/Data/Configs/Car/CarStatsConfig_Default.asset </w:t>
+      </w:r>
+      <w:r>
+        <w:t>со</w:t>
+      </w:r>
+      <w:r>
+        <w:rPr>
+          <w:lang w:val="en-US"/>
+        </w:rPr>
+        <w:t xml:space="preserve"> </w:t>
+      </w:r>
+      <w:r>
+        <w:t>стартовыми</w:t>
+      </w:r>
     </w:p>
     <w:p>
       <w:pPr>
@@ -4461,266 +3731,6 @@
         <w:t xml:space="preserve">  </w:t>
       </w:r>
       <w:r>
-        <w:t>В</w:t>
-      </w:r>
-      <w:r>
-        <w:rPr>
-          <w:lang w:val="en-US"/>
-        </w:rPr>
-        <w:t xml:space="preserve"> Installers/GameLifetimeScope.cs </w:t>
-      </w:r>
-      <w:r>
-        <w:t>добавить</w:t>
-      </w:r>
-      <w:r>
-        <w:rPr>
-          <w:lang w:val="en-US"/>
-        </w:rPr>
-        <w:t>:</w:t>
-      </w:r>
-    </w:p>
-    <w:p>
-      <w:pPr>
-        <w:rPr>
-          <w:lang w:val="en-US"/>
-        </w:rPr>
-      </w:pPr>
-      <w:r>
-        <w:rPr>
-          <w:lang w:val="en-US"/>
-        </w:rPr>
-        <w:t xml:space="preserve">  - </w:t>
-      </w:r>
-      <w:proofErr w:type="gramStart"/>
-      <w:r>
-        <w:rPr>
-          <w:lang w:val="en-US"/>
-        </w:rPr>
-        <w:t>builder.Register</w:t>
-      </w:r>
-      <w:proofErr w:type="gramEnd"/>
-      <w:r>
-        <w:rPr>
-          <w:lang w:val="en-US"/>
-        </w:rPr>
-        <w:t>&lt;CarMovementService&gt;(Lifetime.Singleton</w:t>
-      </w:r>
-      <w:proofErr w:type="gramStart"/>
-      <w:r>
-        <w:rPr>
-          <w:lang w:val="en-US"/>
-        </w:rPr>
-        <w:t>).As</w:t>
-      </w:r>
-      <w:proofErr w:type="gramEnd"/>
-      <w:r>
-        <w:rPr>
-          <w:lang w:val="en-US"/>
-        </w:rPr>
-        <w:t>&lt;ICarMovementService</w:t>
-      </w:r>
-      <w:proofErr w:type="gramStart"/>
-      <w:r>
-        <w:rPr>
-          <w:lang w:val="en-US"/>
-        </w:rPr>
-        <w:t>&gt;(</w:t>
-      </w:r>
-      <w:proofErr w:type="gramEnd"/>
-      <w:r>
-        <w:rPr>
-          <w:lang w:val="en-US"/>
-        </w:rPr>
-        <w:t>);</w:t>
-      </w:r>
-    </w:p>
-    <w:p>
-      <w:pPr>
-        <w:rPr>
-          <w:lang w:val="en-US"/>
-        </w:rPr>
-      </w:pPr>
-      <w:r>
-        <w:rPr>
-          <w:lang w:val="en-US"/>
-        </w:rPr>
-        <w:t xml:space="preserve">  - </w:t>
-      </w:r>
-      <w:proofErr w:type="gramStart"/>
-      <w:r>
-        <w:rPr>
-          <w:lang w:val="en-US"/>
-        </w:rPr>
-        <w:t>builder.RegisterComponentInHierarchy</w:t>
-      </w:r>
-      <w:proofErr w:type="gramEnd"/>
-      <w:r>
-        <w:rPr>
-          <w:lang w:val="en-US"/>
-        </w:rPr>
-        <w:t>&lt;CarController</w:t>
-      </w:r>
-      <w:proofErr w:type="gramStart"/>
-      <w:r>
-        <w:rPr>
-          <w:lang w:val="en-US"/>
-        </w:rPr>
-        <w:t>&gt;(</w:t>
-      </w:r>
-      <w:proofErr w:type="gramEnd"/>
-      <w:r>
-        <w:rPr>
-          <w:lang w:val="en-US"/>
-        </w:rPr>
-        <w:t xml:space="preserve">); — </w:t>
-      </w:r>
-      <w:r>
-        <w:t>чтобы</w:t>
-      </w:r>
-      <w:r>
-        <w:rPr>
-          <w:lang w:val="en-US"/>
-        </w:rPr>
-        <w:t xml:space="preserve"> [Inject] Construct </w:t>
-      </w:r>
-      <w:r>
-        <w:t>сработал</w:t>
-      </w:r>
-      <w:r>
-        <w:rPr>
-          <w:lang w:val="en-US"/>
-        </w:rPr>
-        <w:t xml:space="preserve"> </w:t>
-      </w:r>
-      <w:r>
-        <w:t>на</w:t>
-      </w:r>
-      <w:r>
-        <w:rPr>
-          <w:lang w:val="en-US"/>
-        </w:rPr>
-        <w:t xml:space="preserve"> </w:t>
-      </w:r>
-      <w:r>
-        <w:t>машине</w:t>
-      </w:r>
-      <w:r>
-        <w:rPr>
-          <w:lang w:val="en-US"/>
-        </w:rPr>
-        <w:t xml:space="preserve"> </w:t>
-      </w:r>
-      <w:r>
-        <w:t>в</w:t>
-      </w:r>
-      <w:r>
-        <w:rPr>
-          <w:lang w:val="en-US"/>
-        </w:rPr>
-        <w:t xml:space="preserve"> </w:t>
-      </w:r>
-      <w:r>
-        <w:t>сцене</w:t>
-      </w:r>
-      <w:r>
-        <w:rPr>
-          <w:lang w:val="en-US"/>
-        </w:rPr>
-        <w:t>.</w:t>
-      </w:r>
-    </w:p>
-    <w:p>
-      <w:pPr>
-        <w:rPr>
-          <w:lang w:val="en-US"/>
-        </w:rPr>
-      </w:pPr>
-    </w:p>
-    <w:p>
-      <w:pPr>
-        <w:rPr>
-          <w:lang w:val="en-US"/>
-        </w:rPr>
-      </w:pPr>
-      <w:r>
-        <w:rPr>
-          <w:lang w:val="en-US"/>
-        </w:rPr>
-        <w:t xml:space="preserve">  Editor-</w:t>
-      </w:r>
-      <w:r>
-        <w:t>скрипты</w:t>
-      </w:r>
-      <w:r>
-        <w:rPr>
-          <w:lang w:val="en-US"/>
-        </w:rPr>
-        <w:t xml:space="preserve"> (4 </w:t>
-      </w:r>
-      <w:r>
-        <w:t>шт</w:t>
-      </w:r>
-      <w:r>
-        <w:rPr>
-          <w:lang w:val="en-US"/>
-        </w:rPr>
-        <w:t>.)</w:t>
-      </w:r>
-    </w:p>
-    <w:p>
-      <w:pPr>
-        <w:rPr>
-          <w:lang w:val="en-US"/>
-        </w:rPr>
-      </w:pPr>
-    </w:p>
-    <w:p>
-      <w:pPr>
-        <w:rPr>
-          <w:lang w:val="en-US"/>
-        </w:rPr>
-      </w:pPr>
-      <w:r>
-        <w:rPr>
-          <w:lang w:val="en-US"/>
-        </w:rPr>
-        <w:t xml:space="preserve">  EDITOR_SCRIPT_NEEDED: FlatOutLike/Configs/Create Default CarStatsConfig — </w:t>
-      </w:r>
-      <w:r>
-        <w:t>создаёт</w:t>
-      </w:r>
-      <w:r>
-        <w:rPr>
-          <w:lang w:val="en-US"/>
-        </w:rPr>
-        <w:t xml:space="preserve"> Assets/Development/Data/Configs/Car/CarStatsConfig_Default.asset </w:t>
-      </w:r>
-      <w:r>
-        <w:t>со</w:t>
-      </w:r>
-      <w:r>
-        <w:rPr>
-          <w:lang w:val="en-US"/>
-        </w:rPr>
-        <w:t xml:space="preserve"> </w:t>
-      </w:r>
-      <w:r>
-        <w:t>стартовыми</w:t>
-      </w:r>
-    </w:p>
-    <w:p>
-      <w:pPr>
-        <w:rPr>
-          <w:lang w:val="en-US"/>
-        </w:rPr>
-      </w:pPr>
-      <w:r>
-        <w:rPr>
-          <w:lang w:val="en-US"/>
-        </w:rPr>
-        <w:t xml:space="preserve">  </w:t>
-      </w:r>
-      <w:r>
         <w:t>значениями</w:t>
       </w:r>
       <w:r>
@@ -4745,21 +3755,7 @@
         <w:rPr>
           <w:lang w:val="en-US"/>
         </w:rPr>
-        <w:t>, Acceleration=2000, SteerAngle=30°, BrakeForce=3000, WheelFriction=1.0, CenterOfMassOffset</w:t>
-      </w:r>
-      <w:proofErr w:type="gramStart"/>
-      <w:r>
-        <w:rPr>
-          <w:lang w:val="en-US"/>
-        </w:rPr>
-        <w:t>=(</w:t>
-      </w:r>
-      <w:proofErr w:type="gramEnd"/>
-      <w:r>
-        <w:rPr>
-          <w:lang w:val="en-US"/>
-        </w:rPr>
-        <w:t>0,-0.4,0), SteerSpeedFalloff=0.5).</w:t>
+        <w:t>, Acceleration=2000, SteerAngle=30°, BrakeForce=3000, WheelFriction=1.0, CenterOfMassOffset=(0,-0.4,0), SteerSpeedFalloff=0.5).</w:t>
       </w:r>
     </w:p>
     <w:p>
@@ -4844,21 +3840,7 @@
         <w:rPr>
           <w:lang w:val="en-US"/>
         </w:rPr>
-        <w:t xml:space="preserve">  EDITOR_SCRIPT_NEEDED: FlatOutLike/Setup/Build Car Prefab </w:t>
-      </w:r>
-      <w:proofErr w:type="gramStart"/>
-      <w:r>
-        <w:rPr>
-          <w:lang w:val="en-US"/>
-        </w:rPr>
-        <w:t>From</w:t>
-      </w:r>
-      <w:proofErr w:type="gramEnd"/>
-      <w:r>
-        <w:rPr>
-          <w:lang w:val="en-US"/>
-        </w:rPr>
-        <w:t xml:space="preserve"> Selected FBX — </w:t>
+        <w:t xml:space="preserve">  EDITOR_SCRIPT_NEEDED: FlatOutLike/Setup/Build Car Prefab From Selected FBX — </w:t>
       </w:r>
       <w:r>
         <w:t>выделил</w:t>
@@ -5579,21 +4561,7 @@
         <w:rPr>
           <w:lang w:val="en-US"/>
         </w:rPr>
-        <w:t xml:space="preserve"> Build Car Prefab </w:t>
-      </w:r>
-      <w:proofErr w:type="gramStart"/>
-      <w:r>
-        <w:rPr>
-          <w:lang w:val="en-US"/>
-        </w:rPr>
-        <w:t>From</w:t>
-      </w:r>
-      <w:proofErr w:type="gramEnd"/>
-      <w:r>
-        <w:rPr>
-          <w:lang w:val="en-US"/>
-        </w:rPr>
-        <w:t xml:space="preserve"> Selected FBX → prefab </w:t>
+        <w:t xml:space="preserve"> Build Car Prefab From Selected FBX → prefab </w:t>
       </w:r>
       <w:r>
         <w:t>в</w:t>
@@ -5733,21 +4701,7 @@
         <w:rPr>
           <w:lang w:val="en-US"/>
         </w:rPr>
-        <w:t xml:space="preserve">4. Data/Configs/Car/CarDamageVisualConfig.cs — SO </w:t>
-      </w:r>
-      <w:proofErr w:type="gramStart"/>
-      <w:r>
-        <w:rPr>
-          <w:lang w:val="en-US"/>
-        </w:rPr>
-        <w:t>DamageStage[</w:t>
-      </w:r>
-      <w:proofErr w:type="gramEnd"/>
-      <w:r>
-        <w:rPr>
-          <w:lang w:val="en-US"/>
-        </w:rPr>
-        <w:t>] (</w:t>
+        <w:t>4. Data/Configs/Car/CarDamageVisualConfig.cs — SO DamageStage[] (</w:t>
       </w:r>
       <w:r>
         <w:t>полная</w:t>
@@ -5937,15 +4891,7 @@
     </w:p>
     <w:p>
       <w:r>
-        <w:t xml:space="preserve">10. Controllers/Vfx/ParticleController.cs — на пуленом партикл-префабе; </w:t>
-      </w:r>
-      <w:proofErr w:type="gramStart"/>
-      <w:r>
-        <w:t>Launch(</w:t>
-      </w:r>
-      <w:proofErr w:type="gramEnd"/>
-      <w:r>
-        <w:t>) проигрывает + возвращает себя в пул по завершении.</w:t>
+        <w:t>10. Controllers/Vfx/ParticleController.cs — на пуленом партикл-префабе; Launch() проигрывает + возвращает себя в пул по завершении.</w:t>
       </w:r>
     </w:p>
     <w:p>
@@ -5955,15 +4901,7 @@
     </w:p>
     <w:p>
       <w:r>
-        <w:t xml:space="preserve">12. Services/Vfx/IVfxService.cs + VfxService.cs — публичный </w:t>
-      </w:r>
-      <w:proofErr w:type="gramStart"/>
-      <w:r>
-        <w:t>PlayEffect(VfxEffectType,pos</w:t>
-      </w:r>
-      <w:proofErr w:type="gramEnd"/>
-      <w:r>
-        <w:t>,rot), тонкий делегат над фабрикой (контракт, который ждёт skill).</w:t>
+        <w:t>12. Services/Vfx/IVfxService.cs + VfxService.cs — публичный PlayEffect(VfxEffectType,pos,rot), тонкий делегат над фабрикой (контракт, который ждёт skill).</w:t>
       </w:r>
     </w:p>
     <w:p>
@@ -6010,21 +4948,7 @@
         <w:rPr>
           <w:lang w:val="en-US"/>
         </w:rPr>
-        <w:t xml:space="preserve"> → editor-script-</w:t>
-      </w:r>
-      <w:proofErr w:type="gramStart"/>
-      <w:r>
-        <w:rPr>
-          <w:lang w:val="en-US"/>
-        </w:rPr>
-        <w:t>creator)visual</w:t>
-      </w:r>
-      <w:proofErr w:type="gramEnd"/>
-      <w:r>
-        <w:rPr>
-          <w:lang w:val="en-US"/>
-        </w:rPr>
-        <w:t>→CarController.</w:t>
+        <w:t xml:space="preserve"> → editor-script-creator)visual→CarController.</w:t>
       </w:r>
     </w:p>
     <w:p>
@@ -6123,31 +5047,7 @@
     <w:p/>
     <w:p>
       <w:r>
-        <w:t xml:space="preserve">1. Инжект каждой машины без фабрики. В GameLifetimeScope вместо одиночных </w:t>
-      </w:r>
-      <w:proofErr w:type="gramStart"/>
-      <w:r>
-        <w:t>RegisterComponentInHierarchy&lt;</w:t>
-      </w:r>
-      <w:proofErr w:type="gramEnd"/>
-      <w:r>
-        <w:t xml:space="preserve">CarController&gt;/&lt;CarDamageVisualController&gt; — сериализованный </w:t>
-      </w:r>
-      <w:proofErr w:type="gramStart"/>
-      <w:r>
-        <w:t>GameObject[</w:t>
-      </w:r>
-      <w:proofErr w:type="gramEnd"/>
-      <w:r>
-        <w:t xml:space="preserve">] _sceneCars + RegisterBuildCallback, который вызывает </w:t>
-      </w:r>
-      <w:proofErr w:type="gramStart"/>
-      <w:r>
-        <w:t>container.InjectGameObject</w:t>
-      </w:r>
-      <w:proofErr w:type="gramEnd"/>
-      <w:r>
-        <w:t>(go) для каждой. Это инжектит обе машины целиком (CarController + EnemyCarController + CarDamageVisualController). Механизм (InjectGameObject) — ровно тот, что будет дёргать CarFactory на шаге 5 → не throwaway.</w:t>
+        <w:t>1. Инжект каждой машины без фабрики. В GameLifetimeScope вместо одиночных RegisterComponentInHierarchy&lt;CarController&gt;/&lt;CarDamageVisualController&gt; — сериализованный GameObject[] _sceneCars + RegisterBuildCallback, который вызывает container.InjectGameObject(go) для каждой. Это инжектит обе машины целиком (CarController + EnemyCarController + CarDamageVisualController). Механизм (InjectGameObject) — ровно тот, что будет дёргать CarFactory на шаге 5 → не throwaway.</w:t>
       </w:r>
     </w:p>
     <w:p>
@@ -6157,23 +5057,7 @@
     </w:p>
     <w:p>
       <w:r>
-        <w:t xml:space="preserve">3. Источник ввода на каждую машину (ключевая абстракция). Новый </w:t>
-      </w:r>
-      <w:proofErr w:type="gramStart"/>
-      <w:r>
-        <w:t>AiInputProvider :</w:t>
-      </w:r>
-      <w:proofErr w:type="gramEnd"/>
-      <w:r>
-        <w:t xml:space="preserve"> IInputProvider (plain C#, по экземпляру на врага) — настраиваемые Move/Handbrake/Nitro. CarController получает </w:t>
-      </w:r>
-      <w:proofErr w:type="gramStart"/>
-      <w:r>
-        <w:t>SetInputSource(</w:t>
-      </w:r>
-      <w:proofErr w:type="gramEnd"/>
-      <w:r>
-        <w:t>IInputProvider): игрок остаётся на keyboard-синглтоне из Construct, врага перекрывает обёртка.</w:t>
+        <w:t>3. Источник ввода на каждую машину (ключевая абстракция). Новый AiInputProvider : IInputProvider (plain C#, по экземпляру на врага) — настраиваемые Move/Handbrake/Nitro. CarController получает SetInputSource(IInputProvider): игрок остаётся на keyboard-синглтоне из Construct, врага перекрывает обёртка.</w:t>
       </w:r>
     </w:p>
     <w:p/>
@@ -6248,21 +5132,7 @@
         <w:rPr>
           <w:lang w:val="en-US"/>
         </w:rPr>
-        <w:t xml:space="preserve">- Data/Configs/Enemies/EnemyPersonalityConfig.cs — SO: </w:t>
-      </w:r>
-      <w:proofErr w:type="gramStart"/>
-      <w:r>
-        <w:rPr>
-          <w:lang w:val="en-US"/>
-        </w:rPr>
-        <w:t>RamAggression(0..</w:t>
-      </w:r>
-      <w:proofErr w:type="gramEnd"/>
-      <w:r>
-        <w:rPr>
-          <w:lang w:val="en-US"/>
-        </w:rPr>
-        <w:t xml:space="preserve">1), RetreatHpThreshold, PickupPriority, TargetSwitchCooldown + </w:t>
+        <w:t xml:space="preserve">- Data/Configs/Enemies/EnemyPersonalityConfig.cs — SO: RamAggression(0..1), RetreatHpThreshold, PickupPriority, TargetSwitchCooldown + </w:t>
       </w:r>
       <w:r>
         <w:t>тюнинг</w:t>
@@ -6360,21 +5230,7 @@
         <w:rPr>
           <w:lang w:val="en-US"/>
         </w:rPr>
-        <w:t xml:space="preserve">: AiDecision </w:t>
-      </w:r>
-      <w:proofErr w:type="gramStart"/>
-      <w:r>
-        <w:rPr>
-          <w:lang w:val="en-US"/>
-        </w:rPr>
-        <w:t>Tick(</w:t>
-      </w:r>
-      <w:proofErr w:type="gramEnd"/>
-      <w:r>
-        <w:rPr>
-          <w:lang w:val="en-US"/>
-        </w:rPr>
-        <w:t xml:space="preserve">ref AiBrainState brain, in AiPerception p, EnemyPersonalityConfig profile, float dt). </w:t>
+        <w:t xml:space="preserve">: AiDecision Tick(ref AiBrainState brain, in AiPerception p, EnemyPersonalityConfig profile, float dt). </w:t>
       </w:r>
       <w:r>
         <w:t>Внутренний</w:t>
@@ -6419,21 +5275,7 @@
         <w:rPr>
           <w:lang w:val="en-US"/>
         </w:rPr>
-        <w:t xml:space="preserve"> </w:t>
-      </w:r>
-      <w:proofErr w:type="gramStart"/>
-      <w:r>
-        <w:rPr>
-          <w:lang w:val="en-US"/>
-        </w:rPr>
-        <w:t>StateMachine&lt;</w:t>
-      </w:r>
-      <w:proofErr w:type="gramEnd"/>
-      <w:r>
-        <w:rPr>
-          <w:lang w:val="en-US"/>
-        </w:rPr>
-        <w:t xml:space="preserve">TEnum&gt; </w:t>
+        <w:t xml:space="preserve"> StateMachine&lt;TEnum&gt; </w:t>
       </w:r>
       <w:r>
         <w:t>тут</w:t>
@@ -6504,15 +5346,7 @@
     </w:p>
     <w:p>
       <w:r>
-        <w:t xml:space="preserve">- Controllers/Enemies/EnemyCarController.cs — MonoBehaviour: [Inject] </w:t>
-      </w:r>
-      <w:proofErr w:type="gramStart"/>
-      <w:r>
-        <w:t>Construct(</w:t>
-      </w:r>
-      <w:proofErr w:type="gramEnd"/>
-      <w:r>
-        <w:t xml:space="preserve">IEnemyAIService ai, IEventBus bus); владеет AiInputProvider, ставит его на соседний CarController через SetInputSource; </w:t>
+        <w:t xml:space="preserve">- Controllers/Enemies/EnemyCarController.cs — MonoBehaviour: [Inject] Construct(IEnemyAIService ai, IEventBus bus); владеет AiInputProvider, ставит его на соседний CarController через SetInputSource; </w:t>
       </w:r>
       <w:r>
         <w:lastRenderedPageBreak/>
@@ -6547,21 +5381,7 @@
         <w:rPr>
           <w:lang w:val="en-US"/>
         </w:rPr>
-        <w:t xml:space="preserve">- CarController.cs — public void </w:t>
-      </w:r>
-      <w:proofErr w:type="gramStart"/>
-      <w:r>
-        <w:rPr>
-          <w:lang w:val="en-US"/>
-        </w:rPr>
-        <w:t>SetInputSource(</w:t>
-      </w:r>
-      <w:proofErr w:type="gramEnd"/>
-      <w:r>
-        <w:rPr>
-          <w:lang w:val="en-US"/>
-        </w:rPr>
-        <w:t>IInputProvider).</w:t>
+        <w:t>- CarController.cs — public void SetInputSource(IInputProvider).</w:t>
       </w:r>
     </w:p>
     <w:p>
@@ -7161,35 +5981,7 @@
         <w:rPr>
           <w:lang w:val="en-US"/>
         </w:rPr>
-        <w:t xml:space="preserve">emySpawnEntry </w:t>
-      </w:r>
-      <w:proofErr w:type="gramStart"/>
-      <w:r>
-        <w:rPr>
-          <w:lang w:val="en-US"/>
-        </w:rPr>
-        <w:t>{ EnemyPersonalityConfig</w:t>
-      </w:r>
-      <w:proofErr w:type="gramEnd"/>
-      <w:r>
-        <w:rPr>
-          <w:lang w:val="en-US"/>
-        </w:rPr>
-        <w:t xml:space="preserve"> profile; CarStatsConfig car</w:t>
-      </w:r>
-      <w:proofErr w:type="gramStart"/>
-      <w:r>
-        <w:rPr>
-          <w:lang w:val="en-US"/>
-        </w:rPr>
-        <w:t>; }</w:t>
-      </w:r>
-      <w:proofErr w:type="gramEnd"/>
-      <w:r>
-        <w:rPr>
-          <w:lang w:val="en-US"/>
-        </w:rPr>
-        <w:t xml:space="preserve"> + int aiCarCount (</w:t>
+        <w:t>emySpawnEntry { EnemyPersonalityConfig profile; CarStatsConfig car; } + int aiCarCount (</w:t>
       </w:r>
       <w:r>
         <w:t>валид</w:t>
@@ -8204,21 +6996,7 @@
         <w:rPr>
           <w:lang w:val="en-US"/>
         </w:rPr>
-        <w:t xml:space="preserve">- Factories/Car/ICarFactory + CarFactory — SpawnPlayer(...), </w:t>
-      </w:r>
-      <w:proofErr w:type="gramStart"/>
-      <w:r>
-        <w:rPr>
-          <w:lang w:val="en-US"/>
-        </w:rPr>
-        <w:t>SpawnAi(</w:t>
-      </w:r>
-      <w:proofErr w:type="gramEnd"/>
-      <w:r>
-        <w:rPr>
-          <w:lang w:val="en-US"/>
-        </w:rPr>
-        <w:t xml:space="preserve">atsConfig, spawnPoint, target). </w:t>
+        <w:t xml:space="preserve">- Factories/Car/ICarFactory + CarFactory — SpawnPlayer(...), SpawnAi(atsConfig, spawnPoint, target). </w:t>
       </w:r>
       <w:r>
         <w:t>Внутри</w:t>
@@ -8227,21 +7005,7 @@
         <w:rPr>
           <w:lang w:val="en-US"/>
         </w:rPr>
-        <w:t xml:space="preserve"> Instantiate +_</w:t>
-      </w:r>
-      <w:proofErr w:type="gramStart"/>
-      <w:r>
-        <w:rPr>
-          <w:lang w:val="en-US"/>
-        </w:rPr>
-        <w:t>container.InjectGameObject</w:t>
-      </w:r>
-      <w:proofErr w:type="gramEnd"/>
-      <w:r>
-        <w:rPr>
-          <w:lang w:val="en-US"/>
-        </w:rPr>
-        <w:t xml:space="preserve"> + </w:t>
+        <w:t xml:space="preserve"> Instantiate +_container.InjectGameObject + </w:t>
       </w:r>
       <w:r>
         <w:t>явный</w:t>
@@ -8364,35 +7128,7 @@
         <w:rPr>
           <w:lang w:val="en-US"/>
         </w:rPr>
-        <w:t xml:space="preserve">- RewardEarnedEvent </w:t>
-      </w:r>
-      <w:proofErr w:type="gramStart"/>
-      <w:r>
-        <w:rPr>
-          <w:lang w:val="en-US"/>
-        </w:rPr>
-        <w:t>{ RewardSource</w:t>
-      </w:r>
-      <w:proofErr w:type="gramEnd"/>
-      <w:r>
-        <w:rPr>
-          <w:lang w:val="en-US"/>
-        </w:rPr>
-        <w:t xml:space="preserve"> source, int coinAmount, int </w:t>
-      </w:r>
-      <w:proofErr w:type="gramStart"/>
-      <w:r>
-        <w:rPr>
-          <w:lang w:val="en-US"/>
-        </w:rPr>
-        <w:t>xpAmount }</w:t>
-      </w:r>
-      <w:proofErr w:type="gramEnd"/>
-      <w:r>
-        <w:rPr>
-          <w:lang w:val="en-US"/>
-        </w:rPr>
-        <w:t xml:space="preserve"> — §15.3 </w:t>
+        <w:t xml:space="preserve">- RewardEarnedEvent { RewardSource source, int coinAmount, int xpAmount } — §15.3 </w:t>
       </w:r>
       <w:r>
         <w:t>предохранитель</w:t>
@@ -8414,65 +7150,146 @@
         <w:rPr>
           <w:lang w:val="en-US"/>
         </w:rPr>
-        <w:t xml:space="preserve">- DerbyMatchStartedEvent </w:t>
-      </w:r>
-      <w:proofErr w:type="gramStart"/>
-      <w:r>
-        <w:rPr>
-          <w:lang w:val="en-US"/>
-        </w:rPr>
-        <w:t>{ int</w:t>
-      </w:r>
-      <w:proofErr w:type="gramEnd"/>
-      <w:r>
-        <w:rPr>
-          <w:lang w:val="en-US"/>
-        </w:rPr>
-        <w:t xml:space="preserve"> </w:t>
-      </w:r>
-      <w:proofErr w:type="gramStart"/>
-      <w:r>
-        <w:rPr>
-          <w:lang w:val="en-US"/>
-        </w:rPr>
-        <w:t>totalCars }</w:t>
-      </w:r>
-      <w:proofErr w:type="gramEnd"/>
-    </w:p>
-    <w:p>
-      <w:pPr>
-        <w:rPr>
-          <w:lang w:val="en-US"/>
-        </w:rPr>
-      </w:pPr>
-      <w:r>
-        <w:rPr>
-          <w:lang w:val="en-US"/>
-        </w:rPr>
-        <w:t xml:space="preserve">- DerbyMatchEndedEvent </w:t>
-      </w:r>
-      <w:proofErr w:type="gramStart"/>
-      <w:r>
-        <w:rPr>
-          <w:lang w:val="en-US"/>
-        </w:rPr>
-        <w:t>{ CarId</w:t>
-      </w:r>
-      <w:proofErr w:type="gramEnd"/>
-      <w:r>
-        <w:rPr>
-          <w:lang w:val="en-US"/>
-        </w:rPr>
-        <w:t xml:space="preserve"> winner, int playerKills, float </w:t>
-      </w:r>
-      <w:proofErr w:type="gramStart"/>
-      <w:r>
-        <w:rPr>
-          <w:lang w:val="en-US"/>
-        </w:rPr>
-        <w:t>duration }</w:t>
-      </w:r>
-      <w:proofErr w:type="gramEnd"/>
+        <w:t>- DerbyMatchStartedEvent { int totalCars }</w:t>
+      </w:r>
+    </w:p>
+    <w:p>
+      <w:pPr>
+        <w:rPr>
+          <w:lang w:val="en-US"/>
+        </w:rPr>
+      </w:pPr>
+      <w:r>
+        <w:rPr>
+          <w:lang w:val="en-US"/>
+        </w:rPr>
+        <w:t xml:space="preserve">- DerbyMatchEndedEvent { CarId winner, int playerKills, float duration } — </w:t>
+      </w:r>
+      <w:r>
+        <w:t>уже</w:t>
+      </w:r>
+      <w:r>
+        <w:rPr>
+          <w:lang w:val="en-US"/>
+        </w:rPr>
+        <w:t xml:space="preserve"> </w:t>
+      </w:r>
+      <w:r>
+        <w:t>в</w:t>
+      </w:r>
+      <w:r>
+        <w:rPr>
+          <w:lang w:val="en-US"/>
+        </w:rPr>
+        <w:t xml:space="preserve"> </w:t>
+      </w:r>
+      <w:r>
+        <w:t>чек</w:t>
+      </w:r>
+      <w:r>
+        <w:rPr>
+          <w:lang w:val="en-US"/>
+        </w:rPr>
+        <w:t>-</w:t>
+      </w:r>
+      <w:r>
+        <w:t>листе</w:t>
+      </w:r>
+      <w:r>
+        <w:rPr>
+          <w:lang w:val="en-US"/>
+        </w:rPr>
+        <w:t xml:space="preserve"> §13, </w:t>
+      </w:r>
+      <w:r>
+        <w:t>проверю</w:t>
+      </w:r>
+      <w:r>
+        <w:rPr>
+          <w:lang w:val="en-US"/>
+        </w:rPr>
+        <w:t xml:space="preserve"> </w:t>
+      </w:r>
+      <w:r>
+        <w:t>существование</w:t>
+      </w:r>
+      <w:r>
+        <w:rPr>
+          <w:lang w:val="en-US"/>
+        </w:rPr>
+        <w:t>.</w:t>
+      </w:r>
+    </w:p>
+    <w:p>
+      <w:pPr>
+        <w:rPr>
+          <w:lang w:val="en-US"/>
+        </w:rPr>
+      </w:pPr>
+      <w:r>
+        <w:rPr>
+          <w:lang w:val="en-US"/>
+        </w:rPr>
+        <w:t>- PickupCollectedEvent { CarId collector, PickupType type } (</w:t>
+      </w:r>
+      <w:r>
+        <w:t>опционал</w:t>
+      </w:r>
+    </w:p>
+    <w:p>
+      <w:pPr>
+        <w:rPr>
+          <w:lang w:val="en-US"/>
+        </w:rPr>
+      </w:pPr>
+    </w:p>
+    <w:p>
+      <w:pPr>
+        <w:rPr>
+          <w:lang w:val="en-US"/>
+        </w:rPr>
+      </w:pPr>
+      <w:r>
+        <w:rPr>
+          <w:lang w:val="en-US"/>
+        </w:rPr>
+        <w:t xml:space="preserve">GameLifetimeScope </w:t>
+      </w:r>
+      <w:r>
+        <w:t>правки</w:t>
+      </w:r>
+    </w:p>
+    <w:p>
+      <w:pPr>
+        <w:rPr>
+          <w:lang w:val="en-US"/>
+        </w:rPr>
+      </w:pPr>
+    </w:p>
+    <w:p>
+      <w:pPr>
+        <w:rPr>
+          <w:lang w:val="en-US"/>
+        </w:rPr>
+      </w:pPr>
+      <w:r>
+        <w:rPr>
+          <w:lang w:val="en-US"/>
+        </w:rPr>
+        <w:t xml:space="preserve">- </w:t>
+      </w:r>
+      <w:r>
+        <w:t>Удалить</w:t>
+      </w:r>
+      <w:r>
+        <w:rPr>
+          <w:lang w:val="en-US"/>
+        </w:rPr>
+        <w:t xml:space="preserve"> _sceneCars </w:t>
+      </w:r>
+      <w:r>
+        <w:t>массив</w:t>
+      </w:r>
       <w:r>
         <w:rPr>
           <w:lang w:val="en-US"/>
@@ -8480,13 +7297,22 @@
         <w:t xml:space="preserve"> — </w:t>
       </w:r>
       <w:r>
-        <w:t>уже</w:t>
-      </w:r>
-      <w:r>
-        <w:rPr>
-          <w:lang w:val="en-US"/>
-        </w:rPr>
-        <w:t xml:space="preserve"> </w:t>
+        <w:t>машины</w:t>
+      </w:r>
+      <w:r>
+        <w:rPr>
+          <w:lang w:val="en-US"/>
+        </w:rPr>
+        <w:t xml:space="preserve"> </w:t>
+      </w:r>
+      <w:r>
+        <w:t>спавнит</w:t>
+      </w:r>
+      <w:r>
+        <w:rPr>
+          <w:lang w:val="en-US"/>
+        </w:rPr>
+        <w:t xml:space="preserve"> CarFactory </w:t>
       </w:r>
       <w:r>
         <w:t>в</w:t>
@@ -8498,34 +7324,7 @@
         <w:t xml:space="preserve"> </w:t>
       </w:r>
       <w:r>
-        <w:t>чек</w:t>
-      </w:r>
-      <w:r>
-        <w:rPr>
-          <w:lang w:val="en-US"/>
-        </w:rPr>
-        <w:t>-</w:t>
-      </w:r>
-      <w:r>
-        <w:t>листе</w:t>
-      </w:r>
-      <w:r>
-        <w:rPr>
-          <w:lang w:val="en-US"/>
-        </w:rPr>
-        <w:t xml:space="preserve"> §13, </w:t>
-      </w:r>
-      <w:r>
-        <w:t>проверю</w:t>
-      </w:r>
-      <w:r>
-        <w:rPr>
-          <w:lang w:val="en-US"/>
-        </w:rPr>
-        <w:t xml:space="preserve"> </w:t>
-      </w:r>
-      <w:r>
-        <w:t>существование</w:t>
+        <w:t>рантайме</w:t>
       </w:r>
       <w:r>
         <w:rPr>
@@ -8544,150 +7343,9 @@
         <w:rPr>
           <w:lang w:val="en-US"/>
         </w:rPr>
-        <w:t xml:space="preserve">- PickupCollectedEvent </w:t>
-      </w:r>
-      <w:proofErr w:type="gramStart"/>
-      <w:r>
-        <w:rPr>
-          <w:lang w:val="en-US"/>
-        </w:rPr>
-        <w:t>{ CarId</w:t>
-      </w:r>
-      <w:proofErr w:type="gramEnd"/>
-      <w:r>
-        <w:rPr>
-          <w:lang w:val="en-US"/>
-        </w:rPr>
-        <w:t xml:space="preserve"> collector, PickupType </w:t>
-      </w:r>
-      <w:proofErr w:type="gramStart"/>
-      <w:r>
-        <w:rPr>
-          <w:lang w:val="en-US"/>
-        </w:rPr>
-        <w:t>type }</w:t>
-      </w:r>
-      <w:proofErr w:type="gramEnd"/>
-      <w:r>
-        <w:rPr>
-          <w:lang w:val="en-US"/>
-        </w:rPr>
-        <w:t xml:space="preserve"> (</w:t>
-      </w:r>
-      <w:r>
-        <w:t>опционал</w:t>
-      </w:r>
-    </w:p>
-    <w:p>
-      <w:pPr>
-        <w:rPr>
-          <w:lang w:val="en-US"/>
-        </w:rPr>
-      </w:pPr>
-    </w:p>
-    <w:p>
-      <w:pPr>
-        <w:rPr>
-          <w:lang w:val="en-US"/>
-        </w:rPr>
-      </w:pPr>
-      <w:r>
-        <w:rPr>
-          <w:lang w:val="en-US"/>
-        </w:rPr>
-        <w:t xml:space="preserve">GameLifetimeScope </w:t>
-      </w:r>
-      <w:r>
-        <w:t>правки</w:t>
-      </w:r>
-    </w:p>
-    <w:p>
-      <w:pPr>
-        <w:rPr>
-          <w:lang w:val="en-US"/>
-        </w:rPr>
-      </w:pPr>
-    </w:p>
-    <w:p>
-      <w:pPr>
-        <w:rPr>
-          <w:lang w:val="en-US"/>
-        </w:rPr>
-      </w:pPr>
-      <w:r>
-        <w:rPr>
-          <w:lang w:val="en-US"/>
-        </w:rPr>
         <w:t xml:space="preserve">- </w:t>
       </w:r>
       <w:r>
-        <w:t>Удалить</w:t>
-      </w:r>
-      <w:r>
-        <w:rPr>
-          <w:lang w:val="en-US"/>
-        </w:rPr>
-        <w:t xml:space="preserve"> _sceneCars </w:t>
-      </w:r>
-      <w:r>
-        <w:t>массив</w:t>
-      </w:r>
-      <w:r>
-        <w:rPr>
-          <w:lang w:val="en-US"/>
-        </w:rPr>
-        <w:t xml:space="preserve"> — </w:t>
-      </w:r>
-      <w:r>
-        <w:t>машины</w:t>
-      </w:r>
-      <w:r>
-        <w:rPr>
-          <w:lang w:val="en-US"/>
-        </w:rPr>
-        <w:t xml:space="preserve"> </w:t>
-      </w:r>
-      <w:r>
-        <w:t>спавнит</w:t>
-      </w:r>
-      <w:r>
-        <w:rPr>
-          <w:lang w:val="en-US"/>
-        </w:rPr>
-        <w:t xml:space="preserve"> CarFactory </w:t>
-      </w:r>
-      <w:r>
-        <w:t>в</w:t>
-      </w:r>
-      <w:r>
-        <w:rPr>
-          <w:lang w:val="en-US"/>
-        </w:rPr>
-        <w:t xml:space="preserve"> </w:t>
-      </w:r>
-      <w:r>
-        <w:t>рантайме</w:t>
-      </w:r>
-      <w:r>
-        <w:rPr>
-          <w:lang w:val="en-US"/>
-        </w:rPr>
-        <w:t>.</w:t>
-      </w:r>
-    </w:p>
-    <w:p>
-      <w:pPr>
-        <w:rPr>
-          <w:lang w:val="en-US"/>
-        </w:rPr>
-      </w:pPr>
-      <w:r>
-        <w:rPr>
-          <w:lang w:val="en-US"/>
-        </w:rPr>
-        <w:t xml:space="preserve">- </w:t>
-      </w:r>
-      <w:r>
         <w:t>Добавить</w:t>
       </w:r>
       <w:r>
@@ -8717,15 +7375,7 @@
     </w:p>
     <w:p>
       <w:r>
-        <w:t>- Зарегистрировать через RegisterInstance (SO) и Register&lt;&gt;/</w:t>
-      </w:r>
-      <w:proofErr w:type="gramStart"/>
-      <w:r>
-        <w:t>As&lt;</w:t>
-      </w:r>
-      <w:proofErr w:type="gramEnd"/>
-      <w:r>
-        <w:t>&gt; для сервисов/фабрик.</w:t>
+        <w:t>- Зарегистрировать через RegisterInstance (SO) и Register&lt;&gt;/As&lt;&gt; для сервисов/фабрик.</w:t>
       </w:r>
     </w:p>
     <w:p>
@@ -9088,21 +7738,7 @@
         <w:rPr>
           <w:lang w:val="en-US"/>
         </w:rPr>
-        <w:t xml:space="preserve"> Derby_Arena_</w:t>
-      </w:r>
-      <w:proofErr w:type="gramStart"/>
-      <w:r>
-        <w:rPr>
-          <w:lang w:val="en-US"/>
-        </w:rPr>
-        <w:t>01.unity</w:t>
-      </w:r>
-      <w:proofErr w:type="gramEnd"/>
-      <w:r>
-        <w:rPr>
-          <w:lang w:val="en-US"/>
-        </w:rPr>
-        <w:t xml:space="preserve">: floor arSpawnPoint </w:t>
+        <w:t xml:space="preserve"> Derby_Arena_01.unity: floor arSpawnPoint </w:t>
       </w:r>
       <w:r>
         <w:t>по</w:t>
@@ -9383,15 +8019,7 @@
     </w:p>
     <w:p>
       <w:r>
-        <w:t>9. Прогон audit-architecture в конце (по cli-workflow</w:t>
-      </w:r>
-      <w:proofErr w:type="gramStart"/>
-      <w:r>
-        <w:t xml:space="preserve"> §аудит</w:t>
-      </w:r>
-      <w:proofErr w:type="gramEnd"/>
-      <w:r>
-        <w:t xml:space="preserve"> — после шагов 3/6/9; шаг 6 ещё впереди, но шаг 5 объёмный, разумно прогнать сейчас).</w:t>
+        <w:t>9. Прогон audit-architecture в конце (по cli-workflow §аудит — после шагов 3/6/9; шаг 6 ещё впереди, но шаг 5 объёмный, разумно прогнать сейчас).</w:t>
       </w:r>
     </w:p>
     <w:p/>
@@ -9743,15 +8371,550 @@
         <w:t>⚠️</w:t>
       </w:r>
       <w:r>
-        <w:t xml:space="preserve"> Старт из главного меню — Шаг 8 (пока </w:t>
-      </w:r>
-      <w:proofErr w:type="gramStart"/>
-      <w:r>
-        <w:t>авто-старт</w:t>
-      </w:r>
-      <w:proofErr w:type="gramEnd"/>
-      <w:r>
-        <w:t xml:space="preserve"> сцены)</w:t>
+        <w:t xml:space="preserve"> Старт из главного меню — Шаг 8 (пока авто-старт сцены)</w:t>
+      </w:r>
+    </w:p>
+    <w:p/>
+    <w:p>
+      <w:pPr>
+        <w:pStyle w:val="3"/>
+      </w:pPr>
+      <w:r>
+        <w:t>План файлов — Шаг 5: Derby-матч</w:t>
+      </w:r>
+    </w:p>
+    <w:p/>
+    <w:p>
+      <w:r>
+        <w:t>«Первый играбельный Derby»: арена с 3–6 AI, физ-урон (готов), 3 различимых personality, pickup'ы, hazards, win = last alive, начисление coins.</w:t>
+      </w:r>
+    </w:p>
+    <w:p>
+      <w:r>
+        <w:t>Развилки (мои рекомендации — подтверди/поправь до старта)</w:t>
+      </w:r>
+    </w:p>
+    <w:p>
+      <w:r>
+        <w:rPr>
+          <w:noProof/>
+        </w:rPr>
+        <w:drawing>
+          <wp:inline distT="0" distB="0" distL="0" distR="0" wp14:anchorId="4FB0E8DE" wp14:editId="6E37383D">
+            <wp:extent cx="6716804" cy="1244278"/>
+            <wp:effectExtent l="0" t="0" r="0" b="0"/>
+            <wp:docPr id="615188104" name="Рисунок 1"/>
+            <wp:cNvGraphicFramePr>
+              <a:graphicFrameLocks xmlns:a="http://schemas.openxmlformats.org/drawingml/2006/main" noChangeAspect="1"/>
+            </wp:cNvGraphicFramePr>
+            <a:graphic xmlns:a="http://schemas.openxmlformats.org/drawingml/2006/main">
+              <a:graphicData uri="http://schemas.openxmlformats.org/drawingml/2006/picture">
+                <pic:pic xmlns:pic="http://schemas.openxmlformats.org/drawingml/2006/picture">
+                  <pic:nvPicPr>
+                    <pic:cNvPr id="615188104" name=""/>
+                    <pic:cNvPicPr/>
+                  </pic:nvPicPr>
+                  <pic:blipFill>
+                    <a:blip r:embed="rId7"/>
+                    <a:stretch>
+                      <a:fillRect/>
+                    </a:stretch>
+                  </pic:blipFill>
+                  <pic:spPr>
+                    <a:xfrm>
+                      <a:off x="0" y="0"/>
+                      <a:ext cx="6793839" cy="1258549"/>
+                    </a:xfrm>
+                    <a:prstGeom prst="rect">
+                      <a:avLst/>
+                    </a:prstGeom>
+                  </pic:spPr>
+                </pic:pic>
+              </a:graphicData>
+            </a:graphic>
+          </wp:inline>
+        </w:drawing>
+      </w:r>
+    </w:p>
+    <w:p/>
+    <w:p>
+      <w:r>
+        <w:t>Разбивка на под-чекпоинты</w:t>
+      </w:r>
+    </w:p>
+    <w:p>
+      <w:r>
+        <w:t>Шаг 5 слишком велик для одного Unity-чекпоинта (нарушит «один шаг — одна проверка» из cli-workflow). Предлагаю 5 под-шагов, каждый — playable-проверка:</w:t>
+      </w:r>
+    </w:p>
+    <w:p>
+      <w:r>
+        <w:t>5a — Арена + спавн + машины дерутся</w:t>
+      </w:r>
+      <w:r>
+        <w:t>:</w:t>
+      </w:r>
+    </w:p>
+    <w:p>
+      <w:pPr>
+        <w:rPr>
+          <w:noProof/>
+        </w:rPr>
+      </w:pPr>
+      <w:r>
+        <w:rPr>
+          <w:noProof/>
+        </w:rPr>
+        <w:drawing>
+          <wp:inline distT="0" distB="0" distL="0" distR="0" wp14:anchorId="78E12700" wp14:editId="30A394D8">
+            <wp:extent cx="6635276" cy="1886674"/>
+            <wp:effectExtent l="0" t="0" r="0" b="0"/>
+            <wp:docPr id="2106393444" name="Рисунок 1"/>
+            <wp:cNvGraphicFramePr>
+              <a:graphicFrameLocks xmlns:a="http://schemas.openxmlformats.org/drawingml/2006/main" noChangeAspect="1"/>
+            </wp:cNvGraphicFramePr>
+            <a:graphic xmlns:a="http://schemas.openxmlformats.org/drawingml/2006/main">
+              <a:graphicData uri="http://schemas.openxmlformats.org/drawingml/2006/picture">
+                <pic:pic xmlns:pic="http://schemas.openxmlformats.org/drawingml/2006/picture">
+                  <pic:nvPicPr>
+                    <pic:cNvPr id="2106393444" name=""/>
+                    <pic:cNvPicPr/>
+                  </pic:nvPicPr>
+                  <pic:blipFill>
+                    <a:blip r:embed="rId8"/>
+                    <a:stretch>
+                      <a:fillRect/>
+                    </a:stretch>
+                  </pic:blipFill>
+                  <pic:spPr>
+                    <a:xfrm>
+                      <a:off x="0" y="0"/>
+                      <a:ext cx="6657631" cy="1893030"/>
+                    </a:xfrm>
+                    <a:prstGeom prst="rect">
+                      <a:avLst/>
+                    </a:prstGeom>
+                  </pic:spPr>
+                </pic:pic>
+              </a:graphicData>
+            </a:graphic>
+          </wp:inline>
+        </w:drawing>
+      </w:r>
+    </w:p>
+    <w:p>
+      <w:r>
+        <w:t>Чекпоинт: N машин спавнятся по периметру и таранят (на текущем Aggressor-ИИ).</w:t>
+      </w:r>
+    </w:p>
+    <w:p>
+      <w:r>
+        <w:t>5b — 3 различимых personality</w:t>
+      </w:r>
+    </w:p>
+    <w:p>
+      <w:r>
+        <w:rPr>
+          <w:noProof/>
+        </w:rPr>
+        <w:drawing>
+          <wp:inline distT="0" distB="0" distL="0" distR="0" wp14:anchorId="4EBB520F" wp14:editId="624CB680">
+            <wp:extent cx="6688440" cy="1406324"/>
+            <wp:effectExtent l="0" t="0" r="0" b="3810"/>
+            <wp:docPr id="585866173" name="Рисунок 1"/>
+            <wp:cNvGraphicFramePr>
+              <a:graphicFrameLocks xmlns:a="http://schemas.openxmlformats.org/drawingml/2006/main" noChangeAspect="1"/>
+            </wp:cNvGraphicFramePr>
+            <a:graphic xmlns:a="http://schemas.openxmlformats.org/drawingml/2006/main">
+              <a:graphicData uri="http://schemas.openxmlformats.org/drawingml/2006/picture">
+                <pic:pic xmlns:pic="http://schemas.openxmlformats.org/drawingml/2006/picture">
+                  <pic:nvPicPr>
+                    <pic:cNvPr id="585866173" name=""/>
+                    <pic:cNvPicPr/>
+                  </pic:nvPicPr>
+                  <pic:blipFill>
+                    <a:blip r:embed="rId9"/>
+                    <a:stretch>
+                      <a:fillRect/>
+                    </a:stretch>
+                  </pic:blipFill>
+                  <pic:spPr>
+                    <a:xfrm>
+                      <a:off x="0" y="0"/>
+                      <a:ext cx="6731414" cy="1415360"/>
+                    </a:xfrm>
+                    <a:prstGeom prst="rect">
+                      <a:avLst/>
+                    </a:prstGeom>
+                  </pic:spPr>
+                </pic:pic>
+              </a:graphicData>
+            </a:graphic>
+          </wp:inline>
+        </w:drawing>
+      </w:r>
+    </w:p>
+    <w:p>
+      <w:r>
+        <w:lastRenderedPageBreak/>
+        <w:t>Чекпоинт: Aggressor прёт напролом, Coward убегает при низком HP (использует готовую RetreatHpThreshold-ветку), PlayerHunter гонится за игроком.</w:t>
+      </w:r>
+    </w:p>
+    <w:p>
+      <w:r>
+        <w:t>5c — Нитро + Pickup'ы</w:t>
+      </w:r>
+    </w:p>
+    <w:p>
+      <w:pPr>
+        <w:rPr>
+          <w:noProof/>
+        </w:rPr>
+      </w:pPr>
+      <w:r>
+        <w:rPr>
+          <w:noProof/>
+        </w:rPr>
+        <w:drawing>
+          <wp:inline distT="0" distB="0" distL="0" distR="0" wp14:anchorId="15D4E3FA" wp14:editId="0081BBC2">
+            <wp:extent cx="6517157" cy="1487347"/>
+            <wp:effectExtent l="0" t="0" r="0" b="0"/>
+            <wp:docPr id="884759419" name="Рисунок 1"/>
+            <wp:cNvGraphicFramePr>
+              <a:graphicFrameLocks xmlns:a="http://schemas.openxmlformats.org/drawingml/2006/main" noChangeAspect="1"/>
+            </wp:cNvGraphicFramePr>
+            <a:graphic xmlns:a="http://schemas.openxmlformats.org/drawingml/2006/main">
+              <a:graphicData uri="http://schemas.openxmlformats.org/drawingml/2006/picture">
+                <pic:pic xmlns:pic="http://schemas.openxmlformats.org/drawingml/2006/picture">
+                  <pic:nvPicPr>
+                    <pic:cNvPr id="884759419" name=""/>
+                    <pic:cNvPicPr/>
+                  </pic:nvPicPr>
+                  <pic:blipFill>
+                    <a:blip r:embed="rId10"/>
+                    <a:stretch>
+                      <a:fillRect/>
+                    </a:stretch>
+                  </pic:blipFill>
+                  <pic:spPr>
+                    <a:xfrm>
+                      <a:off x="0" y="0"/>
+                      <a:ext cx="6549393" cy="1494704"/>
+                    </a:xfrm>
+                    <a:prstGeom prst="rect">
+                      <a:avLst/>
+                    </a:prstGeom>
+                  </pic:spPr>
+                </pic:pic>
+              </a:graphicData>
+            </a:graphic>
+          </wp:inline>
+        </w:drawing>
+      </w:r>
+    </w:p>
+    <w:p>
+      <w:pPr>
+        <w:rPr>
+          <w:noProof/>
+        </w:rPr>
+      </w:pPr>
+      <w:r>
+        <w:rPr>
+          <w:noProof/>
+        </w:rPr>
+        <w:drawing>
+          <wp:inline distT="0" distB="0" distL="0" distR="0" wp14:anchorId="125DC11E" wp14:editId="36CF213D">
+            <wp:extent cx="7669276" cy="584521"/>
+            <wp:effectExtent l="0" t="0" r="0" b="6350"/>
+            <wp:docPr id="706937109" name="Рисунок 1"/>
+            <wp:cNvGraphicFramePr>
+              <a:graphicFrameLocks xmlns:a="http://schemas.openxmlformats.org/drawingml/2006/main" noChangeAspect="1"/>
+            </wp:cNvGraphicFramePr>
+            <a:graphic xmlns:a="http://schemas.openxmlformats.org/drawingml/2006/main">
+              <a:graphicData uri="http://schemas.openxmlformats.org/drawingml/2006/picture">
+                <pic:pic xmlns:pic="http://schemas.openxmlformats.org/drawingml/2006/picture">
+                  <pic:nvPicPr>
+                    <pic:cNvPr id="706937109" name=""/>
+                    <pic:cNvPicPr/>
+                  </pic:nvPicPr>
+                  <pic:blipFill>
+                    <a:blip r:embed="rId11"/>
+                    <a:stretch>
+                      <a:fillRect/>
+                    </a:stretch>
+                  </pic:blipFill>
+                  <pic:spPr>
+                    <a:xfrm>
+                      <a:off x="0" y="0"/>
+                      <a:ext cx="7736084" cy="589613"/>
+                    </a:xfrm>
+                    <a:prstGeom prst="rect">
+                      <a:avLst/>
+                    </a:prstGeom>
+                  </pic:spPr>
+                </pic:pic>
+              </a:graphicData>
+            </a:graphic>
+          </wp:inline>
+        </w:drawing>
+      </w:r>
+    </w:p>
+    <w:p>
+      <w:r>
+        <w:t>Чекпоинт: pickup подбирается, нитро работает, респаун по таймеру.</w:t>
+      </w:r>
+    </w:p>
+    <w:p>
+      <w:r>
+        <w:t>5d — Hazards</w:t>
+      </w:r>
+    </w:p>
+    <w:p>
+      <w:r>
+        <w:rPr>
+          <w:noProof/>
+        </w:rPr>
+        <w:drawing>
+          <wp:inline distT="0" distB="0" distL="0" distR="0" wp14:anchorId="7CF3A57C" wp14:editId="37B54453">
+            <wp:extent cx="6603962" cy="1284790"/>
+            <wp:effectExtent l="0" t="0" r="6985" b="0"/>
+            <wp:docPr id="79062987" name="Рисунок 1"/>
+            <wp:cNvGraphicFramePr>
+              <a:graphicFrameLocks xmlns:a="http://schemas.openxmlformats.org/drawingml/2006/main" noChangeAspect="1"/>
+            </wp:cNvGraphicFramePr>
+            <a:graphic xmlns:a="http://schemas.openxmlformats.org/drawingml/2006/main">
+              <a:graphicData uri="http://schemas.openxmlformats.org/drawingml/2006/picture">
+                <pic:pic xmlns:pic="http://schemas.openxmlformats.org/drawingml/2006/picture">
+                  <pic:nvPicPr>
+                    <pic:cNvPr id="79062987" name=""/>
+                    <pic:cNvPicPr/>
+                  </pic:nvPicPr>
+                  <pic:blipFill>
+                    <a:blip r:embed="rId12"/>
+                    <a:stretch>
+                      <a:fillRect/>
+                    </a:stretch>
+                  </pic:blipFill>
+                  <pic:spPr>
+                    <a:xfrm>
+                      <a:off x="0" y="0"/>
+                      <a:ext cx="6621425" cy="1288187"/>
+                    </a:xfrm>
+                    <a:prstGeom prst="rect">
+                      <a:avLst/>
+                    </a:prstGeom>
+                  </pic:spPr>
+                </pic:pic>
+              </a:graphicData>
+            </a:graphic>
+          </wp:inline>
+        </w:drawing>
+      </w:r>
+    </w:p>
+    <w:p>
+      <w:r>
+        <w:t>Чекпоинт: бочки смещаются, заборы разбиваются.</w:t>
+      </w:r>
+    </w:p>
+    <w:p>
+      <w:r>
+        <w:t>5e — Жизненный цикл матча</w:t>
+      </w:r>
+    </w:p>
+    <w:p>
+      <w:r>
+        <w:rPr>
+          <w:noProof/>
+        </w:rPr>
+        <w:drawing>
+          <wp:inline distT="0" distB="0" distL="0" distR="0" wp14:anchorId="3C373938" wp14:editId="6B2E8CF8">
+            <wp:extent cx="6791235" cy="1660967"/>
+            <wp:effectExtent l="0" t="0" r="0" b="0"/>
+            <wp:docPr id="1187106351" name="Рисунок 1"/>
+            <wp:cNvGraphicFramePr>
+              <a:graphicFrameLocks xmlns:a="http://schemas.openxmlformats.org/drawingml/2006/main" noChangeAspect="1"/>
+            </wp:cNvGraphicFramePr>
+            <a:graphic xmlns:a="http://schemas.openxmlformats.org/drawingml/2006/main">
+              <a:graphicData uri="http://schemas.openxmlformats.org/drawingml/2006/picture">
+                <pic:pic xmlns:pic="http://schemas.openxmlformats.org/drawingml/2006/picture">
+                  <pic:nvPicPr>
+                    <pic:cNvPr id="1187106351" name=""/>
+                    <pic:cNvPicPr/>
+                  </pic:nvPicPr>
+                  <pic:blipFill>
+                    <a:blip r:embed="rId13"/>
+                    <a:stretch>
+                      <a:fillRect/>
+                    </a:stretch>
+                  </pic:blipFill>
+                  <pic:spPr>
+                    <a:xfrm>
+                      <a:off x="0" y="0"/>
+                      <a:ext cx="6814756" cy="1666720"/>
+                    </a:xfrm>
+                    <a:prstGeom prst="rect">
+                      <a:avLst/>
+                    </a:prstGeom>
+                  </pic:spPr>
+                </pic:pic>
+              </a:graphicData>
+            </a:graphic>
+          </wp:inline>
+        </w:drawing>
+      </w:r>
+    </w:p>
+    <w:p>
+      <w:r>
+        <w:t>Чекпоинт: последняя живая машина → объявлен победитель → начислены coins (видно в логе/PlayerPrefs).</w:t>
+      </w:r>
+    </w:p>
+    <w:p>
+      <w:r>
+        <w:t>Юнит-тесты (переиспользуют тест-asmdef из groundwork)</w:t>
+      </w:r>
+    </w:p>
+    <w:p/>
+    <w:p>
+      <w:pPr>
+        <w:rPr>
+          <w:lang w:val="en-US"/>
+        </w:rPr>
+      </w:pPr>
+      <w:r>
+        <w:rPr>
+          <w:lang w:val="en-US"/>
+        </w:rPr>
+        <w:t xml:space="preserve">- TargetSelectionServiceTests — nearest/weakest/player </w:t>
+      </w:r>
+      <w:r>
+        <w:t>из</w:t>
+      </w:r>
+      <w:r>
+        <w:rPr>
+          <w:lang w:val="en-US"/>
+        </w:rPr>
+        <w:t xml:space="preserve"> </w:t>
+      </w:r>
+      <w:r>
+        <w:t>набора</w:t>
+      </w:r>
+      <w:r>
+        <w:rPr>
+          <w:lang w:val="en-US"/>
+        </w:rPr>
+        <w:t>.</w:t>
+      </w:r>
+    </w:p>
+    <w:p>
+      <w:pPr>
+        <w:rPr>
+          <w:lang w:val="en-US"/>
+        </w:rPr>
+      </w:pPr>
+      <w:r>
+        <w:rPr>
+          <w:lang w:val="en-US"/>
+        </w:rPr>
+        <w:t xml:space="preserve">- NitroServiceTests — </w:t>
+      </w:r>
+      <w:r>
+        <w:t>расход</w:t>
+      </w:r>
+      <w:r>
+        <w:rPr>
+          <w:lang w:val="en-US"/>
+        </w:rPr>
+        <w:t>/</w:t>
+      </w:r>
+      <w:r>
+        <w:t>долив</w:t>
+      </w:r>
+      <w:r>
+        <w:rPr>
+          <w:lang w:val="en-US"/>
+        </w:rPr>
+        <w:t>/</w:t>
+      </w:r>
+      <w:r>
+        <w:t>пусто</w:t>
+      </w:r>
+      <w:r>
+        <w:rPr>
+          <w:lang w:val="en-US"/>
+        </w:rPr>
+        <w:t>.</w:t>
+      </w:r>
+    </w:p>
+    <w:p>
+      <w:pPr>
+        <w:rPr>
+          <w:lang w:val="en-US"/>
+        </w:rPr>
+      </w:pPr>
+      <w:r>
+        <w:rPr>
+          <w:lang w:val="en-US"/>
+        </w:rPr>
+        <w:t xml:space="preserve">- PoolManagerTests — get/return/reuse, </w:t>
+      </w:r>
+      <w:r>
+        <w:t>отсутствие</w:t>
+      </w:r>
+      <w:r>
+        <w:rPr>
+          <w:lang w:val="en-US"/>
+        </w:rPr>
+        <w:t xml:space="preserve"> </w:t>
+      </w:r>
+      <w:r>
+        <w:t>дублей</w:t>
+      </w:r>
+      <w:r>
+        <w:rPr>
+          <w:lang w:val="en-US"/>
+        </w:rPr>
+        <w:t>.</w:t>
+      </w:r>
+    </w:p>
+    <w:p>
+      <w:pPr>
+        <w:rPr>
+          <w:lang w:val="en-US"/>
+        </w:rPr>
+      </w:pPr>
+      <w:r>
+        <w:rPr>
+          <w:lang w:val="en-US"/>
+        </w:rPr>
+        <w:lastRenderedPageBreak/>
+        <w:t xml:space="preserve">- DerbyMatchServiceTests — win-condition (last alive), </w:t>
+      </w:r>
+      <w:r>
+        <w:t>подсчёт</w:t>
+      </w:r>
+      <w:r>
+        <w:rPr>
+          <w:lang w:val="en-US"/>
+        </w:rPr>
+        <w:t xml:space="preserve"> </w:t>
+      </w:r>
+      <w:r>
+        <w:t>киллов</w:t>
+      </w:r>
+      <w:r>
+        <w:rPr>
+          <w:lang w:val="en-US"/>
+        </w:rPr>
+        <w:t xml:space="preserve"> </w:t>
+      </w:r>
+      <w:r>
+        <w:t>игрока</w:t>
+      </w:r>
+      <w:r>
+        <w:rPr>
+          <w:lang w:val="en-US"/>
+        </w:rPr>
+        <w:t>.</w:t>
       </w:r>
     </w:p>
     <w:sectPr>
@@ -9762,6 +8925,56 @@
     </w:sectPr>
   </w:body>
 </w:document>
+</file>
+
+<file path=word/endnotes.xml><?xml version="1.0" encoding="utf-8"?>
+<w:endnotes xmlns:wpc="http://schemas.microsoft.com/office/word/2010/wordprocessingCanvas" xmlns:cx="http://schemas.microsoft.com/office/drawing/2014/chartex" xmlns:cx1="http://schemas.microsoft.com/office/drawing/2015/9/8/chartex" xmlns:cx2="http://schemas.microsoft.com/office/drawing/2015/10/21/chartex" xmlns:cx3="http://schemas.microsoft.com/office/drawing/2016/5/9/chartex" xmlns:cx4="http://schemas.microsoft.com/office/drawing/2016/5/10/chartex" xmlns:cx5="http://schemas.microsoft.com/office/drawing/2016/5/11/chartex" xmlns:cx6="http://schemas.microsoft.com/office/drawing/2016/5/12/chartex" xmlns:cx7="http://schemas.microsoft.com/office/drawing/2016/5/13/chartex" xmlns:cx8="http://schemas.microsoft.com/office/drawing/2016/5/14/chartex" xmlns:mc="http://schemas.openxmlformats.org/markup-compatibility/2006" xmlns:aink="http://schemas.microsoft.com/office/drawing/2016/ink" xmlns:am3d="http://schemas.microsoft.com/office/drawing/2017/model3d" xmlns:o="urn:schemas-microsoft-com:office:office" xmlns:oel="http://schemas.microsoft.com/office/2019/extlst" xmlns:r="http://schemas.openxmlformats.org/officeDocument/2006/relationships" xmlns:m="http://schemas.openxmlformats.org/officeDocument/2006/math" xmlns:v="urn:schemas-microsoft-com:vml" xmlns:wp14="http://schemas.microsoft.com/office/word/2010/wordprocessingDrawing" xmlns:wp="http://schemas.openxmlformats.org/drawingml/2006/wordprocessingDrawing" xmlns:w10="urn:schemas-microsoft-com:office:word" xmlns:w="http://schemas.openxmlformats.org/wordprocessingml/2006/main" xmlns:w14="http://schemas.microsoft.com/office/word/2010/wordml" xmlns:w15="http://schemas.microsoft.com/office/word/2012/wordml" xmlns:w16cex="http://schemas.microsoft.com/office/word/2018/wordml/cex" xmlns:w16cid="http://schemas.microsoft.com/office/word/2016/wordml/cid" xmlns:w16="http://schemas.microsoft.com/office/word/2018/wordml" xmlns:w16du="http://schemas.microsoft.com/office/word/2023/wordml/word16du" xmlns:w16sdtdh="http://schemas.microsoft.com/office/word/2020/wordml/sdtdatahash" xmlns:w16sdtfl="http://schemas.microsoft.com/office/word/2024/wordml/sdtformatlock" xmlns:w16se="http://schemas.microsoft.com/office/word/2015/wordml/symex" xmlns:wpg="http://schemas.microsoft.com/office/word/2010/wordprocessingGroup" xmlns:wpi="http://schemas.microsoft.com/office/word/2010/wordprocessingInk" xmlns:wne="http://schemas.microsoft.com/office/word/2006/wordml" xmlns:wps="http://schemas.microsoft.com/office/word/2010/wordprocessingShape" mc:Ignorable="w14 w15 w16se w16cid w16 w16cex w16sdtdh w16sdtfl w16du wp14">
+  <w:endnote w:type="separator" w:id="-1">
+    <w:p>
+      <w:pPr>
+        <w:spacing w:after="0" w:line="240" w:lineRule="auto"/>
+      </w:pPr>
+      <w:r>
+        <w:separator/>
+      </w:r>
+    </w:p>
+  </w:endnote>
+  <w:endnote w:type="continuationSeparator" w:id="0">
+    <w:p>
+      <w:pPr>
+        <w:spacing w:after="0" w:line="240" w:lineRule="auto"/>
+      </w:pPr>
+      <w:r>
+        <w:continuationSeparator/>
+      </w:r>
+    </w:p>
+  </w:endnote>
+</w:endnotes>
+</file>
+
+<file path=word/footnotes.xml><?xml version="1.0" encoding="utf-8"?>
+<w:footnotes xmlns:wpc="http://schemas.microsoft.com/office/word/2010/wordprocessingCanvas" xmlns:cx="http://schemas.microsoft.com/office/drawing/2014/chartex" xmlns:cx1="http://schemas.microsoft.com/office/drawing/2015/9/8/chartex" xmlns:cx2="http://schemas.microsoft.com/office/drawing/2015/10/21/chartex" xmlns:cx3="http://schemas.microsoft.com/office/drawing/2016/5/9/chartex" xmlns:cx4="http://schemas.microsoft.com/office/drawing/2016/5/10/chartex" xmlns:cx5="http://schemas.microsoft.com/office/drawing/2016/5/11/chartex" xmlns:cx6="http://schemas.microsoft.com/office/drawing/2016/5/12/chartex" xmlns:cx7="http://schemas.microsoft.com/office/drawing/2016/5/13/chartex" xmlns:cx8="http://schemas.microsoft.com/office/drawing/2016/5/14/chartex" xmlns:mc="http://schemas.openxmlformats.org/markup-compatibility/2006" xmlns:aink="http://schemas.microsoft.com/office/drawing/2016/ink" xmlns:am3d="http://schemas.microsoft.com/office/drawing/2017/model3d" xmlns:o="urn:schemas-microsoft-com:office:office" xmlns:oel="http://schemas.microsoft.com/office/2019/extlst" xmlns:r="http://schemas.openxmlformats.org/officeDocument/2006/relationships" xmlns:m="http://schemas.openxmlformats.org/officeDocument/2006/math" xmlns:v="urn:schemas-microsoft-com:vml" xmlns:wp14="http://schemas.microsoft.com/office/word/2010/wordprocessingDrawing" xmlns:wp="http://schemas.openxmlformats.org/drawingml/2006/wordprocessingDrawing" xmlns:w10="urn:schemas-microsoft-com:office:word" xmlns:w="http://schemas.openxmlformats.org/wordprocessingml/2006/main" xmlns:w14="http://schemas.microsoft.com/office/word/2010/wordml" xmlns:w15="http://schemas.microsoft.com/office/word/2012/wordml" xmlns:w16cex="http://schemas.microsoft.com/office/word/2018/wordml/cex" xmlns:w16cid="http://schemas.microsoft.com/office/word/2016/wordml/cid" xmlns:w16="http://schemas.microsoft.com/office/word/2018/wordml" xmlns:w16du="http://schemas.microsoft.com/office/word/2023/wordml/word16du" xmlns:w16sdtdh="http://schemas.microsoft.com/office/word/2020/wordml/sdtdatahash" xmlns:w16sdtfl="http://schemas.microsoft.com/office/word/2024/wordml/sdtformatlock" xmlns:w16se="http://schemas.microsoft.com/office/word/2015/wordml/symex" xmlns:wpg="http://schemas.microsoft.com/office/word/2010/wordprocessingGroup" xmlns:wpi="http://schemas.microsoft.com/office/word/2010/wordprocessingInk" xmlns:wne="http://schemas.microsoft.com/office/word/2006/wordml" xmlns:wps="http://schemas.microsoft.com/office/word/2010/wordprocessingShape" mc:Ignorable="w14 w15 w16se w16cid w16 w16cex w16sdtdh w16sdtfl w16du wp14">
+  <w:footnote w:type="separator" w:id="-1">
+    <w:p>
+      <w:pPr>
+        <w:spacing w:after="0" w:line="240" w:lineRule="auto"/>
+      </w:pPr>
+      <w:r>
+        <w:separator/>
+      </w:r>
+    </w:p>
+  </w:footnote>
+  <w:footnote w:type="continuationSeparator" w:id="0">
+    <w:p>
+      <w:pPr>
+        <w:spacing w:after="0" w:line="240" w:lineRule="auto"/>
+      </w:pPr>
+      <w:r>
+        <w:continuationSeparator/>
+      </w:r>
+    </w:p>
+  </w:footnote>
+</w:footnotes>
 </file>
 
 <file path=word/numbering.xml><?xml version="1.0" encoding="utf-8"?>
@@ -10780,6 +9993,50 @@
       <w:spacing w:after="0" w:line="240" w:lineRule="auto"/>
     </w:pPr>
   </w:style>
+  <w:style w:type="paragraph" w:styleId="ad">
+    <w:name w:val="header"/>
+    <w:basedOn w:val="a"/>
+    <w:link w:val="ae"/>
+    <w:uiPriority w:val="99"/>
+    <w:unhideWhenUsed/>
+    <w:rsid w:val="008D4D25"/>
+    <w:pPr>
+      <w:tabs>
+        <w:tab w:val="center" w:pos="4677"/>
+        <w:tab w:val="right" w:pos="9355"/>
+      </w:tabs>
+      <w:spacing w:after="0" w:line="240" w:lineRule="auto"/>
+    </w:pPr>
+  </w:style>
+  <w:style w:type="character" w:customStyle="1" w:styleId="ae">
+    <w:name w:val="Верхний колонтитул Знак"/>
+    <w:basedOn w:val="a0"/>
+    <w:link w:val="ad"/>
+    <w:uiPriority w:val="99"/>
+    <w:rsid w:val="008D4D25"/>
+  </w:style>
+  <w:style w:type="paragraph" w:styleId="af">
+    <w:name w:val="footer"/>
+    <w:basedOn w:val="a"/>
+    <w:link w:val="af0"/>
+    <w:uiPriority w:val="99"/>
+    <w:unhideWhenUsed/>
+    <w:rsid w:val="008D4D25"/>
+    <w:pPr>
+      <w:tabs>
+        <w:tab w:val="center" w:pos="4677"/>
+        <w:tab w:val="right" w:pos="9355"/>
+      </w:tabs>
+      <w:spacing w:after="0" w:line="240" w:lineRule="auto"/>
+    </w:pPr>
+  </w:style>
+  <w:style w:type="character" w:customStyle="1" w:styleId="af0">
+    <w:name w:val="Нижний колонтитул Знак"/>
+    <w:basedOn w:val="a0"/>
+    <w:link w:val="af"/>
+    <w:uiPriority w:val="99"/>
+    <w:rsid w:val="008D4D25"/>
+  </w:style>
 </w:styles>
 </file>
 

--- a/docs/архитектура с первого шага.docx
+++ b/docs/архитектура с первого шага.docx
@@ -8877,11 +8877,6 @@
       </w:r>
     </w:p>
     <w:p>
-      <w:pPr>
-        <w:rPr>
-          <w:lang w:val="en-US"/>
-        </w:rPr>
-      </w:pPr>
       <w:r>
         <w:rPr>
           <w:lang w:val="en-US"/>
@@ -8916,6 +8911,388 @@
         </w:rPr>
         <w:t>.</w:t>
       </w:r>
+    </w:p>
+    <w:p>
+      <w:r>
+        <w:t xml:space="preserve"> В НЕКТ СЕССИИ: (ДЕЛ)</w:t>
+      </w:r>
+    </w:p>
+    <w:p>
+      <w:r>
+        <w:rPr>
+          <w:lang w:val="en-US"/>
+        </w:rPr>
+        <w:t>step</w:t>
+      </w:r>
+      <w:r>
+        <w:t>5-</w:t>
+      </w:r>
+      <w:r>
+        <w:rPr>
+          <w:lang w:val="en-US"/>
+        </w:rPr>
+        <w:t>groundwork</w:t>
+      </w:r>
+      <w:r>
+        <w:t>.</w:t>
+      </w:r>
+      <w:r>
+        <w:rPr>
+          <w:lang w:val="en-US"/>
+        </w:rPr>
+        <w:t>md</w:t>
+      </w:r>
+      <w:r>
+        <w:t xml:space="preserve"> — что уже сделано в 5</w:t>
+      </w:r>
+      <w:r>
+        <w:rPr>
+          <w:lang w:val="en-US"/>
+        </w:rPr>
+        <w:t>a</w:t>
+      </w:r>
+      <w:r>
+        <w:t>/5</w:t>
+      </w:r>
+      <w:r>
+        <w:rPr>
+          <w:lang w:val="en-US"/>
+        </w:rPr>
+        <w:t>b</w:t>
+      </w:r>
+      <w:r>
+        <w:t>/5</w:t>
+      </w:r>
+      <w:r>
+        <w:rPr>
+          <w:lang w:val="en-US"/>
+        </w:rPr>
+        <w:t>c</w:t>
+      </w:r>
+      <w:r>
+        <w:t xml:space="preserve"> (пул, </w:t>
+      </w:r>
+      <w:r>
+        <w:rPr>
+          <w:lang w:val="en-US"/>
+        </w:rPr>
+        <w:t>CarFactory</w:t>
+      </w:r>
+      <w:r>
+        <w:t xml:space="preserve">, арена, </w:t>
+      </w:r>
+      <w:r>
+        <w:rPr>
+          <w:lang w:val="en-US"/>
+        </w:rPr>
+        <w:t>chase</w:t>
+      </w:r>
+      <w:r>
+        <w:t xml:space="preserve">-камера, выбор цели + 3 профиля, нитро + </w:t>
+      </w:r>
+      <w:r>
+        <w:rPr>
+          <w:lang w:val="en-US"/>
+        </w:rPr>
+        <w:t>pickup</w:t>
+      </w:r>
+      <w:r>
+        <w:t xml:space="preserve">'ы), плюс </w:t>
+      </w:r>
+      <w:r>
+        <w:rPr>
+          <w:lang w:val="en-US"/>
+        </w:rPr>
+        <w:t>gotchas</w:t>
+      </w:r>
+      <w:r>
+        <w:t xml:space="preserve"> и </w:t>
+      </w:r>
+      <w:r>
+        <w:rPr>
+          <w:lang w:val="en-US"/>
+        </w:rPr>
+        <w:t>watch</w:t>
+      </w:r>
+      <w:r>
+        <w:t>-</w:t>
+      </w:r>
+      <w:r>
+        <w:rPr>
+          <w:lang w:val="en-US"/>
+        </w:rPr>
+        <w:t>items</w:t>
+      </w:r>
+      <w:r>
+        <w:t>.</w:t>
+      </w:r>
+    </w:p>
+    <w:p>
+      <w:pPr>
+        <w:rPr>
+          <w:lang w:val="en-US"/>
+        </w:rPr>
+      </w:pPr>
+      <w:r>
+        <w:rPr>
+          <w:lang w:val="en-US"/>
+        </w:rPr>
+        <w:t>step5-remaining-plan.md (новый) — детальные утверждённые планы файлов 5d и 5e + рабочий workflow:</w:t>
+      </w:r>
+    </w:p>
+    <w:p>
+      <w:pPr>
+        <w:rPr>
+          <w:lang w:val="en-US"/>
+        </w:rPr>
+      </w:pPr>
+      <w:r>
+        <w:rPr>
+          <w:lang w:val="en-US"/>
+        </w:rPr>
+        <w:t>- 5d (Hazards): DestructibleConfig, DestructibleObjectController, (опц.) DestructibleFactory; editor — бочки (Rigidbody на слое Hazard) + заборы (разрушаемые).</w:t>
+      </w:r>
+    </w:p>
+    <w:p>
+      <w:pPr>
+        <w:rPr>
+          <w:lang w:val="en-US"/>
+        </w:rPr>
+      </w:pPr>
+      <w:r>
+        <w:rPr>
+          <w:lang w:val="en-US"/>
+        </w:rPr>
+        <w:t>- 5e (Match lifecycle): DerbyMatchService (win=last alive через ICarRegistry из 5b), реальные DerbyMatchState/MatchEndState, Wreck() по CarDestroyedEvent, RewardConfig + начисление coins, перенос спавна из build-callback. Тесты.</w:t>
+      </w:r>
+    </w:p>
+    <w:p>
+      <w:pPr>
+        <w:rPr>
+          <w:lang w:val="en-US"/>
+        </w:rPr>
+      </w:pPr>
+      <w:r>
+        <w:rPr>
+          <w:lang w:val="en-US"/>
+        </w:rPr>
+        <w:t xml:space="preserve">- Workflow: план→«ок»→code-writer </w:t>
+      </w:r>
+      <w:r>
+        <w:rPr>
+          <w:rFonts w:ascii="Cambria Math" w:hAnsi="Cambria Math" w:cs="Cambria Math"/>
+          <w:lang w:val="en-US"/>
+        </w:rPr>
+        <w:t>∥</w:t>
+      </w:r>
+      <w:r>
+        <w:rPr>
+          <w:lang w:val="en-US"/>
+        </w:rPr>
+        <w:t xml:space="preserve"> editor-script-creator (</w:t>
+      </w:r>
+      <w:r>
+        <w:rPr>
+          <w:rFonts w:ascii="Calibri" w:hAnsi="Calibri" w:cs="Calibri"/>
+          <w:lang w:val="en-US"/>
+        </w:rPr>
+        <w:t>имена</w:t>
+      </w:r>
+      <w:r>
+        <w:rPr>
+          <w:lang w:val="en-US"/>
+        </w:rPr>
+        <w:t xml:space="preserve"> </w:t>
+      </w:r>
+      <w:r>
+        <w:rPr>
+          <w:rFonts w:ascii="Calibri" w:hAnsi="Calibri" w:cs="Calibri"/>
+          <w:lang w:val="en-US"/>
+        </w:rPr>
+        <w:t>синхронизированы</w:t>
+      </w:r>
+      <w:r>
+        <w:rPr>
+          <w:lang w:val="en-US"/>
+        </w:rPr>
+        <w:t>)</w:t>
+      </w:r>
+      <w:r>
+        <w:rPr>
+          <w:rFonts w:ascii="Calibri" w:hAnsi="Calibri" w:cs="Calibri"/>
+          <w:lang w:val="en-US"/>
+        </w:rPr>
+        <w:t>→</w:t>
+      </w:r>
+      <w:r>
+        <w:rPr>
+          <w:lang w:val="en-US"/>
+        </w:rPr>
+        <w:t>code-reviewer</w:t>
+      </w:r>
+      <w:r>
+        <w:rPr>
+          <w:rFonts w:ascii="Calibri" w:hAnsi="Calibri" w:cs="Calibri"/>
+          <w:lang w:val="en-US"/>
+        </w:rPr>
+        <w:t>→</w:t>
+      </w:r>
+      <w:r>
+        <w:rPr>
+          <w:lang w:val="en-US"/>
+        </w:rPr>
+        <w:t>Unity-</w:t>
+      </w:r>
+      <w:r>
+        <w:rPr>
+          <w:rFonts w:ascii="Calibri" w:hAnsi="Calibri" w:cs="Calibri"/>
+          <w:lang w:val="en-US"/>
+        </w:rPr>
+        <w:t>чекпоинт→</w:t>
+      </w:r>
+      <w:r>
+        <w:rPr>
+          <w:lang w:val="en-US"/>
+        </w:rPr>
+        <w:t xml:space="preserve">commit. FSM </w:t>
+      </w:r>
+      <w:r>
+        <w:rPr>
+          <w:rFonts w:ascii="Calibri" w:hAnsi="Calibri" w:cs="Calibri"/>
+          <w:lang w:val="en-US"/>
+        </w:rPr>
+        <w:t>не</w:t>
+      </w:r>
+      <w:r>
+        <w:rPr>
+          <w:lang w:val="en-US"/>
+        </w:rPr>
+        <w:t xml:space="preserve"> </w:t>
+      </w:r>
+      <w:r>
+        <w:rPr>
+          <w:rFonts w:ascii="Calibri" w:hAnsi="Calibri" w:cs="Calibri"/>
+          <w:lang w:val="en-US"/>
+        </w:rPr>
+        <w:t>трогать</w:t>
+      </w:r>
+      <w:r>
+        <w:rPr>
+          <w:lang w:val="en-US"/>
+        </w:rPr>
+        <w:t xml:space="preserve">. </w:t>
+      </w:r>
+      <w:r>
+        <w:rPr>
+          <w:rFonts w:ascii="Calibri" w:hAnsi="Calibri" w:cs="Calibri"/>
+          <w:lang w:val="en-US"/>
+        </w:rPr>
+        <w:t>Список</w:t>
+      </w:r>
+      <w:r>
+        <w:rPr>
+          <w:lang w:val="en-US"/>
+        </w:rPr>
+        <w:t xml:space="preserve"> </w:t>
+      </w:r>
+      <w:r>
+        <w:rPr>
+          <w:rFonts w:ascii="Calibri" w:hAnsi="Calibri" w:cs="Calibri"/>
+          <w:lang w:val="en-US"/>
+        </w:rPr>
+        <w:t>повторяющихся</w:t>
+      </w:r>
+      <w:r>
+        <w:rPr>
+          <w:lang w:val="en-US"/>
+        </w:rPr>
+        <w:t xml:space="preserve"> gotchas (VContainer.Unity using, SO new-field sync, </w:t>
+      </w:r>
+      <w:r>
+        <w:rPr>
+          <w:rFonts w:ascii="Calibri" w:hAnsi="Calibri" w:cs="Calibri"/>
+          <w:lang w:val="en-US"/>
+        </w:rPr>
+        <w:t>фейки</w:t>
+      </w:r>
+      <w:r>
+        <w:rPr>
+          <w:lang w:val="en-US"/>
+        </w:rPr>
+        <w:t xml:space="preserve"> </w:t>
+      </w:r>
+      <w:r>
+        <w:rPr>
+          <w:rFonts w:ascii="Calibri" w:hAnsi="Calibri" w:cs="Calibri"/>
+          <w:lang w:val="en-US"/>
+        </w:rPr>
+        <w:t>при</w:t>
+      </w:r>
+      <w:r>
+        <w:rPr>
+          <w:lang w:val="en-US"/>
+        </w:rPr>
+        <w:t xml:space="preserve"> </w:t>
+      </w:r>
+      <w:r>
+        <w:rPr>
+          <w:rFonts w:ascii="Calibri" w:hAnsi="Calibri" w:cs="Calibri"/>
+          <w:lang w:val="en-US"/>
+        </w:rPr>
+        <w:t>новых</w:t>
+      </w:r>
+      <w:r>
+        <w:rPr>
+          <w:lang w:val="en-US"/>
+        </w:rPr>
+        <w:t xml:space="preserve"> </w:t>
+      </w:r>
+      <w:r>
+        <w:rPr>
+          <w:rFonts w:ascii="Calibri" w:hAnsi="Calibri" w:cs="Calibri"/>
+          <w:lang w:val="en-US"/>
+        </w:rPr>
+        <w:t>членах</w:t>
+      </w:r>
+      <w:r>
+        <w:rPr>
+          <w:lang w:val="en-US"/>
+        </w:rPr>
+        <w:t xml:space="preserve"> </w:t>
+      </w:r>
+      <w:r>
+        <w:rPr>
+          <w:rFonts w:ascii="Calibri" w:hAnsi="Calibri" w:cs="Calibri"/>
+          <w:lang w:val="en-US"/>
+        </w:rPr>
+        <w:t>интерфейса</w:t>
+      </w:r>
+      <w:r>
+        <w:rPr>
+          <w:lang w:val="en-US"/>
+        </w:rPr>
+        <w:t>).</w:t>
+      </w:r>
+    </w:p>
+    <w:p>
+      <w:pPr>
+        <w:rPr>
+          <w:lang w:val="en-US"/>
+        </w:rPr>
+      </w:pPr>
+      <w:r>
+        <w:rPr>
+          <w:lang w:val="en-US"/>
+        </w:rPr>
+        <w:t>- Отложенное (watch-items): ApproachTimer-реверс, нюанс Coward §5, AI-поиск pickup'ов, HUD (шаг 8).</w:t>
+      </w:r>
+    </w:p>
+    <w:p>
+      <w:pPr>
+        <w:rPr>
+          <w:lang w:val="en-US"/>
+        </w:rPr>
+      </w:pPr>
     </w:p>
     <w:sectPr>
       <w:pgSz w:w="11906" w:h="16838"/>

--- a/docs/архитектура с первого шага.docx
+++ b/docs/архитектура с первого шага.docx
@@ -18200,6 +18200,2552 @@
     </w:p>
     <w:p>
       <w:pPr>
+        <w:pStyle w:val="3"/>
+        <w:rPr>
+          <w:lang w:val="en-US"/>
+        </w:rPr>
+      </w:pPr>
+      <w:proofErr w:type="spellStart"/>
+      <w:r>
+        <w:rPr>
+          <w:lang w:val="en-US"/>
+        </w:rPr>
+        <w:t>Правки</w:t>
+      </w:r>
+      <w:proofErr w:type="spellEnd"/>
+      <w:r>
+        <w:rPr>
+          <w:lang w:val="en-US"/>
+        </w:rPr>
+        <w:t xml:space="preserve"> </w:t>
+      </w:r>
+      <w:proofErr w:type="spellStart"/>
+      <w:r>
+        <w:rPr>
+          <w:lang w:val="en-US"/>
+        </w:rPr>
+        <w:t>плана</w:t>
+      </w:r>
+      <w:proofErr w:type="spellEnd"/>
+      <w:r>
+        <w:rPr>
+          <w:lang w:val="en-US"/>
+        </w:rPr>
+        <w:t xml:space="preserve"> </w:t>
+      </w:r>
+      <w:proofErr w:type="spellStart"/>
+      <w:r>
+        <w:rPr>
+          <w:lang w:val="en-US"/>
+        </w:rPr>
+        <w:t>шага</w:t>
+      </w:r>
+      <w:proofErr w:type="spellEnd"/>
+      <w:r>
+        <w:rPr>
+          <w:lang w:val="en-US"/>
+        </w:rPr>
+        <w:t xml:space="preserve"> 6</w:t>
+      </w:r>
+    </w:p>
+    <w:p>
+      <w:pPr>
+        <w:rPr>
+          <w:lang w:val="en-US"/>
+        </w:rPr>
+      </w:pPr>
+      <w:r>
+        <w:rPr>
+          <w:lang w:val="en-US"/>
+        </w:rPr>
+        <w:t xml:space="preserve">1. </w:t>
+      </w:r>
+      <w:proofErr w:type="spellStart"/>
+      <w:r>
+        <w:rPr>
+          <w:lang w:val="en-US"/>
+        </w:rPr>
+        <w:t>Конфиг</w:t>
+      </w:r>
+      <w:proofErr w:type="spellEnd"/>
+      <w:r>
+        <w:rPr>
+          <w:lang w:val="en-US"/>
+        </w:rPr>
+        <w:t xml:space="preserve"> — </w:t>
+      </w:r>
+      <w:proofErr w:type="spellStart"/>
+      <w:r>
+        <w:rPr>
+          <w:lang w:val="en-US"/>
+        </w:rPr>
+        <w:t>по</w:t>
+      </w:r>
+      <w:proofErr w:type="spellEnd"/>
+      <w:r>
+        <w:rPr>
+          <w:lang w:val="en-US"/>
+        </w:rPr>
+        <w:t xml:space="preserve"> SRP </w:t>
+      </w:r>
+      <w:proofErr w:type="spellStart"/>
+      <w:r>
+        <w:rPr>
+          <w:lang w:val="en-US"/>
+        </w:rPr>
+        <w:t>делаем</w:t>
+      </w:r>
+      <w:proofErr w:type="spellEnd"/>
+      <w:r>
+        <w:rPr>
+          <w:lang w:val="en-US"/>
+        </w:rPr>
+        <w:t xml:space="preserve"> </w:t>
+      </w:r>
+      <w:proofErr w:type="spellStart"/>
+      <w:r>
+        <w:rPr>
+          <w:lang w:val="en-US"/>
+        </w:rPr>
+        <w:t>отдельный</w:t>
+      </w:r>
+      <w:proofErr w:type="spellEnd"/>
+      <w:r>
+        <w:rPr>
+          <w:lang w:val="en-US"/>
+        </w:rPr>
+        <w:t xml:space="preserve"> </w:t>
+      </w:r>
+      <w:proofErr w:type="spellStart"/>
+      <w:r>
+        <w:rPr>
+          <w:lang w:val="en-US"/>
+        </w:rPr>
+        <w:t>маленький</w:t>
+      </w:r>
+      <w:proofErr w:type="spellEnd"/>
+      <w:r>
+        <w:rPr>
+          <w:lang w:val="en-US"/>
+        </w:rPr>
+        <w:t xml:space="preserve"> Data/Configs/Driver/</w:t>
+      </w:r>
+      <w:proofErr w:type="spellStart"/>
+      <w:r>
+        <w:rPr>
+          <w:lang w:val="en-US"/>
+        </w:rPr>
+        <w:t>DriverEjectConfig.cs</w:t>
+      </w:r>
+      <w:proofErr w:type="spellEnd"/>
+      <w:r>
+        <w:rPr>
+          <w:lang w:val="en-US"/>
+        </w:rPr>
+        <w:t xml:space="preserve"> (forward/up-</w:t>
+      </w:r>
+      <w:proofErr w:type="spellStart"/>
+      <w:r>
+        <w:rPr>
+          <w:lang w:val="en-US"/>
+        </w:rPr>
+        <w:t>импульс</w:t>
+      </w:r>
+      <w:proofErr w:type="spellEnd"/>
+      <w:r>
+        <w:rPr>
+          <w:lang w:val="en-US"/>
+        </w:rPr>
+        <w:t xml:space="preserve">, </w:t>
+      </w:r>
+      <w:proofErr w:type="spellStart"/>
+      <w:r>
+        <w:rPr>
+          <w:lang w:val="en-US"/>
+        </w:rPr>
+        <w:t>время</w:t>
+      </w:r>
+      <w:proofErr w:type="spellEnd"/>
+      <w:r>
+        <w:rPr>
+          <w:lang w:val="en-US"/>
+        </w:rPr>
+        <w:t xml:space="preserve"> </w:t>
+      </w:r>
+      <w:proofErr w:type="spellStart"/>
+      <w:r>
+        <w:rPr>
+          <w:lang w:val="en-US"/>
+        </w:rPr>
+        <w:t>жизни</w:t>
+      </w:r>
+      <w:proofErr w:type="spellEnd"/>
+      <w:r>
+        <w:rPr>
+          <w:lang w:val="en-US"/>
+        </w:rPr>
+        <w:t xml:space="preserve"> ragdoll-</w:t>
+      </w:r>
+      <w:proofErr w:type="spellStart"/>
+      <w:r>
+        <w:rPr>
+          <w:lang w:val="en-US"/>
+        </w:rPr>
+        <w:t>камер</w:t>
+      </w:r>
+      <w:proofErr w:type="spellEnd"/>
+      <w:r>
+        <w:rPr>
+          <w:lang w:val="en-US"/>
+        </w:rPr>
+        <w:t>-</w:t>
+      </w:r>
+      <w:proofErr w:type="spellStart"/>
+      <w:r>
+        <w:rPr>
+          <w:lang w:val="en-US"/>
+        </w:rPr>
+        <w:t>фокуса</w:t>
+      </w:r>
+      <w:proofErr w:type="spellEnd"/>
+      <w:r>
+        <w:rPr>
+          <w:lang w:val="en-US"/>
+        </w:rPr>
+        <w:t xml:space="preserve">). </w:t>
+      </w:r>
+      <w:proofErr w:type="spellStart"/>
+      <w:r>
+        <w:rPr>
+          <w:lang w:val="en-US"/>
+        </w:rPr>
+        <w:t>DriverFlightConfig</w:t>
+      </w:r>
+      <w:proofErr w:type="spellEnd"/>
+      <w:r>
+        <w:rPr>
+          <w:lang w:val="en-US"/>
+        </w:rPr>
+        <w:t xml:space="preserve"> </w:t>
+      </w:r>
+      <w:proofErr w:type="spellStart"/>
+      <w:r>
+        <w:rPr>
+          <w:lang w:val="en-US"/>
+        </w:rPr>
+        <w:t>появится</w:t>
+      </w:r>
+      <w:proofErr w:type="spellEnd"/>
+      <w:r>
+        <w:rPr>
+          <w:lang w:val="en-US"/>
+        </w:rPr>
+        <w:t xml:space="preserve"> </w:t>
+      </w:r>
+      <w:proofErr w:type="spellStart"/>
+      <w:r>
+        <w:rPr>
+          <w:lang w:val="en-US"/>
+        </w:rPr>
+        <w:t>на</w:t>
+      </w:r>
+      <w:proofErr w:type="spellEnd"/>
+      <w:r>
+        <w:rPr>
+          <w:lang w:val="en-US"/>
+        </w:rPr>
+        <w:t xml:space="preserve"> </w:t>
+      </w:r>
+      <w:proofErr w:type="spellStart"/>
+      <w:r>
+        <w:rPr>
+          <w:lang w:val="en-US"/>
+        </w:rPr>
+        <w:t>шаге</w:t>
+      </w:r>
+      <w:proofErr w:type="spellEnd"/>
+      <w:r>
+        <w:rPr>
+          <w:lang w:val="en-US"/>
+        </w:rPr>
+        <w:t xml:space="preserve"> 7</w:t>
+      </w:r>
+    </w:p>
+    <w:p>
+      <w:pPr>
+        <w:rPr>
+          <w:lang w:val="en-US"/>
+        </w:rPr>
+      </w:pPr>
+      <w:r>
+        <w:rPr>
+          <w:lang w:val="en-US"/>
+        </w:rPr>
+        <w:t xml:space="preserve">- П.6 </w:t>
+      </w:r>
+      <w:proofErr w:type="spellStart"/>
+      <w:r>
+        <w:rPr>
+          <w:lang w:val="en-US"/>
+        </w:rPr>
+        <w:t>DriverController</w:t>
+      </w:r>
+      <w:proofErr w:type="spellEnd"/>
+      <w:r>
+        <w:rPr>
+          <w:lang w:val="en-US"/>
+        </w:rPr>
+        <w:t xml:space="preserve"> </w:t>
+      </w:r>
+      <w:proofErr w:type="spellStart"/>
+      <w:r>
+        <w:rPr>
+          <w:lang w:val="en-US"/>
+        </w:rPr>
+        <w:t>уточнён</w:t>
+      </w:r>
+      <w:proofErr w:type="spellEnd"/>
+      <w:r>
+        <w:rPr>
+          <w:lang w:val="en-US"/>
+        </w:rPr>
+        <w:t xml:space="preserve">: в </w:t>
+      </w:r>
+      <w:proofErr w:type="spellStart"/>
+      <w:r>
+        <w:rPr>
+          <w:lang w:val="en-US"/>
+        </w:rPr>
+        <w:t>машине</w:t>
+      </w:r>
+      <w:proofErr w:type="spellEnd"/>
+      <w:r>
+        <w:rPr>
+          <w:lang w:val="en-US"/>
+        </w:rPr>
+        <w:t xml:space="preserve"> — Animator </w:t>
+      </w:r>
+      <w:proofErr w:type="spellStart"/>
+      <w:r>
+        <w:rPr>
+          <w:lang w:val="en-US"/>
+        </w:rPr>
+        <w:t>играет</w:t>
+      </w:r>
+      <w:proofErr w:type="spellEnd"/>
+      <w:r>
+        <w:rPr>
+          <w:lang w:val="en-US"/>
+        </w:rPr>
+        <w:t xml:space="preserve"> </w:t>
+      </w:r>
+      <w:proofErr w:type="spellStart"/>
+      <w:r>
+        <w:rPr>
+          <w:lang w:val="en-US"/>
+        </w:rPr>
+        <w:t>SitDriver</w:t>
+      </w:r>
+      <w:proofErr w:type="spellEnd"/>
+      <w:r>
+        <w:rPr>
+          <w:lang w:val="en-US"/>
+        </w:rPr>
+        <w:t xml:space="preserve">, </w:t>
+      </w:r>
+      <w:proofErr w:type="spellStart"/>
+      <w:r>
+        <w:rPr>
+          <w:lang w:val="en-US"/>
+        </w:rPr>
+        <w:t>rigidbodies</w:t>
+      </w:r>
+      <w:proofErr w:type="spellEnd"/>
+      <w:r>
+        <w:rPr>
+          <w:lang w:val="en-US"/>
+        </w:rPr>
+        <w:t xml:space="preserve"> kinematic; </w:t>
+      </w:r>
+      <w:proofErr w:type="spellStart"/>
+      <w:r>
+        <w:rPr>
+          <w:lang w:val="en-US"/>
+        </w:rPr>
+        <w:t>на</w:t>
+      </w:r>
+      <w:proofErr w:type="spellEnd"/>
+      <w:r>
+        <w:rPr>
+          <w:lang w:val="en-US"/>
+        </w:rPr>
+        <w:t xml:space="preserve"> Eject(velocity) — Animator off, </w:t>
+      </w:r>
+      <w:proofErr w:type="spellStart"/>
+      <w:r>
+        <w:rPr>
+          <w:lang w:val="en-US"/>
+        </w:rPr>
+        <w:t>кости</w:t>
+      </w:r>
+      <w:proofErr w:type="spellEnd"/>
+      <w:r>
+        <w:rPr>
+          <w:lang w:val="en-US"/>
+        </w:rPr>
+        <w:t xml:space="preserve"> dynamic, </w:t>
+      </w:r>
+      <w:proofErr w:type="spellStart"/>
+      <w:r>
+        <w:rPr>
+          <w:lang w:val="en-US"/>
+        </w:rPr>
+        <w:t>импульс</w:t>
+      </w:r>
+      <w:proofErr w:type="spellEnd"/>
+      <w:r>
+        <w:rPr>
+          <w:lang w:val="en-US"/>
+        </w:rPr>
+        <w:t>.</w:t>
+      </w:r>
+    </w:p>
+    <w:p>
+      <w:pPr>
+        <w:rPr>
+          <w:lang w:val="en-US"/>
+        </w:rPr>
+      </w:pPr>
+      <w:r>
+        <w:rPr>
+          <w:lang w:val="en-US"/>
+        </w:rPr>
+        <w:t xml:space="preserve">- </w:t>
+      </w:r>
+      <w:proofErr w:type="spellStart"/>
+      <w:r>
+        <w:rPr>
+          <w:lang w:val="en-US"/>
+        </w:rPr>
+        <w:t>Новый</w:t>
+      </w:r>
+      <w:proofErr w:type="spellEnd"/>
+      <w:r>
+        <w:rPr>
+          <w:lang w:val="en-US"/>
+        </w:rPr>
+        <w:t xml:space="preserve"> </w:t>
+      </w:r>
+      <w:proofErr w:type="spellStart"/>
+      <w:r>
+        <w:rPr>
+          <w:lang w:val="en-US"/>
+        </w:rPr>
+        <w:t>пункт</w:t>
+      </w:r>
+      <w:proofErr w:type="spellEnd"/>
+      <w:r>
+        <w:rPr>
+          <w:lang w:val="en-US"/>
+        </w:rPr>
+        <w:t xml:space="preserve"> 5b: editor-</w:t>
+      </w:r>
+      <w:proofErr w:type="spellStart"/>
+      <w:r>
+        <w:rPr>
+          <w:lang w:val="en-US"/>
+        </w:rPr>
+        <w:t>скрипт</w:t>
+      </w:r>
+      <w:proofErr w:type="spellEnd"/>
+      <w:r>
+        <w:rPr>
+          <w:lang w:val="en-US"/>
+        </w:rPr>
+        <w:t xml:space="preserve"> </w:t>
+      </w:r>
+      <w:proofErr w:type="spellStart"/>
+      <w:r>
+        <w:rPr>
+          <w:lang w:val="en-US"/>
+        </w:rPr>
+        <w:t>создаёт</w:t>
+      </w:r>
+      <w:proofErr w:type="spellEnd"/>
+      <w:r>
+        <w:rPr>
+          <w:lang w:val="en-US"/>
+        </w:rPr>
+        <w:t xml:space="preserve"> </w:t>
+      </w:r>
+      <w:proofErr w:type="spellStart"/>
+      <w:r>
+        <w:rPr>
+          <w:lang w:val="en-US"/>
+        </w:rPr>
+        <w:t>AnimatorController</w:t>
+      </w:r>
+      <w:proofErr w:type="spellEnd"/>
+      <w:r>
+        <w:rPr>
+          <w:lang w:val="en-US"/>
+        </w:rPr>
+        <w:t xml:space="preserve"> (</w:t>
+      </w:r>
+      <w:proofErr w:type="spellStart"/>
+      <w:r>
+        <w:rPr>
+          <w:lang w:val="en-US"/>
+        </w:rPr>
+        <w:t>один</w:t>
+      </w:r>
+      <w:proofErr w:type="spellEnd"/>
+      <w:r>
+        <w:rPr>
+          <w:lang w:val="en-US"/>
+        </w:rPr>
+        <w:t xml:space="preserve"> state Sit с </w:t>
+      </w:r>
+      <w:proofErr w:type="spellStart"/>
+      <w:r>
+        <w:rPr>
+          <w:lang w:val="en-US"/>
+        </w:rPr>
+        <w:t>клипом</w:t>
+      </w:r>
+      <w:proofErr w:type="spellEnd"/>
+      <w:r>
+        <w:rPr>
+          <w:lang w:val="en-US"/>
+        </w:rPr>
+        <w:t xml:space="preserve"> </w:t>
+      </w:r>
+      <w:proofErr w:type="spellStart"/>
+      <w:r>
+        <w:rPr>
+          <w:lang w:val="en-US"/>
+        </w:rPr>
+        <w:t>SitDriver</w:t>
+      </w:r>
+      <w:proofErr w:type="spellEnd"/>
+      <w:r>
+        <w:rPr>
+          <w:lang w:val="en-US"/>
+        </w:rPr>
+        <w:t xml:space="preserve">) — </w:t>
+      </w:r>
+      <w:proofErr w:type="spellStart"/>
+      <w:r>
+        <w:rPr>
+          <w:lang w:val="en-US"/>
+        </w:rPr>
+        <w:t>наш</w:t>
+      </w:r>
+      <w:proofErr w:type="spellEnd"/>
+      <w:r>
+        <w:rPr>
+          <w:lang w:val="en-US"/>
+        </w:rPr>
+        <w:t xml:space="preserve"> </w:t>
+      </w:r>
+      <w:proofErr w:type="spellStart"/>
+      <w:r>
+        <w:rPr>
+          <w:lang w:val="en-US"/>
+        </w:rPr>
+        <w:t>ассет</w:t>
+      </w:r>
+      <w:proofErr w:type="spellEnd"/>
+      <w:r>
+        <w:rPr>
+          <w:lang w:val="en-US"/>
+        </w:rPr>
+        <w:t>, Assets/Development/Art/Animations/</w:t>
+      </w:r>
+      <w:proofErr w:type="spellStart"/>
+      <w:r>
+        <w:rPr>
+          <w:lang w:val="en-US"/>
+        </w:rPr>
+        <w:t>AC_DriverSit.controller</w:t>
+      </w:r>
+      <w:proofErr w:type="spellEnd"/>
+      <w:r>
+        <w:rPr>
+          <w:lang w:val="en-US"/>
+        </w:rPr>
+        <w:t>.</w:t>
+      </w:r>
+    </w:p>
+    <w:p>
+      <w:pPr>
+        <w:rPr>
+          <w:lang w:val="en-US"/>
+        </w:rPr>
+      </w:pPr>
+      <w:r>
+        <w:rPr>
+          <w:lang w:val="en-US"/>
+        </w:rPr>
+        <w:t xml:space="preserve">- П.14 Build Driver Ragdoll Prefab: </w:t>
+      </w:r>
+      <w:proofErr w:type="spellStart"/>
+      <w:r>
+        <w:rPr>
+          <w:lang w:val="en-US"/>
+        </w:rPr>
+        <w:t>источник</w:t>
+      </w:r>
+      <w:proofErr w:type="spellEnd"/>
+      <w:r>
+        <w:rPr>
+          <w:lang w:val="en-US"/>
+        </w:rPr>
+        <w:t xml:space="preserve"> — </w:t>
+      </w:r>
+      <w:proofErr w:type="spellStart"/>
+      <w:r>
+        <w:rPr>
+          <w:lang w:val="en-US"/>
+        </w:rPr>
+        <w:t>выделенный</w:t>
+      </w:r>
+      <w:proofErr w:type="spellEnd"/>
+      <w:r>
+        <w:rPr>
+          <w:lang w:val="en-US"/>
+        </w:rPr>
+        <w:t xml:space="preserve"> </w:t>
+      </w:r>
+      <w:proofErr w:type="spellStart"/>
+      <w:r>
+        <w:rPr>
+          <w:lang w:val="en-US"/>
+        </w:rPr>
+        <w:t>префаб</w:t>
+      </w:r>
+      <w:proofErr w:type="spellEnd"/>
+      <w:r>
+        <w:rPr>
+          <w:lang w:val="en-US"/>
+        </w:rPr>
+        <w:t xml:space="preserve"> </w:t>
+      </w:r>
+      <w:proofErr w:type="spellStart"/>
+      <w:r>
+        <w:rPr>
+          <w:lang w:val="en-US"/>
+        </w:rPr>
+        <w:t>из</w:t>
+      </w:r>
+      <w:proofErr w:type="spellEnd"/>
+      <w:r>
+        <w:rPr>
+          <w:lang w:val="en-US"/>
+        </w:rPr>
+        <w:t xml:space="preserve"> ThirdParty/DriverAvatars/npc_casual_set_00/Prefabs/npc_csl_00_character_* (</w:t>
+      </w:r>
+      <w:proofErr w:type="spellStart"/>
+      <w:r>
+        <w:rPr>
+          <w:lang w:val="en-US"/>
+        </w:rPr>
+        <w:t>дефолт</w:t>
+      </w:r>
+      <w:proofErr w:type="spellEnd"/>
+      <w:r>
+        <w:rPr>
+          <w:lang w:val="en-US"/>
+        </w:rPr>
+        <w:t xml:space="preserve"> — 01m_01), ragdoll-</w:t>
+      </w:r>
+      <w:proofErr w:type="spellStart"/>
+      <w:r>
+        <w:rPr>
+          <w:lang w:val="en-US"/>
+        </w:rPr>
+        <w:t>кости</w:t>
+      </w:r>
+      <w:proofErr w:type="spellEnd"/>
+      <w:r>
+        <w:rPr>
+          <w:lang w:val="en-US"/>
+        </w:rPr>
+        <w:t xml:space="preserve"> </w:t>
+      </w:r>
+      <w:proofErr w:type="spellStart"/>
+      <w:r>
+        <w:rPr>
+          <w:lang w:val="en-US"/>
+        </w:rPr>
+        <w:t>добавляются</w:t>
+      </w:r>
+      <w:proofErr w:type="spellEnd"/>
+      <w:r>
+        <w:rPr>
+          <w:lang w:val="en-US"/>
+        </w:rPr>
+        <w:t xml:space="preserve"> </w:t>
+      </w:r>
+      <w:proofErr w:type="spellStart"/>
+      <w:r>
+        <w:rPr>
+          <w:lang w:val="en-US"/>
+        </w:rPr>
+        <w:t>программно</w:t>
+      </w:r>
+      <w:proofErr w:type="spellEnd"/>
+      <w:r>
+        <w:rPr>
+          <w:lang w:val="en-US"/>
+        </w:rPr>
+        <w:t xml:space="preserve"> (</w:t>
+      </w:r>
+      <w:proofErr w:type="spellStart"/>
+      <w:r>
+        <w:rPr>
+          <w:lang w:val="en-US"/>
+        </w:rPr>
+        <w:t>без</w:t>
+      </w:r>
+      <w:proofErr w:type="spellEnd"/>
+      <w:r>
+        <w:rPr>
+          <w:lang w:val="en-US"/>
+        </w:rPr>
+        <w:t xml:space="preserve"> Ragdoll Wizard), Animator с </w:t>
+      </w:r>
+      <w:proofErr w:type="spellStart"/>
+      <w:r>
+        <w:rPr>
+          <w:lang w:val="en-US"/>
+        </w:rPr>
+        <w:t>AC_DriverSit</w:t>
+      </w:r>
+      <w:proofErr w:type="spellEnd"/>
+      <w:r>
+        <w:rPr>
+          <w:lang w:val="en-US"/>
+        </w:rPr>
+        <w:t xml:space="preserve"> </w:t>
+      </w:r>
+      <w:proofErr w:type="spellStart"/>
+      <w:r>
+        <w:rPr>
+          <w:lang w:val="en-US"/>
+        </w:rPr>
+        <w:t>вешается</w:t>
+      </w:r>
+      <w:proofErr w:type="spellEnd"/>
+      <w:r>
+        <w:rPr>
+          <w:lang w:val="en-US"/>
+        </w:rPr>
+        <w:t xml:space="preserve"> </w:t>
+      </w:r>
+      <w:proofErr w:type="spellStart"/>
+      <w:r>
+        <w:rPr>
+          <w:lang w:val="en-US"/>
+        </w:rPr>
+        <w:t>сразу</w:t>
+      </w:r>
+      <w:proofErr w:type="spellEnd"/>
+      <w:r>
+        <w:rPr>
+          <w:lang w:val="en-US"/>
+        </w:rPr>
+        <w:t xml:space="preserve">. </w:t>
+      </w:r>
+      <w:proofErr w:type="spellStart"/>
+      <w:r>
+        <w:rPr>
+          <w:lang w:val="en-US"/>
+        </w:rPr>
+        <w:t>Результат</w:t>
+      </w:r>
+      <w:proofErr w:type="spellEnd"/>
+      <w:r>
+        <w:rPr>
+          <w:lang w:val="en-US"/>
+        </w:rPr>
+        <w:t>: Development/Prefabs/Characters/</w:t>
+      </w:r>
+      <w:proofErr w:type="spellStart"/>
+      <w:r>
+        <w:rPr>
+          <w:lang w:val="en-US"/>
+        </w:rPr>
+        <w:t>Driver_Default.prefab</w:t>
+      </w:r>
+      <w:proofErr w:type="spellEnd"/>
+      <w:r>
+        <w:rPr>
+          <w:lang w:val="en-US"/>
+        </w:rPr>
+        <w:t>.</w:t>
+      </w:r>
+    </w:p>
+    <w:p>
+      <w:pPr>
+        <w:rPr>
+          <w:lang w:val="en-US"/>
+        </w:rPr>
+      </w:pPr>
+      <w:r>
+        <w:rPr>
+          <w:lang w:val="en-US"/>
+        </w:rPr>
+        <w:t xml:space="preserve">- </w:t>
+      </w:r>
+      <w:proofErr w:type="spellStart"/>
+      <w:r>
+        <w:rPr>
+          <w:lang w:val="en-US"/>
+        </w:rPr>
+        <w:t>Разные</w:t>
+      </w:r>
+      <w:proofErr w:type="spellEnd"/>
+      <w:r>
+        <w:rPr>
+          <w:lang w:val="en-US"/>
+        </w:rPr>
+        <w:t xml:space="preserve"> </w:t>
+      </w:r>
+      <w:proofErr w:type="spellStart"/>
+      <w:r>
+        <w:rPr>
+          <w:lang w:val="en-US"/>
+        </w:rPr>
+        <w:t>аватары</w:t>
+      </w:r>
+      <w:proofErr w:type="spellEnd"/>
+      <w:r>
+        <w:rPr>
+          <w:lang w:val="en-US"/>
+        </w:rPr>
+        <w:t xml:space="preserve"> </w:t>
+      </w:r>
+      <w:proofErr w:type="spellStart"/>
+      <w:r>
+        <w:rPr>
+          <w:lang w:val="en-US"/>
+        </w:rPr>
+        <w:t>на</w:t>
+      </w:r>
+      <w:proofErr w:type="spellEnd"/>
+      <w:r>
+        <w:rPr>
+          <w:lang w:val="en-US"/>
+        </w:rPr>
+        <w:t xml:space="preserve"> </w:t>
+      </w:r>
+      <w:proofErr w:type="spellStart"/>
+      <w:r>
+        <w:rPr>
+          <w:lang w:val="en-US"/>
+        </w:rPr>
+        <w:t>разных</w:t>
+      </w:r>
+      <w:proofErr w:type="spellEnd"/>
+      <w:r>
+        <w:rPr>
+          <w:lang w:val="en-US"/>
+        </w:rPr>
+        <w:t xml:space="preserve"> </w:t>
+      </w:r>
+      <w:proofErr w:type="spellStart"/>
+      <w:r>
+        <w:rPr>
+          <w:lang w:val="en-US"/>
+        </w:rPr>
+        <w:t>машинах</w:t>
+      </w:r>
+      <w:proofErr w:type="spellEnd"/>
+      <w:r>
+        <w:rPr>
+          <w:lang w:val="en-US"/>
+        </w:rPr>
+        <w:t xml:space="preserve"> — </w:t>
+      </w:r>
+      <w:proofErr w:type="spellStart"/>
+      <w:r>
+        <w:rPr>
+          <w:lang w:val="en-US"/>
+        </w:rPr>
+        <w:t>это</w:t>
+      </w:r>
+      <w:proofErr w:type="spellEnd"/>
+      <w:r>
+        <w:rPr>
+          <w:lang w:val="en-US"/>
+        </w:rPr>
+        <w:t xml:space="preserve"> pure content (§14.1), </w:t>
+      </w:r>
+      <w:proofErr w:type="spellStart"/>
+      <w:r>
+        <w:rPr>
+          <w:lang w:val="en-US"/>
+        </w:rPr>
+        <w:t>позже</w:t>
+      </w:r>
+      <w:proofErr w:type="spellEnd"/>
+      <w:r>
+        <w:rPr>
+          <w:lang w:val="en-US"/>
+        </w:rPr>
+        <w:t xml:space="preserve"> </w:t>
+      </w:r>
+      <w:proofErr w:type="spellStart"/>
+      <w:r>
+        <w:rPr>
+          <w:lang w:val="en-US"/>
+        </w:rPr>
+        <w:t>без</w:t>
+      </w:r>
+      <w:proofErr w:type="spellEnd"/>
+      <w:r>
+        <w:rPr>
+          <w:lang w:val="en-US"/>
+        </w:rPr>
+        <w:t xml:space="preserve"> </w:t>
+      </w:r>
+      <w:proofErr w:type="spellStart"/>
+      <w:r>
+        <w:rPr>
+          <w:lang w:val="en-US"/>
+        </w:rPr>
+        <w:t>кода</w:t>
+      </w:r>
+      <w:proofErr w:type="spellEnd"/>
+      <w:r>
+        <w:rPr>
+          <w:lang w:val="en-US"/>
+        </w:rPr>
+        <w:t>.</w:t>
+      </w:r>
+    </w:p>
+    <w:p>
+      <w:pPr>
+        <w:rPr>
+          <w:lang w:val="en-US"/>
+        </w:rPr>
+      </w:pPr>
+    </w:p>
+    <w:p>
+      <w:pPr>
+        <w:rPr>
+          <w:lang w:val="en-US"/>
+        </w:rPr>
+      </w:pPr>
+      <w:r>
+        <w:rPr>
+          <w:lang w:val="en-US"/>
+        </w:rPr>
+        <w:t xml:space="preserve">3. </w:t>
+      </w:r>
+      <w:proofErr w:type="spellStart"/>
+      <w:r>
+        <w:rPr>
+          <w:lang w:val="en-US"/>
+        </w:rPr>
+        <w:t>Нюанс</w:t>
+      </w:r>
+      <w:proofErr w:type="spellEnd"/>
+      <w:r>
+        <w:rPr>
+          <w:lang w:val="en-US"/>
+        </w:rPr>
+        <w:t xml:space="preserve"> </w:t>
+      </w:r>
+      <w:proofErr w:type="spellStart"/>
+      <w:r>
+        <w:rPr>
+          <w:lang w:val="en-US"/>
+        </w:rPr>
+        <w:t>по</w:t>
+      </w:r>
+      <w:proofErr w:type="spellEnd"/>
+      <w:r>
+        <w:rPr>
+          <w:lang w:val="en-US"/>
+        </w:rPr>
+        <w:t xml:space="preserve"> </w:t>
+      </w:r>
+      <w:proofErr w:type="spellStart"/>
+      <w:r>
+        <w:rPr>
+          <w:lang w:val="en-US"/>
+        </w:rPr>
+        <w:t>папке</w:t>
+      </w:r>
+      <w:proofErr w:type="spellEnd"/>
+      <w:r>
+        <w:rPr>
+          <w:lang w:val="en-US"/>
+        </w:rPr>
+        <w:t xml:space="preserve">: Assets/Content/ </w:t>
+      </w:r>
+      <w:proofErr w:type="spellStart"/>
+      <w:r>
+        <w:rPr>
+          <w:lang w:val="en-US"/>
+        </w:rPr>
+        <w:t>не</w:t>
+      </w:r>
+      <w:proofErr w:type="spellEnd"/>
+      <w:r>
+        <w:rPr>
+          <w:lang w:val="en-US"/>
+        </w:rPr>
+        <w:t xml:space="preserve"> </w:t>
+      </w:r>
+      <w:proofErr w:type="spellStart"/>
+      <w:r>
+        <w:rPr>
+          <w:lang w:val="en-US"/>
+        </w:rPr>
+        <w:t>предусмотрена</w:t>
+      </w:r>
+      <w:proofErr w:type="spellEnd"/>
+      <w:r>
+        <w:rPr>
+          <w:lang w:val="en-US"/>
+        </w:rPr>
+        <w:t xml:space="preserve"> </w:t>
+      </w:r>
+      <w:proofErr w:type="spellStart"/>
+      <w:r>
+        <w:rPr>
+          <w:lang w:val="en-US"/>
+        </w:rPr>
+        <w:t>правилами</w:t>
+      </w:r>
+      <w:proofErr w:type="spellEnd"/>
+      <w:r>
+        <w:rPr>
+          <w:lang w:val="en-US"/>
+        </w:rPr>
+        <w:t xml:space="preserve"> </w:t>
+      </w:r>
+      <w:proofErr w:type="spellStart"/>
+      <w:r>
+        <w:rPr>
+          <w:lang w:val="en-US"/>
+        </w:rPr>
+        <w:t>хранения</w:t>
+      </w:r>
+      <w:proofErr w:type="spellEnd"/>
+      <w:r>
+        <w:rPr>
+          <w:lang w:val="en-US"/>
+        </w:rPr>
+        <w:t xml:space="preserve"> (</w:t>
+      </w:r>
+      <w:proofErr w:type="spellStart"/>
+      <w:r>
+        <w:rPr>
+          <w:lang w:val="en-US"/>
+        </w:rPr>
+        <w:t>наш</w:t>
+      </w:r>
+      <w:proofErr w:type="spellEnd"/>
+      <w:r>
+        <w:rPr>
+          <w:lang w:val="en-US"/>
+        </w:rPr>
+        <w:t xml:space="preserve"> </w:t>
+      </w:r>
+      <w:proofErr w:type="spellStart"/>
+      <w:r>
+        <w:rPr>
+          <w:lang w:val="en-US"/>
+        </w:rPr>
+        <w:t>контент</w:t>
+      </w:r>
+      <w:proofErr w:type="spellEnd"/>
+      <w:r>
+        <w:rPr>
+          <w:lang w:val="en-US"/>
+        </w:rPr>
+        <w:t xml:space="preserve"> → Development/, </w:t>
+      </w:r>
+      <w:proofErr w:type="spellStart"/>
+      <w:r>
+        <w:rPr>
+          <w:lang w:val="en-US"/>
+        </w:rPr>
+        <w:t>покупной</w:t>
+      </w:r>
+      <w:proofErr w:type="spellEnd"/>
+      <w:r>
+        <w:rPr>
+          <w:lang w:val="en-US"/>
+        </w:rPr>
+        <w:t xml:space="preserve"> → </w:t>
+      </w:r>
+      <w:proofErr w:type="spellStart"/>
+      <w:r>
+        <w:rPr>
+          <w:lang w:val="en-US"/>
+        </w:rPr>
+        <w:t>ThirdParty</w:t>
+      </w:r>
+      <w:proofErr w:type="spellEnd"/>
+      <w:r>
+        <w:rPr>
+          <w:lang w:val="en-US"/>
+        </w:rPr>
+        <w:t xml:space="preserve">/). </w:t>
+      </w:r>
+      <w:proofErr w:type="spellStart"/>
+      <w:r>
+        <w:rPr>
+          <w:lang w:val="en-US"/>
+        </w:rPr>
+        <w:t>Клип</w:t>
+      </w:r>
+      <w:proofErr w:type="spellEnd"/>
+      <w:r>
+        <w:rPr>
+          <w:lang w:val="en-US"/>
+        </w:rPr>
+        <w:t xml:space="preserve"> </w:t>
+      </w:r>
+      <w:proofErr w:type="spellStart"/>
+      <w:r>
+        <w:rPr>
+          <w:lang w:val="en-US"/>
+        </w:rPr>
+        <w:t>SitDriver.anim</w:t>
+      </w:r>
+      <w:proofErr w:type="spellEnd"/>
+      <w:r>
+        <w:rPr>
+          <w:lang w:val="en-US"/>
+        </w:rPr>
+        <w:t xml:space="preserve"> </w:t>
+      </w:r>
+      <w:proofErr w:type="spellStart"/>
+      <w:r>
+        <w:rPr>
+          <w:lang w:val="en-US"/>
+        </w:rPr>
+        <w:t>предлагаю</w:t>
+      </w:r>
+      <w:proofErr w:type="spellEnd"/>
+      <w:r>
+        <w:rPr>
+          <w:lang w:val="en-US"/>
+        </w:rPr>
+        <w:t xml:space="preserve"> </w:t>
+      </w:r>
+    </w:p>
+    <w:p>
+      <w:pPr>
+        <w:rPr>
+          <w:lang w:val="en-US"/>
+        </w:rPr>
+      </w:pPr>
+      <w:r>
+        <w:rPr>
+          <w:lang w:val="en-US"/>
+        </w:rPr>
+        <w:t xml:space="preserve">- </w:t>
+      </w:r>
+      <w:proofErr w:type="spellStart"/>
+      <w:r>
+        <w:rPr>
+          <w:lang w:val="en-US"/>
+        </w:rPr>
+        <w:t>Новый</w:t>
+      </w:r>
+      <w:proofErr w:type="spellEnd"/>
+      <w:r>
+        <w:rPr>
+          <w:lang w:val="en-US"/>
+        </w:rPr>
+        <w:t xml:space="preserve"> </w:t>
+      </w:r>
+      <w:proofErr w:type="spellStart"/>
+      <w:r>
+        <w:rPr>
+          <w:lang w:val="en-US"/>
+        </w:rPr>
+        <w:t>пункт</w:t>
+      </w:r>
+      <w:proofErr w:type="spellEnd"/>
+      <w:r>
+        <w:rPr>
+          <w:lang w:val="en-US"/>
+        </w:rPr>
+        <w:t xml:space="preserve"> 5b: editor-</w:t>
+      </w:r>
+      <w:proofErr w:type="spellStart"/>
+      <w:r>
+        <w:rPr>
+          <w:lang w:val="en-US"/>
+        </w:rPr>
+        <w:t>скрипт</w:t>
+      </w:r>
+      <w:proofErr w:type="spellEnd"/>
+      <w:r>
+        <w:rPr>
+          <w:lang w:val="en-US"/>
+        </w:rPr>
+        <w:t xml:space="preserve"> </w:t>
+      </w:r>
+      <w:proofErr w:type="spellStart"/>
+      <w:r>
+        <w:rPr>
+          <w:lang w:val="en-US"/>
+        </w:rPr>
+        <w:t>создаёт</w:t>
+      </w:r>
+      <w:proofErr w:type="spellEnd"/>
+      <w:r>
+        <w:rPr>
+          <w:lang w:val="en-US"/>
+        </w:rPr>
+        <w:t xml:space="preserve"> </w:t>
+      </w:r>
+      <w:proofErr w:type="spellStart"/>
+      <w:r>
+        <w:rPr>
+          <w:lang w:val="en-US"/>
+        </w:rPr>
+        <w:t>AnimatorController</w:t>
+      </w:r>
+      <w:proofErr w:type="spellEnd"/>
+      <w:r>
+        <w:rPr>
+          <w:lang w:val="en-US"/>
+        </w:rPr>
+        <w:t xml:space="preserve"> (</w:t>
+      </w:r>
+      <w:proofErr w:type="spellStart"/>
+      <w:r>
+        <w:rPr>
+          <w:lang w:val="en-US"/>
+        </w:rPr>
+        <w:t>один</w:t>
+      </w:r>
+      <w:proofErr w:type="spellEnd"/>
+      <w:r>
+        <w:rPr>
+          <w:lang w:val="en-US"/>
+        </w:rPr>
+        <w:t xml:space="preserve"> state Sit с </w:t>
+      </w:r>
+      <w:proofErr w:type="spellStart"/>
+      <w:r>
+        <w:rPr>
+          <w:lang w:val="en-US"/>
+        </w:rPr>
+        <w:t>клипом</w:t>
+      </w:r>
+      <w:proofErr w:type="spellEnd"/>
+      <w:r>
+        <w:rPr>
+          <w:lang w:val="en-US"/>
+        </w:rPr>
+        <w:t xml:space="preserve"> </w:t>
+      </w:r>
+      <w:proofErr w:type="spellStart"/>
+      <w:r>
+        <w:rPr>
+          <w:lang w:val="en-US"/>
+        </w:rPr>
+        <w:t>SitDriver</w:t>
+      </w:r>
+      <w:proofErr w:type="spellEnd"/>
+      <w:r>
+        <w:rPr>
+          <w:lang w:val="en-US"/>
+        </w:rPr>
+        <w:t xml:space="preserve">) — </w:t>
+      </w:r>
+      <w:proofErr w:type="spellStart"/>
+      <w:r>
+        <w:rPr>
+          <w:lang w:val="en-US"/>
+        </w:rPr>
+        <w:t>наш</w:t>
+      </w:r>
+      <w:proofErr w:type="spellEnd"/>
+      <w:r>
+        <w:rPr>
+          <w:lang w:val="en-US"/>
+        </w:rPr>
+        <w:t xml:space="preserve"> </w:t>
+      </w:r>
+      <w:proofErr w:type="spellStart"/>
+      <w:r>
+        <w:rPr>
+          <w:lang w:val="en-US"/>
+        </w:rPr>
+        <w:t>ассет</w:t>
+      </w:r>
+      <w:proofErr w:type="spellEnd"/>
+      <w:r>
+        <w:rPr>
+          <w:lang w:val="en-US"/>
+        </w:rPr>
+        <w:t>, Assets/Development/Art/Animations/</w:t>
+      </w:r>
+      <w:proofErr w:type="spellStart"/>
+      <w:r>
+        <w:rPr>
+          <w:lang w:val="en-US"/>
+        </w:rPr>
+        <w:t>AC_DriverSit.controller</w:t>
+      </w:r>
+      <w:proofErr w:type="spellEnd"/>
+      <w:r>
+        <w:rPr>
+          <w:lang w:val="en-US"/>
+        </w:rPr>
+        <w:t>.</w:t>
+      </w:r>
+    </w:p>
+    <w:p>
+      <w:pPr>
+        <w:rPr>
+          <w:lang w:val="en-US"/>
+        </w:rPr>
+      </w:pPr>
+      <w:r>
+        <w:rPr>
+          <w:lang w:val="en-US"/>
+        </w:rPr>
+        <w:t xml:space="preserve">- П.14 Build Driver Ragdoll Prefab: </w:t>
+      </w:r>
+      <w:proofErr w:type="spellStart"/>
+      <w:r>
+        <w:rPr>
+          <w:lang w:val="en-US"/>
+        </w:rPr>
+        <w:t>источник</w:t>
+      </w:r>
+      <w:proofErr w:type="spellEnd"/>
+      <w:r>
+        <w:rPr>
+          <w:lang w:val="en-US"/>
+        </w:rPr>
+        <w:t xml:space="preserve"> — </w:t>
+      </w:r>
+      <w:proofErr w:type="spellStart"/>
+      <w:r>
+        <w:rPr>
+          <w:lang w:val="en-US"/>
+        </w:rPr>
+        <w:t>выделенный</w:t>
+      </w:r>
+      <w:proofErr w:type="spellEnd"/>
+      <w:r>
+        <w:rPr>
+          <w:lang w:val="en-US"/>
+        </w:rPr>
+        <w:t xml:space="preserve"> </w:t>
+      </w:r>
+      <w:proofErr w:type="spellStart"/>
+      <w:r>
+        <w:rPr>
+          <w:lang w:val="en-US"/>
+        </w:rPr>
+        <w:t>префаб</w:t>
+      </w:r>
+      <w:proofErr w:type="spellEnd"/>
+      <w:r>
+        <w:rPr>
+          <w:lang w:val="en-US"/>
+        </w:rPr>
+        <w:t xml:space="preserve"> </w:t>
+      </w:r>
+      <w:proofErr w:type="spellStart"/>
+      <w:r>
+        <w:rPr>
+          <w:lang w:val="en-US"/>
+        </w:rPr>
+        <w:t>из</w:t>
+      </w:r>
+      <w:proofErr w:type="spellEnd"/>
+      <w:r>
+        <w:rPr>
+          <w:lang w:val="en-US"/>
+        </w:rPr>
+        <w:t xml:space="preserve"> ThirdParty/DriverAvatars/npc_casual_set_00/Prefabs/npc_csl_00_character_* (</w:t>
+      </w:r>
+      <w:proofErr w:type="spellStart"/>
+      <w:r>
+        <w:rPr>
+          <w:lang w:val="en-US"/>
+        </w:rPr>
+        <w:t>дефолт</w:t>
+      </w:r>
+      <w:proofErr w:type="spellEnd"/>
+      <w:r>
+        <w:rPr>
+          <w:lang w:val="en-US"/>
+        </w:rPr>
+        <w:t xml:space="preserve"> — 01m_01), ragdoll-</w:t>
+      </w:r>
+      <w:proofErr w:type="spellStart"/>
+      <w:r>
+        <w:rPr>
+          <w:lang w:val="en-US"/>
+        </w:rPr>
+        <w:t>кости</w:t>
+      </w:r>
+      <w:proofErr w:type="spellEnd"/>
+      <w:r>
+        <w:rPr>
+          <w:lang w:val="en-US"/>
+        </w:rPr>
+        <w:t xml:space="preserve"> </w:t>
+      </w:r>
+      <w:proofErr w:type="spellStart"/>
+      <w:r>
+        <w:rPr>
+          <w:lang w:val="en-US"/>
+        </w:rPr>
+        <w:t>добавляются</w:t>
+      </w:r>
+      <w:proofErr w:type="spellEnd"/>
+      <w:r>
+        <w:rPr>
+          <w:lang w:val="en-US"/>
+        </w:rPr>
+        <w:t xml:space="preserve"> </w:t>
+      </w:r>
+      <w:proofErr w:type="spellStart"/>
+      <w:r>
+        <w:rPr>
+          <w:lang w:val="en-US"/>
+        </w:rPr>
+        <w:t>программно</w:t>
+      </w:r>
+      <w:proofErr w:type="spellEnd"/>
+      <w:r>
+        <w:rPr>
+          <w:lang w:val="en-US"/>
+        </w:rPr>
+        <w:t xml:space="preserve"> (</w:t>
+      </w:r>
+      <w:proofErr w:type="spellStart"/>
+      <w:r>
+        <w:rPr>
+          <w:lang w:val="en-US"/>
+        </w:rPr>
+        <w:t>без</w:t>
+      </w:r>
+      <w:proofErr w:type="spellEnd"/>
+      <w:r>
+        <w:rPr>
+          <w:lang w:val="en-US"/>
+        </w:rPr>
+        <w:t xml:space="preserve"> Ragdoll Wizard), Animator с </w:t>
+      </w:r>
+      <w:proofErr w:type="spellStart"/>
+      <w:r>
+        <w:rPr>
+          <w:lang w:val="en-US"/>
+        </w:rPr>
+        <w:t>AC_DriverSit</w:t>
+      </w:r>
+      <w:proofErr w:type="spellEnd"/>
+      <w:r>
+        <w:rPr>
+          <w:lang w:val="en-US"/>
+        </w:rPr>
+        <w:t xml:space="preserve"> </w:t>
+      </w:r>
+      <w:proofErr w:type="spellStart"/>
+      <w:r>
+        <w:rPr>
+          <w:lang w:val="en-US"/>
+        </w:rPr>
+        <w:t>вешается</w:t>
+      </w:r>
+      <w:proofErr w:type="spellEnd"/>
+      <w:r>
+        <w:rPr>
+          <w:lang w:val="en-US"/>
+        </w:rPr>
+        <w:t xml:space="preserve"> </w:t>
+      </w:r>
+      <w:proofErr w:type="spellStart"/>
+      <w:r>
+        <w:rPr>
+          <w:lang w:val="en-US"/>
+        </w:rPr>
+        <w:t>сразу</w:t>
+      </w:r>
+      <w:proofErr w:type="spellEnd"/>
+      <w:r>
+        <w:rPr>
+          <w:lang w:val="en-US"/>
+        </w:rPr>
+        <w:t xml:space="preserve">. </w:t>
+      </w:r>
+      <w:proofErr w:type="spellStart"/>
+      <w:r>
+        <w:rPr>
+          <w:lang w:val="en-US"/>
+        </w:rPr>
+        <w:t>Результат</w:t>
+      </w:r>
+      <w:proofErr w:type="spellEnd"/>
+      <w:r>
+        <w:rPr>
+          <w:lang w:val="en-US"/>
+        </w:rPr>
+        <w:t>: Development/Prefabs/Characters/</w:t>
+      </w:r>
+      <w:proofErr w:type="spellStart"/>
+      <w:r>
+        <w:rPr>
+          <w:lang w:val="en-US"/>
+        </w:rPr>
+        <w:t>Driver_Default.prefab</w:t>
+      </w:r>
+      <w:proofErr w:type="spellEnd"/>
+      <w:r>
+        <w:rPr>
+          <w:lang w:val="en-US"/>
+        </w:rPr>
+        <w:t>.</w:t>
+      </w:r>
+    </w:p>
+    <w:p>
+      <w:pPr>
+        <w:rPr>
+          <w:lang w:val="en-US"/>
+        </w:rPr>
+      </w:pPr>
+      <w:r>
+        <w:rPr>
+          <w:lang w:val="en-US"/>
+        </w:rPr>
+        <w:t xml:space="preserve">- </w:t>
+      </w:r>
+      <w:proofErr w:type="spellStart"/>
+      <w:r>
+        <w:rPr>
+          <w:lang w:val="en-US"/>
+        </w:rPr>
+        <w:t>Разные</w:t>
+      </w:r>
+      <w:proofErr w:type="spellEnd"/>
+      <w:r>
+        <w:rPr>
+          <w:lang w:val="en-US"/>
+        </w:rPr>
+        <w:t xml:space="preserve"> </w:t>
+      </w:r>
+      <w:proofErr w:type="spellStart"/>
+      <w:r>
+        <w:rPr>
+          <w:lang w:val="en-US"/>
+        </w:rPr>
+        <w:t>аватары</w:t>
+      </w:r>
+      <w:proofErr w:type="spellEnd"/>
+      <w:r>
+        <w:rPr>
+          <w:lang w:val="en-US"/>
+        </w:rPr>
+        <w:t xml:space="preserve"> </w:t>
+      </w:r>
+      <w:proofErr w:type="spellStart"/>
+      <w:r>
+        <w:rPr>
+          <w:lang w:val="en-US"/>
+        </w:rPr>
+        <w:t>на</w:t>
+      </w:r>
+      <w:proofErr w:type="spellEnd"/>
+      <w:r>
+        <w:rPr>
+          <w:lang w:val="en-US"/>
+        </w:rPr>
+        <w:t xml:space="preserve"> </w:t>
+      </w:r>
+      <w:proofErr w:type="spellStart"/>
+      <w:r>
+        <w:rPr>
+          <w:lang w:val="en-US"/>
+        </w:rPr>
+        <w:t>разных</w:t>
+      </w:r>
+      <w:proofErr w:type="spellEnd"/>
+      <w:r>
+        <w:rPr>
+          <w:lang w:val="en-US"/>
+        </w:rPr>
+        <w:t xml:space="preserve"> </w:t>
+      </w:r>
+      <w:proofErr w:type="spellStart"/>
+      <w:r>
+        <w:rPr>
+          <w:lang w:val="en-US"/>
+        </w:rPr>
+        <w:t>машинах</w:t>
+      </w:r>
+      <w:proofErr w:type="spellEnd"/>
+      <w:r>
+        <w:rPr>
+          <w:lang w:val="en-US"/>
+        </w:rPr>
+        <w:t xml:space="preserve"> — </w:t>
+      </w:r>
+      <w:proofErr w:type="spellStart"/>
+      <w:r>
+        <w:rPr>
+          <w:lang w:val="en-US"/>
+        </w:rPr>
+        <w:t>это</w:t>
+      </w:r>
+      <w:proofErr w:type="spellEnd"/>
+      <w:r>
+        <w:rPr>
+          <w:lang w:val="en-US"/>
+        </w:rPr>
+        <w:t xml:space="preserve"> pure content (§14.1), </w:t>
+      </w:r>
+      <w:proofErr w:type="spellStart"/>
+      <w:r>
+        <w:rPr>
+          <w:lang w:val="en-US"/>
+        </w:rPr>
+        <w:t>позже</w:t>
+      </w:r>
+      <w:proofErr w:type="spellEnd"/>
+      <w:r>
+        <w:rPr>
+          <w:lang w:val="en-US"/>
+        </w:rPr>
+        <w:t xml:space="preserve"> </w:t>
+      </w:r>
+      <w:proofErr w:type="spellStart"/>
+      <w:r>
+        <w:rPr>
+          <w:lang w:val="en-US"/>
+        </w:rPr>
+        <w:t>без</w:t>
+      </w:r>
+      <w:proofErr w:type="spellEnd"/>
+      <w:r>
+        <w:rPr>
+          <w:lang w:val="en-US"/>
+        </w:rPr>
+        <w:t xml:space="preserve"> </w:t>
+      </w:r>
+      <w:proofErr w:type="spellStart"/>
+      <w:r>
+        <w:rPr>
+          <w:lang w:val="en-US"/>
+        </w:rPr>
+        <w:t>кода</w:t>
+      </w:r>
+      <w:proofErr w:type="spellEnd"/>
+      <w:r>
+        <w:rPr>
+          <w:lang w:val="en-US"/>
+        </w:rPr>
+        <w:t>.</w:t>
+      </w:r>
+    </w:p>
+    <w:p>
+      <w:pPr>
+        <w:rPr>
+          <w:lang w:val="en-US"/>
+        </w:rPr>
+      </w:pPr>
+    </w:p>
+    <w:p>
+      <w:pPr>
+        <w:rPr>
+          <w:lang w:val="en-US"/>
+        </w:rPr>
+      </w:pPr>
+      <w:r>
+        <w:rPr>
+          <w:lang w:val="en-US"/>
+        </w:rPr>
+        <w:t xml:space="preserve">3. </w:t>
+      </w:r>
+      <w:proofErr w:type="spellStart"/>
+      <w:r>
+        <w:rPr>
+          <w:lang w:val="en-US"/>
+        </w:rPr>
+        <w:t>Нюанс</w:t>
+      </w:r>
+      <w:proofErr w:type="spellEnd"/>
+      <w:r>
+        <w:rPr>
+          <w:lang w:val="en-US"/>
+        </w:rPr>
+        <w:t xml:space="preserve"> </w:t>
+      </w:r>
+      <w:proofErr w:type="spellStart"/>
+      <w:r>
+        <w:rPr>
+          <w:lang w:val="en-US"/>
+        </w:rPr>
+        <w:t>по</w:t>
+      </w:r>
+      <w:proofErr w:type="spellEnd"/>
+      <w:r>
+        <w:rPr>
+          <w:lang w:val="en-US"/>
+        </w:rPr>
+        <w:t xml:space="preserve"> </w:t>
+      </w:r>
+      <w:proofErr w:type="spellStart"/>
+      <w:r>
+        <w:rPr>
+          <w:lang w:val="en-US"/>
+        </w:rPr>
+        <w:t>папке</w:t>
+      </w:r>
+      <w:proofErr w:type="spellEnd"/>
+      <w:r>
+        <w:rPr>
+          <w:lang w:val="en-US"/>
+        </w:rPr>
+        <w:t xml:space="preserve">: Assets/Content/ </w:t>
+      </w:r>
+      <w:proofErr w:type="spellStart"/>
+      <w:r>
+        <w:rPr>
+          <w:lang w:val="en-US"/>
+        </w:rPr>
+        <w:t>не</w:t>
+      </w:r>
+      <w:proofErr w:type="spellEnd"/>
+      <w:r>
+        <w:rPr>
+          <w:lang w:val="en-US"/>
+        </w:rPr>
+        <w:t xml:space="preserve"> </w:t>
+      </w:r>
+      <w:proofErr w:type="spellStart"/>
+      <w:r>
+        <w:rPr>
+          <w:lang w:val="en-US"/>
+        </w:rPr>
+        <w:t>предусмотрена</w:t>
+      </w:r>
+      <w:proofErr w:type="spellEnd"/>
+      <w:r>
+        <w:rPr>
+          <w:lang w:val="en-US"/>
+        </w:rPr>
+        <w:t xml:space="preserve"> </w:t>
+      </w:r>
+      <w:proofErr w:type="spellStart"/>
+      <w:r>
+        <w:rPr>
+          <w:lang w:val="en-US"/>
+        </w:rPr>
+        <w:t>правилами</w:t>
+      </w:r>
+      <w:proofErr w:type="spellEnd"/>
+      <w:r>
+        <w:rPr>
+          <w:lang w:val="en-US"/>
+        </w:rPr>
+        <w:t xml:space="preserve"> </w:t>
+      </w:r>
+      <w:proofErr w:type="spellStart"/>
+      <w:r>
+        <w:rPr>
+          <w:lang w:val="en-US"/>
+        </w:rPr>
+        <w:t>хранения</w:t>
+      </w:r>
+      <w:proofErr w:type="spellEnd"/>
+      <w:r>
+        <w:rPr>
+          <w:lang w:val="en-US"/>
+        </w:rPr>
+        <w:t xml:space="preserve"> (</w:t>
+      </w:r>
+      <w:proofErr w:type="spellStart"/>
+      <w:r>
+        <w:rPr>
+          <w:lang w:val="en-US"/>
+        </w:rPr>
+        <w:t>наш</w:t>
+      </w:r>
+      <w:proofErr w:type="spellEnd"/>
+      <w:r>
+        <w:rPr>
+          <w:lang w:val="en-US"/>
+        </w:rPr>
+        <w:t xml:space="preserve"> </w:t>
+      </w:r>
+      <w:proofErr w:type="spellStart"/>
+      <w:r>
+        <w:rPr>
+          <w:lang w:val="en-US"/>
+        </w:rPr>
+        <w:t>контент</w:t>
+      </w:r>
+      <w:proofErr w:type="spellEnd"/>
+      <w:r>
+        <w:rPr>
+          <w:lang w:val="en-US"/>
+        </w:rPr>
+        <w:t xml:space="preserve"> → Development/, </w:t>
+      </w:r>
+      <w:proofErr w:type="spellStart"/>
+      <w:r>
+        <w:rPr>
+          <w:lang w:val="en-US"/>
+        </w:rPr>
+        <w:t>покупной</w:t>
+      </w:r>
+      <w:proofErr w:type="spellEnd"/>
+      <w:r>
+        <w:rPr>
+          <w:lang w:val="en-US"/>
+        </w:rPr>
+        <w:t xml:space="preserve"> → </w:t>
+      </w:r>
+      <w:proofErr w:type="spellStart"/>
+      <w:r>
+        <w:rPr>
+          <w:lang w:val="en-US"/>
+        </w:rPr>
+        <w:t>ThirdParty</w:t>
+      </w:r>
+      <w:proofErr w:type="spellEnd"/>
+      <w:r>
+        <w:rPr>
+          <w:lang w:val="en-US"/>
+        </w:rPr>
+        <w:t xml:space="preserve">/). </w:t>
+      </w:r>
+      <w:proofErr w:type="spellStart"/>
+      <w:r>
+        <w:rPr>
+          <w:lang w:val="en-US"/>
+        </w:rPr>
+        <w:t>Клип</w:t>
+      </w:r>
+      <w:proofErr w:type="spellEnd"/>
+      <w:r>
+        <w:rPr>
+          <w:lang w:val="en-US"/>
+        </w:rPr>
+        <w:t xml:space="preserve"> </w:t>
+      </w:r>
+      <w:proofErr w:type="spellStart"/>
+      <w:r>
+        <w:rPr>
+          <w:lang w:val="en-US"/>
+        </w:rPr>
+        <w:t>SitDriver.anim</w:t>
+      </w:r>
+      <w:proofErr w:type="spellEnd"/>
+      <w:r>
+        <w:rPr>
+          <w:lang w:val="en-US"/>
+        </w:rPr>
+        <w:t xml:space="preserve"> </w:t>
+      </w:r>
+      <w:proofErr w:type="spellStart"/>
+      <w:r>
+        <w:rPr>
+          <w:lang w:val="en-US"/>
+        </w:rPr>
+        <w:t>предлагаю</w:t>
+      </w:r>
+      <w:proofErr w:type="spellEnd"/>
+      <w:r>
+        <w:rPr>
+          <w:lang w:val="en-US"/>
+        </w:rPr>
+        <w:t xml:space="preserve"> editor-</w:t>
+      </w:r>
+      <w:proofErr w:type="spellStart"/>
+      <w:r>
+        <w:rPr>
+          <w:lang w:val="en-US"/>
+        </w:rPr>
+        <w:t>скриптом</w:t>
+      </w:r>
+      <w:proofErr w:type="spellEnd"/>
+      <w:r>
+        <w:rPr>
+          <w:lang w:val="en-US"/>
+        </w:rPr>
+        <w:t xml:space="preserve"> </w:t>
+      </w:r>
+      <w:proofErr w:type="spellStart"/>
+      <w:r>
+        <w:rPr>
+          <w:lang w:val="en-US"/>
+        </w:rPr>
+        <w:t>перенести</w:t>
+      </w:r>
+      <w:proofErr w:type="spellEnd"/>
+      <w:r>
+        <w:rPr>
+          <w:lang w:val="en-US"/>
+        </w:rPr>
+        <w:t xml:space="preserve"> </w:t>
+      </w:r>
+      <w:proofErr w:type="spellStart"/>
+      <w:r>
+        <w:rPr>
+          <w:lang w:val="en-US"/>
+        </w:rPr>
+        <w:t>через</w:t>
+      </w:r>
+      <w:proofErr w:type="spellEnd"/>
+      <w:r>
+        <w:rPr>
+          <w:lang w:val="en-US"/>
+        </w:rPr>
+        <w:t xml:space="preserve"> </w:t>
+      </w:r>
+      <w:proofErr w:type="spellStart"/>
+      <w:r>
+        <w:rPr>
+          <w:lang w:val="en-US"/>
+        </w:rPr>
+        <w:t>AssetDatabase.MoveAsset</w:t>
+      </w:r>
+      <w:proofErr w:type="spellEnd"/>
+      <w:r>
+        <w:rPr>
+          <w:lang w:val="en-US"/>
+        </w:rPr>
+        <w:t xml:space="preserve"> в Assets/Development/Art/Animations/ — GUID </w:t>
+      </w:r>
+      <w:proofErr w:type="spellStart"/>
+      <w:r>
+        <w:rPr>
+          <w:lang w:val="en-US"/>
+        </w:rPr>
+        <w:t>сохранится</w:t>
+      </w:r>
+      <w:proofErr w:type="spellEnd"/>
+      <w:r>
+        <w:rPr>
+          <w:lang w:val="en-US"/>
+        </w:rPr>
+        <w:t xml:space="preserve">, </w:t>
+      </w:r>
+      <w:proofErr w:type="spellStart"/>
+      <w:r>
+        <w:rPr>
+          <w:lang w:val="en-US"/>
+        </w:rPr>
+        <w:t>ссылки</w:t>
+      </w:r>
+      <w:proofErr w:type="spellEnd"/>
+      <w:r>
+        <w:rPr>
+          <w:lang w:val="en-US"/>
+        </w:rPr>
+        <w:t xml:space="preserve"> </w:t>
+      </w:r>
+      <w:proofErr w:type="spellStart"/>
+      <w:r>
+        <w:rPr>
+          <w:lang w:val="en-US"/>
+        </w:rPr>
+        <w:t>не</w:t>
+      </w:r>
+      <w:proofErr w:type="spellEnd"/>
+      <w:r>
+        <w:rPr>
+          <w:lang w:val="en-US"/>
+        </w:rPr>
+        <w:t xml:space="preserve"> </w:t>
+      </w:r>
+      <w:proofErr w:type="spellStart"/>
+      <w:r>
+        <w:rPr>
+          <w:lang w:val="en-US"/>
+        </w:rPr>
+        <w:t>сломаются</w:t>
+      </w:r>
+      <w:proofErr w:type="spellEnd"/>
+      <w:r>
+        <w:rPr>
+          <w:lang w:val="en-US"/>
+        </w:rPr>
+        <w:t xml:space="preserve">. </w:t>
+      </w:r>
+      <w:proofErr w:type="spellStart"/>
+      <w:r>
+        <w:rPr>
+          <w:lang w:val="en-US"/>
+        </w:rPr>
+        <w:t>Включил</w:t>
+      </w:r>
+      <w:proofErr w:type="spellEnd"/>
+      <w:r>
+        <w:rPr>
+          <w:lang w:val="en-US"/>
+        </w:rPr>
+        <w:t xml:space="preserve"> </w:t>
+      </w:r>
+      <w:proofErr w:type="spellStart"/>
+      <w:r>
+        <w:rPr>
+          <w:lang w:val="en-US"/>
+        </w:rPr>
+        <w:t>это</w:t>
+      </w:r>
+      <w:proofErr w:type="spellEnd"/>
+      <w:r>
+        <w:rPr>
+          <w:lang w:val="en-US"/>
+        </w:rPr>
+        <w:t xml:space="preserve"> в п.14 </w:t>
+      </w:r>
+      <w:proofErr w:type="spellStart"/>
+      <w:r>
+        <w:rPr>
+          <w:lang w:val="en-US"/>
+        </w:rPr>
+        <w:t>как</w:t>
+      </w:r>
+      <w:proofErr w:type="spellEnd"/>
+      <w:r>
+        <w:rPr>
+          <w:lang w:val="en-US"/>
+        </w:rPr>
+        <w:t xml:space="preserve"> </w:t>
+      </w:r>
+      <w:proofErr w:type="spellStart"/>
+      <w:r>
+        <w:rPr>
+          <w:lang w:val="en-US"/>
+        </w:rPr>
+        <w:t>идемпотентный</w:t>
+      </w:r>
+      <w:proofErr w:type="spellEnd"/>
+      <w:r>
+        <w:rPr>
+          <w:lang w:val="en-US"/>
+        </w:rPr>
+        <w:t xml:space="preserve"> </w:t>
+      </w:r>
+      <w:proofErr w:type="spellStart"/>
+      <w:r>
+        <w:rPr>
+          <w:lang w:val="en-US"/>
+        </w:rPr>
+        <w:t>первый</w:t>
+      </w:r>
+      <w:proofErr w:type="spellEnd"/>
+      <w:r>
+        <w:rPr>
+          <w:lang w:val="en-US"/>
+        </w:rPr>
+        <w:t xml:space="preserve"> </w:t>
+      </w:r>
+      <w:proofErr w:type="spellStart"/>
+      <w:r>
+        <w:rPr>
+          <w:lang w:val="en-US"/>
+        </w:rPr>
+        <w:t>шаг</w:t>
+      </w:r>
+      <w:proofErr w:type="spellEnd"/>
+      <w:r>
+        <w:rPr>
+          <w:lang w:val="en-US"/>
+        </w:rPr>
+        <w:t>.</w:t>
+      </w:r>
+    </w:p>
+    <w:p>
+      <w:pPr>
+        <w:rPr>
+          <w:lang w:val="en-US"/>
+        </w:rPr>
+      </w:pPr>
+    </w:p>
+    <w:p>
+      <w:pPr>
+        <w:rPr>
+          <w:lang w:val="en-US"/>
+        </w:rPr>
+      </w:pPr>
+      <w:proofErr w:type="spellStart"/>
+      <w:r>
+        <w:rPr>
+          <w:lang w:val="en-US"/>
+        </w:rPr>
+        <w:t>Остальное</w:t>
+      </w:r>
+      <w:proofErr w:type="spellEnd"/>
+      <w:r>
+        <w:rPr>
+          <w:lang w:val="en-US"/>
+        </w:rPr>
+        <w:t xml:space="preserve"> — </w:t>
+      </w:r>
+      <w:proofErr w:type="spellStart"/>
+      <w:r>
+        <w:rPr>
+          <w:lang w:val="en-US"/>
+        </w:rPr>
+        <w:t>без</w:t>
+      </w:r>
+      <w:proofErr w:type="spellEnd"/>
+      <w:r>
+        <w:rPr>
+          <w:lang w:val="en-US"/>
+        </w:rPr>
+        <w:t xml:space="preserve"> </w:t>
+      </w:r>
+      <w:proofErr w:type="spellStart"/>
+      <w:r>
+        <w:rPr>
+          <w:lang w:val="en-US"/>
+        </w:rPr>
+        <w:t>изменений</w:t>
+      </w:r>
+      <w:proofErr w:type="spellEnd"/>
+      <w:r>
+        <w:rPr>
+          <w:lang w:val="en-US"/>
+        </w:rPr>
+        <w:t xml:space="preserve">: </w:t>
+      </w:r>
+      <w:proofErr w:type="spellStart"/>
+      <w:r>
+        <w:rPr>
+          <w:lang w:val="en-US"/>
+        </w:rPr>
+        <w:t>ICommand</w:t>
+      </w:r>
+      <w:proofErr w:type="spellEnd"/>
+      <w:r>
+        <w:rPr>
+          <w:lang w:val="en-US"/>
+        </w:rPr>
+        <w:t xml:space="preserve"> + </w:t>
+      </w:r>
+      <w:proofErr w:type="spellStart"/>
+      <w:r>
+        <w:rPr>
+          <w:lang w:val="en-US"/>
+        </w:rPr>
+        <w:t>EjectCommand</w:t>
+      </w:r>
+      <w:proofErr w:type="spellEnd"/>
+      <w:r>
+        <w:rPr>
+          <w:lang w:val="en-US"/>
+        </w:rPr>
+        <w:t xml:space="preserve"> (</w:t>
+      </w:r>
+      <w:proofErr w:type="spellStart"/>
+      <w:r>
+        <w:rPr>
+          <w:lang w:val="en-US"/>
+        </w:rPr>
+        <w:t>инфраструктура</w:t>
+      </w:r>
+      <w:proofErr w:type="spellEnd"/>
+      <w:r>
+        <w:rPr>
+          <w:lang w:val="en-US"/>
+        </w:rPr>
+        <w:t xml:space="preserve"> </w:t>
+      </w:r>
+      <w:proofErr w:type="spellStart"/>
+      <w:r>
+        <w:rPr>
+          <w:lang w:val="en-US"/>
+        </w:rPr>
+        <w:t>команд</w:t>
+      </w:r>
+      <w:proofErr w:type="spellEnd"/>
+      <w:r>
+        <w:rPr>
+          <w:lang w:val="en-US"/>
+        </w:rPr>
+        <w:t xml:space="preserve"> </w:t>
+      </w:r>
+      <w:proofErr w:type="spellStart"/>
+      <w:r>
+        <w:rPr>
+          <w:lang w:val="en-US"/>
+        </w:rPr>
+        <w:t>создаётся</w:t>
+      </w:r>
+      <w:proofErr w:type="spellEnd"/>
+      <w:r>
+        <w:rPr>
+          <w:lang w:val="en-US"/>
+        </w:rPr>
+        <w:t xml:space="preserve"> </w:t>
+      </w:r>
+      <w:proofErr w:type="spellStart"/>
+      <w:r>
+        <w:rPr>
+          <w:lang w:val="en-US"/>
+        </w:rPr>
+        <w:t>впервые</w:t>
+      </w:r>
+      <w:proofErr w:type="spellEnd"/>
+      <w:r>
+        <w:rPr>
+          <w:lang w:val="en-US"/>
+        </w:rPr>
+        <w:t xml:space="preserve">), </w:t>
+      </w:r>
+      <w:proofErr w:type="spellStart"/>
+      <w:r>
+        <w:rPr>
+          <w:lang w:val="en-US"/>
+        </w:rPr>
+        <w:t>Events.Stunts.cs</w:t>
+      </w:r>
+      <w:proofErr w:type="spellEnd"/>
+      <w:r>
+        <w:rPr>
+          <w:lang w:val="en-US"/>
+        </w:rPr>
+        <w:t xml:space="preserve"> + </w:t>
+      </w:r>
+      <w:proofErr w:type="spellStart"/>
+      <w:r>
+        <w:rPr>
+          <w:lang w:val="en-US"/>
+        </w:rPr>
+        <w:t>EjectReason</w:t>
+      </w:r>
+      <w:proofErr w:type="spellEnd"/>
+      <w:r>
+        <w:rPr>
+          <w:lang w:val="en-US"/>
+        </w:rPr>
+        <w:t xml:space="preserve">, eject у </w:t>
+      </w:r>
+      <w:proofErr w:type="spellStart"/>
+      <w:r>
+        <w:rPr>
+          <w:lang w:val="en-US"/>
+        </w:rPr>
+        <w:t>всех</w:t>
+      </w:r>
+      <w:proofErr w:type="spellEnd"/>
+      <w:r>
+        <w:rPr>
+          <w:lang w:val="en-US"/>
+        </w:rPr>
+        <w:t xml:space="preserve"> </w:t>
+      </w:r>
+      <w:proofErr w:type="spellStart"/>
+      <w:r>
+        <w:rPr>
+          <w:lang w:val="en-US"/>
+        </w:rPr>
+        <w:t>машин</w:t>
+      </w:r>
+      <w:proofErr w:type="spellEnd"/>
+      <w:r>
+        <w:rPr>
+          <w:lang w:val="en-US"/>
+        </w:rPr>
+        <w:t xml:space="preserve"> </w:t>
+      </w:r>
+      <w:proofErr w:type="spellStart"/>
+      <w:r>
+        <w:rPr>
+          <w:lang w:val="en-US"/>
+        </w:rPr>
+        <w:t>при</w:t>
+      </w:r>
+      <w:proofErr w:type="spellEnd"/>
+      <w:r>
+        <w:rPr>
+          <w:lang w:val="en-US"/>
+        </w:rPr>
+        <w:t xml:space="preserve"> wreck, ICameraBehaviour/CameraRig/OrbitDriverCameraBehaviour/CameraService (pure C#, </w:t>
+      </w:r>
+      <w:proofErr w:type="spellStart"/>
+      <w:r>
+        <w:rPr>
+          <w:lang w:val="en-US"/>
+        </w:rPr>
+        <w:t>слушает</w:t>
+      </w:r>
+      <w:proofErr w:type="spellEnd"/>
+      <w:r>
+        <w:rPr>
+          <w:lang w:val="en-US"/>
+        </w:rPr>
+        <w:t xml:space="preserve"> </w:t>
+      </w:r>
+      <w:proofErr w:type="spellStart"/>
+      <w:r>
+        <w:rPr>
+          <w:lang w:val="en-US"/>
+        </w:rPr>
+        <w:t>GameStateChangedEvent</w:t>
+      </w:r>
+      <w:proofErr w:type="spellEnd"/>
+      <w:r>
+        <w:rPr>
+          <w:lang w:val="en-US"/>
+        </w:rPr>
+        <w:t xml:space="preserve"> + </w:t>
+      </w:r>
+      <w:proofErr w:type="spellStart"/>
+      <w:r>
+        <w:rPr>
+          <w:lang w:val="en-US"/>
+        </w:rPr>
+        <w:t>DriverEjectedEvent</w:t>
+      </w:r>
+      <w:proofErr w:type="spellEnd"/>
+      <w:r>
+        <w:rPr>
+          <w:lang w:val="en-US"/>
+        </w:rPr>
+        <w:t xml:space="preserve"> </w:t>
+      </w:r>
+      <w:proofErr w:type="spellStart"/>
+      <w:r>
+        <w:rPr>
+          <w:lang w:val="en-US"/>
+        </w:rPr>
+        <w:t>игрока</w:t>
+      </w:r>
+      <w:proofErr w:type="spellEnd"/>
+      <w:r>
+        <w:rPr>
+          <w:lang w:val="en-US"/>
+        </w:rPr>
+        <w:t xml:space="preserve"> → </w:t>
+      </w:r>
+      <w:proofErr w:type="spellStart"/>
+      <w:r>
+        <w:rPr>
+          <w:lang w:val="en-US"/>
+        </w:rPr>
+        <w:t>орбита</w:t>
+      </w:r>
+      <w:proofErr w:type="spellEnd"/>
+      <w:r>
+        <w:rPr>
+          <w:lang w:val="en-US"/>
+        </w:rPr>
+        <w:t xml:space="preserve"> </w:t>
+      </w:r>
+      <w:proofErr w:type="spellStart"/>
+      <w:r>
+        <w:rPr>
+          <w:lang w:val="en-US"/>
+        </w:rPr>
+        <w:t>за</w:t>
+      </w:r>
+      <w:proofErr w:type="spellEnd"/>
+      <w:r>
+        <w:rPr>
+          <w:lang w:val="en-US"/>
+        </w:rPr>
+        <w:t xml:space="preserve"> </w:t>
+      </w:r>
+      <w:proofErr w:type="spellStart"/>
+      <w:r>
+        <w:rPr>
+          <w:lang w:val="en-US"/>
+        </w:rPr>
+        <w:t>ragdoll'ом</w:t>
+      </w:r>
+      <w:proofErr w:type="spellEnd"/>
+      <w:r>
+        <w:rPr>
+          <w:lang w:val="en-US"/>
+        </w:rPr>
+        <w:t xml:space="preserve"> </w:t>
+      </w:r>
+      <w:proofErr w:type="spellStart"/>
+      <w:r>
+        <w:rPr>
+          <w:lang w:val="en-US"/>
+        </w:rPr>
+        <w:t>до</w:t>
+      </w:r>
+      <w:proofErr w:type="spellEnd"/>
+      <w:r>
+        <w:rPr>
+          <w:lang w:val="en-US"/>
+        </w:rPr>
+        <w:t xml:space="preserve"> </w:t>
+      </w:r>
+      <w:proofErr w:type="spellStart"/>
+      <w:r>
+        <w:rPr>
+          <w:lang w:val="en-US"/>
+        </w:rPr>
+        <w:t>MatchEnd</w:t>
+      </w:r>
+      <w:proofErr w:type="spellEnd"/>
+      <w:r>
+        <w:rPr>
+          <w:lang w:val="en-US"/>
+        </w:rPr>
+        <w:t xml:space="preserve">), </w:t>
+      </w:r>
+      <w:proofErr w:type="spellStart"/>
+      <w:r>
+        <w:rPr>
+          <w:lang w:val="en-US"/>
+        </w:rPr>
+        <w:t>регистрация</w:t>
+      </w:r>
+      <w:proofErr w:type="spellEnd"/>
+      <w:r>
+        <w:rPr>
+          <w:lang w:val="en-US"/>
+        </w:rPr>
+        <w:t xml:space="preserve"> в </w:t>
+      </w:r>
+      <w:proofErr w:type="spellStart"/>
+      <w:r>
+        <w:rPr>
+          <w:lang w:val="en-US"/>
+        </w:rPr>
+        <w:t>GameLifetimeScope</w:t>
+      </w:r>
+      <w:proofErr w:type="spellEnd"/>
+      <w:r>
+        <w:rPr>
+          <w:lang w:val="en-US"/>
+        </w:rPr>
+        <w:t>, editor-</w:t>
+      </w:r>
+      <w:proofErr w:type="spellStart"/>
+      <w:r>
+        <w:rPr>
+          <w:lang w:val="en-US"/>
+        </w:rPr>
+        <w:t>скрипты</w:t>
+      </w:r>
+      <w:proofErr w:type="spellEnd"/>
+      <w:r>
+        <w:rPr>
+          <w:lang w:val="en-US"/>
+        </w:rPr>
+        <w:t xml:space="preserve"> «Attach Driver To Car Prefabs» / «Create Default </w:t>
+      </w:r>
+      <w:proofErr w:type="spellStart"/>
+      <w:r>
+        <w:rPr>
+          <w:lang w:val="en-US"/>
+        </w:rPr>
+        <w:t>DriverEjectConfig</w:t>
+      </w:r>
+      <w:proofErr w:type="spellEnd"/>
+      <w:r>
+        <w:rPr>
+          <w:lang w:val="en-US"/>
+        </w:rPr>
+        <w:t xml:space="preserve"> + </w:t>
+      </w:r>
+      <w:proofErr w:type="spellStart"/>
+      <w:r>
+        <w:rPr>
+          <w:lang w:val="en-US"/>
+        </w:rPr>
+        <w:t>OrbitCameraConfig</w:t>
+      </w:r>
+      <w:proofErr w:type="spellEnd"/>
+      <w:r>
+        <w:rPr>
+          <w:lang w:val="en-US"/>
+        </w:rPr>
+        <w:t xml:space="preserve">» / </w:t>
+      </w:r>
+      <w:proofErr w:type="spellStart"/>
+      <w:r>
+        <w:rPr>
+          <w:lang w:val="en-US"/>
+        </w:rPr>
+        <w:t>обновление</w:t>
+      </w:r>
+      <w:proofErr w:type="spellEnd"/>
+      <w:r>
+        <w:rPr>
+          <w:lang w:val="en-US"/>
+        </w:rPr>
+        <w:t xml:space="preserve"> «Fill </w:t>
+      </w:r>
+      <w:proofErr w:type="spellStart"/>
+      <w:r>
+        <w:rPr>
+          <w:lang w:val="en-US"/>
+        </w:rPr>
+        <w:t>GameLifetimeScope</w:t>
+      </w:r>
+      <w:proofErr w:type="spellEnd"/>
+      <w:r>
+        <w:rPr>
+          <w:lang w:val="en-US"/>
+        </w:rPr>
+        <w:t xml:space="preserve"> Refs», </w:t>
+      </w:r>
+      <w:proofErr w:type="spellStart"/>
+      <w:r>
+        <w:rPr>
+          <w:lang w:val="en-US"/>
+        </w:rPr>
+        <w:t>тесты</w:t>
+      </w:r>
+      <w:proofErr w:type="spellEnd"/>
+      <w:r>
+        <w:rPr>
+          <w:lang w:val="en-US"/>
+        </w:rPr>
+        <w:t xml:space="preserve"> </w:t>
+      </w:r>
+      <w:proofErr w:type="spellStart"/>
+      <w:r>
+        <w:rPr>
+          <w:lang w:val="en-US"/>
+        </w:rPr>
+        <w:t>CameraServiceTests</w:t>
+      </w:r>
+      <w:proofErr w:type="spellEnd"/>
+      <w:r>
+        <w:rPr>
+          <w:lang w:val="en-US"/>
+        </w:rPr>
+        <w:t>.</w:t>
+      </w:r>
+    </w:p>
+    <w:p>
+      <w:pPr>
+        <w:rPr>
+          <w:lang w:val="en-US"/>
+        </w:rPr>
+      </w:pPr>
+    </w:p>
+    <w:p>
+      <w:pPr>
+        <w:rPr>
+          <w:lang w:val="en-US"/>
+        </w:rPr>
+      </w:pPr>
+    </w:p>
+    <w:p>
+      <w:pPr>
         <w:rPr>
           <w:lang w:val="en-US"/>
         </w:rPr>
@@ -18263,6 +20809,7 @@
         <w:rPr>
           <w:lang w:val="en-US"/>
         </w:rPr>
+        <w:lastRenderedPageBreak/>
         <w:t>step</w:t>
       </w:r>
       <w:r>

--- a/docs/архитектура с первого шага.docx
+++ b/docs/архитектура с первого шага.docx
@@ -20276,11 +20276,6 @@
       </w:pPr>
     </w:p>
     <w:p>
-      <w:pPr>
-        <w:rPr>
-          <w:lang w:val="en-US"/>
-        </w:rPr>
-      </w:pPr>
       <w:proofErr w:type="spellStart"/>
       <w:r>
         <w:rPr>
@@ -20730,6 +20725,8 @@
         <w:t>.</w:t>
       </w:r>
     </w:p>
+    <w:p/>
+    <w:p/>
     <w:p>
       <w:pPr>
         <w:rPr>
@@ -20809,7 +20806,6 @@
         <w:rPr>
           <w:lang w:val="en-US"/>
         </w:rPr>
-        <w:lastRenderedPageBreak/>
         <w:t>step</w:t>
       </w:r>
       <w:r>

--- a/docs/архитектура с первого шага.docx
+++ b/docs/архитектура с первого шага.docx
@@ -20726,33 +20726,336 @@
       </w:r>
     </w:p>
     <w:p/>
+    <w:p>
+      <w:pPr>
+        <w:pStyle w:val="3"/>
+        <w:rPr>
+          <w:lang w:val="en-US"/>
+        </w:rPr>
+      </w:pPr>
+      <w:r>
+        <w:t>План</w:t>
+      </w:r>
+      <w:r>
+        <w:rPr>
+          <w:lang w:val="en-US"/>
+        </w:rPr>
+        <w:t xml:space="preserve"> </w:t>
+      </w:r>
+      <w:r>
+        <w:t>файлов</w:t>
+      </w:r>
+      <w:r>
+        <w:rPr>
+          <w:lang w:val="en-US"/>
+        </w:rPr>
+        <w:t xml:space="preserve"> — </w:t>
+      </w:r>
+      <w:r>
+        <w:t>шаг</w:t>
+      </w:r>
+      <w:r>
+        <w:rPr>
+          <w:lang w:val="en-US"/>
+        </w:rPr>
+        <w:t xml:space="preserve"> 7 «Stunts: High Jump»</w:t>
+      </w:r>
+    </w:p>
+    <w:p>
+      <w:pPr>
+        <w:rPr>
+          <w:lang w:val="en-US"/>
+        </w:rPr>
+      </w:pPr>
+    </w:p>
+    <w:p>
+      <w:pPr>
+        <w:rPr>
+          <w:lang w:val="en-US"/>
+        </w:rPr>
+      </w:pPr>
+      <w:r>
+        <w:lastRenderedPageBreak/>
+        <w:t xml:space="preserve">Решения учтены: рекорд в </w:t>
+      </w:r>
+      <w:proofErr w:type="spellStart"/>
+      <w:r>
+        <w:t>PlayerPrefs</w:t>
+      </w:r>
+      <w:proofErr w:type="spellEnd"/>
+      <w:r>
+        <w:t xml:space="preserve"> сейчас; временный текст + R-рестарт (рестарт = перезагрузка сцены — самый дешёвый честный сброс </w:t>
+      </w:r>
+      <w:proofErr w:type="spellStart"/>
+      <w:r>
+        <w:t>ragdoll'а</w:t>
+      </w:r>
+      <w:proofErr w:type="spellEnd"/>
+      <w:r>
+        <w:t xml:space="preserve"> и машины).</w:t>
+      </w:r>
+    </w:p>
+    <w:p>
+      <w:pPr>
+        <w:rPr>
+          <w:lang w:val="en-US"/>
+        </w:rPr>
+      </w:pPr>
+      <w:r>
+        <w:rPr>
+          <w:noProof/>
+        </w:rPr>
+        <w:drawing>
+          <wp:inline distT="0" distB="0" distL="0" distR="0" wp14:anchorId="1987B7CE" wp14:editId="5DB6AE56">
+            <wp:extent cx="6558539" cy="1452623"/>
+            <wp:effectExtent l="0" t="0" r="0" b="0"/>
+            <wp:docPr id="749544111" name="Рисунок 1"/>
+            <wp:cNvGraphicFramePr>
+              <a:graphicFrameLocks xmlns:a="http://schemas.openxmlformats.org/drawingml/2006/main" noChangeAspect="1"/>
+            </wp:cNvGraphicFramePr>
+            <a:graphic xmlns:a="http://schemas.openxmlformats.org/drawingml/2006/main">
+              <a:graphicData uri="http://schemas.openxmlformats.org/drawingml/2006/picture">
+                <pic:pic xmlns:pic="http://schemas.openxmlformats.org/drawingml/2006/picture">
+                  <pic:nvPicPr>
+                    <pic:cNvPr id="749544111" name=""/>
+                    <pic:cNvPicPr/>
+                  </pic:nvPicPr>
+                  <pic:blipFill>
+                    <a:blip r:embed="rId14"/>
+                    <a:stretch>
+                      <a:fillRect/>
+                    </a:stretch>
+                  </pic:blipFill>
+                  <pic:spPr>
+                    <a:xfrm>
+                      <a:off x="0" y="0"/>
+                      <a:ext cx="6580144" cy="1457408"/>
+                    </a:xfrm>
+                    <a:prstGeom prst="rect">
+                      <a:avLst/>
+                    </a:prstGeom>
+                  </pic:spPr>
+                </pic:pic>
+              </a:graphicData>
+            </a:graphic>
+          </wp:inline>
+        </w:drawing>
+      </w:r>
+    </w:p>
+    <w:p>
+      <w:r>
+        <w:rPr>
+          <w:noProof/>
+        </w:rPr>
+        <w:drawing>
+          <wp:inline distT="0" distB="0" distL="0" distR="0" wp14:anchorId="0540EDE7" wp14:editId="37DC6A0B">
+            <wp:extent cx="6534207" cy="1579944"/>
+            <wp:effectExtent l="0" t="0" r="0" b="1270"/>
+            <wp:docPr id="1993699578" name="Рисунок 1"/>
+            <wp:cNvGraphicFramePr>
+              <a:graphicFrameLocks xmlns:a="http://schemas.openxmlformats.org/drawingml/2006/main" noChangeAspect="1"/>
+            </wp:cNvGraphicFramePr>
+            <a:graphic xmlns:a="http://schemas.openxmlformats.org/drawingml/2006/main">
+              <a:graphicData uri="http://schemas.openxmlformats.org/drawingml/2006/picture">
+                <pic:pic xmlns:pic="http://schemas.openxmlformats.org/drawingml/2006/picture">
+                  <pic:nvPicPr>
+                    <pic:cNvPr id="1993699578" name=""/>
+                    <pic:cNvPicPr/>
+                  </pic:nvPicPr>
+                  <pic:blipFill>
+                    <a:blip r:embed="rId15"/>
+                    <a:stretch>
+                      <a:fillRect/>
+                    </a:stretch>
+                  </pic:blipFill>
+                  <pic:spPr>
+                    <a:xfrm>
+                      <a:off x="0" y="0"/>
+                      <a:ext cx="6545994" cy="1582794"/>
+                    </a:xfrm>
+                    <a:prstGeom prst="rect">
+                      <a:avLst/>
+                    </a:prstGeom>
+                  </pic:spPr>
+                </pic:pic>
+              </a:graphicData>
+            </a:graphic>
+          </wp:inline>
+        </w:drawing>
+      </w:r>
+    </w:p>
+    <w:p>
+      <w:r>
+        <w:rPr>
+          <w:noProof/>
+        </w:rPr>
+        <w:drawing>
+          <wp:inline distT="0" distB="0" distL="0" distR="0" wp14:anchorId="25ED87F5" wp14:editId="2C199A31">
+            <wp:extent cx="6506802" cy="1516283"/>
+            <wp:effectExtent l="0" t="0" r="0" b="8255"/>
+            <wp:docPr id="1450289501" name="Рисунок 1"/>
+            <wp:cNvGraphicFramePr>
+              <a:graphicFrameLocks xmlns:a="http://schemas.openxmlformats.org/drawingml/2006/main" noChangeAspect="1"/>
+            </wp:cNvGraphicFramePr>
+            <a:graphic xmlns:a="http://schemas.openxmlformats.org/drawingml/2006/main">
+              <a:graphicData uri="http://schemas.openxmlformats.org/drawingml/2006/picture">
+                <pic:pic xmlns:pic="http://schemas.openxmlformats.org/drawingml/2006/picture">
+                  <pic:nvPicPr>
+                    <pic:cNvPr id="1450289501" name=""/>
+                    <pic:cNvPicPr/>
+                  </pic:nvPicPr>
+                  <pic:blipFill>
+                    <a:blip r:embed="rId16"/>
+                    <a:stretch>
+                      <a:fillRect/>
+                    </a:stretch>
+                  </pic:blipFill>
+                  <pic:spPr>
+                    <a:xfrm>
+                      <a:off x="0" y="0"/>
+                      <a:ext cx="6554272" cy="1527345"/>
+                    </a:xfrm>
+                    <a:prstGeom prst="rect">
+                      <a:avLst/>
+                    </a:prstGeom>
+                  </pic:spPr>
+                </pic:pic>
+              </a:graphicData>
+            </a:graphic>
+          </wp:inline>
+        </w:drawing>
+      </w:r>
+    </w:p>
+    <w:p>
+      <w:r>
+        <w:t>TESTS</w:t>
+      </w:r>
+    </w:p>
     <w:p/>
     <w:p>
-      <w:pPr>
-        <w:rPr>
-          <w:lang w:val="en-US"/>
-        </w:rPr>
-      </w:pPr>
-    </w:p>
-    <w:p>
-      <w:pPr>
-        <w:rPr>
-          <w:lang w:val="en-US"/>
-        </w:rPr>
-      </w:pPr>
-    </w:p>
-    <w:p>
-      <w:pPr>
-        <w:rPr>
-          <w:lang w:val="en-US"/>
-        </w:rPr>
-      </w:pPr>
-      <w:r>
-        <w:rPr>
-          <w:lang w:val="en-US"/>
-        </w:rPr>
-        <w:t xml:space="preserve"> </w:t>
-      </w:r>
+      <w:proofErr w:type="spellStart"/>
+      <w:r>
+        <w:t>DriverFlightServiceTests</w:t>
+      </w:r>
+      <w:proofErr w:type="spellEnd"/>
+      <w:r>
+        <w:t xml:space="preserve"> (буст 1/попытку, штраф скорости, </w:t>
+      </w:r>
+      <w:proofErr w:type="spellStart"/>
+      <w:r>
+        <w:t>peak</w:t>
+      </w:r>
+      <w:proofErr w:type="spellEnd"/>
+      <w:r>
+        <w:t>/</w:t>
+      </w:r>
+      <w:proofErr w:type="spellStart"/>
+      <w:r>
+        <w:t>airtime</w:t>
+      </w:r>
+      <w:proofErr w:type="spellEnd"/>
+      <w:r>
+        <w:t xml:space="preserve">), </w:t>
+      </w:r>
+      <w:proofErr w:type="spellStart"/>
+      <w:r>
+        <w:t>FlipDetectorServiceTests</w:t>
+      </w:r>
+      <w:proofErr w:type="spellEnd"/>
+      <w:r>
+        <w:t xml:space="preserve"> (аккумуляция → счёт флипов, сброс), </w:t>
+      </w:r>
+      <w:proofErr w:type="spellStart"/>
+      <w:r>
+        <w:t>HighJumpScoreServiceTests</w:t>
+      </w:r>
+      <w:proofErr w:type="spellEnd"/>
+      <w:r>
+        <w:t xml:space="preserve"> (формула, рекорд, события), </w:t>
+      </w:r>
+      <w:proofErr w:type="spellStart"/>
+      <w:r>
+        <w:t>HighJumpSessionServiceTests</w:t>
+      </w:r>
+      <w:proofErr w:type="spellEnd"/>
+      <w:r>
+        <w:t xml:space="preserve"> (последовательность состояний через </w:t>
+      </w:r>
+      <w:proofErr w:type="spellStart"/>
+      <w:r>
+        <w:t>FakeGameFlowService</w:t>
+      </w:r>
+      <w:proofErr w:type="spellEnd"/>
+      <w:r>
+        <w:t xml:space="preserve"> — фейк уже есть в </w:t>
+      </w:r>
+      <w:proofErr w:type="spellStart"/>
+      <w:r>
+        <w:t>DerbyMatchServiceTests</w:t>
+      </w:r>
+      <w:proofErr w:type="spellEnd"/>
+      <w:r>
+        <w:t>).</w:t>
+      </w:r>
+    </w:p>
+    <w:p/>
+    <w:p>
+      <w:r>
+        <w:t>Отступления, зашитые в план (</w:t>
+      </w:r>
+      <w:r>
+        <w:rPr>
+          <w:rFonts w:ascii="Segoe UI Emoji" w:hAnsi="Segoe UI Emoji" w:cs="Segoe UI Emoji"/>
+        </w:rPr>
+        <w:t>⚠️</w:t>
+      </w:r>
+      <w:r>
+        <w:t xml:space="preserve"> выше)</w:t>
+      </w:r>
+    </w:p>
+    <w:p/>
+    <w:p>
+      <w:pPr>
+        <w:rPr>
+          <w:lang w:val="en-US"/>
+        </w:rPr>
+      </w:pPr>
+      <w:proofErr w:type="spellStart"/>
+      <w:r>
+        <w:t>HighJumpSessionService</w:t>
+      </w:r>
+      <w:proofErr w:type="spellEnd"/>
+      <w:r>
+        <w:t xml:space="preserve">, </w:t>
+      </w:r>
+      <w:proofErr w:type="spellStart"/>
+      <w:r>
+        <w:t>DriverFlightController</w:t>
+      </w:r>
+      <w:proofErr w:type="spellEnd"/>
+      <w:r>
+        <w:t xml:space="preserve"> и временный оверлей — сверх списка §12; причины в таблице. Декоративные </w:t>
+      </w:r>
+      <w:proofErr w:type="spellStart"/>
+      <w:r>
+        <w:t>measurement</w:t>
+      </w:r>
+      <w:proofErr w:type="spellEnd"/>
+      <w:r>
+        <w:t>-маркеры (§6) в v1 не делаю — чистый визуал, добавится за минуту позже.</w:t>
+      </w:r>
+    </w:p>
+    <w:p>
+      <w:r>
+        <w:t xml:space="preserve"> </w:t>
+      </w:r>
+    </w:p>
+    <w:p>
+      <w:pPr>
+        <w:rPr>
+          <w:lang w:val="en-US"/>
+        </w:rPr>
+      </w:pPr>
       <w:r>
         <w:t>В</w:t>
       </w:r>
@@ -21085,6 +21388,7 @@
         <w:rPr>
           <w:lang w:val="en-US"/>
         </w:rPr>
+        <w:lastRenderedPageBreak/>
         <w:t>step5-remaining-plan.md (</w:t>
       </w:r>
       <w:proofErr w:type="spellStart"/>

--- a/docs/архитектура с первого шага.docx
+++ b/docs/архитектура с первого шага.docx
@@ -5,9 +5,18 @@
     <w:p>
       <w:pPr>
         <w:pStyle w:val="3"/>
-      </w:pPr>
-      <w:r>
-        <w:t xml:space="preserve">Сборка </w:t>
+        <w:rPr>
+          <w:lang w:val="en-US"/>
+        </w:rPr>
+      </w:pPr>
+      <w:r>
+        <w:t>Сборка</w:t>
+      </w:r>
+      <w:r>
+        <w:rPr>
+          <w:lang w:val="en-US"/>
+        </w:rPr>
+        <w:t xml:space="preserve"> </w:t>
       </w:r>
       <w:proofErr w:type="spellStart"/>
       <w:r>
@@ -15,7 +24,13 @@
       </w:r>
       <w:proofErr w:type="spellEnd"/>
       <w:r>
-        <w:t xml:space="preserve"> тачек</w:t>
+        <w:rPr>
+          <w:lang w:val="en-US"/>
+        </w:rPr>
+        <w:t xml:space="preserve"> </w:t>
+      </w:r>
+      <w:r>
+        <w:t>тачек</w:t>
       </w:r>
     </w:p>
     <w:p>
@@ -1515,7 +1530,21 @@
         <w:rPr>
           <w:lang w:val="en-US"/>
         </w:rPr>
-        <w:t xml:space="preserve"> T : struct</w:t>
+        <w:t xml:space="preserve"> </w:t>
+      </w:r>
+      <w:proofErr w:type="gramStart"/>
+      <w:r>
+        <w:rPr>
+          <w:lang w:val="en-US"/>
+        </w:rPr>
+        <w:t>T :</w:t>
+      </w:r>
+      <w:proofErr w:type="gramEnd"/>
+      <w:r>
+        <w:rPr>
+          <w:lang w:val="en-US"/>
+        </w:rPr>
+        <w:t xml:space="preserve"> struct</w:t>
       </w:r>
     </w:p>
     <w:p>
@@ -1749,7 +1778,49 @@
         <w:rPr>
           <w:lang w:val="en-US"/>
         </w:rPr>
-        <w:t xml:space="preserve"> — Enter(), Exit(), Tick()</w:t>
+        <w:t xml:space="preserve"> — </w:t>
+      </w:r>
+      <w:proofErr w:type="gramStart"/>
+      <w:r>
+        <w:rPr>
+          <w:lang w:val="en-US"/>
+        </w:rPr>
+        <w:t>Enter(</w:t>
+      </w:r>
+      <w:proofErr w:type="gramEnd"/>
+      <w:r>
+        <w:rPr>
+          <w:lang w:val="en-US"/>
+        </w:rPr>
+        <w:t xml:space="preserve">), </w:t>
+      </w:r>
+      <w:proofErr w:type="gramStart"/>
+      <w:r>
+        <w:rPr>
+          <w:lang w:val="en-US"/>
+        </w:rPr>
+        <w:t>Exit(</w:t>
+      </w:r>
+      <w:proofErr w:type="gramEnd"/>
+      <w:r>
+        <w:rPr>
+          <w:lang w:val="en-US"/>
+        </w:rPr>
+        <w:t xml:space="preserve">), </w:t>
+      </w:r>
+      <w:proofErr w:type="gramStart"/>
+      <w:r>
+        <w:rPr>
+          <w:lang w:val="en-US"/>
+        </w:rPr>
+        <w:t>Tick(</w:t>
+      </w:r>
+      <w:proofErr w:type="gramEnd"/>
+      <w:r>
+        <w:rPr>
+          <w:lang w:val="en-US"/>
+        </w:rPr>
+        <w:t>)</w:t>
       </w:r>
     </w:p>
     <w:p>
@@ -1816,6 +1887,7 @@
         <w:t xml:space="preserve">&gt;: Current, </w:t>
       </w:r>
       <w:proofErr w:type="spellStart"/>
+      <w:proofErr w:type="gramStart"/>
       <w:r>
         <w:rPr>
           <w:lang w:val="en-US"/>
@@ -1830,6 +1902,7 @@
         <w:t>(</w:t>
       </w:r>
       <w:proofErr w:type="spellStart"/>
+      <w:proofErr w:type="gramEnd"/>
       <w:r>
         <w:rPr>
           <w:lang w:val="en-US"/>
@@ -1841,9 +1914,17 @@
         <w:rPr>
           <w:lang w:val="en-US"/>
         </w:rPr>
-        <w:t>), Push(</w:t>
-      </w:r>
-      <w:proofErr w:type="spellStart"/>
+        <w:t xml:space="preserve">), </w:t>
+      </w:r>
+      <w:proofErr w:type="gramStart"/>
+      <w:r>
+        <w:rPr>
+          <w:lang w:val="en-US"/>
+        </w:rPr>
+        <w:t>Push(</w:t>
+      </w:r>
+      <w:proofErr w:type="spellStart"/>
+      <w:proofErr w:type="gramEnd"/>
       <w:r>
         <w:rPr>
           <w:lang w:val="en-US"/>
@@ -1855,7 +1936,35 @@
         <w:rPr>
           <w:lang w:val="en-US"/>
         </w:rPr>
-        <w:t xml:space="preserve">), Pop(), Tick(). </w:t>
+        <w:t xml:space="preserve">), </w:t>
+      </w:r>
+      <w:proofErr w:type="gramStart"/>
+      <w:r>
+        <w:rPr>
+          <w:lang w:val="en-US"/>
+        </w:rPr>
+        <w:t>Pop(</w:t>
+      </w:r>
+      <w:proofErr w:type="gramEnd"/>
+      <w:r>
+        <w:rPr>
+          <w:lang w:val="en-US"/>
+        </w:rPr>
+        <w:t xml:space="preserve">), </w:t>
+      </w:r>
+      <w:proofErr w:type="gramStart"/>
+      <w:r>
+        <w:rPr>
+          <w:lang w:val="en-US"/>
+        </w:rPr>
+        <w:t>Tick(</w:t>
+      </w:r>
+      <w:proofErr w:type="gramEnd"/>
+      <w:r>
+        <w:rPr>
+          <w:lang w:val="en-US"/>
+        </w:rPr>
+        <w:t xml:space="preserve">). </w:t>
       </w:r>
       <w:r>
         <w:t>Стек реализует §15.3-предохранитель</w:t>
@@ -2049,7 +2158,49 @@
         <w:rPr>
           <w:lang w:val="en-US"/>
         </w:rPr>
-        <w:t xml:space="preserve"> { get; set; }, void Tick()</w:t>
+        <w:t xml:space="preserve"> </w:t>
+      </w:r>
+      <w:proofErr w:type="gramStart"/>
+      <w:r>
+        <w:rPr>
+          <w:lang w:val="en-US"/>
+        </w:rPr>
+        <w:t>{ get</w:t>
+      </w:r>
+      <w:proofErr w:type="gramEnd"/>
+      <w:r>
+        <w:rPr>
+          <w:lang w:val="en-US"/>
+        </w:rPr>
+        <w:t>; set</w:t>
+      </w:r>
+      <w:proofErr w:type="gramStart"/>
+      <w:r>
+        <w:rPr>
+          <w:lang w:val="en-US"/>
+        </w:rPr>
+        <w:t>; }</w:t>
+      </w:r>
+      <w:proofErr w:type="gramEnd"/>
+      <w:r>
+        <w:rPr>
+          <w:lang w:val="en-US"/>
+        </w:rPr>
+        <w:t xml:space="preserve">, void </w:t>
+      </w:r>
+      <w:proofErr w:type="gramStart"/>
+      <w:r>
+        <w:rPr>
+          <w:lang w:val="en-US"/>
+        </w:rPr>
+        <w:t>Tick(</w:t>
+      </w:r>
+      <w:proofErr w:type="gramEnd"/>
+      <w:r>
+        <w:rPr>
+          <w:lang w:val="en-US"/>
+        </w:rPr>
+        <w:t>)</w:t>
       </w:r>
     </w:p>
     <w:p>
@@ -2385,6 +2536,7 @@
         <w:t xml:space="preserve"> Current, </w:t>
       </w:r>
       <w:proofErr w:type="spellStart"/>
+      <w:proofErr w:type="gramStart"/>
       <w:r>
         <w:rPr>
           <w:lang w:val="en-US"/>
@@ -2399,6 +2551,7 @@
         <w:t>(</w:t>
       </w:r>
       <w:proofErr w:type="spellStart"/>
+      <w:proofErr w:type="gramEnd"/>
       <w:r>
         <w:rPr>
           <w:lang w:val="en-US"/>
@@ -2410,9 +2563,17 @@
         <w:rPr>
           <w:lang w:val="en-US"/>
         </w:rPr>
-        <w:t>), Push(</w:t>
-      </w:r>
-      <w:proofErr w:type="spellStart"/>
+        <w:t xml:space="preserve">), </w:t>
+      </w:r>
+      <w:proofErr w:type="gramStart"/>
+      <w:r>
+        <w:rPr>
+          <w:lang w:val="en-US"/>
+        </w:rPr>
+        <w:t>Push(</w:t>
+      </w:r>
+      <w:proofErr w:type="spellStart"/>
+      <w:proofErr w:type="gramEnd"/>
       <w:r>
         <w:rPr>
           <w:lang w:val="en-US"/>
@@ -2424,7 +2585,21 @@
         <w:rPr>
           <w:lang w:val="en-US"/>
         </w:rPr>
-        <w:t>), Pop()</w:t>
+        <w:t xml:space="preserve">), </w:t>
+      </w:r>
+      <w:proofErr w:type="gramStart"/>
+      <w:r>
+        <w:rPr>
+          <w:lang w:val="en-US"/>
+        </w:rPr>
+        <w:t>Pop(</w:t>
+      </w:r>
+      <w:proofErr w:type="gramEnd"/>
+      <w:r>
+        <w:rPr>
+          <w:lang w:val="en-US"/>
+        </w:rPr>
+        <w:t>)</w:t>
       </w:r>
     </w:p>
     <w:p>
@@ -2543,9 +2718,17 @@
         <w:rPr>
           <w:lang w:val="en-US"/>
         </w:rPr>
-        <w:t>. Pause = Push(</w:t>
-      </w:r>
-      <w:proofErr w:type="spellStart"/>
+        <w:t xml:space="preserve">. Pause = </w:t>
+      </w:r>
+      <w:proofErr w:type="gramStart"/>
+      <w:r>
+        <w:rPr>
+          <w:lang w:val="en-US"/>
+        </w:rPr>
+        <w:t>Push(</w:t>
+      </w:r>
+      <w:proofErr w:type="spellStart"/>
+      <w:proofErr w:type="gramEnd"/>
       <w:r>
         <w:rPr>
           <w:lang w:val="en-US"/>
@@ -2685,7 +2868,35 @@
         <w:rPr>
           <w:lang w:val="en-US"/>
         </w:rPr>
-        <w:t xml:space="preserve"> int Coins { get; set; }. </w:t>
+        <w:t xml:space="preserve"> int Coins </w:t>
+      </w:r>
+      <w:proofErr w:type="gramStart"/>
+      <w:r>
+        <w:rPr>
+          <w:lang w:val="en-US"/>
+        </w:rPr>
+        <w:t>{ get</w:t>
+      </w:r>
+      <w:proofErr w:type="gramEnd"/>
+      <w:r>
+        <w:rPr>
+          <w:lang w:val="en-US"/>
+        </w:rPr>
+        <w:t>; set</w:t>
+      </w:r>
+      <w:proofErr w:type="gramStart"/>
+      <w:r>
+        <w:rPr>
+          <w:lang w:val="en-US"/>
+        </w:rPr>
+        <w:t>; }</w:t>
+      </w:r>
+      <w:proofErr w:type="gramEnd"/>
+      <w:r>
+        <w:rPr>
+          <w:lang w:val="en-US"/>
+        </w:rPr>
+        <w:t xml:space="preserve">. </w:t>
       </w:r>
       <w:r>
         <w:t>Никаких</w:t>
@@ -2757,9 +2968,17 @@
         <w:rPr>
           <w:lang w:val="en-US"/>
         </w:rPr>
-        <w:t xml:space="preserve"> — void Save(</w:t>
-      </w:r>
-      <w:proofErr w:type="spellStart"/>
+        <w:t xml:space="preserve"> — void </w:t>
+      </w:r>
+      <w:proofErr w:type="gramStart"/>
+      <w:r>
+        <w:rPr>
+          <w:lang w:val="en-US"/>
+        </w:rPr>
+        <w:t>Save(</w:t>
+      </w:r>
+      <w:proofErr w:type="spellStart"/>
+      <w:proofErr w:type="gramEnd"/>
       <w:r>
         <w:rPr>
           <w:lang w:val="en-US"/>
@@ -2774,6 +2993,7 @@
         <w:t xml:space="preserve">), bool </w:t>
       </w:r>
       <w:proofErr w:type="spellStart"/>
+      <w:proofErr w:type="gramStart"/>
       <w:r>
         <w:rPr>
           <w:lang w:val="en-US"/>
@@ -2785,7 +3005,14 @@
         <w:rPr>
           <w:lang w:val="en-US"/>
         </w:rPr>
-        <w:t xml:space="preserve">(out </w:t>
+        <w:t>(</w:t>
+      </w:r>
+      <w:proofErr w:type="gramEnd"/>
+      <w:r>
+        <w:rPr>
+          <w:lang w:val="en-US"/>
+        </w:rPr>
+        <w:t xml:space="preserve">out </w:t>
       </w:r>
       <w:proofErr w:type="spellStart"/>
       <w:r>
@@ -2862,6 +3089,7 @@
         <w:t>/</w:t>
       </w:r>
       <w:proofErr w:type="spellStart"/>
+      <w:proofErr w:type="gramStart"/>
       <w:r>
         <w:rPr>
           <w:lang w:val="en-US"/>
@@ -2873,7 +3101,14 @@
         <w:rPr>
           <w:lang w:val="en-US"/>
         </w:rPr>
-        <w:t>("Coins", ...)</w:t>
+        <w:t>(</w:t>
+      </w:r>
+      <w:proofErr w:type="gramEnd"/>
+      <w:r>
+        <w:rPr>
+          <w:lang w:val="en-US"/>
+        </w:rPr>
+        <w:t>"Coins", ...)</w:t>
       </w:r>
     </w:p>
     <w:p>
@@ -2914,7 +3149,35 @@
         <w:rPr>
           <w:lang w:val="en-US"/>
         </w:rPr>
-        <w:t xml:space="preserve"> Profile { get; }, void Save()</w:t>
+        <w:t xml:space="preserve"> Profile </w:t>
+      </w:r>
+      <w:proofErr w:type="gramStart"/>
+      <w:r>
+        <w:rPr>
+          <w:lang w:val="en-US"/>
+        </w:rPr>
+        <w:t>{ get; }</w:t>
+      </w:r>
+      <w:proofErr w:type="gramEnd"/>
+      <w:r>
+        <w:rPr>
+          <w:lang w:val="en-US"/>
+        </w:rPr>
+        <w:t xml:space="preserve">, void </w:t>
+      </w:r>
+      <w:proofErr w:type="gramStart"/>
+      <w:r>
+        <w:rPr>
+          <w:lang w:val="en-US"/>
+        </w:rPr>
+        <w:t>Save(</w:t>
+      </w:r>
+      <w:proofErr w:type="gramEnd"/>
+      <w:r>
+        <w:rPr>
+          <w:lang w:val="en-US"/>
+        </w:rPr>
+        <w:t>)</w:t>
       </w:r>
     </w:p>
     <w:p>
@@ -3003,6 +3266,7 @@
         <w:t xml:space="preserve"> </w:t>
       </w:r>
       <w:proofErr w:type="spellStart"/>
+      <w:proofErr w:type="gramStart"/>
       <w:r>
         <w:rPr>
           <w:lang w:val="en-US"/>
@@ -3014,294 +3278,710 @@
         <w:rPr>
           <w:lang w:val="en-US"/>
         </w:rPr>
+        <w:t>(</w:t>
+      </w:r>
+      <w:proofErr w:type="gramEnd"/>
+      <w:r>
+        <w:rPr>
+          <w:lang w:val="en-US"/>
+        </w:rPr>
+        <w:t>) (</w:t>
+      </w:r>
+      <w:r>
+        <w:t>или</w:t>
+      </w:r>
+      <w:r>
+        <w:rPr>
+          <w:lang w:val="en-US"/>
+        </w:rPr>
+        <w:t xml:space="preserve"> </w:t>
+      </w:r>
+      <w:r>
+        <w:t>создаёт</w:t>
+      </w:r>
+      <w:r>
+        <w:rPr>
+          <w:lang w:val="en-US"/>
+        </w:rPr>
+        <w:t xml:space="preserve"> </w:t>
+      </w:r>
+      <w:r>
+        <w:t>чистый</w:t>
+      </w:r>
+      <w:r>
+        <w:rPr>
+          <w:lang w:val="en-US"/>
+        </w:rPr>
+        <w:t xml:space="preserve"> </w:t>
+      </w:r>
+      <w:r>
+        <w:t>профиль</w:t>
+      </w:r>
+      <w:r>
+        <w:rPr>
+          <w:lang w:val="en-US"/>
+        </w:rPr>
+        <w:t>)</w:t>
+      </w:r>
+    </w:p>
+    <w:p>
+      <w:pPr>
+        <w:rPr>
+          <w:lang w:val="en-US"/>
+        </w:rPr>
+      </w:pPr>
+    </w:p>
+    <w:p>
+      <w:pPr>
+        <w:rPr>
+          <w:lang w:val="en-US"/>
+        </w:rPr>
+      </w:pPr>
+      <w:r>
+        <w:rPr>
+          <w:lang w:val="en-US"/>
+        </w:rPr>
+        <w:t xml:space="preserve">  7. Installers + Bootstrap</w:t>
+      </w:r>
+    </w:p>
+    <w:p>
+      <w:pPr>
+        <w:rPr>
+          <w:lang w:val="en-US"/>
+        </w:rPr>
+      </w:pPr>
+      <w:r>
+        <w:rPr>
+          <w:lang w:val="en-US"/>
+        </w:rPr>
+        <w:t xml:space="preserve">  - Installers/</w:t>
+      </w:r>
+      <w:proofErr w:type="spellStart"/>
+      <w:r>
+        <w:rPr>
+          <w:lang w:val="en-US"/>
+        </w:rPr>
+        <w:t>GameLifetimeScope.cs</w:t>
+      </w:r>
+      <w:proofErr w:type="spellEnd"/>
+      <w:r>
+        <w:rPr>
+          <w:lang w:val="en-US"/>
+        </w:rPr>
+        <w:t xml:space="preserve"> — Composition Root: </w:t>
+      </w:r>
+      <w:r>
+        <w:t>регистрирует</w:t>
+      </w:r>
+      <w:r>
+        <w:rPr>
+          <w:lang w:val="en-US"/>
+        </w:rPr>
+        <w:t xml:space="preserve"> </w:t>
+      </w:r>
+      <w:proofErr w:type="spellStart"/>
+      <w:r>
+        <w:rPr>
+          <w:lang w:val="en-US"/>
+        </w:rPr>
+        <w:t>EventBus</w:t>
+      </w:r>
+      <w:proofErr w:type="spellEnd"/>
+      <w:r>
+        <w:rPr>
+          <w:lang w:val="en-US"/>
+        </w:rPr>
+        <w:t xml:space="preserve"> </w:t>
+      </w:r>
+      <w:r>
+        <w:t>как</w:t>
+      </w:r>
+      <w:r>
+        <w:rPr>
+          <w:lang w:val="en-US"/>
+        </w:rPr>
+        <w:t xml:space="preserve"> </w:t>
+      </w:r>
+      <w:proofErr w:type="spellStart"/>
+      <w:r>
+        <w:rPr>
+          <w:lang w:val="en-US"/>
+        </w:rPr>
+        <w:t>IEventBus</w:t>
+      </w:r>
+      <w:proofErr w:type="spellEnd"/>
+      <w:r>
+        <w:rPr>
+          <w:lang w:val="en-US"/>
+        </w:rPr>
+        <w:t xml:space="preserve">, </w:t>
+      </w:r>
+      <w:proofErr w:type="spellStart"/>
+      <w:r>
+        <w:rPr>
+          <w:lang w:val="en-US"/>
+        </w:rPr>
+        <w:t>KeyboardInputProvider</w:t>
+      </w:r>
+      <w:proofErr w:type="spellEnd"/>
+      <w:r>
+        <w:rPr>
+          <w:lang w:val="en-US"/>
+        </w:rPr>
+        <w:t xml:space="preserve"> </w:t>
+      </w:r>
+      <w:r>
+        <w:t>как</w:t>
+      </w:r>
+      <w:r>
+        <w:rPr>
+          <w:lang w:val="en-US"/>
+        </w:rPr>
+        <w:t xml:space="preserve"> </w:t>
+      </w:r>
+      <w:proofErr w:type="spellStart"/>
+      <w:r>
+        <w:rPr>
+          <w:lang w:val="en-US"/>
+        </w:rPr>
+        <w:t>IInputProvider</w:t>
+      </w:r>
+      <w:proofErr w:type="spellEnd"/>
+      <w:r>
+        <w:rPr>
+          <w:lang w:val="en-US"/>
+        </w:rPr>
+        <w:t xml:space="preserve">, </w:t>
+      </w:r>
+      <w:proofErr w:type="spellStart"/>
+      <w:r>
+        <w:rPr>
+          <w:lang w:val="en-US"/>
+        </w:rPr>
+        <w:t>InputRouter</w:t>
+      </w:r>
+      <w:proofErr w:type="spellEnd"/>
+      <w:r>
+        <w:rPr>
+          <w:lang w:val="en-US"/>
+        </w:rPr>
+        <w:t xml:space="preserve">, </w:t>
+      </w:r>
+      <w:proofErr w:type="spellStart"/>
+      <w:r>
+        <w:rPr>
+          <w:lang w:val="en-US"/>
+        </w:rPr>
+        <w:t>GameFlowService</w:t>
+      </w:r>
+      <w:proofErr w:type="spellEnd"/>
+      <w:r>
+        <w:rPr>
+          <w:lang w:val="en-US"/>
+        </w:rPr>
+        <w:t>,</w:t>
+      </w:r>
+    </w:p>
+    <w:p>
+      <w:pPr>
+        <w:rPr>
+          <w:lang w:val="en-US"/>
+        </w:rPr>
+      </w:pPr>
+      <w:r>
+        <w:rPr>
+          <w:lang w:val="en-US"/>
+        </w:rPr>
+        <w:t xml:space="preserve">  </w:t>
+      </w:r>
+      <w:proofErr w:type="spellStart"/>
+      <w:r>
+        <w:rPr>
+          <w:lang w:val="en-US"/>
+        </w:rPr>
+        <w:t>MetaProgressService</w:t>
+      </w:r>
+      <w:proofErr w:type="spellEnd"/>
+      <w:r>
+        <w:rPr>
+          <w:lang w:val="en-US"/>
+        </w:rPr>
+        <w:t xml:space="preserve">, </w:t>
+      </w:r>
+      <w:proofErr w:type="spellStart"/>
+      <w:r>
+        <w:rPr>
+          <w:lang w:val="en-US"/>
+        </w:rPr>
+        <w:t>PlayerPrefsProfileStorage</w:t>
+      </w:r>
+      <w:proofErr w:type="spellEnd"/>
+      <w:r>
+        <w:rPr>
+          <w:lang w:val="en-US"/>
+        </w:rPr>
+        <w:t xml:space="preserve">. </w:t>
+      </w:r>
+      <w:r>
+        <w:t>Все</w:t>
+      </w:r>
+      <w:r>
+        <w:rPr>
+          <w:lang w:val="en-US"/>
+        </w:rPr>
+        <w:t xml:space="preserve"> singleton'</w:t>
+      </w:r>
+      <w:r>
+        <w:t>ы</w:t>
+      </w:r>
+      <w:r>
+        <w:rPr>
+          <w:lang w:val="en-US"/>
+        </w:rPr>
+        <w:t xml:space="preserve"> — </w:t>
+      </w:r>
+      <w:proofErr w:type="spellStart"/>
+      <w:r>
+        <w:rPr>
+          <w:lang w:val="en-US"/>
+        </w:rPr>
+        <w:t>Lifetime.Singleton</w:t>
+      </w:r>
+      <w:proofErr w:type="spellEnd"/>
+      <w:r>
+        <w:rPr>
+          <w:lang w:val="en-US"/>
+        </w:rPr>
+        <w:t xml:space="preserve">. </w:t>
+      </w:r>
+      <w:proofErr w:type="spellStart"/>
+      <w:r>
+        <w:rPr>
+          <w:lang w:val="en-US"/>
+        </w:rPr>
+        <w:t>GameBootstrap</w:t>
+      </w:r>
+      <w:proofErr w:type="spellEnd"/>
+      <w:r>
+        <w:rPr>
+          <w:lang w:val="en-US"/>
+        </w:rPr>
+        <w:t xml:space="preserve"> </w:t>
+      </w:r>
+      <w:proofErr w:type="spellStart"/>
+      <w:r>
+        <w:t>сцено</w:t>
+      </w:r>
+      <w:proofErr w:type="spellEnd"/>
+      <w:r>
+        <w:rPr>
+          <w:lang w:val="en-US"/>
+        </w:rPr>
+        <w:t>-</w:t>
+      </w:r>
+      <w:r>
+        <w:t>объект</w:t>
+      </w:r>
+      <w:r>
+        <w:rPr>
+          <w:lang w:val="en-US"/>
+        </w:rPr>
+        <w:t xml:space="preserve"> — </w:t>
+      </w:r>
+      <w:r>
+        <w:t>регистрируется</w:t>
+      </w:r>
+      <w:r>
+        <w:rPr>
+          <w:lang w:val="en-US"/>
+        </w:rPr>
+        <w:t xml:space="preserve"> </w:t>
+      </w:r>
+      <w:r>
+        <w:t>через</w:t>
+      </w:r>
+      <w:r>
+        <w:rPr>
+          <w:lang w:val="en-US"/>
+        </w:rPr>
+        <w:t xml:space="preserve"> </w:t>
+      </w:r>
+      <w:proofErr w:type="spellStart"/>
+      <w:r>
+        <w:rPr>
+          <w:lang w:val="en-US"/>
+        </w:rPr>
+        <w:t>RegisterComponentInHierarchy</w:t>
+      </w:r>
+      <w:proofErr w:type="spellEnd"/>
+      <w:r>
+        <w:rPr>
+          <w:lang w:val="en-US"/>
+        </w:rPr>
+        <w:t xml:space="preserve"> (</w:t>
+      </w:r>
+      <w:r>
+        <w:t>НЕ</w:t>
+      </w:r>
+    </w:p>
+    <w:p>
+      <w:pPr>
+        <w:rPr>
+          <w:lang w:val="en-US"/>
+        </w:rPr>
+      </w:pPr>
+      <w:r>
+        <w:rPr>
+          <w:lang w:val="en-US"/>
+        </w:rPr>
+        <w:t xml:space="preserve">   </w:t>
+      </w:r>
+      <w:proofErr w:type="spellStart"/>
+      <w:r>
+        <w:rPr>
+          <w:lang w:val="en-US"/>
+        </w:rPr>
+        <w:t>RegisterInstance</w:t>
+      </w:r>
+      <w:proofErr w:type="spellEnd"/>
+      <w:r>
+        <w:rPr>
+          <w:lang w:val="en-US"/>
+        </w:rPr>
+        <w:t>).</w:t>
+      </w:r>
+    </w:p>
+    <w:p>
+      <w:pPr>
+        <w:rPr>
+          <w:lang w:val="en-US"/>
+        </w:rPr>
+      </w:pPr>
+      <w:r>
+        <w:rPr>
+          <w:lang w:val="en-US"/>
+        </w:rPr>
+        <w:t xml:space="preserve">  - </w:t>
+      </w:r>
+      <w:proofErr w:type="spellStart"/>
+      <w:r>
+        <w:rPr>
+          <w:lang w:val="en-US"/>
+        </w:rPr>
+        <w:t>GameBootstrap.cs</w:t>
+      </w:r>
+      <w:proofErr w:type="spellEnd"/>
+      <w:r>
+        <w:rPr>
+          <w:lang w:val="en-US"/>
+        </w:rPr>
+        <w:t xml:space="preserve"> — </w:t>
+      </w:r>
+      <w:proofErr w:type="spellStart"/>
+      <w:r>
+        <w:rPr>
+          <w:lang w:val="en-US"/>
+        </w:rPr>
+        <w:t>MonoBehaviour</w:t>
+      </w:r>
+      <w:proofErr w:type="spellEnd"/>
+      <w:r>
+        <w:rPr>
+          <w:lang w:val="en-US"/>
+        </w:rPr>
+        <w:t>-</w:t>
+      </w:r>
+      <w:r>
+        <w:t>точка</w:t>
+      </w:r>
+      <w:r>
+        <w:rPr>
+          <w:lang w:val="en-US"/>
+        </w:rPr>
+        <w:t xml:space="preserve"> </w:t>
+      </w:r>
+      <w:r>
+        <w:t>входа</w:t>
+      </w:r>
+      <w:r>
+        <w:rPr>
+          <w:lang w:val="en-US"/>
+        </w:rPr>
+        <w:t xml:space="preserve"> </w:t>
+      </w:r>
+      <w:r>
+        <w:t>на</w:t>
+      </w:r>
+      <w:r>
+        <w:rPr>
+          <w:lang w:val="en-US"/>
+        </w:rPr>
+        <w:t xml:space="preserve"> Boot-</w:t>
+      </w:r>
+      <w:r>
+        <w:t>сцене</w:t>
+      </w:r>
+      <w:r>
+        <w:rPr>
+          <w:lang w:val="en-US"/>
+        </w:rPr>
+        <w:t xml:space="preserve">. [Inject] </w:t>
+      </w:r>
+      <w:proofErr w:type="gramStart"/>
+      <w:r>
+        <w:rPr>
+          <w:lang w:val="en-US"/>
+        </w:rPr>
+        <w:t>Construct(</w:t>
+      </w:r>
+      <w:proofErr w:type="spellStart"/>
+      <w:proofErr w:type="gramEnd"/>
+      <w:r>
+        <w:rPr>
+          <w:lang w:val="en-US"/>
+        </w:rPr>
+        <w:t>IGameFlowService</w:t>
+      </w:r>
+      <w:proofErr w:type="spellEnd"/>
+      <w:r>
+        <w:rPr>
+          <w:lang w:val="en-US"/>
+        </w:rPr>
+        <w:t xml:space="preserve">, </w:t>
+      </w:r>
+      <w:proofErr w:type="spellStart"/>
+      <w:r>
+        <w:rPr>
+          <w:lang w:val="en-US"/>
+        </w:rPr>
+        <w:t>IInputProvider</w:t>
+      </w:r>
+      <w:proofErr w:type="spellEnd"/>
+      <w:r>
+        <w:rPr>
+          <w:lang w:val="en-US"/>
+        </w:rPr>
+        <w:t xml:space="preserve">, </w:t>
+      </w:r>
+      <w:proofErr w:type="spellStart"/>
+      <w:r>
+        <w:rPr>
+          <w:lang w:val="en-US"/>
+        </w:rPr>
+        <w:t>IMetaProgressService</w:t>
+      </w:r>
+      <w:proofErr w:type="spellEnd"/>
+      <w:r>
+        <w:rPr>
+          <w:lang w:val="en-US"/>
+        </w:rPr>
+        <w:t xml:space="preserve">), </w:t>
+      </w:r>
+      <w:r>
+        <w:t>флаг</w:t>
+      </w:r>
+      <w:r>
+        <w:rPr>
+          <w:lang w:val="en-US"/>
+        </w:rPr>
+        <w:t xml:space="preserve"> _initialized, </w:t>
+      </w:r>
+      <w:r>
+        <w:t>в</w:t>
+      </w:r>
+      <w:r>
+        <w:rPr>
+          <w:lang w:val="en-US"/>
+        </w:rPr>
+        <w:t xml:space="preserve"> </w:t>
+      </w:r>
+      <w:proofErr w:type="gramStart"/>
+      <w:r>
+        <w:rPr>
+          <w:lang w:val="en-US"/>
+        </w:rPr>
+        <w:t>Update(</w:t>
+      </w:r>
+      <w:proofErr w:type="gramEnd"/>
+      <w:r>
+        <w:rPr>
+          <w:lang w:val="en-US"/>
+        </w:rPr>
+        <w:t>)</w:t>
+      </w:r>
+    </w:p>
+    <w:p>
+      <w:pPr>
+        <w:rPr>
+          <w:lang w:val="en-US"/>
+        </w:rPr>
+      </w:pPr>
+      <w:r>
+        <w:rPr>
+          <w:lang w:val="en-US"/>
+        </w:rPr>
+        <w:t xml:space="preserve">  </w:t>
+      </w:r>
+      <w:r>
+        <w:t>после</w:t>
+      </w:r>
+      <w:r>
+        <w:rPr>
+          <w:lang w:val="en-US"/>
+        </w:rPr>
+        <w:t xml:space="preserve"> _initialized==true </w:t>
+      </w:r>
+      <w:r>
+        <w:t>дергает</w:t>
+      </w:r>
+      <w:r>
+        <w:rPr>
+          <w:lang w:val="en-US"/>
+        </w:rPr>
+        <w:t xml:space="preserve"> _</w:t>
+      </w:r>
+      <w:proofErr w:type="spellStart"/>
+      <w:r>
+        <w:rPr>
+          <w:lang w:val="en-US"/>
+        </w:rPr>
+        <w:t>inputRouter.Tick</w:t>
+      </w:r>
+      <w:proofErr w:type="spellEnd"/>
+      <w:r>
+        <w:rPr>
+          <w:lang w:val="en-US"/>
+        </w:rPr>
         <w:t>() (</w:t>
       </w:r>
       <w:r>
-        <w:t>или</w:t>
-      </w:r>
-      <w:r>
-        <w:rPr>
-          <w:lang w:val="en-US"/>
-        </w:rPr>
-        <w:t xml:space="preserve"> </w:t>
-      </w:r>
-      <w:r>
-        <w:t>создаёт</w:t>
-      </w:r>
-      <w:r>
-        <w:rPr>
-          <w:lang w:val="en-US"/>
-        </w:rPr>
-        <w:t xml:space="preserve"> </w:t>
-      </w:r>
-      <w:r>
-        <w:t>чистый</w:t>
-      </w:r>
-      <w:r>
-        <w:rPr>
-          <w:lang w:val="en-US"/>
-        </w:rPr>
-        <w:t xml:space="preserve"> </w:t>
-      </w:r>
-      <w:r>
-        <w:t>профиль</w:t>
-      </w:r>
-      <w:r>
-        <w:rPr>
-          <w:lang w:val="en-US"/>
-        </w:rPr>
-        <w:t>)</w:t>
-      </w:r>
-    </w:p>
-    <w:p>
-      <w:pPr>
-        <w:rPr>
-          <w:lang w:val="en-US"/>
-        </w:rPr>
-      </w:pPr>
-    </w:p>
-    <w:p>
-      <w:pPr>
-        <w:rPr>
-          <w:lang w:val="en-US"/>
-        </w:rPr>
-      </w:pPr>
-      <w:r>
-        <w:rPr>
-          <w:lang w:val="en-US"/>
-        </w:rPr>
-        <w:t xml:space="preserve">  7. Installers + Bootstrap</w:t>
-      </w:r>
-    </w:p>
-    <w:p>
-      <w:pPr>
-        <w:rPr>
-          <w:lang w:val="en-US"/>
-        </w:rPr>
-      </w:pPr>
-      <w:r>
-        <w:rPr>
-          <w:lang w:val="en-US"/>
-        </w:rPr>
-        <w:t xml:space="preserve">  - Installers/</w:t>
-      </w:r>
-      <w:proofErr w:type="spellStart"/>
-      <w:r>
-        <w:rPr>
-          <w:lang w:val="en-US"/>
-        </w:rPr>
-        <w:t>GameLifetimeScope.cs</w:t>
-      </w:r>
-      <w:proofErr w:type="spellEnd"/>
-      <w:r>
-        <w:rPr>
-          <w:lang w:val="en-US"/>
-        </w:rPr>
-        <w:t xml:space="preserve"> — Composition Root: </w:t>
-      </w:r>
-      <w:r>
-        <w:t>регистрирует</w:t>
-      </w:r>
-      <w:r>
-        <w:rPr>
-          <w:lang w:val="en-US"/>
-        </w:rPr>
-        <w:t xml:space="preserve"> </w:t>
-      </w:r>
-      <w:proofErr w:type="spellStart"/>
-      <w:r>
-        <w:rPr>
-          <w:lang w:val="en-US"/>
-        </w:rPr>
-        <w:t>EventBus</w:t>
-      </w:r>
-      <w:proofErr w:type="spellEnd"/>
-      <w:r>
-        <w:rPr>
-          <w:lang w:val="en-US"/>
-        </w:rPr>
-        <w:t xml:space="preserve"> </w:t>
-      </w:r>
-      <w:r>
-        <w:t>как</w:t>
-      </w:r>
-      <w:r>
-        <w:rPr>
-          <w:lang w:val="en-US"/>
-        </w:rPr>
-        <w:t xml:space="preserve"> </w:t>
-      </w:r>
-      <w:proofErr w:type="spellStart"/>
-      <w:r>
-        <w:rPr>
-          <w:lang w:val="en-US"/>
-        </w:rPr>
-        <w:t>IEventBus</w:t>
-      </w:r>
-      <w:proofErr w:type="spellEnd"/>
-      <w:r>
-        <w:rPr>
-          <w:lang w:val="en-US"/>
-        </w:rPr>
-        <w:t xml:space="preserve">, </w:t>
-      </w:r>
-      <w:proofErr w:type="spellStart"/>
-      <w:r>
-        <w:rPr>
-          <w:lang w:val="en-US"/>
-        </w:rPr>
-        <w:t>KeyboardInputProvider</w:t>
-      </w:r>
-      <w:proofErr w:type="spellEnd"/>
-      <w:r>
-        <w:rPr>
-          <w:lang w:val="en-US"/>
-        </w:rPr>
-        <w:t xml:space="preserve"> </w:t>
-      </w:r>
-      <w:r>
-        <w:t>как</w:t>
-      </w:r>
-      <w:r>
-        <w:rPr>
-          <w:lang w:val="en-US"/>
-        </w:rPr>
-        <w:t xml:space="preserve"> </w:t>
-      </w:r>
-      <w:proofErr w:type="spellStart"/>
-      <w:r>
-        <w:rPr>
-          <w:lang w:val="en-US"/>
-        </w:rPr>
-        <w:t>IInputProvider</w:t>
-      </w:r>
-      <w:proofErr w:type="spellEnd"/>
-      <w:r>
-        <w:rPr>
-          <w:lang w:val="en-US"/>
-        </w:rPr>
-        <w:t xml:space="preserve">, </w:t>
-      </w:r>
-      <w:proofErr w:type="spellStart"/>
-      <w:r>
-        <w:rPr>
-          <w:lang w:val="en-US"/>
-        </w:rPr>
-        <w:t>InputRouter</w:t>
-      </w:r>
-      <w:proofErr w:type="spellEnd"/>
-      <w:r>
-        <w:rPr>
-          <w:lang w:val="en-US"/>
-        </w:rPr>
-        <w:t xml:space="preserve">, </w:t>
-      </w:r>
-      <w:proofErr w:type="spellStart"/>
-      <w:r>
-        <w:rPr>
-          <w:lang w:val="en-US"/>
-        </w:rPr>
-        <w:t>GameFlowService</w:t>
-      </w:r>
-      <w:proofErr w:type="spellEnd"/>
-      <w:r>
-        <w:rPr>
-          <w:lang w:val="en-US"/>
-        </w:rPr>
-        <w:t>,</w:t>
-      </w:r>
-    </w:p>
-    <w:p>
-      <w:pPr>
-        <w:rPr>
-          <w:lang w:val="en-US"/>
-        </w:rPr>
-      </w:pPr>
-      <w:r>
-        <w:rPr>
-          <w:lang w:val="en-US"/>
-        </w:rPr>
-        <w:t xml:space="preserve">  </w:t>
-      </w:r>
-      <w:proofErr w:type="spellStart"/>
-      <w:r>
-        <w:rPr>
-          <w:lang w:val="en-US"/>
-        </w:rPr>
-        <w:t>MetaProgressService</w:t>
-      </w:r>
-      <w:proofErr w:type="spellEnd"/>
-      <w:r>
-        <w:rPr>
-          <w:lang w:val="en-US"/>
-        </w:rPr>
-        <w:t xml:space="preserve">, </w:t>
-      </w:r>
-      <w:proofErr w:type="spellStart"/>
-      <w:r>
-        <w:rPr>
-          <w:lang w:val="en-US"/>
-        </w:rPr>
-        <w:t>PlayerPrefsProfileStorage</w:t>
-      </w:r>
-      <w:proofErr w:type="spellEnd"/>
-      <w:r>
-        <w:rPr>
-          <w:lang w:val="en-US"/>
-        </w:rPr>
-        <w:t xml:space="preserve">. </w:t>
-      </w:r>
-      <w:r>
-        <w:t>Все</w:t>
-      </w:r>
-      <w:r>
-        <w:rPr>
-          <w:lang w:val="en-US"/>
-        </w:rPr>
-        <w:t xml:space="preserve"> singleton'</w:t>
-      </w:r>
-      <w:r>
-        <w:t>ы</w:t>
-      </w:r>
-      <w:r>
-        <w:rPr>
-          <w:lang w:val="en-US"/>
-        </w:rPr>
-        <w:t xml:space="preserve"> — </w:t>
-      </w:r>
-      <w:proofErr w:type="spellStart"/>
-      <w:r>
-        <w:rPr>
-          <w:lang w:val="en-US"/>
-        </w:rPr>
-        <w:t>Lifetime.Singleton</w:t>
-      </w:r>
-      <w:proofErr w:type="spellEnd"/>
-      <w:r>
-        <w:rPr>
-          <w:lang w:val="en-US"/>
-        </w:rPr>
-        <w:t xml:space="preserve">. </w:t>
-      </w:r>
-      <w:proofErr w:type="spellStart"/>
-      <w:r>
-        <w:rPr>
-          <w:lang w:val="en-US"/>
-        </w:rPr>
-        <w:t>GameBootstrap</w:t>
-      </w:r>
-      <w:proofErr w:type="spellEnd"/>
-      <w:r>
-        <w:rPr>
-          <w:lang w:val="en-US"/>
-        </w:rPr>
-        <w:t xml:space="preserve"> </w:t>
-      </w:r>
-      <w:proofErr w:type="spellStart"/>
-      <w:r>
-        <w:t>сцено</w:t>
-      </w:r>
-      <w:proofErr w:type="spellEnd"/>
+        <w:t>и</w:t>
+      </w:r>
+      <w:r>
+        <w:rPr>
+          <w:lang w:val="en-US"/>
+        </w:rPr>
+        <w:t xml:space="preserve"> </w:t>
+      </w:r>
+      <w:r>
+        <w:t>сам</w:t>
+      </w:r>
+      <w:r>
+        <w:rPr>
+          <w:lang w:val="en-US"/>
+        </w:rPr>
+        <w:t xml:space="preserve"> router </w:t>
+      </w:r>
+      <w:r>
+        <w:t>тикает</w:t>
+      </w:r>
+      <w:r>
+        <w:rPr>
+          <w:lang w:val="en-US"/>
+        </w:rPr>
+        <w:t xml:space="preserve"> </w:t>
+      </w:r>
+      <w:r>
+        <w:t>провайдер</w:t>
+      </w:r>
+      <w:r>
+        <w:rPr>
+          <w:lang w:val="en-US"/>
+        </w:rPr>
+        <w:t>) + _</w:t>
+      </w:r>
+      <w:proofErr w:type="spellStart"/>
+      <w:r>
+        <w:rPr>
+          <w:lang w:val="en-US"/>
+        </w:rPr>
+        <w:t>flowService.Tick</w:t>
+      </w:r>
+      <w:proofErr w:type="spellEnd"/>
+      <w:r>
+        <w:rPr>
+          <w:lang w:val="en-US"/>
+        </w:rPr>
+        <w:t xml:space="preserve">(). </w:t>
+      </w:r>
+      <w:r>
+        <w:t>На</w:t>
+      </w:r>
+      <w:r>
+        <w:rPr>
+          <w:lang w:val="en-US"/>
+        </w:rPr>
+        <w:t xml:space="preserve"> </w:t>
+      </w:r>
+      <w:r>
+        <w:t>старте</w:t>
+      </w:r>
+      <w:r>
+        <w:rPr>
+          <w:lang w:val="en-US"/>
+        </w:rPr>
+        <w:t xml:space="preserve"> — _</w:t>
+      </w:r>
+      <w:proofErr w:type="spellStart"/>
+      <w:r>
+        <w:rPr>
+          <w:lang w:val="en-US"/>
+        </w:rPr>
+        <w:t>flowService.ChangeState</w:t>
+      </w:r>
+      <w:proofErr w:type="spellEnd"/>
+      <w:r>
+        <w:rPr>
+          <w:lang w:val="en-US"/>
+        </w:rPr>
+        <w:t>(</w:t>
+      </w:r>
+      <w:proofErr w:type="spellStart"/>
+      <w:r>
+        <w:rPr>
+          <w:lang w:val="en-US"/>
+        </w:rPr>
+        <w:t>GameState.MainMenu</w:t>
+      </w:r>
+      <w:proofErr w:type="spellEnd"/>
+      <w:r>
+        <w:rPr>
+          <w:lang w:val="en-US"/>
+        </w:rPr>
+        <w:t>).</w:t>
+      </w:r>
+    </w:p>
+    <w:p>
+      <w:pPr>
+        <w:rPr>
+          <w:lang w:val="en-US"/>
+        </w:rPr>
+      </w:pPr>
+    </w:p>
+    <w:p>
+      <w:pPr>
+        <w:rPr>
+          <w:lang w:val="en-US"/>
+        </w:rPr>
+      </w:pPr>
+      <w:r>
+        <w:rPr>
+          <w:lang w:val="en-US"/>
+        </w:rPr>
+        <w:t xml:space="preserve">  8. </w:t>
+      </w:r>
+      <w:r>
+        <w:t>Пустые</w:t>
+      </w:r>
+      <w:r>
+        <w:rPr>
+          <w:lang w:val="en-US"/>
+        </w:rPr>
+        <w:t xml:space="preserve"> </w:t>
+      </w:r>
+      <w:r>
+        <w:t>папки</w:t>
+      </w:r>
       <w:r>
         <w:rPr>
           <w:lang w:val="en-US"/>
@@ -3309,400 +3989,20 @@
         <w:t>-</w:t>
       </w:r>
       <w:r>
-        <w:t>объект</w:t>
-      </w:r>
-      <w:r>
-        <w:rPr>
-          <w:lang w:val="en-US"/>
-        </w:rPr>
-        <w:t xml:space="preserve"> — </w:t>
-      </w:r>
-      <w:r>
-        <w:t>регистрируется</w:t>
-      </w:r>
-      <w:r>
-        <w:rPr>
-          <w:lang w:val="en-US"/>
-        </w:rPr>
-        <w:t xml:space="preserve"> </w:t>
-      </w:r>
-      <w:r>
-        <w:t>через</w:t>
-      </w:r>
-      <w:r>
-        <w:rPr>
-          <w:lang w:val="en-US"/>
-        </w:rPr>
-        <w:t xml:space="preserve"> </w:t>
-      </w:r>
-      <w:proofErr w:type="spellStart"/>
-      <w:r>
-        <w:rPr>
-          <w:lang w:val="en-US"/>
-        </w:rPr>
-        <w:t>RegisterComponentInHierarchy</w:t>
-      </w:r>
-      <w:proofErr w:type="spellEnd"/>
-      <w:r>
-        <w:rPr>
-          <w:lang w:val="en-US"/>
-        </w:rPr>
-        <w:t xml:space="preserve"> (</w:t>
-      </w:r>
-      <w:r>
-        <w:t>НЕ</w:t>
-      </w:r>
-    </w:p>
-    <w:p>
-      <w:pPr>
-        <w:rPr>
-          <w:lang w:val="en-US"/>
-        </w:rPr>
-      </w:pPr>
-      <w:r>
-        <w:rPr>
-          <w:lang w:val="en-US"/>
-        </w:rPr>
-        <w:t xml:space="preserve">   </w:t>
-      </w:r>
-      <w:proofErr w:type="spellStart"/>
-      <w:r>
-        <w:rPr>
-          <w:lang w:val="en-US"/>
-        </w:rPr>
-        <w:t>RegisterInstance</w:t>
-      </w:r>
-      <w:proofErr w:type="spellEnd"/>
-      <w:r>
-        <w:rPr>
-          <w:lang w:val="en-US"/>
-        </w:rPr>
-        <w:t>).</w:t>
-      </w:r>
-    </w:p>
-    <w:p>
-      <w:pPr>
-        <w:rPr>
-          <w:lang w:val="en-US"/>
-        </w:rPr>
-      </w:pPr>
-      <w:r>
-        <w:rPr>
-          <w:lang w:val="en-US"/>
-        </w:rPr>
-        <w:t xml:space="preserve">  - </w:t>
-      </w:r>
-      <w:proofErr w:type="spellStart"/>
-      <w:r>
-        <w:rPr>
-          <w:lang w:val="en-US"/>
-        </w:rPr>
-        <w:t>GameBootstrap.cs</w:t>
-      </w:r>
-      <w:proofErr w:type="spellEnd"/>
-      <w:r>
-        <w:rPr>
-          <w:lang w:val="en-US"/>
-        </w:rPr>
-        <w:t xml:space="preserve"> — </w:t>
-      </w:r>
-      <w:proofErr w:type="spellStart"/>
-      <w:r>
-        <w:rPr>
-          <w:lang w:val="en-US"/>
-        </w:rPr>
-        <w:t>MonoBehaviour</w:t>
-      </w:r>
-      <w:proofErr w:type="spellEnd"/>
-      <w:r>
-        <w:rPr>
-          <w:lang w:val="en-US"/>
-        </w:rPr>
-        <w:t>-</w:t>
-      </w:r>
-      <w:r>
-        <w:t>точка</w:t>
-      </w:r>
-      <w:r>
-        <w:rPr>
-          <w:lang w:val="en-US"/>
-        </w:rPr>
-        <w:t xml:space="preserve"> </w:t>
-      </w:r>
-      <w:r>
-        <w:t>входа</w:t>
-      </w:r>
-      <w:r>
-        <w:rPr>
-          <w:lang w:val="en-US"/>
-        </w:rPr>
-        <w:t xml:space="preserve"> </w:t>
-      </w:r>
-      <w:r>
-        <w:t>на</w:t>
-      </w:r>
-      <w:r>
-        <w:rPr>
-          <w:lang w:val="en-US"/>
-        </w:rPr>
-        <w:t xml:space="preserve"> Boot-</w:t>
-      </w:r>
-      <w:r>
-        <w:t>сцене</w:t>
-      </w:r>
-      <w:r>
-        <w:rPr>
-          <w:lang w:val="en-US"/>
-        </w:rPr>
-        <w:t>. [Inject] Construct(</w:t>
-      </w:r>
-      <w:proofErr w:type="spellStart"/>
-      <w:r>
-        <w:rPr>
-          <w:lang w:val="en-US"/>
-        </w:rPr>
-        <w:t>IGameFlowService</w:t>
-      </w:r>
-      <w:proofErr w:type="spellEnd"/>
-      <w:r>
-        <w:rPr>
-          <w:lang w:val="en-US"/>
-        </w:rPr>
-        <w:t xml:space="preserve">, </w:t>
-      </w:r>
-      <w:proofErr w:type="spellStart"/>
-      <w:r>
-        <w:rPr>
-          <w:lang w:val="en-US"/>
-        </w:rPr>
-        <w:t>IInputProvider</w:t>
-      </w:r>
-      <w:proofErr w:type="spellEnd"/>
-      <w:r>
-        <w:rPr>
-          <w:lang w:val="en-US"/>
-        </w:rPr>
-        <w:t xml:space="preserve">, </w:t>
-      </w:r>
-      <w:proofErr w:type="spellStart"/>
-      <w:r>
-        <w:rPr>
-          <w:lang w:val="en-US"/>
-        </w:rPr>
-        <w:t>IMetaProgressService</w:t>
-      </w:r>
-      <w:proofErr w:type="spellEnd"/>
-      <w:r>
-        <w:rPr>
-          <w:lang w:val="en-US"/>
-        </w:rPr>
-        <w:t xml:space="preserve">), </w:t>
-      </w:r>
-      <w:r>
-        <w:t>флаг</w:t>
-      </w:r>
-      <w:r>
-        <w:rPr>
-          <w:lang w:val="en-US"/>
-        </w:rPr>
-        <w:t xml:space="preserve"> _initialized, </w:t>
-      </w:r>
-      <w:r>
-        <w:t>в</w:t>
-      </w:r>
-      <w:r>
-        <w:rPr>
-          <w:lang w:val="en-US"/>
-        </w:rPr>
-        <w:t xml:space="preserve"> Update()</w:t>
-      </w:r>
-    </w:p>
-    <w:p>
-      <w:pPr>
-        <w:rPr>
-          <w:lang w:val="en-US"/>
-        </w:rPr>
-      </w:pPr>
-      <w:r>
-        <w:rPr>
-          <w:lang w:val="en-US"/>
-        </w:rPr>
-        <w:t xml:space="preserve">  </w:t>
-      </w:r>
-      <w:r>
-        <w:t>после</w:t>
-      </w:r>
-      <w:r>
-        <w:rPr>
-          <w:lang w:val="en-US"/>
-        </w:rPr>
-        <w:t xml:space="preserve"> _initialized==true </w:t>
-      </w:r>
-      <w:r>
-        <w:t>дергает</w:t>
-      </w:r>
-      <w:r>
-        <w:rPr>
-          <w:lang w:val="en-US"/>
-        </w:rPr>
-        <w:t xml:space="preserve"> _</w:t>
-      </w:r>
-      <w:proofErr w:type="spellStart"/>
-      <w:r>
-        <w:rPr>
-          <w:lang w:val="en-US"/>
-        </w:rPr>
-        <w:t>inputRouter.Tick</w:t>
-      </w:r>
-      <w:proofErr w:type="spellEnd"/>
-      <w:r>
-        <w:rPr>
-          <w:lang w:val="en-US"/>
-        </w:rPr>
-        <w:t>() (</w:t>
-      </w:r>
-      <w:r>
-        <w:t>и</w:t>
-      </w:r>
-      <w:r>
-        <w:rPr>
-          <w:lang w:val="en-US"/>
-        </w:rPr>
-        <w:t xml:space="preserve"> </w:t>
-      </w:r>
-      <w:r>
-        <w:t>сам</w:t>
-      </w:r>
-      <w:r>
-        <w:rPr>
-          <w:lang w:val="en-US"/>
-        </w:rPr>
-        <w:t xml:space="preserve"> router </w:t>
-      </w:r>
-      <w:r>
-        <w:t>тикает</w:t>
-      </w:r>
-      <w:r>
-        <w:rPr>
-          <w:lang w:val="en-US"/>
-        </w:rPr>
-        <w:t xml:space="preserve"> </w:t>
-      </w:r>
-      <w:r>
-        <w:t>провайдер</w:t>
-      </w:r>
-      <w:r>
-        <w:rPr>
-          <w:lang w:val="en-US"/>
-        </w:rPr>
-        <w:t>) + _</w:t>
-      </w:r>
-      <w:proofErr w:type="spellStart"/>
-      <w:r>
-        <w:rPr>
-          <w:lang w:val="en-US"/>
-        </w:rPr>
-        <w:t>flowService.Tick</w:t>
-      </w:r>
-      <w:proofErr w:type="spellEnd"/>
-      <w:r>
-        <w:rPr>
-          <w:lang w:val="en-US"/>
-        </w:rPr>
-        <w:t xml:space="preserve">(). </w:t>
-      </w:r>
-      <w:r>
-        <w:t>На</w:t>
-      </w:r>
-      <w:r>
-        <w:rPr>
-          <w:lang w:val="en-US"/>
-        </w:rPr>
-        <w:t xml:space="preserve"> </w:t>
-      </w:r>
-      <w:r>
-        <w:t>старте</w:t>
-      </w:r>
-      <w:r>
-        <w:rPr>
-          <w:lang w:val="en-US"/>
-        </w:rPr>
-        <w:t xml:space="preserve"> — _</w:t>
-      </w:r>
-      <w:proofErr w:type="spellStart"/>
-      <w:r>
-        <w:rPr>
-          <w:lang w:val="en-US"/>
-        </w:rPr>
-        <w:t>flowService.ChangeState</w:t>
-      </w:r>
-      <w:proofErr w:type="spellEnd"/>
-      <w:r>
-        <w:rPr>
-          <w:lang w:val="en-US"/>
-        </w:rPr>
-        <w:t>(</w:t>
-      </w:r>
-      <w:proofErr w:type="spellStart"/>
-      <w:r>
-        <w:rPr>
-          <w:lang w:val="en-US"/>
-        </w:rPr>
-        <w:t>GameState.MainMenu</w:t>
-      </w:r>
-      <w:proofErr w:type="spellEnd"/>
-      <w:r>
-        <w:rPr>
-          <w:lang w:val="en-US"/>
-        </w:rPr>
-        <w:t>).</w:t>
-      </w:r>
-    </w:p>
-    <w:p>
-      <w:pPr>
-        <w:rPr>
-          <w:lang w:val="en-US"/>
-        </w:rPr>
-      </w:pPr>
-    </w:p>
-    <w:p>
-      <w:pPr>
-        <w:rPr>
-          <w:lang w:val="en-US"/>
-        </w:rPr>
-      </w:pPr>
-      <w:r>
-        <w:rPr>
-          <w:lang w:val="en-US"/>
-        </w:rPr>
-        <w:t xml:space="preserve">  8. </w:t>
-      </w:r>
-      <w:r>
-        <w:t>Пустые</w:t>
-      </w:r>
-      <w:r>
-        <w:rPr>
-          <w:lang w:val="en-US"/>
-        </w:rPr>
-        <w:t xml:space="preserve"> </w:t>
-      </w:r>
-      <w:r>
-        <w:t>папки</w:t>
-      </w:r>
-      <w:r>
-        <w:rPr>
-          <w:lang w:val="en-US"/>
-        </w:rPr>
-        <w:t>-</w:t>
-      </w:r>
-      <w:r>
         <w:t>предохранители</w:t>
       </w:r>
       <w:r>
         <w:rPr>
           <w:lang w:val="en-US"/>
         </w:rPr>
-        <w:t xml:space="preserve"> (.</w:t>
+        <w:t xml:space="preserve"> </w:t>
+      </w:r>
+      <w:proofErr w:type="gramStart"/>
+      <w:r>
+        <w:rPr>
+          <w:lang w:val="en-US"/>
+        </w:rPr>
+        <w:t>(.</w:t>
       </w:r>
       <w:proofErr w:type="spellStart"/>
       <w:r>
@@ -3712,6 +4012,7 @@
         <w:t>gitkeep</w:t>
       </w:r>
       <w:proofErr w:type="spellEnd"/>
+      <w:proofErr w:type="gramEnd"/>
       <w:r>
         <w:rPr>
           <w:lang w:val="en-US"/>
@@ -4648,6 +4949,7 @@
         <w:t xml:space="preserve">  namespace </w:t>
       </w:r>
       <w:proofErr w:type="spellStart"/>
+      <w:proofErr w:type="gramStart"/>
       <w:r>
         <w:rPr>
           <w:lang w:val="en-US"/>
@@ -4655,6 +4957,7 @@
         <w:t>FlatOutLike.Data.Configs.Car</w:t>
       </w:r>
       <w:proofErr w:type="spellEnd"/>
+      <w:proofErr w:type="gramEnd"/>
       <w:r>
         <w:rPr>
           <w:lang w:val="en-US"/>
@@ -4662,6 +4965,7 @@
         <w:t>. [</w:t>
       </w:r>
       <w:proofErr w:type="spellStart"/>
+      <w:proofErr w:type="gramStart"/>
       <w:r>
         <w:rPr>
           <w:lang w:val="en-US"/>
@@ -4676,6 +4980,7 @@
         <w:t>(</w:t>
       </w:r>
       <w:proofErr w:type="spellStart"/>
+      <w:proofErr w:type="gramEnd"/>
       <w:r>
         <w:rPr>
           <w:lang w:val="en-US"/>
@@ -5068,6 +5373,7 @@
         <w:t xml:space="preserve"> </w:t>
       </w:r>
       <w:proofErr w:type="spellStart"/>
+      <w:proofErr w:type="gramStart"/>
       <w:r>
         <w:rPr>
           <w:lang w:val="en-US"/>
@@ -5075,6 +5381,7 @@
         <w:t>WheelCollider.forwardFriction.stiffness</w:t>
       </w:r>
       <w:proofErr w:type="spellEnd"/>
+      <w:proofErr w:type="gramEnd"/>
       <w:r>
         <w:rPr>
           <w:lang w:val="en-US"/>
@@ -5119,7 +5426,15 @@
       </w:r>
       <w:proofErr w:type="spellEnd"/>
       <w:r>
-        <w:t xml:space="preserve"> (0..1, насколько уменьшать </w:t>
+        <w:t xml:space="preserve"> (</w:t>
+      </w:r>
+      <w:proofErr w:type="gramStart"/>
+      <w:r>
+        <w:t>0..</w:t>
+      </w:r>
+      <w:proofErr w:type="gramEnd"/>
+      <w:r>
+        <w:t xml:space="preserve">1, насколько уменьшать </w:t>
       </w:r>
       <w:proofErr w:type="spellStart"/>
       <w:r>
@@ -5160,6 +5475,7 @@
         <w:t xml:space="preserve">  namespace </w:t>
       </w:r>
       <w:proofErr w:type="spellStart"/>
+      <w:proofErr w:type="gramStart"/>
       <w:r>
         <w:rPr>
           <w:lang w:val="en-US"/>
@@ -5167,6 +5483,7 @@
         <w:t>FlatOutLike.Data.Configs.Camera</w:t>
       </w:r>
       <w:proofErr w:type="spellEnd"/>
+      <w:proofErr w:type="gramEnd"/>
       <w:r>
         <w:rPr>
           <w:lang w:val="en-US"/>
@@ -5380,6 +5697,7 @@
         <w:t xml:space="preserve"> — namespace </w:t>
       </w:r>
       <w:proofErr w:type="spellStart"/>
+      <w:proofErr w:type="gramStart"/>
       <w:r>
         <w:rPr>
           <w:lang w:val="en-US"/>
@@ -5387,6 +5705,7 @@
         <w:t>FlatOutLike.Services.Car</w:t>
       </w:r>
       <w:proofErr w:type="spellEnd"/>
+      <w:proofErr w:type="gramEnd"/>
       <w:r>
         <w:rPr>
           <w:lang w:val="en-US"/>
@@ -5407,6 +5726,7 @@
         <w:t xml:space="preserve">  float </w:t>
       </w:r>
       <w:proofErr w:type="spellStart"/>
+      <w:proofErr w:type="gramStart"/>
       <w:r>
         <w:rPr>
           <w:lang w:val="en-US"/>
@@ -5418,7 +5738,14 @@
         <w:rPr>
           <w:lang w:val="en-US"/>
         </w:rPr>
-        <w:t xml:space="preserve">(float throttle, float </w:t>
+        <w:t>(</w:t>
+      </w:r>
+      <w:proofErr w:type="gramEnd"/>
+      <w:r>
+        <w:rPr>
+          <w:lang w:val="en-US"/>
+        </w:rPr>
+        <w:t xml:space="preserve">float throttle, float </w:t>
       </w:r>
       <w:proofErr w:type="spellStart"/>
       <w:r>
@@ -5462,6 +5789,7 @@
         <w:t xml:space="preserve">  float </w:t>
       </w:r>
       <w:proofErr w:type="spellStart"/>
+      <w:proofErr w:type="gramStart"/>
       <w:r>
         <w:rPr>
           <w:lang w:val="en-US"/>
@@ -5473,7 +5801,14 @@
         <w:rPr>
           <w:lang w:val="en-US"/>
         </w:rPr>
-        <w:t xml:space="preserve">(float </w:t>
+        <w:t>(</w:t>
+      </w:r>
+      <w:proofErr w:type="gramEnd"/>
+      <w:r>
+        <w:rPr>
+          <w:lang w:val="en-US"/>
+        </w:rPr>
+        <w:t xml:space="preserve">float </w:t>
       </w:r>
       <w:proofErr w:type="spellStart"/>
       <w:r>
@@ -5531,6 +5866,7 @@
         <w:t xml:space="preserve">  float </w:t>
       </w:r>
       <w:proofErr w:type="spellStart"/>
+      <w:proofErr w:type="gramStart"/>
       <w:r>
         <w:rPr>
           <w:lang w:val="en-US"/>
@@ -5542,7 +5878,14 @@
         <w:rPr>
           <w:lang w:val="en-US"/>
         </w:rPr>
-        <w:t xml:space="preserve">(bool handbrake, </w:t>
+        <w:t>(</w:t>
+      </w:r>
+      <w:proofErr w:type="gramEnd"/>
+      <w:r>
+        <w:rPr>
+          <w:lang w:val="en-US"/>
+        </w:rPr>
+        <w:t xml:space="preserve">bool handbrake, </w:t>
       </w:r>
       <w:proofErr w:type="spellStart"/>
       <w:r>
@@ -5886,9 +6229,24 @@
         <w:rPr>
           <w:lang w:val="en-US"/>
         </w:rPr>
-        <w:t xml:space="preserve">: handbrake ? </w:t>
-      </w:r>
-      <w:proofErr w:type="spellStart"/>
+        <w:t xml:space="preserve">: </w:t>
+      </w:r>
+      <w:proofErr w:type="gramStart"/>
+      <w:r>
+        <w:rPr>
+          <w:lang w:val="en-US"/>
+        </w:rPr>
+        <w:t>handbrake ?</w:t>
+      </w:r>
+      <w:proofErr w:type="gramEnd"/>
+      <w:r>
+        <w:rPr>
+          <w:lang w:val="en-US"/>
+        </w:rPr>
+        <w:t xml:space="preserve"> </w:t>
+      </w:r>
+      <w:proofErr w:type="spellStart"/>
+      <w:proofErr w:type="gramStart"/>
       <w:r>
         <w:rPr>
           <w:lang w:val="en-US"/>
@@ -5900,7 +6258,14 @@
         <w:rPr>
           <w:lang w:val="en-US"/>
         </w:rPr>
-        <w:t xml:space="preserve"> : 0.</w:t>
+        <w:t xml:space="preserve"> :</w:t>
+      </w:r>
+      <w:proofErr w:type="gramEnd"/>
+      <w:r>
+        <w:rPr>
+          <w:lang w:val="en-US"/>
+        </w:rPr>
+        <w:t xml:space="preserve"> 0.</w:t>
       </w:r>
     </w:p>
     <w:p>
@@ -5984,6 +6349,7 @@
         <w:t xml:space="preserve"> — namespace </w:t>
       </w:r>
       <w:proofErr w:type="spellStart"/>
+      <w:proofErr w:type="gramStart"/>
       <w:r>
         <w:rPr>
           <w:lang w:val="en-US"/>
@@ -5991,6 +6357,7 @@
         <w:t>FlatOutLike.Controllers.Car</w:t>
       </w:r>
       <w:proofErr w:type="spellEnd"/>
+      <w:proofErr w:type="gramEnd"/>
       <w:r>
         <w:rPr>
           <w:lang w:val="en-US"/>
@@ -6062,6 +6429,7 @@
         <w:t xml:space="preserve">, </w:t>
       </w:r>
       <w:proofErr w:type="spellStart"/>
+      <w:proofErr w:type="gramStart"/>
       <w:r>
         <w:rPr>
           <w:lang w:val="en-US"/>
@@ -6073,7 +6441,14 @@
         <w:rPr>
           <w:lang w:val="en-US"/>
         </w:rPr>
-        <w:t>[] _</w:t>
+        <w:t>[</w:t>
+      </w:r>
+      <w:proofErr w:type="gramEnd"/>
+      <w:r>
+        <w:rPr>
+          <w:lang w:val="en-US"/>
+        </w:rPr>
+        <w:t>] _</w:t>
       </w:r>
       <w:proofErr w:type="spellStart"/>
       <w:r>
@@ -6090,6 +6465,7 @@
         <w:t xml:space="preserve">, </w:t>
       </w:r>
       <w:proofErr w:type="spellStart"/>
+      <w:proofErr w:type="gramStart"/>
       <w:r>
         <w:rPr>
           <w:lang w:val="en-US"/>
@@ -6101,7 +6477,14 @@
         <w:rPr>
           <w:lang w:val="en-US"/>
         </w:rPr>
-        <w:t>[] _</w:t>
+        <w:t>[</w:t>
+      </w:r>
+      <w:proofErr w:type="gramEnd"/>
+      <w:r>
+        <w:rPr>
+          <w:lang w:val="en-US"/>
+        </w:rPr>
+        <w:t>] _</w:t>
       </w:r>
       <w:proofErr w:type="spellStart"/>
       <w:r>
@@ -6115,7 +6498,21 @@
         <w:rPr>
           <w:lang w:val="en-US"/>
         </w:rPr>
-        <w:t>, Transform[] _</w:t>
+        <w:t xml:space="preserve">, </w:t>
+      </w:r>
+      <w:proofErr w:type="gramStart"/>
+      <w:r>
+        <w:rPr>
+          <w:lang w:val="en-US"/>
+        </w:rPr>
+        <w:t>Transform[</w:t>
+      </w:r>
+      <w:proofErr w:type="gramEnd"/>
+      <w:r>
+        <w:rPr>
+          <w:lang w:val="en-US"/>
+        </w:rPr>
+        <w:t>] _</w:t>
       </w:r>
       <w:proofErr w:type="spellStart"/>
       <w:r>
@@ -6260,9 +6657,17 @@
         <w:rPr>
           <w:lang w:val="en-US"/>
         </w:rPr>
-        <w:t xml:space="preserve">  - [Inject] public void Construct(</w:t>
-      </w:r>
-      <w:proofErr w:type="spellStart"/>
+        <w:t xml:space="preserve">  - [Inject] public void </w:t>
+      </w:r>
+      <w:proofErr w:type="gramStart"/>
+      <w:r>
+        <w:rPr>
+          <w:lang w:val="en-US"/>
+        </w:rPr>
+        <w:t>Construct(</w:t>
+      </w:r>
+      <w:proofErr w:type="spellStart"/>
+      <w:proofErr w:type="gramEnd"/>
       <w:r>
         <w:rPr>
           <w:lang w:val="en-US"/>
@@ -6329,6 +6734,7 @@
         <w:t xml:space="preserve">    - _</w:t>
       </w:r>
       <w:proofErr w:type="spellStart"/>
+      <w:proofErr w:type="gramStart"/>
       <w:r>
         <w:rPr>
           <w:lang w:val="en-US"/>
@@ -6336,6 +6742,7 @@
         <w:t>rigidbody.mass</w:t>
       </w:r>
       <w:proofErr w:type="spellEnd"/>
+      <w:proofErr w:type="gramEnd"/>
       <w:r>
         <w:rPr>
           <w:lang w:val="en-US"/>
@@ -6343,6 +6750,7 @@
         <w:t xml:space="preserve"> = _</w:t>
       </w:r>
       <w:proofErr w:type="spellStart"/>
+      <w:proofErr w:type="gramStart"/>
       <w:r>
         <w:rPr>
           <w:lang w:val="en-US"/>
@@ -6350,6 +6758,7 @@
         <w:t>config.Mass</w:t>
       </w:r>
       <w:proofErr w:type="spellEnd"/>
+      <w:proofErr w:type="gramEnd"/>
     </w:p>
     <w:p>
       <w:pPr>
@@ -6364,6 +6773,7 @@
         <w:t xml:space="preserve">    - _</w:t>
       </w:r>
       <w:proofErr w:type="spellStart"/>
+      <w:proofErr w:type="gramStart"/>
       <w:r>
         <w:rPr>
           <w:lang w:val="en-US"/>
@@ -6371,6 +6781,7 @@
         <w:t>rigidbody.centerOfMass</w:t>
       </w:r>
       <w:proofErr w:type="spellEnd"/>
+      <w:proofErr w:type="gramEnd"/>
       <w:r>
         <w:rPr>
           <w:lang w:val="en-US"/>
@@ -6378,6 +6789,7 @@
         <w:t xml:space="preserve"> = _</w:t>
       </w:r>
       <w:proofErr w:type="spellStart"/>
+      <w:proofErr w:type="gramStart"/>
       <w:r>
         <w:rPr>
           <w:lang w:val="en-US"/>
@@ -6385,6 +6797,7 @@
         <w:t>config.CenterOfMassOffset</w:t>
       </w:r>
       <w:proofErr w:type="spellEnd"/>
+      <w:proofErr w:type="gramEnd"/>
     </w:p>
     <w:p>
       <w:pPr>
@@ -6494,6 +6907,7 @@
         <w:t xml:space="preserve">  - </w:t>
       </w:r>
       <w:proofErr w:type="spellStart"/>
+      <w:proofErr w:type="gramStart"/>
       <w:r>
         <w:rPr>
           <w:lang w:val="en-US"/>
@@ -6505,7 +6919,28 @@
         <w:rPr>
           <w:lang w:val="en-US"/>
         </w:rPr>
-        <w:t xml:space="preserve">(): if !_initialized return; </w:t>
+        <w:t>(</w:t>
+      </w:r>
+      <w:proofErr w:type="gramEnd"/>
+      <w:r>
+        <w:rPr>
+          <w:lang w:val="en-US"/>
+        </w:rPr>
+        <w:t xml:space="preserve">): </w:t>
+      </w:r>
+      <w:proofErr w:type="gramStart"/>
+      <w:r>
+        <w:rPr>
+          <w:lang w:val="en-US"/>
+        </w:rPr>
+        <w:t>if !</w:t>
+      </w:r>
+      <w:proofErr w:type="gramEnd"/>
+      <w:r>
+        <w:rPr>
+          <w:lang w:val="en-US"/>
+        </w:rPr>
+        <w:t xml:space="preserve">_initialized return; </w:t>
       </w:r>
       <w:r>
         <w:t>читает</w:t>
@@ -6517,6 +6952,7 @@
         <w:t xml:space="preserve"> _</w:t>
       </w:r>
       <w:proofErr w:type="spellStart"/>
+      <w:proofErr w:type="gramStart"/>
       <w:r>
         <w:rPr>
           <w:lang w:val="en-US"/>
@@ -6524,6 +6960,7 @@
         <w:t>input.Move</w:t>
       </w:r>
       <w:proofErr w:type="spellEnd"/>
+      <w:proofErr w:type="gramEnd"/>
       <w:r>
         <w:rPr>
           <w:lang w:val="en-US"/>
@@ -6610,6 +7047,7 @@
         <w:t>. _</w:t>
       </w:r>
       <w:proofErr w:type="spellStart"/>
+      <w:proofErr w:type="gramStart"/>
       <w:r>
         <w:rPr>
           <w:lang w:val="en-US"/>
@@ -6617,6 +7055,7 @@
         <w:t>input.Move.y</w:t>
       </w:r>
       <w:proofErr w:type="spellEnd"/>
+      <w:proofErr w:type="gramEnd"/>
       <w:r>
         <w:rPr>
           <w:lang w:val="en-US"/>
@@ -6624,6 +7063,7 @@
         <w:t xml:space="preserve"> = throttle, _</w:t>
       </w:r>
       <w:proofErr w:type="spellStart"/>
+      <w:proofErr w:type="gramStart"/>
       <w:r>
         <w:rPr>
           <w:lang w:val="en-US"/>
@@ -6631,6 +7071,7 @@
         <w:t>input.Move.x</w:t>
       </w:r>
       <w:proofErr w:type="spellEnd"/>
+      <w:proofErr w:type="gramEnd"/>
       <w:r>
         <w:rPr>
           <w:lang w:val="en-US"/>
@@ -6648,7 +7089,21 @@
         <w:rPr>
           <w:lang w:val="en-US"/>
         </w:rPr>
-        <w:t xml:space="preserve">  - Update() (</w:t>
+        <w:t xml:space="preserve">  - </w:t>
+      </w:r>
+      <w:proofErr w:type="gramStart"/>
+      <w:r>
+        <w:rPr>
+          <w:lang w:val="en-US"/>
+        </w:rPr>
+        <w:t>Update(</w:t>
+      </w:r>
+      <w:proofErr w:type="gramEnd"/>
+      <w:r>
+        <w:rPr>
+          <w:lang w:val="en-US"/>
+        </w:rPr>
+        <w:t>) (</w:t>
       </w:r>
       <w:r>
         <w:t>опционально</w:t>
@@ -6701,6 +7156,7 @@
         <w:t xml:space="preserve"> </w:t>
       </w:r>
       <w:proofErr w:type="spellStart"/>
+      <w:proofErr w:type="gramStart"/>
       <w:r>
         <w:rPr>
           <w:lang w:val="en-US"/>
@@ -6708,6 +7164,7 @@
         <w:t>wc.GetWorldPose</w:t>
       </w:r>
       <w:proofErr w:type="spellEnd"/>
+      <w:proofErr w:type="gramEnd"/>
       <w:r>
         <w:rPr>
           <w:lang w:val="en-US"/>
@@ -6792,6 +7249,7 @@
         <w:t xml:space="preserve"> — namespace </w:t>
       </w:r>
       <w:proofErr w:type="spellStart"/>
+      <w:proofErr w:type="gramStart"/>
       <w:r>
         <w:rPr>
           <w:lang w:val="en-US"/>
@@ -6799,6 +7257,7 @@
         <w:t>FlatoutLike.Controllers.Camera</w:t>
       </w:r>
       <w:proofErr w:type="spellEnd"/>
+      <w:proofErr w:type="gramEnd"/>
       <w:r>
         <w:rPr>
           <w:lang w:val="en-US"/>
@@ -6965,6 +7424,7 @@
         <w:t xml:space="preserve">  - </w:t>
       </w:r>
       <w:proofErr w:type="spellStart"/>
+      <w:proofErr w:type="gramStart"/>
       <w:r>
         <w:rPr>
           <w:lang w:val="en-US"/>
@@ -6976,7 +7436,14 @@
         <w:rPr>
           <w:lang w:val="en-US"/>
         </w:rPr>
-        <w:t>():</w:t>
+        <w:t>(</w:t>
+      </w:r>
+      <w:proofErr w:type="gramEnd"/>
+      <w:r>
+        <w:rPr>
+          <w:lang w:val="en-US"/>
+        </w:rPr>
+        <w:t>):</w:t>
       </w:r>
     </w:p>
     <w:p>
@@ -6992,6 +7459,7 @@
         <w:t xml:space="preserve">    - desired position = _</w:t>
       </w:r>
       <w:proofErr w:type="spellStart"/>
+      <w:proofErr w:type="gramStart"/>
       <w:r>
         <w:rPr>
           <w:lang w:val="en-US"/>
@@ -6999,6 +7467,7 @@
         <w:t>target.position</w:t>
       </w:r>
       <w:proofErr w:type="spellEnd"/>
+      <w:proofErr w:type="gramEnd"/>
       <w:r>
         <w:rPr>
           <w:lang w:val="en-US"/>
@@ -7020,6 +7489,7 @@
         <w:t xml:space="preserve"> * _</w:t>
       </w:r>
       <w:proofErr w:type="spellStart"/>
+      <w:proofErr w:type="gramStart"/>
       <w:r>
         <w:rPr>
           <w:lang w:val="en-US"/>
@@ -7027,6 +7497,7 @@
         <w:t>config.FollowDistance</w:t>
       </w:r>
       <w:proofErr w:type="spellEnd"/>
+      <w:proofErr w:type="gramEnd"/>
       <w:r>
         <w:rPr>
           <w:lang w:val="en-US"/>
@@ -7034,6 +7505,7 @@
         <w:t xml:space="preserve"> + Vector3.up * _</w:t>
       </w:r>
       <w:proofErr w:type="spellStart"/>
+      <w:proofErr w:type="gramStart"/>
       <w:r>
         <w:rPr>
           <w:lang w:val="en-US"/>
@@ -7041,6 +7513,7 @@
         <w:t>config.Height</w:t>
       </w:r>
       <w:proofErr w:type="spellEnd"/>
+      <w:proofErr w:type="gramEnd"/>
       <w:r>
         <w:rPr>
           <w:lang w:val="en-US"/>
@@ -7062,6 +7535,7 @@
         <w:t xml:space="preserve"> * _</w:t>
       </w:r>
       <w:proofErr w:type="spellStart"/>
+      <w:proofErr w:type="gramStart"/>
       <w:r>
         <w:rPr>
           <w:lang w:val="en-US"/>
@@ -7069,6 +7543,7 @@
         <w:t>config.LookAheadFactor</w:t>
       </w:r>
       <w:proofErr w:type="spellEnd"/>
+      <w:proofErr w:type="gramEnd"/>
       <w:r>
         <w:rPr>
           <w:lang w:val="en-US"/>
@@ -7089,6 +7564,7 @@
         <w:t xml:space="preserve">    - </w:t>
       </w:r>
       <w:proofErr w:type="spellStart"/>
+      <w:proofErr w:type="gramStart"/>
       <w:r>
         <w:rPr>
           <w:lang w:val="en-US"/>
@@ -7096,6 +7572,7 @@
         <w:t>transform.position</w:t>
       </w:r>
       <w:proofErr w:type="spellEnd"/>
+      <w:proofErr w:type="gramEnd"/>
       <w:r>
         <w:rPr>
           <w:lang w:val="en-US"/>
@@ -7103,6 +7580,7 @@
         <w:t xml:space="preserve"> = Vector3.SmoothDamp(</w:t>
       </w:r>
       <w:proofErr w:type="spellStart"/>
+      <w:proofErr w:type="gramStart"/>
       <w:r>
         <w:rPr>
           <w:lang w:val="en-US"/>
@@ -7110,6 +7588,7 @@
         <w:t>transform.position</w:t>
       </w:r>
       <w:proofErr w:type="spellEnd"/>
+      <w:proofErr w:type="gramEnd"/>
       <w:r>
         <w:rPr>
           <w:lang w:val="en-US"/>
@@ -7117,6 +7596,7 @@
         <w:t>, desired, ref _velocity, _</w:t>
       </w:r>
       <w:proofErr w:type="spellStart"/>
+      <w:proofErr w:type="gramStart"/>
       <w:r>
         <w:rPr>
           <w:lang w:val="en-US"/>
@@ -7124,6 +7604,7 @@
         <w:t>config.PositionSmoothing</w:t>
       </w:r>
       <w:proofErr w:type="spellEnd"/>
+      <w:proofErr w:type="gramEnd"/>
       <w:r>
         <w:rPr>
           <w:lang w:val="en-US"/>
@@ -7144,6 +7625,7 @@
         <w:t xml:space="preserve">    - </w:t>
       </w:r>
       <w:proofErr w:type="spellStart"/>
+      <w:proofErr w:type="gramStart"/>
       <w:r>
         <w:rPr>
           <w:lang w:val="en-US"/>
@@ -7151,6 +7633,7 @@
         <w:t>transform.rotation</w:t>
       </w:r>
       <w:proofErr w:type="spellEnd"/>
+      <w:proofErr w:type="gramEnd"/>
       <w:r>
         <w:rPr>
           <w:lang w:val="en-US"/>
@@ -7172,6 +7655,7 @@
         <w:t>(</w:t>
       </w:r>
       <w:proofErr w:type="spellStart"/>
+      <w:proofErr w:type="gramStart"/>
       <w:r>
         <w:rPr>
           <w:lang w:val="en-US"/>
@@ -7179,6 +7663,7 @@
         <w:t>transform.rotation</w:t>
       </w:r>
       <w:proofErr w:type="spellEnd"/>
+      <w:proofErr w:type="gramEnd"/>
       <w:r>
         <w:rPr>
           <w:lang w:val="en-US"/>
@@ -7200,6 +7685,7 @@
         <w:t>(_</w:t>
       </w:r>
       <w:proofErr w:type="spellStart"/>
+      <w:proofErr w:type="gramStart"/>
       <w:r>
         <w:rPr>
           <w:lang w:val="en-US"/>
@@ -7207,6 +7693,7 @@
         <w:t>target.position</w:t>
       </w:r>
       <w:proofErr w:type="spellEnd"/>
+      <w:proofErr w:type="gramEnd"/>
       <w:r>
         <w:rPr>
           <w:lang w:val="en-US"/>
@@ -7214,6 +7701,7 @@
         <w:t xml:space="preserve"> - </w:t>
       </w:r>
       <w:proofErr w:type="spellStart"/>
+      <w:proofErr w:type="gramStart"/>
       <w:r>
         <w:rPr>
           <w:lang w:val="en-US"/>
@@ -7221,6 +7709,7 @@
         <w:t>transform.position</w:t>
       </w:r>
       <w:proofErr w:type="spellEnd"/>
+      <w:proofErr w:type="gramEnd"/>
       <w:r>
         <w:rPr>
           <w:lang w:val="en-US"/>
@@ -7228,6 +7717,7 @@
         <w:t>), _</w:t>
       </w:r>
       <w:proofErr w:type="spellStart"/>
+      <w:proofErr w:type="gramStart"/>
       <w:r>
         <w:rPr>
           <w:lang w:val="en-US"/>
@@ -7235,6 +7725,7 @@
         <w:t>config.RotationSmoothing</w:t>
       </w:r>
       <w:proofErr w:type="spellEnd"/>
+      <w:proofErr w:type="gramEnd"/>
       <w:r>
         <w:rPr>
           <w:lang w:val="en-US"/>
@@ -7370,22 +7861,65 @@
         <w:rPr>
           <w:lang w:val="en-US"/>
         </w:rPr>
-        <w:t xml:space="preserve">  - builder.Register&lt;CarMovementService&gt;(Lifetime.Singleton).As&lt;ICarMovementService&gt;();</w:t>
-      </w:r>
-    </w:p>
-    <w:p>
-      <w:pPr>
-        <w:rPr>
-          <w:lang w:val="en-US"/>
-        </w:rPr>
-      </w:pPr>
-      <w:r>
-        <w:rPr>
-          <w:lang w:val="en-US"/>
-        </w:rPr>
         <w:t xml:space="preserve">  - </w:t>
       </w:r>
-      <w:proofErr w:type="spellStart"/>
+      <w:proofErr w:type="gramStart"/>
+      <w:r>
+        <w:rPr>
+          <w:lang w:val="en-US"/>
+        </w:rPr>
+        <w:t>builder.Register</w:t>
+      </w:r>
+      <w:proofErr w:type="gramEnd"/>
+      <w:r>
+        <w:rPr>
+          <w:lang w:val="en-US"/>
+        </w:rPr>
+        <w:t>&lt;CarMovementService&gt;(Lifetime.Singleton</w:t>
+      </w:r>
+      <w:proofErr w:type="gramStart"/>
+      <w:r>
+        <w:rPr>
+          <w:lang w:val="en-US"/>
+        </w:rPr>
+        <w:t>).As</w:t>
+      </w:r>
+      <w:proofErr w:type="gramEnd"/>
+      <w:r>
+        <w:rPr>
+          <w:lang w:val="en-US"/>
+        </w:rPr>
+        <w:t>&lt;ICarMovementService</w:t>
+      </w:r>
+      <w:proofErr w:type="gramStart"/>
+      <w:r>
+        <w:rPr>
+          <w:lang w:val="en-US"/>
+        </w:rPr>
+        <w:t>&gt;(</w:t>
+      </w:r>
+      <w:proofErr w:type="gramEnd"/>
+      <w:r>
+        <w:rPr>
+          <w:lang w:val="en-US"/>
+        </w:rPr>
+        <w:t>);</w:t>
+      </w:r>
+    </w:p>
+    <w:p>
+      <w:pPr>
+        <w:rPr>
+          <w:lang w:val="en-US"/>
+        </w:rPr>
+      </w:pPr>
+      <w:r>
+        <w:rPr>
+          <w:lang w:val="en-US"/>
+        </w:rPr>
+        <w:t xml:space="preserve">  - </w:t>
+      </w:r>
+      <w:proofErr w:type="spellStart"/>
+      <w:proofErr w:type="gramStart"/>
       <w:r>
         <w:rPr>
           <w:lang w:val="en-US"/>
@@ -7393,6 +7927,7 @@
         <w:t>builder.RegisterComponentInHierarchy</w:t>
       </w:r>
       <w:proofErr w:type="spellEnd"/>
+      <w:proofErr w:type="gramEnd"/>
       <w:r>
         <w:rPr>
           <w:lang w:val="en-US"/>
@@ -7407,11 +7942,19 @@
         <w:t>CarController</w:t>
       </w:r>
       <w:proofErr w:type="spellEnd"/>
-      <w:r>
-        <w:rPr>
-          <w:lang w:val="en-US"/>
-        </w:rPr>
-        <w:t xml:space="preserve">&gt;(); — </w:t>
+      <w:proofErr w:type="gramStart"/>
+      <w:r>
+        <w:rPr>
+          <w:lang w:val="en-US"/>
+        </w:rPr>
+        <w:t>&gt;(</w:t>
+      </w:r>
+      <w:proofErr w:type="gramEnd"/>
+      <w:r>
+        <w:rPr>
+          <w:lang w:val="en-US"/>
+        </w:rPr>
+        <w:t xml:space="preserve">); — </w:t>
       </w:r>
       <w:r>
         <w:t>чтобы</w:t>
@@ -7694,11 +8237,19 @@
         <w:t>CenterOfMassOffset</w:t>
       </w:r>
       <w:proofErr w:type="spellEnd"/>
-      <w:r>
-        <w:rPr>
-          <w:lang w:val="en-US"/>
-        </w:rPr>
-        <w:t xml:space="preserve">=(0,-0.4,0), </w:t>
+      <w:proofErr w:type="gramStart"/>
+      <w:r>
+        <w:rPr>
+          <w:lang w:val="en-US"/>
+        </w:rPr>
+        <w:t>=(</w:t>
+      </w:r>
+      <w:proofErr w:type="gramEnd"/>
+      <w:r>
+        <w:rPr>
+          <w:lang w:val="en-US"/>
+        </w:rPr>
+        <w:t xml:space="preserve">0,-0.4,0), </w:t>
       </w:r>
       <w:proofErr w:type="spellStart"/>
       <w:r>
@@ -7894,7 +8445,21 @@
         <w:rPr>
           <w:lang w:val="en-US"/>
         </w:rPr>
-        <w:t xml:space="preserve">/Setup/Build Car Prefab From Selected FBX — </w:t>
+        <w:t xml:space="preserve">/Setup/Build Car Prefab </w:t>
+      </w:r>
+      <w:proofErr w:type="gramStart"/>
+      <w:r>
+        <w:rPr>
+          <w:lang w:val="en-US"/>
+        </w:rPr>
+        <w:t>From</w:t>
+      </w:r>
+      <w:proofErr w:type="gramEnd"/>
+      <w:r>
+        <w:rPr>
+          <w:lang w:val="en-US"/>
+        </w:rPr>
+        <w:t xml:space="preserve"> Selected FBX — </w:t>
       </w:r>
       <w:r>
         <w:t>выделил</w:t>
@@ -9021,7 +9586,21 @@
         <w:rPr>
           <w:lang w:val="en-US"/>
         </w:rPr>
-        <w:t xml:space="preserve"> Build Car Prefab From Selected FBX → prefab </w:t>
+        <w:t xml:space="preserve"> Build Car Prefab </w:t>
+      </w:r>
+      <w:proofErr w:type="gramStart"/>
+      <w:r>
+        <w:rPr>
+          <w:lang w:val="en-US"/>
+        </w:rPr>
+        <w:t>From</w:t>
+      </w:r>
+      <w:proofErr w:type="gramEnd"/>
+      <w:r>
+        <w:rPr>
+          <w:lang w:val="en-US"/>
+        </w:rPr>
+        <w:t xml:space="preserve"> Selected FBX → prefab </w:t>
       </w:r>
       <w:r>
         <w:t>в</w:t>
@@ -9365,6 +9944,7 @@
         <w:t xml:space="preserve"> — SO </w:t>
       </w:r>
       <w:proofErr w:type="spellStart"/>
+      <w:proofErr w:type="gramStart"/>
       <w:r>
         <w:rPr>
           <w:lang w:val="en-US"/>
@@ -9376,7 +9956,14 @@
         <w:rPr>
           <w:lang w:val="en-US"/>
         </w:rPr>
-        <w:t>[] (</w:t>
+        <w:t>[</w:t>
+      </w:r>
+      <w:proofErr w:type="gramEnd"/>
+      <w:r>
+        <w:rPr>
+          <w:lang w:val="en-US"/>
+        </w:rPr>
+        <w:t>] (</w:t>
       </w:r>
       <w:r>
         <w:t>полная</w:t>
@@ -9839,7 +10426,15 @@
       </w:r>
       <w:proofErr w:type="spellEnd"/>
       <w:r>
-        <w:t>; Launch() проигрывает + возвращает себя в пул по завершении.</w:t>
+        <w:t xml:space="preserve">; </w:t>
+      </w:r>
+      <w:proofErr w:type="gramStart"/>
+      <w:r>
+        <w:t>Launch(</w:t>
+      </w:r>
+      <w:proofErr w:type="gramEnd"/>
+      <w:r>
+        <w:t>) проигрывает + возвращает себя в пул по завершении.</w:t>
       </w:r>
     </w:p>
     <w:p>
@@ -9905,6 +10500,7 @@
         <w:t xml:space="preserve"> — публичный </w:t>
       </w:r>
       <w:proofErr w:type="spellStart"/>
+      <w:proofErr w:type="gramStart"/>
       <w:r>
         <w:t>PlayEffect</w:t>
       </w:r>
@@ -9914,7 +10510,11 @@
       </w:r>
       <w:proofErr w:type="spellStart"/>
       <w:r>
-        <w:t>VfxEffectType,pos,rot</w:t>
+        <w:t>VfxEffectType,pos</w:t>
+      </w:r>
+      <w:proofErr w:type="gramEnd"/>
+      <w:r>
+        <w:t>,rot</w:t>
       </w:r>
       <w:proofErr w:type="spellEnd"/>
       <w:r>
@@ -9987,14 +10587,28 @@
         <w:rPr>
           <w:lang w:val="en-US"/>
         </w:rPr>
-        <w:t xml:space="preserve"> → editor-script-creator)</w:t>
-      </w:r>
-      <w:proofErr w:type="spellStart"/>
-      <w:r>
-        <w:rPr>
-          <w:lang w:val="en-US"/>
-        </w:rPr>
-        <w:t>visual→CarController</w:t>
+        <w:t xml:space="preserve"> → editor-script-</w:t>
+      </w:r>
+      <w:proofErr w:type="gramStart"/>
+      <w:r>
+        <w:rPr>
+          <w:lang w:val="en-US"/>
+        </w:rPr>
+        <w:t>creator)</w:t>
+      </w:r>
+      <w:proofErr w:type="spellStart"/>
+      <w:r>
+        <w:rPr>
+          <w:lang w:val="en-US"/>
+        </w:rPr>
+        <w:t>visual</w:t>
+      </w:r>
+      <w:proofErr w:type="gramEnd"/>
+      <w:r>
+        <w:rPr>
+          <w:lang w:val="en-US"/>
+        </w:rPr>
+        <w:t>→CarController</w:t>
       </w:r>
       <w:proofErr w:type="spellEnd"/>
       <w:r>
@@ -10319,7 +10933,15 @@
       </w:r>
       <w:proofErr w:type="spellEnd"/>
       <w:r>
-        <w:t xml:space="preserve"> вместо одиночных RegisterComponentInHierarchy&lt;CarController&gt;/&lt;CarDamageVisualController&gt; — </w:t>
+        <w:t xml:space="preserve"> вместо одиночных </w:t>
+      </w:r>
+      <w:proofErr w:type="gramStart"/>
+      <w:r>
+        <w:t>RegisterComponentInHierarchy&lt;</w:t>
+      </w:r>
+      <w:proofErr w:type="gramEnd"/>
+      <w:r>
+        <w:t xml:space="preserve">CarController&gt;/&lt;CarDamageVisualController&gt; — </w:t>
       </w:r>
       <w:proofErr w:type="spellStart"/>
       <w:r>
@@ -10330,12 +10952,17 @@
         <w:t xml:space="preserve"> </w:t>
       </w:r>
       <w:proofErr w:type="spellStart"/>
+      <w:proofErr w:type="gramStart"/>
       <w:r>
         <w:t>GameObject</w:t>
       </w:r>
       <w:proofErr w:type="spellEnd"/>
       <w:r>
-        <w:t>[] _</w:t>
+        <w:t>[</w:t>
+      </w:r>
+      <w:proofErr w:type="gramEnd"/>
+      <w:r>
+        <w:t>] _</w:t>
       </w:r>
       <w:proofErr w:type="spellStart"/>
       <w:r>
@@ -10354,10 +10981,12 @@
         <w:t xml:space="preserve">, который вызывает </w:t>
       </w:r>
       <w:proofErr w:type="spellStart"/>
+      <w:proofErr w:type="gramStart"/>
       <w:r>
         <w:t>container.InjectGameObject</w:t>
       </w:r>
       <w:proofErr w:type="spellEnd"/>
+      <w:proofErr w:type="gramEnd"/>
       <w:r>
         <w:t>(</w:t>
       </w:r>
@@ -10468,12 +11097,17 @@
         <w:t xml:space="preserve">3. Источник ввода на каждую машину (ключевая абстракция). Новый </w:t>
       </w:r>
       <w:proofErr w:type="spellStart"/>
+      <w:proofErr w:type="gramStart"/>
       <w:r>
         <w:t>AiInputProvider</w:t>
       </w:r>
       <w:proofErr w:type="spellEnd"/>
       <w:r>
-        <w:t xml:space="preserve"> : </w:t>
+        <w:t xml:space="preserve"> :</w:t>
+      </w:r>
+      <w:proofErr w:type="gramEnd"/>
+      <w:r>
+        <w:t xml:space="preserve"> </w:t>
       </w:r>
       <w:proofErr w:type="spellStart"/>
       <w:r>
@@ -10516,6 +11150,7 @@
         <w:t xml:space="preserve"> получает </w:t>
       </w:r>
       <w:proofErr w:type="spellStart"/>
+      <w:proofErr w:type="gramStart"/>
       <w:r>
         <w:t>SetInputSource</w:t>
       </w:r>
@@ -10524,6 +11159,7 @@
         <w:t>(</w:t>
       </w:r>
       <w:proofErr w:type="spellStart"/>
+      <w:proofErr w:type="gramEnd"/>
       <w:r>
         <w:t>IInputProvider</w:t>
       </w:r>
@@ -10694,6 +11330,7 @@
         <w:t xml:space="preserve"> — SO: </w:t>
       </w:r>
       <w:proofErr w:type="spellStart"/>
+      <w:proofErr w:type="gramStart"/>
       <w:r>
         <w:rPr>
           <w:lang w:val="en-US"/>
@@ -10705,7 +11342,14 @@
         <w:rPr>
           <w:lang w:val="en-US"/>
         </w:rPr>
-        <w:t xml:space="preserve">(0..1), </w:t>
+        <w:t>(0..</w:t>
+      </w:r>
+      <w:proofErr w:type="gramEnd"/>
+      <w:r>
+        <w:rPr>
+          <w:lang w:val="en-US"/>
+        </w:rPr>
+        <w:t xml:space="preserve">1), </w:t>
       </w:r>
       <w:proofErr w:type="spellStart"/>
       <w:r>
@@ -10889,7 +11533,21 @@
         <w:rPr>
           <w:lang w:val="en-US"/>
         </w:rPr>
-        <w:t xml:space="preserve"> Tick(ref </w:t>
+        <w:t xml:space="preserve"> </w:t>
+      </w:r>
+      <w:proofErr w:type="gramStart"/>
+      <w:r>
+        <w:rPr>
+          <w:lang w:val="en-US"/>
+        </w:rPr>
+        <w:t>Tick(</w:t>
+      </w:r>
+      <w:proofErr w:type="gramEnd"/>
+      <w:r>
+        <w:rPr>
+          <w:lang w:val="en-US"/>
+        </w:rPr>
+        <w:t xml:space="preserve">ref </w:t>
       </w:r>
       <w:proofErr w:type="spellStart"/>
       <w:r>
@@ -11007,6 +11665,7 @@
         <w:t xml:space="preserve"> </w:t>
       </w:r>
       <w:proofErr w:type="spellStart"/>
+      <w:proofErr w:type="gramStart"/>
       <w:r>
         <w:rPr>
           <w:lang w:val="en-US"/>
@@ -11021,6 +11680,7 @@
         <w:t>&lt;</w:t>
       </w:r>
       <w:proofErr w:type="spellStart"/>
+      <w:proofErr w:type="gramEnd"/>
       <w:r>
         <w:rPr>
           <w:lang w:val="en-US"/>
@@ -11192,6 +11852,7 @@
         <w:t xml:space="preserve">] </w:t>
       </w:r>
       <w:proofErr w:type="spellStart"/>
+      <w:proofErr w:type="gramStart"/>
       <w:r>
         <w:t>Construct</w:t>
       </w:r>
@@ -11200,6 +11861,7 @@
         <w:t>(</w:t>
       </w:r>
       <w:proofErr w:type="spellStart"/>
+      <w:proofErr w:type="gramEnd"/>
       <w:r>
         <w:t>IEnemyAIService</w:t>
       </w:r>
@@ -11349,6 +12011,7 @@
         <w:t xml:space="preserve"> — public void </w:t>
       </w:r>
       <w:proofErr w:type="spellStart"/>
+      <w:proofErr w:type="gramStart"/>
       <w:r>
         <w:rPr>
           <w:lang w:val="en-US"/>
@@ -11363,6 +12026,7 @@
         <w:t>(</w:t>
       </w:r>
       <w:proofErr w:type="spellStart"/>
+      <w:proofErr w:type="gramEnd"/>
       <w:r>
         <w:rPr>
           <w:lang w:val="en-US"/>
@@ -12452,7 +13116,14 @@
         <w:rPr>
           <w:lang w:val="en-US"/>
         </w:rPr>
-        <w:t xml:space="preserve"> { </w:t>
+        <w:t xml:space="preserve"> </w:t>
+      </w:r>
+      <w:proofErr w:type="gramStart"/>
+      <w:r>
+        <w:rPr>
+          <w:lang w:val="en-US"/>
+        </w:rPr>
+        <w:t xml:space="preserve">{ </w:t>
       </w:r>
       <w:proofErr w:type="spellStart"/>
       <w:r>
@@ -12462,6 +13133,7 @@
         <w:t>EnemyPersonalityConfig</w:t>
       </w:r>
       <w:proofErr w:type="spellEnd"/>
+      <w:proofErr w:type="gramEnd"/>
       <w:r>
         <w:rPr>
           <w:lang w:val="en-US"/>
@@ -12480,7 +13152,21 @@
         <w:rPr>
           <w:lang w:val="en-US"/>
         </w:rPr>
-        <w:t xml:space="preserve"> car; } + int </w:t>
+        <w:t xml:space="preserve"> car</w:t>
+      </w:r>
+      <w:proofErr w:type="gramStart"/>
+      <w:r>
+        <w:rPr>
+          <w:lang w:val="en-US"/>
+        </w:rPr>
+        <w:t>; }</w:t>
+      </w:r>
+      <w:proofErr w:type="gramEnd"/>
+      <w:r>
+        <w:rPr>
+          <w:lang w:val="en-US"/>
+        </w:rPr>
+        <w:t xml:space="preserve"> + int </w:t>
       </w:r>
       <w:proofErr w:type="spellStart"/>
       <w:r>
@@ -14281,6 +14967,7 @@
         <w:t xml:space="preserve">(...), </w:t>
       </w:r>
       <w:proofErr w:type="spellStart"/>
+      <w:proofErr w:type="gramStart"/>
       <w:r>
         <w:rPr>
           <w:lang w:val="en-US"/>
@@ -14295,6 +14982,7 @@
         <w:t>(</w:t>
       </w:r>
       <w:proofErr w:type="spellStart"/>
+      <w:proofErr w:type="gramEnd"/>
       <w:r>
         <w:rPr>
           <w:lang w:val="en-US"/>
@@ -14332,6 +15020,7 @@
         <w:t xml:space="preserve"> Instantiate +_</w:t>
       </w:r>
       <w:proofErr w:type="spellStart"/>
+      <w:proofErr w:type="gramStart"/>
       <w:r>
         <w:rPr>
           <w:lang w:val="en-US"/>
@@ -14339,6 +15028,7 @@
         <w:t>container.InjectGameObject</w:t>
       </w:r>
       <w:proofErr w:type="spellEnd"/>
+      <w:proofErr w:type="gramEnd"/>
       <w:r>
         <w:rPr>
           <w:lang w:val="en-US"/>
@@ -14674,7 +15364,14 @@
         <w:rPr>
           <w:lang w:val="en-US"/>
         </w:rPr>
-        <w:t xml:space="preserve"> { </w:t>
+        <w:t xml:space="preserve"> </w:t>
+      </w:r>
+      <w:proofErr w:type="gramStart"/>
+      <w:r>
+        <w:rPr>
+          <w:lang w:val="en-US"/>
+        </w:rPr>
+        <w:t xml:space="preserve">{ </w:t>
       </w:r>
       <w:proofErr w:type="spellStart"/>
       <w:r>
@@ -14684,6 +15381,7 @@
         <w:t>RewardSource</w:t>
       </w:r>
       <w:proofErr w:type="spellEnd"/>
+      <w:proofErr w:type="gramEnd"/>
       <w:r>
         <w:rPr>
           <w:lang w:val="en-US"/>
@@ -14705,6 +15403,7 @@
         <w:t xml:space="preserve">, int </w:t>
       </w:r>
       <w:proofErr w:type="spellStart"/>
+      <w:proofErr w:type="gramStart"/>
       <w:r>
         <w:rPr>
           <w:lang w:val="en-US"/>
@@ -14716,7 +15415,14 @@
         <w:rPr>
           <w:lang w:val="en-US"/>
         </w:rPr>
-        <w:t xml:space="preserve"> } — §15.3 </w:t>
+        <w:t xml:space="preserve"> }</w:t>
+      </w:r>
+      <w:proofErr w:type="gramEnd"/>
+      <w:r>
+        <w:rPr>
+          <w:lang w:val="en-US"/>
+        </w:rPr>
+        <w:t xml:space="preserve"> — §15.3 </w:t>
       </w:r>
       <w:r>
         <w:t>предохранитель</w:t>
@@ -14752,9 +15458,24 @@
         <w:rPr>
           <w:lang w:val="en-US"/>
         </w:rPr>
-        <w:t xml:space="preserve"> { int </w:t>
-      </w:r>
-      <w:proofErr w:type="spellStart"/>
+        <w:t xml:space="preserve"> </w:t>
+      </w:r>
+      <w:proofErr w:type="gramStart"/>
+      <w:r>
+        <w:rPr>
+          <w:lang w:val="en-US"/>
+        </w:rPr>
+        <w:t>{ int</w:t>
+      </w:r>
+      <w:proofErr w:type="gramEnd"/>
+      <w:r>
+        <w:rPr>
+          <w:lang w:val="en-US"/>
+        </w:rPr>
+        <w:t xml:space="preserve"> </w:t>
+      </w:r>
+      <w:proofErr w:type="spellStart"/>
+      <w:proofErr w:type="gramStart"/>
       <w:r>
         <w:rPr>
           <w:lang w:val="en-US"/>
@@ -14768,6 +15489,7 @@
         </w:rPr>
         <w:t xml:space="preserve"> }</w:t>
       </w:r>
+      <w:proofErr w:type="gramEnd"/>
     </w:p>
     <w:p>
       <w:pPr>
@@ -14793,7 +15515,14 @@
         <w:rPr>
           <w:lang w:val="en-US"/>
         </w:rPr>
-        <w:t xml:space="preserve"> { </w:t>
+        <w:t xml:space="preserve"> </w:t>
+      </w:r>
+      <w:proofErr w:type="gramStart"/>
+      <w:r>
+        <w:rPr>
+          <w:lang w:val="en-US"/>
+        </w:rPr>
+        <w:t xml:space="preserve">{ </w:t>
       </w:r>
       <w:proofErr w:type="spellStart"/>
       <w:r>
@@ -14803,6 +15532,7 @@
         <w:t>CarId</w:t>
       </w:r>
       <w:proofErr w:type="spellEnd"/>
+      <w:proofErr w:type="gramEnd"/>
       <w:r>
         <w:rPr>
           <w:lang w:val="en-US"/>
@@ -14821,7 +15551,21 @@
         <w:rPr>
           <w:lang w:val="en-US"/>
         </w:rPr>
-        <w:t xml:space="preserve">, float duration } — </w:t>
+        <w:t xml:space="preserve">, float </w:t>
+      </w:r>
+      <w:proofErr w:type="gramStart"/>
+      <w:r>
+        <w:rPr>
+          <w:lang w:val="en-US"/>
+        </w:rPr>
+        <w:t>duration }</w:t>
+      </w:r>
+      <w:proofErr w:type="gramEnd"/>
+      <w:r>
+        <w:rPr>
+          <w:lang w:val="en-US"/>
+        </w:rPr>
+        <w:t xml:space="preserve"> — </w:t>
       </w:r>
       <w:r>
         <w:t>уже</w:t>
@@ -14902,7 +15646,14 @@
         <w:rPr>
           <w:lang w:val="en-US"/>
         </w:rPr>
-        <w:t xml:space="preserve"> { </w:t>
+        <w:t xml:space="preserve"> </w:t>
+      </w:r>
+      <w:proofErr w:type="gramStart"/>
+      <w:r>
+        <w:rPr>
+          <w:lang w:val="en-US"/>
+        </w:rPr>
+        <w:t xml:space="preserve">{ </w:t>
       </w:r>
       <w:proofErr w:type="spellStart"/>
       <w:r>
@@ -14912,6 +15663,7 @@
         <w:t>CarId</w:t>
       </w:r>
       <w:proofErr w:type="spellEnd"/>
+      <w:proofErr w:type="gramEnd"/>
       <w:r>
         <w:rPr>
           <w:lang w:val="en-US"/>
@@ -14930,7 +15682,21 @@
         <w:rPr>
           <w:lang w:val="en-US"/>
         </w:rPr>
-        <w:t xml:space="preserve"> type } (</w:t>
+        <w:t xml:space="preserve"> </w:t>
+      </w:r>
+      <w:proofErr w:type="gramStart"/>
+      <w:r>
+        <w:rPr>
+          <w:lang w:val="en-US"/>
+        </w:rPr>
+        <w:t>type }</w:t>
+      </w:r>
+      <w:proofErr w:type="gramEnd"/>
+      <w:r>
+        <w:rPr>
+          <w:lang w:val="en-US"/>
+        </w:rPr>
+        <w:t xml:space="preserve"> (</w:t>
       </w:r>
       <w:proofErr w:type="spellStart"/>
       <w:r>
@@ -15204,7 +15970,15 @@
       </w:r>
       <w:proofErr w:type="spellEnd"/>
       <w:r>
-        <w:t>&lt;&gt;/As&lt;&gt; для сервисов/фабрик.</w:t>
+        <w:t>&lt;&gt;/</w:t>
+      </w:r>
+      <w:proofErr w:type="gramStart"/>
+      <w:r>
+        <w:t>As&lt;</w:t>
+      </w:r>
+      <w:proofErr w:type="gramEnd"/>
+      <w:r>
+        <w:t>&gt; для сервисов/фабрик.</w:t>
       </w:r>
     </w:p>
     <w:p>
@@ -15868,7 +16642,21 @@
         <w:rPr>
           <w:lang w:val="en-US"/>
         </w:rPr>
-        <w:t xml:space="preserve"> Derby_Arena_01.unity: floor </w:t>
+        <w:t xml:space="preserve"> Derby_Arena_</w:t>
+      </w:r>
+      <w:proofErr w:type="gramStart"/>
+      <w:r>
+        <w:rPr>
+          <w:lang w:val="en-US"/>
+        </w:rPr>
+        <w:t>01.unity</w:t>
+      </w:r>
+      <w:proofErr w:type="gramEnd"/>
+      <w:r>
+        <w:rPr>
+          <w:lang w:val="en-US"/>
+        </w:rPr>
+        <w:t xml:space="preserve">: floor </w:t>
       </w:r>
       <w:proofErr w:type="spellStart"/>
       <w:r>
@@ -16539,8 +17327,13 @@
         <w:t>cli-workflow</w:t>
       </w:r>
       <w:proofErr w:type="spellEnd"/>
-      <w:r>
-        <w:t xml:space="preserve"> §аудит — после шагов 3/6/9; шаг 6 ещё впереди, но шаг 5 объёмный, разумно прогнать сейчас).</w:t>
+      <w:proofErr w:type="gramStart"/>
+      <w:r>
+        <w:t xml:space="preserve"> §аудит</w:t>
+      </w:r>
+      <w:proofErr w:type="gramEnd"/>
+      <w:r>
+        <w:t xml:space="preserve"> — после шагов 3/6/9; шаг 6 ещё впереди, но шаг 5 объёмный, разумно прогнать сейчас).</w:t>
       </w:r>
     </w:p>
     <w:p/>
@@ -16956,7 +17749,15 @@
         <w:t>⚠️</w:t>
       </w:r>
       <w:r>
-        <w:t xml:space="preserve"> Старт из главного меню — Шаг 8 (пока авто-старт сцены)</w:t>
+        <w:t xml:space="preserve"> Старт из главного меню — Шаг 8 (пока </w:t>
+      </w:r>
+      <w:proofErr w:type="gramStart"/>
+      <w:r>
+        <w:t>авто-старт</w:t>
+      </w:r>
+      <w:proofErr w:type="gramEnd"/>
+      <w:r>
+        <w:t xml:space="preserve"> сцены)</w:t>
       </w:r>
     </w:p>
     <w:p/>
@@ -20680,7 +21481,15 @@
       </w:r>
       <w:proofErr w:type="spellEnd"/>
       <w:r>
-        <w:t xml:space="preserve"> отсутствует, из машин игрока есть только Car_Sport_09.prefab.</w:t>
+        <w:t xml:space="preserve"> отсутствует, из машин игрока есть только Car_Sport_</w:t>
+      </w:r>
+      <w:proofErr w:type="gramStart"/>
+      <w:r>
+        <w:t>09.prefab</w:t>
+      </w:r>
+      <w:proofErr w:type="gramEnd"/>
+      <w:r>
+        <w:t>.</w:t>
       </w:r>
     </w:p>
     <w:p/>
@@ -21141,7 +21950,21 @@
         <w:rPr>
           <w:lang w:val="en-US"/>
         </w:rPr>
-        <w:t xml:space="preserve"> + .asset; </w:t>
+        <w:t xml:space="preserve"> </w:t>
+      </w:r>
+      <w:proofErr w:type="gramStart"/>
+      <w:r>
+        <w:rPr>
+          <w:lang w:val="en-US"/>
+        </w:rPr>
+        <w:t>+ .asset</w:t>
+      </w:r>
+      <w:proofErr w:type="gramEnd"/>
+      <w:r>
+        <w:rPr>
+          <w:lang w:val="en-US"/>
+        </w:rPr>
+        <w:t xml:space="preserve">; </w:t>
       </w:r>
       <w:r>
         <w:t>сборка</w:t>
@@ -22044,6 +22867,128 @@
         <w:t>: HUD в обеих игровых сценах, оверлей удалён.</w:t>
       </w:r>
     </w:p>
+    <w:p/>
+    <w:p>
+      <w:r>
+        <w:t xml:space="preserve">План шага 9 — Mobile </w:t>
+      </w:r>
+      <w:proofErr w:type="spellStart"/>
+      <w:r>
+        <w:t>input</w:t>
+      </w:r>
+      <w:proofErr w:type="spellEnd"/>
+    </w:p>
+    <w:p/>
+    <w:p>
+      <w:r>
+        <w:t xml:space="preserve">Цель (§19): играется на телефоне. Контракт §3: </w:t>
+      </w:r>
+      <w:proofErr w:type="spellStart"/>
+      <w:r>
+        <w:t>Move</w:t>
+      </w:r>
+      <w:proofErr w:type="spellEnd"/>
+      <w:r>
+        <w:t xml:space="preserve"> = левый стик, Look = правый стик (</w:t>
+      </w:r>
+      <w:proofErr w:type="spellStart"/>
+      <w:r>
+        <w:t>Flight</w:t>
+      </w:r>
+      <w:proofErr w:type="spellEnd"/>
+      <w:r>
+        <w:t xml:space="preserve">), кнопки </w:t>
+      </w:r>
+      <w:proofErr w:type="spellStart"/>
+      <w:r>
+        <w:t>Handbrake</w:t>
+      </w:r>
+      <w:proofErr w:type="spellEnd"/>
+      <w:r>
+        <w:t xml:space="preserve"> / Nitro / </w:t>
+      </w:r>
+      <w:proofErr w:type="spellStart"/>
+      <w:r>
+        <w:t>Eject</w:t>
+      </w:r>
+      <w:proofErr w:type="spellEnd"/>
+      <w:r>
+        <w:t xml:space="preserve"> / </w:t>
+      </w:r>
+      <w:proofErr w:type="spellStart"/>
+      <w:r>
+        <w:t>MidairBoost</w:t>
+      </w:r>
+      <w:proofErr w:type="spellEnd"/>
+      <w:r>
+        <w:t xml:space="preserve"> / </w:t>
+      </w:r>
+      <w:proofErr w:type="spellStart"/>
+      <w:r>
+        <w:t>Pause</w:t>
+      </w:r>
+      <w:proofErr w:type="spellEnd"/>
+      <w:r>
+        <w:t>.</w:t>
+      </w:r>
+    </w:p>
+    <w:p/>
+    <w:p>
+      <w:r>
+        <w:t>Новый код (</w:t>
+      </w:r>
+      <w:proofErr w:type="spellStart"/>
+      <w:r>
+        <w:t>code-writer</w:t>
+      </w:r>
+      <w:proofErr w:type="spellEnd"/>
+      <w:r>
+        <w:t>)</w:t>
+      </w:r>
+    </w:p>
+    <w:p>
+      <w:r>
+        <w:rPr>
+          <w:noProof/>
+        </w:rPr>
+        <w:drawing>
+          <wp:inline distT="0" distB="0" distL="0" distR="0" wp14:anchorId="2318814A" wp14:editId="64C7DCED">
+            <wp:extent cx="6581991" cy="1539433"/>
+            <wp:effectExtent l="0" t="0" r="0" b="3810"/>
+            <wp:docPr id="263596396" name="Рисунок 1"/>
+            <wp:cNvGraphicFramePr>
+              <a:graphicFrameLocks xmlns:a="http://schemas.openxmlformats.org/drawingml/2006/main" noChangeAspect="1"/>
+            </wp:cNvGraphicFramePr>
+            <a:graphic xmlns:a="http://schemas.openxmlformats.org/drawingml/2006/main">
+              <a:graphicData uri="http://schemas.openxmlformats.org/drawingml/2006/picture">
+                <pic:pic xmlns:pic="http://schemas.openxmlformats.org/drawingml/2006/picture">
+                  <pic:nvPicPr>
+                    <pic:cNvPr id="263596396" name=""/>
+                    <pic:cNvPicPr/>
+                  </pic:nvPicPr>
+                  <pic:blipFill>
+                    <a:blip r:embed="rId17"/>
+                    <a:stretch>
+                      <a:fillRect/>
+                    </a:stretch>
+                  </pic:blipFill>
+                  <pic:spPr>
+                    <a:xfrm>
+                      <a:off x="0" y="0"/>
+                      <a:ext cx="6591745" cy="1541714"/>
+                    </a:xfrm>
+                    <a:prstGeom prst="rect">
+                      <a:avLst/>
+                    </a:prstGeom>
+                  </pic:spPr>
+                </pic:pic>
+              </a:graphicData>
+            </a:graphic>
+          </wp:inline>
+        </w:drawing>
+      </w:r>
+    </w:p>
+    <w:p/>
     <w:sectPr>
       <w:pgSz w:w="11906" w:h="16838"/>
       <w:pgMar w:top="1134" w:right="850" w:bottom="1134" w:left="1701" w:header="708" w:footer="708" w:gutter="0"/>

--- a/docs/архитектура с первого шага.docx
+++ b/docs/архитектура с первого шага.docx
@@ -1530,21 +1530,7 @@
         <w:rPr>
           <w:lang w:val="en-US"/>
         </w:rPr>
-        <w:t xml:space="preserve"> </w:t>
-      </w:r>
-      <w:proofErr w:type="gramStart"/>
-      <w:r>
-        <w:rPr>
-          <w:lang w:val="en-US"/>
-        </w:rPr>
-        <w:t>T :</w:t>
-      </w:r>
-      <w:proofErr w:type="gramEnd"/>
-      <w:r>
-        <w:rPr>
-          <w:lang w:val="en-US"/>
-        </w:rPr>
-        <w:t xml:space="preserve"> struct</w:t>
+        <w:t xml:space="preserve"> T : struct</w:t>
       </w:r>
     </w:p>
     <w:p>
@@ -1778,1037 +1764,973 @@
         <w:rPr>
           <w:lang w:val="en-US"/>
         </w:rPr>
+        <w:t xml:space="preserve"> — Enter(), Exit(), Tick()</w:t>
+      </w:r>
+    </w:p>
+    <w:p>
+      <w:r>
+        <w:rPr>
+          <w:lang w:val="en-US"/>
+        </w:rPr>
+        <w:t xml:space="preserve">  - Core/</w:t>
+      </w:r>
+      <w:proofErr w:type="spellStart"/>
+      <w:r>
+        <w:rPr>
+          <w:lang w:val="en-US"/>
+        </w:rPr>
+        <w:t>StateMachine</w:t>
+      </w:r>
+      <w:proofErr w:type="spellEnd"/>
+      <w:r>
+        <w:rPr>
+          <w:lang w:val="en-US"/>
+        </w:rPr>
+        <w:t>/</w:t>
+      </w:r>
+      <w:proofErr w:type="spellStart"/>
+      <w:r>
+        <w:rPr>
+          <w:lang w:val="en-US"/>
+        </w:rPr>
+        <w:t>StateMachine.cs</w:t>
+      </w:r>
+      <w:proofErr w:type="spellEnd"/>
+      <w:r>
+        <w:rPr>
+          <w:lang w:val="en-US"/>
+        </w:rPr>
+        <w:t xml:space="preserve"> — generic </w:t>
+      </w:r>
+      <w:proofErr w:type="spellStart"/>
+      <w:r>
+        <w:rPr>
+          <w:lang w:val="en-US"/>
+        </w:rPr>
+        <w:t>StateMachine</w:t>
+      </w:r>
+      <w:proofErr w:type="spellEnd"/>
+      <w:r>
+        <w:rPr>
+          <w:lang w:val="en-US"/>
+        </w:rPr>
+        <w:t>&lt;</w:t>
+      </w:r>
+      <w:proofErr w:type="spellStart"/>
+      <w:r>
+        <w:rPr>
+          <w:lang w:val="en-US"/>
+        </w:rPr>
+        <w:t>TEnum</w:t>
+      </w:r>
+      <w:proofErr w:type="spellEnd"/>
+      <w:r>
+        <w:rPr>
+          <w:lang w:val="en-US"/>
+        </w:rPr>
+        <w:t xml:space="preserve">&gt;: Current, </w:t>
+      </w:r>
+      <w:proofErr w:type="spellStart"/>
+      <w:r>
+        <w:rPr>
+          <w:lang w:val="en-US"/>
+        </w:rPr>
+        <w:t>ChangeState</w:t>
+      </w:r>
+      <w:proofErr w:type="spellEnd"/>
+      <w:r>
+        <w:rPr>
+          <w:lang w:val="en-US"/>
+        </w:rPr>
+        <w:t>(</w:t>
+      </w:r>
+      <w:proofErr w:type="spellStart"/>
+      <w:r>
+        <w:rPr>
+          <w:lang w:val="en-US"/>
+        </w:rPr>
+        <w:t>TEnum</w:t>
+      </w:r>
+      <w:proofErr w:type="spellEnd"/>
+      <w:r>
+        <w:rPr>
+          <w:lang w:val="en-US"/>
+        </w:rPr>
+        <w:t>), Push(</w:t>
+      </w:r>
+      <w:proofErr w:type="spellStart"/>
+      <w:r>
+        <w:rPr>
+          <w:lang w:val="en-US"/>
+        </w:rPr>
+        <w:t>TEnum</w:t>
+      </w:r>
+      <w:proofErr w:type="spellEnd"/>
+      <w:r>
+        <w:rPr>
+          <w:lang w:val="en-US"/>
+        </w:rPr>
+        <w:t xml:space="preserve">), Pop(), Tick(). </w:t>
+      </w:r>
+      <w:r>
+        <w:t>Стек реализует §15.3-предохранитель</w:t>
+      </w:r>
+    </w:p>
+    <w:p>
+      <w:r>
+        <w:t xml:space="preserve">  «</w:t>
+      </w:r>
+      <w:proofErr w:type="spellStart"/>
+      <w:r>
+        <w:t>push-pop</w:t>
+      </w:r>
+      <w:proofErr w:type="spellEnd"/>
+      <w:r>
+        <w:t xml:space="preserve"> для </w:t>
+      </w:r>
+      <w:proofErr w:type="spellStart"/>
+      <w:r>
+        <w:t>Pause</w:t>
+      </w:r>
+      <w:proofErr w:type="spellEnd"/>
+      <w:r>
+        <w:t xml:space="preserve"> и </w:t>
+      </w:r>
+      <w:proofErr w:type="spellStart"/>
+      <w:r>
+        <w:t>модалок</w:t>
+      </w:r>
+      <w:proofErr w:type="spellEnd"/>
+      <w:r>
+        <w:t>».</w:t>
+      </w:r>
+    </w:p>
+    <w:p/>
+    <w:p>
+      <w:r>
+        <w:t xml:space="preserve">  4. Core/</w:t>
+      </w:r>
+      <w:proofErr w:type="spellStart"/>
+      <w:r>
+        <w:t>Input</w:t>
+      </w:r>
+      <w:proofErr w:type="spellEnd"/>
+      <w:r>
+        <w:t xml:space="preserve"> — провайдер + контексты</w:t>
+      </w:r>
+    </w:p>
+    <w:p>
+      <w:pPr>
+        <w:rPr>
+          <w:lang w:val="en-US"/>
+        </w:rPr>
+      </w:pPr>
+      <w:r>
+        <w:t xml:space="preserve">  </w:t>
+      </w:r>
+      <w:r>
+        <w:rPr>
+          <w:lang w:val="en-US"/>
+        </w:rPr>
+        <w:t>- Core/Input/</w:t>
+      </w:r>
+      <w:proofErr w:type="spellStart"/>
+      <w:r>
+        <w:rPr>
+          <w:lang w:val="en-US"/>
+        </w:rPr>
+        <w:t>InputContext.cs</w:t>
+      </w:r>
+      <w:proofErr w:type="spellEnd"/>
+      <w:r>
+        <w:rPr>
+          <w:lang w:val="en-US"/>
+        </w:rPr>
         <w:t xml:space="preserve"> — </w:t>
       </w:r>
-      <w:proofErr w:type="gramStart"/>
-      <w:r>
-        <w:rPr>
-          <w:lang w:val="en-US"/>
-        </w:rPr>
-        <w:t>Enter(</w:t>
-      </w:r>
-      <w:proofErr w:type="gramEnd"/>
+      <w:proofErr w:type="spellStart"/>
+      <w:r>
+        <w:rPr>
+          <w:lang w:val="en-US"/>
+        </w:rPr>
+        <w:t>enum</w:t>
+      </w:r>
+      <w:proofErr w:type="spellEnd"/>
+      <w:r>
+        <w:rPr>
+          <w:lang w:val="en-US"/>
+        </w:rPr>
+        <w:t>: Driving, Flight, UI</w:t>
+      </w:r>
+    </w:p>
+    <w:p>
+      <w:pPr>
+        <w:rPr>
+          <w:lang w:val="en-US"/>
+        </w:rPr>
+      </w:pPr>
+      <w:r>
+        <w:rPr>
+          <w:lang w:val="en-US"/>
+        </w:rPr>
+        <w:t xml:space="preserve">  - Core/Input/</w:t>
+      </w:r>
+      <w:proofErr w:type="spellStart"/>
+      <w:r>
+        <w:rPr>
+          <w:lang w:val="en-US"/>
+        </w:rPr>
+        <w:t>IInputProvider.cs</w:t>
+      </w:r>
+      <w:proofErr w:type="spellEnd"/>
+      <w:r>
+        <w:rPr>
+          <w:lang w:val="en-US"/>
+        </w:rPr>
+        <w:t xml:space="preserve"> — Vector2 Move, Vector2 Look, bool Handbrake, bool Nitro, bool </w:t>
+      </w:r>
+      <w:proofErr w:type="spellStart"/>
+      <w:r>
+        <w:rPr>
+          <w:lang w:val="en-US"/>
+        </w:rPr>
+        <w:t>EjectPressed</w:t>
+      </w:r>
+      <w:proofErr w:type="spellEnd"/>
+      <w:r>
+        <w:rPr>
+          <w:lang w:val="en-US"/>
+        </w:rPr>
+        <w:t xml:space="preserve">, bool </w:t>
+      </w:r>
+      <w:proofErr w:type="spellStart"/>
+      <w:r>
+        <w:rPr>
+          <w:lang w:val="en-US"/>
+        </w:rPr>
+        <w:t>MidairBoostPressed</w:t>
+      </w:r>
+      <w:proofErr w:type="spellEnd"/>
+      <w:r>
+        <w:rPr>
+          <w:lang w:val="en-US"/>
+        </w:rPr>
+        <w:t xml:space="preserve">, bool </w:t>
+      </w:r>
+      <w:proofErr w:type="spellStart"/>
+      <w:r>
+        <w:rPr>
+          <w:lang w:val="en-US"/>
+        </w:rPr>
+        <w:t>PausePressed</w:t>
+      </w:r>
+      <w:proofErr w:type="spellEnd"/>
+      <w:r>
+        <w:rPr>
+          <w:lang w:val="en-US"/>
+        </w:rPr>
+        <w:t xml:space="preserve">, </w:t>
+      </w:r>
+      <w:proofErr w:type="spellStart"/>
+      <w:r>
+        <w:rPr>
+          <w:lang w:val="en-US"/>
+        </w:rPr>
+        <w:t>InputContext</w:t>
+      </w:r>
+      <w:proofErr w:type="spellEnd"/>
+    </w:p>
+    <w:p>
+      <w:pPr>
+        <w:rPr>
+          <w:lang w:val="en-US"/>
+        </w:rPr>
+      </w:pPr>
+      <w:r>
+        <w:rPr>
+          <w:lang w:val="en-US"/>
+        </w:rPr>
+        <w:t xml:space="preserve">  </w:t>
+      </w:r>
+      <w:proofErr w:type="spellStart"/>
+      <w:r>
+        <w:rPr>
+          <w:lang w:val="en-US"/>
+        </w:rPr>
+        <w:t>CurrentContext</w:t>
+      </w:r>
+      <w:proofErr w:type="spellEnd"/>
+      <w:r>
+        <w:rPr>
+          <w:lang w:val="en-US"/>
+        </w:rPr>
+        <w:t xml:space="preserve"> { get; set; }, void Tick()</w:t>
+      </w:r>
+    </w:p>
+    <w:p>
+      <w:pPr>
+        <w:rPr>
+          <w:lang w:val="en-US"/>
+        </w:rPr>
+      </w:pPr>
+      <w:r>
+        <w:rPr>
+          <w:lang w:val="en-US"/>
+        </w:rPr>
+        <w:t xml:space="preserve">  - Core/Input/</w:t>
+      </w:r>
+      <w:proofErr w:type="spellStart"/>
+      <w:r>
+        <w:rPr>
+          <w:lang w:val="en-US"/>
+        </w:rPr>
+        <w:t>KeyboardInputProvider.cs</w:t>
+      </w:r>
+      <w:proofErr w:type="spellEnd"/>
+      <w:r>
+        <w:rPr>
+          <w:lang w:val="en-US"/>
+        </w:rPr>
+        <w:t xml:space="preserve"> — </w:t>
+      </w:r>
+      <w:r>
+        <w:t>реализация</w:t>
+      </w:r>
+      <w:r>
+        <w:rPr>
+          <w:lang w:val="en-US"/>
+        </w:rPr>
+        <w:t xml:space="preserve"> </w:t>
+      </w:r>
+      <w:r>
+        <w:t>через</w:t>
+      </w:r>
+      <w:r>
+        <w:rPr>
+          <w:lang w:val="en-US"/>
+        </w:rPr>
+        <w:t xml:space="preserve"> </w:t>
+      </w:r>
+      <w:proofErr w:type="spellStart"/>
+      <w:r>
+        <w:rPr>
+          <w:lang w:val="en-US"/>
+        </w:rPr>
+        <w:t>Input.GetAxisRaw</w:t>
+      </w:r>
+      <w:proofErr w:type="spellEnd"/>
+      <w:r>
+        <w:rPr>
+          <w:lang w:val="en-US"/>
+        </w:rPr>
+        <w:t>/</w:t>
+      </w:r>
+      <w:proofErr w:type="spellStart"/>
+      <w:r>
+        <w:rPr>
+          <w:lang w:val="en-US"/>
+        </w:rPr>
+        <w:t>GetKey</w:t>
+      </w:r>
+      <w:proofErr w:type="spellEnd"/>
+      <w:r>
+        <w:rPr>
+          <w:lang w:val="en-US"/>
+        </w:rPr>
+        <w:t>/</w:t>
+      </w:r>
+      <w:proofErr w:type="spellStart"/>
+      <w:r>
+        <w:rPr>
+          <w:lang w:val="en-US"/>
+        </w:rPr>
+        <w:t>GetKeyDown</w:t>
+      </w:r>
+      <w:proofErr w:type="spellEnd"/>
+      <w:r>
+        <w:rPr>
+          <w:lang w:val="en-US"/>
+        </w:rPr>
+        <w:t xml:space="preserve"> (legacy, </w:t>
+      </w:r>
+      <w:r>
+        <w:t>у</w:t>
+      </w:r>
+      <w:r>
+        <w:rPr>
+          <w:lang w:val="en-US"/>
+        </w:rPr>
+        <w:t xml:space="preserve"> </w:t>
+      </w:r>
+      <w:r>
+        <w:t>нас</w:t>
+      </w:r>
+      <w:r>
+        <w:rPr>
+          <w:lang w:val="en-US"/>
+        </w:rPr>
+        <w:t xml:space="preserve"> Input Handling = Both)</w:t>
+      </w:r>
+    </w:p>
+    <w:p>
+      <w:pPr>
+        <w:rPr>
+          <w:lang w:val="en-US"/>
+        </w:rPr>
+      </w:pPr>
+      <w:r>
+        <w:rPr>
+          <w:lang w:val="en-US"/>
+        </w:rPr>
+        <w:t xml:space="preserve">  - Core/Input/</w:t>
+      </w:r>
+      <w:proofErr w:type="spellStart"/>
+      <w:r>
+        <w:rPr>
+          <w:lang w:val="en-US"/>
+        </w:rPr>
+        <w:t>InputRouter.cs</w:t>
+      </w:r>
+      <w:proofErr w:type="spellEnd"/>
+      <w:r>
+        <w:rPr>
+          <w:lang w:val="en-US"/>
+        </w:rPr>
+        <w:t xml:space="preserve"> — </w:t>
+      </w:r>
+      <w:r>
+        <w:t>подписан</w:t>
+      </w:r>
+      <w:r>
+        <w:rPr>
+          <w:lang w:val="en-US"/>
+        </w:rPr>
+        <w:t xml:space="preserve"> </w:t>
+      </w:r>
+      <w:r>
+        <w:t>на</w:t>
+      </w:r>
+      <w:r>
+        <w:rPr>
+          <w:lang w:val="en-US"/>
+        </w:rPr>
+        <w:t xml:space="preserve"> </w:t>
+      </w:r>
+      <w:proofErr w:type="spellStart"/>
+      <w:r>
+        <w:rPr>
+          <w:lang w:val="en-US"/>
+        </w:rPr>
+        <w:t>GameStateChangedEvent</w:t>
+      </w:r>
+      <w:proofErr w:type="spellEnd"/>
+      <w:r>
+        <w:rPr>
+          <w:lang w:val="en-US"/>
+        </w:rPr>
+        <w:t xml:space="preserve">, </w:t>
+      </w:r>
+      <w:r>
+        <w:t>переключает</w:t>
+      </w:r>
+      <w:r>
+        <w:rPr>
+          <w:lang w:val="en-US"/>
+        </w:rPr>
+        <w:t xml:space="preserve"> </w:t>
+      </w:r>
+      <w:proofErr w:type="spellStart"/>
+      <w:r>
+        <w:rPr>
+          <w:lang w:val="en-US"/>
+        </w:rPr>
+        <w:t>CurrentContext</w:t>
+      </w:r>
+      <w:proofErr w:type="spellEnd"/>
+      <w:r>
+        <w:rPr>
+          <w:lang w:val="en-US"/>
+        </w:rPr>
+        <w:t xml:space="preserve"> </w:t>
+      </w:r>
+      <w:r>
+        <w:t>у</w:t>
+      </w:r>
+      <w:r>
+        <w:rPr>
+          <w:lang w:val="en-US"/>
+        </w:rPr>
+        <w:t xml:space="preserve"> </w:t>
+      </w:r>
+      <w:proofErr w:type="spellStart"/>
+      <w:r>
+        <w:rPr>
+          <w:lang w:val="en-US"/>
+        </w:rPr>
+        <w:t>IInputProvider</w:t>
+      </w:r>
+      <w:proofErr w:type="spellEnd"/>
+      <w:r>
+        <w:rPr>
+          <w:lang w:val="en-US"/>
+        </w:rPr>
+        <w:t xml:space="preserve"> (Driving/Flight/UI). </w:t>
+      </w:r>
+      <w:r>
+        <w:t>Сам</w:t>
+      </w:r>
+      <w:r>
+        <w:rPr>
+          <w:lang w:val="en-US"/>
+        </w:rPr>
+        <w:t xml:space="preserve"> Tick'</w:t>
+      </w:r>
+      <w:proofErr w:type="spellStart"/>
+      <w:r>
+        <w:t>ает</w:t>
+      </w:r>
+      <w:proofErr w:type="spellEnd"/>
+      <w:r>
+        <w:rPr>
+          <w:lang w:val="en-US"/>
+        </w:rPr>
+        <w:t xml:space="preserve"> </w:t>
+      </w:r>
+      <w:r>
+        <w:t>провайдер</w:t>
+      </w:r>
+      <w:r>
+        <w:rPr>
+          <w:lang w:val="en-US"/>
+        </w:rPr>
+        <w:t xml:space="preserve"> </w:t>
+      </w:r>
+      <w:r>
+        <w:t>каждый</w:t>
+      </w:r>
+      <w:r>
+        <w:rPr>
+          <w:lang w:val="en-US"/>
+        </w:rPr>
+        <w:t xml:space="preserve"> </w:t>
+      </w:r>
+      <w:r>
+        <w:t>кадр</w:t>
+      </w:r>
+    </w:p>
+    <w:p>
+      <w:pPr>
+        <w:rPr>
+          <w:lang w:val="en-US"/>
+        </w:rPr>
+      </w:pPr>
+    </w:p>
+    <w:p>
+      <w:pPr>
+        <w:rPr>
+          <w:lang w:val="en-US"/>
+        </w:rPr>
+      </w:pPr>
+      <w:r>
+        <w:rPr>
+          <w:lang w:val="en-US"/>
+        </w:rPr>
+        <w:t xml:space="preserve">  5. Services/Flow — </w:t>
+      </w:r>
+      <w:r>
+        <w:t>высокоуровневое</w:t>
+      </w:r>
+      <w:r>
+        <w:rPr>
+          <w:lang w:val="en-US"/>
+        </w:rPr>
+        <w:t xml:space="preserve"> </w:t>
+      </w:r>
+      <w:r>
+        <w:t>управление</w:t>
+      </w:r>
+      <w:r>
+        <w:rPr>
+          <w:lang w:val="en-US"/>
+        </w:rPr>
+        <w:t xml:space="preserve"> </w:t>
+      </w:r>
+      <w:r>
+        <w:t>состоянием</w:t>
+      </w:r>
+    </w:p>
+    <w:p>
+      <w:pPr>
+        <w:rPr>
+          <w:lang w:val="en-US"/>
+        </w:rPr>
+      </w:pPr>
+      <w:r>
+        <w:rPr>
+          <w:lang w:val="en-US"/>
+        </w:rPr>
+        <w:t xml:space="preserve">  - Services/Flow/</w:t>
+      </w:r>
+      <w:proofErr w:type="spellStart"/>
+      <w:r>
+        <w:rPr>
+          <w:lang w:val="en-US"/>
+        </w:rPr>
+        <w:t>IGameFlowService.cs</w:t>
+      </w:r>
+      <w:proofErr w:type="spellEnd"/>
+      <w:r>
+        <w:rPr>
+          <w:lang w:val="en-US"/>
+        </w:rPr>
+        <w:t xml:space="preserve"> — </w:t>
+      </w:r>
+      <w:proofErr w:type="spellStart"/>
+      <w:r>
+        <w:rPr>
+          <w:lang w:val="en-US"/>
+        </w:rPr>
+        <w:t>GameState</w:t>
+      </w:r>
+      <w:proofErr w:type="spellEnd"/>
+      <w:r>
+        <w:rPr>
+          <w:lang w:val="en-US"/>
+        </w:rPr>
+        <w:t xml:space="preserve"> Current, </w:t>
+      </w:r>
+      <w:proofErr w:type="spellStart"/>
+      <w:r>
+        <w:rPr>
+          <w:lang w:val="en-US"/>
+        </w:rPr>
+        <w:t>ChangeState</w:t>
+      </w:r>
+      <w:proofErr w:type="spellEnd"/>
+      <w:r>
+        <w:rPr>
+          <w:lang w:val="en-US"/>
+        </w:rPr>
+        <w:t>(</w:t>
+      </w:r>
+      <w:proofErr w:type="spellStart"/>
+      <w:r>
+        <w:rPr>
+          <w:lang w:val="en-US"/>
+        </w:rPr>
+        <w:t>GameState</w:t>
+      </w:r>
+      <w:proofErr w:type="spellEnd"/>
+      <w:r>
+        <w:rPr>
+          <w:lang w:val="en-US"/>
+        </w:rPr>
+        <w:t>), Push(</w:t>
+      </w:r>
+      <w:proofErr w:type="spellStart"/>
+      <w:r>
+        <w:rPr>
+          <w:lang w:val="en-US"/>
+        </w:rPr>
+        <w:t>GameState</w:t>
+      </w:r>
+      <w:proofErr w:type="spellEnd"/>
+      <w:r>
+        <w:rPr>
+          <w:lang w:val="en-US"/>
+        </w:rPr>
+        <w:t>), Pop()</w:t>
+      </w:r>
+    </w:p>
+    <w:p>
+      <w:pPr>
+        <w:rPr>
+          <w:lang w:val="en-US"/>
+        </w:rPr>
+      </w:pPr>
+      <w:r>
+        <w:rPr>
+          <w:lang w:val="en-US"/>
+        </w:rPr>
+        <w:t xml:space="preserve">  - Services/Flow/</w:t>
+      </w:r>
+      <w:proofErr w:type="spellStart"/>
+      <w:r>
+        <w:rPr>
+          <w:lang w:val="en-US"/>
+        </w:rPr>
+        <w:t>GameFlowService.cs</w:t>
+      </w:r>
+      <w:proofErr w:type="spellEnd"/>
+      <w:r>
+        <w:rPr>
+          <w:lang w:val="en-US"/>
+        </w:rPr>
+        <w:t xml:space="preserve"> — </w:t>
+      </w:r>
+      <w:r>
+        <w:t>обёртка</w:t>
+      </w:r>
+      <w:r>
+        <w:rPr>
+          <w:lang w:val="en-US"/>
+        </w:rPr>
+        <w:t xml:space="preserve"> </w:t>
+      </w:r>
+      <w:r>
+        <w:t>над</w:t>
+      </w:r>
+      <w:r>
+        <w:rPr>
+          <w:lang w:val="en-US"/>
+        </w:rPr>
+        <w:t xml:space="preserve"> </w:t>
+      </w:r>
+      <w:proofErr w:type="spellStart"/>
+      <w:r>
+        <w:rPr>
+          <w:lang w:val="en-US"/>
+        </w:rPr>
+        <w:t>StateMachine</w:t>
+      </w:r>
+      <w:proofErr w:type="spellEnd"/>
+      <w:r>
+        <w:rPr>
+          <w:lang w:val="en-US"/>
+        </w:rPr>
+        <w:t>&lt;</w:t>
+      </w:r>
+      <w:proofErr w:type="spellStart"/>
+      <w:r>
+        <w:rPr>
+          <w:lang w:val="en-US"/>
+        </w:rPr>
+        <w:t>GameState</w:t>
+      </w:r>
+      <w:proofErr w:type="spellEnd"/>
+      <w:r>
+        <w:rPr>
+          <w:lang w:val="en-US"/>
+        </w:rPr>
+        <w:t xml:space="preserve">&gt;, </w:t>
+      </w:r>
+      <w:r>
+        <w:t>публикует</w:t>
+      </w:r>
+      <w:r>
+        <w:rPr>
+          <w:lang w:val="en-US"/>
+        </w:rPr>
+        <w:t xml:space="preserve"> </w:t>
+      </w:r>
+      <w:proofErr w:type="spellStart"/>
+      <w:r>
+        <w:rPr>
+          <w:lang w:val="en-US"/>
+        </w:rPr>
+        <w:t>GameStateChangedEvent</w:t>
+      </w:r>
+      <w:proofErr w:type="spellEnd"/>
+      <w:r>
+        <w:rPr>
+          <w:lang w:val="en-US"/>
+        </w:rPr>
+        <w:t xml:space="preserve"> </w:t>
+      </w:r>
+      <w:r>
+        <w:t>через</w:t>
+      </w:r>
+      <w:r>
+        <w:rPr>
+          <w:lang w:val="en-US"/>
+        </w:rPr>
+        <w:t xml:space="preserve"> </w:t>
+      </w:r>
+      <w:proofErr w:type="spellStart"/>
+      <w:r>
+        <w:rPr>
+          <w:lang w:val="en-US"/>
+        </w:rPr>
+        <w:t>IEventBus</w:t>
+      </w:r>
+      <w:proofErr w:type="spellEnd"/>
+      <w:r>
+        <w:rPr>
+          <w:lang w:val="en-US"/>
+        </w:rPr>
+        <w:t>. Pause = Push(</w:t>
+      </w:r>
+      <w:proofErr w:type="spellStart"/>
+      <w:r>
+        <w:rPr>
+          <w:lang w:val="en-US"/>
+        </w:rPr>
+        <w:t>GameState.Paused</w:t>
+      </w:r>
+      <w:proofErr w:type="spellEnd"/>
       <w:r>
         <w:rPr>
           <w:lang w:val="en-US"/>
         </w:rPr>
         <w:t xml:space="preserve">), </w:t>
       </w:r>
-      <w:proofErr w:type="gramStart"/>
-      <w:r>
-        <w:rPr>
-          <w:lang w:val="en-US"/>
-        </w:rPr>
-        <w:t>Exit(</w:t>
-      </w:r>
-      <w:proofErr w:type="gramEnd"/>
-      <w:r>
-        <w:rPr>
-          <w:lang w:val="en-US"/>
-        </w:rPr>
-        <w:t xml:space="preserve">), </w:t>
-      </w:r>
-      <w:proofErr w:type="gramStart"/>
-      <w:r>
-        <w:rPr>
-          <w:lang w:val="en-US"/>
-        </w:rPr>
-        <w:t>Tick(</w:t>
-      </w:r>
-      <w:proofErr w:type="gramEnd"/>
-      <w:r>
-        <w:rPr>
-          <w:lang w:val="en-US"/>
-        </w:rPr>
-        <w:t>)</w:t>
-      </w:r>
-    </w:p>
-    <w:p>
-      <w:r>
-        <w:rPr>
-          <w:lang w:val="en-US"/>
-        </w:rPr>
-        <w:t xml:space="preserve">  - Core/</w:t>
-      </w:r>
-      <w:proofErr w:type="spellStart"/>
-      <w:r>
-        <w:rPr>
-          <w:lang w:val="en-US"/>
-        </w:rPr>
-        <w:t>StateMachine</w:t>
-      </w:r>
-      <w:proofErr w:type="spellEnd"/>
+      <w:r>
+        <w:t>не</w:t>
+      </w:r>
+      <w:r>
+        <w:rPr>
+          <w:lang w:val="en-US"/>
+        </w:rPr>
+        <w:t xml:space="preserve"> </w:t>
+      </w:r>
+      <w:r>
+        <w:t>флаг</w:t>
+      </w:r>
+      <w:r>
+        <w:rPr>
+          <w:lang w:val="en-US"/>
+        </w:rPr>
+        <w:t>.</w:t>
+      </w:r>
+    </w:p>
+    <w:p>
+      <w:pPr>
+        <w:rPr>
+          <w:lang w:val="en-US"/>
+        </w:rPr>
+      </w:pPr>
+    </w:p>
+    <w:p>
+      <w:pPr>
+        <w:rPr>
+          <w:lang w:val="en-US"/>
+        </w:rPr>
+      </w:pPr>
+      <w:r>
+        <w:rPr>
+          <w:lang w:val="en-US"/>
+        </w:rPr>
+        <w:t xml:space="preserve">  6. Services/Meta — §15.3 </w:t>
+      </w:r>
+      <w:r>
+        <w:t>предохранители</w:t>
+      </w:r>
+      <w:r>
+        <w:rPr>
+          <w:lang w:val="en-US"/>
+        </w:rPr>
+        <w:t xml:space="preserve"> (</w:t>
+      </w:r>
+      <w:r>
+        <w:t>заглушки</w:t>
+      </w:r>
+      <w:r>
+        <w:rPr>
+          <w:lang w:val="en-US"/>
+        </w:rPr>
+        <w:t xml:space="preserve"> </w:t>
+      </w:r>
+      <w:r>
+        <w:t>под</w:t>
+      </w:r>
+      <w:r>
+        <w:rPr>
+          <w:lang w:val="en-US"/>
+        </w:rPr>
+        <w:t xml:space="preserve"> </w:t>
+      </w:r>
+      <w:r>
+        <w:t>будущий</w:t>
+      </w:r>
+      <w:r>
+        <w:rPr>
+          <w:lang w:val="en-US"/>
+        </w:rPr>
+        <w:t xml:space="preserve"> </w:t>
+      </w:r>
+      <w:r>
+        <w:t>шаг</w:t>
+      </w:r>
+      <w:r>
+        <w:rPr>
+          <w:lang w:val="en-US"/>
+        </w:rPr>
+        <w:t xml:space="preserve"> 8)</w:t>
+      </w:r>
+    </w:p>
+    <w:p>
+      <w:pPr>
+        <w:rPr>
+          <w:lang w:val="en-US"/>
+        </w:rPr>
+      </w:pPr>
+      <w:r>
+        <w:rPr>
+          <w:lang w:val="en-US"/>
+        </w:rPr>
+        <w:t xml:space="preserve">  - Services/Meta/</w:t>
+      </w:r>
+      <w:proofErr w:type="spellStart"/>
+      <w:r>
+        <w:rPr>
+          <w:lang w:val="en-US"/>
+        </w:rPr>
+        <w:t>IPlayerProfile.cs</w:t>
+      </w:r>
+      <w:proofErr w:type="spellEnd"/>
+      <w:r>
+        <w:rPr>
+          <w:lang w:val="en-US"/>
+        </w:rPr>
+        <w:t xml:space="preserve"> — </w:t>
+      </w:r>
+      <w:r>
+        <w:t>пока</w:t>
+      </w:r>
+      <w:r>
+        <w:rPr>
+          <w:lang w:val="en-US"/>
+        </w:rPr>
+        <w:t xml:space="preserve"> </w:t>
+      </w:r>
+      <w:r>
+        <w:t>только</w:t>
+      </w:r>
+      <w:r>
+        <w:rPr>
+          <w:lang w:val="en-US"/>
+        </w:rPr>
+        <w:t xml:space="preserve"> int Coins { get; set; }. </w:t>
+      </w:r>
+      <w:r>
+        <w:t>Никаких</w:t>
+      </w:r>
+      <w:r>
+        <w:rPr>
+          <w:lang w:val="en-US"/>
+        </w:rPr>
+        <w:t xml:space="preserve"> </w:t>
+      </w:r>
+      <w:r>
+        <w:t>машин</w:t>
+      </w:r>
       <w:r>
         <w:rPr>
           <w:lang w:val="en-US"/>
         </w:rPr>
         <w:t>/</w:t>
       </w:r>
-      <w:proofErr w:type="spellStart"/>
-      <w:r>
-        <w:rPr>
-          <w:lang w:val="en-US"/>
-        </w:rPr>
-        <w:t>StateMachine.cs</w:t>
-      </w:r>
-      <w:proofErr w:type="spellEnd"/>
-      <w:r>
-        <w:rPr>
-          <w:lang w:val="en-US"/>
-        </w:rPr>
-        <w:t xml:space="preserve"> — generic </w:t>
-      </w:r>
-      <w:proofErr w:type="spellStart"/>
-      <w:r>
-        <w:rPr>
-          <w:lang w:val="en-US"/>
-        </w:rPr>
-        <w:t>StateMachine</w:t>
-      </w:r>
-      <w:proofErr w:type="spellEnd"/>
-      <w:r>
-        <w:rPr>
-          <w:lang w:val="en-US"/>
-        </w:rPr>
-        <w:t>&lt;</w:t>
-      </w:r>
-      <w:proofErr w:type="spellStart"/>
-      <w:r>
-        <w:rPr>
-          <w:lang w:val="en-US"/>
-        </w:rPr>
-        <w:t>TEnum</w:t>
-      </w:r>
-      <w:proofErr w:type="spellEnd"/>
-      <w:r>
-        <w:rPr>
-          <w:lang w:val="en-US"/>
-        </w:rPr>
-        <w:t xml:space="preserve">&gt;: Current, </w:t>
-      </w:r>
-      <w:proofErr w:type="spellStart"/>
-      <w:proofErr w:type="gramStart"/>
-      <w:r>
-        <w:rPr>
-          <w:lang w:val="en-US"/>
-        </w:rPr>
-        <w:t>ChangeState</w:t>
-      </w:r>
-      <w:proofErr w:type="spellEnd"/>
-      <w:r>
-        <w:rPr>
-          <w:lang w:val="en-US"/>
-        </w:rPr>
-        <w:t>(</w:t>
-      </w:r>
-      <w:proofErr w:type="spellStart"/>
-      <w:proofErr w:type="gramEnd"/>
-      <w:r>
-        <w:rPr>
-          <w:lang w:val="en-US"/>
-        </w:rPr>
-        <w:t>TEnum</w:t>
-      </w:r>
-      <w:proofErr w:type="spellEnd"/>
-      <w:r>
-        <w:rPr>
-          <w:lang w:val="en-US"/>
-        </w:rPr>
-        <w:t xml:space="preserve">), </w:t>
-      </w:r>
-      <w:proofErr w:type="gramStart"/>
-      <w:r>
-        <w:rPr>
-          <w:lang w:val="en-US"/>
-        </w:rPr>
-        <w:t>Push(</w:t>
-      </w:r>
-      <w:proofErr w:type="spellStart"/>
-      <w:proofErr w:type="gramEnd"/>
-      <w:r>
-        <w:rPr>
-          <w:lang w:val="en-US"/>
-        </w:rPr>
-        <w:t>TEnum</w:t>
-      </w:r>
-      <w:proofErr w:type="spellEnd"/>
-      <w:r>
-        <w:rPr>
-          <w:lang w:val="en-US"/>
-        </w:rPr>
-        <w:t xml:space="preserve">), </w:t>
-      </w:r>
-      <w:proofErr w:type="gramStart"/>
-      <w:r>
-        <w:rPr>
-          <w:lang w:val="en-US"/>
-        </w:rPr>
-        <w:t>Pop(</w:t>
-      </w:r>
-      <w:proofErr w:type="gramEnd"/>
-      <w:r>
-        <w:rPr>
-          <w:lang w:val="en-US"/>
-        </w:rPr>
-        <w:t xml:space="preserve">), </w:t>
-      </w:r>
-      <w:proofErr w:type="gramStart"/>
-      <w:r>
-        <w:rPr>
-          <w:lang w:val="en-US"/>
-        </w:rPr>
-        <w:t>Tick(</w:t>
-      </w:r>
-      <w:proofErr w:type="gramEnd"/>
-      <w:r>
-        <w:rPr>
-          <w:lang w:val="en-US"/>
-        </w:rPr>
-        <w:t xml:space="preserve">). </w:t>
-      </w:r>
-      <w:r>
-        <w:t>Стек реализует §15.3-предохранитель</w:t>
-      </w:r>
-    </w:p>
-    <w:p>
-      <w:r>
-        <w:t xml:space="preserve">  «</w:t>
-      </w:r>
-      <w:proofErr w:type="spellStart"/>
-      <w:r>
-        <w:t>push-pop</w:t>
-      </w:r>
-      <w:proofErr w:type="spellEnd"/>
-      <w:r>
-        <w:t xml:space="preserve"> для </w:t>
-      </w:r>
-      <w:proofErr w:type="spellStart"/>
-      <w:r>
-        <w:t>Pause</w:t>
-      </w:r>
-      <w:proofErr w:type="spellEnd"/>
-      <w:r>
-        <w:t xml:space="preserve"> и </w:t>
-      </w:r>
-      <w:proofErr w:type="spellStart"/>
-      <w:r>
-        <w:t>модалок</w:t>
-      </w:r>
-      <w:proofErr w:type="spellEnd"/>
-      <w:r>
-        <w:t>».</w:t>
-      </w:r>
-    </w:p>
-    <w:p/>
-    <w:p>
-      <w:r>
-        <w:t xml:space="preserve">  4. Core/</w:t>
-      </w:r>
-      <w:proofErr w:type="spellStart"/>
-      <w:r>
-        <w:t>Input</w:t>
-      </w:r>
-      <w:proofErr w:type="spellEnd"/>
-      <w:r>
-        <w:t xml:space="preserve"> — провайдер + контексты</w:t>
-      </w:r>
-    </w:p>
-    <w:p>
-      <w:pPr>
-        <w:rPr>
-          <w:lang w:val="en-US"/>
-        </w:rPr>
-      </w:pPr>
-      <w:r>
-        <w:t xml:space="preserve">  </w:t>
-      </w:r>
-      <w:r>
-        <w:rPr>
-          <w:lang w:val="en-US"/>
-        </w:rPr>
-        <w:t>- Core/Input/</w:t>
-      </w:r>
-      <w:proofErr w:type="spellStart"/>
-      <w:r>
-        <w:rPr>
-          <w:lang w:val="en-US"/>
-        </w:rPr>
-        <w:t>InputContext.cs</w:t>
-      </w:r>
-      <w:proofErr w:type="spellEnd"/>
+      <w:r>
+        <w:t>апгрейдов</w:t>
+      </w:r>
       <w:r>
         <w:rPr>
           <w:lang w:val="en-US"/>
         </w:rPr>
         <w:t xml:space="preserve"> — </w:t>
       </w:r>
-      <w:proofErr w:type="spellStart"/>
-      <w:r>
-        <w:rPr>
-          <w:lang w:val="en-US"/>
-        </w:rPr>
-        <w:t>enum</w:t>
-      </w:r>
-      <w:proofErr w:type="spellEnd"/>
-      <w:r>
-        <w:rPr>
-          <w:lang w:val="en-US"/>
-        </w:rPr>
-        <w:t>: Driving, Flight, UI</w:t>
-      </w:r>
-    </w:p>
-    <w:p>
-      <w:pPr>
-        <w:rPr>
-          <w:lang w:val="en-US"/>
-        </w:rPr>
-      </w:pPr>
-      <w:r>
-        <w:rPr>
-          <w:lang w:val="en-US"/>
-        </w:rPr>
-        <w:t xml:space="preserve">  - Core/Input/</w:t>
-      </w:r>
-      <w:proofErr w:type="spellStart"/>
-      <w:r>
-        <w:rPr>
-          <w:lang w:val="en-US"/>
-        </w:rPr>
-        <w:t>IInputProvider.cs</w:t>
-      </w:r>
-      <w:proofErr w:type="spellEnd"/>
-      <w:r>
-        <w:rPr>
-          <w:lang w:val="en-US"/>
-        </w:rPr>
-        <w:t xml:space="preserve"> — Vector2 Move, Vector2 Look, bool Handbrake, bool Nitro, bool </w:t>
-      </w:r>
-      <w:proofErr w:type="spellStart"/>
-      <w:r>
-        <w:rPr>
-          <w:lang w:val="en-US"/>
-        </w:rPr>
-        <w:t>EjectPressed</w:t>
-      </w:r>
-      <w:proofErr w:type="spellEnd"/>
-      <w:r>
-        <w:rPr>
-          <w:lang w:val="en-US"/>
-        </w:rPr>
-        <w:t xml:space="preserve">, bool </w:t>
-      </w:r>
-      <w:proofErr w:type="spellStart"/>
-      <w:r>
-        <w:rPr>
-          <w:lang w:val="en-US"/>
-        </w:rPr>
-        <w:t>MidairBoostPressed</w:t>
-      </w:r>
-      <w:proofErr w:type="spellEnd"/>
-      <w:r>
-        <w:rPr>
-          <w:lang w:val="en-US"/>
-        </w:rPr>
-        <w:t xml:space="preserve">, bool </w:t>
-      </w:r>
-      <w:proofErr w:type="spellStart"/>
-      <w:r>
-        <w:rPr>
-          <w:lang w:val="en-US"/>
-        </w:rPr>
-        <w:t>PausePressed</w:t>
-      </w:r>
-      <w:proofErr w:type="spellEnd"/>
-      <w:r>
-        <w:rPr>
-          <w:lang w:val="en-US"/>
-        </w:rPr>
-        <w:t xml:space="preserve">, </w:t>
-      </w:r>
-      <w:proofErr w:type="spellStart"/>
-      <w:r>
-        <w:rPr>
-          <w:lang w:val="en-US"/>
-        </w:rPr>
-        <w:t>InputContext</w:t>
-      </w:r>
-      <w:proofErr w:type="spellEnd"/>
-    </w:p>
-    <w:p>
-      <w:pPr>
-        <w:rPr>
-          <w:lang w:val="en-US"/>
-        </w:rPr>
-      </w:pPr>
-      <w:r>
-        <w:rPr>
-          <w:lang w:val="en-US"/>
-        </w:rPr>
-        <w:t xml:space="preserve">  </w:t>
-      </w:r>
-      <w:proofErr w:type="spellStart"/>
-      <w:r>
-        <w:rPr>
-          <w:lang w:val="en-US"/>
-        </w:rPr>
-        <w:t>CurrentContext</w:t>
-      </w:r>
-      <w:proofErr w:type="spellEnd"/>
-      <w:r>
-        <w:rPr>
-          <w:lang w:val="en-US"/>
-        </w:rPr>
-        <w:t xml:space="preserve"> </w:t>
-      </w:r>
-      <w:proofErr w:type="gramStart"/>
-      <w:r>
-        <w:rPr>
-          <w:lang w:val="en-US"/>
-        </w:rPr>
-        <w:t>{ get</w:t>
-      </w:r>
-      <w:proofErr w:type="gramEnd"/>
-      <w:r>
-        <w:rPr>
-          <w:lang w:val="en-US"/>
-        </w:rPr>
-        <w:t>; set</w:t>
-      </w:r>
-      <w:proofErr w:type="gramStart"/>
-      <w:r>
-        <w:rPr>
-          <w:lang w:val="en-US"/>
-        </w:rPr>
-        <w:t>; }</w:t>
-      </w:r>
-      <w:proofErr w:type="gramEnd"/>
-      <w:r>
-        <w:rPr>
-          <w:lang w:val="en-US"/>
-        </w:rPr>
-        <w:t xml:space="preserve">, void </w:t>
-      </w:r>
-      <w:proofErr w:type="gramStart"/>
-      <w:r>
-        <w:rPr>
-          <w:lang w:val="en-US"/>
-        </w:rPr>
-        <w:t>Tick(</w:t>
-      </w:r>
-      <w:proofErr w:type="gramEnd"/>
-      <w:r>
-        <w:rPr>
-          <w:lang w:val="en-US"/>
-        </w:rPr>
-        <w:t>)</w:t>
-      </w:r>
-    </w:p>
-    <w:p>
-      <w:pPr>
-        <w:rPr>
-          <w:lang w:val="en-US"/>
-        </w:rPr>
-      </w:pPr>
-      <w:r>
-        <w:rPr>
-          <w:lang w:val="en-US"/>
-        </w:rPr>
-        <w:t xml:space="preserve">  - Core/Input/</w:t>
-      </w:r>
-      <w:proofErr w:type="spellStart"/>
-      <w:r>
-        <w:rPr>
-          <w:lang w:val="en-US"/>
-        </w:rPr>
-        <w:t>KeyboardInputProvider.cs</w:t>
-      </w:r>
-      <w:proofErr w:type="spellEnd"/>
-      <w:r>
-        <w:rPr>
-          <w:lang w:val="en-US"/>
-        </w:rPr>
-        <w:t xml:space="preserve"> — </w:t>
-      </w:r>
-      <w:r>
-        <w:t>реализация</w:t>
-      </w:r>
-      <w:r>
-        <w:rPr>
-          <w:lang w:val="en-US"/>
-        </w:rPr>
-        <w:t xml:space="preserve"> </w:t>
-      </w:r>
-      <w:r>
-        <w:t>через</w:t>
-      </w:r>
-      <w:r>
-        <w:rPr>
-          <w:lang w:val="en-US"/>
-        </w:rPr>
-        <w:t xml:space="preserve"> </w:t>
-      </w:r>
-      <w:proofErr w:type="spellStart"/>
-      <w:r>
-        <w:rPr>
-          <w:lang w:val="en-US"/>
-        </w:rPr>
-        <w:t>Input.GetAxisRaw</w:t>
-      </w:r>
-      <w:proofErr w:type="spellEnd"/>
-      <w:r>
-        <w:rPr>
-          <w:lang w:val="en-US"/>
-        </w:rPr>
-        <w:t>/</w:t>
-      </w:r>
-      <w:proofErr w:type="spellStart"/>
-      <w:r>
-        <w:rPr>
-          <w:lang w:val="en-US"/>
-        </w:rPr>
-        <w:t>GetKey</w:t>
-      </w:r>
-      <w:proofErr w:type="spellEnd"/>
-      <w:r>
-        <w:rPr>
-          <w:lang w:val="en-US"/>
-        </w:rPr>
-        <w:t>/</w:t>
-      </w:r>
-      <w:proofErr w:type="spellStart"/>
-      <w:r>
-        <w:rPr>
-          <w:lang w:val="en-US"/>
-        </w:rPr>
-        <w:t>GetKeyDown</w:t>
-      </w:r>
-      <w:proofErr w:type="spellEnd"/>
-      <w:r>
-        <w:rPr>
-          <w:lang w:val="en-US"/>
-        </w:rPr>
-        <w:t xml:space="preserve"> (legacy, </w:t>
-      </w:r>
-      <w:r>
-        <w:t>у</w:t>
-      </w:r>
-      <w:r>
-        <w:rPr>
-          <w:lang w:val="en-US"/>
-        </w:rPr>
-        <w:t xml:space="preserve"> </w:t>
-      </w:r>
-      <w:r>
-        <w:t>нас</w:t>
-      </w:r>
-      <w:r>
-        <w:rPr>
-          <w:lang w:val="en-US"/>
-        </w:rPr>
-        <w:t xml:space="preserve"> Input Handling = Both)</w:t>
-      </w:r>
-    </w:p>
-    <w:p>
-      <w:pPr>
-        <w:rPr>
-          <w:lang w:val="en-US"/>
-        </w:rPr>
-      </w:pPr>
-      <w:r>
-        <w:rPr>
-          <w:lang w:val="en-US"/>
-        </w:rPr>
-        <w:t xml:space="preserve">  - Core/Input/</w:t>
-      </w:r>
-      <w:proofErr w:type="spellStart"/>
-      <w:r>
-        <w:rPr>
-          <w:lang w:val="en-US"/>
-        </w:rPr>
-        <w:t>InputRouter.cs</w:t>
-      </w:r>
-      <w:proofErr w:type="spellEnd"/>
-      <w:r>
-        <w:rPr>
-          <w:lang w:val="en-US"/>
-        </w:rPr>
-        <w:t xml:space="preserve"> — </w:t>
-      </w:r>
-      <w:r>
-        <w:t>подписан</w:t>
-      </w:r>
-      <w:r>
-        <w:rPr>
-          <w:lang w:val="en-US"/>
-        </w:rPr>
-        <w:t xml:space="preserve"> </w:t>
-      </w:r>
-      <w:r>
-        <w:t>на</w:t>
-      </w:r>
-      <w:r>
-        <w:rPr>
-          <w:lang w:val="en-US"/>
-        </w:rPr>
-        <w:t xml:space="preserve"> </w:t>
-      </w:r>
-      <w:proofErr w:type="spellStart"/>
-      <w:r>
-        <w:rPr>
-          <w:lang w:val="en-US"/>
-        </w:rPr>
-        <w:t>GameStateChangedEvent</w:t>
-      </w:r>
-      <w:proofErr w:type="spellEnd"/>
-      <w:r>
-        <w:rPr>
-          <w:lang w:val="en-US"/>
-        </w:rPr>
-        <w:t xml:space="preserve">, </w:t>
-      </w:r>
-      <w:r>
-        <w:t>переключает</w:t>
-      </w:r>
-      <w:r>
-        <w:rPr>
-          <w:lang w:val="en-US"/>
-        </w:rPr>
-        <w:t xml:space="preserve"> </w:t>
-      </w:r>
-      <w:proofErr w:type="spellStart"/>
-      <w:r>
-        <w:rPr>
-          <w:lang w:val="en-US"/>
-        </w:rPr>
-        <w:t>CurrentContext</w:t>
-      </w:r>
-      <w:proofErr w:type="spellEnd"/>
-      <w:r>
-        <w:rPr>
-          <w:lang w:val="en-US"/>
-        </w:rPr>
-        <w:t xml:space="preserve"> </w:t>
-      </w:r>
-      <w:r>
-        <w:t>у</w:t>
-      </w:r>
-      <w:r>
-        <w:rPr>
-          <w:lang w:val="en-US"/>
-        </w:rPr>
-        <w:t xml:space="preserve"> </w:t>
-      </w:r>
-      <w:proofErr w:type="spellStart"/>
-      <w:r>
-        <w:rPr>
-          <w:lang w:val="en-US"/>
-        </w:rPr>
-        <w:t>IInputProvider</w:t>
-      </w:r>
-      <w:proofErr w:type="spellEnd"/>
-      <w:r>
-        <w:rPr>
-          <w:lang w:val="en-US"/>
-        </w:rPr>
-        <w:t xml:space="preserve"> (Driving/Flight/UI). </w:t>
-      </w:r>
-      <w:r>
-        <w:t>Сам</w:t>
-      </w:r>
-      <w:r>
-        <w:rPr>
-          <w:lang w:val="en-US"/>
-        </w:rPr>
-        <w:t xml:space="preserve"> Tick'</w:t>
-      </w:r>
-      <w:proofErr w:type="spellStart"/>
-      <w:r>
-        <w:t>ает</w:t>
-      </w:r>
-      <w:proofErr w:type="spellEnd"/>
-      <w:r>
-        <w:rPr>
-          <w:lang w:val="en-US"/>
-        </w:rPr>
-        <w:t xml:space="preserve"> </w:t>
-      </w:r>
-      <w:r>
-        <w:t>провайдер</w:t>
-      </w:r>
-      <w:r>
-        <w:rPr>
-          <w:lang w:val="en-US"/>
-        </w:rPr>
-        <w:t xml:space="preserve"> </w:t>
-      </w:r>
-      <w:r>
-        <w:t>каждый</w:t>
-      </w:r>
-      <w:r>
-        <w:rPr>
-          <w:lang w:val="en-US"/>
-        </w:rPr>
-        <w:t xml:space="preserve"> </w:t>
-      </w:r>
-      <w:r>
-        <w:t>кадр</w:t>
-      </w:r>
-    </w:p>
-    <w:p>
-      <w:pPr>
-        <w:rPr>
-          <w:lang w:val="en-US"/>
-        </w:rPr>
-      </w:pPr>
-    </w:p>
-    <w:p>
-      <w:pPr>
-        <w:rPr>
-          <w:lang w:val="en-US"/>
-        </w:rPr>
-      </w:pPr>
-      <w:r>
-        <w:rPr>
-          <w:lang w:val="en-US"/>
-        </w:rPr>
-        <w:t xml:space="preserve">  5. Services/Flow — </w:t>
-      </w:r>
-      <w:r>
-        <w:t>высокоуровневое</w:t>
-      </w:r>
-      <w:r>
-        <w:rPr>
-          <w:lang w:val="en-US"/>
-        </w:rPr>
-        <w:t xml:space="preserve"> </w:t>
-      </w:r>
-      <w:r>
-        <w:t>управление</w:t>
-      </w:r>
-      <w:r>
-        <w:rPr>
-          <w:lang w:val="en-US"/>
-        </w:rPr>
-        <w:t xml:space="preserve"> </w:t>
-      </w:r>
-      <w:r>
-        <w:t>состоянием</w:t>
-      </w:r>
-    </w:p>
-    <w:p>
-      <w:pPr>
-        <w:rPr>
-          <w:lang w:val="en-US"/>
-        </w:rPr>
-      </w:pPr>
-      <w:r>
-        <w:rPr>
-          <w:lang w:val="en-US"/>
-        </w:rPr>
-        <w:t xml:space="preserve">  - Services/Flow/</w:t>
-      </w:r>
-      <w:proofErr w:type="spellStart"/>
-      <w:r>
-        <w:rPr>
-          <w:lang w:val="en-US"/>
-        </w:rPr>
-        <w:t>IGameFlowService.cs</w:t>
-      </w:r>
-      <w:proofErr w:type="spellEnd"/>
-      <w:r>
-        <w:rPr>
-          <w:lang w:val="en-US"/>
-        </w:rPr>
-        <w:t xml:space="preserve"> — </w:t>
-      </w:r>
-      <w:proofErr w:type="spellStart"/>
-      <w:r>
-        <w:rPr>
-          <w:lang w:val="en-US"/>
-        </w:rPr>
-        <w:t>GameState</w:t>
-      </w:r>
-      <w:proofErr w:type="spellEnd"/>
-      <w:r>
-        <w:rPr>
-          <w:lang w:val="en-US"/>
-        </w:rPr>
-        <w:t xml:space="preserve"> Current, </w:t>
-      </w:r>
-      <w:proofErr w:type="spellStart"/>
-      <w:proofErr w:type="gramStart"/>
-      <w:r>
-        <w:rPr>
-          <w:lang w:val="en-US"/>
-        </w:rPr>
-        <w:t>ChangeState</w:t>
-      </w:r>
-      <w:proofErr w:type="spellEnd"/>
-      <w:r>
-        <w:rPr>
-          <w:lang w:val="en-US"/>
-        </w:rPr>
-        <w:t>(</w:t>
-      </w:r>
-      <w:proofErr w:type="spellStart"/>
-      <w:proofErr w:type="gramEnd"/>
-      <w:r>
-        <w:rPr>
-          <w:lang w:val="en-US"/>
-        </w:rPr>
-        <w:t>GameState</w:t>
-      </w:r>
-      <w:proofErr w:type="spellEnd"/>
-      <w:r>
-        <w:rPr>
-          <w:lang w:val="en-US"/>
-        </w:rPr>
-        <w:t xml:space="preserve">), </w:t>
-      </w:r>
-      <w:proofErr w:type="gramStart"/>
-      <w:r>
-        <w:rPr>
-          <w:lang w:val="en-US"/>
-        </w:rPr>
-        <w:t>Push(</w:t>
-      </w:r>
-      <w:proofErr w:type="spellStart"/>
-      <w:proofErr w:type="gramEnd"/>
-      <w:r>
-        <w:rPr>
-          <w:lang w:val="en-US"/>
-        </w:rPr>
-        <w:t>GameState</w:t>
-      </w:r>
-      <w:proofErr w:type="spellEnd"/>
-      <w:r>
-        <w:rPr>
-          <w:lang w:val="en-US"/>
-        </w:rPr>
-        <w:t xml:space="preserve">), </w:t>
-      </w:r>
-      <w:proofErr w:type="gramStart"/>
-      <w:r>
-        <w:rPr>
-          <w:lang w:val="en-US"/>
-        </w:rPr>
-        <w:t>Pop(</w:t>
-      </w:r>
-      <w:proofErr w:type="gramEnd"/>
-      <w:r>
-        <w:rPr>
-          <w:lang w:val="en-US"/>
-        </w:rPr>
-        <w:t>)</w:t>
-      </w:r>
-    </w:p>
-    <w:p>
-      <w:pPr>
-        <w:rPr>
-          <w:lang w:val="en-US"/>
-        </w:rPr>
-      </w:pPr>
-      <w:r>
-        <w:rPr>
-          <w:lang w:val="en-US"/>
-        </w:rPr>
-        <w:t xml:space="preserve">  - Services/Flow/</w:t>
-      </w:r>
-      <w:proofErr w:type="spellStart"/>
-      <w:r>
-        <w:rPr>
-          <w:lang w:val="en-US"/>
-        </w:rPr>
-        <w:t>GameFlowService.cs</w:t>
-      </w:r>
-      <w:proofErr w:type="spellEnd"/>
-      <w:r>
-        <w:rPr>
-          <w:lang w:val="en-US"/>
-        </w:rPr>
-        <w:t xml:space="preserve"> — </w:t>
-      </w:r>
-      <w:r>
-        <w:t>обёртка</w:t>
-      </w:r>
-      <w:r>
-        <w:rPr>
-          <w:lang w:val="en-US"/>
-        </w:rPr>
-        <w:t xml:space="preserve"> </w:t>
-      </w:r>
-      <w:r>
-        <w:t>над</w:t>
-      </w:r>
-      <w:r>
-        <w:rPr>
-          <w:lang w:val="en-US"/>
-        </w:rPr>
-        <w:t xml:space="preserve"> </w:t>
-      </w:r>
-      <w:proofErr w:type="spellStart"/>
-      <w:r>
-        <w:rPr>
-          <w:lang w:val="en-US"/>
-        </w:rPr>
-        <w:t>StateMachine</w:t>
-      </w:r>
-      <w:proofErr w:type="spellEnd"/>
-      <w:r>
-        <w:rPr>
-          <w:lang w:val="en-US"/>
-        </w:rPr>
-        <w:t>&lt;</w:t>
-      </w:r>
-      <w:proofErr w:type="spellStart"/>
-      <w:r>
-        <w:rPr>
-          <w:lang w:val="en-US"/>
-        </w:rPr>
-        <w:t>GameState</w:t>
-      </w:r>
-      <w:proofErr w:type="spellEnd"/>
-      <w:r>
-        <w:rPr>
-          <w:lang w:val="en-US"/>
-        </w:rPr>
-        <w:t xml:space="preserve">&gt;, </w:t>
-      </w:r>
-      <w:r>
-        <w:t>публикует</w:t>
-      </w:r>
-      <w:r>
-        <w:rPr>
-          <w:lang w:val="en-US"/>
-        </w:rPr>
-        <w:t xml:space="preserve"> </w:t>
-      </w:r>
-      <w:proofErr w:type="spellStart"/>
-      <w:r>
-        <w:rPr>
-          <w:lang w:val="en-US"/>
-        </w:rPr>
-        <w:t>GameStateChangedEvent</w:t>
-      </w:r>
-      <w:proofErr w:type="spellEnd"/>
-      <w:r>
-        <w:rPr>
-          <w:lang w:val="en-US"/>
-        </w:rPr>
-        <w:t xml:space="preserve"> </w:t>
-      </w:r>
-      <w:r>
-        <w:t>через</w:t>
-      </w:r>
-      <w:r>
-        <w:rPr>
-          <w:lang w:val="en-US"/>
-        </w:rPr>
-        <w:t xml:space="preserve"> </w:t>
-      </w:r>
-      <w:proofErr w:type="spellStart"/>
-      <w:r>
-        <w:rPr>
-          <w:lang w:val="en-US"/>
-        </w:rPr>
-        <w:t>IEventBus</w:t>
-      </w:r>
-      <w:proofErr w:type="spellEnd"/>
-      <w:r>
-        <w:rPr>
-          <w:lang w:val="en-US"/>
-        </w:rPr>
-        <w:t xml:space="preserve">. Pause = </w:t>
-      </w:r>
-      <w:proofErr w:type="gramStart"/>
-      <w:r>
-        <w:rPr>
-          <w:lang w:val="en-US"/>
-        </w:rPr>
-        <w:t>Push(</w:t>
-      </w:r>
-      <w:proofErr w:type="spellStart"/>
-      <w:proofErr w:type="gramEnd"/>
-      <w:r>
-        <w:rPr>
-          <w:lang w:val="en-US"/>
-        </w:rPr>
-        <w:t>GameState.Paused</w:t>
-      </w:r>
-      <w:proofErr w:type="spellEnd"/>
-      <w:r>
-        <w:rPr>
-          <w:lang w:val="en-US"/>
-        </w:rPr>
-        <w:t xml:space="preserve">), </w:t>
-      </w:r>
-      <w:r>
-        <w:t>не</w:t>
-      </w:r>
-      <w:r>
-        <w:rPr>
-          <w:lang w:val="en-US"/>
-        </w:rPr>
-        <w:t xml:space="preserve"> </w:t>
-      </w:r>
-      <w:r>
-        <w:t>флаг</w:t>
-      </w:r>
-      <w:r>
-        <w:rPr>
-          <w:lang w:val="en-US"/>
-        </w:rPr>
-        <w:t>.</w:t>
-      </w:r>
-    </w:p>
-    <w:p>
-      <w:pPr>
-        <w:rPr>
-          <w:lang w:val="en-US"/>
-        </w:rPr>
-      </w:pPr>
-    </w:p>
-    <w:p>
-      <w:pPr>
-        <w:rPr>
-          <w:lang w:val="en-US"/>
-        </w:rPr>
-      </w:pPr>
-      <w:r>
-        <w:rPr>
-          <w:lang w:val="en-US"/>
-        </w:rPr>
-        <w:t xml:space="preserve">  6. Services/Meta — §15.3 </w:t>
-      </w:r>
-      <w:r>
-        <w:t>предохранители</w:t>
-      </w:r>
-      <w:r>
-        <w:rPr>
-          <w:lang w:val="en-US"/>
-        </w:rPr>
-        <w:t xml:space="preserve"> (</w:t>
-      </w:r>
-      <w:r>
-        <w:t>заглушки</w:t>
-      </w:r>
-      <w:r>
-        <w:rPr>
-          <w:lang w:val="en-US"/>
-        </w:rPr>
-        <w:t xml:space="preserve"> </w:t>
-      </w:r>
-      <w:r>
-        <w:t>под</w:t>
-      </w:r>
-      <w:r>
-        <w:rPr>
-          <w:lang w:val="en-US"/>
-        </w:rPr>
-        <w:t xml:space="preserve"> </w:t>
-      </w:r>
-      <w:r>
-        <w:t>будущий</w:t>
+      <w:r>
+        <w:t>это</w:t>
       </w:r>
       <w:r>
         <w:rPr>
@@ -2823,7 +2745,7 @@
         <w:rPr>
           <w:lang w:val="en-US"/>
         </w:rPr>
-        <w:t xml:space="preserve"> 8)</w:t>
+        <w:t xml:space="preserve"> 8</w:t>
       </w:r>
     </w:p>
     <w:p>
@@ -2843,124 +2765,6 @@
         <w:rPr>
           <w:lang w:val="en-US"/>
         </w:rPr>
-        <w:t>IPlayerProfile.cs</w:t>
-      </w:r>
-      <w:proofErr w:type="spellEnd"/>
-      <w:r>
-        <w:rPr>
-          <w:lang w:val="en-US"/>
-        </w:rPr>
-        <w:t xml:space="preserve"> — </w:t>
-      </w:r>
-      <w:r>
-        <w:t>пока</w:t>
-      </w:r>
-      <w:r>
-        <w:rPr>
-          <w:lang w:val="en-US"/>
-        </w:rPr>
-        <w:t xml:space="preserve"> </w:t>
-      </w:r>
-      <w:r>
-        <w:t>только</w:t>
-      </w:r>
-      <w:r>
-        <w:rPr>
-          <w:lang w:val="en-US"/>
-        </w:rPr>
-        <w:t xml:space="preserve"> int Coins </w:t>
-      </w:r>
-      <w:proofErr w:type="gramStart"/>
-      <w:r>
-        <w:rPr>
-          <w:lang w:val="en-US"/>
-        </w:rPr>
-        <w:t>{ get</w:t>
-      </w:r>
-      <w:proofErr w:type="gramEnd"/>
-      <w:r>
-        <w:rPr>
-          <w:lang w:val="en-US"/>
-        </w:rPr>
-        <w:t>; set</w:t>
-      </w:r>
-      <w:proofErr w:type="gramStart"/>
-      <w:r>
-        <w:rPr>
-          <w:lang w:val="en-US"/>
-        </w:rPr>
-        <w:t>; }</w:t>
-      </w:r>
-      <w:proofErr w:type="gramEnd"/>
-      <w:r>
-        <w:rPr>
-          <w:lang w:val="en-US"/>
-        </w:rPr>
-        <w:t xml:space="preserve">. </w:t>
-      </w:r>
-      <w:r>
-        <w:t>Никаких</w:t>
-      </w:r>
-      <w:r>
-        <w:rPr>
-          <w:lang w:val="en-US"/>
-        </w:rPr>
-        <w:t xml:space="preserve"> </w:t>
-      </w:r>
-      <w:r>
-        <w:t>машин</w:t>
-      </w:r>
-      <w:r>
-        <w:rPr>
-          <w:lang w:val="en-US"/>
-        </w:rPr>
-        <w:t>/</w:t>
-      </w:r>
-      <w:r>
-        <w:t>апгрейдов</w:t>
-      </w:r>
-      <w:r>
-        <w:rPr>
-          <w:lang w:val="en-US"/>
-        </w:rPr>
-        <w:t xml:space="preserve"> — </w:t>
-      </w:r>
-      <w:r>
-        <w:t>это</w:t>
-      </w:r>
-      <w:r>
-        <w:rPr>
-          <w:lang w:val="en-US"/>
-        </w:rPr>
-        <w:t xml:space="preserve"> </w:t>
-      </w:r>
-      <w:r>
-        <w:t>шаг</w:t>
-      </w:r>
-      <w:r>
-        <w:rPr>
-          <w:lang w:val="en-US"/>
-        </w:rPr>
-        <w:t xml:space="preserve"> 8</w:t>
-      </w:r>
-    </w:p>
-    <w:p>
-      <w:pPr>
-        <w:rPr>
-          <w:lang w:val="en-US"/>
-        </w:rPr>
-      </w:pPr>
-      <w:r>
-        <w:rPr>
-          <w:lang w:val="en-US"/>
-        </w:rPr>
-        <w:t xml:space="preserve">  - Services/Meta/</w:t>
-      </w:r>
-      <w:proofErr w:type="spellStart"/>
-      <w:r>
-        <w:rPr>
-          <w:lang w:val="en-US"/>
-        </w:rPr>
         <w:t>IProfileStorage.cs</w:t>
       </w:r>
       <w:proofErr w:type="spellEnd"/>
@@ -2968,17 +2772,9 @@
         <w:rPr>
           <w:lang w:val="en-US"/>
         </w:rPr>
-        <w:t xml:space="preserve"> — void </w:t>
-      </w:r>
-      <w:proofErr w:type="gramStart"/>
-      <w:r>
-        <w:rPr>
-          <w:lang w:val="en-US"/>
-        </w:rPr>
-        <w:t>Save(</w:t>
-      </w:r>
-      <w:proofErr w:type="spellStart"/>
-      <w:proofErr w:type="gramEnd"/>
+        <w:t xml:space="preserve"> — void Save(</w:t>
+      </w:r>
+      <w:proofErr w:type="spellStart"/>
       <w:r>
         <w:rPr>
           <w:lang w:val="en-US"/>
@@ -2993,7 +2789,6 @@
         <w:t xml:space="preserve">), bool </w:t>
       </w:r>
       <w:proofErr w:type="spellStart"/>
-      <w:proofErr w:type="gramStart"/>
       <w:r>
         <w:rPr>
           <w:lang w:val="en-US"/>
@@ -3005,14 +2800,7 @@
         <w:rPr>
           <w:lang w:val="en-US"/>
         </w:rPr>
-        <w:t>(</w:t>
-      </w:r>
-      <w:proofErr w:type="gramEnd"/>
-      <w:r>
-        <w:rPr>
-          <w:lang w:val="en-US"/>
-        </w:rPr>
-        <w:t xml:space="preserve">out </w:t>
+        <w:t xml:space="preserve">(out </w:t>
       </w:r>
       <w:proofErr w:type="spellStart"/>
       <w:r>
@@ -3089,7 +2877,6 @@
         <w:t>/</w:t>
       </w:r>
       <w:proofErr w:type="spellStart"/>
-      <w:proofErr w:type="gramStart"/>
       <w:r>
         <w:rPr>
           <w:lang w:val="en-US"/>
@@ -3101,478 +2888,822 @@
         <w:rPr>
           <w:lang w:val="en-US"/>
         </w:rPr>
+        <w:t>("Coins", ...)</w:t>
+      </w:r>
+    </w:p>
+    <w:p>
+      <w:pPr>
+        <w:rPr>
+          <w:lang w:val="en-US"/>
+        </w:rPr>
+      </w:pPr>
+      <w:r>
+        <w:rPr>
+          <w:lang w:val="en-US"/>
+        </w:rPr>
+        <w:t xml:space="preserve">  - Services/Meta/</w:t>
+      </w:r>
+      <w:proofErr w:type="spellStart"/>
+      <w:r>
+        <w:rPr>
+          <w:lang w:val="en-US"/>
+        </w:rPr>
+        <w:t>IMetaProgressService.cs</w:t>
+      </w:r>
+      <w:proofErr w:type="spellEnd"/>
+      <w:r>
+        <w:rPr>
+          <w:lang w:val="en-US"/>
+        </w:rPr>
+        <w:t xml:space="preserve"> — </w:t>
+      </w:r>
+      <w:proofErr w:type="spellStart"/>
+      <w:r>
+        <w:rPr>
+          <w:lang w:val="en-US"/>
+        </w:rPr>
+        <w:t>IPlayerProfile</w:t>
+      </w:r>
+      <w:proofErr w:type="spellEnd"/>
+      <w:r>
+        <w:rPr>
+          <w:lang w:val="en-US"/>
+        </w:rPr>
+        <w:t xml:space="preserve"> Profile { get; }, void Save()</w:t>
+      </w:r>
+    </w:p>
+    <w:p>
+      <w:pPr>
+        <w:rPr>
+          <w:lang w:val="en-US"/>
+        </w:rPr>
+      </w:pPr>
+      <w:r>
+        <w:rPr>
+          <w:lang w:val="en-US"/>
+        </w:rPr>
+        <w:t xml:space="preserve">  - Services/Meta/</w:t>
+      </w:r>
+      <w:proofErr w:type="spellStart"/>
+      <w:r>
+        <w:rPr>
+          <w:lang w:val="en-US"/>
+        </w:rPr>
+        <w:t>MetaProgressService.cs</w:t>
+      </w:r>
+      <w:proofErr w:type="spellEnd"/>
+      <w:r>
+        <w:rPr>
+          <w:lang w:val="en-US"/>
+        </w:rPr>
+        <w:t xml:space="preserve"> — pure C#, </w:t>
+      </w:r>
+      <w:r>
+        <w:t>в</w:t>
+      </w:r>
+      <w:r>
+        <w:rPr>
+          <w:lang w:val="en-US"/>
+        </w:rPr>
+        <w:t xml:space="preserve"> </w:t>
+      </w:r>
+      <w:r>
+        <w:t>конструкторе</w:t>
+      </w:r>
+      <w:r>
+        <w:rPr>
+          <w:lang w:val="en-US"/>
+        </w:rPr>
+        <w:t xml:space="preserve"> </w:t>
+      </w:r>
+      <w:r>
+        <w:t>принимает</w:t>
+      </w:r>
+      <w:r>
+        <w:rPr>
+          <w:lang w:val="en-US"/>
+        </w:rPr>
+        <w:t xml:space="preserve"> </w:t>
+      </w:r>
+      <w:proofErr w:type="spellStart"/>
+      <w:r>
+        <w:rPr>
+          <w:lang w:val="en-US"/>
+        </w:rPr>
+        <w:t>IProfileStorage</w:t>
+      </w:r>
+      <w:proofErr w:type="spellEnd"/>
+      <w:r>
+        <w:rPr>
+          <w:lang w:val="en-US"/>
+        </w:rPr>
+        <w:t xml:space="preserve">, </w:t>
+      </w:r>
+      <w:r>
+        <w:t>на</w:t>
+      </w:r>
+      <w:r>
+        <w:rPr>
+          <w:lang w:val="en-US"/>
+        </w:rPr>
+        <w:t xml:space="preserve"> </w:t>
+      </w:r>
+      <w:r>
+        <w:t>старте</w:t>
+      </w:r>
+      <w:r>
+        <w:rPr>
+          <w:lang w:val="en-US"/>
+        </w:rPr>
+        <w:t xml:space="preserve"> </w:t>
+      </w:r>
+      <w:proofErr w:type="spellStart"/>
+      <w:r>
+        <w:rPr>
+          <w:lang w:val="en-US"/>
+        </w:rPr>
+        <w:t>TryLoad</w:t>
+      </w:r>
+      <w:proofErr w:type="spellEnd"/>
+      <w:r>
+        <w:rPr>
+          <w:lang w:val="en-US"/>
+        </w:rPr>
+        <w:t>() (</w:t>
+      </w:r>
+      <w:r>
+        <w:t>или</w:t>
+      </w:r>
+      <w:r>
+        <w:rPr>
+          <w:lang w:val="en-US"/>
+        </w:rPr>
+        <w:t xml:space="preserve"> </w:t>
+      </w:r>
+      <w:r>
+        <w:t>создаёт</w:t>
+      </w:r>
+      <w:r>
+        <w:rPr>
+          <w:lang w:val="en-US"/>
+        </w:rPr>
+        <w:t xml:space="preserve"> </w:t>
+      </w:r>
+      <w:r>
+        <w:t>чистый</w:t>
+      </w:r>
+      <w:r>
+        <w:rPr>
+          <w:lang w:val="en-US"/>
+        </w:rPr>
+        <w:t xml:space="preserve"> </w:t>
+      </w:r>
+      <w:r>
+        <w:t>профиль</w:t>
+      </w:r>
+      <w:r>
+        <w:rPr>
+          <w:lang w:val="en-US"/>
+        </w:rPr>
+        <w:t>)</w:t>
+      </w:r>
+    </w:p>
+    <w:p>
+      <w:pPr>
+        <w:rPr>
+          <w:lang w:val="en-US"/>
+        </w:rPr>
+      </w:pPr>
+    </w:p>
+    <w:p>
+      <w:pPr>
+        <w:rPr>
+          <w:lang w:val="en-US"/>
+        </w:rPr>
+      </w:pPr>
+      <w:r>
+        <w:rPr>
+          <w:lang w:val="en-US"/>
+        </w:rPr>
+        <w:t xml:space="preserve">  7. Installers + Bootstrap</w:t>
+      </w:r>
+    </w:p>
+    <w:p>
+      <w:pPr>
+        <w:rPr>
+          <w:lang w:val="en-US"/>
+        </w:rPr>
+      </w:pPr>
+      <w:r>
+        <w:rPr>
+          <w:lang w:val="en-US"/>
+        </w:rPr>
+        <w:t xml:space="preserve">  - Installers/</w:t>
+      </w:r>
+      <w:proofErr w:type="spellStart"/>
+      <w:r>
+        <w:rPr>
+          <w:lang w:val="en-US"/>
+        </w:rPr>
+        <w:t>GameLifetimeScope.cs</w:t>
+      </w:r>
+      <w:proofErr w:type="spellEnd"/>
+      <w:r>
+        <w:rPr>
+          <w:lang w:val="en-US"/>
+        </w:rPr>
+        <w:t xml:space="preserve"> — Composition Root: </w:t>
+      </w:r>
+      <w:r>
+        <w:t>регистрирует</w:t>
+      </w:r>
+      <w:r>
+        <w:rPr>
+          <w:lang w:val="en-US"/>
+        </w:rPr>
+        <w:t xml:space="preserve"> </w:t>
+      </w:r>
+      <w:proofErr w:type="spellStart"/>
+      <w:r>
+        <w:rPr>
+          <w:lang w:val="en-US"/>
+        </w:rPr>
+        <w:t>EventBus</w:t>
+      </w:r>
+      <w:proofErr w:type="spellEnd"/>
+      <w:r>
+        <w:rPr>
+          <w:lang w:val="en-US"/>
+        </w:rPr>
+        <w:t xml:space="preserve"> </w:t>
+      </w:r>
+      <w:r>
+        <w:t>как</w:t>
+      </w:r>
+      <w:r>
+        <w:rPr>
+          <w:lang w:val="en-US"/>
+        </w:rPr>
+        <w:t xml:space="preserve"> </w:t>
+      </w:r>
+      <w:proofErr w:type="spellStart"/>
+      <w:r>
+        <w:rPr>
+          <w:lang w:val="en-US"/>
+        </w:rPr>
+        <w:t>IEventBus</w:t>
+      </w:r>
+      <w:proofErr w:type="spellEnd"/>
+      <w:r>
+        <w:rPr>
+          <w:lang w:val="en-US"/>
+        </w:rPr>
+        <w:t xml:space="preserve">, </w:t>
+      </w:r>
+      <w:proofErr w:type="spellStart"/>
+      <w:r>
+        <w:rPr>
+          <w:lang w:val="en-US"/>
+        </w:rPr>
+        <w:t>KeyboardInputProvider</w:t>
+      </w:r>
+      <w:proofErr w:type="spellEnd"/>
+      <w:r>
+        <w:rPr>
+          <w:lang w:val="en-US"/>
+        </w:rPr>
+        <w:t xml:space="preserve"> </w:t>
+      </w:r>
+      <w:r>
+        <w:t>как</w:t>
+      </w:r>
+      <w:r>
+        <w:rPr>
+          <w:lang w:val="en-US"/>
+        </w:rPr>
+        <w:t xml:space="preserve"> </w:t>
+      </w:r>
+      <w:proofErr w:type="spellStart"/>
+      <w:r>
+        <w:rPr>
+          <w:lang w:val="en-US"/>
+        </w:rPr>
+        <w:t>IInputProvider</w:t>
+      </w:r>
+      <w:proofErr w:type="spellEnd"/>
+      <w:r>
+        <w:rPr>
+          <w:lang w:val="en-US"/>
+        </w:rPr>
+        <w:t xml:space="preserve">, </w:t>
+      </w:r>
+      <w:proofErr w:type="spellStart"/>
+      <w:r>
+        <w:rPr>
+          <w:lang w:val="en-US"/>
+        </w:rPr>
+        <w:t>InputRouter</w:t>
+      </w:r>
+      <w:proofErr w:type="spellEnd"/>
+      <w:r>
+        <w:rPr>
+          <w:lang w:val="en-US"/>
+        </w:rPr>
+        <w:t xml:space="preserve">, </w:t>
+      </w:r>
+      <w:proofErr w:type="spellStart"/>
+      <w:r>
+        <w:rPr>
+          <w:lang w:val="en-US"/>
+        </w:rPr>
+        <w:t>GameFlowService</w:t>
+      </w:r>
+      <w:proofErr w:type="spellEnd"/>
+      <w:r>
+        <w:rPr>
+          <w:lang w:val="en-US"/>
+        </w:rPr>
+        <w:t>,</w:t>
+      </w:r>
+    </w:p>
+    <w:p>
+      <w:pPr>
+        <w:rPr>
+          <w:lang w:val="en-US"/>
+        </w:rPr>
+      </w:pPr>
+      <w:r>
+        <w:rPr>
+          <w:lang w:val="en-US"/>
+        </w:rPr>
+        <w:t xml:space="preserve">  </w:t>
+      </w:r>
+      <w:proofErr w:type="spellStart"/>
+      <w:r>
+        <w:rPr>
+          <w:lang w:val="en-US"/>
+        </w:rPr>
+        <w:t>MetaProgressService</w:t>
+      </w:r>
+      <w:proofErr w:type="spellEnd"/>
+      <w:r>
+        <w:rPr>
+          <w:lang w:val="en-US"/>
+        </w:rPr>
+        <w:t xml:space="preserve">, </w:t>
+      </w:r>
+      <w:proofErr w:type="spellStart"/>
+      <w:r>
+        <w:rPr>
+          <w:lang w:val="en-US"/>
+        </w:rPr>
+        <w:t>PlayerPrefsProfileStorage</w:t>
+      </w:r>
+      <w:proofErr w:type="spellEnd"/>
+      <w:r>
+        <w:rPr>
+          <w:lang w:val="en-US"/>
+        </w:rPr>
+        <w:t xml:space="preserve">. </w:t>
+      </w:r>
+      <w:r>
+        <w:t>Все</w:t>
+      </w:r>
+      <w:r>
+        <w:rPr>
+          <w:lang w:val="en-US"/>
+        </w:rPr>
+        <w:t xml:space="preserve"> singleton'</w:t>
+      </w:r>
+      <w:r>
+        <w:t>ы</w:t>
+      </w:r>
+      <w:r>
+        <w:rPr>
+          <w:lang w:val="en-US"/>
+        </w:rPr>
+        <w:t xml:space="preserve"> — </w:t>
+      </w:r>
+      <w:proofErr w:type="spellStart"/>
+      <w:r>
+        <w:rPr>
+          <w:lang w:val="en-US"/>
+        </w:rPr>
+        <w:t>Lifetime.Singleton</w:t>
+      </w:r>
+      <w:proofErr w:type="spellEnd"/>
+      <w:r>
+        <w:rPr>
+          <w:lang w:val="en-US"/>
+        </w:rPr>
+        <w:t xml:space="preserve">. </w:t>
+      </w:r>
+      <w:proofErr w:type="spellStart"/>
+      <w:r>
+        <w:rPr>
+          <w:lang w:val="en-US"/>
+        </w:rPr>
+        <w:t>GameBootstrap</w:t>
+      </w:r>
+      <w:proofErr w:type="spellEnd"/>
+      <w:r>
+        <w:rPr>
+          <w:lang w:val="en-US"/>
+        </w:rPr>
+        <w:t xml:space="preserve"> </w:t>
+      </w:r>
+      <w:proofErr w:type="spellStart"/>
+      <w:r>
+        <w:t>сцено</w:t>
+      </w:r>
+      <w:proofErr w:type="spellEnd"/>
+      <w:r>
+        <w:rPr>
+          <w:lang w:val="en-US"/>
+        </w:rPr>
+        <w:t>-</w:t>
+      </w:r>
+      <w:r>
+        <w:t>объект</w:t>
+      </w:r>
+      <w:r>
+        <w:rPr>
+          <w:lang w:val="en-US"/>
+        </w:rPr>
+        <w:t xml:space="preserve"> — </w:t>
+      </w:r>
+      <w:r>
+        <w:t>регистрируется</w:t>
+      </w:r>
+      <w:r>
+        <w:rPr>
+          <w:lang w:val="en-US"/>
+        </w:rPr>
+        <w:t xml:space="preserve"> </w:t>
+      </w:r>
+      <w:r>
+        <w:t>через</w:t>
+      </w:r>
+      <w:r>
+        <w:rPr>
+          <w:lang w:val="en-US"/>
+        </w:rPr>
+        <w:t xml:space="preserve"> </w:t>
+      </w:r>
+      <w:proofErr w:type="spellStart"/>
+      <w:r>
+        <w:rPr>
+          <w:lang w:val="en-US"/>
+        </w:rPr>
+        <w:t>RegisterComponentInHierarchy</w:t>
+      </w:r>
+      <w:proofErr w:type="spellEnd"/>
+      <w:r>
+        <w:rPr>
+          <w:lang w:val="en-US"/>
+        </w:rPr>
+        <w:t xml:space="preserve"> (</w:t>
+      </w:r>
+      <w:r>
+        <w:t>НЕ</w:t>
+      </w:r>
+    </w:p>
+    <w:p>
+      <w:pPr>
+        <w:rPr>
+          <w:lang w:val="en-US"/>
+        </w:rPr>
+      </w:pPr>
+      <w:r>
+        <w:rPr>
+          <w:lang w:val="en-US"/>
+        </w:rPr>
+        <w:t xml:space="preserve">   </w:t>
+      </w:r>
+      <w:proofErr w:type="spellStart"/>
+      <w:r>
+        <w:rPr>
+          <w:lang w:val="en-US"/>
+        </w:rPr>
+        <w:t>RegisterInstance</w:t>
+      </w:r>
+      <w:proofErr w:type="spellEnd"/>
+      <w:r>
+        <w:rPr>
+          <w:lang w:val="en-US"/>
+        </w:rPr>
+        <w:t>).</w:t>
+      </w:r>
+    </w:p>
+    <w:p>
+      <w:pPr>
+        <w:rPr>
+          <w:lang w:val="en-US"/>
+        </w:rPr>
+      </w:pPr>
+      <w:r>
+        <w:rPr>
+          <w:lang w:val="en-US"/>
+        </w:rPr>
+        <w:t xml:space="preserve">  - </w:t>
+      </w:r>
+      <w:proofErr w:type="spellStart"/>
+      <w:r>
+        <w:rPr>
+          <w:lang w:val="en-US"/>
+        </w:rPr>
+        <w:t>GameBootstrap.cs</w:t>
+      </w:r>
+      <w:proofErr w:type="spellEnd"/>
+      <w:r>
+        <w:rPr>
+          <w:lang w:val="en-US"/>
+        </w:rPr>
+        <w:t xml:space="preserve"> — </w:t>
+      </w:r>
+      <w:proofErr w:type="spellStart"/>
+      <w:r>
+        <w:rPr>
+          <w:lang w:val="en-US"/>
+        </w:rPr>
+        <w:t>MonoBehaviour</w:t>
+      </w:r>
+      <w:proofErr w:type="spellEnd"/>
+      <w:r>
+        <w:rPr>
+          <w:lang w:val="en-US"/>
+        </w:rPr>
+        <w:t>-</w:t>
+      </w:r>
+      <w:r>
+        <w:t>точка</w:t>
+      </w:r>
+      <w:r>
+        <w:rPr>
+          <w:lang w:val="en-US"/>
+        </w:rPr>
+        <w:t xml:space="preserve"> </w:t>
+      </w:r>
+      <w:r>
+        <w:t>входа</w:t>
+      </w:r>
+      <w:r>
+        <w:rPr>
+          <w:lang w:val="en-US"/>
+        </w:rPr>
+        <w:t xml:space="preserve"> </w:t>
+      </w:r>
+      <w:r>
+        <w:t>на</w:t>
+      </w:r>
+      <w:r>
+        <w:rPr>
+          <w:lang w:val="en-US"/>
+        </w:rPr>
+        <w:t xml:space="preserve"> Boot-</w:t>
+      </w:r>
+      <w:r>
+        <w:t>сцене</w:t>
+      </w:r>
+      <w:r>
+        <w:rPr>
+          <w:lang w:val="en-US"/>
+        </w:rPr>
+        <w:t>. [Inject] Construct(</w:t>
+      </w:r>
+      <w:proofErr w:type="spellStart"/>
+      <w:r>
+        <w:rPr>
+          <w:lang w:val="en-US"/>
+        </w:rPr>
+        <w:t>IGameFlowService</w:t>
+      </w:r>
+      <w:proofErr w:type="spellEnd"/>
+      <w:r>
+        <w:rPr>
+          <w:lang w:val="en-US"/>
+        </w:rPr>
+        <w:t xml:space="preserve">, </w:t>
+      </w:r>
+      <w:proofErr w:type="spellStart"/>
+      <w:r>
+        <w:rPr>
+          <w:lang w:val="en-US"/>
+        </w:rPr>
+        <w:t>IInputProvider</w:t>
+      </w:r>
+      <w:proofErr w:type="spellEnd"/>
+      <w:r>
+        <w:rPr>
+          <w:lang w:val="en-US"/>
+        </w:rPr>
+        <w:t xml:space="preserve">, </w:t>
+      </w:r>
+      <w:proofErr w:type="spellStart"/>
+      <w:r>
+        <w:rPr>
+          <w:lang w:val="en-US"/>
+        </w:rPr>
+        <w:t>IMetaProgressService</w:t>
+      </w:r>
+      <w:proofErr w:type="spellEnd"/>
+      <w:r>
+        <w:rPr>
+          <w:lang w:val="en-US"/>
+        </w:rPr>
+        <w:t xml:space="preserve">), </w:t>
+      </w:r>
+      <w:r>
+        <w:t>флаг</w:t>
+      </w:r>
+      <w:r>
+        <w:rPr>
+          <w:lang w:val="en-US"/>
+        </w:rPr>
+        <w:t xml:space="preserve"> _initialized, </w:t>
+      </w:r>
+      <w:r>
+        <w:t>в</w:t>
+      </w:r>
+      <w:r>
+        <w:rPr>
+          <w:lang w:val="en-US"/>
+        </w:rPr>
+        <w:t xml:space="preserve"> Update()</w:t>
+      </w:r>
+    </w:p>
+    <w:p>
+      <w:pPr>
+        <w:rPr>
+          <w:lang w:val="en-US"/>
+        </w:rPr>
+      </w:pPr>
+      <w:r>
+        <w:rPr>
+          <w:lang w:val="en-US"/>
+        </w:rPr>
+        <w:t xml:space="preserve">  </w:t>
+      </w:r>
+      <w:r>
+        <w:t>после</w:t>
+      </w:r>
+      <w:r>
+        <w:rPr>
+          <w:lang w:val="en-US"/>
+        </w:rPr>
+        <w:t xml:space="preserve"> _initialized==true </w:t>
+      </w:r>
+      <w:r>
+        <w:t>дергает</w:t>
+      </w:r>
+      <w:r>
+        <w:rPr>
+          <w:lang w:val="en-US"/>
+        </w:rPr>
+        <w:t xml:space="preserve"> _</w:t>
+      </w:r>
+      <w:proofErr w:type="spellStart"/>
+      <w:r>
+        <w:rPr>
+          <w:lang w:val="en-US"/>
+        </w:rPr>
+        <w:t>inputRouter.Tick</w:t>
+      </w:r>
+      <w:proofErr w:type="spellEnd"/>
+      <w:r>
+        <w:rPr>
+          <w:lang w:val="en-US"/>
+        </w:rPr>
+        <w:t>() (</w:t>
+      </w:r>
+      <w:r>
+        <w:t>и</w:t>
+      </w:r>
+      <w:r>
+        <w:rPr>
+          <w:lang w:val="en-US"/>
+        </w:rPr>
+        <w:t xml:space="preserve"> </w:t>
+      </w:r>
+      <w:r>
+        <w:t>сам</w:t>
+      </w:r>
+      <w:r>
+        <w:rPr>
+          <w:lang w:val="en-US"/>
+        </w:rPr>
+        <w:t xml:space="preserve"> router </w:t>
+      </w:r>
+      <w:r>
+        <w:t>тикает</w:t>
+      </w:r>
+      <w:r>
+        <w:rPr>
+          <w:lang w:val="en-US"/>
+        </w:rPr>
+        <w:t xml:space="preserve"> </w:t>
+      </w:r>
+      <w:r>
+        <w:t>провайдер</w:t>
+      </w:r>
+      <w:r>
+        <w:rPr>
+          <w:lang w:val="en-US"/>
+        </w:rPr>
+        <w:t>) + _</w:t>
+      </w:r>
+      <w:proofErr w:type="spellStart"/>
+      <w:r>
+        <w:rPr>
+          <w:lang w:val="en-US"/>
+        </w:rPr>
+        <w:t>flowService.Tick</w:t>
+      </w:r>
+      <w:proofErr w:type="spellEnd"/>
+      <w:r>
+        <w:rPr>
+          <w:lang w:val="en-US"/>
+        </w:rPr>
+        <w:t xml:space="preserve">(). </w:t>
+      </w:r>
+      <w:r>
+        <w:t>На</w:t>
+      </w:r>
+      <w:r>
+        <w:rPr>
+          <w:lang w:val="en-US"/>
+        </w:rPr>
+        <w:t xml:space="preserve"> </w:t>
+      </w:r>
+      <w:r>
+        <w:t>старте</w:t>
+      </w:r>
+      <w:r>
+        <w:rPr>
+          <w:lang w:val="en-US"/>
+        </w:rPr>
+        <w:t xml:space="preserve"> — _</w:t>
+      </w:r>
+      <w:proofErr w:type="spellStart"/>
+      <w:r>
+        <w:rPr>
+          <w:lang w:val="en-US"/>
+        </w:rPr>
+        <w:t>flowService.ChangeState</w:t>
+      </w:r>
+      <w:proofErr w:type="spellEnd"/>
+      <w:r>
+        <w:rPr>
+          <w:lang w:val="en-US"/>
+        </w:rPr>
         <w:t>(</w:t>
       </w:r>
-      <w:proofErr w:type="gramEnd"/>
-      <w:r>
-        <w:rPr>
-          <w:lang w:val="en-US"/>
-        </w:rPr>
-        <w:t>"Coins", ...)</w:t>
-      </w:r>
-    </w:p>
-    <w:p>
-      <w:pPr>
-        <w:rPr>
-          <w:lang w:val="en-US"/>
-        </w:rPr>
-      </w:pPr>
-      <w:r>
-        <w:rPr>
-          <w:lang w:val="en-US"/>
-        </w:rPr>
-        <w:t xml:space="preserve">  - Services/Meta/</w:t>
-      </w:r>
-      <w:proofErr w:type="spellStart"/>
-      <w:r>
-        <w:rPr>
-          <w:lang w:val="en-US"/>
-        </w:rPr>
-        <w:t>IMetaProgressService.cs</w:t>
-      </w:r>
-      <w:proofErr w:type="spellEnd"/>
-      <w:r>
-        <w:rPr>
-          <w:lang w:val="en-US"/>
-        </w:rPr>
-        <w:t xml:space="preserve"> — </w:t>
-      </w:r>
-      <w:proofErr w:type="spellStart"/>
-      <w:r>
-        <w:rPr>
-          <w:lang w:val="en-US"/>
-        </w:rPr>
-        <w:t>IPlayerProfile</w:t>
-      </w:r>
-      <w:proofErr w:type="spellEnd"/>
-      <w:r>
-        <w:rPr>
-          <w:lang w:val="en-US"/>
-        </w:rPr>
-        <w:t xml:space="preserve"> Profile </w:t>
-      </w:r>
-      <w:proofErr w:type="gramStart"/>
-      <w:r>
-        <w:rPr>
-          <w:lang w:val="en-US"/>
-        </w:rPr>
-        <w:t>{ get; }</w:t>
-      </w:r>
-      <w:proofErr w:type="gramEnd"/>
-      <w:r>
-        <w:rPr>
-          <w:lang w:val="en-US"/>
-        </w:rPr>
-        <w:t xml:space="preserve">, void </w:t>
-      </w:r>
-      <w:proofErr w:type="gramStart"/>
-      <w:r>
-        <w:rPr>
-          <w:lang w:val="en-US"/>
-        </w:rPr>
-        <w:t>Save(</w:t>
-      </w:r>
-      <w:proofErr w:type="gramEnd"/>
-      <w:r>
-        <w:rPr>
-          <w:lang w:val="en-US"/>
-        </w:rPr>
-        <w:t>)</w:t>
-      </w:r>
-    </w:p>
-    <w:p>
-      <w:pPr>
-        <w:rPr>
-          <w:lang w:val="en-US"/>
-        </w:rPr>
-      </w:pPr>
-      <w:r>
-        <w:rPr>
-          <w:lang w:val="en-US"/>
-        </w:rPr>
-        <w:t xml:space="preserve">  - Services/Meta/</w:t>
-      </w:r>
-      <w:proofErr w:type="spellStart"/>
-      <w:r>
-        <w:rPr>
-          <w:lang w:val="en-US"/>
-        </w:rPr>
-        <w:t>MetaProgressService.cs</w:t>
-      </w:r>
-      <w:proofErr w:type="spellEnd"/>
-      <w:r>
-        <w:rPr>
-          <w:lang w:val="en-US"/>
-        </w:rPr>
-        <w:t xml:space="preserve"> — pure C#, </w:t>
-      </w:r>
-      <w:r>
-        <w:t>в</w:t>
-      </w:r>
-      <w:r>
-        <w:rPr>
-          <w:lang w:val="en-US"/>
-        </w:rPr>
-        <w:t xml:space="preserve"> </w:t>
-      </w:r>
-      <w:r>
-        <w:t>конструкторе</w:t>
-      </w:r>
-      <w:r>
-        <w:rPr>
-          <w:lang w:val="en-US"/>
-        </w:rPr>
-        <w:t xml:space="preserve"> </w:t>
-      </w:r>
-      <w:r>
-        <w:t>принимает</w:t>
-      </w:r>
-      <w:r>
-        <w:rPr>
-          <w:lang w:val="en-US"/>
-        </w:rPr>
-        <w:t xml:space="preserve"> </w:t>
-      </w:r>
-      <w:proofErr w:type="spellStart"/>
-      <w:r>
-        <w:rPr>
-          <w:lang w:val="en-US"/>
-        </w:rPr>
-        <w:t>IProfileStorage</w:t>
-      </w:r>
-      <w:proofErr w:type="spellEnd"/>
-      <w:r>
-        <w:rPr>
-          <w:lang w:val="en-US"/>
-        </w:rPr>
-        <w:t xml:space="preserve">, </w:t>
-      </w:r>
-      <w:r>
-        <w:t>на</w:t>
-      </w:r>
-      <w:r>
-        <w:rPr>
-          <w:lang w:val="en-US"/>
-        </w:rPr>
-        <w:t xml:space="preserve"> </w:t>
-      </w:r>
-      <w:r>
-        <w:t>старте</w:t>
-      </w:r>
-      <w:r>
-        <w:rPr>
-          <w:lang w:val="en-US"/>
-        </w:rPr>
-        <w:t xml:space="preserve"> </w:t>
-      </w:r>
-      <w:proofErr w:type="spellStart"/>
-      <w:proofErr w:type="gramStart"/>
-      <w:r>
-        <w:rPr>
-          <w:lang w:val="en-US"/>
-        </w:rPr>
-        <w:t>TryLoad</w:t>
-      </w:r>
-      <w:proofErr w:type="spellEnd"/>
-      <w:r>
-        <w:rPr>
-          <w:lang w:val="en-US"/>
-        </w:rPr>
-        <w:t>(</w:t>
-      </w:r>
-      <w:proofErr w:type="gramEnd"/>
-      <w:r>
-        <w:rPr>
-          <w:lang w:val="en-US"/>
-        </w:rPr>
-        <w:t>) (</w:t>
-      </w:r>
-      <w:r>
-        <w:t>или</w:t>
-      </w:r>
-      <w:r>
-        <w:rPr>
-          <w:lang w:val="en-US"/>
-        </w:rPr>
-        <w:t xml:space="preserve"> </w:t>
-      </w:r>
-      <w:r>
-        <w:t>создаёт</w:t>
-      </w:r>
-      <w:r>
-        <w:rPr>
-          <w:lang w:val="en-US"/>
-        </w:rPr>
-        <w:t xml:space="preserve"> </w:t>
-      </w:r>
-      <w:r>
-        <w:t>чистый</w:t>
-      </w:r>
-      <w:r>
-        <w:rPr>
-          <w:lang w:val="en-US"/>
-        </w:rPr>
-        <w:t xml:space="preserve"> </w:t>
-      </w:r>
-      <w:r>
-        <w:t>профиль</w:t>
-      </w:r>
-      <w:r>
-        <w:rPr>
-          <w:lang w:val="en-US"/>
-        </w:rPr>
-        <w:t>)</w:t>
-      </w:r>
-    </w:p>
-    <w:p>
-      <w:pPr>
-        <w:rPr>
-          <w:lang w:val="en-US"/>
-        </w:rPr>
-      </w:pPr>
-    </w:p>
-    <w:p>
-      <w:pPr>
-        <w:rPr>
-          <w:lang w:val="en-US"/>
-        </w:rPr>
-      </w:pPr>
-      <w:r>
-        <w:rPr>
-          <w:lang w:val="en-US"/>
-        </w:rPr>
-        <w:t xml:space="preserve">  7. Installers + Bootstrap</w:t>
-      </w:r>
-    </w:p>
-    <w:p>
-      <w:pPr>
-        <w:rPr>
-          <w:lang w:val="en-US"/>
-        </w:rPr>
-      </w:pPr>
-      <w:r>
-        <w:rPr>
-          <w:lang w:val="en-US"/>
-        </w:rPr>
-        <w:t xml:space="preserve">  - Installers/</w:t>
-      </w:r>
-      <w:proofErr w:type="spellStart"/>
-      <w:r>
-        <w:rPr>
-          <w:lang w:val="en-US"/>
-        </w:rPr>
-        <w:t>GameLifetimeScope.cs</w:t>
-      </w:r>
-      <w:proofErr w:type="spellEnd"/>
-      <w:r>
-        <w:rPr>
-          <w:lang w:val="en-US"/>
-        </w:rPr>
-        <w:t xml:space="preserve"> — Composition Root: </w:t>
-      </w:r>
-      <w:r>
-        <w:t>регистрирует</w:t>
-      </w:r>
-      <w:r>
-        <w:rPr>
-          <w:lang w:val="en-US"/>
-        </w:rPr>
-        <w:t xml:space="preserve"> </w:t>
-      </w:r>
-      <w:proofErr w:type="spellStart"/>
-      <w:r>
-        <w:rPr>
-          <w:lang w:val="en-US"/>
-        </w:rPr>
-        <w:t>EventBus</w:t>
-      </w:r>
-      <w:proofErr w:type="spellEnd"/>
-      <w:r>
-        <w:rPr>
-          <w:lang w:val="en-US"/>
-        </w:rPr>
-        <w:t xml:space="preserve"> </w:t>
-      </w:r>
-      <w:r>
-        <w:t>как</w:t>
-      </w:r>
-      <w:r>
-        <w:rPr>
-          <w:lang w:val="en-US"/>
-        </w:rPr>
-        <w:t xml:space="preserve"> </w:t>
-      </w:r>
-      <w:proofErr w:type="spellStart"/>
-      <w:r>
-        <w:rPr>
-          <w:lang w:val="en-US"/>
-        </w:rPr>
-        <w:t>IEventBus</w:t>
-      </w:r>
-      <w:proofErr w:type="spellEnd"/>
-      <w:r>
-        <w:rPr>
-          <w:lang w:val="en-US"/>
-        </w:rPr>
-        <w:t xml:space="preserve">, </w:t>
-      </w:r>
-      <w:proofErr w:type="spellStart"/>
-      <w:r>
-        <w:rPr>
-          <w:lang w:val="en-US"/>
-        </w:rPr>
-        <w:t>KeyboardInputProvider</w:t>
-      </w:r>
-      <w:proofErr w:type="spellEnd"/>
-      <w:r>
-        <w:rPr>
-          <w:lang w:val="en-US"/>
-        </w:rPr>
-        <w:t xml:space="preserve"> </w:t>
-      </w:r>
-      <w:r>
-        <w:t>как</w:t>
-      </w:r>
-      <w:r>
-        <w:rPr>
-          <w:lang w:val="en-US"/>
-        </w:rPr>
-        <w:t xml:space="preserve"> </w:t>
-      </w:r>
-      <w:proofErr w:type="spellStart"/>
-      <w:r>
-        <w:rPr>
-          <w:lang w:val="en-US"/>
-        </w:rPr>
-        <w:t>IInputProvider</w:t>
-      </w:r>
-      <w:proofErr w:type="spellEnd"/>
-      <w:r>
-        <w:rPr>
-          <w:lang w:val="en-US"/>
-        </w:rPr>
-        <w:t xml:space="preserve">, </w:t>
-      </w:r>
-      <w:proofErr w:type="spellStart"/>
-      <w:r>
-        <w:rPr>
-          <w:lang w:val="en-US"/>
-        </w:rPr>
-        <w:t>InputRouter</w:t>
-      </w:r>
-      <w:proofErr w:type="spellEnd"/>
-      <w:r>
-        <w:rPr>
-          <w:lang w:val="en-US"/>
-        </w:rPr>
-        <w:t xml:space="preserve">, </w:t>
-      </w:r>
-      <w:proofErr w:type="spellStart"/>
-      <w:r>
-        <w:rPr>
-          <w:lang w:val="en-US"/>
-        </w:rPr>
-        <w:t>GameFlowService</w:t>
-      </w:r>
-      <w:proofErr w:type="spellEnd"/>
-      <w:r>
-        <w:rPr>
-          <w:lang w:val="en-US"/>
-        </w:rPr>
-        <w:t>,</w:t>
-      </w:r>
-    </w:p>
-    <w:p>
-      <w:pPr>
-        <w:rPr>
-          <w:lang w:val="en-US"/>
-        </w:rPr>
-      </w:pPr>
-      <w:r>
-        <w:rPr>
-          <w:lang w:val="en-US"/>
-        </w:rPr>
-        <w:t xml:space="preserve">  </w:t>
-      </w:r>
-      <w:proofErr w:type="spellStart"/>
-      <w:r>
-        <w:rPr>
-          <w:lang w:val="en-US"/>
-        </w:rPr>
-        <w:t>MetaProgressService</w:t>
-      </w:r>
-      <w:proofErr w:type="spellEnd"/>
-      <w:r>
-        <w:rPr>
-          <w:lang w:val="en-US"/>
-        </w:rPr>
-        <w:t xml:space="preserve">, </w:t>
-      </w:r>
-      <w:proofErr w:type="spellStart"/>
-      <w:r>
-        <w:rPr>
-          <w:lang w:val="en-US"/>
-        </w:rPr>
-        <w:t>PlayerPrefsProfileStorage</w:t>
-      </w:r>
-      <w:proofErr w:type="spellEnd"/>
-      <w:r>
-        <w:rPr>
-          <w:lang w:val="en-US"/>
-        </w:rPr>
-        <w:t xml:space="preserve">. </w:t>
-      </w:r>
-      <w:r>
-        <w:t>Все</w:t>
-      </w:r>
-      <w:r>
-        <w:rPr>
-          <w:lang w:val="en-US"/>
-        </w:rPr>
-        <w:t xml:space="preserve"> singleton'</w:t>
-      </w:r>
-      <w:r>
-        <w:t>ы</w:t>
-      </w:r>
-      <w:r>
-        <w:rPr>
-          <w:lang w:val="en-US"/>
-        </w:rPr>
-        <w:t xml:space="preserve"> — </w:t>
-      </w:r>
-      <w:proofErr w:type="spellStart"/>
-      <w:r>
-        <w:rPr>
-          <w:lang w:val="en-US"/>
-        </w:rPr>
-        <w:t>Lifetime.Singleton</w:t>
-      </w:r>
-      <w:proofErr w:type="spellEnd"/>
-      <w:r>
-        <w:rPr>
-          <w:lang w:val="en-US"/>
-        </w:rPr>
-        <w:t xml:space="preserve">. </w:t>
-      </w:r>
-      <w:proofErr w:type="spellStart"/>
-      <w:r>
-        <w:rPr>
-          <w:lang w:val="en-US"/>
-        </w:rPr>
-        <w:t>GameBootstrap</w:t>
-      </w:r>
-      <w:proofErr w:type="spellEnd"/>
-      <w:r>
-        <w:rPr>
-          <w:lang w:val="en-US"/>
-        </w:rPr>
-        <w:t xml:space="preserve"> </w:t>
-      </w:r>
-      <w:proofErr w:type="spellStart"/>
-      <w:r>
-        <w:t>сцено</w:t>
-      </w:r>
-      <w:proofErr w:type="spellEnd"/>
+      <w:proofErr w:type="spellStart"/>
+      <w:r>
+        <w:rPr>
+          <w:lang w:val="en-US"/>
+        </w:rPr>
+        <w:t>GameState.MainMenu</w:t>
+      </w:r>
+      <w:proofErr w:type="spellEnd"/>
+      <w:r>
+        <w:rPr>
+          <w:lang w:val="en-US"/>
+        </w:rPr>
+        <w:t>).</w:t>
+      </w:r>
+    </w:p>
+    <w:p>
+      <w:pPr>
+        <w:rPr>
+          <w:lang w:val="en-US"/>
+        </w:rPr>
+      </w:pPr>
+    </w:p>
+    <w:p>
+      <w:pPr>
+        <w:rPr>
+          <w:lang w:val="en-US"/>
+        </w:rPr>
+      </w:pPr>
+      <w:r>
+        <w:rPr>
+          <w:lang w:val="en-US"/>
+        </w:rPr>
+        <w:t xml:space="preserve">  8. </w:t>
+      </w:r>
+      <w:r>
+        <w:t>Пустые</w:t>
+      </w:r>
+      <w:r>
+        <w:rPr>
+          <w:lang w:val="en-US"/>
+        </w:rPr>
+        <w:t xml:space="preserve"> </w:t>
+      </w:r>
+      <w:r>
+        <w:t>папки</w:t>
+      </w:r>
       <w:r>
         <w:rPr>
           <w:lang w:val="en-US"/>
@@ -3580,429 +3711,13 @@
         <w:t>-</w:t>
       </w:r>
       <w:r>
-        <w:t>объект</w:t>
-      </w:r>
-      <w:r>
-        <w:rPr>
-          <w:lang w:val="en-US"/>
-        </w:rPr>
-        <w:t xml:space="preserve"> — </w:t>
-      </w:r>
-      <w:r>
-        <w:t>регистрируется</w:t>
-      </w:r>
-      <w:r>
-        <w:rPr>
-          <w:lang w:val="en-US"/>
-        </w:rPr>
-        <w:t xml:space="preserve"> </w:t>
-      </w:r>
-      <w:r>
-        <w:t>через</w:t>
-      </w:r>
-      <w:r>
-        <w:rPr>
-          <w:lang w:val="en-US"/>
-        </w:rPr>
-        <w:t xml:space="preserve"> </w:t>
-      </w:r>
-      <w:proofErr w:type="spellStart"/>
-      <w:r>
-        <w:rPr>
-          <w:lang w:val="en-US"/>
-        </w:rPr>
-        <w:t>RegisterComponentInHierarchy</w:t>
-      </w:r>
-      <w:proofErr w:type="spellEnd"/>
-      <w:r>
-        <w:rPr>
-          <w:lang w:val="en-US"/>
-        </w:rPr>
-        <w:t xml:space="preserve"> (</w:t>
-      </w:r>
-      <w:r>
-        <w:t>НЕ</w:t>
-      </w:r>
-    </w:p>
-    <w:p>
-      <w:pPr>
-        <w:rPr>
-          <w:lang w:val="en-US"/>
-        </w:rPr>
-      </w:pPr>
-      <w:r>
-        <w:rPr>
-          <w:lang w:val="en-US"/>
-        </w:rPr>
-        <w:t xml:space="preserve">   </w:t>
-      </w:r>
-      <w:proofErr w:type="spellStart"/>
-      <w:r>
-        <w:rPr>
-          <w:lang w:val="en-US"/>
-        </w:rPr>
-        <w:t>RegisterInstance</w:t>
-      </w:r>
-      <w:proofErr w:type="spellEnd"/>
-      <w:r>
-        <w:rPr>
-          <w:lang w:val="en-US"/>
-        </w:rPr>
-        <w:t>).</w:t>
-      </w:r>
-    </w:p>
-    <w:p>
-      <w:pPr>
-        <w:rPr>
-          <w:lang w:val="en-US"/>
-        </w:rPr>
-      </w:pPr>
-      <w:r>
-        <w:rPr>
-          <w:lang w:val="en-US"/>
-        </w:rPr>
-        <w:t xml:space="preserve">  - </w:t>
-      </w:r>
-      <w:proofErr w:type="spellStart"/>
-      <w:r>
-        <w:rPr>
-          <w:lang w:val="en-US"/>
-        </w:rPr>
-        <w:t>GameBootstrap.cs</w:t>
-      </w:r>
-      <w:proofErr w:type="spellEnd"/>
-      <w:r>
-        <w:rPr>
-          <w:lang w:val="en-US"/>
-        </w:rPr>
-        <w:t xml:space="preserve"> — </w:t>
-      </w:r>
-      <w:proofErr w:type="spellStart"/>
-      <w:r>
-        <w:rPr>
-          <w:lang w:val="en-US"/>
-        </w:rPr>
-        <w:t>MonoBehaviour</w:t>
-      </w:r>
-      <w:proofErr w:type="spellEnd"/>
-      <w:r>
-        <w:rPr>
-          <w:lang w:val="en-US"/>
-        </w:rPr>
-        <w:t>-</w:t>
-      </w:r>
-      <w:r>
-        <w:t>точка</w:t>
-      </w:r>
-      <w:r>
-        <w:rPr>
-          <w:lang w:val="en-US"/>
-        </w:rPr>
-        <w:t xml:space="preserve"> </w:t>
-      </w:r>
-      <w:r>
-        <w:t>входа</w:t>
-      </w:r>
-      <w:r>
-        <w:rPr>
-          <w:lang w:val="en-US"/>
-        </w:rPr>
-        <w:t xml:space="preserve"> </w:t>
-      </w:r>
-      <w:r>
-        <w:t>на</w:t>
-      </w:r>
-      <w:r>
-        <w:rPr>
-          <w:lang w:val="en-US"/>
-        </w:rPr>
-        <w:t xml:space="preserve"> Boot-</w:t>
-      </w:r>
-      <w:r>
-        <w:t>сцене</w:t>
-      </w:r>
-      <w:r>
-        <w:rPr>
-          <w:lang w:val="en-US"/>
-        </w:rPr>
-        <w:t xml:space="preserve">. [Inject] </w:t>
-      </w:r>
-      <w:proofErr w:type="gramStart"/>
-      <w:r>
-        <w:rPr>
-          <w:lang w:val="en-US"/>
-        </w:rPr>
-        <w:t>Construct(</w:t>
-      </w:r>
-      <w:proofErr w:type="spellStart"/>
-      <w:proofErr w:type="gramEnd"/>
-      <w:r>
-        <w:rPr>
-          <w:lang w:val="en-US"/>
-        </w:rPr>
-        <w:t>IGameFlowService</w:t>
-      </w:r>
-      <w:proofErr w:type="spellEnd"/>
-      <w:r>
-        <w:rPr>
-          <w:lang w:val="en-US"/>
-        </w:rPr>
-        <w:t xml:space="preserve">, </w:t>
-      </w:r>
-      <w:proofErr w:type="spellStart"/>
-      <w:r>
-        <w:rPr>
-          <w:lang w:val="en-US"/>
-        </w:rPr>
-        <w:t>IInputProvider</w:t>
-      </w:r>
-      <w:proofErr w:type="spellEnd"/>
-      <w:r>
-        <w:rPr>
-          <w:lang w:val="en-US"/>
-        </w:rPr>
-        <w:t xml:space="preserve">, </w:t>
-      </w:r>
-      <w:proofErr w:type="spellStart"/>
-      <w:r>
-        <w:rPr>
-          <w:lang w:val="en-US"/>
-        </w:rPr>
-        <w:t>IMetaProgressService</w:t>
-      </w:r>
-      <w:proofErr w:type="spellEnd"/>
-      <w:r>
-        <w:rPr>
-          <w:lang w:val="en-US"/>
-        </w:rPr>
-        <w:t xml:space="preserve">), </w:t>
-      </w:r>
-      <w:r>
-        <w:t>флаг</w:t>
-      </w:r>
-      <w:r>
-        <w:rPr>
-          <w:lang w:val="en-US"/>
-        </w:rPr>
-        <w:t xml:space="preserve"> _initialized, </w:t>
-      </w:r>
-      <w:r>
-        <w:t>в</w:t>
-      </w:r>
-      <w:r>
-        <w:rPr>
-          <w:lang w:val="en-US"/>
-        </w:rPr>
-        <w:t xml:space="preserve"> </w:t>
-      </w:r>
-      <w:proofErr w:type="gramStart"/>
-      <w:r>
-        <w:rPr>
-          <w:lang w:val="en-US"/>
-        </w:rPr>
-        <w:t>Update(</w:t>
-      </w:r>
-      <w:proofErr w:type="gramEnd"/>
-      <w:r>
-        <w:rPr>
-          <w:lang w:val="en-US"/>
-        </w:rPr>
-        <w:t>)</w:t>
-      </w:r>
-    </w:p>
-    <w:p>
-      <w:pPr>
-        <w:rPr>
-          <w:lang w:val="en-US"/>
-        </w:rPr>
-      </w:pPr>
-      <w:r>
-        <w:rPr>
-          <w:lang w:val="en-US"/>
-        </w:rPr>
-        <w:t xml:space="preserve">  </w:t>
-      </w:r>
-      <w:r>
-        <w:t>после</w:t>
-      </w:r>
-      <w:r>
-        <w:rPr>
-          <w:lang w:val="en-US"/>
-        </w:rPr>
-        <w:t xml:space="preserve"> _initialized==true </w:t>
-      </w:r>
-      <w:r>
-        <w:t>дергает</w:t>
-      </w:r>
-      <w:r>
-        <w:rPr>
-          <w:lang w:val="en-US"/>
-        </w:rPr>
-        <w:t xml:space="preserve"> _</w:t>
-      </w:r>
-      <w:proofErr w:type="spellStart"/>
-      <w:r>
-        <w:rPr>
-          <w:lang w:val="en-US"/>
-        </w:rPr>
-        <w:t>inputRouter.Tick</w:t>
-      </w:r>
-      <w:proofErr w:type="spellEnd"/>
-      <w:r>
-        <w:rPr>
-          <w:lang w:val="en-US"/>
-        </w:rPr>
-        <w:t>() (</w:t>
-      </w:r>
-      <w:r>
-        <w:t>и</w:t>
-      </w:r>
-      <w:r>
-        <w:rPr>
-          <w:lang w:val="en-US"/>
-        </w:rPr>
-        <w:t xml:space="preserve"> </w:t>
-      </w:r>
-      <w:r>
-        <w:t>сам</w:t>
-      </w:r>
-      <w:r>
-        <w:rPr>
-          <w:lang w:val="en-US"/>
-        </w:rPr>
-        <w:t xml:space="preserve"> router </w:t>
-      </w:r>
-      <w:r>
-        <w:t>тикает</w:t>
-      </w:r>
-      <w:r>
-        <w:rPr>
-          <w:lang w:val="en-US"/>
-        </w:rPr>
-        <w:t xml:space="preserve"> </w:t>
-      </w:r>
-      <w:r>
-        <w:t>провайдер</w:t>
-      </w:r>
-      <w:r>
-        <w:rPr>
-          <w:lang w:val="en-US"/>
-        </w:rPr>
-        <w:t>) + _</w:t>
-      </w:r>
-      <w:proofErr w:type="spellStart"/>
-      <w:r>
-        <w:rPr>
-          <w:lang w:val="en-US"/>
-        </w:rPr>
-        <w:t>flowService.Tick</w:t>
-      </w:r>
-      <w:proofErr w:type="spellEnd"/>
-      <w:r>
-        <w:rPr>
-          <w:lang w:val="en-US"/>
-        </w:rPr>
-        <w:t xml:space="preserve">(). </w:t>
-      </w:r>
-      <w:r>
-        <w:t>На</w:t>
-      </w:r>
-      <w:r>
-        <w:rPr>
-          <w:lang w:val="en-US"/>
-        </w:rPr>
-        <w:t xml:space="preserve"> </w:t>
-      </w:r>
-      <w:r>
-        <w:t>старте</w:t>
-      </w:r>
-      <w:r>
-        <w:rPr>
-          <w:lang w:val="en-US"/>
-        </w:rPr>
-        <w:t xml:space="preserve"> — _</w:t>
-      </w:r>
-      <w:proofErr w:type="spellStart"/>
-      <w:r>
-        <w:rPr>
-          <w:lang w:val="en-US"/>
-        </w:rPr>
-        <w:t>flowService.ChangeState</w:t>
-      </w:r>
-      <w:proofErr w:type="spellEnd"/>
-      <w:r>
-        <w:rPr>
-          <w:lang w:val="en-US"/>
-        </w:rPr>
-        <w:t>(</w:t>
-      </w:r>
-      <w:proofErr w:type="spellStart"/>
-      <w:r>
-        <w:rPr>
-          <w:lang w:val="en-US"/>
-        </w:rPr>
-        <w:t>GameState.MainMenu</w:t>
-      </w:r>
-      <w:proofErr w:type="spellEnd"/>
-      <w:r>
-        <w:rPr>
-          <w:lang w:val="en-US"/>
-        </w:rPr>
-        <w:t>).</w:t>
-      </w:r>
-    </w:p>
-    <w:p>
-      <w:pPr>
-        <w:rPr>
-          <w:lang w:val="en-US"/>
-        </w:rPr>
-      </w:pPr>
-    </w:p>
-    <w:p>
-      <w:pPr>
-        <w:rPr>
-          <w:lang w:val="en-US"/>
-        </w:rPr>
-      </w:pPr>
-      <w:r>
-        <w:rPr>
-          <w:lang w:val="en-US"/>
-        </w:rPr>
-        <w:t xml:space="preserve">  8. </w:t>
-      </w:r>
-      <w:r>
-        <w:t>Пустые</w:t>
-      </w:r>
-      <w:r>
-        <w:rPr>
-          <w:lang w:val="en-US"/>
-        </w:rPr>
-        <w:t xml:space="preserve"> </w:t>
-      </w:r>
-      <w:r>
-        <w:t>папки</w:t>
-      </w:r>
-      <w:r>
-        <w:rPr>
-          <w:lang w:val="en-US"/>
-        </w:rPr>
-        <w:t>-</w:t>
-      </w:r>
-      <w:r>
         <w:t>предохранители</w:t>
       </w:r>
       <w:r>
         <w:rPr>
           <w:lang w:val="en-US"/>
         </w:rPr>
-        <w:t xml:space="preserve"> </w:t>
-      </w:r>
-      <w:proofErr w:type="gramStart"/>
-      <w:r>
-        <w:rPr>
-          <w:lang w:val="en-US"/>
-        </w:rPr>
-        <w:t>(.</w:t>
+        <w:t xml:space="preserve"> (.</w:t>
       </w:r>
       <w:proofErr w:type="spellStart"/>
       <w:r>
@@ -4012,7 +3727,6 @@
         <w:t>gitkeep</w:t>
       </w:r>
       <w:proofErr w:type="spellEnd"/>
-      <w:proofErr w:type="gramEnd"/>
       <w:r>
         <w:rPr>
           <w:lang w:val="en-US"/>
@@ -4949,7 +4663,6 @@
         <w:t xml:space="preserve">  namespace </w:t>
       </w:r>
       <w:proofErr w:type="spellStart"/>
-      <w:proofErr w:type="gramStart"/>
       <w:r>
         <w:rPr>
           <w:lang w:val="en-US"/>
@@ -4957,7 +4670,6 @@
         <w:t>FlatOutLike.Data.Configs.Car</w:t>
       </w:r>
       <w:proofErr w:type="spellEnd"/>
-      <w:proofErr w:type="gramEnd"/>
       <w:r>
         <w:rPr>
           <w:lang w:val="en-US"/>
@@ -4965,7 +4677,6 @@
         <w:t>. [</w:t>
       </w:r>
       <w:proofErr w:type="spellStart"/>
-      <w:proofErr w:type="gramStart"/>
       <w:r>
         <w:rPr>
           <w:lang w:val="en-US"/>
@@ -4980,7 +4691,6 @@
         <w:t>(</w:t>
       </w:r>
       <w:proofErr w:type="spellStart"/>
-      <w:proofErr w:type="gramEnd"/>
       <w:r>
         <w:rPr>
           <w:lang w:val="en-US"/>
@@ -5373,7 +5083,6 @@
         <w:t xml:space="preserve"> </w:t>
       </w:r>
       <w:proofErr w:type="spellStart"/>
-      <w:proofErr w:type="gramStart"/>
       <w:r>
         <w:rPr>
           <w:lang w:val="en-US"/>
@@ -5381,7 +5090,6 @@
         <w:t>WheelCollider.forwardFriction.stiffness</w:t>
       </w:r>
       <w:proofErr w:type="spellEnd"/>
-      <w:proofErr w:type="gramEnd"/>
       <w:r>
         <w:rPr>
           <w:lang w:val="en-US"/>
@@ -5426,99 +5134,1101 @@
       </w:r>
       <w:proofErr w:type="spellEnd"/>
       <w:r>
+        <w:t xml:space="preserve"> (0..1, насколько уменьшать </w:t>
+      </w:r>
+      <w:proofErr w:type="spellStart"/>
+      <w:r>
+        <w:t>SteerAngle</w:t>
+      </w:r>
+      <w:proofErr w:type="spellEnd"/>
+      <w:r>
+        <w:t xml:space="preserve"> на высокой скорости; 0 = не уменьшать)</w:t>
+      </w:r>
+    </w:p>
+    <w:p/>
+    <w:p>
+      <w:pPr>
+        <w:rPr>
+          <w:lang w:val="en-US"/>
+        </w:rPr>
+      </w:pPr>
+      <w:r>
+        <w:t xml:space="preserve">  </w:t>
+      </w:r>
+      <w:r>
+        <w:rPr>
+          <w:lang w:val="en-US"/>
+        </w:rPr>
+        <w:t>Assets/Development/Scripts/Data/Configs/Camera/ChaseCameraConfig.cs</w:t>
+      </w:r>
+    </w:p>
+    <w:p>
+      <w:pPr>
+        <w:rPr>
+          <w:lang w:val="en-US"/>
+        </w:rPr>
+      </w:pPr>
+      <w:r>
+        <w:rPr>
+          <w:lang w:val="en-US"/>
+        </w:rPr>
+        <w:t xml:space="preserve">  namespace </w:t>
+      </w:r>
+      <w:proofErr w:type="spellStart"/>
+      <w:r>
+        <w:rPr>
+          <w:lang w:val="en-US"/>
+        </w:rPr>
+        <w:t>FlatOutLike.Data.Configs.Camera</w:t>
+      </w:r>
+      <w:proofErr w:type="spellEnd"/>
+      <w:r>
+        <w:rPr>
+          <w:lang w:val="en-US"/>
+        </w:rPr>
+        <w:t>. [</w:t>
+      </w:r>
+      <w:proofErr w:type="spellStart"/>
+      <w:r>
+        <w:rPr>
+          <w:lang w:val="en-US"/>
+        </w:rPr>
+        <w:t>CreateAssetMenu</w:t>
+      </w:r>
+      <w:proofErr w:type="spellEnd"/>
+      <w:r>
+        <w:rPr>
+          <w:lang w:val="en-US"/>
+        </w:rPr>
+        <w:t>].</w:t>
+      </w:r>
+    </w:p>
+    <w:p>
+      <w:pPr>
+        <w:rPr>
+          <w:lang w:val="en-US"/>
+        </w:rPr>
+      </w:pPr>
+      <w:r>
+        <w:rPr>
+          <w:lang w:val="en-US"/>
+        </w:rPr>
+        <w:t xml:space="preserve">  </w:t>
+      </w:r>
+      <w:r>
+        <w:t>Поля</w:t>
+      </w:r>
+      <w:r>
+        <w:rPr>
+          <w:lang w:val="en-US"/>
+        </w:rPr>
+        <w:t xml:space="preserve">: </w:t>
+      </w:r>
+      <w:proofErr w:type="spellStart"/>
+      <w:r>
+        <w:rPr>
+          <w:lang w:val="en-US"/>
+        </w:rPr>
+        <w:t>FollowDistance</w:t>
+      </w:r>
+      <w:proofErr w:type="spellEnd"/>
+      <w:r>
+        <w:rPr>
+          <w:lang w:val="en-US"/>
+        </w:rPr>
+        <w:t xml:space="preserve">, Height, </w:t>
+      </w:r>
+      <w:proofErr w:type="spellStart"/>
+      <w:r>
+        <w:rPr>
+          <w:lang w:val="en-US"/>
+        </w:rPr>
+        <w:t>PositionSmoothing</w:t>
+      </w:r>
+      <w:proofErr w:type="spellEnd"/>
+      <w:r>
+        <w:rPr>
+          <w:lang w:val="en-US"/>
+        </w:rPr>
         <w:t xml:space="preserve"> (</w:t>
       </w:r>
-      <w:proofErr w:type="gramStart"/>
-      <w:r>
-        <w:t>0..</w:t>
-      </w:r>
-      <w:proofErr w:type="gramEnd"/>
-      <w:r>
-        <w:t xml:space="preserve">1, насколько уменьшать </w:t>
-      </w:r>
-      <w:proofErr w:type="spellStart"/>
-      <w:r>
+      <w:proofErr w:type="spellStart"/>
+      <w:r>
+        <w:rPr>
+          <w:lang w:val="en-US"/>
+        </w:rPr>
+        <w:t>SmoothDamp</w:t>
+      </w:r>
+      <w:proofErr w:type="spellEnd"/>
+      <w:r>
+        <w:rPr>
+          <w:lang w:val="en-US"/>
+        </w:rPr>
+        <w:t xml:space="preserve"> time), </w:t>
+      </w:r>
+      <w:proofErr w:type="spellStart"/>
+      <w:r>
+        <w:rPr>
+          <w:lang w:val="en-US"/>
+        </w:rPr>
+        <w:t>RotationSmoothing</w:t>
+      </w:r>
+      <w:proofErr w:type="spellEnd"/>
+      <w:r>
+        <w:rPr>
+          <w:lang w:val="en-US"/>
+        </w:rPr>
+        <w:t xml:space="preserve"> (</w:t>
+      </w:r>
+      <w:proofErr w:type="spellStart"/>
+      <w:r>
+        <w:rPr>
+          <w:lang w:val="en-US"/>
+        </w:rPr>
+        <w:t>Slerp</w:t>
+      </w:r>
+      <w:proofErr w:type="spellEnd"/>
+      <w:r>
+        <w:rPr>
+          <w:lang w:val="en-US"/>
+        </w:rPr>
+        <w:t xml:space="preserve"> factor per second), </w:t>
+      </w:r>
+      <w:proofErr w:type="spellStart"/>
+      <w:r>
+        <w:rPr>
+          <w:lang w:val="en-US"/>
+        </w:rPr>
+        <w:t>LookAheadFactor</w:t>
+      </w:r>
+      <w:proofErr w:type="spellEnd"/>
+      <w:r>
+        <w:rPr>
+          <w:lang w:val="en-US"/>
+        </w:rPr>
+        <w:t xml:space="preserve"> (</w:t>
+      </w:r>
+      <w:r>
+        <w:t>множитель</w:t>
+      </w:r>
+      <w:r>
+        <w:rPr>
+          <w:lang w:val="en-US"/>
+        </w:rPr>
+        <w:t xml:space="preserve"> </w:t>
+      </w:r>
+      <w:r>
+        <w:t>скорости</w:t>
+      </w:r>
+      <w:r>
+        <w:rPr>
+          <w:lang w:val="en-US"/>
+        </w:rPr>
+        <w:t xml:space="preserve"> target'</w:t>
+      </w:r>
+      <w:r>
+        <w:t>а</w:t>
+      </w:r>
+      <w:r>
+        <w:rPr>
+          <w:lang w:val="en-US"/>
+        </w:rPr>
+        <w:t xml:space="preserve"> </w:t>
+      </w:r>
+      <w:r>
+        <w:t>для</w:t>
+      </w:r>
+    </w:p>
+    <w:p>
+      <w:r>
+        <w:rPr>
+          <w:lang w:val="en-US"/>
+        </w:rPr>
+        <w:t xml:space="preserve">  </w:t>
+      </w:r>
+      <w:r>
+        <w:t>упреждающего смещения).</w:t>
+      </w:r>
+    </w:p>
+    <w:p/>
+    <w:p>
+      <w:r>
+        <w:t xml:space="preserve">  2. Services/Car (</w:t>
+      </w:r>
+      <w:proofErr w:type="spellStart"/>
+      <w:r>
+        <w:t>pure</w:t>
+      </w:r>
+      <w:proofErr w:type="spellEnd"/>
+      <w:r>
+        <w:t xml:space="preserve"> C#)</w:t>
+      </w:r>
+    </w:p>
+    <w:p/>
+    <w:p>
+      <w:pPr>
+        <w:rPr>
+          <w:lang w:val="en-US"/>
+        </w:rPr>
+      </w:pPr>
+      <w:r>
+        <w:t xml:space="preserve">  </w:t>
+      </w:r>
+      <w:r>
+        <w:rPr>
+          <w:lang w:val="en-US"/>
+        </w:rPr>
+        <w:t>Services/Car/</w:t>
+      </w:r>
+      <w:proofErr w:type="spellStart"/>
+      <w:r>
+        <w:rPr>
+          <w:lang w:val="en-US"/>
+        </w:rPr>
+        <w:t>ICarMovementService.cs</w:t>
+      </w:r>
+      <w:proofErr w:type="spellEnd"/>
+      <w:r>
+        <w:rPr>
+          <w:lang w:val="en-US"/>
+        </w:rPr>
+        <w:t xml:space="preserve"> — namespace </w:t>
+      </w:r>
+      <w:proofErr w:type="spellStart"/>
+      <w:r>
+        <w:rPr>
+          <w:lang w:val="en-US"/>
+        </w:rPr>
+        <w:t>FlatOutLike.Services.Car</w:t>
+      </w:r>
+      <w:proofErr w:type="spellEnd"/>
+      <w:r>
+        <w:rPr>
+          <w:lang w:val="en-US"/>
+        </w:rPr>
+        <w:t>:</w:t>
+      </w:r>
+    </w:p>
+    <w:p>
+      <w:pPr>
+        <w:rPr>
+          <w:lang w:val="en-US"/>
+        </w:rPr>
+      </w:pPr>
+      <w:r>
+        <w:rPr>
+          <w:lang w:val="en-US"/>
+        </w:rPr>
+        <w:t xml:space="preserve">  float </w:t>
+      </w:r>
+      <w:proofErr w:type="spellStart"/>
+      <w:r>
+        <w:rPr>
+          <w:lang w:val="en-US"/>
+        </w:rPr>
+        <w:t>CalculateMotorTorque</w:t>
+      </w:r>
+      <w:proofErr w:type="spellEnd"/>
+      <w:r>
+        <w:rPr>
+          <w:lang w:val="en-US"/>
+        </w:rPr>
+        <w:t xml:space="preserve">(float throttle, float </w:t>
+      </w:r>
+      <w:proofErr w:type="spellStart"/>
+      <w:r>
+        <w:rPr>
+          <w:lang w:val="en-US"/>
+        </w:rPr>
+        <w:t>currentForwardSpeed</w:t>
+      </w:r>
+      <w:proofErr w:type="spellEnd"/>
+      <w:r>
+        <w:rPr>
+          <w:lang w:val="en-US"/>
+        </w:rPr>
+        <w:t xml:space="preserve">, </w:t>
+      </w:r>
+      <w:proofErr w:type="spellStart"/>
+      <w:r>
+        <w:rPr>
+          <w:lang w:val="en-US"/>
+        </w:rPr>
+        <w:t>CarStatsConfig</w:t>
+      </w:r>
+      <w:proofErr w:type="spellEnd"/>
+      <w:r>
+        <w:rPr>
+          <w:lang w:val="en-US"/>
+        </w:rPr>
+        <w:t xml:space="preserve"> stats);</w:t>
+      </w:r>
+    </w:p>
+    <w:p>
+      <w:pPr>
+        <w:rPr>
+          <w:lang w:val="en-US"/>
+        </w:rPr>
+      </w:pPr>
+      <w:r>
+        <w:rPr>
+          <w:lang w:val="en-US"/>
+        </w:rPr>
+        <w:t xml:space="preserve">  float </w:t>
+      </w:r>
+      <w:proofErr w:type="spellStart"/>
+      <w:r>
+        <w:rPr>
+          <w:lang w:val="en-US"/>
+        </w:rPr>
+        <w:t>CalculateSteerAngle</w:t>
+      </w:r>
+      <w:proofErr w:type="spellEnd"/>
+      <w:r>
+        <w:rPr>
+          <w:lang w:val="en-US"/>
+        </w:rPr>
+        <w:t xml:space="preserve">(float </w:t>
+      </w:r>
+      <w:proofErr w:type="spellStart"/>
+      <w:r>
+        <w:rPr>
+          <w:lang w:val="en-US"/>
+        </w:rPr>
+        <w:t>steerInput</w:t>
+      </w:r>
+      <w:proofErr w:type="spellEnd"/>
+      <w:r>
+        <w:rPr>
+          <w:lang w:val="en-US"/>
+        </w:rPr>
+        <w:t xml:space="preserve">, float </w:t>
+      </w:r>
+      <w:proofErr w:type="spellStart"/>
+      <w:r>
+        <w:rPr>
+          <w:lang w:val="en-US"/>
+        </w:rPr>
+        <w:t>currentForwardSpeed</w:t>
+      </w:r>
+      <w:proofErr w:type="spellEnd"/>
+      <w:r>
+        <w:rPr>
+          <w:lang w:val="en-US"/>
+        </w:rPr>
+        <w:t xml:space="preserve">, </w:t>
+      </w:r>
+      <w:proofErr w:type="spellStart"/>
+      <w:r>
+        <w:rPr>
+          <w:lang w:val="en-US"/>
+        </w:rPr>
+        <w:t>CarStatsConfig</w:t>
+      </w:r>
+      <w:proofErr w:type="spellEnd"/>
+      <w:r>
+        <w:rPr>
+          <w:lang w:val="en-US"/>
+        </w:rPr>
+        <w:t xml:space="preserve"> stats);</w:t>
+      </w:r>
+    </w:p>
+    <w:p>
+      <w:pPr>
+        <w:rPr>
+          <w:lang w:val="en-US"/>
+        </w:rPr>
+      </w:pPr>
+      <w:r>
+        <w:rPr>
+          <w:lang w:val="en-US"/>
+        </w:rPr>
+        <w:t xml:space="preserve">  float </w:t>
+      </w:r>
+      <w:proofErr w:type="spellStart"/>
+      <w:r>
+        <w:rPr>
+          <w:lang w:val="en-US"/>
+        </w:rPr>
+        <w:t>CalculateBrakeTorque</w:t>
+      </w:r>
+      <w:proofErr w:type="spellEnd"/>
+      <w:r>
+        <w:rPr>
+          <w:lang w:val="en-US"/>
+        </w:rPr>
+        <w:t xml:space="preserve">(bool handbrake, </w:t>
+      </w:r>
+      <w:proofErr w:type="spellStart"/>
+      <w:r>
+        <w:rPr>
+          <w:lang w:val="en-US"/>
+        </w:rPr>
+        <w:t>CarStatsConfig</w:t>
+      </w:r>
+      <w:proofErr w:type="spellEnd"/>
+      <w:r>
+        <w:rPr>
+          <w:lang w:val="en-US"/>
+        </w:rPr>
+        <w:t xml:space="preserve"> stats);</w:t>
+      </w:r>
+    </w:p>
+    <w:p>
+      <w:pPr>
+        <w:rPr>
+          <w:lang w:val="en-US"/>
+        </w:rPr>
+      </w:pPr>
+    </w:p>
+    <w:p>
+      <w:pPr>
+        <w:rPr>
+          <w:lang w:val="en-US"/>
+        </w:rPr>
+      </w:pPr>
+      <w:r>
+        <w:rPr>
+          <w:lang w:val="en-US"/>
+        </w:rPr>
+        <w:t xml:space="preserve">  Services/Car/</w:t>
+      </w:r>
+      <w:proofErr w:type="spellStart"/>
+      <w:r>
+        <w:rPr>
+          <w:lang w:val="en-US"/>
+        </w:rPr>
+        <w:t>CarMovementService.cs</w:t>
+      </w:r>
+      <w:proofErr w:type="spellEnd"/>
+      <w:r>
+        <w:rPr>
+          <w:lang w:val="en-US"/>
+        </w:rPr>
+        <w:t xml:space="preserve"> — </w:t>
+      </w:r>
+      <w:r>
+        <w:t>реализация</w:t>
+      </w:r>
+      <w:r>
+        <w:rPr>
+          <w:lang w:val="en-US"/>
+        </w:rPr>
+        <w:t>:</w:t>
+      </w:r>
+    </w:p>
+    <w:p>
+      <w:pPr>
+        <w:rPr>
+          <w:lang w:val="en-US"/>
+        </w:rPr>
+      </w:pPr>
+      <w:r>
+        <w:rPr>
+          <w:lang w:val="en-US"/>
+        </w:rPr>
+        <w:t xml:space="preserve">  - </w:t>
+      </w:r>
+      <w:proofErr w:type="spellStart"/>
+      <w:r>
+        <w:rPr>
+          <w:lang w:val="en-US"/>
+        </w:rPr>
+        <w:t>CalculateMotorTorque</w:t>
+      </w:r>
+      <w:proofErr w:type="spellEnd"/>
+      <w:r>
+        <w:rPr>
+          <w:lang w:val="en-US"/>
+        </w:rPr>
+        <w:t xml:space="preserve">: </w:t>
+      </w:r>
+      <w:r>
+        <w:t>при</w:t>
+      </w:r>
+      <w:r>
+        <w:rPr>
+          <w:lang w:val="en-US"/>
+        </w:rPr>
+        <w:t xml:space="preserve"> |</w:t>
+      </w:r>
+      <w:proofErr w:type="spellStart"/>
+      <w:r>
+        <w:rPr>
+          <w:lang w:val="en-US"/>
+        </w:rPr>
+        <w:t>currentSpeed</w:t>
+      </w:r>
+      <w:proofErr w:type="spellEnd"/>
+      <w:r>
+        <w:rPr>
+          <w:lang w:val="en-US"/>
+        </w:rPr>
+        <w:t xml:space="preserve">| &lt; </w:t>
+      </w:r>
+      <w:proofErr w:type="spellStart"/>
+      <w:r>
+        <w:rPr>
+          <w:lang w:val="en-US"/>
+        </w:rPr>
+        <w:t>TopSpeed</w:t>
+      </w:r>
+      <w:proofErr w:type="spellEnd"/>
+      <w:r>
+        <w:rPr>
+          <w:lang w:val="en-US"/>
+        </w:rPr>
+        <w:t xml:space="preserve"> → throttle * Acceleration; </w:t>
+      </w:r>
+      <w:r>
+        <w:t>иначе</w:t>
+      </w:r>
+      <w:r>
+        <w:rPr>
+          <w:lang w:val="en-US"/>
+        </w:rPr>
+        <w:t xml:space="preserve"> 0 (cap). </w:t>
+      </w:r>
+      <w:r>
+        <w:t>Чисто</w:t>
+      </w:r>
+      <w:r>
+        <w:rPr>
+          <w:lang w:val="en-US"/>
+        </w:rPr>
+        <w:t xml:space="preserve"> </w:t>
+      </w:r>
+      <w:r>
+        <w:t>формула</w:t>
+      </w:r>
+      <w:r>
+        <w:rPr>
+          <w:lang w:val="en-US"/>
+        </w:rPr>
+        <w:t xml:space="preserve"> </w:t>
+      </w:r>
+      <w:r>
+        <w:t>без</w:t>
+      </w:r>
+      <w:r>
+        <w:rPr>
+          <w:lang w:val="en-US"/>
+        </w:rPr>
+        <w:t xml:space="preserve"> Unity API </w:t>
+      </w:r>
+      <w:r>
+        <w:t>кроме</w:t>
+      </w:r>
+      <w:r>
+        <w:rPr>
+          <w:lang w:val="en-US"/>
+        </w:rPr>
+        <w:t xml:space="preserve"> </w:t>
+      </w:r>
+      <w:proofErr w:type="spellStart"/>
+      <w:r>
+        <w:rPr>
+          <w:lang w:val="en-US"/>
+        </w:rPr>
+        <w:t>Mathf.Abs</w:t>
+      </w:r>
+      <w:proofErr w:type="spellEnd"/>
+      <w:r>
+        <w:rPr>
+          <w:lang w:val="en-US"/>
+        </w:rPr>
+        <w:t>.</w:t>
+      </w:r>
+    </w:p>
+    <w:p>
+      <w:pPr>
+        <w:rPr>
+          <w:lang w:val="en-US"/>
+        </w:rPr>
+      </w:pPr>
+      <w:r>
+        <w:rPr>
+          <w:lang w:val="en-US"/>
+        </w:rPr>
+        <w:t xml:space="preserve">  - </w:t>
+      </w:r>
+      <w:proofErr w:type="spellStart"/>
+      <w:r>
+        <w:rPr>
+          <w:lang w:val="en-US"/>
+        </w:rPr>
+        <w:t>CalculateSteerAngle</w:t>
+      </w:r>
+      <w:proofErr w:type="spellEnd"/>
+      <w:r>
+        <w:rPr>
+          <w:lang w:val="en-US"/>
+        </w:rPr>
+        <w:t xml:space="preserve">: </w:t>
+      </w:r>
+      <w:r>
+        <w:t>линейная</w:t>
+      </w:r>
+      <w:r>
+        <w:rPr>
+          <w:lang w:val="en-US"/>
+        </w:rPr>
+        <w:t xml:space="preserve"> </w:t>
+      </w:r>
+      <w:r>
+        <w:t>редукция</w:t>
+      </w:r>
+      <w:r>
+        <w:rPr>
+          <w:lang w:val="en-US"/>
+        </w:rPr>
+        <w:t xml:space="preserve"> </w:t>
+      </w:r>
+      <w:r>
+        <w:t>от</w:t>
+      </w:r>
+      <w:r>
+        <w:rPr>
+          <w:lang w:val="en-US"/>
+        </w:rPr>
+        <w:t xml:space="preserve"> </w:t>
+      </w:r>
+      <w:proofErr w:type="spellStart"/>
+      <w:r>
+        <w:rPr>
+          <w:lang w:val="en-US"/>
+        </w:rPr>
         <w:t>SteerAngle</w:t>
       </w:r>
       <w:proofErr w:type="spellEnd"/>
       <w:r>
-        <w:t xml:space="preserve"> на высокой скорости; 0 = не уменьшать)</w:t>
-      </w:r>
-    </w:p>
-    <w:p/>
-    <w:p>
-      <w:pPr>
-        <w:rPr>
-          <w:lang w:val="en-US"/>
-        </w:rPr>
-      </w:pPr>
-      <w:r>
+        <w:rPr>
+          <w:lang w:val="en-US"/>
+        </w:rPr>
+        <w:t xml:space="preserve"> </w:t>
+      </w:r>
+      <w:r>
+        <w:t>к</w:t>
+      </w:r>
+      <w:r>
+        <w:rPr>
+          <w:lang w:val="en-US"/>
+        </w:rPr>
+        <w:t xml:space="preserve"> </w:t>
+      </w:r>
+      <w:proofErr w:type="spellStart"/>
+      <w:r>
+        <w:rPr>
+          <w:lang w:val="en-US"/>
+        </w:rPr>
+        <w:t>SteerAngle</w:t>
+      </w:r>
+      <w:proofErr w:type="spellEnd"/>
+      <w:r>
+        <w:rPr>
+          <w:lang w:val="en-US"/>
+        </w:rPr>
+        <w:t xml:space="preserve"> * (1 - </w:t>
+      </w:r>
+      <w:proofErr w:type="spellStart"/>
+      <w:r>
+        <w:rPr>
+          <w:lang w:val="en-US"/>
+        </w:rPr>
+        <w:t>SteerSpeedFalloff</w:t>
+      </w:r>
+      <w:proofErr w:type="spellEnd"/>
+      <w:r>
+        <w:rPr>
+          <w:lang w:val="en-US"/>
+        </w:rPr>
+        <w:t xml:space="preserve">) </w:t>
+      </w:r>
+      <w:r>
+        <w:t>при</w:t>
+      </w:r>
+      <w:r>
+        <w:rPr>
+          <w:lang w:val="en-US"/>
+        </w:rPr>
+        <w:t xml:space="preserve"> </w:t>
+      </w:r>
+      <w:r>
+        <w:t>достижении</w:t>
+      </w:r>
+      <w:r>
+        <w:rPr>
+          <w:lang w:val="en-US"/>
+        </w:rPr>
+        <w:t xml:space="preserve"> </w:t>
+      </w:r>
+      <w:proofErr w:type="spellStart"/>
+      <w:r>
+        <w:rPr>
+          <w:lang w:val="en-US"/>
+        </w:rPr>
+        <w:t>TopSpeed</w:t>
+      </w:r>
+      <w:proofErr w:type="spellEnd"/>
+      <w:r>
+        <w:rPr>
+          <w:lang w:val="en-US"/>
+        </w:rPr>
+        <w:t>.</w:t>
+      </w:r>
+    </w:p>
+    <w:p>
+      <w:pPr>
+        <w:rPr>
+          <w:lang w:val="en-US"/>
+        </w:rPr>
+      </w:pPr>
+      <w:r>
+        <w:rPr>
+          <w:lang w:val="en-US"/>
+        </w:rPr>
+        <w:t xml:space="preserve">  - </w:t>
+      </w:r>
+      <w:proofErr w:type="spellStart"/>
+      <w:r>
+        <w:rPr>
+          <w:lang w:val="en-US"/>
+        </w:rPr>
+        <w:t>CalculateBrakeTorque</w:t>
+      </w:r>
+      <w:proofErr w:type="spellEnd"/>
+      <w:r>
+        <w:rPr>
+          <w:lang w:val="en-US"/>
+        </w:rPr>
+        <w:t xml:space="preserve">: handbrake ? </w:t>
+      </w:r>
+      <w:proofErr w:type="spellStart"/>
+      <w:r>
+        <w:rPr>
+          <w:lang w:val="en-US"/>
+        </w:rPr>
+        <w:t>BrakeForce</w:t>
+      </w:r>
+      <w:proofErr w:type="spellEnd"/>
+      <w:r>
+        <w:rPr>
+          <w:lang w:val="en-US"/>
+        </w:rPr>
+        <w:t xml:space="preserve"> : 0.</w:t>
+      </w:r>
+    </w:p>
+    <w:p>
+      <w:pPr>
+        <w:rPr>
+          <w:lang w:val="en-US"/>
+        </w:rPr>
+      </w:pPr>
+      <w:r>
+        <w:rPr>
+          <w:lang w:val="en-US"/>
+        </w:rPr>
+        <w:t xml:space="preserve">  - Stateless → Singleton.</w:t>
+      </w:r>
+    </w:p>
+    <w:p>
+      <w:pPr>
+        <w:rPr>
+          <w:lang w:val="en-US"/>
+        </w:rPr>
+      </w:pPr>
+    </w:p>
+    <w:p>
+      <w:pPr>
+        <w:rPr>
+          <w:lang w:val="en-US"/>
+        </w:rPr>
+      </w:pPr>
+      <w:r>
+        <w:rPr>
+          <w:lang w:val="en-US"/>
+        </w:rPr>
+        <w:t xml:space="preserve">  3. Controllers/Car (</w:t>
+      </w:r>
+      <w:proofErr w:type="spellStart"/>
+      <w:r>
+        <w:rPr>
+          <w:lang w:val="en-US"/>
+        </w:rPr>
+        <w:t>MonoBehaviour</w:t>
+      </w:r>
+      <w:proofErr w:type="spellEnd"/>
+      <w:r>
+        <w:rPr>
+          <w:lang w:val="en-US"/>
+        </w:rPr>
+        <w:t>)</w:t>
+      </w:r>
+    </w:p>
+    <w:p>
+      <w:pPr>
+        <w:rPr>
+          <w:lang w:val="en-US"/>
+        </w:rPr>
+      </w:pPr>
+    </w:p>
+    <w:p>
+      <w:pPr>
+        <w:rPr>
+          <w:lang w:val="en-US"/>
+        </w:rPr>
+      </w:pPr>
+      <w:r>
+        <w:rPr>
+          <w:lang w:val="en-US"/>
+        </w:rPr>
+        <w:t xml:space="preserve">  Controllers/Car/</w:t>
+      </w:r>
+      <w:proofErr w:type="spellStart"/>
+      <w:r>
+        <w:rPr>
+          <w:lang w:val="en-US"/>
+        </w:rPr>
+        <w:t>CarController.cs</w:t>
+      </w:r>
+      <w:proofErr w:type="spellEnd"/>
+      <w:r>
+        <w:rPr>
+          <w:lang w:val="en-US"/>
+        </w:rPr>
+        <w:t xml:space="preserve"> — namespace </w:t>
+      </w:r>
+      <w:proofErr w:type="spellStart"/>
+      <w:r>
+        <w:rPr>
+          <w:lang w:val="en-US"/>
+        </w:rPr>
+        <w:t>FlatOutLike.Controllers.Car</w:t>
+      </w:r>
+      <w:proofErr w:type="spellEnd"/>
+      <w:r>
+        <w:rPr>
+          <w:lang w:val="en-US"/>
+        </w:rPr>
+        <w:t>:</w:t>
+      </w:r>
+    </w:p>
+    <w:p>
+      <w:pPr>
+        <w:rPr>
+          <w:lang w:val="en-US"/>
+        </w:rPr>
+      </w:pPr>
+      <w:r>
+        <w:rPr>
+          <w:lang w:val="en-US"/>
+        </w:rPr>
+        <w:t xml:space="preserve">  - [</w:t>
+      </w:r>
+      <w:proofErr w:type="spellStart"/>
+      <w:r>
+        <w:rPr>
+          <w:lang w:val="en-US"/>
+        </w:rPr>
+        <w:t>SerializeField</w:t>
+      </w:r>
+      <w:proofErr w:type="spellEnd"/>
+      <w:r>
+        <w:rPr>
+          <w:lang w:val="en-US"/>
+        </w:rPr>
+        <w:t xml:space="preserve">] </w:t>
+      </w:r>
+      <w:r>
+        <w:t>поля</w:t>
+      </w:r>
+      <w:r>
+        <w:rPr>
+          <w:lang w:val="en-US"/>
+        </w:rPr>
+        <w:t xml:space="preserve">: </w:t>
+      </w:r>
+      <w:proofErr w:type="spellStart"/>
+      <w:r>
+        <w:rPr>
+          <w:lang w:val="en-US"/>
+        </w:rPr>
+        <w:t>Rigidbody</w:t>
+      </w:r>
+      <w:proofErr w:type="spellEnd"/>
+      <w:r>
+        <w:rPr>
+          <w:lang w:val="en-US"/>
+        </w:rPr>
+        <w:t xml:space="preserve"> _</w:t>
+      </w:r>
+      <w:proofErr w:type="spellStart"/>
+      <w:r>
+        <w:rPr>
+          <w:lang w:val="en-US"/>
+        </w:rPr>
+        <w:t>rigidbody</w:t>
+      </w:r>
+      <w:proofErr w:type="spellEnd"/>
+      <w:r>
+        <w:rPr>
+          <w:lang w:val="en-US"/>
+        </w:rPr>
+        <w:t xml:space="preserve">, </w:t>
+      </w:r>
+      <w:proofErr w:type="spellStart"/>
+      <w:r>
+        <w:rPr>
+          <w:lang w:val="en-US"/>
+        </w:rPr>
+        <w:t>WheelCollider</w:t>
+      </w:r>
+      <w:proofErr w:type="spellEnd"/>
+      <w:r>
+        <w:rPr>
+          <w:lang w:val="en-US"/>
+        </w:rPr>
+        <w:t>[] _</w:t>
+      </w:r>
+      <w:proofErr w:type="spellStart"/>
+      <w:r>
+        <w:rPr>
+          <w:lang w:val="en-US"/>
+        </w:rPr>
+        <w:t>driveWheels</w:t>
+      </w:r>
+      <w:proofErr w:type="spellEnd"/>
+      <w:r>
+        <w:rPr>
+          <w:lang w:val="en-US"/>
+        </w:rPr>
+        <w:t xml:space="preserve">, </w:t>
+      </w:r>
+      <w:proofErr w:type="spellStart"/>
+      <w:r>
+        <w:rPr>
+          <w:lang w:val="en-US"/>
+        </w:rPr>
+        <w:t>WheelCollider</w:t>
+      </w:r>
+      <w:proofErr w:type="spellEnd"/>
+      <w:r>
+        <w:rPr>
+          <w:lang w:val="en-US"/>
+        </w:rPr>
+        <w:t>[] _</w:t>
+      </w:r>
+      <w:proofErr w:type="spellStart"/>
+      <w:r>
+        <w:rPr>
+          <w:lang w:val="en-US"/>
+        </w:rPr>
+        <w:t>steerWheels</w:t>
+      </w:r>
+      <w:proofErr w:type="spellEnd"/>
+      <w:r>
+        <w:rPr>
+          <w:lang w:val="en-US"/>
+        </w:rPr>
+        <w:t>, Transform[] _</w:t>
+      </w:r>
+      <w:proofErr w:type="spellStart"/>
+      <w:r>
+        <w:rPr>
+          <w:lang w:val="en-US"/>
+        </w:rPr>
+        <w:t>wheelVisuals</w:t>
+      </w:r>
+      <w:proofErr w:type="spellEnd"/>
+      <w:r>
+        <w:rPr>
+          <w:lang w:val="en-US"/>
+        </w:rPr>
+        <w:t xml:space="preserve"> (</w:t>
+      </w:r>
+      <w:r>
+        <w:t>опционально</w:t>
+      </w:r>
+      <w:r>
+        <w:rPr>
+          <w:lang w:val="en-US"/>
+        </w:rPr>
+        <w:t xml:space="preserve">, </w:t>
+      </w:r>
+      <w:r>
+        <w:t>для</w:t>
+      </w:r>
+      <w:r>
+        <w:rPr>
+          <w:lang w:val="en-US"/>
+        </w:rPr>
+        <w:t xml:space="preserve"> </w:t>
+      </w:r>
+      <w:proofErr w:type="spellStart"/>
+      <w:r>
+        <w:t>синка</w:t>
+      </w:r>
+      <w:proofErr w:type="spellEnd"/>
+      <w:r>
+        <w:rPr>
+          <w:lang w:val="en-US"/>
+        </w:rPr>
+        <w:t xml:space="preserve"> </w:t>
+      </w:r>
+      <w:r>
+        <w:t>вращения</w:t>
+      </w:r>
+    </w:p>
+    <w:p>
+      <w:pPr>
+        <w:rPr>
+          <w:lang w:val="en-US"/>
+        </w:rPr>
+      </w:pPr>
+      <w:r>
+        <w:rPr>
+          <w:lang w:val="en-US"/>
+        </w:rPr>
         <w:t xml:space="preserve">  </w:t>
       </w:r>
       <w:r>
-        <w:rPr>
-          <w:lang w:val="en-US"/>
-        </w:rPr>
-        <w:t>Assets/Development/Scripts/Data/Configs/Camera/ChaseCameraConfig.cs</w:t>
-      </w:r>
-    </w:p>
-    <w:p>
-      <w:pPr>
-        <w:rPr>
-          <w:lang w:val="en-US"/>
-        </w:rPr>
-      </w:pPr>
-      <w:r>
-        <w:rPr>
-          <w:lang w:val="en-US"/>
-        </w:rPr>
-        <w:t xml:space="preserve">  namespace </w:t>
-      </w:r>
-      <w:proofErr w:type="spellStart"/>
-      <w:proofErr w:type="gramStart"/>
-      <w:r>
-        <w:rPr>
-          <w:lang w:val="en-US"/>
-        </w:rPr>
-        <w:t>FlatOutLike.Data.Configs.Camera</w:t>
-      </w:r>
-      <w:proofErr w:type="spellEnd"/>
-      <w:proofErr w:type="gramEnd"/>
-      <w:r>
-        <w:rPr>
-          <w:lang w:val="en-US"/>
-        </w:rPr>
-        <w:t>. [</w:t>
-      </w:r>
-      <w:proofErr w:type="spellStart"/>
-      <w:r>
-        <w:rPr>
-          <w:lang w:val="en-US"/>
-        </w:rPr>
-        <w:t>CreateAssetMenu</w:t>
-      </w:r>
-      <w:proofErr w:type="spellEnd"/>
-      <w:r>
-        <w:rPr>
-          <w:lang w:val="en-US"/>
-        </w:rPr>
-        <w:t>].</w:t>
-      </w:r>
-    </w:p>
-    <w:p>
-      <w:pPr>
-        <w:rPr>
-          <w:lang w:val="en-US"/>
-        </w:rPr>
-      </w:pPr>
-      <w:r>
-        <w:rPr>
-          <w:lang w:val="en-US"/>
-        </w:rPr>
-        <w:t xml:space="preserve">  </w:t>
-      </w:r>
-      <w:r>
-        <w:t>Поля</w:t>
+        <w:t>колёс</w:t>
+      </w:r>
+      <w:r>
+        <w:rPr>
+          <w:lang w:val="en-US"/>
+        </w:rPr>
+        <w:t xml:space="preserve">), </w:t>
+      </w:r>
+      <w:proofErr w:type="spellStart"/>
+      <w:r>
+        <w:rPr>
+          <w:lang w:val="en-US"/>
+        </w:rPr>
+        <w:t>CarStatsConfig</w:t>
+      </w:r>
+      <w:proofErr w:type="spellEnd"/>
+      <w:r>
+        <w:rPr>
+          <w:lang w:val="en-US"/>
+        </w:rPr>
+        <w:t xml:space="preserve"> _config.</w:t>
+      </w:r>
+    </w:p>
+    <w:p>
+      <w:pPr>
+        <w:rPr>
+          <w:lang w:val="en-US"/>
+        </w:rPr>
+      </w:pPr>
+      <w:r>
+        <w:rPr>
+          <w:lang w:val="en-US"/>
+        </w:rPr>
+        <w:t xml:space="preserve">  - </w:t>
+      </w:r>
+      <w:r>
+        <w:t>Приватные</w:t>
       </w:r>
       <w:r>
         <w:rPr>
@@ -5531,21 +6241,225 @@
         <w:rPr>
           <w:lang w:val="en-US"/>
         </w:rPr>
-        <w:t>FollowDistance</w:t>
-      </w:r>
-      <w:proofErr w:type="spellEnd"/>
-      <w:r>
-        <w:rPr>
-          <w:lang w:val="en-US"/>
-        </w:rPr>
-        <w:t xml:space="preserve">, Height, </w:t>
-      </w:r>
-      <w:proofErr w:type="spellStart"/>
-      <w:r>
-        <w:rPr>
-          <w:lang w:val="en-US"/>
-        </w:rPr>
-        <w:t>PositionSmoothing</w:t>
+        <w:t>IInputProvider</w:t>
+      </w:r>
+      <w:proofErr w:type="spellEnd"/>
+      <w:r>
+        <w:rPr>
+          <w:lang w:val="en-US"/>
+        </w:rPr>
+        <w:t xml:space="preserve"> _input, </w:t>
+      </w:r>
+      <w:proofErr w:type="spellStart"/>
+      <w:r>
+        <w:rPr>
+          <w:lang w:val="en-US"/>
+        </w:rPr>
+        <w:t>ICarMovementService</w:t>
+      </w:r>
+      <w:proofErr w:type="spellEnd"/>
+      <w:r>
+        <w:rPr>
+          <w:lang w:val="en-US"/>
+        </w:rPr>
+        <w:t xml:space="preserve"> _movement, bool _initialized.</w:t>
+      </w:r>
+    </w:p>
+    <w:p>
+      <w:pPr>
+        <w:rPr>
+          <w:lang w:val="en-US"/>
+        </w:rPr>
+      </w:pPr>
+      <w:r>
+        <w:rPr>
+          <w:lang w:val="en-US"/>
+        </w:rPr>
+        <w:t xml:space="preserve">  - [Inject] public void Construct(</w:t>
+      </w:r>
+      <w:proofErr w:type="spellStart"/>
+      <w:r>
+        <w:rPr>
+          <w:lang w:val="en-US"/>
+        </w:rPr>
+        <w:t>IInputProvider</w:t>
+      </w:r>
+      <w:proofErr w:type="spellEnd"/>
+      <w:r>
+        <w:rPr>
+          <w:lang w:val="en-US"/>
+        </w:rPr>
+        <w:t xml:space="preserve"> input, </w:t>
+      </w:r>
+      <w:proofErr w:type="spellStart"/>
+      <w:r>
+        <w:rPr>
+          <w:lang w:val="en-US"/>
+        </w:rPr>
+        <w:t>ICarMovementService</w:t>
+      </w:r>
+      <w:proofErr w:type="spellEnd"/>
+      <w:r>
+        <w:rPr>
+          <w:lang w:val="en-US"/>
+        </w:rPr>
+        <w:t xml:space="preserve"> movement):</w:t>
+      </w:r>
+    </w:p>
+    <w:p>
+      <w:pPr>
+        <w:rPr>
+          <w:lang w:val="en-US"/>
+        </w:rPr>
+      </w:pPr>
+      <w:r>
+        <w:rPr>
+          <w:lang w:val="en-US"/>
+        </w:rPr>
+        <w:t xml:space="preserve">    - </w:t>
+      </w:r>
+      <w:r>
+        <w:t>сохраняет</w:t>
+      </w:r>
+      <w:r>
+        <w:rPr>
+          <w:lang w:val="en-US"/>
+        </w:rPr>
+        <w:t xml:space="preserve"> </w:t>
+      </w:r>
+      <w:r>
+        <w:t>поля</w:t>
+      </w:r>
+    </w:p>
+    <w:p>
+      <w:pPr>
+        <w:rPr>
+          <w:lang w:val="en-US"/>
+        </w:rPr>
+      </w:pPr>
+      <w:r>
+        <w:rPr>
+          <w:lang w:val="en-US"/>
+        </w:rPr>
+        <w:t xml:space="preserve">    - _</w:t>
+      </w:r>
+      <w:proofErr w:type="spellStart"/>
+      <w:r>
+        <w:rPr>
+          <w:lang w:val="en-US"/>
+        </w:rPr>
+        <w:t>rigidbody.mass</w:t>
+      </w:r>
+      <w:proofErr w:type="spellEnd"/>
+      <w:r>
+        <w:rPr>
+          <w:lang w:val="en-US"/>
+        </w:rPr>
+        <w:t xml:space="preserve"> = _</w:t>
+      </w:r>
+      <w:proofErr w:type="spellStart"/>
+      <w:r>
+        <w:rPr>
+          <w:lang w:val="en-US"/>
+        </w:rPr>
+        <w:t>config.Mass</w:t>
+      </w:r>
+      <w:proofErr w:type="spellEnd"/>
+    </w:p>
+    <w:p>
+      <w:pPr>
+        <w:rPr>
+          <w:lang w:val="en-US"/>
+        </w:rPr>
+      </w:pPr>
+      <w:r>
+        <w:rPr>
+          <w:lang w:val="en-US"/>
+        </w:rPr>
+        <w:t xml:space="preserve">    - _</w:t>
+      </w:r>
+      <w:proofErr w:type="spellStart"/>
+      <w:r>
+        <w:rPr>
+          <w:lang w:val="en-US"/>
+        </w:rPr>
+        <w:t>rigidbody.centerOfMass</w:t>
+      </w:r>
+      <w:proofErr w:type="spellEnd"/>
+      <w:r>
+        <w:rPr>
+          <w:lang w:val="en-US"/>
+        </w:rPr>
+        <w:t xml:space="preserve"> = _</w:t>
+      </w:r>
+      <w:proofErr w:type="spellStart"/>
+      <w:r>
+        <w:rPr>
+          <w:lang w:val="en-US"/>
+        </w:rPr>
+        <w:t>config.CenterOfMassOffset</w:t>
+      </w:r>
+      <w:proofErr w:type="spellEnd"/>
+    </w:p>
+    <w:p>
+      <w:pPr>
+        <w:rPr>
+          <w:lang w:val="en-US"/>
+        </w:rPr>
+      </w:pPr>
+      <w:r>
+        <w:rPr>
+          <w:lang w:val="en-US"/>
+        </w:rPr>
+        <w:t xml:space="preserve">    - </w:t>
+      </w:r>
+      <w:r>
+        <w:t>применяет</w:t>
+      </w:r>
+      <w:r>
+        <w:rPr>
+          <w:lang w:val="en-US"/>
+        </w:rPr>
+        <w:t xml:space="preserve"> </w:t>
+      </w:r>
+      <w:proofErr w:type="spellStart"/>
+      <w:r>
+        <w:rPr>
+          <w:lang w:val="en-US"/>
+        </w:rPr>
+        <w:t>WheelFriction</w:t>
+      </w:r>
+      <w:proofErr w:type="spellEnd"/>
+      <w:r>
+        <w:rPr>
+          <w:lang w:val="en-US"/>
+        </w:rPr>
+        <w:t xml:space="preserve"> </w:t>
+      </w:r>
+      <w:r>
+        <w:t>ко</w:t>
+      </w:r>
+      <w:r>
+        <w:rPr>
+          <w:lang w:val="en-US"/>
+        </w:rPr>
+        <w:t xml:space="preserve"> </w:t>
+      </w:r>
+      <w:r>
+        <w:t>всем</w:t>
+      </w:r>
+      <w:r>
+        <w:rPr>
+          <w:lang w:val="en-US"/>
+        </w:rPr>
+        <w:t xml:space="preserve"> </w:t>
+      </w:r>
+      <w:proofErr w:type="spellStart"/>
+      <w:r>
+        <w:rPr>
+          <w:lang w:val="en-US"/>
+        </w:rPr>
+        <w:t>wheelcolliders</w:t>
       </w:r>
       <w:proofErr w:type="spellEnd"/>
       <w:r>
@@ -5559,6 +6473,439 @@
         <w:rPr>
           <w:lang w:val="en-US"/>
         </w:rPr>
+        <w:t>forwardFriction.stiffness</w:t>
+      </w:r>
+      <w:proofErr w:type="spellEnd"/>
+      <w:r>
+        <w:rPr>
+          <w:lang w:val="en-US"/>
+        </w:rPr>
+        <w:t>)</w:t>
+      </w:r>
+    </w:p>
+    <w:p>
+      <w:pPr>
+        <w:rPr>
+          <w:lang w:val="en-US"/>
+        </w:rPr>
+      </w:pPr>
+      <w:r>
+        <w:rPr>
+          <w:lang w:val="en-US"/>
+        </w:rPr>
+        <w:t xml:space="preserve">    - _initialized = true</w:t>
+      </w:r>
+    </w:p>
+    <w:p>
+      <w:pPr>
+        <w:rPr>
+          <w:lang w:val="en-US"/>
+        </w:rPr>
+      </w:pPr>
+      <w:r>
+        <w:rPr>
+          <w:lang w:val="en-US"/>
+        </w:rPr>
+        <w:t xml:space="preserve">  - </w:t>
+      </w:r>
+      <w:proofErr w:type="spellStart"/>
+      <w:r>
+        <w:rPr>
+          <w:lang w:val="en-US"/>
+        </w:rPr>
+        <w:t>FixedUpdate</w:t>
+      </w:r>
+      <w:proofErr w:type="spellEnd"/>
+      <w:r>
+        <w:rPr>
+          <w:lang w:val="en-US"/>
+        </w:rPr>
+        <w:t xml:space="preserve">(): if !_initialized return; </w:t>
+      </w:r>
+      <w:r>
+        <w:t>читает</w:t>
+      </w:r>
+      <w:r>
+        <w:rPr>
+          <w:lang w:val="en-US"/>
+        </w:rPr>
+        <w:t xml:space="preserve"> _</w:t>
+      </w:r>
+      <w:proofErr w:type="spellStart"/>
+      <w:r>
+        <w:rPr>
+          <w:lang w:val="en-US"/>
+        </w:rPr>
+        <w:t>input.Move</w:t>
+      </w:r>
+      <w:proofErr w:type="spellEnd"/>
+      <w:r>
+        <w:rPr>
+          <w:lang w:val="en-US"/>
+        </w:rPr>
+        <w:t xml:space="preserve">, </w:t>
+      </w:r>
+      <w:r>
+        <w:t>считает</w:t>
+      </w:r>
+      <w:r>
+        <w:rPr>
+          <w:lang w:val="en-US"/>
+        </w:rPr>
+        <w:t xml:space="preserve"> </w:t>
+      </w:r>
+      <w:r>
+        <w:t>торки</w:t>
+      </w:r>
+      <w:r>
+        <w:rPr>
+          <w:lang w:val="en-US"/>
+        </w:rPr>
+        <w:t xml:space="preserve"> </w:t>
+      </w:r>
+      <w:r>
+        <w:t>через</w:t>
+      </w:r>
+      <w:r>
+        <w:rPr>
+          <w:lang w:val="en-US"/>
+        </w:rPr>
+        <w:t xml:space="preserve"> </w:t>
+      </w:r>
+      <w:r>
+        <w:t>сервис</w:t>
+      </w:r>
+      <w:r>
+        <w:rPr>
+          <w:lang w:val="en-US"/>
+        </w:rPr>
+        <w:t xml:space="preserve">, </w:t>
+      </w:r>
+      <w:r>
+        <w:t>применяет</w:t>
+      </w:r>
+      <w:r>
+        <w:rPr>
+          <w:lang w:val="en-US"/>
+        </w:rPr>
+        <w:t xml:space="preserve"> </w:t>
+      </w:r>
+      <w:r>
+        <w:t>к</w:t>
+      </w:r>
+      <w:r>
+        <w:rPr>
+          <w:lang w:val="en-US"/>
+        </w:rPr>
+        <w:t xml:space="preserve"> </w:t>
+      </w:r>
+      <w:proofErr w:type="spellStart"/>
+      <w:r>
+        <w:rPr>
+          <w:lang w:val="en-US"/>
+        </w:rPr>
+        <w:t>WheelCollider</w:t>
+      </w:r>
+      <w:proofErr w:type="spellEnd"/>
+      <w:r>
+        <w:rPr>
+          <w:lang w:val="en-US"/>
+        </w:rPr>
+        <w:t>'</w:t>
+      </w:r>
+      <w:proofErr w:type="spellStart"/>
+      <w:r>
+        <w:t>ам</w:t>
+      </w:r>
+      <w:proofErr w:type="spellEnd"/>
+      <w:r>
+        <w:rPr>
+          <w:lang w:val="en-US"/>
+        </w:rPr>
+        <w:t>. _</w:t>
+      </w:r>
+      <w:proofErr w:type="spellStart"/>
+      <w:r>
+        <w:rPr>
+          <w:lang w:val="en-US"/>
+        </w:rPr>
+        <w:t>input.Move.y</w:t>
+      </w:r>
+      <w:proofErr w:type="spellEnd"/>
+      <w:r>
+        <w:rPr>
+          <w:lang w:val="en-US"/>
+        </w:rPr>
+        <w:t xml:space="preserve"> = throttle, _</w:t>
+      </w:r>
+      <w:proofErr w:type="spellStart"/>
+      <w:r>
+        <w:rPr>
+          <w:lang w:val="en-US"/>
+        </w:rPr>
+        <w:t>input.Move.x</w:t>
+      </w:r>
+      <w:proofErr w:type="spellEnd"/>
+      <w:r>
+        <w:rPr>
+          <w:lang w:val="en-US"/>
+        </w:rPr>
+        <w:t xml:space="preserve"> = steer.</w:t>
+      </w:r>
+    </w:p>
+    <w:p>
+      <w:pPr>
+        <w:rPr>
+          <w:lang w:val="en-US"/>
+        </w:rPr>
+      </w:pPr>
+      <w:r>
+        <w:rPr>
+          <w:lang w:val="en-US"/>
+        </w:rPr>
+        <w:t xml:space="preserve">  - Update() (</w:t>
+      </w:r>
+      <w:r>
+        <w:t>опционально</w:t>
+      </w:r>
+      <w:r>
+        <w:rPr>
+          <w:lang w:val="en-US"/>
+        </w:rPr>
+        <w:t xml:space="preserve">, </w:t>
+      </w:r>
+      <w:r>
+        <w:t>для</w:t>
+      </w:r>
+      <w:r>
+        <w:rPr>
+          <w:lang w:val="en-US"/>
+        </w:rPr>
+        <w:t xml:space="preserve"> visuals): </w:t>
+      </w:r>
+      <w:r>
+        <w:t>синхронизирует</w:t>
+      </w:r>
+      <w:r>
+        <w:rPr>
+          <w:lang w:val="en-US"/>
+        </w:rPr>
+        <w:t xml:space="preserve"> _</w:t>
+      </w:r>
+      <w:proofErr w:type="spellStart"/>
+      <w:r>
+        <w:rPr>
+          <w:lang w:val="en-US"/>
+        </w:rPr>
+        <w:t>wheelVisuals</w:t>
+      </w:r>
+      <w:proofErr w:type="spellEnd"/>
+      <w:r>
+        <w:rPr>
+          <w:lang w:val="en-US"/>
+        </w:rPr>
+        <w:t xml:space="preserve"> </w:t>
+      </w:r>
+      <w:r>
+        <w:t>через</w:t>
+      </w:r>
+      <w:r>
+        <w:rPr>
+          <w:lang w:val="en-US"/>
+        </w:rPr>
+        <w:t xml:space="preserve"> </w:t>
+      </w:r>
+      <w:proofErr w:type="spellStart"/>
+      <w:r>
+        <w:rPr>
+          <w:lang w:val="en-US"/>
+        </w:rPr>
+        <w:t>wc.GetWorldPose</w:t>
+      </w:r>
+      <w:proofErr w:type="spellEnd"/>
+      <w:r>
+        <w:rPr>
+          <w:lang w:val="en-US"/>
+        </w:rPr>
+        <w:t>().</w:t>
+      </w:r>
+    </w:p>
+    <w:p>
+      <w:pPr>
+        <w:rPr>
+          <w:lang w:val="en-US"/>
+        </w:rPr>
+      </w:pPr>
+    </w:p>
+    <w:p>
+      <w:pPr>
+        <w:rPr>
+          <w:lang w:val="en-US"/>
+        </w:rPr>
+      </w:pPr>
+      <w:r>
+        <w:rPr>
+          <w:lang w:val="en-US"/>
+        </w:rPr>
+        <w:t xml:space="preserve">  4. Controllers/Camera (</w:t>
+      </w:r>
+      <w:proofErr w:type="spellStart"/>
+      <w:r>
+        <w:rPr>
+          <w:lang w:val="en-US"/>
+        </w:rPr>
+        <w:t>MonoBehaviour</w:t>
+      </w:r>
+      <w:proofErr w:type="spellEnd"/>
+      <w:r>
+        <w:rPr>
+          <w:lang w:val="en-US"/>
+        </w:rPr>
+        <w:t xml:space="preserve">, </w:t>
+      </w:r>
+      <w:r>
+        <w:t>без</w:t>
+      </w:r>
+      <w:r>
+        <w:rPr>
+          <w:lang w:val="en-US"/>
+        </w:rPr>
+        <w:t xml:space="preserve"> DI)</w:t>
+      </w:r>
+    </w:p>
+    <w:p>
+      <w:pPr>
+        <w:rPr>
+          <w:lang w:val="en-US"/>
+        </w:rPr>
+      </w:pPr>
+    </w:p>
+    <w:p>
+      <w:pPr>
+        <w:rPr>
+          <w:lang w:val="en-US"/>
+        </w:rPr>
+      </w:pPr>
+      <w:r>
+        <w:rPr>
+          <w:lang w:val="en-US"/>
+        </w:rPr>
+        <w:t xml:space="preserve">  Controllers/Camera/</w:t>
+      </w:r>
+      <w:proofErr w:type="spellStart"/>
+      <w:r>
+        <w:rPr>
+          <w:lang w:val="en-US"/>
+        </w:rPr>
+        <w:t>ChaseCarCameraBehaviour.cs</w:t>
+      </w:r>
+      <w:proofErr w:type="spellEnd"/>
+      <w:r>
+        <w:rPr>
+          <w:lang w:val="en-US"/>
+        </w:rPr>
+        <w:t xml:space="preserve"> — namespace </w:t>
+      </w:r>
+      <w:proofErr w:type="spellStart"/>
+      <w:r>
+        <w:rPr>
+          <w:lang w:val="en-US"/>
+        </w:rPr>
+        <w:t>FlatoutLike.Controllers.Camera</w:t>
+      </w:r>
+      <w:proofErr w:type="spellEnd"/>
+      <w:r>
+        <w:rPr>
+          <w:lang w:val="en-US"/>
+        </w:rPr>
+        <w:t>:</w:t>
+      </w:r>
+    </w:p>
+    <w:p>
+      <w:pPr>
+        <w:rPr>
+          <w:lang w:val="en-US"/>
+        </w:rPr>
+      </w:pPr>
+      <w:r>
+        <w:rPr>
+          <w:lang w:val="en-US"/>
+        </w:rPr>
+        <w:t xml:space="preserve">  - [</w:t>
+      </w:r>
+      <w:proofErr w:type="spellStart"/>
+      <w:r>
+        <w:rPr>
+          <w:lang w:val="en-US"/>
+        </w:rPr>
+        <w:t>SerializeField</w:t>
+      </w:r>
+      <w:proofErr w:type="spellEnd"/>
+      <w:r>
+        <w:rPr>
+          <w:lang w:val="en-US"/>
+        </w:rPr>
+        <w:t xml:space="preserve">] </w:t>
+      </w:r>
+      <w:r>
+        <w:t>поля</w:t>
+      </w:r>
+      <w:r>
+        <w:rPr>
+          <w:lang w:val="en-US"/>
+        </w:rPr>
+        <w:t xml:space="preserve">: Transform _target, </w:t>
+      </w:r>
+      <w:proofErr w:type="spellStart"/>
+      <w:r>
+        <w:rPr>
+          <w:lang w:val="en-US"/>
+        </w:rPr>
+        <w:t>ChaseCameraConfig</w:t>
+      </w:r>
+      <w:proofErr w:type="spellEnd"/>
+      <w:r>
+        <w:rPr>
+          <w:lang w:val="en-US"/>
+        </w:rPr>
+        <w:t xml:space="preserve"> _config.</w:t>
+      </w:r>
+    </w:p>
+    <w:p>
+      <w:pPr>
+        <w:rPr>
+          <w:lang w:val="en-US"/>
+        </w:rPr>
+      </w:pPr>
+      <w:r>
+        <w:rPr>
+          <w:lang w:val="en-US"/>
+        </w:rPr>
+        <w:t xml:space="preserve">  - </w:t>
+      </w:r>
+      <w:r>
+        <w:t>Приватные</w:t>
+      </w:r>
+      <w:r>
+        <w:rPr>
+          <w:lang w:val="en-US"/>
+        </w:rPr>
+        <w:t>: Vector3 _velocity (</w:t>
+      </w:r>
+      <w:r>
+        <w:t>для</w:t>
+      </w:r>
+      <w:r>
+        <w:rPr>
+          <w:lang w:val="en-US"/>
+        </w:rPr>
+        <w:t xml:space="preserve"> </w:t>
+      </w:r>
+      <w:proofErr w:type="spellStart"/>
+      <w:r>
+        <w:rPr>
+          <w:lang w:val="en-US"/>
+        </w:rPr>
         <w:t>SmoothDamp</w:t>
       </w:r>
       <w:proofErr w:type="spellEnd"/>
@@ -5566,172 +6913,271 @@
         <w:rPr>
           <w:lang w:val="en-US"/>
         </w:rPr>
-        <w:t xml:space="preserve"> time), </w:t>
-      </w:r>
-      <w:proofErr w:type="spellStart"/>
-      <w:r>
-        <w:rPr>
-          <w:lang w:val="en-US"/>
-        </w:rPr>
-        <w:t>RotationSmoothing</w:t>
-      </w:r>
-      <w:proofErr w:type="spellEnd"/>
-      <w:r>
-        <w:rPr>
-          <w:lang w:val="en-US"/>
-        </w:rPr>
-        <w:t xml:space="preserve"> (</w:t>
-      </w:r>
-      <w:proofErr w:type="spellStart"/>
-      <w:r>
-        <w:rPr>
-          <w:lang w:val="en-US"/>
-        </w:rPr>
-        <w:t>Slerp</w:t>
-      </w:r>
-      <w:proofErr w:type="spellEnd"/>
-      <w:r>
-        <w:rPr>
-          <w:lang w:val="en-US"/>
-        </w:rPr>
-        <w:t xml:space="preserve"> factor per second), </w:t>
-      </w:r>
-      <w:proofErr w:type="spellStart"/>
-      <w:r>
-        <w:rPr>
-          <w:lang w:val="en-US"/>
-        </w:rPr>
-        <w:t>LookAheadFactor</w:t>
-      </w:r>
-      <w:proofErr w:type="spellEnd"/>
-      <w:r>
-        <w:rPr>
-          <w:lang w:val="en-US"/>
-        </w:rPr>
-        <w:t xml:space="preserve"> (</w:t>
-      </w:r>
-      <w:r>
-        <w:t>множитель</w:t>
-      </w:r>
-      <w:r>
-        <w:rPr>
-          <w:lang w:val="en-US"/>
-        </w:rPr>
-        <w:t xml:space="preserve"> </w:t>
-      </w:r>
-      <w:r>
-        <w:t>скорости</w:t>
-      </w:r>
-      <w:r>
-        <w:rPr>
-          <w:lang w:val="en-US"/>
-        </w:rPr>
-        <w:t xml:space="preserve"> target'</w:t>
-      </w:r>
-      <w:r>
-        <w:t>а</w:t>
-      </w:r>
-      <w:r>
-        <w:rPr>
-          <w:lang w:val="en-US"/>
-        </w:rPr>
-        <w:t xml:space="preserve"> </w:t>
+        <w:t xml:space="preserve">), </w:t>
+      </w:r>
+      <w:proofErr w:type="spellStart"/>
+      <w:r>
+        <w:rPr>
+          <w:lang w:val="en-US"/>
+        </w:rPr>
+        <w:t>Rigidbody</w:t>
+      </w:r>
+      <w:proofErr w:type="spellEnd"/>
+      <w:r>
+        <w:rPr>
+          <w:lang w:val="en-US"/>
+        </w:rPr>
+        <w:t xml:space="preserve"> _</w:t>
+      </w:r>
+      <w:proofErr w:type="spellStart"/>
+      <w:r>
+        <w:rPr>
+          <w:lang w:val="en-US"/>
+        </w:rPr>
+        <w:t>targetRb</w:t>
+      </w:r>
+      <w:proofErr w:type="spellEnd"/>
+      <w:r>
+        <w:rPr>
+          <w:lang w:val="en-US"/>
+        </w:rPr>
+        <w:t xml:space="preserve"> (cached </w:t>
       </w:r>
       <w:r>
         <w:t>для</w:t>
       </w:r>
-    </w:p>
-    <w:p>
-      <w:r>
-        <w:rPr>
-          <w:lang w:val="en-US"/>
-        </w:rPr>
-        <w:t xml:space="preserve">  </w:t>
-      </w:r>
-      <w:r>
-        <w:t>упреждающего смещения).</w:t>
-      </w:r>
-    </w:p>
-    <w:p/>
-    <w:p>
-      <w:r>
-        <w:t xml:space="preserve">  2. Services/Car (</w:t>
-      </w:r>
-      <w:proofErr w:type="spellStart"/>
-      <w:r>
-        <w:t>pure</w:t>
-      </w:r>
-      <w:proofErr w:type="spellEnd"/>
-      <w:r>
-        <w:t xml:space="preserve"> C#)</w:t>
-      </w:r>
-    </w:p>
-    <w:p/>
-    <w:p>
-      <w:pPr>
-        <w:rPr>
-          <w:lang w:val="en-US"/>
-        </w:rPr>
-      </w:pPr>
-      <w:r>
-        <w:t xml:space="preserve">  </w:t>
-      </w:r>
-      <w:r>
-        <w:rPr>
-          <w:lang w:val="en-US"/>
-        </w:rPr>
-        <w:t>Services/Car/</w:t>
-      </w:r>
-      <w:proofErr w:type="spellStart"/>
-      <w:r>
-        <w:rPr>
-          <w:lang w:val="en-US"/>
-        </w:rPr>
-        <w:t>ICarMovementService.cs</w:t>
-      </w:r>
-      <w:proofErr w:type="spellEnd"/>
-      <w:r>
-        <w:rPr>
-          <w:lang w:val="en-US"/>
-        </w:rPr>
-        <w:t xml:space="preserve"> — namespace </w:t>
-      </w:r>
-      <w:proofErr w:type="spellStart"/>
-      <w:proofErr w:type="gramStart"/>
-      <w:r>
-        <w:rPr>
-          <w:lang w:val="en-US"/>
-        </w:rPr>
-        <w:t>FlatOutLike.Services.Car</w:t>
-      </w:r>
-      <w:proofErr w:type="spellEnd"/>
-      <w:proofErr w:type="gramEnd"/>
-      <w:r>
-        <w:rPr>
-          <w:lang w:val="en-US"/>
-        </w:rPr>
-        <w:t>:</w:t>
-      </w:r>
-    </w:p>
-    <w:p>
-      <w:pPr>
-        <w:rPr>
-          <w:lang w:val="en-US"/>
-        </w:rPr>
-      </w:pPr>
-      <w:r>
-        <w:rPr>
-          <w:lang w:val="en-US"/>
-        </w:rPr>
-        <w:t xml:space="preserve">  float </w:t>
-      </w:r>
-      <w:proofErr w:type="spellStart"/>
-      <w:proofErr w:type="gramStart"/>
-      <w:r>
-        <w:rPr>
-          <w:lang w:val="en-US"/>
-        </w:rPr>
-        <w:t>CalculateMotorTorque</w:t>
+      <w:r>
+        <w:rPr>
+          <w:lang w:val="en-US"/>
+        </w:rPr>
+        <w:t xml:space="preserve"> </w:t>
+      </w:r>
+      <w:proofErr w:type="spellStart"/>
+      <w:r>
+        <w:rPr>
+          <w:lang w:val="en-US"/>
+        </w:rPr>
+        <w:t>LookAhead</w:t>
+      </w:r>
+      <w:proofErr w:type="spellEnd"/>
+      <w:r>
+        <w:rPr>
+          <w:lang w:val="en-US"/>
+        </w:rPr>
+        <w:t>).</w:t>
+      </w:r>
+    </w:p>
+    <w:p>
+      <w:pPr>
+        <w:rPr>
+          <w:lang w:val="en-US"/>
+        </w:rPr>
+      </w:pPr>
+      <w:r>
+        <w:rPr>
+          <w:lang w:val="en-US"/>
+        </w:rPr>
+        <w:t xml:space="preserve">  - </w:t>
+      </w:r>
+      <w:proofErr w:type="spellStart"/>
+      <w:r>
+        <w:rPr>
+          <w:lang w:val="en-US"/>
+        </w:rPr>
+        <w:t>LateUpdate</w:t>
+      </w:r>
+      <w:proofErr w:type="spellEnd"/>
+      <w:r>
+        <w:rPr>
+          <w:lang w:val="en-US"/>
+        </w:rPr>
+        <w:t>():</w:t>
+      </w:r>
+    </w:p>
+    <w:p>
+      <w:pPr>
+        <w:rPr>
+          <w:lang w:val="en-US"/>
+        </w:rPr>
+      </w:pPr>
+      <w:r>
+        <w:rPr>
+          <w:lang w:val="en-US"/>
+        </w:rPr>
+        <w:t xml:space="preserve">    - desired position = _</w:t>
+      </w:r>
+      <w:proofErr w:type="spellStart"/>
+      <w:r>
+        <w:rPr>
+          <w:lang w:val="en-US"/>
+        </w:rPr>
+        <w:t>target.position</w:t>
+      </w:r>
+      <w:proofErr w:type="spellEnd"/>
+      <w:r>
+        <w:rPr>
+          <w:lang w:val="en-US"/>
+        </w:rPr>
+        <w:t xml:space="preserve"> - _</w:t>
+      </w:r>
+      <w:proofErr w:type="spellStart"/>
+      <w:r>
+        <w:rPr>
+          <w:lang w:val="en-US"/>
+        </w:rPr>
+        <w:t>target.forward</w:t>
+      </w:r>
+      <w:proofErr w:type="spellEnd"/>
+      <w:r>
+        <w:rPr>
+          <w:lang w:val="en-US"/>
+        </w:rPr>
+        <w:t xml:space="preserve"> * _</w:t>
+      </w:r>
+      <w:proofErr w:type="spellStart"/>
+      <w:r>
+        <w:rPr>
+          <w:lang w:val="en-US"/>
+        </w:rPr>
+        <w:t>config.FollowDistance</w:t>
+      </w:r>
+      <w:proofErr w:type="spellEnd"/>
+      <w:r>
+        <w:rPr>
+          <w:lang w:val="en-US"/>
+        </w:rPr>
+        <w:t xml:space="preserve"> + Vector3.up * _</w:t>
+      </w:r>
+      <w:proofErr w:type="spellStart"/>
+      <w:r>
+        <w:rPr>
+          <w:lang w:val="en-US"/>
+        </w:rPr>
+        <w:t>config.Height</w:t>
+      </w:r>
+      <w:proofErr w:type="spellEnd"/>
+      <w:r>
+        <w:rPr>
+          <w:lang w:val="en-US"/>
+        </w:rPr>
+        <w:t xml:space="preserve"> + </w:t>
+      </w:r>
+      <w:proofErr w:type="spellStart"/>
+      <w:r>
+        <w:rPr>
+          <w:lang w:val="en-US"/>
+        </w:rPr>
+        <w:t>targetVelocity</w:t>
+      </w:r>
+      <w:proofErr w:type="spellEnd"/>
+      <w:r>
+        <w:rPr>
+          <w:lang w:val="en-US"/>
+        </w:rPr>
+        <w:t xml:space="preserve"> * _</w:t>
+      </w:r>
+      <w:proofErr w:type="spellStart"/>
+      <w:r>
+        <w:rPr>
+          <w:lang w:val="en-US"/>
+        </w:rPr>
+        <w:t>config.LookAheadFactor</w:t>
+      </w:r>
+      <w:proofErr w:type="spellEnd"/>
+      <w:r>
+        <w:rPr>
+          <w:lang w:val="en-US"/>
+        </w:rPr>
+        <w:t>.</w:t>
+      </w:r>
+    </w:p>
+    <w:p>
+      <w:pPr>
+        <w:rPr>
+          <w:lang w:val="en-US"/>
+        </w:rPr>
+      </w:pPr>
+      <w:r>
+        <w:rPr>
+          <w:lang w:val="en-US"/>
+        </w:rPr>
+        <w:t xml:space="preserve">    - </w:t>
+      </w:r>
+      <w:proofErr w:type="spellStart"/>
+      <w:r>
+        <w:rPr>
+          <w:lang w:val="en-US"/>
+        </w:rPr>
+        <w:t>transform.position</w:t>
+      </w:r>
+      <w:proofErr w:type="spellEnd"/>
+      <w:r>
+        <w:rPr>
+          <w:lang w:val="en-US"/>
+        </w:rPr>
+        <w:t xml:space="preserve"> = Vector3.SmoothDamp(</w:t>
+      </w:r>
+      <w:proofErr w:type="spellStart"/>
+      <w:r>
+        <w:rPr>
+          <w:lang w:val="en-US"/>
+        </w:rPr>
+        <w:t>transform.position</w:t>
+      </w:r>
+      <w:proofErr w:type="spellEnd"/>
+      <w:r>
+        <w:rPr>
+          <w:lang w:val="en-US"/>
+        </w:rPr>
+        <w:t>, desired, ref _velocity, _</w:t>
+      </w:r>
+      <w:proofErr w:type="spellStart"/>
+      <w:r>
+        <w:rPr>
+          <w:lang w:val="en-US"/>
+        </w:rPr>
+        <w:t>config.PositionSmoothing</w:t>
+      </w:r>
+      <w:proofErr w:type="spellEnd"/>
+      <w:r>
+        <w:rPr>
+          <w:lang w:val="en-US"/>
+        </w:rPr>
+        <w:t>).</w:t>
+      </w:r>
+    </w:p>
+    <w:p>
+      <w:pPr>
+        <w:rPr>
+          <w:lang w:val="en-US"/>
+        </w:rPr>
+      </w:pPr>
+      <w:r>
+        <w:rPr>
+          <w:lang w:val="en-US"/>
+        </w:rPr>
+        <w:t xml:space="preserve">    - </w:t>
+      </w:r>
+      <w:proofErr w:type="spellStart"/>
+      <w:r>
+        <w:rPr>
+          <w:lang w:val="en-US"/>
+        </w:rPr>
+        <w:t>transform.rotation</w:t>
+      </w:r>
+      <w:proofErr w:type="spellEnd"/>
+      <w:r>
+        <w:rPr>
+          <w:lang w:val="en-US"/>
+        </w:rPr>
+        <w:t xml:space="preserve"> = </w:t>
+      </w:r>
+      <w:proofErr w:type="spellStart"/>
+      <w:r>
+        <w:rPr>
+          <w:lang w:val="en-US"/>
+        </w:rPr>
+        <w:t>Quaternion.Slerp</w:t>
       </w:r>
       <w:proofErr w:type="spellEnd"/>
       <w:r>
@@ -5740,19 +7186,12 @@
         </w:rPr>
         <w:t>(</w:t>
       </w:r>
-      <w:proofErr w:type="gramEnd"/>
-      <w:r>
-        <w:rPr>
-          <w:lang w:val="en-US"/>
-        </w:rPr>
-        <w:t xml:space="preserve">float throttle, float </w:t>
-      </w:r>
-      <w:proofErr w:type="spellStart"/>
-      <w:r>
-        <w:rPr>
-          <w:lang w:val="en-US"/>
-        </w:rPr>
-        <w:t>currentForwardSpeed</w:t>
+      <w:proofErr w:type="spellStart"/>
+      <w:r>
+        <w:rPr>
+          <w:lang w:val="en-US"/>
+        </w:rPr>
+        <w:t>transform.rotation</w:t>
       </w:r>
       <w:proofErr w:type="spellEnd"/>
       <w:r>
@@ -5766,1700 +7205,16 @@
         <w:rPr>
           <w:lang w:val="en-US"/>
         </w:rPr>
-        <w:t>CarStatsConfig</w:t>
-      </w:r>
-      <w:proofErr w:type="spellEnd"/>
-      <w:r>
-        <w:rPr>
-          <w:lang w:val="en-US"/>
-        </w:rPr>
-        <w:t xml:space="preserve"> stats);</w:t>
-      </w:r>
-    </w:p>
-    <w:p>
-      <w:pPr>
-        <w:rPr>
-          <w:lang w:val="en-US"/>
-        </w:rPr>
-      </w:pPr>
-      <w:r>
-        <w:rPr>
-          <w:lang w:val="en-US"/>
-        </w:rPr>
-        <w:t xml:space="preserve">  float </w:t>
-      </w:r>
-      <w:proofErr w:type="spellStart"/>
-      <w:proofErr w:type="gramStart"/>
-      <w:r>
-        <w:rPr>
-          <w:lang w:val="en-US"/>
-        </w:rPr>
-        <w:t>CalculateSteerAngle</w:t>
-      </w:r>
-      <w:proofErr w:type="spellEnd"/>
-      <w:r>
-        <w:rPr>
-          <w:lang w:val="en-US"/>
-        </w:rPr>
-        <w:t>(</w:t>
-      </w:r>
-      <w:proofErr w:type="gramEnd"/>
-      <w:r>
-        <w:rPr>
-          <w:lang w:val="en-US"/>
-        </w:rPr>
-        <w:t xml:space="preserve">float </w:t>
-      </w:r>
-      <w:proofErr w:type="spellStart"/>
-      <w:r>
-        <w:rPr>
-          <w:lang w:val="en-US"/>
-        </w:rPr>
-        <w:t>steerInput</w:t>
-      </w:r>
-      <w:proofErr w:type="spellEnd"/>
-      <w:r>
-        <w:rPr>
-          <w:lang w:val="en-US"/>
-        </w:rPr>
-        <w:t xml:space="preserve">, float </w:t>
-      </w:r>
-      <w:proofErr w:type="spellStart"/>
-      <w:r>
-        <w:rPr>
-          <w:lang w:val="en-US"/>
-        </w:rPr>
-        <w:t>currentForwardSpeed</w:t>
-      </w:r>
-      <w:proofErr w:type="spellEnd"/>
-      <w:r>
-        <w:rPr>
-          <w:lang w:val="en-US"/>
-        </w:rPr>
-        <w:t xml:space="preserve">, </w:t>
-      </w:r>
-      <w:proofErr w:type="spellStart"/>
-      <w:r>
-        <w:rPr>
-          <w:lang w:val="en-US"/>
-        </w:rPr>
-        <w:t>CarStatsConfig</w:t>
-      </w:r>
-      <w:proofErr w:type="spellEnd"/>
-      <w:r>
-        <w:rPr>
-          <w:lang w:val="en-US"/>
-        </w:rPr>
-        <w:t xml:space="preserve"> stats);</w:t>
-      </w:r>
-    </w:p>
-    <w:p>
-      <w:pPr>
-        <w:rPr>
-          <w:lang w:val="en-US"/>
-        </w:rPr>
-      </w:pPr>
-      <w:r>
-        <w:rPr>
-          <w:lang w:val="en-US"/>
-        </w:rPr>
-        <w:t xml:space="preserve">  float </w:t>
-      </w:r>
-      <w:proofErr w:type="spellStart"/>
-      <w:proofErr w:type="gramStart"/>
-      <w:r>
-        <w:rPr>
-          <w:lang w:val="en-US"/>
-        </w:rPr>
-        <w:t>CalculateBrakeTorque</w:t>
-      </w:r>
-      <w:proofErr w:type="spellEnd"/>
-      <w:r>
-        <w:rPr>
-          <w:lang w:val="en-US"/>
-        </w:rPr>
-        <w:t>(</w:t>
-      </w:r>
-      <w:proofErr w:type="gramEnd"/>
-      <w:r>
-        <w:rPr>
-          <w:lang w:val="en-US"/>
-        </w:rPr>
-        <w:t xml:space="preserve">bool handbrake, </w:t>
-      </w:r>
-      <w:proofErr w:type="spellStart"/>
-      <w:r>
-        <w:rPr>
-          <w:lang w:val="en-US"/>
-        </w:rPr>
-        <w:t>CarStatsConfig</w:t>
-      </w:r>
-      <w:proofErr w:type="spellEnd"/>
-      <w:r>
-        <w:rPr>
-          <w:lang w:val="en-US"/>
-        </w:rPr>
-        <w:t xml:space="preserve"> stats);</w:t>
-      </w:r>
-    </w:p>
-    <w:p>
-      <w:pPr>
-        <w:rPr>
-          <w:lang w:val="en-US"/>
-        </w:rPr>
-      </w:pPr>
-    </w:p>
-    <w:p>
-      <w:pPr>
-        <w:rPr>
-          <w:lang w:val="en-US"/>
-        </w:rPr>
-      </w:pPr>
-      <w:r>
-        <w:rPr>
-          <w:lang w:val="en-US"/>
-        </w:rPr>
-        <w:t xml:space="preserve">  Services/Car/</w:t>
-      </w:r>
-      <w:proofErr w:type="spellStart"/>
-      <w:r>
-        <w:rPr>
-          <w:lang w:val="en-US"/>
-        </w:rPr>
-        <w:t>CarMovementService.cs</w:t>
-      </w:r>
-      <w:proofErr w:type="spellEnd"/>
-      <w:r>
-        <w:rPr>
-          <w:lang w:val="en-US"/>
-        </w:rPr>
-        <w:t xml:space="preserve"> — </w:t>
-      </w:r>
-      <w:r>
-        <w:t>реализация</w:t>
-      </w:r>
-      <w:r>
-        <w:rPr>
-          <w:lang w:val="en-US"/>
-        </w:rPr>
-        <w:t>:</w:t>
-      </w:r>
-    </w:p>
-    <w:p>
-      <w:pPr>
-        <w:rPr>
-          <w:lang w:val="en-US"/>
-        </w:rPr>
-      </w:pPr>
-      <w:r>
-        <w:rPr>
-          <w:lang w:val="en-US"/>
-        </w:rPr>
-        <w:t xml:space="preserve">  - </w:t>
-      </w:r>
-      <w:proofErr w:type="spellStart"/>
-      <w:r>
-        <w:rPr>
-          <w:lang w:val="en-US"/>
-        </w:rPr>
-        <w:t>CalculateMotorTorque</w:t>
-      </w:r>
-      <w:proofErr w:type="spellEnd"/>
-      <w:r>
-        <w:rPr>
-          <w:lang w:val="en-US"/>
-        </w:rPr>
-        <w:t xml:space="preserve">: </w:t>
-      </w:r>
-      <w:r>
-        <w:t>при</w:t>
-      </w:r>
-      <w:r>
-        <w:rPr>
-          <w:lang w:val="en-US"/>
-        </w:rPr>
-        <w:t xml:space="preserve"> |</w:t>
-      </w:r>
-      <w:proofErr w:type="spellStart"/>
-      <w:r>
-        <w:rPr>
-          <w:lang w:val="en-US"/>
-        </w:rPr>
-        <w:t>currentSpeed</w:t>
-      </w:r>
-      <w:proofErr w:type="spellEnd"/>
-      <w:r>
-        <w:rPr>
-          <w:lang w:val="en-US"/>
-        </w:rPr>
-        <w:t xml:space="preserve">| &lt; </w:t>
-      </w:r>
-      <w:proofErr w:type="spellStart"/>
-      <w:r>
-        <w:rPr>
-          <w:lang w:val="en-US"/>
-        </w:rPr>
-        <w:t>TopSpeed</w:t>
-      </w:r>
-      <w:proofErr w:type="spellEnd"/>
-      <w:r>
-        <w:rPr>
-          <w:lang w:val="en-US"/>
-        </w:rPr>
-        <w:t xml:space="preserve"> → throttle * Acceleration; </w:t>
-      </w:r>
-      <w:r>
-        <w:t>иначе</w:t>
-      </w:r>
-      <w:r>
-        <w:rPr>
-          <w:lang w:val="en-US"/>
-        </w:rPr>
-        <w:t xml:space="preserve"> 0 (cap). </w:t>
-      </w:r>
-      <w:r>
-        <w:t>Чисто</w:t>
-      </w:r>
-      <w:r>
-        <w:rPr>
-          <w:lang w:val="en-US"/>
-        </w:rPr>
-        <w:t xml:space="preserve"> </w:t>
-      </w:r>
-      <w:r>
-        <w:t>формула</w:t>
-      </w:r>
-      <w:r>
-        <w:rPr>
-          <w:lang w:val="en-US"/>
-        </w:rPr>
-        <w:t xml:space="preserve"> </w:t>
-      </w:r>
-      <w:r>
-        <w:t>без</w:t>
-      </w:r>
-      <w:r>
-        <w:rPr>
-          <w:lang w:val="en-US"/>
-        </w:rPr>
-        <w:t xml:space="preserve"> Unity API </w:t>
-      </w:r>
-      <w:r>
-        <w:t>кроме</w:t>
-      </w:r>
-      <w:r>
-        <w:rPr>
-          <w:lang w:val="en-US"/>
-        </w:rPr>
-        <w:t xml:space="preserve"> </w:t>
-      </w:r>
-      <w:proofErr w:type="spellStart"/>
-      <w:r>
-        <w:rPr>
-          <w:lang w:val="en-US"/>
-        </w:rPr>
-        <w:t>Mathf.Abs</w:t>
-      </w:r>
-      <w:proofErr w:type="spellEnd"/>
-      <w:r>
-        <w:rPr>
-          <w:lang w:val="en-US"/>
-        </w:rPr>
-        <w:t>.</w:t>
-      </w:r>
-    </w:p>
-    <w:p>
-      <w:pPr>
-        <w:rPr>
-          <w:lang w:val="en-US"/>
-        </w:rPr>
-      </w:pPr>
-      <w:r>
-        <w:rPr>
-          <w:lang w:val="en-US"/>
-        </w:rPr>
-        <w:t xml:space="preserve">  - </w:t>
-      </w:r>
-      <w:proofErr w:type="spellStart"/>
-      <w:r>
-        <w:rPr>
-          <w:lang w:val="en-US"/>
-        </w:rPr>
-        <w:t>CalculateSteerAngle</w:t>
-      </w:r>
-      <w:proofErr w:type="spellEnd"/>
-      <w:r>
-        <w:rPr>
-          <w:lang w:val="en-US"/>
-        </w:rPr>
-        <w:t xml:space="preserve">: </w:t>
-      </w:r>
-      <w:r>
-        <w:t>линейная</w:t>
-      </w:r>
-      <w:r>
-        <w:rPr>
-          <w:lang w:val="en-US"/>
-        </w:rPr>
-        <w:t xml:space="preserve"> </w:t>
-      </w:r>
-      <w:r>
-        <w:t>редукция</w:t>
-      </w:r>
-      <w:r>
-        <w:rPr>
-          <w:lang w:val="en-US"/>
-        </w:rPr>
-        <w:t xml:space="preserve"> </w:t>
-      </w:r>
-      <w:r>
-        <w:t>от</w:t>
-      </w:r>
-      <w:r>
-        <w:rPr>
-          <w:lang w:val="en-US"/>
-        </w:rPr>
-        <w:t xml:space="preserve"> </w:t>
-      </w:r>
-      <w:proofErr w:type="spellStart"/>
-      <w:r>
-        <w:rPr>
-          <w:lang w:val="en-US"/>
-        </w:rPr>
-        <w:t>SteerAngle</w:t>
-      </w:r>
-      <w:proofErr w:type="spellEnd"/>
-      <w:r>
-        <w:rPr>
-          <w:lang w:val="en-US"/>
-        </w:rPr>
-        <w:t xml:space="preserve"> </w:t>
-      </w:r>
-      <w:r>
-        <w:t>к</w:t>
-      </w:r>
-      <w:r>
-        <w:rPr>
-          <w:lang w:val="en-US"/>
-        </w:rPr>
-        <w:t xml:space="preserve"> </w:t>
-      </w:r>
-      <w:proofErr w:type="spellStart"/>
-      <w:r>
-        <w:rPr>
-          <w:lang w:val="en-US"/>
-        </w:rPr>
-        <w:t>SteerAngle</w:t>
-      </w:r>
-      <w:proofErr w:type="spellEnd"/>
-      <w:r>
-        <w:rPr>
-          <w:lang w:val="en-US"/>
-        </w:rPr>
-        <w:t xml:space="preserve"> * (1 - </w:t>
-      </w:r>
-      <w:proofErr w:type="spellStart"/>
-      <w:r>
-        <w:rPr>
-          <w:lang w:val="en-US"/>
-        </w:rPr>
-        <w:t>SteerSpeedFalloff</w:t>
-      </w:r>
-      <w:proofErr w:type="spellEnd"/>
-      <w:r>
-        <w:rPr>
-          <w:lang w:val="en-US"/>
-        </w:rPr>
-        <w:t xml:space="preserve">) </w:t>
-      </w:r>
-      <w:r>
-        <w:t>при</w:t>
-      </w:r>
-      <w:r>
-        <w:rPr>
-          <w:lang w:val="en-US"/>
-        </w:rPr>
-        <w:t xml:space="preserve"> </w:t>
-      </w:r>
-      <w:r>
-        <w:t>достижении</w:t>
-      </w:r>
-      <w:r>
-        <w:rPr>
-          <w:lang w:val="en-US"/>
-        </w:rPr>
-        <w:t xml:space="preserve"> </w:t>
-      </w:r>
-      <w:proofErr w:type="spellStart"/>
-      <w:r>
-        <w:rPr>
-          <w:lang w:val="en-US"/>
-        </w:rPr>
-        <w:t>TopSpeed</w:t>
-      </w:r>
-      <w:proofErr w:type="spellEnd"/>
-      <w:r>
-        <w:rPr>
-          <w:lang w:val="en-US"/>
-        </w:rPr>
-        <w:t>.</w:t>
-      </w:r>
-    </w:p>
-    <w:p>
-      <w:pPr>
-        <w:rPr>
-          <w:lang w:val="en-US"/>
-        </w:rPr>
-      </w:pPr>
-      <w:r>
-        <w:rPr>
-          <w:lang w:val="en-US"/>
-        </w:rPr>
-        <w:t xml:space="preserve">  - </w:t>
-      </w:r>
-      <w:proofErr w:type="spellStart"/>
-      <w:r>
-        <w:rPr>
-          <w:lang w:val="en-US"/>
-        </w:rPr>
-        <w:t>CalculateBrakeTorque</w:t>
-      </w:r>
-      <w:proofErr w:type="spellEnd"/>
-      <w:r>
-        <w:rPr>
-          <w:lang w:val="en-US"/>
-        </w:rPr>
-        <w:t xml:space="preserve">: </w:t>
-      </w:r>
-      <w:proofErr w:type="gramStart"/>
-      <w:r>
-        <w:rPr>
-          <w:lang w:val="en-US"/>
-        </w:rPr>
-        <w:t>handbrake ?</w:t>
-      </w:r>
-      <w:proofErr w:type="gramEnd"/>
-      <w:r>
-        <w:rPr>
-          <w:lang w:val="en-US"/>
-        </w:rPr>
-        <w:t xml:space="preserve"> </w:t>
-      </w:r>
-      <w:proofErr w:type="spellStart"/>
-      <w:proofErr w:type="gramStart"/>
-      <w:r>
-        <w:rPr>
-          <w:lang w:val="en-US"/>
-        </w:rPr>
-        <w:t>BrakeForce</w:t>
-      </w:r>
-      <w:proofErr w:type="spellEnd"/>
-      <w:r>
-        <w:rPr>
-          <w:lang w:val="en-US"/>
-        </w:rPr>
-        <w:t xml:space="preserve"> :</w:t>
-      </w:r>
-      <w:proofErr w:type="gramEnd"/>
-      <w:r>
-        <w:rPr>
-          <w:lang w:val="en-US"/>
-        </w:rPr>
-        <w:t xml:space="preserve"> 0.</w:t>
-      </w:r>
-    </w:p>
-    <w:p>
-      <w:pPr>
-        <w:rPr>
-          <w:lang w:val="en-US"/>
-        </w:rPr>
-      </w:pPr>
-      <w:r>
-        <w:rPr>
-          <w:lang w:val="en-US"/>
-        </w:rPr>
-        <w:t xml:space="preserve">  - Stateless → Singleton.</w:t>
-      </w:r>
-    </w:p>
-    <w:p>
-      <w:pPr>
-        <w:rPr>
-          <w:lang w:val="en-US"/>
-        </w:rPr>
-      </w:pPr>
-    </w:p>
-    <w:p>
-      <w:pPr>
-        <w:rPr>
-          <w:lang w:val="en-US"/>
-        </w:rPr>
-      </w:pPr>
-      <w:r>
-        <w:rPr>
-          <w:lang w:val="en-US"/>
-        </w:rPr>
-        <w:t xml:space="preserve">  3. Controllers/Car (</w:t>
-      </w:r>
-      <w:proofErr w:type="spellStart"/>
-      <w:r>
-        <w:rPr>
-          <w:lang w:val="en-US"/>
-        </w:rPr>
-        <w:t>MonoBehaviour</w:t>
-      </w:r>
-      <w:proofErr w:type="spellEnd"/>
-      <w:r>
-        <w:rPr>
-          <w:lang w:val="en-US"/>
-        </w:rPr>
-        <w:t>)</w:t>
-      </w:r>
-    </w:p>
-    <w:p>
-      <w:pPr>
-        <w:rPr>
-          <w:lang w:val="en-US"/>
-        </w:rPr>
-      </w:pPr>
-    </w:p>
-    <w:p>
-      <w:pPr>
-        <w:rPr>
-          <w:lang w:val="en-US"/>
-        </w:rPr>
-      </w:pPr>
-      <w:r>
-        <w:rPr>
-          <w:lang w:val="en-US"/>
-        </w:rPr>
-        <w:t xml:space="preserve">  Controllers/Car/</w:t>
-      </w:r>
-      <w:proofErr w:type="spellStart"/>
-      <w:r>
-        <w:rPr>
-          <w:lang w:val="en-US"/>
-        </w:rPr>
-        <w:t>CarController.cs</w:t>
-      </w:r>
-      <w:proofErr w:type="spellEnd"/>
-      <w:r>
-        <w:rPr>
-          <w:lang w:val="en-US"/>
-        </w:rPr>
-        <w:t xml:space="preserve"> — namespace </w:t>
-      </w:r>
-      <w:proofErr w:type="spellStart"/>
-      <w:proofErr w:type="gramStart"/>
-      <w:r>
-        <w:rPr>
-          <w:lang w:val="en-US"/>
-        </w:rPr>
-        <w:t>FlatOutLike.Controllers.Car</w:t>
-      </w:r>
-      <w:proofErr w:type="spellEnd"/>
-      <w:proofErr w:type="gramEnd"/>
-      <w:r>
-        <w:rPr>
-          <w:lang w:val="en-US"/>
-        </w:rPr>
-        <w:t>:</w:t>
-      </w:r>
-    </w:p>
-    <w:p>
-      <w:pPr>
-        <w:rPr>
-          <w:lang w:val="en-US"/>
-        </w:rPr>
-      </w:pPr>
-      <w:r>
-        <w:rPr>
-          <w:lang w:val="en-US"/>
-        </w:rPr>
-        <w:t xml:space="preserve">  - [</w:t>
-      </w:r>
-      <w:proofErr w:type="spellStart"/>
-      <w:r>
-        <w:rPr>
-          <w:lang w:val="en-US"/>
-        </w:rPr>
-        <w:t>SerializeField</w:t>
-      </w:r>
-      <w:proofErr w:type="spellEnd"/>
-      <w:r>
-        <w:rPr>
-          <w:lang w:val="en-US"/>
-        </w:rPr>
-        <w:t xml:space="preserve">] </w:t>
-      </w:r>
-      <w:r>
-        <w:t>поля</w:t>
-      </w:r>
-      <w:r>
-        <w:rPr>
-          <w:lang w:val="en-US"/>
-        </w:rPr>
-        <w:t xml:space="preserve">: </w:t>
-      </w:r>
-      <w:proofErr w:type="spellStart"/>
-      <w:r>
-        <w:rPr>
-          <w:lang w:val="en-US"/>
-        </w:rPr>
-        <w:t>Rigidbody</w:t>
-      </w:r>
-      <w:proofErr w:type="spellEnd"/>
-      <w:r>
-        <w:rPr>
-          <w:lang w:val="en-US"/>
-        </w:rPr>
-        <w:t xml:space="preserve"> _</w:t>
-      </w:r>
-      <w:proofErr w:type="spellStart"/>
-      <w:r>
-        <w:rPr>
-          <w:lang w:val="en-US"/>
-        </w:rPr>
-        <w:t>rigidbody</w:t>
-      </w:r>
-      <w:proofErr w:type="spellEnd"/>
-      <w:r>
-        <w:rPr>
-          <w:lang w:val="en-US"/>
-        </w:rPr>
-        <w:t xml:space="preserve">, </w:t>
-      </w:r>
-      <w:proofErr w:type="spellStart"/>
-      <w:proofErr w:type="gramStart"/>
-      <w:r>
-        <w:rPr>
-          <w:lang w:val="en-US"/>
-        </w:rPr>
-        <w:t>WheelCollider</w:t>
-      </w:r>
-      <w:proofErr w:type="spellEnd"/>
-      <w:r>
-        <w:rPr>
-          <w:lang w:val="en-US"/>
-        </w:rPr>
-        <w:t>[</w:t>
-      </w:r>
-      <w:proofErr w:type="gramEnd"/>
-      <w:r>
-        <w:rPr>
-          <w:lang w:val="en-US"/>
-        </w:rPr>
-        <w:t>] _</w:t>
-      </w:r>
-      <w:proofErr w:type="spellStart"/>
-      <w:r>
-        <w:rPr>
-          <w:lang w:val="en-US"/>
-        </w:rPr>
-        <w:t>driveWheels</w:t>
-      </w:r>
-      <w:proofErr w:type="spellEnd"/>
-      <w:r>
-        <w:rPr>
-          <w:lang w:val="en-US"/>
-        </w:rPr>
-        <w:t xml:space="preserve">, </w:t>
-      </w:r>
-      <w:proofErr w:type="spellStart"/>
-      <w:proofErr w:type="gramStart"/>
-      <w:r>
-        <w:rPr>
-          <w:lang w:val="en-US"/>
-        </w:rPr>
-        <w:t>WheelCollider</w:t>
-      </w:r>
-      <w:proofErr w:type="spellEnd"/>
-      <w:r>
-        <w:rPr>
-          <w:lang w:val="en-US"/>
-        </w:rPr>
-        <w:t>[</w:t>
-      </w:r>
-      <w:proofErr w:type="gramEnd"/>
-      <w:r>
-        <w:rPr>
-          <w:lang w:val="en-US"/>
-        </w:rPr>
-        <w:t>] _</w:t>
-      </w:r>
-      <w:proofErr w:type="spellStart"/>
-      <w:r>
-        <w:rPr>
-          <w:lang w:val="en-US"/>
-        </w:rPr>
-        <w:t>steerWheels</w:t>
-      </w:r>
-      <w:proofErr w:type="spellEnd"/>
-      <w:r>
-        <w:rPr>
-          <w:lang w:val="en-US"/>
-        </w:rPr>
-        <w:t xml:space="preserve">, </w:t>
-      </w:r>
-      <w:proofErr w:type="gramStart"/>
-      <w:r>
-        <w:rPr>
-          <w:lang w:val="en-US"/>
-        </w:rPr>
-        <w:t>Transform[</w:t>
-      </w:r>
-      <w:proofErr w:type="gramEnd"/>
-      <w:r>
-        <w:rPr>
-          <w:lang w:val="en-US"/>
-        </w:rPr>
-        <w:t>] _</w:t>
-      </w:r>
-      <w:proofErr w:type="spellStart"/>
-      <w:r>
-        <w:rPr>
-          <w:lang w:val="en-US"/>
-        </w:rPr>
-        <w:t>wheelVisuals</w:t>
-      </w:r>
-      <w:proofErr w:type="spellEnd"/>
-      <w:r>
-        <w:rPr>
-          <w:lang w:val="en-US"/>
-        </w:rPr>
-        <w:t xml:space="preserve"> (</w:t>
-      </w:r>
-      <w:r>
-        <w:t>опционально</w:t>
-      </w:r>
-      <w:r>
-        <w:rPr>
-          <w:lang w:val="en-US"/>
-        </w:rPr>
-        <w:t xml:space="preserve">, </w:t>
-      </w:r>
-      <w:r>
-        <w:t>для</w:t>
-      </w:r>
-      <w:r>
-        <w:rPr>
-          <w:lang w:val="en-US"/>
-        </w:rPr>
-        <w:t xml:space="preserve"> </w:t>
-      </w:r>
-      <w:proofErr w:type="spellStart"/>
-      <w:r>
-        <w:t>синка</w:t>
-      </w:r>
-      <w:proofErr w:type="spellEnd"/>
-      <w:r>
-        <w:rPr>
-          <w:lang w:val="en-US"/>
-        </w:rPr>
-        <w:t xml:space="preserve"> </w:t>
-      </w:r>
-      <w:r>
-        <w:t>вращения</w:t>
-      </w:r>
-    </w:p>
-    <w:p>
-      <w:pPr>
-        <w:rPr>
-          <w:lang w:val="en-US"/>
-        </w:rPr>
-      </w:pPr>
-      <w:r>
-        <w:rPr>
-          <w:lang w:val="en-US"/>
-        </w:rPr>
-        <w:t xml:space="preserve">  </w:t>
-      </w:r>
-      <w:r>
-        <w:t>колёс</w:t>
-      </w:r>
-      <w:r>
-        <w:rPr>
-          <w:lang w:val="en-US"/>
-        </w:rPr>
-        <w:t xml:space="preserve">), </w:t>
-      </w:r>
-      <w:proofErr w:type="spellStart"/>
-      <w:r>
-        <w:rPr>
-          <w:lang w:val="en-US"/>
-        </w:rPr>
-        <w:t>CarStatsConfig</w:t>
-      </w:r>
-      <w:proofErr w:type="spellEnd"/>
-      <w:r>
-        <w:rPr>
-          <w:lang w:val="en-US"/>
-        </w:rPr>
-        <w:t xml:space="preserve"> _config.</w:t>
-      </w:r>
-    </w:p>
-    <w:p>
-      <w:pPr>
-        <w:rPr>
-          <w:lang w:val="en-US"/>
-        </w:rPr>
-      </w:pPr>
-      <w:r>
-        <w:rPr>
-          <w:lang w:val="en-US"/>
-        </w:rPr>
-        <w:t xml:space="preserve">  - </w:t>
-      </w:r>
-      <w:r>
-        <w:t>Приватные</w:t>
-      </w:r>
-      <w:r>
-        <w:rPr>
-          <w:lang w:val="en-US"/>
-        </w:rPr>
-        <w:t xml:space="preserve">: </w:t>
-      </w:r>
-      <w:proofErr w:type="spellStart"/>
-      <w:r>
-        <w:rPr>
-          <w:lang w:val="en-US"/>
-        </w:rPr>
-        <w:t>IInputProvider</w:t>
-      </w:r>
-      <w:proofErr w:type="spellEnd"/>
-      <w:r>
-        <w:rPr>
-          <w:lang w:val="en-US"/>
-        </w:rPr>
-        <w:t xml:space="preserve"> _input, </w:t>
-      </w:r>
-      <w:proofErr w:type="spellStart"/>
-      <w:r>
-        <w:rPr>
-          <w:lang w:val="en-US"/>
-        </w:rPr>
-        <w:t>ICarMovementService</w:t>
-      </w:r>
-      <w:proofErr w:type="spellEnd"/>
-      <w:r>
-        <w:rPr>
-          <w:lang w:val="en-US"/>
-        </w:rPr>
-        <w:t xml:space="preserve"> _movement, bool _initialized.</w:t>
-      </w:r>
-    </w:p>
-    <w:p>
-      <w:pPr>
-        <w:rPr>
-          <w:lang w:val="en-US"/>
-        </w:rPr>
-      </w:pPr>
-      <w:r>
-        <w:rPr>
-          <w:lang w:val="en-US"/>
-        </w:rPr>
-        <w:t xml:space="preserve">  - [Inject] public void </w:t>
-      </w:r>
-      <w:proofErr w:type="gramStart"/>
-      <w:r>
-        <w:rPr>
-          <w:lang w:val="en-US"/>
-        </w:rPr>
-        <w:t>Construct(</w:t>
-      </w:r>
-      <w:proofErr w:type="spellStart"/>
-      <w:proofErr w:type="gramEnd"/>
-      <w:r>
-        <w:rPr>
-          <w:lang w:val="en-US"/>
-        </w:rPr>
-        <w:t>IInputProvider</w:t>
-      </w:r>
-      <w:proofErr w:type="spellEnd"/>
-      <w:r>
-        <w:rPr>
-          <w:lang w:val="en-US"/>
-        </w:rPr>
-        <w:t xml:space="preserve"> input, </w:t>
-      </w:r>
-      <w:proofErr w:type="spellStart"/>
-      <w:r>
-        <w:rPr>
-          <w:lang w:val="en-US"/>
-        </w:rPr>
-        <w:t>ICarMovementService</w:t>
-      </w:r>
-      <w:proofErr w:type="spellEnd"/>
-      <w:r>
-        <w:rPr>
-          <w:lang w:val="en-US"/>
-        </w:rPr>
-        <w:t xml:space="preserve"> movement):</w:t>
-      </w:r>
-    </w:p>
-    <w:p>
-      <w:pPr>
-        <w:rPr>
-          <w:lang w:val="en-US"/>
-        </w:rPr>
-      </w:pPr>
-      <w:r>
-        <w:rPr>
-          <w:lang w:val="en-US"/>
-        </w:rPr>
-        <w:t xml:space="preserve">    - </w:t>
-      </w:r>
-      <w:r>
-        <w:t>сохраняет</w:t>
-      </w:r>
-      <w:r>
-        <w:rPr>
-          <w:lang w:val="en-US"/>
-        </w:rPr>
-        <w:t xml:space="preserve"> </w:t>
-      </w:r>
-      <w:r>
-        <w:t>поля</w:t>
-      </w:r>
-    </w:p>
-    <w:p>
-      <w:pPr>
-        <w:rPr>
-          <w:lang w:val="en-US"/>
-        </w:rPr>
-      </w:pPr>
-      <w:r>
-        <w:rPr>
-          <w:lang w:val="en-US"/>
-        </w:rPr>
-        <w:t xml:space="preserve">    - _</w:t>
-      </w:r>
-      <w:proofErr w:type="spellStart"/>
-      <w:proofErr w:type="gramStart"/>
-      <w:r>
-        <w:rPr>
-          <w:lang w:val="en-US"/>
-        </w:rPr>
-        <w:t>rigidbody.mass</w:t>
-      </w:r>
-      <w:proofErr w:type="spellEnd"/>
-      <w:proofErr w:type="gramEnd"/>
-      <w:r>
-        <w:rPr>
-          <w:lang w:val="en-US"/>
-        </w:rPr>
-        <w:t xml:space="preserve"> = _</w:t>
-      </w:r>
-      <w:proofErr w:type="spellStart"/>
-      <w:proofErr w:type="gramStart"/>
-      <w:r>
-        <w:rPr>
-          <w:lang w:val="en-US"/>
-        </w:rPr>
-        <w:t>config.Mass</w:t>
-      </w:r>
-      <w:proofErr w:type="spellEnd"/>
-      <w:proofErr w:type="gramEnd"/>
-    </w:p>
-    <w:p>
-      <w:pPr>
-        <w:rPr>
-          <w:lang w:val="en-US"/>
-        </w:rPr>
-      </w:pPr>
-      <w:r>
-        <w:rPr>
-          <w:lang w:val="en-US"/>
-        </w:rPr>
-        <w:t xml:space="preserve">    - _</w:t>
-      </w:r>
-      <w:proofErr w:type="spellStart"/>
-      <w:proofErr w:type="gramStart"/>
-      <w:r>
-        <w:rPr>
-          <w:lang w:val="en-US"/>
-        </w:rPr>
-        <w:t>rigidbody.centerOfMass</w:t>
-      </w:r>
-      <w:proofErr w:type="spellEnd"/>
-      <w:proofErr w:type="gramEnd"/>
-      <w:r>
-        <w:rPr>
-          <w:lang w:val="en-US"/>
-        </w:rPr>
-        <w:t xml:space="preserve"> = _</w:t>
-      </w:r>
-      <w:proofErr w:type="spellStart"/>
-      <w:proofErr w:type="gramStart"/>
-      <w:r>
-        <w:rPr>
-          <w:lang w:val="en-US"/>
-        </w:rPr>
-        <w:t>config.CenterOfMassOffset</w:t>
-      </w:r>
-      <w:proofErr w:type="spellEnd"/>
-      <w:proofErr w:type="gramEnd"/>
-    </w:p>
-    <w:p>
-      <w:pPr>
-        <w:rPr>
-          <w:lang w:val="en-US"/>
-        </w:rPr>
-      </w:pPr>
-      <w:r>
-        <w:rPr>
-          <w:lang w:val="en-US"/>
-        </w:rPr>
-        <w:t xml:space="preserve">    - </w:t>
-      </w:r>
-      <w:r>
-        <w:t>применяет</w:t>
-      </w:r>
-      <w:r>
-        <w:rPr>
-          <w:lang w:val="en-US"/>
-        </w:rPr>
-        <w:t xml:space="preserve"> </w:t>
-      </w:r>
-      <w:proofErr w:type="spellStart"/>
-      <w:r>
-        <w:rPr>
-          <w:lang w:val="en-US"/>
-        </w:rPr>
-        <w:t>WheelFriction</w:t>
-      </w:r>
-      <w:proofErr w:type="spellEnd"/>
-      <w:r>
-        <w:rPr>
-          <w:lang w:val="en-US"/>
-        </w:rPr>
-        <w:t xml:space="preserve"> </w:t>
-      </w:r>
-      <w:r>
-        <w:t>ко</w:t>
-      </w:r>
-      <w:r>
-        <w:rPr>
-          <w:lang w:val="en-US"/>
-        </w:rPr>
-        <w:t xml:space="preserve"> </w:t>
-      </w:r>
-      <w:r>
-        <w:t>всем</w:t>
-      </w:r>
-      <w:r>
-        <w:rPr>
-          <w:lang w:val="en-US"/>
-        </w:rPr>
-        <w:t xml:space="preserve"> </w:t>
-      </w:r>
-      <w:proofErr w:type="spellStart"/>
-      <w:r>
-        <w:rPr>
-          <w:lang w:val="en-US"/>
-        </w:rPr>
-        <w:t>wheelcolliders</w:t>
-      </w:r>
-      <w:proofErr w:type="spellEnd"/>
-      <w:r>
-        <w:rPr>
-          <w:lang w:val="en-US"/>
-        </w:rPr>
-        <w:t xml:space="preserve"> (</w:t>
-      </w:r>
-      <w:proofErr w:type="spellStart"/>
-      <w:r>
-        <w:rPr>
-          <w:lang w:val="en-US"/>
-        </w:rPr>
-        <w:t>forwardFriction.stiffness</w:t>
-      </w:r>
-      <w:proofErr w:type="spellEnd"/>
-      <w:r>
-        <w:rPr>
-          <w:lang w:val="en-US"/>
-        </w:rPr>
-        <w:t>)</w:t>
-      </w:r>
-    </w:p>
-    <w:p>
-      <w:pPr>
-        <w:rPr>
-          <w:lang w:val="en-US"/>
-        </w:rPr>
-      </w:pPr>
-      <w:r>
-        <w:rPr>
-          <w:lang w:val="en-US"/>
-        </w:rPr>
-        <w:t xml:space="preserve">    - _initialized = true</w:t>
-      </w:r>
-    </w:p>
-    <w:p>
-      <w:pPr>
-        <w:rPr>
-          <w:lang w:val="en-US"/>
-        </w:rPr>
-      </w:pPr>
-      <w:r>
-        <w:rPr>
-          <w:lang w:val="en-US"/>
-        </w:rPr>
-        <w:t xml:space="preserve">  - </w:t>
-      </w:r>
-      <w:proofErr w:type="spellStart"/>
-      <w:proofErr w:type="gramStart"/>
-      <w:r>
-        <w:rPr>
-          <w:lang w:val="en-US"/>
-        </w:rPr>
-        <w:t>FixedUpdate</w:t>
-      </w:r>
-      <w:proofErr w:type="spellEnd"/>
-      <w:r>
-        <w:rPr>
-          <w:lang w:val="en-US"/>
-        </w:rPr>
-        <w:t>(</w:t>
-      </w:r>
-      <w:proofErr w:type="gramEnd"/>
-      <w:r>
-        <w:rPr>
-          <w:lang w:val="en-US"/>
-        </w:rPr>
-        <w:t xml:space="preserve">): </w:t>
-      </w:r>
-      <w:proofErr w:type="gramStart"/>
-      <w:r>
-        <w:rPr>
-          <w:lang w:val="en-US"/>
-        </w:rPr>
-        <w:t>if !</w:t>
-      </w:r>
-      <w:proofErr w:type="gramEnd"/>
-      <w:r>
-        <w:rPr>
-          <w:lang w:val="en-US"/>
-        </w:rPr>
-        <w:t xml:space="preserve">_initialized return; </w:t>
-      </w:r>
-      <w:r>
-        <w:t>читает</w:t>
-      </w:r>
-      <w:r>
-        <w:rPr>
-          <w:lang w:val="en-US"/>
-        </w:rPr>
-        <w:t xml:space="preserve"> _</w:t>
-      </w:r>
-      <w:proofErr w:type="spellStart"/>
-      <w:proofErr w:type="gramStart"/>
-      <w:r>
-        <w:rPr>
-          <w:lang w:val="en-US"/>
-        </w:rPr>
-        <w:t>input.Move</w:t>
-      </w:r>
-      <w:proofErr w:type="spellEnd"/>
-      <w:proofErr w:type="gramEnd"/>
-      <w:r>
-        <w:rPr>
-          <w:lang w:val="en-US"/>
-        </w:rPr>
-        <w:t xml:space="preserve">, </w:t>
-      </w:r>
-      <w:r>
-        <w:t>считает</w:t>
-      </w:r>
-      <w:r>
-        <w:rPr>
-          <w:lang w:val="en-US"/>
-        </w:rPr>
-        <w:t xml:space="preserve"> </w:t>
-      </w:r>
-      <w:r>
-        <w:t>торки</w:t>
-      </w:r>
-      <w:r>
-        <w:rPr>
-          <w:lang w:val="en-US"/>
-        </w:rPr>
-        <w:t xml:space="preserve"> </w:t>
-      </w:r>
-      <w:r>
-        <w:t>через</w:t>
-      </w:r>
-      <w:r>
-        <w:rPr>
-          <w:lang w:val="en-US"/>
-        </w:rPr>
-        <w:t xml:space="preserve"> </w:t>
-      </w:r>
-      <w:r>
-        <w:t>сервис</w:t>
-      </w:r>
-      <w:r>
-        <w:rPr>
-          <w:lang w:val="en-US"/>
-        </w:rPr>
-        <w:t xml:space="preserve">, </w:t>
-      </w:r>
-      <w:r>
-        <w:t>применяет</w:t>
-      </w:r>
-      <w:r>
-        <w:rPr>
-          <w:lang w:val="en-US"/>
-        </w:rPr>
-        <w:t xml:space="preserve"> </w:t>
-      </w:r>
-      <w:r>
-        <w:t>к</w:t>
-      </w:r>
-      <w:r>
-        <w:rPr>
-          <w:lang w:val="en-US"/>
-        </w:rPr>
-        <w:t xml:space="preserve"> </w:t>
-      </w:r>
-      <w:proofErr w:type="spellStart"/>
-      <w:r>
-        <w:rPr>
-          <w:lang w:val="en-US"/>
-        </w:rPr>
-        <w:t>WheelCollider</w:t>
-      </w:r>
-      <w:proofErr w:type="spellEnd"/>
-      <w:r>
-        <w:rPr>
-          <w:lang w:val="en-US"/>
-        </w:rPr>
-        <w:t>'</w:t>
-      </w:r>
-      <w:proofErr w:type="spellStart"/>
-      <w:r>
-        <w:t>ам</w:t>
-      </w:r>
-      <w:proofErr w:type="spellEnd"/>
-      <w:r>
-        <w:rPr>
-          <w:lang w:val="en-US"/>
-        </w:rPr>
-        <w:t>. _</w:t>
-      </w:r>
-      <w:proofErr w:type="spellStart"/>
-      <w:proofErr w:type="gramStart"/>
-      <w:r>
-        <w:rPr>
-          <w:lang w:val="en-US"/>
-        </w:rPr>
-        <w:t>input.Move.y</w:t>
-      </w:r>
-      <w:proofErr w:type="spellEnd"/>
-      <w:proofErr w:type="gramEnd"/>
-      <w:r>
-        <w:rPr>
-          <w:lang w:val="en-US"/>
-        </w:rPr>
-        <w:t xml:space="preserve"> = throttle, _</w:t>
-      </w:r>
-      <w:proofErr w:type="spellStart"/>
-      <w:proofErr w:type="gramStart"/>
-      <w:r>
-        <w:rPr>
-          <w:lang w:val="en-US"/>
-        </w:rPr>
-        <w:t>input.Move.x</w:t>
-      </w:r>
-      <w:proofErr w:type="spellEnd"/>
-      <w:proofErr w:type="gramEnd"/>
-      <w:r>
-        <w:rPr>
-          <w:lang w:val="en-US"/>
-        </w:rPr>
-        <w:t xml:space="preserve"> = steer.</w:t>
-      </w:r>
-    </w:p>
-    <w:p>
-      <w:pPr>
-        <w:rPr>
-          <w:lang w:val="en-US"/>
-        </w:rPr>
-      </w:pPr>
-      <w:r>
-        <w:rPr>
-          <w:lang w:val="en-US"/>
-        </w:rPr>
-        <w:t xml:space="preserve">  - </w:t>
-      </w:r>
-      <w:proofErr w:type="gramStart"/>
-      <w:r>
-        <w:rPr>
-          <w:lang w:val="en-US"/>
-        </w:rPr>
-        <w:t>Update(</w:t>
-      </w:r>
-      <w:proofErr w:type="gramEnd"/>
-      <w:r>
-        <w:rPr>
-          <w:lang w:val="en-US"/>
-        </w:rPr>
-        <w:t>) (</w:t>
-      </w:r>
-      <w:r>
-        <w:t>опционально</w:t>
-      </w:r>
-      <w:r>
-        <w:rPr>
-          <w:lang w:val="en-US"/>
-        </w:rPr>
-        <w:t xml:space="preserve">, </w:t>
-      </w:r>
-      <w:r>
-        <w:t>для</w:t>
-      </w:r>
-      <w:r>
-        <w:rPr>
-          <w:lang w:val="en-US"/>
-        </w:rPr>
-        <w:t xml:space="preserve"> visuals): </w:t>
-      </w:r>
-      <w:r>
-        <w:t>синхронизирует</w:t>
-      </w:r>
-      <w:r>
-        <w:rPr>
-          <w:lang w:val="en-US"/>
-        </w:rPr>
-        <w:t xml:space="preserve"> _</w:t>
-      </w:r>
-      <w:proofErr w:type="spellStart"/>
-      <w:r>
-        <w:rPr>
-          <w:lang w:val="en-US"/>
-        </w:rPr>
-        <w:t>wheelVisuals</w:t>
-      </w:r>
-      <w:proofErr w:type="spellEnd"/>
-      <w:r>
-        <w:rPr>
-          <w:lang w:val="en-US"/>
-        </w:rPr>
-        <w:t xml:space="preserve"> </w:t>
-      </w:r>
-      <w:r>
-        <w:t>через</w:t>
-      </w:r>
-      <w:r>
-        <w:rPr>
-          <w:lang w:val="en-US"/>
-        </w:rPr>
-        <w:t xml:space="preserve"> </w:t>
-      </w:r>
-      <w:proofErr w:type="spellStart"/>
-      <w:proofErr w:type="gramStart"/>
-      <w:r>
-        <w:rPr>
-          <w:lang w:val="en-US"/>
-        </w:rPr>
-        <w:t>wc.GetWorldPose</w:t>
-      </w:r>
-      <w:proofErr w:type="spellEnd"/>
-      <w:proofErr w:type="gramEnd"/>
-      <w:r>
-        <w:rPr>
-          <w:lang w:val="en-US"/>
-        </w:rPr>
-        <w:t>().</w:t>
-      </w:r>
-    </w:p>
-    <w:p>
-      <w:pPr>
-        <w:rPr>
-          <w:lang w:val="en-US"/>
-        </w:rPr>
-      </w:pPr>
-    </w:p>
-    <w:p>
-      <w:pPr>
-        <w:rPr>
-          <w:lang w:val="en-US"/>
-        </w:rPr>
-      </w:pPr>
-      <w:r>
-        <w:rPr>
-          <w:lang w:val="en-US"/>
-        </w:rPr>
-        <w:t xml:space="preserve">  4. Controllers/Camera (</w:t>
-      </w:r>
-      <w:proofErr w:type="spellStart"/>
-      <w:r>
-        <w:rPr>
-          <w:lang w:val="en-US"/>
-        </w:rPr>
-        <w:t>MonoBehaviour</w:t>
-      </w:r>
-      <w:proofErr w:type="spellEnd"/>
-      <w:r>
-        <w:rPr>
-          <w:lang w:val="en-US"/>
-        </w:rPr>
-        <w:t xml:space="preserve">, </w:t>
-      </w:r>
-      <w:r>
-        <w:t>без</w:t>
-      </w:r>
-      <w:r>
-        <w:rPr>
-          <w:lang w:val="en-US"/>
-        </w:rPr>
-        <w:t xml:space="preserve"> DI)</w:t>
-      </w:r>
-    </w:p>
-    <w:p>
-      <w:pPr>
-        <w:rPr>
-          <w:lang w:val="en-US"/>
-        </w:rPr>
-      </w:pPr>
-    </w:p>
-    <w:p>
-      <w:pPr>
-        <w:rPr>
-          <w:lang w:val="en-US"/>
-        </w:rPr>
-      </w:pPr>
-      <w:r>
-        <w:rPr>
-          <w:lang w:val="en-US"/>
-        </w:rPr>
-        <w:t xml:space="preserve">  Controllers/Camera/</w:t>
-      </w:r>
-      <w:proofErr w:type="spellStart"/>
-      <w:r>
-        <w:rPr>
-          <w:lang w:val="en-US"/>
-        </w:rPr>
-        <w:t>ChaseCarCameraBehaviour.cs</w:t>
-      </w:r>
-      <w:proofErr w:type="spellEnd"/>
-      <w:r>
-        <w:rPr>
-          <w:lang w:val="en-US"/>
-        </w:rPr>
-        <w:t xml:space="preserve"> — namespace </w:t>
-      </w:r>
-      <w:proofErr w:type="spellStart"/>
-      <w:proofErr w:type="gramStart"/>
-      <w:r>
-        <w:rPr>
-          <w:lang w:val="en-US"/>
-        </w:rPr>
-        <w:t>FlatoutLike.Controllers.Camera</w:t>
-      </w:r>
-      <w:proofErr w:type="spellEnd"/>
-      <w:proofErr w:type="gramEnd"/>
-      <w:r>
-        <w:rPr>
-          <w:lang w:val="en-US"/>
-        </w:rPr>
-        <w:t>:</w:t>
-      </w:r>
-    </w:p>
-    <w:p>
-      <w:pPr>
-        <w:rPr>
-          <w:lang w:val="en-US"/>
-        </w:rPr>
-      </w:pPr>
-      <w:r>
-        <w:rPr>
-          <w:lang w:val="en-US"/>
-        </w:rPr>
-        <w:t xml:space="preserve">  - [</w:t>
-      </w:r>
-      <w:proofErr w:type="spellStart"/>
-      <w:r>
-        <w:rPr>
-          <w:lang w:val="en-US"/>
-        </w:rPr>
-        <w:t>SerializeField</w:t>
-      </w:r>
-      <w:proofErr w:type="spellEnd"/>
-      <w:r>
-        <w:rPr>
-          <w:lang w:val="en-US"/>
-        </w:rPr>
-        <w:t xml:space="preserve">] </w:t>
-      </w:r>
-      <w:r>
-        <w:t>поля</w:t>
-      </w:r>
-      <w:r>
-        <w:rPr>
-          <w:lang w:val="en-US"/>
-        </w:rPr>
-        <w:t xml:space="preserve">: Transform _target, </w:t>
-      </w:r>
-      <w:proofErr w:type="spellStart"/>
-      <w:r>
-        <w:rPr>
-          <w:lang w:val="en-US"/>
-        </w:rPr>
-        <w:t>ChaseCameraConfig</w:t>
-      </w:r>
-      <w:proofErr w:type="spellEnd"/>
-      <w:r>
-        <w:rPr>
-          <w:lang w:val="en-US"/>
-        </w:rPr>
-        <w:t xml:space="preserve"> _config.</w:t>
-      </w:r>
-    </w:p>
-    <w:p>
-      <w:pPr>
-        <w:rPr>
-          <w:lang w:val="en-US"/>
-        </w:rPr>
-      </w:pPr>
-      <w:r>
-        <w:rPr>
-          <w:lang w:val="en-US"/>
-        </w:rPr>
-        <w:t xml:space="preserve">  - </w:t>
-      </w:r>
-      <w:r>
-        <w:t>Приватные</w:t>
-      </w:r>
-      <w:r>
-        <w:rPr>
-          <w:lang w:val="en-US"/>
-        </w:rPr>
-        <w:t>: Vector3 _velocity (</w:t>
-      </w:r>
-      <w:r>
-        <w:t>для</w:t>
-      </w:r>
-      <w:r>
-        <w:rPr>
-          <w:lang w:val="en-US"/>
-        </w:rPr>
-        <w:t xml:space="preserve"> </w:t>
-      </w:r>
-      <w:proofErr w:type="spellStart"/>
-      <w:r>
-        <w:rPr>
-          <w:lang w:val="en-US"/>
-        </w:rPr>
-        <w:t>SmoothDamp</w:t>
-      </w:r>
-      <w:proofErr w:type="spellEnd"/>
-      <w:r>
-        <w:rPr>
-          <w:lang w:val="en-US"/>
-        </w:rPr>
-        <w:t xml:space="preserve">), </w:t>
-      </w:r>
-      <w:proofErr w:type="spellStart"/>
-      <w:r>
-        <w:rPr>
-          <w:lang w:val="en-US"/>
-        </w:rPr>
-        <w:t>Rigidbody</w:t>
-      </w:r>
-      <w:proofErr w:type="spellEnd"/>
-      <w:r>
-        <w:rPr>
-          <w:lang w:val="en-US"/>
-        </w:rPr>
-        <w:t xml:space="preserve"> _</w:t>
-      </w:r>
-      <w:proofErr w:type="spellStart"/>
-      <w:r>
-        <w:rPr>
-          <w:lang w:val="en-US"/>
-        </w:rPr>
-        <w:t>targetRb</w:t>
-      </w:r>
-      <w:proofErr w:type="spellEnd"/>
-      <w:r>
-        <w:rPr>
-          <w:lang w:val="en-US"/>
-        </w:rPr>
-        <w:t xml:space="preserve"> (cached </w:t>
-      </w:r>
-      <w:r>
-        <w:t>для</w:t>
-      </w:r>
-      <w:r>
-        <w:rPr>
-          <w:lang w:val="en-US"/>
-        </w:rPr>
-        <w:t xml:space="preserve"> </w:t>
-      </w:r>
-      <w:proofErr w:type="spellStart"/>
-      <w:r>
-        <w:rPr>
-          <w:lang w:val="en-US"/>
-        </w:rPr>
-        <w:t>LookAhead</w:t>
-      </w:r>
-      <w:proofErr w:type="spellEnd"/>
-      <w:r>
-        <w:rPr>
-          <w:lang w:val="en-US"/>
-        </w:rPr>
-        <w:t>).</w:t>
-      </w:r>
-    </w:p>
-    <w:p>
-      <w:pPr>
-        <w:rPr>
-          <w:lang w:val="en-US"/>
-        </w:rPr>
-      </w:pPr>
-      <w:r>
-        <w:rPr>
-          <w:lang w:val="en-US"/>
-        </w:rPr>
-        <w:t xml:space="preserve">  - </w:t>
-      </w:r>
-      <w:proofErr w:type="spellStart"/>
-      <w:proofErr w:type="gramStart"/>
-      <w:r>
-        <w:rPr>
-          <w:lang w:val="en-US"/>
-        </w:rPr>
-        <w:t>LateUpdate</w:t>
-      </w:r>
-      <w:proofErr w:type="spellEnd"/>
-      <w:r>
-        <w:rPr>
-          <w:lang w:val="en-US"/>
-        </w:rPr>
-        <w:t>(</w:t>
-      </w:r>
-      <w:proofErr w:type="gramEnd"/>
-      <w:r>
-        <w:rPr>
-          <w:lang w:val="en-US"/>
-        </w:rPr>
-        <w:t>):</w:t>
-      </w:r>
-    </w:p>
-    <w:p>
-      <w:pPr>
-        <w:rPr>
-          <w:lang w:val="en-US"/>
-        </w:rPr>
-      </w:pPr>
-      <w:r>
-        <w:rPr>
-          <w:lang w:val="en-US"/>
-        </w:rPr>
-        <w:t xml:space="preserve">    - desired position = _</w:t>
-      </w:r>
-      <w:proofErr w:type="spellStart"/>
-      <w:proofErr w:type="gramStart"/>
+        <w:t>Quaternion.LookRotation</w:t>
+      </w:r>
+      <w:proofErr w:type="spellEnd"/>
+      <w:r>
+        <w:rPr>
+          <w:lang w:val="en-US"/>
+        </w:rPr>
+        <w:t>(_</w:t>
+      </w:r>
+      <w:proofErr w:type="spellStart"/>
       <w:r>
         <w:rPr>
           <w:lang w:val="en-US"/>
@@ -7467,104 +7222,13 @@
         <w:t>target.position</w:t>
       </w:r>
       <w:proofErr w:type="spellEnd"/>
-      <w:proofErr w:type="gramEnd"/>
-      <w:r>
-        <w:rPr>
-          <w:lang w:val="en-US"/>
-        </w:rPr>
-        <w:t xml:space="preserve"> - _</w:t>
-      </w:r>
-      <w:proofErr w:type="spellStart"/>
-      <w:r>
-        <w:rPr>
-          <w:lang w:val="en-US"/>
-        </w:rPr>
-        <w:t>target.forward</w:t>
-      </w:r>
-      <w:proofErr w:type="spellEnd"/>
-      <w:r>
-        <w:rPr>
-          <w:lang w:val="en-US"/>
-        </w:rPr>
-        <w:t xml:space="preserve"> * _</w:t>
-      </w:r>
-      <w:proofErr w:type="spellStart"/>
-      <w:proofErr w:type="gramStart"/>
-      <w:r>
-        <w:rPr>
-          <w:lang w:val="en-US"/>
-        </w:rPr>
-        <w:t>config.FollowDistance</w:t>
-      </w:r>
-      <w:proofErr w:type="spellEnd"/>
-      <w:proofErr w:type="gramEnd"/>
-      <w:r>
-        <w:rPr>
-          <w:lang w:val="en-US"/>
-        </w:rPr>
-        <w:t xml:space="preserve"> + Vector3.up * _</w:t>
-      </w:r>
-      <w:proofErr w:type="spellStart"/>
-      <w:proofErr w:type="gramStart"/>
-      <w:r>
-        <w:rPr>
-          <w:lang w:val="en-US"/>
-        </w:rPr>
-        <w:t>config.Height</w:t>
-      </w:r>
-      <w:proofErr w:type="spellEnd"/>
-      <w:proofErr w:type="gramEnd"/>
-      <w:r>
-        <w:rPr>
-          <w:lang w:val="en-US"/>
-        </w:rPr>
-        <w:t xml:space="preserve"> + </w:t>
-      </w:r>
-      <w:proofErr w:type="spellStart"/>
-      <w:r>
-        <w:rPr>
-          <w:lang w:val="en-US"/>
-        </w:rPr>
-        <w:t>targetVelocity</w:t>
-      </w:r>
-      <w:proofErr w:type="spellEnd"/>
-      <w:r>
-        <w:rPr>
-          <w:lang w:val="en-US"/>
-        </w:rPr>
-        <w:t xml:space="preserve"> * _</w:t>
-      </w:r>
-      <w:proofErr w:type="spellStart"/>
-      <w:proofErr w:type="gramStart"/>
-      <w:r>
-        <w:rPr>
-          <w:lang w:val="en-US"/>
-        </w:rPr>
-        <w:t>config.LookAheadFactor</w:t>
-      </w:r>
-      <w:proofErr w:type="spellEnd"/>
-      <w:proofErr w:type="gramEnd"/>
-      <w:r>
-        <w:rPr>
-          <w:lang w:val="en-US"/>
-        </w:rPr>
-        <w:t>.</w:t>
-      </w:r>
-    </w:p>
-    <w:p>
-      <w:pPr>
-        <w:rPr>
-          <w:lang w:val="en-US"/>
-        </w:rPr>
-      </w:pPr>
-      <w:r>
-        <w:rPr>
-          <w:lang w:val="en-US"/>
-        </w:rPr>
-        <w:t xml:space="preserve">    - </w:t>
-      </w:r>
-      <w:proofErr w:type="spellStart"/>
-      <w:proofErr w:type="gramStart"/>
+      <w:r>
+        <w:rPr>
+          <w:lang w:val="en-US"/>
+        </w:rPr>
+        <w:t xml:space="preserve"> - </w:t>
+      </w:r>
+      <w:proofErr w:type="spellStart"/>
       <w:r>
         <w:rPr>
           <w:lang w:val="en-US"/>
@@ -7572,144 +7236,6 @@
         <w:t>transform.position</w:t>
       </w:r>
       <w:proofErr w:type="spellEnd"/>
-      <w:proofErr w:type="gramEnd"/>
-      <w:r>
-        <w:rPr>
-          <w:lang w:val="en-US"/>
-        </w:rPr>
-        <w:t xml:space="preserve"> = Vector3.SmoothDamp(</w:t>
-      </w:r>
-      <w:proofErr w:type="spellStart"/>
-      <w:proofErr w:type="gramStart"/>
-      <w:r>
-        <w:rPr>
-          <w:lang w:val="en-US"/>
-        </w:rPr>
-        <w:t>transform.position</w:t>
-      </w:r>
-      <w:proofErr w:type="spellEnd"/>
-      <w:proofErr w:type="gramEnd"/>
-      <w:r>
-        <w:rPr>
-          <w:lang w:val="en-US"/>
-        </w:rPr>
-        <w:t>, desired, ref _velocity, _</w:t>
-      </w:r>
-      <w:proofErr w:type="spellStart"/>
-      <w:proofErr w:type="gramStart"/>
-      <w:r>
-        <w:rPr>
-          <w:lang w:val="en-US"/>
-        </w:rPr>
-        <w:t>config.PositionSmoothing</w:t>
-      </w:r>
-      <w:proofErr w:type="spellEnd"/>
-      <w:proofErr w:type="gramEnd"/>
-      <w:r>
-        <w:rPr>
-          <w:lang w:val="en-US"/>
-        </w:rPr>
-        <w:t>).</w:t>
-      </w:r>
-    </w:p>
-    <w:p>
-      <w:pPr>
-        <w:rPr>
-          <w:lang w:val="en-US"/>
-        </w:rPr>
-      </w:pPr>
-      <w:r>
-        <w:rPr>
-          <w:lang w:val="en-US"/>
-        </w:rPr>
-        <w:t xml:space="preserve">    - </w:t>
-      </w:r>
-      <w:proofErr w:type="spellStart"/>
-      <w:proofErr w:type="gramStart"/>
-      <w:r>
-        <w:rPr>
-          <w:lang w:val="en-US"/>
-        </w:rPr>
-        <w:t>transform.rotation</w:t>
-      </w:r>
-      <w:proofErr w:type="spellEnd"/>
-      <w:proofErr w:type="gramEnd"/>
-      <w:r>
-        <w:rPr>
-          <w:lang w:val="en-US"/>
-        </w:rPr>
-        <w:t xml:space="preserve"> = </w:t>
-      </w:r>
-      <w:proofErr w:type="spellStart"/>
-      <w:r>
-        <w:rPr>
-          <w:lang w:val="en-US"/>
-        </w:rPr>
-        <w:t>Quaternion.Slerp</w:t>
-      </w:r>
-      <w:proofErr w:type="spellEnd"/>
-      <w:r>
-        <w:rPr>
-          <w:lang w:val="en-US"/>
-        </w:rPr>
-        <w:t>(</w:t>
-      </w:r>
-      <w:proofErr w:type="spellStart"/>
-      <w:proofErr w:type="gramStart"/>
-      <w:r>
-        <w:rPr>
-          <w:lang w:val="en-US"/>
-        </w:rPr>
-        <w:t>transform.rotation</w:t>
-      </w:r>
-      <w:proofErr w:type="spellEnd"/>
-      <w:proofErr w:type="gramEnd"/>
-      <w:r>
-        <w:rPr>
-          <w:lang w:val="en-US"/>
-        </w:rPr>
-        <w:t xml:space="preserve">, </w:t>
-      </w:r>
-      <w:proofErr w:type="spellStart"/>
-      <w:r>
-        <w:rPr>
-          <w:lang w:val="en-US"/>
-        </w:rPr>
-        <w:t>Quaternion.LookRotation</w:t>
-      </w:r>
-      <w:proofErr w:type="spellEnd"/>
-      <w:r>
-        <w:rPr>
-          <w:lang w:val="en-US"/>
-        </w:rPr>
-        <w:t>(_</w:t>
-      </w:r>
-      <w:proofErr w:type="spellStart"/>
-      <w:proofErr w:type="gramStart"/>
-      <w:r>
-        <w:rPr>
-          <w:lang w:val="en-US"/>
-        </w:rPr>
-        <w:t>target.position</w:t>
-      </w:r>
-      <w:proofErr w:type="spellEnd"/>
-      <w:proofErr w:type="gramEnd"/>
-      <w:r>
-        <w:rPr>
-          <w:lang w:val="en-US"/>
-        </w:rPr>
-        <w:t xml:space="preserve"> - </w:t>
-      </w:r>
-      <w:proofErr w:type="spellStart"/>
-      <w:proofErr w:type="gramStart"/>
-      <w:r>
-        <w:rPr>
-          <w:lang w:val="en-US"/>
-        </w:rPr>
-        <w:t>transform.position</w:t>
-      </w:r>
-      <w:proofErr w:type="spellEnd"/>
-      <w:proofErr w:type="gramEnd"/>
       <w:r>
         <w:rPr>
           <w:lang w:val="en-US"/>
@@ -7717,7 +7243,6 @@
         <w:t>), _</w:t>
       </w:r>
       <w:proofErr w:type="spellStart"/>
-      <w:proofErr w:type="gramStart"/>
       <w:r>
         <w:rPr>
           <w:lang w:val="en-US"/>
@@ -7725,7 +7250,6 @@
         <w:t>config.RotationSmoothing</w:t>
       </w:r>
       <w:proofErr w:type="spellEnd"/>
-      <w:proofErr w:type="gramEnd"/>
       <w:r>
         <w:rPr>
           <w:lang w:val="en-US"/>
@@ -7861,65 +7385,22 @@
         <w:rPr>
           <w:lang w:val="en-US"/>
         </w:rPr>
+        <w:t xml:space="preserve">  - builder.Register&lt;CarMovementService&gt;(Lifetime.Singleton).As&lt;ICarMovementService&gt;();</w:t>
+      </w:r>
+    </w:p>
+    <w:p>
+      <w:pPr>
+        <w:rPr>
+          <w:lang w:val="en-US"/>
+        </w:rPr>
+      </w:pPr>
+      <w:r>
+        <w:rPr>
+          <w:lang w:val="en-US"/>
+        </w:rPr>
         <w:t xml:space="preserve">  - </w:t>
       </w:r>
-      <w:proofErr w:type="gramStart"/>
-      <w:r>
-        <w:rPr>
-          <w:lang w:val="en-US"/>
-        </w:rPr>
-        <w:t>builder.Register</w:t>
-      </w:r>
-      <w:proofErr w:type="gramEnd"/>
-      <w:r>
-        <w:rPr>
-          <w:lang w:val="en-US"/>
-        </w:rPr>
-        <w:t>&lt;CarMovementService&gt;(Lifetime.Singleton</w:t>
-      </w:r>
-      <w:proofErr w:type="gramStart"/>
-      <w:r>
-        <w:rPr>
-          <w:lang w:val="en-US"/>
-        </w:rPr>
-        <w:t>).As</w:t>
-      </w:r>
-      <w:proofErr w:type="gramEnd"/>
-      <w:r>
-        <w:rPr>
-          <w:lang w:val="en-US"/>
-        </w:rPr>
-        <w:t>&lt;ICarMovementService</w:t>
-      </w:r>
-      <w:proofErr w:type="gramStart"/>
-      <w:r>
-        <w:rPr>
-          <w:lang w:val="en-US"/>
-        </w:rPr>
-        <w:t>&gt;(</w:t>
-      </w:r>
-      <w:proofErr w:type="gramEnd"/>
-      <w:r>
-        <w:rPr>
-          <w:lang w:val="en-US"/>
-        </w:rPr>
-        <w:t>);</w:t>
-      </w:r>
-    </w:p>
-    <w:p>
-      <w:pPr>
-        <w:rPr>
-          <w:lang w:val="en-US"/>
-        </w:rPr>
-      </w:pPr>
-      <w:r>
-        <w:rPr>
-          <w:lang w:val="en-US"/>
-        </w:rPr>
-        <w:t xml:space="preserve">  - </w:t>
-      </w:r>
-      <w:proofErr w:type="spellStart"/>
-      <w:proofErr w:type="gramStart"/>
+      <w:proofErr w:type="spellStart"/>
       <w:r>
         <w:rPr>
           <w:lang w:val="en-US"/>
@@ -7927,7 +7408,6 @@
         <w:t>builder.RegisterComponentInHierarchy</w:t>
       </w:r>
       <w:proofErr w:type="spellEnd"/>
-      <w:proofErr w:type="gramEnd"/>
       <w:r>
         <w:rPr>
           <w:lang w:val="en-US"/>
@@ -7942,19 +7422,11 @@
         <w:t>CarController</w:t>
       </w:r>
       <w:proofErr w:type="spellEnd"/>
-      <w:proofErr w:type="gramStart"/>
-      <w:r>
-        <w:rPr>
-          <w:lang w:val="en-US"/>
-        </w:rPr>
-        <w:t>&gt;(</w:t>
-      </w:r>
-      <w:proofErr w:type="gramEnd"/>
-      <w:r>
-        <w:rPr>
-          <w:lang w:val="en-US"/>
-        </w:rPr>
-        <w:t xml:space="preserve">); — </w:t>
+      <w:r>
+        <w:rPr>
+          <w:lang w:val="en-US"/>
+        </w:rPr>
+        <w:t xml:space="preserve">&gt;(); — </w:t>
       </w:r>
       <w:r>
         <w:t>чтобы</w:t>
@@ -8237,19 +7709,11 @@
         <w:t>CenterOfMassOffset</w:t>
       </w:r>
       <w:proofErr w:type="spellEnd"/>
-      <w:proofErr w:type="gramStart"/>
-      <w:r>
-        <w:rPr>
-          <w:lang w:val="en-US"/>
-        </w:rPr>
-        <w:t>=(</w:t>
-      </w:r>
-      <w:proofErr w:type="gramEnd"/>
-      <w:r>
-        <w:rPr>
-          <w:lang w:val="en-US"/>
-        </w:rPr>
-        <w:t xml:space="preserve">0,-0.4,0), </w:t>
+      <w:r>
+        <w:rPr>
+          <w:lang w:val="en-US"/>
+        </w:rPr>
+        <w:t xml:space="preserve">=(0,-0.4,0), </w:t>
       </w:r>
       <w:proofErr w:type="spellStart"/>
       <w:r>
@@ -8445,21 +7909,7 @@
         <w:rPr>
           <w:lang w:val="en-US"/>
         </w:rPr>
-        <w:t xml:space="preserve">/Setup/Build Car Prefab </w:t>
-      </w:r>
-      <w:proofErr w:type="gramStart"/>
-      <w:r>
-        <w:rPr>
-          <w:lang w:val="en-US"/>
-        </w:rPr>
-        <w:t>From</w:t>
-      </w:r>
-      <w:proofErr w:type="gramEnd"/>
-      <w:r>
-        <w:rPr>
-          <w:lang w:val="en-US"/>
-        </w:rPr>
-        <w:t xml:space="preserve"> Selected FBX — </w:t>
+        <w:t xml:space="preserve">/Setup/Build Car Prefab From Selected FBX — </w:t>
       </w:r>
       <w:r>
         <w:t>выделил</w:t>
@@ -9586,21 +9036,7 @@
         <w:rPr>
           <w:lang w:val="en-US"/>
         </w:rPr>
-        <w:t xml:space="preserve"> Build Car Prefab </w:t>
-      </w:r>
-      <w:proofErr w:type="gramStart"/>
-      <w:r>
-        <w:rPr>
-          <w:lang w:val="en-US"/>
-        </w:rPr>
-        <w:t>From</w:t>
-      </w:r>
-      <w:proofErr w:type="gramEnd"/>
-      <w:r>
-        <w:rPr>
-          <w:lang w:val="en-US"/>
-        </w:rPr>
-        <w:t xml:space="preserve"> Selected FBX → prefab </w:t>
+        <w:t xml:space="preserve"> Build Car Prefab From Selected FBX → prefab </w:t>
       </w:r>
       <w:r>
         <w:t>в</w:t>
@@ -9944,7 +9380,6 @@
         <w:t xml:space="preserve"> — SO </w:t>
       </w:r>
       <w:proofErr w:type="spellStart"/>
-      <w:proofErr w:type="gramStart"/>
       <w:r>
         <w:rPr>
           <w:lang w:val="en-US"/>
@@ -9956,14 +9391,7 @@
         <w:rPr>
           <w:lang w:val="en-US"/>
         </w:rPr>
-        <w:t>[</w:t>
-      </w:r>
-      <w:proofErr w:type="gramEnd"/>
-      <w:r>
-        <w:rPr>
-          <w:lang w:val="en-US"/>
-        </w:rPr>
-        <w:t>] (</w:t>
+        <w:t>[] (</w:t>
       </w:r>
       <w:r>
         <w:t>полная</w:t>
@@ -10426,15 +9854,7 @@
       </w:r>
       <w:proofErr w:type="spellEnd"/>
       <w:r>
-        <w:t xml:space="preserve">; </w:t>
-      </w:r>
-      <w:proofErr w:type="gramStart"/>
-      <w:r>
-        <w:t>Launch(</w:t>
-      </w:r>
-      <w:proofErr w:type="gramEnd"/>
-      <w:r>
-        <w:t>) проигрывает + возвращает себя в пул по завершении.</w:t>
+        <w:t>; Launch() проигрывает + возвращает себя в пул по завершении.</w:t>
       </w:r>
     </w:p>
     <w:p>
@@ -10500,7 +9920,6 @@
         <w:t xml:space="preserve"> — публичный </w:t>
       </w:r>
       <w:proofErr w:type="spellStart"/>
-      <w:proofErr w:type="gramStart"/>
       <w:r>
         <w:t>PlayEffect</w:t>
       </w:r>
@@ -10510,11 +9929,7 @@
       </w:r>
       <w:proofErr w:type="spellStart"/>
       <w:r>
-        <w:t>VfxEffectType,pos</w:t>
-      </w:r>
-      <w:proofErr w:type="gramEnd"/>
-      <w:r>
-        <w:t>,rot</w:t>
+        <w:t>VfxEffectType,pos,rot</w:t>
       </w:r>
       <w:proofErr w:type="spellEnd"/>
       <w:r>
@@ -10587,28 +10002,14 @@
         <w:rPr>
           <w:lang w:val="en-US"/>
         </w:rPr>
-        <w:t xml:space="preserve"> → editor-script-</w:t>
-      </w:r>
-      <w:proofErr w:type="gramStart"/>
-      <w:r>
-        <w:rPr>
-          <w:lang w:val="en-US"/>
-        </w:rPr>
-        <w:t>creator)</w:t>
-      </w:r>
-      <w:proofErr w:type="spellStart"/>
-      <w:r>
-        <w:rPr>
-          <w:lang w:val="en-US"/>
-        </w:rPr>
-        <w:t>visual</w:t>
-      </w:r>
-      <w:proofErr w:type="gramEnd"/>
-      <w:r>
-        <w:rPr>
-          <w:lang w:val="en-US"/>
-        </w:rPr>
-        <w:t>→CarController</w:t>
+        <w:t xml:space="preserve"> → editor-script-creator)</w:t>
+      </w:r>
+      <w:proofErr w:type="spellStart"/>
+      <w:r>
+        <w:rPr>
+          <w:lang w:val="en-US"/>
+        </w:rPr>
+        <w:t>visual→CarController</w:t>
       </w:r>
       <w:proofErr w:type="spellEnd"/>
       <w:r>
@@ -10933,15 +10334,7 @@
       </w:r>
       <w:proofErr w:type="spellEnd"/>
       <w:r>
-        <w:t xml:space="preserve"> вместо одиночных </w:t>
-      </w:r>
-      <w:proofErr w:type="gramStart"/>
-      <w:r>
-        <w:t>RegisterComponentInHierarchy&lt;</w:t>
-      </w:r>
-      <w:proofErr w:type="gramEnd"/>
-      <w:r>
-        <w:t xml:space="preserve">CarController&gt;/&lt;CarDamageVisualController&gt; — </w:t>
+        <w:t xml:space="preserve"> вместо одиночных RegisterComponentInHierarchy&lt;CarController&gt;/&lt;CarDamageVisualController&gt; — </w:t>
       </w:r>
       <w:proofErr w:type="spellStart"/>
       <w:r>
@@ -10952,17 +10345,12 @@
         <w:t xml:space="preserve"> </w:t>
       </w:r>
       <w:proofErr w:type="spellStart"/>
-      <w:proofErr w:type="gramStart"/>
       <w:r>
         <w:t>GameObject</w:t>
       </w:r>
       <w:proofErr w:type="spellEnd"/>
       <w:r>
-        <w:t>[</w:t>
-      </w:r>
-      <w:proofErr w:type="gramEnd"/>
-      <w:r>
-        <w:t>] _</w:t>
+        <w:t>[] _</w:t>
       </w:r>
       <w:proofErr w:type="spellStart"/>
       <w:r>
@@ -10981,12 +10369,10 @@
         <w:t xml:space="preserve">, который вызывает </w:t>
       </w:r>
       <w:proofErr w:type="spellStart"/>
-      <w:proofErr w:type="gramStart"/>
       <w:r>
         <w:t>container.InjectGameObject</w:t>
       </w:r>
       <w:proofErr w:type="spellEnd"/>
-      <w:proofErr w:type="gramEnd"/>
       <w:r>
         <w:t>(</w:t>
       </w:r>
@@ -11097,17 +10483,12 @@
         <w:t xml:space="preserve">3. Источник ввода на каждую машину (ключевая абстракция). Новый </w:t>
       </w:r>
       <w:proofErr w:type="spellStart"/>
-      <w:proofErr w:type="gramStart"/>
       <w:r>
         <w:t>AiInputProvider</w:t>
       </w:r>
       <w:proofErr w:type="spellEnd"/>
       <w:r>
-        <w:t xml:space="preserve"> :</w:t>
-      </w:r>
-      <w:proofErr w:type="gramEnd"/>
-      <w:r>
-        <w:t xml:space="preserve"> </w:t>
+        <w:t xml:space="preserve"> : </w:t>
       </w:r>
       <w:proofErr w:type="spellStart"/>
       <w:r>
@@ -11150,7 +10531,6 @@
         <w:t xml:space="preserve"> получает </w:t>
       </w:r>
       <w:proofErr w:type="spellStart"/>
-      <w:proofErr w:type="gramStart"/>
       <w:r>
         <w:t>SetInputSource</w:t>
       </w:r>
@@ -11159,7 +10539,6 @@
         <w:t>(</w:t>
       </w:r>
       <w:proofErr w:type="spellStart"/>
-      <w:proofErr w:type="gramEnd"/>
       <w:r>
         <w:t>IInputProvider</w:t>
       </w:r>
@@ -11330,7 +10709,6 @@
         <w:t xml:space="preserve"> — SO: </w:t>
       </w:r>
       <w:proofErr w:type="spellStart"/>
-      <w:proofErr w:type="gramStart"/>
       <w:r>
         <w:rPr>
           <w:lang w:val="en-US"/>
@@ -11342,14 +10720,7 @@
         <w:rPr>
           <w:lang w:val="en-US"/>
         </w:rPr>
-        <w:t>(0..</w:t>
-      </w:r>
-      <w:proofErr w:type="gramEnd"/>
-      <w:r>
-        <w:rPr>
-          <w:lang w:val="en-US"/>
-        </w:rPr>
-        <w:t xml:space="preserve">1), </w:t>
+        <w:t xml:space="preserve">(0..1), </w:t>
       </w:r>
       <w:proofErr w:type="spellStart"/>
       <w:r>
@@ -11533,21 +10904,7 @@
         <w:rPr>
           <w:lang w:val="en-US"/>
         </w:rPr>
-        <w:t xml:space="preserve"> </w:t>
-      </w:r>
-      <w:proofErr w:type="gramStart"/>
-      <w:r>
-        <w:rPr>
-          <w:lang w:val="en-US"/>
-        </w:rPr>
-        <w:t>Tick(</w:t>
-      </w:r>
-      <w:proofErr w:type="gramEnd"/>
-      <w:r>
-        <w:rPr>
-          <w:lang w:val="en-US"/>
-        </w:rPr>
-        <w:t xml:space="preserve">ref </w:t>
+        <w:t xml:space="preserve"> Tick(ref </w:t>
       </w:r>
       <w:proofErr w:type="spellStart"/>
       <w:r>
@@ -11665,7 +11022,6 @@
         <w:t xml:space="preserve"> </w:t>
       </w:r>
       <w:proofErr w:type="spellStart"/>
-      <w:proofErr w:type="gramStart"/>
       <w:r>
         <w:rPr>
           <w:lang w:val="en-US"/>
@@ -11680,7 +11036,6 @@
         <w:t>&lt;</w:t>
       </w:r>
       <w:proofErr w:type="spellStart"/>
-      <w:proofErr w:type="gramEnd"/>
       <w:r>
         <w:rPr>
           <w:lang w:val="en-US"/>
@@ -11852,7 +11207,6 @@
         <w:t xml:space="preserve">] </w:t>
       </w:r>
       <w:proofErr w:type="spellStart"/>
-      <w:proofErr w:type="gramStart"/>
       <w:r>
         <w:t>Construct</w:t>
       </w:r>
@@ -11861,7 +11215,6 @@
         <w:t>(</w:t>
       </w:r>
       <w:proofErr w:type="spellStart"/>
-      <w:proofErr w:type="gramEnd"/>
       <w:r>
         <w:t>IEnemyAIService</w:t>
       </w:r>
@@ -12011,7 +11364,6 @@
         <w:t xml:space="preserve"> — public void </w:t>
       </w:r>
       <w:proofErr w:type="spellStart"/>
-      <w:proofErr w:type="gramStart"/>
       <w:r>
         <w:rPr>
           <w:lang w:val="en-US"/>
@@ -12026,7 +11378,6 @@
         <w:t>(</w:t>
       </w:r>
       <w:proofErr w:type="spellStart"/>
-      <w:proofErr w:type="gramEnd"/>
       <w:r>
         <w:rPr>
           <w:lang w:val="en-US"/>
@@ -13116,14 +12467,7 @@
         <w:rPr>
           <w:lang w:val="en-US"/>
         </w:rPr>
-        <w:t xml:space="preserve"> </w:t>
-      </w:r>
-      <w:proofErr w:type="gramStart"/>
-      <w:r>
-        <w:rPr>
-          <w:lang w:val="en-US"/>
-        </w:rPr>
-        <w:t xml:space="preserve">{ </w:t>
+        <w:t xml:space="preserve"> { </w:t>
       </w:r>
       <w:proofErr w:type="spellStart"/>
       <w:r>
@@ -13133,7 +12477,6 @@
         <w:t>EnemyPersonalityConfig</w:t>
       </w:r>
       <w:proofErr w:type="spellEnd"/>
-      <w:proofErr w:type="gramEnd"/>
       <w:r>
         <w:rPr>
           <w:lang w:val="en-US"/>
@@ -13152,21 +12495,7 @@
         <w:rPr>
           <w:lang w:val="en-US"/>
         </w:rPr>
-        <w:t xml:space="preserve"> car</w:t>
-      </w:r>
-      <w:proofErr w:type="gramStart"/>
-      <w:r>
-        <w:rPr>
-          <w:lang w:val="en-US"/>
-        </w:rPr>
-        <w:t>; }</w:t>
-      </w:r>
-      <w:proofErr w:type="gramEnd"/>
-      <w:r>
-        <w:rPr>
-          <w:lang w:val="en-US"/>
-        </w:rPr>
-        <w:t xml:space="preserve"> + int </w:t>
+        <w:t xml:space="preserve"> car; } + int </w:t>
       </w:r>
       <w:proofErr w:type="spellStart"/>
       <w:r>
@@ -14967,7 +14296,6 @@
         <w:t xml:space="preserve">(...), </w:t>
       </w:r>
       <w:proofErr w:type="spellStart"/>
-      <w:proofErr w:type="gramStart"/>
       <w:r>
         <w:rPr>
           <w:lang w:val="en-US"/>
@@ -14982,7 +14310,6 @@
         <w:t>(</w:t>
       </w:r>
       <w:proofErr w:type="spellStart"/>
-      <w:proofErr w:type="gramEnd"/>
       <w:r>
         <w:rPr>
           <w:lang w:val="en-US"/>
@@ -15020,7 +14347,6 @@
         <w:t xml:space="preserve"> Instantiate +_</w:t>
       </w:r>
       <w:proofErr w:type="spellStart"/>
-      <w:proofErr w:type="gramStart"/>
       <w:r>
         <w:rPr>
           <w:lang w:val="en-US"/>
@@ -15028,7 +14354,6 @@
         <w:t>container.InjectGameObject</w:t>
       </w:r>
       <w:proofErr w:type="spellEnd"/>
-      <w:proofErr w:type="gramEnd"/>
       <w:r>
         <w:rPr>
           <w:lang w:val="en-US"/>
@@ -15364,14 +14689,7 @@
         <w:rPr>
           <w:lang w:val="en-US"/>
         </w:rPr>
-        <w:t xml:space="preserve"> </w:t>
-      </w:r>
-      <w:proofErr w:type="gramStart"/>
-      <w:r>
-        <w:rPr>
-          <w:lang w:val="en-US"/>
-        </w:rPr>
-        <w:t xml:space="preserve">{ </w:t>
+        <w:t xml:space="preserve"> { </w:t>
       </w:r>
       <w:proofErr w:type="spellStart"/>
       <w:r>
@@ -15381,7 +14699,6 @@
         <w:t>RewardSource</w:t>
       </w:r>
       <w:proofErr w:type="spellEnd"/>
-      <w:proofErr w:type="gramEnd"/>
       <w:r>
         <w:rPr>
           <w:lang w:val="en-US"/>
@@ -15403,7 +14720,6 @@
         <w:t xml:space="preserve">, int </w:t>
       </w:r>
       <w:proofErr w:type="spellStart"/>
-      <w:proofErr w:type="gramStart"/>
       <w:r>
         <w:rPr>
           <w:lang w:val="en-US"/>
@@ -15415,17 +14731,160 @@
         <w:rPr>
           <w:lang w:val="en-US"/>
         </w:rPr>
+        <w:t xml:space="preserve"> } — §15.3 </w:t>
+      </w:r>
+      <w:r>
+        <w:t>предохранитель</w:t>
+      </w:r>
+      <w:r>
+        <w:rPr>
+          <w:lang w:val="en-US"/>
+        </w:rPr>
+        <w:t>.</w:t>
+      </w:r>
+    </w:p>
+    <w:p>
+      <w:pPr>
+        <w:rPr>
+          <w:lang w:val="en-US"/>
+        </w:rPr>
+      </w:pPr>
+      <w:r>
+        <w:rPr>
+          <w:lang w:val="en-US"/>
+        </w:rPr>
+        <w:t xml:space="preserve">- </w:t>
+      </w:r>
+      <w:proofErr w:type="spellStart"/>
+      <w:r>
+        <w:rPr>
+          <w:lang w:val="en-US"/>
+        </w:rPr>
+        <w:t>DerbyMatchStartedEvent</w:t>
+      </w:r>
+      <w:proofErr w:type="spellEnd"/>
+      <w:r>
+        <w:rPr>
+          <w:lang w:val="en-US"/>
+        </w:rPr>
+        <w:t xml:space="preserve"> { int </w:t>
+      </w:r>
+      <w:proofErr w:type="spellStart"/>
+      <w:r>
+        <w:rPr>
+          <w:lang w:val="en-US"/>
+        </w:rPr>
+        <w:t>totalCars</w:t>
+      </w:r>
+      <w:proofErr w:type="spellEnd"/>
+      <w:r>
+        <w:rPr>
+          <w:lang w:val="en-US"/>
+        </w:rPr>
         <w:t xml:space="preserve"> }</w:t>
       </w:r>
-      <w:proofErr w:type="gramEnd"/>
-      <w:r>
-        <w:rPr>
-          <w:lang w:val="en-US"/>
-        </w:rPr>
-        <w:t xml:space="preserve"> — §15.3 </w:t>
-      </w:r>
-      <w:r>
-        <w:t>предохранитель</w:t>
+    </w:p>
+    <w:p>
+      <w:pPr>
+        <w:rPr>
+          <w:lang w:val="en-US"/>
+        </w:rPr>
+      </w:pPr>
+      <w:r>
+        <w:rPr>
+          <w:lang w:val="en-US"/>
+        </w:rPr>
+        <w:t xml:space="preserve">- </w:t>
+      </w:r>
+      <w:proofErr w:type="spellStart"/>
+      <w:r>
+        <w:rPr>
+          <w:lang w:val="en-US"/>
+        </w:rPr>
+        <w:t>DerbyMatchEndedEvent</w:t>
+      </w:r>
+      <w:proofErr w:type="spellEnd"/>
+      <w:r>
+        <w:rPr>
+          <w:lang w:val="en-US"/>
+        </w:rPr>
+        <w:t xml:space="preserve"> { </w:t>
+      </w:r>
+      <w:proofErr w:type="spellStart"/>
+      <w:r>
+        <w:rPr>
+          <w:lang w:val="en-US"/>
+        </w:rPr>
+        <w:t>CarId</w:t>
+      </w:r>
+      <w:proofErr w:type="spellEnd"/>
+      <w:r>
+        <w:rPr>
+          <w:lang w:val="en-US"/>
+        </w:rPr>
+        <w:t xml:space="preserve"> winner, int </w:t>
+      </w:r>
+      <w:proofErr w:type="spellStart"/>
+      <w:r>
+        <w:rPr>
+          <w:lang w:val="en-US"/>
+        </w:rPr>
+        <w:t>playerKills</w:t>
+      </w:r>
+      <w:proofErr w:type="spellEnd"/>
+      <w:r>
+        <w:rPr>
+          <w:lang w:val="en-US"/>
+        </w:rPr>
+        <w:t xml:space="preserve">, float duration } — </w:t>
+      </w:r>
+      <w:r>
+        <w:t>уже</w:t>
+      </w:r>
+      <w:r>
+        <w:rPr>
+          <w:lang w:val="en-US"/>
+        </w:rPr>
+        <w:t xml:space="preserve"> </w:t>
+      </w:r>
+      <w:r>
+        <w:t>в</w:t>
+      </w:r>
+      <w:r>
+        <w:rPr>
+          <w:lang w:val="en-US"/>
+        </w:rPr>
+        <w:t xml:space="preserve"> </w:t>
+      </w:r>
+      <w:r>
+        <w:t>чек</w:t>
+      </w:r>
+      <w:r>
+        <w:rPr>
+          <w:lang w:val="en-US"/>
+        </w:rPr>
+        <w:t>-</w:t>
+      </w:r>
+      <w:r>
+        <w:t>листе</w:t>
+      </w:r>
+      <w:r>
+        <w:rPr>
+          <w:lang w:val="en-US"/>
+        </w:rPr>
+        <w:t xml:space="preserve"> §13, </w:t>
+      </w:r>
+      <w:r>
+        <w:t>проверю</w:t>
+      </w:r>
+      <w:r>
+        <w:rPr>
+          <w:lang w:val="en-US"/>
+        </w:rPr>
+        <w:t xml:space="preserve"> </w:t>
+      </w:r>
+      <w:r>
+        <w:t>существование</w:t>
       </w:r>
       <w:r>
         <w:rPr>
@@ -15451,78 +14910,14 @@
         <w:rPr>
           <w:lang w:val="en-US"/>
         </w:rPr>
-        <w:t>DerbyMatchStartedEvent</w:t>
-      </w:r>
-      <w:proofErr w:type="spellEnd"/>
-      <w:r>
-        <w:rPr>
-          <w:lang w:val="en-US"/>
-        </w:rPr>
-        <w:t xml:space="preserve"> </w:t>
-      </w:r>
-      <w:proofErr w:type="gramStart"/>
-      <w:r>
-        <w:rPr>
-          <w:lang w:val="en-US"/>
-        </w:rPr>
-        <w:t>{ int</w:t>
-      </w:r>
-      <w:proofErr w:type="gramEnd"/>
-      <w:r>
-        <w:rPr>
-          <w:lang w:val="en-US"/>
-        </w:rPr>
-        <w:t xml:space="preserve"> </w:t>
-      </w:r>
-      <w:proofErr w:type="spellStart"/>
-      <w:proofErr w:type="gramStart"/>
-      <w:r>
-        <w:rPr>
-          <w:lang w:val="en-US"/>
-        </w:rPr>
-        <w:t>totalCars</w:t>
-      </w:r>
-      <w:proofErr w:type="spellEnd"/>
-      <w:r>
-        <w:rPr>
-          <w:lang w:val="en-US"/>
-        </w:rPr>
-        <w:t xml:space="preserve"> }</w:t>
-      </w:r>
-      <w:proofErr w:type="gramEnd"/>
-    </w:p>
-    <w:p>
-      <w:pPr>
-        <w:rPr>
-          <w:lang w:val="en-US"/>
-        </w:rPr>
-      </w:pPr>
-      <w:r>
-        <w:rPr>
-          <w:lang w:val="en-US"/>
-        </w:rPr>
-        <w:t xml:space="preserve">- </w:t>
-      </w:r>
-      <w:proofErr w:type="spellStart"/>
-      <w:r>
-        <w:rPr>
-          <w:lang w:val="en-US"/>
-        </w:rPr>
-        <w:t>DerbyMatchEndedEvent</w:t>
-      </w:r>
-      <w:proofErr w:type="spellEnd"/>
-      <w:r>
-        <w:rPr>
-          <w:lang w:val="en-US"/>
-        </w:rPr>
-        <w:t xml:space="preserve"> </w:t>
-      </w:r>
-      <w:proofErr w:type="gramStart"/>
-      <w:r>
-        <w:rPr>
-          <w:lang w:val="en-US"/>
-        </w:rPr>
-        <w:t xml:space="preserve">{ </w:t>
+        <w:t>PickupCollectedEvent</w:t>
+      </w:r>
+      <w:proofErr w:type="spellEnd"/>
+      <w:r>
+        <w:rPr>
+          <w:lang w:val="en-US"/>
+        </w:rPr>
+        <w:t xml:space="preserve"> { </w:t>
       </w:r>
       <w:proofErr w:type="spellStart"/>
       <w:r>
@@ -15532,138 +14927,6 @@
         <w:t>CarId</w:t>
       </w:r>
       <w:proofErr w:type="spellEnd"/>
-      <w:proofErr w:type="gramEnd"/>
-      <w:r>
-        <w:rPr>
-          <w:lang w:val="en-US"/>
-        </w:rPr>
-        <w:t xml:space="preserve"> winner, int </w:t>
-      </w:r>
-      <w:proofErr w:type="spellStart"/>
-      <w:r>
-        <w:rPr>
-          <w:lang w:val="en-US"/>
-        </w:rPr>
-        <w:t>playerKills</w:t>
-      </w:r>
-      <w:proofErr w:type="spellEnd"/>
-      <w:r>
-        <w:rPr>
-          <w:lang w:val="en-US"/>
-        </w:rPr>
-        <w:t xml:space="preserve">, float </w:t>
-      </w:r>
-      <w:proofErr w:type="gramStart"/>
-      <w:r>
-        <w:rPr>
-          <w:lang w:val="en-US"/>
-        </w:rPr>
-        <w:t>duration }</w:t>
-      </w:r>
-      <w:proofErr w:type="gramEnd"/>
-      <w:r>
-        <w:rPr>
-          <w:lang w:val="en-US"/>
-        </w:rPr>
-        <w:t xml:space="preserve"> — </w:t>
-      </w:r>
-      <w:r>
-        <w:t>уже</w:t>
-      </w:r>
-      <w:r>
-        <w:rPr>
-          <w:lang w:val="en-US"/>
-        </w:rPr>
-        <w:t xml:space="preserve"> </w:t>
-      </w:r>
-      <w:r>
-        <w:t>в</w:t>
-      </w:r>
-      <w:r>
-        <w:rPr>
-          <w:lang w:val="en-US"/>
-        </w:rPr>
-        <w:t xml:space="preserve"> </w:t>
-      </w:r>
-      <w:r>
-        <w:t>чек</w:t>
-      </w:r>
-      <w:r>
-        <w:rPr>
-          <w:lang w:val="en-US"/>
-        </w:rPr>
-        <w:t>-</w:t>
-      </w:r>
-      <w:r>
-        <w:t>листе</w:t>
-      </w:r>
-      <w:r>
-        <w:rPr>
-          <w:lang w:val="en-US"/>
-        </w:rPr>
-        <w:t xml:space="preserve"> §13, </w:t>
-      </w:r>
-      <w:r>
-        <w:t>проверю</w:t>
-      </w:r>
-      <w:r>
-        <w:rPr>
-          <w:lang w:val="en-US"/>
-        </w:rPr>
-        <w:t xml:space="preserve"> </w:t>
-      </w:r>
-      <w:r>
-        <w:t>существование</w:t>
-      </w:r>
-      <w:r>
-        <w:rPr>
-          <w:lang w:val="en-US"/>
-        </w:rPr>
-        <w:t>.</w:t>
-      </w:r>
-    </w:p>
-    <w:p>
-      <w:pPr>
-        <w:rPr>
-          <w:lang w:val="en-US"/>
-        </w:rPr>
-      </w:pPr>
-      <w:r>
-        <w:rPr>
-          <w:lang w:val="en-US"/>
-        </w:rPr>
-        <w:t xml:space="preserve">- </w:t>
-      </w:r>
-      <w:proofErr w:type="spellStart"/>
-      <w:r>
-        <w:rPr>
-          <w:lang w:val="en-US"/>
-        </w:rPr>
-        <w:t>PickupCollectedEvent</w:t>
-      </w:r>
-      <w:proofErr w:type="spellEnd"/>
-      <w:r>
-        <w:rPr>
-          <w:lang w:val="en-US"/>
-        </w:rPr>
-        <w:t xml:space="preserve"> </w:t>
-      </w:r>
-      <w:proofErr w:type="gramStart"/>
-      <w:r>
-        <w:rPr>
-          <w:lang w:val="en-US"/>
-        </w:rPr>
-        <w:t xml:space="preserve">{ </w:t>
-      </w:r>
-      <w:proofErr w:type="spellStart"/>
-      <w:r>
-        <w:rPr>
-          <w:lang w:val="en-US"/>
-        </w:rPr>
-        <w:t>CarId</w:t>
-      </w:r>
-      <w:proofErr w:type="spellEnd"/>
-      <w:proofErr w:type="gramEnd"/>
       <w:r>
         <w:rPr>
           <w:lang w:val="en-US"/>
@@ -15682,21 +14945,7 @@
         <w:rPr>
           <w:lang w:val="en-US"/>
         </w:rPr>
-        <w:t xml:space="preserve"> </w:t>
-      </w:r>
-      <w:proofErr w:type="gramStart"/>
-      <w:r>
-        <w:rPr>
-          <w:lang w:val="en-US"/>
-        </w:rPr>
-        <w:t>type }</w:t>
-      </w:r>
-      <w:proofErr w:type="gramEnd"/>
-      <w:r>
-        <w:rPr>
-          <w:lang w:val="en-US"/>
-        </w:rPr>
-        <w:t xml:space="preserve"> (</w:t>
+        <w:t xml:space="preserve"> type } (</w:t>
       </w:r>
       <w:proofErr w:type="spellStart"/>
       <w:r>
@@ -15970,15 +15219,7 @@
       </w:r>
       <w:proofErr w:type="spellEnd"/>
       <w:r>
-        <w:t>&lt;&gt;/</w:t>
-      </w:r>
-      <w:proofErr w:type="gramStart"/>
-      <w:r>
-        <w:t>As&lt;</w:t>
-      </w:r>
-      <w:proofErr w:type="gramEnd"/>
-      <w:r>
-        <w:t>&gt; для сервисов/фабрик.</w:t>
+        <w:t>&lt;&gt;/As&lt;&gt; для сервисов/фабрик.</w:t>
       </w:r>
     </w:p>
     <w:p>
@@ -16642,21 +15883,7 @@
         <w:rPr>
           <w:lang w:val="en-US"/>
         </w:rPr>
-        <w:t xml:space="preserve"> Derby_Arena_</w:t>
-      </w:r>
-      <w:proofErr w:type="gramStart"/>
-      <w:r>
-        <w:rPr>
-          <w:lang w:val="en-US"/>
-        </w:rPr>
-        <w:t>01.unity</w:t>
-      </w:r>
-      <w:proofErr w:type="gramEnd"/>
-      <w:r>
-        <w:rPr>
-          <w:lang w:val="en-US"/>
-        </w:rPr>
-        <w:t xml:space="preserve">: floor </w:t>
+        <w:t xml:space="preserve"> Derby_Arena_01.unity: floor </w:t>
       </w:r>
       <w:proofErr w:type="spellStart"/>
       <w:r>
@@ -17327,13 +16554,8 @@
         <w:t>cli-workflow</w:t>
       </w:r>
       <w:proofErr w:type="spellEnd"/>
-      <w:proofErr w:type="gramStart"/>
-      <w:r>
-        <w:t xml:space="preserve"> §аудит</w:t>
-      </w:r>
-      <w:proofErr w:type="gramEnd"/>
-      <w:r>
-        <w:t xml:space="preserve"> — после шагов 3/6/9; шаг 6 ещё впереди, но шаг 5 объёмный, разумно прогнать сейчас).</w:t>
+      <w:r>
+        <w:t xml:space="preserve"> §аудит — после шагов 3/6/9; шаг 6 ещё впереди, но шаг 5 объёмный, разумно прогнать сейчас).</w:t>
       </w:r>
     </w:p>
     <w:p/>
@@ -17749,15 +16971,7 @@
         <w:t>⚠️</w:t>
       </w:r>
       <w:r>
-        <w:t xml:space="preserve"> Старт из главного меню — Шаг 8 (пока </w:t>
-      </w:r>
-      <w:proofErr w:type="gramStart"/>
-      <w:r>
-        <w:t>авто-старт</w:t>
-      </w:r>
-      <w:proofErr w:type="gramEnd"/>
-      <w:r>
-        <w:t xml:space="preserve"> сцены)</w:t>
+        <w:t xml:space="preserve"> Старт из главного меню — Шаг 8 (пока авто-старт сцены)</w:t>
       </w:r>
     </w:p>
     <w:p/>
@@ -21481,15 +20695,7 @@
       </w:r>
       <w:proofErr w:type="spellEnd"/>
       <w:r>
-        <w:t xml:space="preserve"> отсутствует, из машин игрока есть только Car_Sport_</w:t>
-      </w:r>
-      <w:proofErr w:type="gramStart"/>
-      <w:r>
-        <w:t>09.prefab</w:t>
-      </w:r>
-      <w:proofErr w:type="gramEnd"/>
-      <w:r>
-        <w:t>.</w:t>
+        <w:t xml:space="preserve"> отсутствует, из машин игрока есть только Car_Sport_09.prefab.</w:t>
       </w:r>
     </w:p>
     <w:p/>
@@ -21950,21 +21156,7 @@
         <w:rPr>
           <w:lang w:val="en-US"/>
         </w:rPr>
-        <w:t xml:space="preserve"> </w:t>
-      </w:r>
-      <w:proofErr w:type="gramStart"/>
-      <w:r>
-        <w:rPr>
-          <w:lang w:val="en-US"/>
-        </w:rPr>
-        <w:t>+ .asset</w:t>
-      </w:r>
-      <w:proofErr w:type="gramEnd"/>
-      <w:r>
-        <w:rPr>
-          <w:lang w:val="en-US"/>
-        </w:rPr>
-        <w:t xml:space="preserve">; </w:t>
+        <w:t xml:space="preserve"> + .asset; </w:t>
       </w:r>
       <w:r>
         <w:t>сборка</w:t>
@@ -22869,6 +22061,9 @@
     </w:p>
     <w:p/>
     <w:p>
+      <w:pPr>
+        <w:pStyle w:val="3"/>
+      </w:pPr>
       <w:r>
         <w:t xml:space="preserve">План шага 9 — Mobile </w:t>
       </w:r>
@@ -22988,7 +22183,69 @@
         </w:drawing>
       </w:r>
     </w:p>
-    <w:p/>
+    <w:p>
+      <w:pPr>
+        <w:pStyle w:val="3"/>
+      </w:pPr>
+      <w:r>
+        <w:t xml:space="preserve">План шага 10 — </w:t>
+      </w:r>
+      <w:proofErr w:type="spellStart"/>
+      <w:r>
+        <w:t>Polish</w:t>
+      </w:r>
+      <w:proofErr w:type="spellEnd"/>
+    </w:p>
+    <w:p>
+      <w:proofErr w:type="spellStart"/>
+      <w:r>
+        <w:t>Подшаги</w:t>
+      </w:r>
+      <w:proofErr w:type="spellEnd"/>
+      <w:r>
+        <w:t xml:space="preserve">: 10a </w:t>
+      </w:r>
+      <w:proofErr w:type="spellStart"/>
+      <w:r>
+        <w:t>Pause</w:t>
+      </w:r>
+      <w:proofErr w:type="spellEnd"/>
+      <w:r>
+        <w:t xml:space="preserve"> → 10b </w:t>
+      </w:r>
+      <w:proofErr w:type="spellStart"/>
+      <w:r>
+        <w:t>Kill-feed</w:t>
+      </w:r>
+      <w:proofErr w:type="spellEnd"/>
+      <w:r>
+        <w:t xml:space="preserve"> → 10c </w:t>
+      </w:r>
+      <w:proofErr w:type="spellStart"/>
+      <w:r>
+        <w:t>Death</w:t>
+      </w:r>
+      <w:proofErr w:type="spellEnd"/>
+      <w:r>
+        <w:t>-UX → 10d Баланс (</w:t>
+      </w:r>
+      <w:proofErr w:type="spellStart"/>
+      <w:r>
+        <w:t>playtest</w:t>
+      </w:r>
+      <w:proofErr w:type="spellEnd"/>
+      <w:r>
+        <w:t xml:space="preserve">). Кодовые 10a–10c, 10d — правки SO по твоему </w:t>
+      </w:r>
+      <w:proofErr w:type="spellStart"/>
+      <w:r>
+        <w:t>плейтесту</w:t>
+      </w:r>
+      <w:proofErr w:type="spellEnd"/>
+      <w:r>
+        <w:t>.</w:t>
+      </w:r>
+    </w:p>
     <w:sectPr>
       <w:pgSz w:w="11906" w:h="16838"/>
       <w:pgMar w:top="1134" w:right="850" w:bottom="1134" w:left="1701" w:header="708" w:footer="708" w:gutter="0"/>
